--- a/deliverables/potency_study/Strain_Potency_Study_14Aug2026.docx
+++ b/deliverables/potency_study/Strain_Potency_Study_14Aug2026.docx
@@ -59,7 +59,7 @@
           <w:spacing w:val="0"/>
           <w:kern w:val="0"/>
         </w:rPr>
-        <w:t>Студија на потенца по сорти</w:t>
+        <w:t>Студија на потенција по сорти</w:t>
       </w:r>
     </w:p>
     <w:p>
@@ -31102,7 +31102,7 @@
               <w:szCs w:val="28"/>
               <w:lang w:val="mk-MK"/>
             </w:rPr>
-            <w:t>СТУДИЈА НА ПОТЕНЦА ПО СОРТИ</w:t>
+            <w:t>СТУДИЈА НА ПОТЕНЦИЈА ПО СОРТИ</w:t>
           </w:r>
           <w:r>
             <w:rPr>

--- a/deliverables/potency_study/Strain_Potency_Study_14Aug2026.docx
+++ b/deliverables/potency_study/Strain_Potency_Study_14Aug2026.docx
@@ -7620,7 +7620,7 @@
           <w:spacing w:val="0"/>
           <w:kern w:val="0"/>
         </w:rPr>
-        <w:t>• Долна граница на класата = сидро − D − U(сидро), заокружено на 0,5 надолу; никогаш под 5,00% (критериум за прифатливост при ослободување). | Grade floor = anchor − D − U(anchor), rounded down to 0.5; never below 5.00% (the release acceptance floor).</w:t>
+        <w:t>• Потребен опсег: долна граница = сидро − D − U(сидро), никогаш под 5,00% (критериум за прифатливост при ослободување); горна граница = сидро + max(1,0, U(сидро)). | Required window: lower = anchor − D − U(anchor), never below 5.00% (the release acceptance floor); upper = anchor + max(1.0, U(anchor)).</w:t>
       </w:r>
     </w:p>
     <w:p>
@@ -7638,7 +7638,25 @@
           <w:spacing w:val="0"/>
           <w:kern w:val="0"/>
         </w:rPr>
-        <w:t>• Горна граница = сидро + U(сидро) (заокружено нагоре) — и повисоко повторно мерење останува внатре. | Grade ceiling = anchor + U(anchor) (rounded up) — a higher remeasure also stays inside.</w:t>
+        <w:t>• Класите по сорта се групираат лакомо по растечки сидра врз основа на потребниот опсег, со максимална ширина 6,5 процентни поени; класите СМЕЕ да се преклопуваат — серијата се класира поединечно, а дисјунктни класи би го вратиле стариот проблем со прелевање на границите. | Per-strain tiers are greedily clustered on ascending anchors over the required window, max width 6.5 points; tiers MAY overlap — batches are graded individually, and forcing disjoint tiers would recreate the old boundary-flip problem.</w:t>
+      </w:r>
+    </w:p>
+    <w:p>
+      <w:pPr>
+        <w:spacing w:before="40" w:after="20" w:line="254" w:lineRule="auto"/>
+        <w:jc w:val="left"/>
+      </w:pPr>
+      <w:r>
+        <w:rPr>
+          <w:rFonts w:ascii="Calibri" w:hAnsi="Calibri"/>
+          <w:b w:val="0"/>
+          <w:i w:val="0"/>
+          <w:color w:val="37474F"/>
+          <w:sz w:val="18"/>
+          <w:spacing w:val="0"/>
+          <w:kern w:val="0"/>
+        </w:rPr>
+        <w:t>• Потребниот опсег потоа се ДЕКЛАРИРА како НОМИНАЛА ± ТОЛЕРАНЦИЈА: номиналата е секогаш цел број (18,00%, никогаш 18,50%) — истата форма во која важечките QCSP 001 спецификации веќе ја запишуваат потенцијата, но со цел-број номинала. Толеранцијата е минимумот потребен за номинала ± толеранција да го покрие целиот потребен опсег, заокружена нагоре на следните 0,01 — заокружувањето е секогаш нанадвор. Секоја серија ја носи декларацијата на својата класа — никогаш посебна бројка. | The required window is then DECLARED as NOMINAL ± TOLERANCE: the nominal is always a whole number (18.00%, never 18.50%) — the same form the issued QCSP 001 specifications already use to record potency, but with a whole-number nominal. The tolerance is the minimum needed for nominal ± tolerance to cover the entire required window, rounded up to the next 0.01 — always outward. Every batch carries its tier's declaration — never a separate figure.</w:t>
       </w:r>
     </w:p>
     <w:p>
@@ -7657,24 +7675,6 @@
           <w:kern w:val="0"/>
         </w:rPr>
         <w:t>• U = мерна неодреденост ≈ 6,2% од вредноста (k=2, како на самите сертификати); D = 1,5 %апс./година (Поглавје 4). | U = measurement uncertainty ≈ 6.2% of value (k=2, as stated on the certificates); D = 1.5 %abs/year (Chapter 4).</w:t>
-      </w:r>
-    </w:p>
-    <w:p>
-      <w:pPr>
-        <w:spacing w:before="40" w:after="20" w:line="254" w:lineRule="auto"/>
-        <w:jc w:val="left"/>
-      </w:pPr>
-      <w:r>
-        <w:rPr>
-          <w:rFonts w:ascii="Calibri" w:hAnsi="Calibri"/>
-          <w:b w:val="0"/>
-          <w:i w:val="0"/>
-          <w:color w:val="37474F"/>
-          <w:sz w:val="18"/>
-          <w:spacing w:val="0"/>
-          <w:kern w:val="0"/>
-        </w:rPr>
-        <w:t>• Класите по сорта се групираат лакомо по растечки сидра, со максимална ширина 6,5 процентни поени; класите СМЕАТ да се преклопуваат — серијата се класира поединечно, а дисјунктни класи би го вратиле старот проблем со прелевање на границите. | Per-strain tiers are greedily clustered on ascending anchors, max width 6.5 points; tiers MAY overlap — batches are graded individually, and forcing disjoint tiers would recreate the old boundary-flip problem.</w:t>
       </w:r>
     </w:p>
     <w:p>
@@ -7805,10 +7805,11 @@
         <w:tblLook w:firstColumn="1" w:firstRow="1" w:lastColumn="0" w:lastRow="0" w:noHBand="0" w:noVBand="1" w:val="04A0"/>
       </w:tblPr>
       <w:tblGrid>
-        <w:gridCol w:w="2616"/>
-        <w:gridCol w:w="2616"/>
-        <w:gridCol w:w="2616"/>
-        <w:gridCol w:w="2616"/>
+        <w:gridCol w:w="2093"/>
+        <w:gridCol w:w="2093"/>
+        <w:gridCol w:w="2093"/>
+        <w:gridCol w:w="2093"/>
+        <w:gridCol w:w="2093"/>
       </w:tblGrid>
       <w:tr>
         <w:trPr>
@@ -7816,7 +7817,7 @@
         </w:trPr>
         <w:tc>
           <w:tcPr>
-            <w:tcW w:type="dxa" w:w="1020"/>
+            <w:tcW w:type="dxa" w:w="850"/>
             <w:vAlign w:val="center"/>
             <w:shd w:val="clear" w:color="auto" w:fill="2B547E"/>
           </w:tcPr>
@@ -7858,13 +7859,13 @@
                 <w:spacing w:val="0"/>
                 <w:kern w:val="0"/>
               </w:rPr>
-              <w:t>Опсег | Range (%)</w:t>
-            </w:r>
-          </w:p>
-        </w:tc>
-        <w:tc>
-          <w:tcPr>
-            <w:tcW w:type="dxa" w:w="4309"/>
+              <w:t>Номинала ± толер. | Nominal ± tol.</w:t>
+            </w:r>
+          </w:p>
+        </w:tc>
+        <w:tc>
+          <w:tcPr>
+            <w:tcW w:type="dxa" w:w="1474"/>
             <w:vAlign w:val="center"/>
             <w:shd w:val="clear" w:color="auto" w:fill="2B547E"/>
           </w:tcPr>
@@ -7882,13 +7883,13 @@
                 <w:spacing w:val="0"/>
                 <w:kern w:val="0"/>
               </w:rPr>
-              <w:t>Серии | Batches</w:t>
-            </w:r>
-          </w:p>
-        </w:tc>
-        <w:tc>
-          <w:tcPr>
-            <w:tcW w:type="dxa" w:w="2835"/>
+              <w:t>= Опсег | = Range (%)</w:t>
+            </w:r>
+          </w:p>
+        </w:tc>
+        <w:tc>
+          <w:tcPr>
+            <w:tcW w:type="dxa" w:w="3628"/>
             <w:vAlign w:val="center"/>
             <w:shd w:val="clear" w:color="auto" w:fill="2B547E"/>
           </w:tcPr>
@@ -7906,6 +7907,30 @@
                 <w:spacing w:val="0"/>
                 <w:kern w:val="0"/>
               </w:rPr>
+              <w:t>Серии | Batches</w:t>
+            </w:r>
+          </w:p>
+        </w:tc>
+        <w:tc>
+          <w:tcPr>
+            <w:tcW w:type="dxa" w:w="2268"/>
+            <w:vAlign w:val="center"/>
+            <w:shd w:val="clear" w:color="auto" w:fill="2B547E"/>
+          </w:tcPr>
+          <w:p>
+            <w:pPr>
+              <w:spacing w:before="20" w:after="20"/>
+              <w:jc w:val="center"/>
+            </w:pPr>
+            <w:r>
+              <w:rPr>
+                <w:rFonts w:ascii="Calibri" w:hAnsi="Calibri"/>
+                <w:b/>
+                <w:color w:val="FFFFFF"/>
+                <w:sz w:val="16"/>
+                <w:spacing w:val="0"/>
+                <w:kern w:val="0"/>
+              </w:rPr>
               <w:t>Сидра | Anchors (%)</w:t>
             </w:r>
           </w:p>
@@ -7914,7 +7939,7 @@
       <w:tr>
         <w:tc>
           <w:tcPr>
-            <w:tcW w:type="dxa" w:w="1020"/>
+            <w:tcW w:type="dxa" w:w="850"/>
             <w:vAlign w:val="center"/>
             <w:shd w:val="clear" w:color="auto" w:fill="FFFFFF"/>
           </w:tcPr>
@@ -7956,13 +7981,37 @@
                 <w:spacing w:val="0"/>
                 <w:kern w:val="0"/>
               </w:rPr>
-              <w:t>14.0 – 18.0</w:t>
-            </w:r>
-          </w:p>
-        </w:tc>
-        <w:tc>
-          <w:tcPr>
-            <w:tcW w:type="dxa" w:w="4309"/>
+              <w:t>16.00% ± 1.98%</w:t>
+            </w:r>
+          </w:p>
+        </w:tc>
+        <w:tc>
+          <w:tcPr>
+            <w:tcW w:type="dxa" w:w="1474"/>
+            <w:vAlign w:val="center"/>
+            <w:shd w:val="clear" w:color="auto" w:fill="FFFFFF"/>
+          </w:tcPr>
+          <w:p>
+            <w:pPr>
+              <w:spacing w:before="20" w:after="20"/>
+              <w:jc w:val="center"/>
+            </w:pPr>
+            <w:r>
+              <w:rPr>
+                <w:rFonts w:ascii="Calibri" w:hAnsi="Calibri"/>
+                <w:b w:val="0"/>
+                <w:color w:val="16232B"/>
+                <w:sz w:val="16"/>
+                <w:spacing w:val="0"/>
+                <w:kern w:val="0"/>
+              </w:rPr>
+              <w:t>14.02 – 17.98</w:t>
+            </w:r>
+          </w:p>
+        </w:tc>
+        <w:tc>
+          <w:tcPr>
+            <w:tcW w:type="dxa" w:w="3628"/>
             <w:vAlign w:val="center"/>
             <w:shd w:val="clear" w:color="auto" w:fill="FFFFFF"/>
           </w:tcPr>
@@ -7986,7 +8035,7 @@
         </w:tc>
         <w:tc>
           <w:tcPr>
-            <w:tcW w:type="dxa" w:w="2835"/>
+            <w:tcW w:type="dxa" w:w="2268"/>
             <w:vAlign w:val="center"/>
             <w:shd w:val="clear" w:color="auto" w:fill="FFFFFF"/>
           </w:tcPr>
@@ -8078,10 +8127,11 @@
         <w:tblLook w:firstColumn="1" w:firstRow="1" w:lastColumn="0" w:lastRow="0" w:noHBand="0" w:noVBand="1" w:val="04A0"/>
       </w:tblPr>
       <w:tblGrid>
-        <w:gridCol w:w="2616"/>
-        <w:gridCol w:w="2616"/>
-        <w:gridCol w:w="2616"/>
-        <w:gridCol w:w="2616"/>
+        <w:gridCol w:w="2093"/>
+        <w:gridCol w:w="2093"/>
+        <w:gridCol w:w="2093"/>
+        <w:gridCol w:w="2093"/>
+        <w:gridCol w:w="2093"/>
       </w:tblGrid>
       <w:tr>
         <w:trPr>
@@ -8089,7 +8139,7 @@
         </w:trPr>
         <w:tc>
           <w:tcPr>
-            <w:tcW w:type="dxa" w:w="1020"/>
+            <w:tcW w:type="dxa" w:w="850"/>
             <w:vAlign w:val="center"/>
             <w:shd w:val="clear" w:color="auto" w:fill="2B547E"/>
           </w:tcPr>
@@ -8131,13 +8181,13 @@
                 <w:spacing w:val="0"/>
                 <w:kern w:val="0"/>
               </w:rPr>
-              <w:t>Опсег | Range (%)</w:t>
-            </w:r>
-          </w:p>
-        </w:tc>
-        <w:tc>
-          <w:tcPr>
-            <w:tcW w:type="dxa" w:w="4309"/>
+              <w:t>Номинала ± толер. | Nominal ± tol.</w:t>
+            </w:r>
+          </w:p>
+        </w:tc>
+        <w:tc>
+          <w:tcPr>
+            <w:tcW w:type="dxa" w:w="1474"/>
             <w:vAlign w:val="center"/>
             <w:shd w:val="clear" w:color="auto" w:fill="2B547E"/>
           </w:tcPr>
@@ -8155,13 +8205,13 @@
                 <w:spacing w:val="0"/>
                 <w:kern w:val="0"/>
               </w:rPr>
-              <w:t>Серии | Batches</w:t>
-            </w:r>
-          </w:p>
-        </w:tc>
-        <w:tc>
-          <w:tcPr>
-            <w:tcW w:type="dxa" w:w="2835"/>
+              <w:t>= Опсег | = Range (%)</w:t>
+            </w:r>
+          </w:p>
+        </w:tc>
+        <w:tc>
+          <w:tcPr>
+            <w:tcW w:type="dxa" w:w="3628"/>
             <w:vAlign w:val="center"/>
             <w:shd w:val="clear" w:color="auto" w:fill="2B547E"/>
           </w:tcPr>
@@ -8179,6 +8229,30 @@
                 <w:spacing w:val="0"/>
                 <w:kern w:val="0"/>
               </w:rPr>
+              <w:t>Серии | Batches</w:t>
+            </w:r>
+          </w:p>
+        </w:tc>
+        <w:tc>
+          <w:tcPr>
+            <w:tcW w:type="dxa" w:w="2268"/>
+            <w:vAlign w:val="center"/>
+            <w:shd w:val="clear" w:color="auto" w:fill="2B547E"/>
+          </w:tcPr>
+          <w:p>
+            <w:pPr>
+              <w:spacing w:before="20" w:after="20"/>
+              <w:jc w:val="center"/>
+            </w:pPr>
+            <w:r>
+              <w:rPr>
+                <w:rFonts w:ascii="Calibri" w:hAnsi="Calibri"/>
+                <w:b/>
+                <w:color w:val="FFFFFF"/>
+                <w:sz w:val="16"/>
+                <w:spacing w:val="0"/>
+                <w:kern w:val="0"/>
+              </w:rPr>
               <w:t>Сидра | Anchors (%)</w:t>
             </w:r>
           </w:p>
@@ -8187,7 +8261,7 @@
       <w:tr>
         <w:tc>
           <w:tcPr>
-            <w:tcW w:type="dxa" w:w="1020"/>
+            <w:tcW w:type="dxa" w:w="850"/>
             <w:vAlign w:val="center"/>
             <w:shd w:val="clear" w:color="auto" w:fill="FFFFFF"/>
           </w:tcPr>
@@ -8229,13 +8303,37 @@
                 <w:spacing w:val="0"/>
                 <w:kern w:val="0"/>
               </w:rPr>
-              <w:t>23.0 – 28.0</w:t>
-            </w:r>
-          </w:p>
-        </w:tc>
-        <w:tc>
-          <w:tcPr>
-            <w:tcW w:type="dxa" w:w="4309"/>
+              <w:t>25.00% ± 2.77%</w:t>
+            </w:r>
+          </w:p>
+        </w:tc>
+        <w:tc>
+          <w:tcPr>
+            <w:tcW w:type="dxa" w:w="1474"/>
+            <w:vAlign w:val="center"/>
+            <w:shd w:val="clear" w:color="auto" w:fill="FFFFFF"/>
+          </w:tcPr>
+          <w:p>
+            <w:pPr>
+              <w:spacing w:before="20" w:after="20"/>
+              <w:jc w:val="center"/>
+            </w:pPr>
+            <w:r>
+              <w:rPr>
+                <w:rFonts w:ascii="Calibri" w:hAnsi="Calibri"/>
+                <w:b w:val="0"/>
+                <w:color w:val="16232B"/>
+                <w:sz w:val="16"/>
+                <w:spacing w:val="0"/>
+                <w:kern w:val="0"/>
+              </w:rPr>
+              <w:t>22.23 – 27.77</w:t>
+            </w:r>
+          </w:p>
+        </w:tc>
+        <w:tc>
+          <w:tcPr>
+            <w:tcW w:type="dxa" w:w="3628"/>
             <w:vAlign w:val="center"/>
             <w:shd w:val="clear" w:color="auto" w:fill="FFFFFF"/>
           </w:tcPr>
@@ -8259,7 +8357,7 @@
         </w:tc>
         <w:tc>
           <w:tcPr>
-            <w:tcW w:type="dxa" w:w="2835"/>
+            <w:tcW w:type="dxa" w:w="2268"/>
             <w:vAlign w:val="center"/>
             <w:shd w:val="clear" w:color="auto" w:fill="FFFFFF"/>
           </w:tcPr>
@@ -8351,10 +8449,11 @@
         <w:tblLook w:firstColumn="1" w:firstRow="1" w:lastColumn="0" w:lastRow="0" w:noHBand="0" w:noVBand="1" w:val="04A0"/>
       </w:tblPr>
       <w:tblGrid>
-        <w:gridCol w:w="2616"/>
-        <w:gridCol w:w="2616"/>
-        <w:gridCol w:w="2616"/>
-        <w:gridCol w:w="2616"/>
+        <w:gridCol w:w="2093"/>
+        <w:gridCol w:w="2093"/>
+        <w:gridCol w:w="2093"/>
+        <w:gridCol w:w="2093"/>
+        <w:gridCol w:w="2093"/>
       </w:tblGrid>
       <w:tr>
         <w:trPr>
@@ -8362,7 +8461,7 @@
         </w:trPr>
         <w:tc>
           <w:tcPr>
-            <w:tcW w:type="dxa" w:w="1020"/>
+            <w:tcW w:type="dxa" w:w="850"/>
             <w:vAlign w:val="center"/>
             <w:shd w:val="clear" w:color="auto" w:fill="2B547E"/>
           </w:tcPr>
@@ -8404,13 +8503,13 @@
                 <w:spacing w:val="0"/>
                 <w:kern w:val="0"/>
               </w:rPr>
-              <w:t>Опсег | Range (%)</w:t>
-            </w:r>
-          </w:p>
-        </w:tc>
-        <w:tc>
-          <w:tcPr>
-            <w:tcW w:type="dxa" w:w="4309"/>
+              <w:t>Номинала ± толер. | Nominal ± tol.</w:t>
+            </w:r>
+          </w:p>
+        </w:tc>
+        <w:tc>
+          <w:tcPr>
+            <w:tcW w:type="dxa" w:w="1474"/>
             <w:vAlign w:val="center"/>
             <w:shd w:val="clear" w:color="auto" w:fill="2B547E"/>
           </w:tcPr>
@@ -8428,13 +8527,13 @@
                 <w:spacing w:val="0"/>
                 <w:kern w:val="0"/>
               </w:rPr>
-              <w:t>Серии | Batches</w:t>
-            </w:r>
-          </w:p>
-        </w:tc>
-        <w:tc>
-          <w:tcPr>
-            <w:tcW w:type="dxa" w:w="2835"/>
+              <w:t>= Опсег | = Range (%)</w:t>
+            </w:r>
+          </w:p>
+        </w:tc>
+        <w:tc>
+          <w:tcPr>
+            <w:tcW w:type="dxa" w:w="3628"/>
             <w:vAlign w:val="center"/>
             <w:shd w:val="clear" w:color="auto" w:fill="2B547E"/>
           </w:tcPr>
@@ -8452,6 +8551,30 @@
                 <w:spacing w:val="0"/>
                 <w:kern w:val="0"/>
               </w:rPr>
+              <w:t>Серии | Batches</w:t>
+            </w:r>
+          </w:p>
+        </w:tc>
+        <w:tc>
+          <w:tcPr>
+            <w:tcW w:type="dxa" w:w="2268"/>
+            <w:vAlign w:val="center"/>
+            <w:shd w:val="clear" w:color="auto" w:fill="2B547E"/>
+          </w:tcPr>
+          <w:p>
+            <w:pPr>
+              <w:spacing w:before="20" w:after="20"/>
+              <w:jc w:val="center"/>
+            </w:pPr>
+            <w:r>
+              <w:rPr>
+                <w:rFonts w:ascii="Calibri" w:hAnsi="Calibri"/>
+                <w:b/>
+                <w:color w:val="FFFFFF"/>
+                <w:sz w:val="16"/>
+                <w:spacing w:val="0"/>
+                <w:kern w:val="0"/>
+              </w:rPr>
               <w:t>Сидра | Anchors (%)</w:t>
             </w:r>
           </w:p>
@@ -8460,7 +8583,7 @@
       <w:tr>
         <w:tc>
           <w:tcPr>
-            <w:tcW w:type="dxa" w:w="1020"/>
+            <w:tcW w:type="dxa" w:w="850"/>
             <w:vAlign w:val="center"/>
             <w:shd w:val="clear" w:color="auto" w:fill="FFFFFF"/>
           </w:tcPr>
@@ -8502,13 +8625,37 @@
                 <w:spacing w:val="0"/>
                 <w:kern w:val="0"/>
               </w:rPr>
-              <w:t>17.5 – 22.0</w:t>
-            </w:r>
-          </w:p>
-        </w:tc>
-        <w:tc>
-          <w:tcPr>
-            <w:tcW w:type="dxa" w:w="4309"/>
+              <w:t>20.00% ± 2.38%</w:t>
+            </w:r>
+          </w:p>
+        </w:tc>
+        <w:tc>
+          <w:tcPr>
+            <w:tcW w:type="dxa" w:w="1474"/>
+            <w:vAlign w:val="center"/>
+            <w:shd w:val="clear" w:color="auto" w:fill="FFFFFF"/>
+          </w:tcPr>
+          <w:p>
+            <w:pPr>
+              <w:spacing w:before="20" w:after="20"/>
+              <w:jc w:val="center"/>
+            </w:pPr>
+            <w:r>
+              <w:rPr>
+                <w:rFonts w:ascii="Calibri" w:hAnsi="Calibri"/>
+                <w:b w:val="0"/>
+                <w:color w:val="16232B"/>
+                <w:sz w:val="16"/>
+                <w:spacing w:val="0"/>
+                <w:kern w:val="0"/>
+              </w:rPr>
+              <w:t>17.62 – 22.38</w:t>
+            </w:r>
+          </w:p>
+        </w:tc>
+        <w:tc>
+          <w:tcPr>
+            <w:tcW w:type="dxa" w:w="3628"/>
             <w:vAlign w:val="center"/>
             <w:shd w:val="clear" w:color="auto" w:fill="FFFFFF"/>
           </w:tcPr>
@@ -8532,7 +8679,7 @@
         </w:tc>
         <w:tc>
           <w:tcPr>
-            <w:tcW w:type="dxa" w:w="2835"/>
+            <w:tcW w:type="dxa" w:w="2268"/>
             <w:vAlign w:val="center"/>
             <w:shd w:val="clear" w:color="auto" w:fill="FFFFFF"/>
           </w:tcPr>
@@ -8558,7 +8705,7 @@
       <w:tr>
         <w:tc>
           <w:tcPr>
-            <w:tcW w:type="dxa" w:w="1020"/>
+            <w:tcW w:type="dxa" w:w="850"/>
             <w:vAlign w:val="center"/>
             <w:shd w:val="clear" w:color="auto" w:fill="F4F7FB"/>
           </w:tcPr>
@@ -8600,153 +8747,79 @@
                 <w:spacing w:val="0"/>
                 <w:kern w:val="0"/>
               </w:rPr>
-              <w:t>20.0 – 25.0</w:t>
-            </w:r>
-          </w:p>
-        </w:tc>
-        <w:tc>
-          <w:tcPr>
-            <w:tcW w:type="dxa" w:w="4309"/>
-            <w:vAlign w:val="center"/>
-            <w:shd w:val="clear" w:color="auto" w:fill="F4F7FB"/>
-          </w:tcPr>
-          <w:p>
-            <w:pPr>
-              <w:spacing w:before="20" w:after="20"/>
-              <w:jc w:val="center"/>
-            </w:pPr>
-            <w:r>
-              <w:rPr>
-                <w:rFonts w:ascii="Calibri" w:hAnsi="Calibri"/>
-                <w:b w:val="0"/>
-                <w:color w:val="16232B"/>
-                <w:sz w:val="16"/>
-                <w:spacing w:val="0"/>
-                <w:kern w:val="0"/>
-              </w:rPr>
-              <w:t>BSS1024_01/1</w:t>
-            </w:r>
-          </w:p>
-        </w:tc>
-        <w:tc>
-          <w:tcPr>
-            <w:tcW w:type="dxa" w:w="2835"/>
-            <w:vAlign w:val="center"/>
-            <w:shd w:val="clear" w:color="auto" w:fill="F4F7FB"/>
-          </w:tcPr>
-          <w:p>
-            <w:pPr>
-              <w:spacing w:before="20" w:after="20"/>
-              <w:jc w:val="center"/>
-            </w:pPr>
-            <w:r>
-              <w:rPr>
-                <w:rFonts w:ascii="Calibri" w:hAnsi="Calibri"/>
-                <w:b w:val="0"/>
-                <w:color w:val="16232B"/>
-                <w:sz w:val="16"/>
-                <w:spacing w:val="0"/>
-                <w:kern w:val="0"/>
-              </w:rPr>
-              <w:t>23.42</w:t>
-            </w:r>
-          </w:p>
-        </w:tc>
-      </w:tr>
-      <w:tr>
-        <w:tc>
-          <w:tcPr>
-            <w:tcW w:type="dxa" w:w="1020"/>
-            <w:vAlign w:val="center"/>
-            <w:shd w:val="clear" w:color="auto" w:fill="FFFFFF"/>
-          </w:tcPr>
-          <w:p>
-            <w:pPr>
-              <w:spacing w:before="20" w:after="20"/>
-              <w:jc w:val="left"/>
-            </w:pPr>
-            <w:r>
-              <w:rPr>
-                <w:rFonts w:ascii="Calibri" w:hAnsi="Calibri"/>
-                <w:b w:val="0"/>
-                <w:color w:val="16232B"/>
-                <w:sz w:val="16"/>
-                <w:spacing w:val="0"/>
-                <w:kern w:val="0"/>
-              </w:rPr>
-              <w:t>W-3</w:t>
-            </w:r>
-          </w:p>
-        </w:tc>
-        <w:tc>
-          <w:tcPr>
-            <w:tcW w:type="dxa" w:w="1701"/>
-            <w:vAlign w:val="center"/>
-            <w:shd w:val="clear" w:color="auto" w:fill="FFFFFF"/>
-          </w:tcPr>
-          <w:p>
-            <w:pPr>
-              <w:spacing w:before="20" w:after="20"/>
-              <w:jc w:val="center"/>
-            </w:pPr>
-            <w:r>
-              <w:rPr>
-                <w:rFonts w:ascii="Calibri" w:hAnsi="Calibri"/>
-                <w:b w:val="0"/>
-                <w:color w:val="16232B"/>
-                <w:sz w:val="16"/>
-                <w:spacing w:val="0"/>
-                <w:kern w:val="0"/>
-              </w:rPr>
-              <w:t>21.5 – 27.0</w:t>
-            </w:r>
-          </w:p>
-        </w:tc>
-        <w:tc>
-          <w:tcPr>
-            <w:tcW w:type="dxa" w:w="4309"/>
-            <w:vAlign w:val="center"/>
-            <w:shd w:val="clear" w:color="auto" w:fill="FFFFFF"/>
-          </w:tcPr>
-          <w:p>
-            <w:pPr>
-              <w:spacing w:before="20" w:after="20"/>
-              <w:jc w:val="center"/>
-            </w:pPr>
-            <w:r>
-              <w:rPr>
-                <w:rFonts w:ascii="Calibri" w:hAnsi="Calibri"/>
-                <w:b w:val="0"/>
-                <w:color w:val="16232B"/>
-                <w:sz w:val="16"/>
-                <w:spacing w:val="0"/>
-                <w:kern w:val="0"/>
-              </w:rPr>
-              <w:t>BSS1024</w:t>
-            </w:r>
-          </w:p>
-        </w:tc>
-        <w:tc>
-          <w:tcPr>
-            <w:tcW w:type="dxa" w:w="2835"/>
-            <w:vAlign w:val="center"/>
-            <w:shd w:val="clear" w:color="auto" w:fill="FFFFFF"/>
-          </w:tcPr>
-          <w:p>
-            <w:pPr>
-              <w:spacing w:before="20" w:after="20"/>
-              <w:jc w:val="center"/>
-            </w:pPr>
-            <w:r>
-              <w:rPr>
-                <w:rFonts w:ascii="Calibri" w:hAnsi="Calibri"/>
-                <w:b w:val="0"/>
-                <w:color w:val="16232B"/>
-                <w:sz w:val="16"/>
-                <w:spacing w:val="0"/>
-                <w:kern w:val="0"/>
-              </w:rPr>
-              <w:t>25.01</w:t>
+              <w:t>24.00% ± 3.54%</w:t>
+            </w:r>
+          </w:p>
+        </w:tc>
+        <w:tc>
+          <w:tcPr>
+            <w:tcW w:type="dxa" w:w="1474"/>
+            <w:vAlign w:val="center"/>
+            <w:shd w:val="clear" w:color="auto" w:fill="F4F7FB"/>
+          </w:tcPr>
+          <w:p>
+            <w:pPr>
+              <w:spacing w:before="20" w:after="20"/>
+              <w:jc w:val="center"/>
+            </w:pPr>
+            <w:r>
+              <w:rPr>
+                <w:rFonts w:ascii="Calibri" w:hAnsi="Calibri"/>
+                <w:b w:val="0"/>
+                <w:color w:val="16232B"/>
+                <w:sz w:val="16"/>
+                <w:spacing w:val="0"/>
+                <w:kern w:val="0"/>
+              </w:rPr>
+              <w:t>20.46 – 27.54</w:t>
+            </w:r>
+          </w:p>
+        </w:tc>
+        <w:tc>
+          <w:tcPr>
+            <w:tcW w:type="dxa" w:w="3628"/>
+            <w:vAlign w:val="center"/>
+            <w:shd w:val="clear" w:color="auto" w:fill="F4F7FB"/>
+          </w:tcPr>
+          <w:p>
+            <w:pPr>
+              <w:spacing w:before="20" w:after="20"/>
+              <w:jc w:val="center"/>
+            </w:pPr>
+            <w:r>
+              <w:rPr>
+                <w:rFonts w:ascii="Calibri" w:hAnsi="Calibri"/>
+                <w:b w:val="0"/>
+                <w:color w:val="16232B"/>
+                <w:sz w:val="16"/>
+                <w:spacing w:val="0"/>
+                <w:kern w:val="0"/>
+              </w:rPr>
+              <w:t>BSS1024_01/1, BSS1024</w:t>
+            </w:r>
+          </w:p>
+        </w:tc>
+        <w:tc>
+          <w:tcPr>
+            <w:tcW w:type="dxa" w:w="2268"/>
+            <w:vAlign w:val="center"/>
+            <w:shd w:val="clear" w:color="auto" w:fill="F4F7FB"/>
+          </w:tcPr>
+          <w:p>
+            <w:pPr>
+              <w:spacing w:before="20" w:after="20"/>
+              <w:jc w:val="center"/>
+            </w:pPr>
+            <w:r>
+              <w:rPr>
+                <w:rFonts w:ascii="Calibri" w:hAnsi="Calibri"/>
+                <w:b w:val="0"/>
+                <w:color w:val="16232B"/>
+                <w:sz w:val="16"/>
+                <w:spacing w:val="0"/>
+                <w:kern w:val="0"/>
+              </w:rPr>
+              <w:t>23.42, 25.01</w:t>
             </w:r>
           </w:p>
         </w:tc>
@@ -8820,10 +8893,11 @@
         <w:tblLook w:firstColumn="1" w:firstRow="1" w:lastColumn="0" w:lastRow="0" w:noHBand="0" w:noVBand="1" w:val="04A0"/>
       </w:tblPr>
       <w:tblGrid>
-        <w:gridCol w:w="2616"/>
-        <w:gridCol w:w="2616"/>
-        <w:gridCol w:w="2616"/>
-        <w:gridCol w:w="2616"/>
+        <w:gridCol w:w="2093"/>
+        <w:gridCol w:w="2093"/>
+        <w:gridCol w:w="2093"/>
+        <w:gridCol w:w="2093"/>
+        <w:gridCol w:w="2093"/>
       </w:tblGrid>
       <w:tr>
         <w:trPr>
@@ -8831,7 +8905,7 @@
         </w:trPr>
         <w:tc>
           <w:tcPr>
-            <w:tcW w:type="dxa" w:w="1020"/>
+            <w:tcW w:type="dxa" w:w="850"/>
             <w:vAlign w:val="center"/>
             <w:shd w:val="clear" w:color="auto" w:fill="2B547E"/>
           </w:tcPr>
@@ -8873,13 +8947,13 @@
                 <w:spacing w:val="0"/>
                 <w:kern w:val="0"/>
               </w:rPr>
-              <w:t>Опсег | Range (%)</w:t>
-            </w:r>
-          </w:p>
-        </w:tc>
-        <w:tc>
-          <w:tcPr>
-            <w:tcW w:type="dxa" w:w="4309"/>
+              <w:t>Номинала ± толер. | Nominal ± tol.</w:t>
+            </w:r>
+          </w:p>
+        </w:tc>
+        <w:tc>
+          <w:tcPr>
+            <w:tcW w:type="dxa" w:w="1474"/>
             <w:vAlign w:val="center"/>
             <w:shd w:val="clear" w:color="auto" w:fill="2B547E"/>
           </w:tcPr>
@@ -8897,13 +8971,13 @@
                 <w:spacing w:val="0"/>
                 <w:kern w:val="0"/>
               </w:rPr>
-              <w:t>Серии | Batches</w:t>
-            </w:r>
-          </w:p>
-        </w:tc>
-        <w:tc>
-          <w:tcPr>
-            <w:tcW w:type="dxa" w:w="2835"/>
+              <w:t>= Опсег | = Range (%)</w:t>
+            </w:r>
+          </w:p>
+        </w:tc>
+        <w:tc>
+          <w:tcPr>
+            <w:tcW w:type="dxa" w:w="3628"/>
             <w:vAlign w:val="center"/>
             <w:shd w:val="clear" w:color="auto" w:fill="2B547E"/>
           </w:tcPr>
@@ -8921,6 +8995,30 @@
                 <w:spacing w:val="0"/>
                 <w:kern w:val="0"/>
               </w:rPr>
+              <w:t>Серии | Batches</w:t>
+            </w:r>
+          </w:p>
+        </w:tc>
+        <w:tc>
+          <w:tcPr>
+            <w:tcW w:type="dxa" w:w="2268"/>
+            <w:vAlign w:val="center"/>
+            <w:shd w:val="clear" w:color="auto" w:fill="2B547E"/>
+          </w:tcPr>
+          <w:p>
+            <w:pPr>
+              <w:spacing w:before="20" w:after="20"/>
+              <w:jc w:val="center"/>
+            </w:pPr>
+            <w:r>
+              <w:rPr>
+                <w:rFonts w:ascii="Calibri" w:hAnsi="Calibri"/>
+                <w:b/>
+                <w:color w:val="FFFFFF"/>
+                <w:sz w:val="16"/>
+                <w:spacing w:val="0"/>
+                <w:kern w:val="0"/>
+              </w:rPr>
               <w:t>Сидра | Anchors (%)</w:t>
             </w:r>
           </w:p>
@@ -8929,7 +9027,7 @@
       <w:tr>
         <w:tc>
           <w:tcPr>
-            <w:tcW w:type="dxa" w:w="1020"/>
+            <w:tcW w:type="dxa" w:w="850"/>
             <w:vAlign w:val="center"/>
             <w:shd w:val="clear" w:color="auto" w:fill="FFFFFF"/>
           </w:tcPr>
@@ -8971,13 +9069,37 @@
                 <w:spacing w:val="0"/>
                 <w:kern w:val="0"/>
               </w:rPr>
-              <w:t>12.5 – 16.0</w:t>
-            </w:r>
-          </w:p>
-        </w:tc>
-        <w:tc>
-          <w:tcPr>
-            <w:tcW w:type="dxa" w:w="4309"/>
+              <w:t>14.00% ± 1.93%</w:t>
+            </w:r>
+          </w:p>
+        </w:tc>
+        <w:tc>
+          <w:tcPr>
+            <w:tcW w:type="dxa" w:w="1474"/>
+            <w:vAlign w:val="center"/>
+            <w:shd w:val="clear" w:color="auto" w:fill="FFFFFF"/>
+          </w:tcPr>
+          <w:p>
+            <w:pPr>
+              <w:spacing w:before="20" w:after="20"/>
+              <w:jc w:val="center"/>
+            </w:pPr>
+            <w:r>
+              <w:rPr>
+                <w:rFonts w:ascii="Calibri" w:hAnsi="Calibri"/>
+                <w:b w:val="0"/>
+                <w:color w:val="16232B"/>
+                <w:sz w:val="16"/>
+                <w:spacing w:val="0"/>
+                <w:kern w:val="0"/>
+              </w:rPr>
+              <w:t>12.07 – 15.93</w:t>
+            </w:r>
+          </w:p>
+        </w:tc>
+        <w:tc>
+          <w:tcPr>
+            <w:tcW w:type="dxa" w:w="3628"/>
             <w:vAlign w:val="center"/>
             <w:shd w:val="clear" w:color="auto" w:fill="FFFFFF"/>
           </w:tcPr>
@@ -9001,7 +9123,7 @@
         </w:tc>
         <w:tc>
           <w:tcPr>
-            <w:tcW w:type="dxa" w:w="2835"/>
+            <w:tcW w:type="dxa" w:w="2268"/>
             <w:vAlign w:val="center"/>
             <w:shd w:val="clear" w:color="auto" w:fill="FFFFFF"/>
           </w:tcPr>
@@ -9027,7 +9149,7 @@
       <w:tr>
         <w:tc>
           <w:tcPr>
-            <w:tcW w:type="dxa" w:w="1020"/>
+            <w:tcW w:type="dxa" w:w="850"/>
             <w:vAlign w:val="center"/>
             <w:shd w:val="clear" w:color="auto" w:fill="F4F7FB"/>
           </w:tcPr>
@@ -9069,13 +9191,37 @@
                 <w:spacing w:val="0"/>
                 <w:kern w:val="0"/>
               </w:rPr>
-              <w:t>15.5 – 20.5</w:t>
-            </w:r>
-          </w:p>
-        </w:tc>
-        <w:tc>
-          <w:tcPr>
-            <w:tcW w:type="dxa" w:w="4309"/>
+              <w:t>18.00% ± 2.35%</w:t>
+            </w:r>
+          </w:p>
+        </w:tc>
+        <w:tc>
+          <w:tcPr>
+            <w:tcW w:type="dxa" w:w="1474"/>
+            <w:vAlign w:val="center"/>
+            <w:shd w:val="clear" w:color="auto" w:fill="F4F7FB"/>
+          </w:tcPr>
+          <w:p>
+            <w:pPr>
+              <w:spacing w:before="20" w:after="20"/>
+              <w:jc w:val="center"/>
+            </w:pPr>
+            <w:r>
+              <w:rPr>
+                <w:rFonts w:ascii="Calibri" w:hAnsi="Calibri"/>
+                <w:b w:val="0"/>
+                <w:color w:val="16232B"/>
+                <w:sz w:val="16"/>
+                <w:spacing w:val="0"/>
+                <w:kern w:val="0"/>
+              </w:rPr>
+              <w:t>15.65 – 20.35</w:t>
+            </w:r>
+          </w:p>
+        </w:tc>
+        <w:tc>
+          <w:tcPr>
+            <w:tcW w:type="dxa" w:w="3628"/>
             <w:vAlign w:val="center"/>
             <w:shd w:val="clear" w:color="auto" w:fill="F4F7FB"/>
           </w:tcPr>
@@ -9099,7 +9245,7 @@
         </w:tc>
         <w:tc>
           <w:tcPr>
-            <w:tcW w:type="dxa" w:w="2835"/>
+            <w:tcW w:type="dxa" w:w="2268"/>
             <w:vAlign w:val="center"/>
             <w:shd w:val="clear" w:color="auto" w:fill="F4F7FB"/>
           </w:tcPr>
@@ -9125,7 +9271,7 @@
       <w:tr>
         <w:tc>
           <w:tcPr>
-            <w:tcW w:type="dxa" w:w="1020"/>
+            <w:tcW w:type="dxa" w:w="850"/>
             <w:vAlign w:val="center"/>
             <w:shd w:val="clear" w:color="auto" w:fill="FFFFFF"/>
           </w:tcPr>
@@ -9167,55 +9313,79 @@
                 <w:spacing w:val="0"/>
                 <w:kern w:val="0"/>
               </w:rPr>
-              <w:t>18.5 – 24.5</w:t>
-            </w:r>
-          </w:p>
-        </w:tc>
-        <w:tc>
-          <w:tcPr>
-            <w:tcW w:type="dxa" w:w="4309"/>
-            <w:vAlign w:val="center"/>
-            <w:shd w:val="clear" w:color="auto" w:fill="FFFFFF"/>
-          </w:tcPr>
-          <w:p>
-            <w:pPr>
-              <w:spacing w:before="20" w:after="20"/>
-              <w:jc w:val="center"/>
-            </w:pPr>
-            <w:r>
-              <w:rPr>
-                <w:rFonts w:ascii="Calibri" w:hAnsi="Calibri"/>
-                <w:b w:val="0"/>
-                <w:color w:val="16232B"/>
-                <w:sz w:val="16"/>
-                <w:spacing w:val="0"/>
-                <w:kern w:val="0"/>
-              </w:rPr>
-              <w:t>CJ062501/1, CJ092501, CJ1024</w:t>
-            </w:r>
-          </w:p>
-        </w:tc>
-        <w:tc>
-          <w:tcPr>
-            <w:tcW w:type="dxa" w:w="2835"/>
-            <w:vAlign w:val="center"/>
-            <w:shd w:val="clear" w:color="auto" w:fill="FFFFFF"/>
-          </w:tcPr>
-          <w:p>
-            <w:pPr>
-              <w:spacing w:before="20" w:after="20"/>
-              <w:jc w:val="center"/>
-            </w:pPr>
-            <w:r>
-              <w:rPr>
-                <w:rFonts w:ascii="Calibri" w:hAnsi="Calibri"/>
-                <w:b w:val="0"/>
-                <w:color w:val="16232B"/>
-                <w:sz w:val="16"/>
-                <w:spacing w:val="0"/>
-                <w:kern w:val="0"/>
-              </w:rPr>
-              <w:t>21.51, 22.30, 23.00</w:t>
+              <w:t>22.00% ± 3.33%</w:t>
+            </w:r>
+          </w:p>
+        </w:tc>
+        <w:tc>
+          <w:tcPr>
+            <w:tcW w:type="dxa" w:w="1474"/>
+            <w:vAlign w:val="center"/>
+            <w:shd w:val="clear" w:color="auto" w:fill="FFFFFF"/>
+          </w:tcPr>
+          <w:p>
+            <w:pPr>
+              <w:spacing w:before="20" w:after="20"/>
+              <w:jc w:val="center"/>
+            </w:pPr>
+            <w:r>
+              <w:rPr>
+                <w:rFonts w:ascii="Calibri" w:hAnsi="Calibri"/>
+                <w:b w:val="0"/>
+                <w:color w:val="16232B"/>
+                <w:sz w:val="16"/>
+                <w:spacing w:val="0"/>
+                <w:kern w:val="0"/>
+              </w:rPr>
+              <w:t>18.67 – 25.33</w:t>
+            </w:r>
+          </w:p>
+        </w:tc>
+        <w:tc>
+          <w:tcPr>
+            <w:tcW w:type="dxa" w:w="3628"/>
+            <w:vAlign w:val="center"/>
+            <w:shd w:val="clear" w:color="auto" w:fill="FFFFFF"/>
+          </w:tcPr>
+          <w:p>
+            <w:pPr>
+              <w:spacing w:before="20" w:after="20"/>
+              <w:jc w:val="left"/>
+            </w:pPr>
+            <w:r>
+              <w:rPr>
+                <w:rFonts w:ascii="Calibri" w:hAnsi="Calibri"/>
+                <w:b w:val="0"/>
+                <w:color w:val="16232B"/>
+                <w:sz w:val="16"/>
+                <w:spacing w:val="0"/>
+                <w:kern w:val="0"/>
+              </w:rPr>
+              <w:t>CJ062501/1, CJ092501, CJ1024, CJ072501</w:t>
+            </w:r>
+          </w:p>
+        </w:tc>
+        <w:tc>
+          <w:tcPr>
+            <w:tcW w:type="dxa" w:w="2268"/>
+            <w:vAlign w:val="center"/>
+            <w:shd w:val="clear" w:color="auto" w:fill="FFFFFF"/>
+          </w:tcPr>
+          <w:p>
+            <w:pPr>
+              <w:spacing w:before="20" w:after="20"/>
+              <w:jc w:val="center"/>
+            </w:pPr>
+            <w:r>
+              <w:rPr>
+                <w:rFonts w:ascii="Calibri" w:hAnsi="Calibri"/>
+                <w:b w:val="0"/>
+                <w:color w:val="16232B"/>
+                <w:sz w:val="16"/>
+                <w:spacing w:val="0"/>
+                <w:kern w:val="0"/>
+              </w:rPr>
+              <w:t>21.51, 22.30, 23.00, 23.70</w:t>
             </w:r>
           </w:p>
         </w:tc>
@@ -9223,7 +9393,7 @@
       <w:tr>
         <w:tc>
           <w:tcPr>
-            <w:tcW w:type="dxa" w:w="1020"/>
+            <w:tcW w:type="dxa" w:w="850"/>
             <w:vAlign w:val="center"/>
             <w:shd w:val="clear" w:color="auto" w:fill="F4F7FB"/>
           </w:tcPr>
@@ -9265,55 +9435,79 @@
                 <w:spacing w:val="0"/>
                 <w:kern w:val="0"/>
               </w:rPr>
-              <w:t>20.5 – 27.0</w:t>
-            </w:r>
-          </w:p>
-        </w:tc>
-        <w:tc>
-          <w:tcPr>
-            <w:tcW w:type="dxa" w:w="4309"/>
-            <w:vAlign w:val="center"/>
-            <w:shd w:val="clear" w:color="auto" w:fill="F4F7FB"/>
-          </w:tcPr>
-          <w:p>
-            <w:pPr>
-              <w:spacing w:before="20" w:after="20"/>
-              <w:jc w:val="left"/>
-            </w:pPr>
-            <w:r>
-              <w:rPr>
-                <w:rFonts w:ascii="Calibri" w:hAnsi="Calibri"/>
-                <w:b w:val="0"/>
-                <w:color w:val="16232B"/>
-                <w:sz w:val="16"/>
-                <w:spacing w:val="0"/>
-                <w:kern w:val="0"/>
-              </w:rPr>
-              <w:t>CJ072501, CJ052501/01, CJ082501/1</w:t>
-            </w:r>
-          </w:p>
-        </w:tc>
-        <w:tc>
-          <w:tcPr>
-            <w:tcW w:type="dxa" w:w="2835"/>
-            <w:vAlign w:val="center"/>
-            <w:shd w:val="clear" w:color="auto" w:fill="F4F7FB"/>
-          </w:tcPr>
-          <w:p>
-            <w:pPr>
-              <w:spacing w:before="20" w:after="20"/>
-              <w:jc w:val="center"/>
-            </w:pPr>
-            <w:r>
-              <w:rPr>
-                <w:rFonts w:ascii="Calibri" w:hAnsi="Calibri"/>
-                <w:b w:val="0"/>
-                <w:color w:val="16232B"/>
-                <w:sz w:val="16"/>
-                <w:spacing w:val="0"/>
-                <w:kern w:val="0"/>
-              </w:rPr>
-              <w:t>23.70, 24.05, 24.96</w:t>
+              <w:t>24.00% ± 2.95%</w:t>
+            </w:r>
+          </w:p>
+        </w:tc>
+        <w:tc>
+          <w:tcPr>
+            <w:tcW w:type="dxa" w:w="1474"/>
+            <w:vAlign w:val="center"/>
+            <w:shd w:val="clear" w:color="auto" w:fill="F4F7FB"/>
+          </w:tcPr>
+          <w:p>
+            <w:pPr>
+              <w:spacing w:before="20" w:after="20"/>
+              <w:jc w:val="center"/>
+            </w:pPr>
+            <w:r>
+              <w:rPr>
+                <w:rFonts w:ascii="Calibri" w:hAnsi="Calibri"/>
+                <w:b w:val="0"/>
+                <w:color w:val="16232B"/>
+                <w:sz w:val="16"/>
+                <w:spacing w:val="0"/>
+                <w:kern w:val="0"/>
+              </w:rPr>
+              <w:t>21.05 – 26.95</w:t>
+            </w:r>
+          </w:p>
+        </w:tc>
+        <w:tc>
+          <w:tcPr>
+            <w:tcW w:type="dxa" w:w="3628"/>
+            <w:vAlign w:val="center"/>
+            <w:shd w:val="clear" w:color="auto" w:fill="F4F7FB"/>
+          </w:tcPr>
+          <w:p>
+            <w:pPr>
+              <w:spacing w:before="20" w:after="20"/>
+              <w:jc w:val="center"/>
+            </w:pPr>
+            <w:r>
+              <w:rPr>
+                <w:rFonts w:ascii="Calibri" w:hAnsi="Calibri"/>
+                <w:b w:val="0"/>
+                <w:color w:val="16232B"/>
+                <w:sz w:val="16"/>
+                <w:spacing w:val="0"/>
+                <w:kern w:val="0"/>
+              </w:rPr>
+              <w:t>CJ052501/01, CJ082501/1</w:t>
+            </w:r>
+          </w:p>
+        </w:tc>
+        <w:tc>
+          <w:tcPr>
+            <w:tcW w:type="dxa" w:w="2268"/>
+            <w:vAlign w:val="center"/>
+            <w:shd w:val="clear" w:color="auto" w:fill="F4F7FB"/>
+          </w:tcPr>
+          <w:p>
+            <w:pPr>
+              <w:spacing w:before="20" w:after="20"/>
+              <w:jc w:val="center"/>
+            </w:pPr>
+            <w:r>
+              <w:rPr>
+                <w:rFonts w:ascii="Calibri" w:hAnsi="Calibri"/>
+                <w:b w:val="0"/>
+                <w:color w:val="16232B"/>
+                <w:sz w:val="16"/>
+                <w:spacing w:val="0"/>
+                <w:kern w:val="0"/>
+              </w:rPr>
+              <w:t>24.05, 24.96</w:t>
             </w:r>
           </w:p>
         </w:tc>
@@ -9387,10 +9581,11 @@
         <w:tblLook w:firstColumn="1" w:firstRow="1" w:lastColumn="0" w:lastRow="0" w:noHBand="0" w:noVBand="1" w:val="04A0"/>
       </w:tblPr>
       <w:tblGrid>
-        <w:gridCol w:w="2616"/>
-        <w:gridCol w:w="2616"/>
-        <w:gridCol w:w="2616"/>
-        <w:gridCol w:w="2616"/>
+        <w:gridCol w:w="2093"/>
+        <w:gridCol w:w="2093"/>
+        <w:gridCol w:w="2093"/>
+        <w:gridCol w:w="2093"/>
+        <w:gridCol w:w="2093"/>
       </w:tblGrid>
       <w:tr>
         <w:trPr>
@@ -9398,7 +9593,7 @@
         </w:trPr>
         <w:tc>
           <w:tcPr>
-            <w:tcW w:type="dxa" w:w="1020"/>
+            <w:tcW w:type="dxa" w:w="850"/>
             <w:vAlign w:val="center"/>
             <w:shd w:val="clear" w:color="auto" w:fill="2B547E"/>
           </w:tcPr>
@@ -9440,13 +9635,13 @@
                 <w:spacing w:val="0"/>
                 <w:kern w:val="0"/>
               </w:rPr>
-              <w:t>Опсег | Range (%)</w:t>
-            </w:r>
-          </w:p>
-        </w:tc>
-        <w:tc>
-          <w:tcPr>
-            <w:tcW w:type="dxa" w:w="4309"/>
+              <w:t>Номинала ± толер. | Nominal ± tol.</w:t>
+            </w:r>
+          </w:p>
+        </w:tc>
+        <w:tc>
+          <w:tcPr>
+            <w:tcW w:type="dxa" w:w="1474"/>
             <w:vAlign w:val="center"/>
             <w:shd w:val="clear" w:color="auto" w:fill="2B547E"/>
           </w:tcPr>
@@ -9464,13 +9659,13 @@
                 <w:spacing w:val="0"/>
                 <w:kern w:val="0"/>
               </w:rPr>
-              <w:t>Серии | Batches</w:t>
-            </w:r>
-          </w:p>
-        </w:tc>
-        <w:tc>
-          <w:tcPr>
-            <w:tcW w:type="dxa" w:w="2835"/>
+              <w:t>= Опсег | = Range (%)</w:t>
+            </w:r>
+          </w:p>
+        </w:tc>
+        <w:tc>
+          <w:tcPr>
+            <w:tcW w:type="dxa" w:w="3628"/>
             <w:vAlign w:val="center"/>
             <w:shd w:val="clear" w:color="auto" w:fill="2B547E"/>
           </w:tcPr>
@@ -9488,6 +9683,30 @@
                 <w:spacing w:val="0"/>
                 <w:kern w:val="0"/>
               </w:rPr>
+              <w:t>Серии | Batches</w:t>
+            </w:r>
+          </w:p>
+        </w:tc>
+        <w:tc>
+          <w:tcPr>
+            <w:tcW w:type="dxa" w:w="2268"/>
+            <w:vAlign w:val="center"/>
+            <w:shd w:val="clear" w:color="auto" w:fill="2B547E"/>
+          </w:tcPr>
+          <w:p>
+            <w:pPr>
+              <w:spacing w:before="20" w:after="20"/>
+              <w:jc w:val="center"/>
+            </w:pPr>
+            <w:r>
+              <w:rPr>
+                <w:rFonts w:ascii="Calibri" w:hAnsi="Calibri"/>
+                <w:b/>
+                <w:color w:val="FFFFFF"/>
+                <w:sz w:val="16"/>
+                <w:spacing w:val="0"/>
+                <w:kern w:val="0"/>
+              </w:rPr>
               <w:t>Сидра | Anchors (%)</w:t>
             </w:r>
           </w:p>
@@ -9496,7 +9715,7 @@
       <w:tr>
         <w:tc>
           <w:tcPr>
-            <w:tcW w:type="dxa" w:w="1020"/>
+            <w:tcW w:type="dxa" w:w="850"/>
             <w:vAlign w:val="center"/>
             <w:shd w:val="clear" w:color="auto" w:fill="FFFFFF"/>
           </w:tcPr>
@@ -9538,13 +9757,37 @@
                 <w:spacing w:val="0"/>
                 <w:kern w:val="0"/>
               </w:rPr>
-              <w:t>10.0 – 14.5</w:t>
-            </w:r>
-          </w:p>
-        </w:tc>
-        <w:tc>
-          <w:tcPr>
-            <w:tcW w:type="dxa" w:w="4309"/>
+              <w:t>12.00% ± 2.35%</w:t>
+            </w:r>
+          </w:p>
+        </w:tc>
+        <w:tc>
+          <w:tcPr>
+            <w:tcW w:type="dxa" w:w="1474"/>
+            <w:vAlign w:val="center"/>
+            <w:shd w:val="clear" w:color="auto" w:fill="FFFFFF"/>
+          </w:tcPr>
+          <w:p>
+            <w:pPr>
+              <w:spacing w:before="20" w:after="20"/>
+              <w:jc w:val="center"/>
+            </w:pPr>
+            <w:r>
+              <w:rPr>
+                <w:rFonts w:ascii="Calibri" w:hAnsi="Calibri"/>
+                <w:b w:val="0"/>
+                <w:color w:val="16232B"/>
+                <w:sz w:val="16"/>
+                <w:spacing w:val="0"/>
+                <w:kern w:val="0"/>
+              </w:rPr>
+              <w:t>9.65 – 14.35</w:t>
+            </w:r>
+          </w:p>
+        </w:tc>
+        <w:tc>
+          <w:tcPr>
+            <w:tcW w:type="dxa" w:w="3628"/>
             <w:vAlign w:val="center"/>
             <w:shd w:val="clear" w:color="auto" w:fill="FFFFFF"/>
           </w:tcPr>
@@ -9568,7 +9811,7 @@
         </w:tc>
         <w:tc>
           <w:tcPr>
-            <w:tcW w:type="dxa" w:w="2835"/>
+            <w:tcW w:type="dxa" w:w="2268"/>
             <w:vAlign w:val="center"/>
             <w:shd w:val="clear" w:color="auto" w:fill="FFFFFF"/>
           </w:tcPr>
@@ -9594,7 +9837,7 @@
       <w:tr>
         <w:tc>
           <w:tcPr>
-            <w:tcW w:type="dxa" w:w="1020"/>
+            <w:tcW w:type="dxa" w:w="850"/>
             <w:vAlign w:val="center"/>
             <w:shd w:val="clear" w:color="auto" w:fill="F4F7FB"/>
           </w:tcPr>
@@ -9636,13 +9879,37 @@
                 <w:spacing w:val="0"/>
                 <w:kern w:val="0"/>
               </w:rPr>
-              <w:t>15.0 – 19.0</w:t>
-            </w:r>
-          </w:p>
-        </w:tc>
-        <w:tc>
-          <w:tcPr>
-            <w:tcW w:type="dxa" w:w="4309"/>
+              <w:t>17.00% ± 1.93%</w:t>
+            </w:r>
+          </w:p>
+        </w:tc>
+        <w:tc>
+          <w:tcPr>
+            <w:tcW w:type="dxa" w:w="1474"/>
+            <w:vAlign w:val="center"/>
+            <w:shd w:val="clear" w:color="auto" w:fill="F4F7FB"/>
+          </w:tcPr>
+          <w:p>
+            <w:pPr>
+              <w:spacing w:before="20" w:after="20"/>
+              <w:jc w:val="center"/>
+            </w:pPr>
+            <w:r>
+              <w:rPr>
+                <w:rFonts w:ascii="Calibri" w:hAnsi="Calibri"/>
+                <w:b w:val="0"/>
+                <w:color w:val="16232B"/>
+                <w:sz w:val="16"/>
+                <w:spacing w:val="0"/>
+                <w:kern w:val="0"/>
+              </w:rPr>
+              <w:t>15.07 – 18.93</w:t>
+            </w:r>
+          </w:p>
+        </w:tc>
+        <w:tc>
+          <w:tcPr>
+            <w:tcW w:type="dxa" w:w="3628"/>
             <w:vAlign w:val="center"/>
             <w:shd w:val="clear" w:color="auto" w:fill="F4F7FB"/>
           </w:tcPr>
@@ -9666,7 +9933,7 @@
         </w:tc>
         <w:tc>
           <w:tcPr>
-            <w:tcW w:type="dxa" w:w="2835"/>
+            <w:tcW w:type="dxa" w:w="2268"/>
             <w:vAlign w:val="center"/>
             <w:shd w:val="clear" w:color="auto" w:fill="F4F7FB"/>
           </w:tcPr>
@@ -9758,10 +10025,11 @@
         <w:tblLook w:firstColumn="1" w:firstRow="1" w:lastColumn="0" w:lastRow="0" w:noHBand="0" w:noVBand="1" w:val="04A0"/>
       </w:tblPr>
       <w:tblGrid>
-        <w:gridCol w:w="2616"/>
-        <w:gridCol w:w="2616"/>
-        <w:gridCol w:w="2616"/>
-        <w:gridCol w:w="2616"/>
+        <w:gridCol w:w="2093"/>
+        <w:gridCol w:w="2093"/>
+        <w:gridCol w:w="2093"/>
+        <w:gridCol w:w="2093"/>
+        <w:gridCol w:w="2093"/>
       </w:tblGrid>
       <w:tr>
         <w:trPr>
@@ -9769,7 +10037,7 @@
         </w:trPr>
         <w:tc>
           <w:tcPr>
-            <w:tcW w:type="dxa" w:w="1020"/>
+            <w:tcW w:type="dxa" w:w="850"/>
             <w:vAlign w:val="center"/>
             <w:shd w:val="clear" w:color="auto" w:fill="2B547E"/>
           </w:tcPr>
@@ -9811,13 +10079,13 @@
                 <w:spacing w:val="0"/>
                 <w:kern w:val="0"/>
               </w:rPr>
-              <w:t>Опсег | Range (%)</w:t>
-            </w:r>
-          </w:p>
-        </w:tc>
-        <w:tc>
-          <w:tcPr>
-            <w:tcW w:type="dxa" w:w="4309"/>
+              <w:t>Номинала ± толер. | Nominal ± tol.</w:t>
+            </w:r>
+          </w:p>
+        </w:tc>
+        <w:tc>
+          <w:tcPr>
+            <w:tcW w:type="dxa" w:w="1474"/>
             <w:vAlign w:val="center"/>
             <w:shd w:val="clear" w:color="auto" w:fill="2B547E"/>
           </w:tcPr>
@@ -9835,13 +10103,13 @@
                 <w:spacing w:val="0"/>
                 <w:kern w:val="0"/>
               </w:rPr>
-              <w:t>Серии | Batches</w:t>
-            </w:r>
-          </w:p>
-        </w:tc>
-        <w:tc>
-          <w:tcPr>
-            <w:tcW w:type="dxa" w:w="2835"/>
+              <w:t>= Опсег | = Range (%)</w:t>
+            </w:r>
+          </w:p>
+        </w:tc>
+        <w:tc>
+          <w:tcPr>
+            <w:tcW w:type="dxa" w:w="3628"/>
             <w:vAlign w:val="center"/>
             <w:shd w:val="clear" w:color="auto" w:fill="2B547E"/>
           </w:tcPr>
@@ -9859,6 +10127,30 @@
                 <w:spacing w:val="0"/>
                 <w:kern w:val="0"/>
               </w:rPr>
+              <w:t>Серии | Batches</w:t>
+            </w:r>
+          </w:p>
+        </w:tc>
+        <w:tc>
+          <w:tcPr>
+            <w:tcW w:type="dxa" w:w="2268"/>
+            <w:vAlign w:val="center"/>
+            <w:shd w:val="clear" w:color="auto" w:fill="2B547E"/>
+          </w:tcPr>
+          <w:p>
+            <w:pPr>
+              <w:spacing w:before="20" w:after="20"/>
+              <w:jc w:val="center"/>
+            </w:pPr>
+            <w:r>
+              <w:rPr>
+                <w:rFonts w:ascii="Calibri" w:hAnsi="Calibri"/>
+                <w:b/>
+                <w:color w:val="FFFFFF"/>
+                <w:sz w:val="16"/>
+                <w:spacing w:val="0"/>
+                <w:kern w:val="0"/>
+              </w:rPr>
               <w:t>Сидра | Anchors (%)</w:t>
             </w:r>
           </w:p>
@@ -9867,7 +10159,7 @@
       <w:tr>
         <w:tc>
           <w:tcPr>
-            <w:tcW w:type="dxa" w:w="1020"/>
+            <w:tcW w:type="dxa" w:w="850"/>
             <w:vAlign w:val="center"/>
             <w:shd w:val="clear" w:color="auto" w:fill="FFFFFF"/>
           </w:tcPr>
@@ -9909,13 +10201,37 @@
                 <w:spacing w:val="0"/>
                 <w:kern w:val="0"/>
               </w:rPr>
-              <w:t>6.0 – 9.0</w:t>
-            </w:r>
-          </w:p>
-        </w:tc>
-        <w:tc>
-          <w:tcPr>
-            <w:tcW w:type="dxa" w:w="4309"/>
+              <w:t>8.00% ± 1.98%</w:t>
+            </w:r>
+          </w:p>
+        </w:tc>
+        <w:tc>
+          <w:tcPr>
+            <w:tcW w:type="dxa" w:w="1474"/>
+            <w:vAlign w:val="center"/>
+            <w:shd w:val="clear" w:color="auto" w:fill="FFFFFF"/>
+          </w:tcPr>
+          <w:p>
+            <w:pPr>
+              <w:spacing w:before="20" w:after="20"/>
+              <w:jc w:val="center"/>
+            </w:pPr>
+            <w:r>
+              <w:rPr>
+                <w:rFonts w:ascii="Calibri" w:hAnsi="Calibri"/>
+                <w:b w:val="0"/>
+                <w:color w:val="16232B"/>
+                <w:sz w:val="16"/>
+                <w:spacing w:val="0"/>
+                <w:kern w:val="0"/>
+              </w:rPr>
+              <w:t>6.02 – 9.98</w:t>
+            </w:r>
+          </w:p>
+        </w:tc>
+        <w:tc>
+          <w:tcPr>
+            <w:tcW w:type="dxa" w:w="3628"/>
             <w:vAlign w:val="center"/>
             <w:shd w:val="clear" w:color="auto" w:fill="FFFFFF"/>
           </w:tcPr>
@@ -9939,7 +10255,7 @@
         </w:tc>
         <w:tc>
           <w:tcPr>
-            <w:tcW w:type="dxa" w:w="2835"/>
+            <w:tcW w:type="dxa" w:w="2268"/>
             <w:vAlign w:val="center"/>
             <w:shd w:val="clear" w:color="auto" w:fill="FFFFFF"/>
           </w:tcPr>
@@ -10031,10 +10347,11 @@
         <w:tblLook w:firstColumn="1" w:firstRow="1" w:lastColumn="0" w:lastRow="0" w:noHBand="0" w:noVBand="1" w:val="04A0"/>
       </w:tblPr>
       <w:tblGrid>
-        <w:gridCol w:w="2616"/>
-        <w:gridCol w:w="2616"/>
-        <w:gridCol w:w="2616"/>
-        <w:gridCol w:w="2616"/>
+        <w:gridCol w:w="2093"/>
+        <w:gridCol w:w="2093"/>
+        <w:gridCol w:w="2093"/>
+        <w:gridCol w:w="2093"/>
+        <w:gridCol w:w="2093"/>
       </w:tblGrid>
       <w:tr>
         <w:trPr>
@@ -10042,7 +10359,7 @@
         </w:trPr>
         <w:tc>
           <w:tcPr>
-            <w:tcW w:type="dxa" w:w="1020"/>
+            <w:tcW w:type="dxa" w:w="850"/>
             <w:vAlign w:val="center"/>
             <w:shd w:val="clear" w:color="auto" w:fill="2B547E"/>
           </w:tcPr>
@@ -10084,13 +10401,13 @@
                 <w:spacing w:val="0"/>
                 <w:kern w:val="0"/>
               </w:rPr>
-              <w:t>Опсег | Range (%)</w:t>
-            </w:r>
-          </w:p>
-        </w:tc>
-        <w:tc>
-          <w:tcPr>
-            <w:tcW w:type="dxa" w:w="4309"/>
+              <w:t>Номинала ± толер. | Nominal ± tol.</w:t>
+            </w:r>
+          </w:p>
+        </w:tc>
+        <w:tc>
+          <w:tcPr>
+            <w:tcW w:type="dxa" w:w="1474"/>
             <w:vAlign w:val="center"/>
             <w:shd w:val="clear" w:color="auto" w:fill="2B547E"/>
           </w:tcPr>
@@ -10108,13 +10425,13 @@
                 <w:spacing w:val="0"/>
                 <w:kern w:val="0"/>
               </w:rPr>
-              <w:t>Серии | Batches</w:t>
-            </w:r>
-          </w:p>
-        </w:tc>
-        <w:tc>
-          <w:tcPr>
-            <w:tcW w:type="dxa" w:w="2835"/>
+              <w:t>= Опсег | = Range (%)</w:t>
+            </w:r>
+          </w:p>
+        </w:tc>
+        <w:tc>
+          <w:tcPr>
+            <w:tcW w:type="dxa" w:w="3628"/>
             <w:vAlign w:val="center"/>
             <w:shd w:val="clear" w:color="auto" w:fill="2B547E"/>
           </w:tcPr>
@@ -10132,6 +10449,30 @@
                 <w:spacing w:val="0"/>
                 <w:kern w:val="0"/>
               </w:rPr>
+              <w:t>Серии | Batches</w:t>
+            </w:r>
+          </w:p>
+        </w:tc>
+        <w:tc>
+          <w:tcPr>
+            <w:tcW w:type="dxa" w:w="2268"/>
+            <w:vAlign w:val="center"/>
+            <w:shd w:val="clear" w:color="auto" w:fill="2B547E"/>
+          </w:tcPr>
+          <w:p>
+            <w:pPr>
+              <w:spacing w:before="20" w:after="20"/>
+              <w:jc w:val="center"/>
+            </w:pPr>
+            <w:r>
+              <w:rPr>
+                <w:rFonts w:ascii="Calibri" w:hAnsi="Calibri"/>
+                <w:b/>
+                <w:color w:val="FFFFFF"/>
+                <w:sz w:val="16"/>
+                <w:spacing w:val="0"/>
+                <w:kern w:val="0"/>
+              </w:rPr>
               <w:t>Сидра | Anchors (%)</w:t>
             </w:r>
           </w:p>
@@ -10140,7 +10481,7 @@
       <w:tr>
         <w:tc>
           <w:tcPr>
-            <w:tcW w:type="dxa" w:w="1020"/>
+            <w:tcW w:type="dxa" w:w="850"/>
             <w:vAlign w:val="center"/>
             <w:shd w:val="clear" w:color="auto" w:fill="FFFFFF"/>
           </w:tcPr>
@@ -10182,13 +10523,37 @@
                 <w:spacing w:val="0"/>
                 <w:kern w:val="0"/>
               </w:rPr>
-              <w:t>12.0 – 18.0</w:t>
-            </w:r>
-          </w:p>
-        </w:tc>
-        <w:tc>
-          <w:tcPr>
-            <w:tcW w:type="dxa" w:w="4309"/>
+              <w:t>15.00% ± 2.74%</w:t>
+            </w:r>
+          </w:p>
+        </w:tc>
+        <w:tc>
+          <w:tcPr>
+            <w:tcW w:type="dxa" w:w="1474"/>
+            <w:vAlign w:val="center"/>
+            <w:shd w:val="clear" w:color="auto" w:fill="FFFFFF"/>
+          </w:tcPr>
+          <w:p>
+            <w:pPr>
+              <w:spacing w:before="20" w:after="20"/>
+              <w:jc w:val="center"/>
+            </w:pPr>
+            <w:r>
+              <w:rPr>
+                <w:rFonts w:ascii="Calibri" w:hAnsi="Calibri"/>
+                <w:b w:val="0"/>
+                <w:color w:val="16232B"/>
+                <w:sz w:val="16"/>
+                <w:spacing w:val="0"/>
+                <w:kern w:val="0"/>
+              </w:rPr>
+              <w:t>12.26 – 17.74</w:t>
+            </w:r>
+          </w:p>
+        </w:tc>
+        <w:tc>
+          <w:tcPr>
+            <w:tcW w:type="dxa" w:w="3628"/>
             <w:vAlign w:val="center"/>
             <w:shd w:val="clear" w:color="auto" w:fill="FFFFFF"/>
           </w:tcPr>
@@ -10212,7 +10577,7 @@
         </w:tc>
         <w:tc>
           <w:tcPr>
-            <w:tcW w:type="dxa" w:w="2835"/>
+            <w:tcW w:type="dxa" w:w="2268"/>
             <w:vAlign w:val="center"/>
             <w:shd w:val="clear" w:color="auto" w:fill="FFFFFF"/>
           </w:tcPr>
@@ -10238,7 +10603,7 @@
       <w:tr>
         <w:tc>
           <w:tcPr>
-            <w:tcW w:type="dxa" w:w="1020"/>
+            <w:tcW w:type="dxa" w:w="850"/>
             <w:vAlign w:val="center"/>
             <w:shd w:val="clear" w:color="auto" w:fill="F4F7FB"/>
           </w:tcPr>
@@ -10280,153 +10645,79 @@
                 <w:spacing w:val="0"/>
                 <w:kern w:val="0"/>
               </w:rPr>
-              <w:t>15.5 – 20.5</w:t>
-            </w:r>
-          </w:p>
-        </w:tc>
-        <w:tc>
-          <w:tcPr>
-            <w:tcW w:type="dxa" w:w="4309"/>
-            <w:vAlign w:val="center"/>
-            <w:shd w:val="clear" w:color="auto" w:fill="F4F7FB"/>
-          </w:tcPr>
-          <w:p>
-            <w:pPr>
-              <w:spacing w:before="20" w:after="20"/>
-              <w:jc w:val="center"/>
-            </w:pPr>
-            <w:r>
-              <w:rPr>
-                <w:rFonts w:ascii="Calibri" w:hAnsi="Calibri"/>
-                <w:b w:val="0"/>
-                <w:color w:val="16232B"/>
-                <w:sz w:val="16"/>
-                <w:spacing w:val="0"/>
-                <w:kern w:val="0"/>
-              </w:rPr>
-              <w:t>FB012603V, FB012602</w:t>
-            </w:r>
-          </w:p>
-        </w:tc>
-        <w:tc>
-          <w:tcPr>
-            <w:tcW w:type="dxa" w:w="2835"/>
-            <w:vAlign w:val="center"/>
-            <w:shd w:val="clear" w:color="auto" w:fill="F4F7FB"/>
-          </w:tcPr>
-          <w:p>
-            <w:pPr>
-              <w:spacing w:before="20" w:after="20"/>
-              <w:jc w:val="center"/>
-            </w:pPr>
-            <w:r>
-              <w:rPr>
-                <w:rFonts w:ascii="Calibri" w:hAnsi="Calibri"/>
-                <w:b w:val="0"/>
-                <w:color w:val="16232B"/>
-                <w:sz w:val="16"/>
-                <w:spacing w:val="0"/>
-                <w:kern w:val="0"/>
-              </w:rPr>
-              <w:t>18.29, 18.86</w:t>
-            </w:r>
-          </w:p>
-        </w:tc>
-      </w:tr>
-      <w:tr>
-        <w:tc>
-          <w:tcPr>
-            <w:tcW w:type="dxa" w:w="1020"/>
-            <w:vAlign w:val="center"/>
-            <w:shd w:val="clear" w:color="auto" w:fill="FFFFFF"/>
-          </w:tcPr>
-          <w:p>
-            <w:pPr>
-              <w:spacing w:before="20" w:after="20"/>
-              <w:jc w:val="left"/>
-            </w:pPr>
-            <w:r>
-              <w:rPr>
-                <w:rFonts w:ascii="Calibri" w:hAnsi="Calibri"/>
-                <w:b w:val="0"/>
-                <w:color w:val="16232B"/>
-                <w:sz w:val="16"/>
-                <w:spacing w:val="0"/>
-                <w:kern w:val="0"/>
-              </w:rPr>
-              <w:t>W-3</w:t>
-            </w:r>
-          </w:p>
-        </w:tc>
-        <w:tc>
-          <w:tcPr>
-            <w:tcW w:type="dxa" w:w="1701"/>
-            <w:vAlign w:val="center"/>
-            <w:shd w:val="clear" w:color="auto" w:fill="FFFFFF"/>
-          </w:tcPr>
-          <w:p>
-            <w:pPr>
-              <w:spacing w:before="20" w:after="20"/>
-              <w:jc w:val="center"/>
-            </w:pPr>
-            <w:r>
-              <w:rPr>
-                <w:rFonts w:ascii="Calibri" w:hAnsi="Calibri"/>
-                <w:b w:val="0"/>
-                <w:color w:val="16232B"/>
-                <w:sz w:val="16"/>
-                <w:spacing w:val="0"/>
-                <w:kern w:val="0"/>
-              </w:rPr>
-              <w:t>18.0 – 22.5</w:t>
-            </w:r>
-          </w:p>
-        </w:tc>
-        <w:tc>
-          <w:tcPr>
-            <w:tcW w:type="dxa" w:w="4309"/>
-            <w:vAlign w:val="center"/>
-            <w:shd w:val="clear" w:color="auto" w:fill="FFFFFF"/>
-          </w:tcPr>
-          <w:p>
-            <w:pPr>
-              <w:spacing w:before="20" w:after="20"/>
-              <w:jc w:val="center"/>
-            </w:pPr>
-            <w:r>
-              <w:rPr>
-                <w:rFonts w:ascii="Calibri" w:hAnsi="Calibri"/>
-                <w:b w:val="0"/>
-                <w:color w:val="16232B"/>
-                <w:sz w:val="16"/>
-                <w:spacing w:val="0"/>
-                <w:kern w:val="0"/>
-              </w:rPr>
-              <w:t>FB012603</w:t>
-            </w:r>
-          </w:p>
-        </w:tc>
-        <w:tc>
-          <w:tcPr>
-            <w:tcW w:type="dxa" w:w="2835"/>
-            <w:vAlign w:val="center"/>
-            <w:shd w:val="clear" w:color="auto" w:fill="FFFFFF"/>
-          </w:tcPr>
-          <w:p>
-            <w:pPr>
-              <w:spacing w:before="20" w:after="20"/>
-              <w:jc w:val="center"/>
-            </w:pPr>
-            <w:r>
-              <w:rPr>
-                <w:rFonts w:ascii="Calibri" w:hAnsi="Calibri"/>
-                <w:b w:val="0"/>
-                <w:color w:val="16232B"/>
-                <w:sz w:val="16"/>
-                <w:spacing w:val="0"/>
-                <w:kern w:val="0"/>
-              </w:rPr>
-              <w:t>20.83</w:t>
+              <w:t>19.00% ± 3.35%</w:t>
+            </w:r>
+          </w:p>
+        </w:tc>
+        <w:tc>
+          <w:tcPr>
+            <w:tcW w:type="dxa" w:w="1474"/>
+            <w:vAlign w:val="center"/>
+            <w:shd w:val="clear" w:color="auto" w:fill="F4F7FB"/>
+          </w:tcPr>
+          <w:p>
+            <w:pPr>
+              <w:spacing w:before="20" w:after="20"/>
+              <w:jc w:val="center"/>
+            </w:pPr>
+            <w:r>
+              <w:rPr>
+                <w:rFonts w:ascii="Calibri" w:hAnsi="Calibri"/>
+                <w:b w:val="0"/>
+                <w:color w:val="16232B"/>
+                <w:sz w:val="16"/>
+                <w:spacing w:val="0"/>
+                <w:kern w:val="0"/>
+              </w:rPr>
+              <w:t>15.65 – 22.35</w:t>
+            </w:r>
+          </w:p>
+        </w:tc>
+        <w:tc>
+          <w:tcPr>
+            <w:tcW w:type="dxa" w:w="3628"/>
+            <w:vAlign w:val="center"/>
+            <w:shd w:val="clear" w:color="auto" w:fill="F4F7FB"/>
+          </w:tcPr>
+          <w:p>
+            <w:pPr>
+              <w:spacing w:before="20" w:after="20"/>
+              <w:jc w:val="center"/>
+            </w:pPr>
+            <w:r>
+              <w:rPr>
+                <w:rFonts w:ascii="Calibri" w:hAnsi="Calibri"/>
+                <w:b w:val="0"/>
+                <w:color w:val="16232B"/>
+                <w:sz w:val="16"/>
+                <w:spacing w:val="0"/>
+                <w:kern w:val="0"/>
+              </w:rPr>
+              <w:t>FB012603V, FB012602, FB012603</w:t>
+            </w:r>
+          </w:p>
+        </w:tc>
+        <w:tc>
+          <w:tcPr>
+            <w:tcW w:type="dxa" w:w="2268"/>
+            <w:vAlign w:val="center"/>
+            <w:shd w:val="clear" w:color="auto" w:fill="F4F7FB"/>
+          </w:tcPr>
+          <w:p>
+            <w:pPr>
+              <w:spacing w:before="20" w:after="20"/>
+              <w:jc w:val="center"/>
+            </w:pPr>
+            <w:r>
+              <w:rPr>
+                <w:rFonts w:ascii="Calibri" w:hAnsi="Calibri"/>
+                <w:b w:val="0"/>
+                <w:color w:val="16232B"/>
+                <w:sz w:val="16"/>
+                <w:spacing w:val="0"/>
+                <w:kern w:val="0"/>
+              </w:rPr>
+              <w:t>18.29, 18.86, 20.83</w:t>
             </w:r>
           </w:p>
         </w:tc>
@@ -10500,10 +10791,11 @@
         <w:tblLook w:firstColumn="1" w:firstRow="1" w:lastColumn="0" w:lastRow="0" w:noHBand="0" w:noVBand="1" w:val="04A0"/>
       </w:tblPr>
       <w:tblGrid>
-        <w:gridCol w:w="2616"/>
-        <w:gridCol w:w="2616"/>
-        <w:gridCol w:w="2616"/>
-        <w:gridCol w:w="2616"/>
+        <w:gridCol w:w="2093"/>
+        <w:gridCol w:w="2093"/>
+        <w:gridCol w:w="2093"/>
+        <w:gridCol w:w="2093"/>
+        <w:gridCol w:w="2093"/>
       </w:tblGrid>
       <w:tr>
         <w:trPr>
@@ -10511,7 +10803,7 @@
         </w:trPr>
         <w:tc>
           <w:tcPr>
-            <w:tcW w:type="dxa" w:w="1020"/>
+            <w:tcW w:type="dxa" w:w="850"/>
             <w:vAlign w:val="center"/>
             <w:shd w:val="clear" w:color="auto" w:fill="2B547E"/>
           </w:tcPr>
@@ -10553,13 +10845,13 @@
                 <w:spacing w:val="0"/>
                 <w:kern w:val="0"/>
               </w:rPr>
-              <w:t>Опсег | Range (%)</w:t>
-            </w:r>
-          </w:p>
-        </w:tc>
-        <w:tc>
-          <w:tcPr>
-            <w:tcW w:type="dxa" w:w="4309"/>
+              <w:t>Номинала ± толер. | Nominal ± tol.</w:t>
+            </w:r>
+          </w:p>
+        </w:tc>
+        <w:tc>
+          <w:tcPr>
+            <w:tcW w:type="dxa" w:w="1474"/>
             <w:vAlign w:val="center"/>
             <w:shd w:val="clear" w:color="auto" w:fill="2B547E"/>
           </w:tcPr>
@@ -10577,13 +10869,13 @@
                 <w:spacing w:val="0"/>
                 <w:kern w:val="0"/>
               </w:rPr>
-              <w:t>Серии | Batches</w:t>
-            </w:r>
-          </w:p>
-        </w:tc>
-        <w:tc>
-          <w:tcPr>
-            <w:tcW w:type="dxa" w:w="2835"/>
+              <w:t>= Опсег | = Range (%)</w:t>
+            </w:r>
+          </w:p>
+        </w:tc>
+        <w:tc>
+          <w:tcPr>
+            <w:tcW w:type="dxa" w:w="3628"/>
             <w:vAlign w:val="center"/>
             <w:shd w:val="clear" w:color="auto" w:fill="2B547E"/>
           </w:tcPr>
@@ -10601,6 +10893,30 @@
                 <w:spacing w:val="0"/>
                 <w:kern w:val="0"/>
               </w:rPr>
+              <w:t>Серии | Batches</w:t>
+            </w:r>
+          </w:p>
+        </w:tc>
+        <w:tc>
+          <w:tcPr>
+            <w:tcW w:type="dxa" w:w="2268"/>
+            <w:vAlign w:val="center"/>
+            <w:shd w:val="clear" w:color="auto" w:fill="2B547E"/>
+          </w:tcPr>
+          <w:p>
+            <w:pPr>
+              <w:spacing w:before="20" w:after="20"/>
+              <w:jc w:val="center"/>
+            </w:pPr>
+            <w:r>
+              <w:rPr>
+                <w:rFonts w:ascii="Calibri" w:hAnsi="Calibri"/>
+                <w:b/>
+                <w:color w:val="FFFFFF"/>
+                <w:sz w:val="16"/>
+                <w:spacing w:val="0"/>
+                <w:kern w:val="0"/>
+              </w:rPr>
               <w:t>Сидра | Anchors (%)</w:t>
             </w:r>
           </w:p>
@@ -10609,7 +10925,7 @@
       <w:tr>
         <w:tc>
           <w:tcPr>
-            <w:tcW w:type="dxa" w:w="1020"/>
+            <w:tcW w:type="dxa" w:w="850"/>
             <w:vAlign w:val="center"/>
             <w:shd w:val="clear" w:color="auto" w:fill="FFFFFF"/>
           </w:tcPr>
@@ -10651,13 +10967,37 @@
                 <w:spacing w:val="0"/>
                 <w:kern w:val="0"/>
               </w:rPr>
-              <w:t>11.0 – 17.0</w:t>
-            </w:r>
-          </w:p>
-        </w:tc>
-        <w:tc>
-          <w:tcPr>
-            <w:tcW w:type="dxa" w:w="4309"/>
+              <w:t>14.00% ± 2.99%</w:t>
+            </w:r>
+          </w:p>
+        </w:tc>
+        <w:tc>
+          <w:tcPr>
+            <w:tcW w:type="dxa" w:w="1474"/>
+            <w:vAlign w:val="center"/>
+            <w:shd w:val="clear" w:color="auto" w:fill="FFFFFF"/>
+          </w:tcPr>
+          <w:p>
+            <w:pPr>
+              <w:spacing w:before="20" w:after="20"/>
+              <w:jc w:val="center"/>
+            </w:pPr>
+            <w:r>
+              <w:rPr>
+                <w:rFonts w:ascii="Calibri" w:hAnsi="Calibri"/>
+                <w:b w:val="0"/>
+                <w:color w:val="16232B"/>
+                <w:sz w:val="16"/>
+                <w:spacing w:val="0"/>
+                <w:kern w:val="0"/>
+              </w:rPr>
+              <w:t>11.01 – 16.99</w:t>
+            </w:r>
+          </w:p>
+        </w:tc>
+        <w:tc>
+          <w:tcPr>
+            <w:tcW w:type="dxa" w:w="3628"/>
             <w:vAlign w:val="center"/>
             <w:shd w:val="clear" w:color="auto" w:fill="FFFFFF"/>
           </w:tcPr>
@@ -10681,7 +11021,7 @@
         </w:tc>
         <w:tc>
           <w:tcPr>
-            <w:tcW w:type="dxa" w:w="2835"/>
+            <w:tcW w:type="dxa" w:w="2268"/>
             <w:vAlign w:val="center"/>
             <w:shd w:val="clear" w:color="auto" w:fill="FFFFFF"/>
           </w:tcPr>
@@ -10707,7 +11047,7 @@
       <w:tr>
         <w:tc>
           <w:tcPr>
-            <w:tcW w:type="dxa" w:w="1020"/>
+            <w:tcW w:type="dxa" w:w="850"/>
             <w:vAlign w:val="center"/>
             <w:shd w:val="clear" w:color="auto" w:fill="F4F7FB"/>
           </w:tcPr>
@@ -10749,13 +11089,37 @@
                 <w:spacing w:val="0"/>
                 <w:kern w:val="0"/>
               </w:rPr>
-              <w:t>14.0 – 20.0</w:t>
-            </w:r>
-          </w:p>
-        </w:tc>
-        <w:tc>
-          <w:tcPr>
-            <w:tcW w:type="dxa" w:w="4309"/>
+              <w:t>17.00% ± 2.84%</w:t>
+            </w:r>
+          </w:p>
+        </w:tc>
+        <w:tc>
+          <w:tcPr>
+            <w:tcW w:type="dxa" w:w="1474"/>
+            <w:vAlign w:val="center"/>
+            <w:shd w:val="clear" w:color="auto" w:fill="F4F7FB"/>
+          </w:tcPr>
+          <w:p>
+            <w:pPr>
+              <w:spacing w:before="20" w:after="20"/>
+              <w:jc w:val="center"/>
+            </w:pPr>
+            <w:r>
+              <w:rPr>
+                <w:rFonts w:ascii="Calibri" w:hAnsi="Calibri"/>
+                <w:b w:val="0"/>
+                <w:color w:val="16232B"/>
+                <w:sz w:val="16"/>
+                <w:spacing w:val="0"/>
+                <w:kern w:val="0"/>
+              </w:rPr>
+              <w:t>14.16 – 19.84</w:t>
+            </w:r>
+          </w:p>
+        </w:tc>
+        <w:tc>
+          <w:tcPr>
+            <w:tcW w:type="dxa" w:w="3628"/>
             <w:vAlign w:val="center"/>
             <w:shd w:val="clear" w:color="auto" w:fill="F4F7FB"/>
           </w:tcPr>
@@ -10779,7 +11143,7 @@
         </w:tc>
         <w:tc>
           <w:tcPr>
-            <w:tcW w:type="dxa" w:w="2835"/>
+            <w:tcW w:type="dxa" w:w="2268"/>
             <w:vAlign w:val="center"/>
             <w:shd w:val="clear" w:color="auto" w:fill="F4F7FB"/>
           </w:tcPr>
@@ -10871,10 +11235,11 @@
         <w:tblLook w:firstColumn="1" w:firstRow="1" w:lastColumn="0" w:lastRow="0" w:noHBand="0" w:noVBand="1" w:val="04A0"/>
       </w:tblPr>
       <w:tblGrid>
-        <w:gridCol w:w="2616"/>
-        <w:gridCol w:w="2616"/>
-        <w:gridCol w:w="2616"/>
-        <w:gridCol w:w="2616"/>
+        <w:gridCol w:w="2093"/>
+        <w:gridCol w:w="2093"/>
+        <w:gridCol w:w="2093"/>
+        <w:gridCol w:w="2093"/>
+        <w:gridCol w:w="2093"/>
       </w:tblGrid>
       <w:tr>
         <w:trPr>
@@ -10882,7 +11247,7 @@
         </w:trPr>
         <w:tc>
           <w:tcPr>
-            <w:tcW w:type="dxa" w:w="1020"/>
+            <w:tcW w:type="dxa" w:w="850"/>
             <w:vAlign w:val="center"/>
             <w:shd w:val="clear" w:color="auto" w:fill="2B547E"/>
           </w:tcPr>
@@ -10924,13 +11289,13 @@
                 <w:spacing w:val="0"/>
                 <w:kern w:val="0"/>
               </w:rPr>
-              <w:t>Опсег | Range (%)</w:t>
-            </w:r>
-          </w:p>
-        </w:tc>
-        <w:tc>
-          <w:tcPr>
-            <w:tcW w:type="dxa" w:w="4309"/>
+              <w:t>Номинала ± толер. | Nominal ± tol.</w:t>
+            </w:r>
+          </w:p>
+        </w:tc>
+        <w:tc>
+          <w:tcPr>
+            <w:tcW w:type="dxa" w:w="1474"/>
             <w:vAlign w:val="center"/>
             <w:shd w:val="clear" w:color="auto" w:fill="2B547E"/>
           </w:tcPr>
@@ -10948,13 +11313,13 @@
                 <w:spacing w:val="0"/>
                 <w:kern w:val="0"/>
               </w:rPr>
-              <w:t>Серии | Batches</w:t>
-            </w:r>
-          </w:p>
-        </w:tc>
-        <w:tc>
-          <w:tcPr>
-            <w:tcW w:type="dxa" w:w="2835"/>
+              <w:t>= Опсег | = Range (%)</w:t>
+            </w:r>
+          </w:p>
+        </w:tc>
+        <w:tc>
+          <w:tcPr>
+            <w:tcW w:type="dxa" w:w="3628"/>
             <w:vAlign w:val="center"/>
             <w:shd w:val="clear" w:color="auto" w:fill="2B547E"/>
           </w:tcPr>
@@ -10972,6 +11337,30 @@
                 <w:spacing w:val="0"/>
                 <w:kern w:val="0"/>
               </w:rPr>
+              <w:t>Серии | Batches</w:t>
+            </w:r>
+          </w:p>
+        </w:tc>
+        <w:tc>
+          <w:tcPr>
+            <w:tcW w:type="dxa" w:w="2268"/>
+            <w:vAlign w:val="center"/>
+            <w:shd w:val="clear" w:color="auto" w:fill="2B547E"/>
+          </w:tcPr>
+          <w:p>
+            <w:pPr>
+              <w:spacing w:before="20" w:after="20"/>
+              <w:jc w:val="center"/>
+            </w:pPr>
+            <w:r>
+              <w:rPr>
+                <w:rFonts w:ascii="Calibri" w:hAnsi="Calibri"/>
+                <w:b/>
+                <w:color w:val="FFFFFF"/>
+                <w:sz w:val="16"/>
+                <w:spacing w:val="0"/>
+                <w:kern w:val="0"/>
+              </w:rPr>
               <w:t>Сидра | Anchors (%)</w:t>
             </w:r>
           </w:p>
@@ -10980,7 +11369,7 @@
       <w:tr>
         <w:tc>
           <w:tcPr>
-            <w:tcW w:type="dxa" w:w="1020"/>
+            <w:tcW w:type="dxa" w:w="850"/>
             <w:vAlign w:val="center"/>
             <w:shd w:val="clear" w:color="auto" w:fill="FFFFFF"/>
           </w:tcPr>
@@ -11022,55 +11411,79 @@
                 <w:spacing w:val="0"/>
                 <w:kern w:val="0"/>
               </w:rPr>
-              <w:t>13.0 – 17.0</w:t>
-            </w:r>
-          </w:p>
-        </w:tc>
-        <w:tc>
-          <w:tcPr>
-            <w:tcW w:type="dxa" w:w="4309"/>
-            <w:vAlign w:val="center"/>
-            <w:shd w:val="clear" w:color="auto" w:fill="FFFFFF"/>
-          </w:tcPr>
-          <w:p>
-            <w:pPr>
-              <w:spacing w:before="20" w:after="20"/>
-              <w:jc w:val="center"/>
-            </w:pPr>
-            <w:r>
-              <w:rPr>
-                <w:rFonts w:ascii="Calibri" w:hAnsi="Calibri"/>
-                <w:b w:val="0"/>
-                <w:color w:val="16232B"/>
-                <w:sz w:val="16"/>
-                <w:spacing w:val="0"/>
-                <w:kern w:val="0"/>
-              </w:rPr>
-              <w:t>GP082501/2</w:t>
-            </w:r>
-          </w:p>
-        </w:tc>
-        <w:tc>
-          <w:tcPr>
-            <w:tcW w:type="dxa" w:w="2835"/>
-            <w:vAlign w:val="center"/>
-            <w:shd w:val="clear" w:color="auto" w:fill="FFFFFF"/>
-          </w:tcPr>
-          <w:p>
-            <w:pPr>
-              <w:spacing w:before="20" w:after="20"/>
-              <w:jc w:val="center"/>
-            </w:pPr>
-            <w:r>
-              <w:rPr>
-                <w:rFonts w:ascii="Calibri" w:hAnsi="Calibri"/>
-                <w:b w:val="0"/>
-                <w:color w:val="16232B"/>
-                <w:sz w:val="16"/>
-                <w:spacing w:val="0"/>
-                <w:kern w:val="0"/>
-              </w:rPr>
-              <w:t>15.70</w:t>
+              <w:t>16.00% ± 3.67%</w:t>
+            </w:r>
+          </w:p>
+        </w:tc>
+        <w:tc>
+          <w:tcPr>
+            <w:tcW w:type="dxa" w:w="1474"/>
+            <w:vAlign w:val="center"/>
+            <w:shd w:val="clear" w:color="auto" w:fill="FFFFFF"/>
+          </w:tcPr>
+          <w:p>
+            <w:pPr>
+              <w:spacing w:before="20" w:after="20"/>
+              <w:jc w:val="center"/>
+            </w:pPr>
+            <w:r>
+              <w:rPr>
+                <w:rFonts w:ascii="Calibri" w:hAnsi="Calibri"/>
+                <w:b w:val="0"/>
+                <w:color w:val="16232B"/>
+                <w:sz w:val="16"/>
+                <w:spacing w:val="0"/>
+                <w:kern w:val="0"/>
+              </w:rPr>
+              <w:t>12.33 – 19.67</w:t>
+            </w:r>
+          </w:p>
+        </w:tc>
+        <w:tc>
+          <w:tcPr>
+            <w:tcW w:type="dxa" w:w="3628"/>
+            <w:vAlign w:val="center"/>
+            <w:shd w:val="clear" w:color="auto" w:fill="FFFFFF"/>
+          </w:tcPr>
+          <w:p>
+            <w:pPr>
+              <w:spacing w:before="20" w:after="20"/>
+              <w:jc w:val="center"/>
+            </w:pPr>
+            <w:r>
+              <w:rPr>
+                <w:rFonts w:ascii="Calibri" w:hAnsi="Calibri"/>
+                <w:b w:val="0"/>
+                <w:color w:val="16232B"/>
+                <w:sz w:val="16"/>
+                <w:spacing w:val="0"/>
+                <w:kern w:val="0"/>
+              </w:rPr>
+              <w:t>GP082501/2, GP052501</w:t>
+            </w:r>
+          </w:p>
+        </w:tc>
+        <w:tc>
+          <w:tcPr>
+            <w:tcW w:type="dxa" w:w="2268"/>
+            <w:vAlign w:val="center"/>
+            <w:shd w:val="clear" w:color="auto" w:fill="FFFFFF"/>
+          </w:tcPr>
+          <w:p>
+            <w:pPr>
+              <w:spacing w:before="20" w:after="20"/>
+              <w:jc w:val="center"/>
+            </w:pPr>
+            <w:r>
+              <w:rPr>
+                <w:rFonts w:ascii="Calibri" w:hAnsi="Calibri"/>
+                <w:b w:val="0"/>
+                <w:color w:val="16232B"/>
+                <w:sz w:val="16"/>
+                <w:spacing w:val="0"/>
+                <w:kern w:val="0"/>
+              </w:rPr>
+              <w:t>15.70, 18.52</w:t>
             </w:r>
           </w:p>
         </w:tc>
@@ -11078,7 +11491,7 @@
       <w:tr>
         <w:tc>
           <w:tcPr>
-            <w:tcW w:type="dxa" w:w="1020"/>
+            <w:tcW w:type="dxa" w:w="850"/>
             <w:vAlign w:val="center"/>
             <w:shd w:val="clear" w:color="auto" w:fill="F4F7FB"/>
           </w:tcPr>
@@ -11120,55 +11533,79 @@
                 <w:spacing w:val="0"/>
                 <w:kern w:val="0"/>
               </w:rPr>
-              <w:t>15.5 – 21.5</w:t>
-            </w:r>
-          </w:p>
-        </w:tc>
-        <w:tc>
-          <w:tcPr>
-            <w:tcW w:type="dxa" w:w="4309"/>
-            <w:vAlign w:val="center"/>
-            <w:shd w:val="clear" w:color="auto" w:fill="F4F7FB"/>
-          </w:tcPr>
-          <w:p>
-            <w:pPr>
-              <w:spacing w:before="20" w:after="20"/>
-              <w:jc w:val="center"/>
-            </w:pPr>
-            <w:r>
-              <w:rPr>
-                <w:rFonts w:ascii="Calibri" w:hAnsi="Calibri"/>
-                <w:b w:val="0"/>
-                <w:color w:val="16232B"/>
-                <w:sz w:val="16"/>
-                <w:spacing w:val="0"/>
-                <w:kern w:val="0"/>
-              </w:rPr>
-              <w:t>GP052501, GP072501/2</w:t>
-            </w:r>
-          </w:p>
-        </w:tc>
-        <w:tc>
-          <w:tcPr>
-            <w:tcW w:type="dxa" w:w="2835"/>
-            <w:vAlign w:val="center"/>
-            <w:shd w:val="clear" w:color="auto" w:fill="F4F7FB"/>
-          </w:tcPr>
-          <w:p>
-            <w:pPr>
-              <w:spacing w:before="20" w:after="20"/>
-              <w:jc w:val="center"/>
-            </w:pPr>
-            <w:r>
-              <w:rPr>
-                <w:rFonts w:ascii="Calibri" w:hAnsi="Calibri"/>
-                <w:b w:val="0"/>
-                <w:color w:val="16232B"/>
-                <w:sz w:val="16"/>
-                <w:spacing w:val="0"/>
-                <w:kern w:val="0"/>
-              </w:rPr>
-              <w:t>18.52, 19.81</w:t>
+              <w:t>20.00% ± 2.92%</w:t>
+            </w:r>
+          </w:p>
+        </w:tc>
+        <w:tc>
+          <w:tcPr>
+            <w:tcW w:type="dxa" w:w="1474"/>
+            <w:vAlign w:val="center"/>
+            <w:shd w:val="clear" w:color="auto" w:fill="F4F7FB"/>
+          </w:tcPr>
+          <w:p>
+            <w:pPr>
+              <w:spacing w:before="20" w:after="20"/>
+              <w:jc w:val="center"/>
+            </w:pPr>
+            <w:r>
+              <w:rPr>
+                <w:rFonts w:ascii="Calibri" w:hAnsi="Calibri"/>
+                <w:b w:val="0"/>
+                <w:color w:val="16232B"/>
+                <w:sz w:val="16"/>
+                <w:spacing w:val="0"/>
+                <w:kern w:val="0"/>
+              </w:rPr>
+              <w:t>17.08 – 22.92</w:t>
+            </w:r>
+          </w:p>
+        </w:tc>
+        <w:tc>
+          <w:tcPr>
+            <w:tcW w:type="dxa" w:w="3628"/>
+            <w:vAlign w:val="center"/>
+            <w:shd w:val="clear" w:color="auto" w:fill="F4F7FB"/>
+          </w:tcPr>
+          <w:p>
+            <w:pPr>
+              <w:spacing w:before="20" w:after="20"/>
+              <w:jc w:val="left"/>
+            </w:pPr>
+            <w:r>
+              <w:rPr>
+                <w:rFonts w:ascii="Calibri" w:hAnsi="Calibri"/>
+                <w:b w:val="0"/>
+                <w:color w:val="16232B"/>
+                <w:sz w:val="16"/>
+                <w:spacing w:val="0"/>
+                <w:kern w:val="0"/>
+              </w:rPr>
+              <w:t>GP072501/2, GP082501/1, GP072501/1</w:t>
+            </w:r>
+          </w:p>
+        </w:tc>
+        <w:tc>
+          <w:tcPr>
+            <w:tcW w:type="dxa" w:w="2268"/>
+            <w:vAlign w:val="center"/>
+            <w:shd w:val="clear" w:color="auto" w:fill="F4F7FB"/>
+          </w:tcPr>
+          <w:p>
+            <w:pPr>
+              <w:spacing w:before="20" w:after="20"/>
+              <w:jc w:val="center"/>
+            </w:pPr>
+            <w:r>
+              <w:rPr>
+                <w:rFonts w:ascii="Calibri" w:hAnsi="Calibri"/>
+                <w:b w:val="0"/>
+                <w:color w:val="16232B"/>
+                <w:sz w:val="16"/>
+                <w:spacing w:val="0"/>
+                <w:kern w:val="0"/>
+              </w:rPr>
+              <w:t>19.81, 21.29, 21.36</w:t>
             </w:r>
           </w:p>
         </w:tc>
@@ -11176,7 +11613,7 @@
       <w:tr>
         <w:tc>
           <w:tcPr>
-            <w:tcW w:type="dxa" w:w="1020"/>
+            <w:tcW w:type="dxa" w:w="850"/>
             <w:vAlign w:val="center"/>
             <w:shd w:val="clear" w:color="auto" w:fill="FFFFFF"/>
           </w:tcPr>
@@ -11218,55 +11655,79 @@
                 <w:spacing w:val="0"/>
                 <w:kern w:val="0"/>
               </w:rPr>
-              <w:t>18.0 – 24.5</w:t>
-            </w:r>
-          </w:p>
-        </w:tc>
-        <w:tc>
-          <w:tcPr>
-            <w:tcW w:type="dxa" w:w="4309"/>
-            <w:vAlign w:val="center"/>
-            <w:shd w:val="clear" w:color="auto" w:fill="FFFFFF"/>
-          </w:tcPr>
-          <w:p>
-            <w:pPr>
-              <w:spacing w:before="20" w:after="20"/>
-              <w:jc w:val="left"/>
-            </w:pPr>
-            <w:r>
-              <w:rPr>
-                <w:rFonts w:ascii="Calibri" w:hAnsi="Calibri"/>
-                <w:b w:val="0"/>
-                <w:color w:val="16232B"/>
-                <w:sz w:val="16"/>
-                <w:spacing w:val="0"/>
-                <w:kern w:val="0"/>
-              </w:rPr>
-              <w:t>GP082501/1, GP072501/1, GP0824_02</w:t>
-            </w:r>
-          </w:p>
-        </w:tc>
-        <w:tc>
-          <w:tcPr>
-            <w:tcW w:type="dxa" w:w="2835"/>
-            <w:vAlign w:val="center"/>
-            <w:shd w:val="clear" w:color="auto" w:fill="FFFFFF"/>
-          </w:tcPr>
-          <w:p>
-            <w:pPr>
-              <w:spacing w:before="20" w:after="20"/>
-              <w:jc w:val="center"/>
-            </w:pPr>
-            <w:r>
-              <w:rPr>
-                <w:rFonts w:ascii="Calibri" w:hAnsi="Calibri"/>
-                <w:b w:val="0"/>
-                <w:color w:val="16232B"/>
-                <w:sz w:val="16"/>
-                <w:spacing w:val="0"/>
-                <w:kern w:val="0"/>
-              </w:rPr>
-              <w:t>21.29, 21.36, 22.61</w:t>
+              <w:t>22.00% ± 2.30%</w:t>
+            </w:r>
+          </w:p>
+        </w:tc>
+        <w:tc>
+          <w:tcPr>
+            <w:tcW w:type="dxa" w:w="1474"/>
+            <w:vAlign w:val="center"/>
+            <w:shd w:val="clear" w:color="auto" w:fill="FFFFFF"/>
+          </w:tcPr>
+          <w:p>
+            <w:pPr>
+              <w:spacing w:before="20" w:after="20"/>
+              <w:jc w:val="center"/>
+            </w:pPr>
+            <w:r>
+              <w:rPr>
+                <w:rFonts w:ascii="Calibri" w:hAnsi="Calibri"/>
+                <w:b w:val="0"/>
+                <w:color w:val="16232B"/>
+                <w:sz w:val="16"/>
+                <w:spacing w:val="0"/>
+                <w:kern w:val="0"/>
+              </w:rPr>
+              <w:t>19.70 – 24.30</w:t>
+            </w:r>
+          </w:p>
+        </w:tc>
+        <w:tc>
+          <w:tcPr>
+            <w:tcW w:type="dxa" w:w="3628"/>
+            <w:vAlign w:val="center"/>
+            <w:shd w:val="clear" w:color="auto" w:fill="FFFFFF"/>
+          </w:tcPr>
+          <w:p>
+            <w:pPr>
+              <w:spacing w:before="20" w:after="20"/>
+              <w:jc w:val="center"/>
+            </w:pPr>
+            <w:r>
+              <w:rPr>
+                <w:rFonts w:ascii="Calibri" w:hAnsi="Calibri"/>
+                <w:b w:val="0"/>
+                <w:color w:val="16232B"/>
+                <w:sz w:val="16"/>
+                <w:spacing w:val="0"/>
+                <w:kern w:val="0"/>
+              </w:rPr>
+              <w:t>GP0824_02</w:t>
+            </w:r>
+          </w:p>
+        </w:tc>
+        <w:tc>
+          <w:tcPr>
+            <w:tcW w:type="dxa" w:w="2268"/>
+            <w:vAlign w:val="center"/>
+            <w:shd w:val="clear" w:color="auto" w:fill="FFFFFF"/>
+          </w:tcPr>
+          <w:p>
+            <w:pPr>
+              <w:spacing w:before="20" w:after="20"/>
+              <w:jc w:val="center"/>
+            </w:pPr>
+            <w:r>
+              <w:rPr>
+                <w:rFonts w:ascii="Calibri" w:hAnsi="Calibri"/>
+                <w:b w:val="0"/>
+                <w:color w:val="16232B"/>
+                <w:sz w:val="16"/>
+                <w:spacing w:val="0"/>
+                <w:kern w:val="0"/>
+              </w:rPr>
+              <w:t>22.61</w:t>
             </w:r>
           </w:p>
         </w:tc>
@@ -11274,7 +11735,7 @@
       <w:tr>
         <w:tc>
           <w:tcPr>
-            <w:tcW w:type="dxa" w:w="1020"/>
+            <w:tcW w:type="dxa" w:w="850"/>
             <w:vAlign w:val="center"/>
             <w:shd w:val="clear" w:color="auto" w:fill="F4F7FB"/>
           </w:tcPr>
@@ -11316,13 +11777,37 @@
                 <w:spacing w:val="0"/>
                 <w:kern w:val="0"/>
               </w:rPr>
-              <w:t>21.5 – 27.5</w:t>
-            </w:r>
-          </w:p>
-        </w:tc>
-        <w:tc>
-          <w:tcPr>
-            <w:tcW w:type="dxa" w:w="4309"/>
+              <w:t>25.00% ± 3.16%</w:t>
+            </w:r>
+          </w:p>
+        </w:tc>
+        <w:tc>
+          <w:tcPr>
+            <w:tcW w:type="dxa" w:w="1474"/>
+            <w:vAlign w:val="center"/>
+            <w:shd w:val="clear" w:color="auto" w:fill="F4F7FB"/>
+          </w:tcPr>
+          <w:p>
+            <w:pPr>
+              <w:spacing w:before="20" w:after="20"/>
+              <w:jc w:val="center"/>
+            </w:pPr>
+            <w:r>
+              <w:rPr>
+                <w:rFonts w:ascii="Calibri" w:hAnsi="Calibri"/>
+                <w:b w:val="0"/>
+                <w:color w:val="16232B"/>
+                <w:sz w:val="16"/>
+                <w:spacing w:val="0"/>
+                <w:kern w:val="0"/>
+              </w:rPr>
+              <w:t>21.84 – 28.16</w:t>
+            </w:r>
+          </w:p>
+        </w:tc>
+        <w:tc>
+          <w:tcPr>
+            <w:tcW w:type="dxa" w:w="3628"/>
             <w:vAlign w:val="center"/>
             <w:shd w:val="clear" w:color="auto" w:fill="F4F7FB"/>
           </w:tcPr>
@@ -11346,7 +11831,7 @@
         </w:tc>
         <w:tc>
           <w:tcPr>
-            <w:tcW w:type="dxa" w:w="2835"/>
+            <w:tcW w:type="dxa" w:w="2268"/>
             <w:vAlign w:val="center"/>
             <w:shd w:val="clear" w:color="auto" w:fill="F4F7FB"/>
           </w:tcPr>
@@ -11438,10 +11923,11 @@
         <w:tblLook w:firstColumn="1" w:firstRow="1" w:lastColumn="0" w:lastRow="0" w:noHBand="0" w:noVBand="1" w:val="04A0"/>
       </w:tblPr>
       <w:tblGrid>
-        <w:gridCol w:w="2616"/>
-        <w:gridCol w:w="2616"/>
-        <w:gridCol w:w="2616"/>
-        <w:gridCol w:w="2616"/>
+        <w:gridCol w:w="2093"/>
+        <w:gridCol w:w="2093"/>
+        <w:gridCol w:w="2093"/>
+        <w:gridCol w:w="2093"/>
+        <w:gridCol w:w="2093"/>
       </w:tblGrid>
       <w:tr>
         <w:trPr>
@@ -11449,7 +11935,7 @@
         </w:trPr>
         <w:tc>
           <w:tcPr>
-            <w:tcW w:type="dxa" w:w="1020"/>
+            <w:tcW w:type="dxa" w:w="850"/>
             <w:vAlign w:val="center"/>
             <w:shd w:val="clear" w:color="auto" w:fill="2B547E"/>
           </w:tcPr>
@@ -11491,13 +11977,13 @@
                 <w:spacing w:val="0"/>
                 <w:kern w:val="0"/>
               </w:rPr>
-              <w:t>Опсег | Range (%)</w:t>
-            </w:r>
-          </w:p>
-        </w:tc>
-        <w:tc>
-          <w:tcPr>
-            <w:tcW w:type="dxa" w:w="4309"/>
+              <w:t>Номинала ± толер. | Nominal ± tol.</w:t>
+            </w:r>
+          </w:p>
+        </w:tc>
+        <w:tc>
+          <w:tcPr>
+            <w:tcW w:type="dxa" w:w="1474"/>
             <w:vAlign w:val="center"/>
             <w:shd w:val="clear" w:color="auto" w:fill="2B547E"/>
           </w:tcPr>
@@ -11515,13 +12001,13 @@
                 <w:spacing w:val="0"/>
                 <w:kern w:val="0"/>
               </w:rPr>
-              <w:t>Серии | Batches</w:t>
-            </w:r>
-          </w:p>
-        </w:tc>
-        <w:tc>
-          <w:tcPr>
-            <w:tcW w:type="dxa" w:w="2835"/>
+              <w:t>= Опсег | = Range (%)</w:t>
+            </w:r>
+          </w:p>
+        </w:tc>
+        <w:tc>
+          <w:tcPr>
+            <w:tcW w:type="dxa" w:w="3628"/>
             <w:vAlign w:val="center"/>
             <w:shd w:val="clear" w:color="auto" w:fill="2B547E"/>
           </w:tcPr>
@@ -11539,6 +12025,30 @@
                 <w:spacing w:val="0"/>
                 <w:kern w:val="0"/>
               </w:rPr>
+              <w:t>Серии | Batches</w:t>
+            </w:r>
+          </w:p>
+        </w:tc>
+        <w:tc>
+          <w:tcPr>
+            <w:tcW w:type="dxa" w:w="2268"/>
+            <w:vAlign w:val="center"/>
+            <w:shd w:val="clear" w:color="auto" w:fill="2B547E"/>
+          </w:tcPr>
+          <w:p>
+            <w:pPr>
+              <w:spacing w:before="20" w:after="20"/>
+              <w:jc w:val="center"/>
+            </w:pPr>
+            <w:r>
+              <w:rPr>
+                <w:rFonts w:ascii="Calibri" w:hAnsi="Calibri"/>
+                <w:b/>
+                <w:color w:val="FFFFFF"/>
+                <w:sz w:val="16"/>
+                <w:spacing w:val="0"/>
+                <w:kern w:val="0"/>
+              </w:rPr>
               <w:t>Сидра | Anchors (%)</w:t>
             </w:r>
           </w:p>
@@ -11547,7 +12057,7 @@
       <w:tr>
         <w:tc>
           <w:tcPr>
-            <w:tcW w:type="dxa" w:w="1020"/>
+            <w:tcW w:type="dxa" w:w="850"/>
             <w:vAlign w:val="center"/>
             <w:shd w:val="clear" w:color="auto" w:fill="FFFFFF"/>
           </w:tcPr>
@@ -11589,13 +12099,37 @@
                 <w:spacing w:val="0"/>
                 <w:kern w:val="0"/>
               </w:rPr>
-              <w:t>5.0 – 7.5</w:t>
-            </w:r>
-          </w:p>
-        </w:tc>
-        <w:tc>
-          <w:tcPr>
-            <w:tcW w:type="dxa" w:w="4309"/>
+              <w:t>7.00% ± 1.89%</w:t>
+            </w:r>
+          </w:p>
+        </w:tc>
+        <w:tc>
+          <w:tcPr>
+            <w:tcW w:type="dxa" w:w="1474"/>
+            <w:vAlign w:val="center"/>
+            <w:shd w:val="clear" w:color="auto" w:fill="FFFFFF"/>
+          </w:tcPr>
+          <w:p>
+            <w:pPr>
+              <w:spacing w:before="20" w:after="20"/>
+              <w:jc w:val="center"/>
+            </w:pPr>
+            <w:r>
+              <w:rPr>
+                <w:rFonts w:ascii="Calibri" w:hAnsi="Calibri"/>
+                <w:b w:val="0"/>
+                <w:color w:val="16232B"/>
+                <w:sz w:val="16"/>
+                <w:spacing w:val="0"/>
+                <w:kern w:val="0"/>
+              </w:rPr>
+              <w:t>5.11 – 8.89</w:t>
+            </w:r>
+          </w:p>
+        </w:tc>
+        <w:tc>
+          <w:tcPr>
+            <w:tcW w:type="dxa" w:w="3628"/>
             <w:vAlign w:val="center"/>
             <w:shd w:val="clear" w:color="auto" w:fill="FFFFFF"/>
           </w:tcPr>
@@ -11619,7 +12153,7 @@
         </w:tc>
         <w:tc>
           <w:tcPr>
-            <w:tcW w:type="dxa" w:w="2835"/>
+            <w:tcW w:type="dxa" w:w="2268"/>
             <w:vAlign w:val="center"/>
             <w:shd w:val="clear" w:color="auto" w:fill="FFFFFF"/>
           </w:tcPr>
@@ -11645,7 +12179,7 @@
       <w:tr>
         <w:tc>
           <w:tcPr>
-            <w:tcW w:type="dxa" w:w="1020"/>
+            <w:tcW w:type="dxa" w:w="850"/>
             <w:vAlign w:val="center"/>
             <w:shd w:val="clear" w:color="auto" w:fill="F4F7FB"/>
           </w:tcPr>
@@ -11687,13 +12221,37 @@
                 <w:spacing w:val="0"/>
                 <w:kern w:val="0"/>
               </w:rPr>
-              <w:t>9.0 – 12.5</w:t>
-            </w:r>
-          </w:p>
-        </w:tc>
-        <w:tc>
-          <w:tcPr>
-            <w:tcW w:type="dxa" w:w="4309"/>
+              <w:t>11.00% ± 1.69%</w:t>
+            </w:r>
+          </w:p>
+        </w:tc>
+        <w:tc>
+          <w:tcPr>
+            <w:tcW w:type="dxa" w:w="1474"/>
+            <w:vAlign w:val="center"/>
+            <w:shd w:val="clear" w:color="auto" w:fill="F4F7FB"/>
+          </w:tcPr>
+          <w:p>
+            <w:pPr>
+              <w:spacing w:before="20" w:after="20"/>
+              <w:jc w:val="center"/>
+            </w:pPr>
+            <w:r>
+              <w:rPr>
+                <w:rFonts w:ascii="Calibri" w:hAnsi="Calibri"/>
+                <w:b w:val="0"/>
+                <w:color w:val="16232B"/>
+                <w:sz w:val="16"/>
+                <w:spacing w:val="0"/>
+                <w:kern w:val="0"/>
+              </w:rPr>
+              <w:t>9.31 – 12.69</w:t>
+            </w:r>
+          </w:p>
+        </w:tc>
+        <w:tc>
+          <w:tcPr>
+            <w:tcW w:type="dxa" w:w="3628"/>
             <w:vAlign w:val="center"/>
             <w:shd w:val="clear" w:color="auto" w:fill="F4F7FB"/>
           </w:tcPr>
@@ -11717,7 +12275,7 @@
         </w:tc>
         <w:tc>
           <w:tcPr>
-            <w:tcW w:type="dxa" w:w="2835"/>
+            <w:tcW w:type="dxa" w:w="2268"/>
             <w:vAlign w:val="center"/>
             <w:shd w:val="clear" w:color="auto" w:fill="F4F7FB"/>
           </w:tcPr>
@@ -11809,10 +12367,11 @@
         <w:tblLook w:firstColumn="1" w:firstRow="1" w:lastColumn="0" w:lastRow="0" w:noHBand="0" w:noVBand="1" w:val="04A0"/>
       </w:tblPr>
       <w:tblGrid>
-        <w:gridCol w:w="2616"/>
-        <w:gridCol w:w="2616"/>
-        <w:gridCol w:w="2616"/>
-        <w:gridCol w:w="2616"/>
+        <w:gridCol w:w="2093"/>
+        <w:gridCol w:w="2093"/>
+        <w:gridCol w:w="2093"/>
+        <w:gridCol w:w="2093"/>
+        <w:gridCol w:w="2093"/>
       </w:tblGrid>
       <w:tr>
         <w:trPr>
@@ -11820,7 +12379,7 @@
         </w:trPr>
         <w:tc>
           <w:tcPr>
-            <w:tcW w:type="dxa" w:w="1020"/>
+            <w:tcW w:type="dxa" w:w="850"/>
             <w:vAlign w:val="center"/>
             <w:shd w:val="clear" w:color="auto" w:fill="2B547E"/>
           </w:tcPr>
@@ -11862,13 +12421,13 @@
                 <w:spacing w:val="0"/>
                 <w:kern w:val="0"/>
               </w:rPr>
-              <w:t>Опсег | Range (%)</w:t>
-            </w:r>
-          </w:p>
-        </w:tc>
-        <w:tc>
-          <w:tcPr>
-            <w:tcW w:type="dxa" w:w="4309"/>
+              <w:t>Номинала ± толер. | Nominal ± tol.</w:t>
+            </w:r>
+          </w:p>
+        </w:tc>
+        <w:tc>
+          <w:tcPr>
+            <w:tcW w:type="dxa" w:w="1474"/>
             <w:vAlign w:val="center"/>
             <w:shd w:val="clear" w:color="auto" w:fill="2B547E"/>
           </w:tcPr>
@@ -11886,13 +12445,13 @@
                 <w:spacing w:val="0"/>
                 <w:kern w:val="0"/>
               </w:rPr>
-              <w:t>Серии | Batches</w:t>
-            </w:r>
-          </w:p>
-        </w:tc>
-        <w:tc>
-          <w:tcPr>
-            <w:tcW w:type="dxa" w:w="2835"/>
+              <w:t>= Опсег | = Range (%)</w:t>
+            </w:r>
+          </w:p>
+        </w:tc>
+        <w:tc>
+          <w:tcPr>
+            <w:tcW w:type="dxa" w:w="3628"/>
             <w:vAlign w:val="center"/>
             <w:shd w:val="clear" w:color="auto" w:fill="2B547E"/>
           </w:tcPr>
@@ -11910,6 +12469,30 @@
                 <w:spacing w:val="0"/>
                 <w:kern w:val="0"/>
               </w:rPr>
+              <w:t>Серии | Batches</w:t>
+            </w:r>
+          </w:p>
+        </w:tc>
+        <w:tc>
+          <w:tcPr>
+            <w:tcW w:type="dxa" w:w="2268"/>
+            <w:vAlign w:val="center"/>
+            <w:shd w:val="clear" w:color="auto" w:fill="2B547E"/>
+          </w:tcPr>
+          <w:p>
+            <w:pPr>
+              <w:spacing w:before="20" w:after="20"/>
+              <w:jc w:val="center"/>
+            </w:pPr>
+            <w:r>
+              <w:rPr>
+                <w:rFonts w:ascii="Calibri" w:hAnsi="Calibri"/>
+                <w:b/>
+                <w:color w:val="FFFFFF"/>
+                <w:sz w:val="16"/>
+                <w:spacing w:val="0"/>
+                <w:kern w:val="0"/>
+              </w:rPr>
               <w:t>Сидра | Anchors (%)</w:t>
             </w:r>
           </w:p>
@@ -11918,7 +12501,7 @@
       <w:tr>
         <w:tc>
           <w:tcPr>
-            <w:tcW w:type="dxa" w:w="1020"/>
+            <w:tcW w:type="dxa" w:w="850"/>
             <w:vAlign w:val="center"/>
             <w:shd w:val="clear" w:color="auto" w:fill="FFFFFF"/>
           </w:tcPr>
@@ -11960,13 +12543,37 @@
                 <w:spacing w:val="0"/>
                 <w:kern w:val="0"/>
               </w:rPr>
-              <w:t>14.5 – 18.5</w:t>
-            </w:r>
-          </w:p>
-        </w:tc>
-        <w:tc>
-          <w:tcPr>
-            <w:tcW w:type="dxa" w:w="4309"/>
+              <w:t>17.00% ± 2.27%</w:t>
+            </w:r>
+          </w:p>
+        </w:tc>
+        <w:tc>
+          <w:tcPr>
+            <w:tcW w:type="dxa" w:w="1474"/>
+            <w:vAlign w:val="center"/>
+            <w:shd w:val="clear" w:color="auto" w:fill="FFFFFF"/>
+          </w:tcPr>
+          <w:p>
+            <w:pPr>
+              <w:spacing w:before="20" w:after="20"/>
+              <w:jc w:val="center"/>
+            </w:pPr>
+            <w:r>
+              <w:rPr>
+                <w:rFonts w:ascii="Calibri" w:hAnsi="Calibri"/>
+                <w:b w:val="0"/>
+                <w:color w:val="16232B"/>
+                <w:sz w:val="16"/>
+                <w:spacing w:val="0"/>
+                <w:kern w:val="0"/>
+              </w:rPr>
+              <w:t>14.73 – 19.27</w:t>
+            </w:r>
+          </w:p>
+        </w:tc>
+        <w:tc>
+          <w:tcPr>
+            <w:tcW w:type="dxa" w:w="3628"/>
             <w:vAlign w:val="center"/>
             <w:shd w:val="clear" w:color="auto" w:fill="FFFFFF"/>
           </w:tcPr>
@@ -11990,7 +12597,7 @@
         </w:tc>
         <w:tc>
           <w:tcPr>
-            <w:tcW w:type="dxa" w:w="2835"/>
+            <w:tcW w:type="dxa" w:w="2268"/>
             <w:vAlign w:val="center"/>
             <w:shd w:val="clear" w:color="auto" w:fill="FFFFFF"/>
           </w:tcPr>
@@ -12016,7 +12623,7 @@
       <w:tr>
         <w:tc>
           <w:tcPr>
-            <w:tcW w:type="dxa" w:w="1020"/>
+            <w:tcW w:type="dxa" w:w="850"/>
             <w:vAlign w:val="center"/>
             <w:shd w:val="clear" w:color="auto" w:fill="F4F7FB"/>
           </w:tcPr>
@@ -12058,13 +12665,37 @@
                 <w:spacing w:val="0"/>
                 <w:kern w:val="0"/>
               </w:rPr>
-              <w:t>17.5 – 23.0</w:t>
-            </w:r>
-          </w:p>
-        </w:tc>
-        <w:tc>
-          <w:tcPr>
-            <w:tcW w:type="dxa" w:w="4309"/>
+              <w:t>20.00% ± 2.95%</w:t>
+            </w:r>
+          </w:p>
+        </w:tc>
+        <w:tc>
+          <w:tcPr>
+            <w:tcW w:type="dxa" w:w="1474"/>
+            <w:vAlign w:val="center"/>
+            <w:shd w:val="clear" w:color="auto" w:fill="F4F7FB"/>
+          </w:tcPr>
+          <w:p>
+            <w:pPr>
+              <w:spacing w:before="20" w:after="20"/>
+              <w:jc w:val="center"/>
+            </w:pPr>
+            <w:r>
+              <w:rPr>
+                <w:rFonts w:ascii="Calibri" w:hAnsi="Calibri"/>
+                <w:b w:val="0"/>
+                <w:color w:val="16232B"/>
+                <w:sz w:val="16"/>
+                <w:spacing w:val="0"/>
+                <w:kern w:val="0"/>
+              </w:rPr>
+              <w:t>17.05 – 22.95</w:t>
+            </w:r>
+          </w:p>
+        </w:tc>
+        <w:tc>
+          <w:tcPr>
+            <w:tcW w:type="dxa" w:w="3628"/>
             <w:vAlign w:val="center"/>
             <w:shd w:val="clear" w:color="auto" w:fill="F4F7FB"/>
           </w:tcPr>
@@ -12088,7 +12719,7 @@
         </w:tc>
         <w:tc>
           <w:tcPr>
-            <w:tcW w:type="dxa" w:w="2835"/>
+            <w:tcW w:type="dxa" w:w="2268"/>
             <w:vAlign w:val="center"/>
             <w:shd w:val="clear" w:color="auto" w:fill="F4F7FB"/>
           </w:tcPr>
@@ -12180,10 +12811,11 @@
         <w:tblLook w:firstColumn="1" w:firstRow="1" w:lastColumn="0" w:lastRow="0" w:noHBand="0" w:noVBand="1" w:val="04A0"/>
       </w:tblPr>
       <w:tblGrid>
-        <w:gridCol w:w="2616"/>
-        <w:gridCol w:w="2616"/>
-        <w:gridCol w:w="2616"/>
-        <w:gridCol w:w="2616"/>
+        <w:gridCol w:w="2093"/>
+        <w:gridCol w:w="2093"/>
+        <w:gridCol w:w="2093"/>
+        <w:gridCol w:w="2093"/>
+        <w:gridCol w:w="2093"/>
       </w:tblGrid>
       <w:tr>
         <w:trPr>
@@ -12191,7 +12823,7 @@
         </w:trPr>
         <w:tc>
           <w:tcPr>
-            <w:tcW w:type="dxa" w:w="1020"/>
+            <w:tcW w:type="dxa" w:w="850"/>
             <w:vAlign w:val="center"/>
             <w:shd w:val="clear" w:color="auto" w:fill="2B547E"/>
           </w:tcPr>
@@ -12233,13 +12865,13 @@
                 <w:spacing w:val="0"/>
                 <w:kern w:val="0"/>
               </w:rPr>
-              <w:t>Опсег | Range (%)</w:t>
-            </w:r>
-          </w:p>
-        </w:tc>
-        <w:tc>
-          <w:tcPr>
-            <w:tcW w:type="dxa" w:w="4309"/>
+              <w:t>Номинала ± толер. | Nominal ± tol.</w:t>
+            </w:r>
+          </w:p>
+        </w:tc>
+        <w:tc>
+          <w:tcPr>
+            <w:tcW w:type="dxa" w:w="1474"/>
             <w:vAlign w:val="center"/>
             <w:shd w:val="clear" w:color="auto" w:fill="2B547E"/>
           </w:tcPr>
@@ -12257,13 +12889,13 @@
                 <w:spacing w:val="0"/>
                 <w:kern w:val="0"/>
               </w:rPr>
-              <w:t>Серии | Batches</w:t>
-            </w:r>
-          </w:p>
-        </w:tc>
-        <w:tc>
-          <w:tcPr>
-            <w:tcW w:type="dxa" w:w="2835"/>
+              <w:t>= Опсег | = Range (%)</w:t>
+            </w:r>
+          </w:p>
+        </w:tc>
+        <w:tc>
+          <w:tcPr>
+            <w:tcW w:type="dxa" w:w="3628"/>
             <w:vAlign w:val="center"/>
             <w:shd w:val="clear" w:color="auto" w:fill="2B547E"/>
           </w:tcPr>
@@ -12281,6 +12913,30 @@
                 <w:spacing w:val="0"/>
                 <w:kern w:val="0"/>
               </w:rPr>
+              <w:t>Серии | Batches</w:t>
+            </w:r>
+          </w:p>
+        </w:tc>
+        <w:tc>
+          <w:tcPr>
+            <w:tcW w:type="dxa" w:w="2268"/>
+            <w:vAlign w:val="center"/>
+            <w:shd w:val="clear" w:color="auto" w:fill="2B547E"/>
+          </w:tcPr>
+          <w:p>
+            <w:pPr>
+              <w:spacing w:before="20" w:after="20"/>
+              <w:jc w:val="center"/>
+            </w:pPr>
+            <w:r>
+              <w:rPr>
+                <w:rFonts w:ascii="Calibri" w:hAnsi="Calibri"/>
+                <w:b/>
+                <w:color w:val="FFFFFF"/>
+                <w:sz w:val="16"/>
+                <w:spacing w:val="0"/>
+                <w:kern w:val="0"/>
+              </w:rPr>
               <w:t>Сидра | Anchors (%)</w:t>
             </w:r>
           </w:p>
@@ -12289,7 +12945,7 @@
       <w:tr>
         <w:tc>
           <w:tcPr>
-            <w:tcW w:type="dxa" w:w="1020"/>
+            <w:tcW w:type="dxa" w:w="850"/>
             <w:vAlign w:val="center"/>
             <w:shd w:val="clear" w:color="auto" w:fill="FFFFFF"/>
           </w:tcPr>
@@ -12331,13 +12987,37 @@
                 <w:spacing w:val="0"/>
                 <w:kern w:val="0"/>
               </w:rPr>
-              <w:t>12.5 – 18.0</w:t>
-            </w:r>
-          </w:p>
-        </w:tc>
-        <w:tc>
-          <w:tcPr>
-            <w:tcW w:type="dxa" w:w="4309"/>
+              <w:t>15.00% ± 2.75%</w:t>
+            </w:r>
+          </w:p>
+        </w:tc>
+        <w:tc>
+          <w:tcPr>
+            <w:tcW w:type="dxa" w:w="1474"/>
+            <w:vAlign w:val="center"/>
+            <w:shd w:val="clear" w:color="auto" w:fill="FFFFFF"/>
+          </w:tcPr>
+          <w:p>
+            <w:pPr>
+              <w:spacing w:before="20" w:after="20"/>
+              <w:jc w:val="center"/>
+            </w:pPr>
+            <w:r>
+              <w:rPr>
+                <w:rFonts w:ascii="Calibri" w:hAnsi="Calibri"/>
+                <w:b w:val="0"/>
+                <w:color w:val="16232B"/>
+                <w:sz w:val="16"/>
+                <w:spacing w:val="0"/>
+                <w:kern w:val="0"/>
+              </w:rPr>
+              <w:t>12.25 – 17.75</w:t>
+            </w:r>
+          </w:p>
+        </w:tc>
+        <w:tc>
+          <w:tcPr>
+            <w:tcW w:type="dxa" w:w="3628"/>
             <w:vAlign w:val="center"/>
             <w:shd w:val="clear" w:color="auto" w:fill="FFFFFF"/>
           </w:tcPr>
@@ -12361,7 +13041,7 @@
         </w:tc>
         <w:tc>
           <w:tcPr>
-            <w:tcW w:type="dxa" w:w="2835"/>
+            <w:tcW w:type="dxa" w:w="2268"/>
             <w:vAlign w:val="center"/>
             <w:shd w:val="clear" w:color="auto" w:fill="FFFFFF"/>
           </w:tcPr>
@@ -12387,7 +13067,7 @@
       <w:tr>
         <w:tc>
           <w:tcPr>
-            <w:tcW w:type="dxa" w:w="1020"/>
+            <w:tcW w:type="dxa" w:w="850"/>
             <w:vAlign w:val="center"/>
             <w:shd w:val="clear" w:color="auto" w:fill="F4F7FB"/>
           </w:tcPr>
@@ -12429,13 +13109,37 @@
                 <w:spacing w:val="0"/>
                 <w:kern w:val="0"/>
               </w:rPr>
-              <w:t>15.5 – 22.0</w:t>
-            </w:r>
-          </w:p>
-        </w:tc>
-        <w:tc>
-          <w:tcPr>
-            <w:tcW w:type="dxa" w:w="4309"/>
+              <w:t>19.00% ± 3.47%</w:t>
+            </w:r>
+          </w:p>
+        </w:tc>
+        <w:tc>
+          <w:tcPr>
+            <w:tcW w:type="dxa" w:w="1474"/>
+            <w:vAlign w:val="center"/>
+            <w:shd w:val="clear" w:color="auto" w:fill="F4F7FB"/>
+          </w:tcPr>
+          <w:p>
+            <w:pPr>
+              <w:spacing w:before="20" w:after="20"/>
+              <w:jc w:val="center"/>
+            </w:pPr>
+            <w:r>
+              <w:rPr>
+                <w:rFonts w:ascii="Calibri" w:hAnsi="Calibri"/>
+                <w:b w:val="0"/>
+                <w:color w:val="16232B"/>
+                <w:sz w:val="16"/>
+                <w:spacing w:val="0"/>
+                <w:kern w:val="0"/>
+              </w:rPr>
+              <w:t>15.53 – 22.47</w:t>
+            </w:r>
+          </w:p>
+        </w:tc>
+        <w:tc>
+          <w:tcPr>
+            <w:tcW w:type="dxa" w:w="3628"/>
             <w:vAlign w:val="center"/>
             <w:shd w:val="clear" w:color="auto" w:fill="F4F7FB"/>
           </w:tcPr>
@@ -12459,7 +13163,7 @@
         </w:tc>
         <w:tc>
           <w:tcPr>
-            <w:tcW w:type="dxa" w:w="2835"/>
+            <w:tcW w:type="dxa" w:w="2268"/>
             <w:vAlign w:val="center"/>
             <w:shd w:val="clear" w:color="auto" w:fill="F4F7FB"/>
           </w:tcPr>
@@ -12551,10 +13255,11 @@
         <w:tblLook w:firstColumn="1" w:firstRow="1" w:lastColumn="0" w:lastRow="0" w:noHBand="0" w:noVBand="1" w:val="04A0"/>
       </w:tblPr>
       <w:tblGrid>
-        <w:gridCol w:w="2616"/>
-        <w:gridCol w:w="2616"/>
-        <w:gridCol w:w="2616"/>
-        <w:gridCol w:w="2616"/>
+        <w:gridCol w:w="2093"/>
+        <w:gridCol w:w="2093"/>
+        <w:gridCol w:w="2093"/>
+        <w:gridCol w:w="2093"/>
+        <w:gridCol w:w="2093"/>
       </w:tblGrid>
       <w:tr>
         <w:trPr>
@@ -12562,7 +13267,7 @@
         </w:trPr>
         <w:tc>
           <w:tcPr>
-            <w:tcW w:type="dxa" w:w="1020"/>
+            <w:tcW w:type="dxa" w:w="850"/>
             <w:vAlign w:val="center"/>
             <w:shd w:val="clear" w:color="auto" w:fill="2B547E"/>
           </w:tcPr>
@@ -12604,13 +13309,13 @@
                 <w:spacing w:val="0"/>
                 <w:kern w:val="0"/>
               </w:rPr>
-              <w:t>Опсег | Range (%)</w:t>
-            </w:r>
-          </w:p>
-        </w:tc>
-        <w:tc>
-          <w:tcPr>
-            <w:tcW w:type="dxa" w:w="4309"/>
+              <w:t>Номинала ± толер. | Nominal ± tol.</w:t>
+            </w:r>
+          </w:p>
+        </w:tc>
+        <w:tc>
+          <w:tcPr>
+            <w:tcW w:type="dxa" w:w="1474"/>
             <w:vAlign w:val="center"/>
             <w:shd w:val="clear" w:color="auto" w:fill="2B547E"/>
           </w:tcPr>
@@ -12628,13 +13333,13 @@
                 <w:spacing w:val="0"/>
                 <w:kern w:val="0"/>
               </w:rPr>
-              <w:t>Серии | Batches</w:t>
-            </w:r>
-          </w:p>
-        </w:tc>
-        <w:tc>
-          <w:tcPr>
-            <w:tcW w:type="dxa" w:w="2835"/>
+              <w:t>= Опсег | = Range (%)</w:t>
+            </w:r>
+          </w:p>
+        </w:tc>
+        <w:tc>
+          <w:tcPr>
+            <w:tcW w:type="dxa" w:w="3628"/>
             <w:vAlign w:val="center"/>
             <w:shd w:val="clear" w:color="auto" w:fill="2B547E"/>
           </w:tcPr>
@@ -12652,6 +13357,30 @@
                 <w:spacing w:val="0"/>
                 <w:kern w:val="0"/>
               </w:rPr>
+              <w:t>Серии | Batches</w:t>
+            </w:r>
+          </w:p>
+        </w:tc>
+        <w:tc>
+          <w:tcPr>
+            <w:tcW w:type="dxa" w:w="2268"/>
+            <w:vAlign w:val="center"/>
+            <w:shd w:val="clear" w:color="auto" w:fill="2B547E"/>
+          </w:tcPr>
+          <w:p>
+            <w:pPr>
+              <w:spacing w:before="20" w:after="20"/>
+              <w:jc w:val="center"/>
+            </w:pPr>
+            <w:r>
+              <w:rPr>
+                <w:rFonts w:ascii="Calibri" w:hAnsi="Calibri"/>
+                <w:b/>
+                <w:color w:val="FFFFFF"/>
+                <w:sz w:val="16"/>
+                <w:spacing w:val="0"/>
+                <w:kern w:val="0"/>
+              </w:rPr>
               <w:t>Сидра | Anchors (%)</w:t>
             </w:r>
           </w:p>
@@ -12660,7 +13389,7 @@
       <w:tr>
         <w:tc>
           <w:tcPr>
-            <w:tcW w:type="dxa" w:w="1020"/>
+            <w:tcW w:type="dxa" w:w="850"/>
             <w:vAlign w:val="center"/>
             <w:shd w:val="clear" w:color="auto" w:fill="FFFFFF"/>
           </w:tcPr>
@@ -12702,13 +13431,37 @@
                 <w:spacing w:val="0"/>
                 <w:kern w:val="0"/>
               </w:rPr>
-              <w:t>14.5 – 18.5</w:t>
-            </w:r>
-          </w:p>
-        </w:tc>
-        <w:tc>
-          <w:tcPr>
-            <w:tcW w:type="dxa" w:w="4309"/>
+              <w:t>17.00% ± 2.26%</w:t>
+            </w:r>
+          </w:p>
+        </w:tc>
+        <w:tc>
+          <w:tcPr>
+            <w:tcW w:type="dxa" w:w="1474"/>
+            <w:vAlign w:val="center"/>
+            <w:shd w:val="clear" w:color="auto" w:fill="FFFFFF"/>
+          </w:tcPr>
+          <w:p>
+            <w:pPr>
+              <w:spacing w:before="20" w:after="20"/>
+              <w:jc w:val="center"/>
+            </w:pPr>
+            <w:r>
+              <w:rPr>
+                <w:rFonts w:ascii="Calibri" w:hAnsi="Calibri"/>
+                <w:b w:val="0"/>
+                <w:color w:val="16232B"/>
+                <w:sz w:val="16"/>
+                <w:spacing w:val="0"/>
+                <w:kern w:val="0"/>
+              </w:rPr>
+              <w:t>14.74 – 19.26</w:t>
+            </w:r>
+          </w:p>
+        </w:tc>
+        <w:tc>
+          <w:tcPr>
+            <w:tcW w:type="dxa" w:w="3628"/>
             <w:vAlign w:val="center"/>
             <w:shd w:val="clear" w:color="auto" w:fill="FFFFFF"/>
           </w:tcPr>
@@ -12732,7 +13485,7 @@
         </w:tc>
         <w:tc>
           <w:tcPr>
-            <w:tcW w:type="dxa" w:w="2835"/>
+            <w:tcW w:type="dxa" w:w="2268"/>
             <w:vAlign w:val="center"/>
             <w:shd w:val="clear" w:color="auto" w:fill="FFFFFF"/>
           </w:tcPr>
@@ -12758,7 +13511,7 @@
       <w:tr>
         <w:tc>
           <w:tcPr>
-            <w:tcW w:type="dxa" w:w="1020"/>
+            <w:tcW w:type="dxa" w:w="850"/>
             <w:vAlign w:val="center"/>
             <w:shd w:val="clear" w:color="auto" w:fill="F4F7FB"/>
           </w:tcPr>
@@ -12800,13 +13553,37 @@
                 <w:spacing w:val="0"/>
                 <w:kern w:val="0"/>
               </w:rPr>
-              <w:t>17.0 – 23.5</w:t>
-            </w:r>
-          </w:p>
-        </w:tc>
-        <w:tc>
-          <w:tcPr>
-            <w:tcW w:type="dxa" w:w="4309"/>
+              <w:t>20.00% ± 3.20%</w:t>
+            </w:r>
+          </w:p>
+        </w:tc>
+        <w:tc>
+          <w:tcPr>
+            <w:tcW w:type="dxa" w:w="1474"/>
+            <w:vAlign w:val="center"/>
+            <w:shd w:val="clear" w:color="auto" w:fill="F4F7FB"/>
+          </w:tcPr>
+          <w:p>
+            <w:pPr>
+              <w:spacing w:before="20" w:after="20"/>
+              <w:jc w:val="center"/>
+            </w:pPr>
+            <w:r>
+              <w:rPr>
+                <w:rFonts w:ascii="Calibri" w:hAnsi="Calibri"/>
+                <w:b w:val="0"/>
+                <w:color w:val="16232B"/>
+                <w:sz w:val="16"/>
+                <w:spacing w:val="0"/>
+                <w:kern w:val="0"/>
+              </w:rPr>
+              <w:t>16.80 – 23.20</w:t>
+            </w:r>
+          </w:p>
+        </w:tc>
+        <w:tc>
+          <w:tcPr>
+            <w:tcW w:type="dxa" w:w="3628"/>
             <w:vAlign w:val="center"/>
             <w:shd w:val="clear" w:color="auto" w:fill="F4F7FB"/>
           </w:tcPr>
@@ -12830,7 +13607,7 @@
         </w:tc>
         <w:tc>
           <w:tcPr>
-            <w:tcW w:type="dxa" w:w="2835"/>
+            <w:tcW w:type="dxa" w:w="2268"/>
             <w:vAlign w:val="center"/>
             <w:shd w:val="clear" w:color="auto" w:fill="F4F7FB"/>
           </w:tcPr>
@@ -12922,10 +13699,11 @@
         <w:tblLook w:firstColumn="1" w:firstRow="1" w:lastColumn="0" w:lastRow="0" w:noHBand="0" w:noVBand="1" w:val="04A0"/>
       </w:tblPr>
       <w:tblGrid>
-        <w:gridCol w:w="2616"/>
-        <w:gridCol w:w="2616"/>
-        <w:gridCol w:w="2616"/>
-        <w:gridCol w:w="2616"/>
+        <w:gridCol w:w="2093"/>
+        <w:gridCol w:w="2093"/>
+        <w:gridCol w:w="2093"/>
+        <w:gridCol w:w="2093"/>
+        <w:gridCol w:w="2093"/>
       </w:tblGrid>
       <w:tr>
         <w:trPr>
@@ -12933,7 +13711,7 @@
         </w:trPr>
         <w:tc>
           <w:tcPr>
-            <w:tcW w:type="dxa" w:w="1020"/>
+            <w:tcW w:type="dxa" w:w="850"/>
             <w:vAlign w:val="center"/>
             <w:shd w:val="clear" w:color="auto" w:fill="2B547E"/>
           </w:tcPr>
@@ -12975,13 +13753,13 @@
                 <w:spacing w:val="0"/>
                 <w:kern w:val="0"/>
               </w:rPr>
-              <w:t>Опсег | Range (%)</w:t>
-            </w:r>
-          </w:p>
-        </w:tc>
-        <w:tc>
-          <w:tcPr>
-            <w:tcW w:type="dxa" w:w="4309"/>
+              <w:t>Номинала ± толер. | Nominal ± tol.</w:t>
+            </w:r>
+          </w:p>
+        </w:tc>
+        <w:tc>
+          <w:tcPr>
+            <w:tcW w:type="dxa" w:w="1474"/>
             <w:vAlign w:val="center"/>
             <w:shd w:val="clear" w:color="auto" w:fill="2B547E"/>
           </w:tcPr>
@@ -12999,13 +13777,13 @@
                 <w:spacing w:val="0"/>
                 <w:kern w:val="0"/>
               </w:rPr>
-              <w:t>Серии | Batches</w:t>
-            </w:r>
-          </w:p>
-        </w:tc>
-        <w:tc>
-          <w:tcPr>
-            <w:tcW w:type="dxa" w:w="2835"/>
+              <w:t>= Опсег | = Range (%)</w:t>
+            </w:r>
+          </w:p>
+        </w:tc>
+        <w:tc>
+          <w:tcPr>
+            <w:tcW w:type="dxa" w:w="3628"/>
             <w:vAlign w:val="center"/>
             <w:shd w:val="clear" w:color="auto" w:fill="2B547E"/>
           </w:tcPr>
@@ -13023,6 +13801,30 @@
                 <w:spacing w:val="0"/>
                 <w:kern w:val="0"/>
               </w:rPr>
+              <w:t>Серии | Batches</w:t>
+            </w:r>
+          </w:p>
+        </w:tc>
+        <w:tc>
+          <w:tcPr>
+            <w:tcW w:type="dxa" w:w="2268"/>
+            <w:vAlign w:val="center"/>
+            <w:shd w:val="clear" w:color="auto" w:fill="2B547E"/>
+          </w:tcPr>
+          <w:p>
+            <w:pPr>
+              <w:spacing w:before="20" w:after="20"/>
+              <w:jc w:val="center"/>
+            </w:pPr>
+            <w:r>
+              <w:rPr>
+                <w:rFonts w:ascii="Calibri" w:hAnsi="Calibri"/>
+                <w:b/>
+                <w:color w:val="FFFFFF"/>
+                <w:sz w:val="16"/>
+                <w:spacing w:val="0"/>
+                <w:kern w:val="0"/>
+              </w:rPr>
               <w:t>Сидра | Anchors (%)</w:t>
             </w:r>
           </w:p>
@@ -13031,7 +13833,7 @@
       <w:tr>
         <w:tc>
           <w:tcPr>
-            <w:tcW w:type="dxa" w:w="1020"/>
+            <w:tcW w:type="dxa" w:w="850"/>
             <w:vAlign w:val="center"/>
             <w:shd w:val="clear" w:color="auto" w:fill="FFFFFF"/>
           </w:tcPr>
@@ -13073,13 +13875,37 @@
                 <w:spacing w:val="0"/>
                 <w:kern w:val="0"/>
               </w:rPr>
-              <w:t>14.0 – 18.5</w:t>
-            </w:r>
-          </w:p>
-        </w:tc>
-        <w:tc>
-          <w:tcPr>
-            <w:tcW w:type="dxa" w:w="4309"/>
+              <w:t>16.00% ± 2.10%</w:t>
+            </w:r>
+          </w:p>
+        </w:tc>
+        <w:tc>
+          <w:tcPr>
+            <w:tcW w:type="dxa" w:w="1474"/>
+            <w:vAlign w:val="center"/>
+            <w:shd w:val="clear" w:color="auto" w:fill="FFFFFF"/>
+          </w:tcPr>
+          <w:p>
+            <w:pPr>
+              <w:spacing w:before="20" w:after="20"/>
+              <w:jc w:val="center"/>
+            </w:pPr>
+            <w:r>
+              <w:rPr>
+                <w:rFonts w:ascii="Calibri" w:hAnsi="Calibri"/>
+                <w:b w:val="0"/>
+                <w:color w:val="16232B"/>
+                <w:sz w:val="16"/>
+                <w:spacing w:val="0"/>
+                <w:kern w:val="0"/>
+              </w:rPr>
+              <w:t>13.90 – 18.10</w:t>
+            </w:r>
+          </w:p>
+        </w:tc>
+        <w:tc>
+          <w:tcPr>
+            <w:tcW w:type="dxa" w:w="3628"/>
             <w:vAlign w:val="center"/>
             <w:shd w:val="clear" w:color="auto" w:fill="FFFFFF"/>
           </w:tcPr>
@@ -13103,7 +13929,7 @@
         </w:tc>
         <w:tc>
           <w:tcPr>
-            <w:tcW w:type="dxa" w:w="2835"/>
+            <w:tcW w:type="dxa" w:w="2268"/>
             <w:vAlign w:val="center"/>
             <w:shd w:val="clear" w:color="auto" w:fill="FFFFFF"/>
           </w:tcPr>
@@ -13195,10 +14021,11 @@
         <w:tblLook w:firstColumn="1" w:firstRow="1" w:lastColumn="0" w:lastRow="0" w:noHBand="0" w:noVBand="1" w:val="04A0"/>
       </w:tblPr>
       <w:tblGrid>
-        <w:gridCol w:w="2616"/>
-        <w:gridCol w:w="2616"/>
-        <w:gridCol w:w="2616"/>
-        <w:gridCol w:w="2616"/>
+        <w:gridCol w:w="2093"/>
+        <w:gridCol w:w="2093"/>
+        <w:gridCol w:w="2093"/>
+        <w:gridCol w:w="2093"/>
+        <w:gridCol w:w="2093"/>
       </w:tblGrid>
       <w:tr>
         <w:trPr>
@@ -13206,7 +14033,7 @@
         </w:trPr>
         <w:tc>
           <w:tcPr>
-            <w:tcW w:type="dxa" w:w="1020"/>
+            <w:tcW w:type="dxa" w:w="850"/>
             <w:vAlign w:val="center"/>
             <w:shd w:val="clear" w:color="auto" w:fill="2B547E"/>
           </w:tcPr>
@@ -13248,13 +14075,13 @@
                 <w:spacing w:val="0"/>
                 <w:kern w:val="0"/>
               </w:rPr>
-              <w:t>Опсег | Range (%)</w:t>
-            </w:r>
-          </w:p>
-        </w:tc>
-        <w:tc>
-          <w:tcPr>
-            <w:tcW w:type="dxa" w:w="4309"/>
+              <w:t>Номинала ± толер. | Nominal ± tol.</w:t>
+            </w:r>
+          </w:p>
+        </w:tc>
+        <w:tc>
+          <w:tcPr>
+            <w:tcW w:type="dxa" w:w="1474"/>
             <w:vAlign w:val="center"/>
             <w:shd w:val="clear" w:color="auto" w:fill="2B547E"/>
           </w:tcPr>
@@ -13272,13 +14099,13 @@
                 <w:spacing w:val="0"/>
                 <w:kern w:val="0"/>
               </w:rPr>
-              <w:t>Серии | Batches</w:t>
-            </w:r>
-          </w:p>
-        </w:tc>
-        <w:tc>
-          <w:tcPr>
-            <w:tcW w:type="dxa" w:w="2835"/>
+              <w:t>= Опсег | = Range (%)</w:t>
+            </w:r>
+          </w:p>
+        </w:tc>
+        <w:tc>
+          <w:tcPr>
+            <w:tcW w:type="dxa" w:w="3628"/>
             <w:vAlign w:val="center"/>
             <w:shd w:val="clear" w:color="auto" w:fill="2B547E"/>
           </w:tcPr>
@@ -13296,6 +14123,30 @@
                 <w:spacing w:val="0"/>
                 <w:kern w:val="0"/>
               </w:rPr>
+              <w:t>Серии | Batches</w:t>
+            </w:r>
+          </w:p>
+        </w:tc>
+        <w:tc>
+          <w:tcPr>
+            <w:tcW w:type="dxa" w:w="2268"/>
+            <w:vAlign w:val="center"/>
+            <w:shd w:val="clear" w:color="auto" w:fill="2B547E"/>
+          </w:tcPr>
+          <w:p>
+            <w:pPr>
+              <w:spacing w:before="20" w:after="20"/>
+              <w:jc w:val="center"/>
+            </w:pPr>
+            <w:r>
+              <w:rPr>
+                <w:rFonts w:ascii="Calibri" w:hAnsi="Calibri"/>
+                <w:b/>
+                <w:color w:val="FFFFFF"/>
+                <w:sz w:val="16"/>
+                <w:spacing w:val="0"/>
+                <w:kern w:val="0"/>
+              </w:rPr>
               <w:t>Сидра | Anchors (%)</w:t>
             </w:r>
           </w:p>
@@ -13304,7 +14155,7 @@
       <w:tr>
         <w:tc>
           <w:tcPr>
-            <w:tcW w:type="dxa" w:w="1020"/>
+            <w:tcW w:type="dxa" w:w="850"/>
             <w:vAlign w:val="center"/>
             <w:shd w:val="clear" w:color="auto" w:fill="FFFFFF"/>
           </w:tcPr>
@@ -13346,13 +14197,37 @@
                 <w:spacing w:val="0"/>
                 <w:kern w:val="0"/>
               </w:rPr>
-              <w:t>14.0 – 20.0</w:t>
-            </w:r>
-          </w:p>
-        </w:tc>
-        <w:tc>
-          <w:tcPr>
-            <w:tcW w:type="dxa" w:w="4309"/>
+              <w:t>17.00% ± 2.83%</w:t>
+            </w:r>
+          </w:p>
+        </w:tc>
+        <w:tc>
+          <w:tcPr>
+            <w:tcW w:type="dxa" w:w="1474"/>
+            <w:vAlign w:val="center"/>
+            <w:shd w:val="clear" w:color="auto" w:fill="FFFFFF"/>
+          </w:tcPr>
+          <w:p>
+            <w:pPr>
+              <w:spacing w:before="20" w:after="20"/>
+              <w:jc w:val="center"/>
+            </w:pPr>
+            <w:r>
+              <w:rPr>
+                <w:rFonts w:ascii="Calibri" w:hAnsi="Calibri"/>
+                <w:b w:val="0"/>
+                <w:color w:val="16232B"/>
+                <w:sz w:val="16"/>
+                <w:spacing w:val="0"/>
+                <w:kern w:val="0"/>
+              </w:rPr>
+              <w:t>14.17 – 19.83</w:t>
+            </w:r>
+          </w:p>
+        </w:tc>
+        <w:tc>
+          <w:tcPr>
+            <w:tcW w:type="dxa" w:w="3628"/>
             <w:vAlign w:val="center"/>
             <w:shd w:val="clear" w:color="auto" w:fill="FFFFFF"/>
           </w:tcPr>
@@ -13376,7 +14251,7 @@
         </w:tc>
         <w:tc>
           <w:tcPr>
-            <w:tcW w:type="dxa" w:w="2835"/>
+            <w:tcW w:type="dxa" w:w="2268"/>
             <w:vAlign w:val="center"/>
             <w:shd w:val="clear" w:color="auto" w:fill="FFFFFF"/>
           </w:tcPr>
@@ -13468,10 +14343,11 @@
         <w:tblLook w:firstColumn="1" w:firstRow="1" w:lastColumn="0" w:lastRow="0" w:noHBand="0" w:noVBand="1" w:val="04A0"/>
       </w:tblPr>
       <w:tblGrid>
-        <w:gridCol w:w="2616"/>
-        <w:gridCol w:w="2616"/>
-        <w:gridCol w:w="2616"/>
-        <w:gridCol w:w="2616"/>
+        <w:gridCol w:w="2093"/>
+        <w:gridCol w:w="2093"/>
+        <w:gridCol w:w="2093"/>
+        <w:gridCol w:w="2093"/>
+        <w:gridCol w:w="2093"/>
       </w:tblGrid>
       <w:tr>
         <w:trPr>
@@ -13479,7 +14355,7 @@
         </w:trPr>
         <w:tc>
           <w:tcPr>
-            <w:tcW w:type="dxa" w:w="1020"/>
+            <w:tcW w:type="dxa" w:w="850"/>
             <w:vAlign w:val="center"/>
             <w:shd w:val="clear" w:color="auto" w:fill="2B547E"/>
           </w:tcPr>
@@ -13521,13 +14397,13 @@
                 <w:spacing w:val="0"/>
                 <w:kern w:val="0"/>
               </w:rPr>
-              <w:t>Опсег | Range (%)</w:t>
-            </w:r>
-          </w:p>
-        </w:tc>
-        <w:tc>
-          <w:tcPr>
-            <w:tcW w:type="dxa" w:w="4309"/>
+              <w:t>Номинала ± толер. | Nominal ± tol.</w:t>
+            </w:r>
+          </w:p>
+        </w:tc>
+        <w:tc>
+          <w:tcPr>
+            <w:tcW w:type="dxa" w:w="1474"/>
             <w:vAlign w:val="center"/>
             <w:shd w:val="clear" w:color="auto" w:fill="2B547E"/>
           </w:tcPr>
@@ -13545,13 +14421,13 @@
                 <w:spacing w:val="0"/>
                 <w:kern w:val="0"/>
               </w:rPr>
-              <w:t>Серии | Batches</w:t>
-            </w:r>
-          </w:p>
-        </w:tc>
-        <w:tc>
-          <w:tcPr>
-            <w:tcW w:type="dxa" w:w="2835"/>
+              <w:t>= Опсег | = Range (%)</w:t>
+            </w:r>
+          </w:p>
+        </w:tc>
+        <w:tc>
+          <w:tcPr>
+            <w:tcW w:type="dxa" w:w="3628"/>
             <w:vAlign w:val="center"/>
             <w:shd w:val="clear" w:color="auto" w:fill="2B547E"/>
           </w:tcPr>
@@ -13569,6 +14445,30 @@
                 <w:spacing w:val="0"/>
                 <w:kern w:val="0"/>
               </w:rPr>
+              <w:t>Серии | Batches</w:t>
+            </w:r>
+          </w:p>
+        </w:tc>
+        <w:tc>
+          <w:tcPr>
+            <w:tcW w:type="dxa" w:w="2268"/>
+            <w:vAlign w:val="center"/>
+            <w:shd w:val="clear" w:color="auto" w:fill="2B547E"/>
+          </w:tcPr>
+          <w:p>
+            <w:pPr>
+              <w:spacing w:before="20" w:after="20"/>
+              <w:jc w:val="center"/>
+            </w:pPr>
+            <w:r>
+              <w:rPr>
+                <w:rFonts w:ascii="Calibri" w:hAnsi="Calibri"/>
+                <w:b/>
+                <w:color w:val="FFFFFF"/>
+                <w:sz w:val="16"/>
+                <w:spacing w:val="0"/>
+                <w:kern w:val="0"/>
+              </w:rPr>
               <w:t>Сидра | Anchors (%)</w:t>
             </w:r>
           </w:p>
@@ -13577,7 +14477,7 @@
       <w:tr>
         <w:tc>
           <w:tcPr>
-            <w:tcW w:type="dxa" w:w="1020"/>
+            <w:tcW w:type="dxa" w:w="850"/>
             <w:vAlign w:val="center"/>
             <w:shd w:val="clear" w:color="auto" w:fill="FFFFFF"/>
           </w:tcPr>
@@ -13619,13 +14519,37 @@
                 <w:spacing w:val="0"/>
                 <w:kern w:val="0"/>
               </w:rPr>
-              <w:t>5.5 – 10.5</w:t>
-            </w:r>
-          </w:p>
-        </w:tc>
-        <w:tc>
-          <w:tcPr>
-            <w:tcW w:type="dxa" w:w="4309"/>
+              <w:t>8.00% ± 2.43%</w:t>
+            </w:r>
+          </w:p>
+        </w:tc>
+        <w:tc>
+          <w:tcPr>
+            <w:tcW w:type="dxa" w:w="1474"/>
+            <w:vAlign w:val="center"/>
+            <w:shd w:val="clear" w:color="auto" w:fill="FFFFFF"/>
+          </w:tcPr>
+          <w:p>
+            <w:pPr>
+              <w:spacing w:before="20" w:after="20"/>
+              <w:jc w:val="center"/>
+            </w:pPr>
+            <w:r>
+              <w:rPr>
+                <w:rFonts w:ascii="Calibri" w:hAnsi="Calibri"/>
+                <w:b w:val="0"/>
+                <w:color w:val="16232B"/>
+                <w:sz w:val="16"/>
+                <w:spacing w:val="0"/>
+                <w:kern w:val="0"/>
+              </w:rPr>
+              <w:t>5.57 – 10.43</w:t>
+            </w:r>
+          </w:p>
+        </w:tc>
+        <w:tc>
+          <w:tcPr>
+            <w:tcW w:type="dxa" w:w="3628"/>
             <w:vAlign w:val="center"/>
             <w:shd w:val="clear" w:color="auto" w:fill="FFFFFF"/>
           </w:tcPr>
@@ -13649,7 +14573,7 @@
         </w:tc>
         <w:tc>
           <w:tcPr>
-            <w:tcW w:type="dxa" w:w="2835"/>
+            <w:tcW w:type="dxa" w:w="2268"/>
             <w:vAlign w:val="center"/>
             <w:shd w:val="clear" w:color="auto" w:fill="FFFFFF"/>
           </w:tcPr>
@@ -13675,7 +14599,7 @@
       <w:tr>
         <w:tc>
           <w:tcPr>
-            <w:tcW w:type="dxa" w:w="1020"/>
+            <w:tcW w:type="dxa" w:w="850"/>
             <w:vAlign w:val="center"/>
             <w:shd w:val="clear" w:color="auto" w:fill="F4F7FB"/>
           </w:tcPr>
@@ -13717,13 +14641,37 @@
                 <w:spacing w:val="0"/>
                 <w:kern w:val="0"/>
               </w:rPr>
-              <w:t>11.5 – 18.0</w:t>
-            </w:r>
-          </w:p>
-        </w:tc>
-        <w:tc>
-          <w:tcPr>
-            <w:tcW w:type="dxa" w:w="4309"/>
+              <w:t>15.00% ± 3.22%</w:t>
+            </w:r>
+          </w:p>
+        </w:tc>
+        <w:tc>
+          <w:tcPr>
+            <w:tcW w:type="dxa" w:w="1474"/>
+            <w:vAlign w:val="center"/>
+            <w:shd w:val="clear" w:color="auto" w:fill="F4F7FB"/>
+          </w:tcPr>
+          <w:p>
+            <w:pPr>
+              <w:spacing w:before="20" w:after="20"/>
+              <w:jc w:val="center"/>
+            </w:pPr>
+            <w:r>
+              <w:rPr>
+                <w:rFonts w:ascii="Calibri" w:hAnsi="Calibri"/>
+                <w:b w:val="0"/>
+                <w:color w:val="16232B"/>
+                <w:sz w:val="16"/>
+                <w:spacing w:val="0"/>
+                <w:kern w:val="0"/>
+              </w:rPr>
+              <w:t>11.78 – 18.22</w:t>
+            </w:r>
+          </w:p>
+        </w:tc>
+        <w:tc>
+          <w:tcPr>
+            <w:tcW w:type="dxa" w:w="3628"/>
             <w:vAlign w:val="center"/>
             <w:shd w:val="clear" w:color="auto" w:fill="F4F7FB"/>
           </w:tcPr>
@@ -13747,7 +14695,7 @@
         </w:tc>
         <w:tc>
           <w:tcPr>
-            <w:tcW w:type="dxa" w:w="2835"/>
+            <w:tcW w:type="dxa" w:w="2268"/>
             <w:vAlign w:val="center"/>
             <w:shd w:val="clear" w:color="auto" w:fill="F4F7FB"/>
           </w:tcPr>
@@ -13773,7 +14721,7 @@
       <w:tr>
         <w:tc>
           <w:tcPr>
-            <w:tcW w:type="dxa" w:w="1020"/>
+            <w:tcW w:type="dxa" w:w="850"/>
             <w:vAlign w:val="center"/>
             <w:shd w:val="clear" w:color="auto" w:fill="FFFFFF"/>
           </w:tcPr>
@@ -13815,13 +14763,37 @@
                 <w:spacing w:val="0"/>
                 <w:kern w:val="0"/>
               </w:rPr>
-              <w:t>15.0 – 21.5</w:t>
-            </w:r>
-          </w:p>
-        </w:tc>
-        <w:tc>
-          <w:tcPr>
-            <w:tcW w:type="dxa" w:w="4309"/>
+              <w:t>18.00% ± 3.28%</w:t>
+            </w:r>
+          </w:p>
+        </w:tc>
+        <w:tc>
+          <w:tcPr>
+            <w:tcW w:type="dxa" w:w="1474"/>
+            <w:vAlign w:val="center"/>
+            <w:shd w:val="clear" w:color="auto" w:fill="FFFFFF"/>
+          </w:tcPr>
+          <w:p>
+            <w:pPr>
+              <w:spacing w:before="20" w:after="20"/>
+              <w:jc w:val="center"/>
+            </w:pPr>
+            <w:r>
+              <w:rPr>
+                <w:rFonts w:ascii="Calibri" w:hAnsi="Calibri"/>
+                <w:b w:val="0"/>
+                <w:color w:val="16232B"/>
+                <w:sz w:val="16"/>
+                <w:spacing w:val="0"/>
+                <w:kern w:val="0"/>
+              </w:rPr>
+              <w:t>14.72 – 21.28</w:t>
+            </w:r>
+          </w:p>
+        </w:tc>
+        <w:tc>
+          <w:tcPr>
+            <w:tcW w:type="dxa" w:w="3628"/>
             <w:vAlign w:val="center"/>
             <w:shd w:val="clear" w:color="auto" w:fill="FFFFFF"/>
           </w:tcPr>
@@ -13845,7 +14817,7 @@
         </w:tc>
         <w:tc>
           <w:tcPr>
-            <w:tcW w:type="dxa" w:w="2835"/>
+            <w:tcW w:type="dxa" w:w="2268"/>
             <w:vAlign w:val="center"/>
             <w:shd w:val="clear" w:color="auto" w:fill="FFFFFF"/>
           </w:tcPr>
@@ -13937,10 +14909,11 @@
         <w:tblLook w:firstColumn="1" w:firstRow="1" w:lastColumn="0" w:lastRow="0" w:noHBand="0" w:noVBand="1" w:val="04A0"/>
       </w:tblPr>
       <w:tblGrid>
-        <w:gridCol w:w="2616"/>
-        <w:gridCol w:w="2616"/>
-        <w:gridCol w:w="2616"/>
-        <w:gridCol w:w="2616"/>
+        <w:gridCol w:w="2093"/>
+        <w:gridCol w:w="2093"/>
+        <w:gridCol w:w="2093"/>
+        <w:gridCol w:w="2093"/>
+        <w:gridCol w:w="2093"/>
       </w:tblGrid>
       <w:tr>
         <w:trPr>
@@ -13948,7 +14921,7 @@
         </w:trPr>
         <w:tc>
           <w:tcPr>
-            <w:tcW w:type="dxa" w:w="1020"/>
+            <w:tcW w:type="dxa" w:w="850"/>
             <w:vAlign w:val="center"/>
             <w:shd w:val="clear" w:color="auto" w:fill="2B547E"/>
           </w:tcPr>
@@ -13990,13 +14963,13 @@
                 <w:spacing w:val="0"/>
                 <w:kern w:val="0"/>
               </w:rPr>
-              <w:t>Опсег | Range (%)</w:t>
-            </w:r>
-          </w:p>
-        </w:tc>
-        <w:tc>
-          <w:tcPr>
-            <w:tcW w:type="dxa" w:w="4309"/>
+              <w:t>Номинала ± толер. | Nominal ± tol.</w:t>
+            </w:r>
+          </w:p>
+        </w:tc>
+        <w:tc>
+          <w:tcPr>
+            <w:tcW w:type="dxa" w:w="1474"/>
             <w:vAlign w:val="center"/>
             <w:shd w:val="clear" w:color="auto" w:fill="2B547E"/>
           </w:tcPr>
@@ -14014,13 +14987,13 @@
                 <w:spacing w:val="0"/>
                 <w:kern w:val="0"/>
               </w:rPr>
-              <w:t>Серии | Batches</w:t>
-            </w:r>
-          </w:p>
-        </w:tc>
-        <w:tc>
-          <w:tcPr>
-            <w:tcW w:type="dxa" w:w="2835"/>
+              <w:t>= Опсег | = Range (%)</w:t>
+            </w:r>
+          </w:p>
+        </w:tc>
+        <w:tc>
+          <w:tcPr>
+            <w:tcW w:type="dxa" w:w="3628"/>
             <w:vAlign w:val="center"/>
             <w:shd w:val="clear" w:color="auto" w:fill="2B547E"/>
           </w:tcPr>
@@ -14038,6 +15011,30 @@
                 <w:spacing w:val="0"/>
                 <w:kern w:val="0"/>
               </w:rPr>
+              <w:t>Серии | Batches</w:t>
+            </w:r>
+          </w:p>
+        </w:tc>
+        <w:tc>
+          <w:tcPr>
+            <w:tcW w:type="dxa" w:w="2268"/>
+            <w:vAlign w:val="center"/>
+            <w:shd w:val="clear" w:color="auto" w:fill="2B547E"/>
+          </w:tcPr>
+          <w:p>
+            <w:pPr>
+              <w:spacing w:before="20" w:after="20"/>
+              <w:jc w:val="center"/>
+            </w:pPr>
+            <w:r>
+              <w:rPr>
+                <w:rFonts w:ascii="Calibri" w:hAnsi="Calibri"/>
+                <w:b/>
+                <w:color w:val="FFFFFF"/>
+                <w:sz w:val="16"/>
+                <w:spacing w:val="0"/>
+                <w:kern w:val="0"/>
+              </w:rPr>
               <w:t>Сидра | Anchors (%)</w:t>
             </w:r>
           </w:p>
@@ -14046,7 +15043,7 @@
       <w:tr>
         <w:tc>
           <w:tcPr>
-            <w:tcW w:type="dxa" w:w="1020"/>
+            <w:tcW w:type="dxa" w:w="850"/>
             <w:vAlign w:val="center"/>
             <w:shd w:val="clear" w:color="auto" w:fill="FFFFFF"/>
           </w:tcPr>
@@ -14088,153 +15085,79 @@
                 <w:spacing w:val="0"/>
                 <w:kern w:val="0"/>
               </w:rPr>
-              <w:t>7.5 – 13.5</w:t>
-            </w:r>
-          </w:p>
-        </w:tc>
-        <w:tc>
-          <w:tcPr>
-            <w:tcW w:type="dxa" w:w="4309"/>
-            <w:vAlign w:val="center"/>
-            <w:shd w:val="clear" w:color="auto" w:fill="FFFFFF"/>
-          </w:tcPr>
-          <w:p>
-            <w:pPr>
-              <w:spacing w:before="20" w:after="20"/>
-              <w:jc w:val="center"/>
-            </w:pPr>
-            <w:r>
-              <w:rPr>
-                <w:rFonts w:ascii="Calibri" w:hAnsi="Calibri"/>
-                <w:b w:val="0"/>
-                <w:color w:val="16232B"/>
-                <w:sz w:val="16"/>
-                <w:spacing w:val="0"/>
-                <w:kern w:val="0"/>
-              </w:rPr>
-              <w:t>PM072501, PM092501</w:t>
-            </w:r>
-          </w:p>
-        </w:tc>
-        <w:tc>
-          <w:tcPr>
-            <w:tcW w:type="dxa" w:w="2835"/>
-            <w:vAlign w:val="center"/>
-            <w:shd w:val="clear" w:color="auto" w:fill="FFFFFF"/>
-          </w:tcPr>
-          <w:p>
-            <w:pPr>
-              <w:spacing w:before="20" w:after="20"/>
-              <w:jc w:val="center"/>
-            </w:pPr>
-            <w:r>
-              <w:rPr>
-                <w:rFonts w:ascii="Calibri" w:hAnsi="Calibri"/>
-                <w:b w:val="0"/>
-                <w:color w:val="16232B"/>
-                <w:sz w:val="16"/>
-                <w:spacing w:val="0"/>
-                <w:kern w:val="0"/>
-              </w:rPr>
-              <w:t>10.01, 12.25</w:t>
-            </w:r>
-          </w:p>
-        </w:tc>
-      </w:tr>
-      <w:tr>
-        <w:tc>
-          <w:tcPr>
-            <w:tcW w:type="dxa" w:w="1020"/>
-            <w:vAlign w:val="center"/>
-            <w:shd w:val="clear" w:color="auto" w:fill="F4F7FB"/>
-          </w:tcPr>
-          <w:p>
-            <w:pPr>
-              <w:spacing w:before="20" w:after="20"/>
-              <w:jc w:val="left"/>
-            </w:pPr>
-            <w:r>
-              <w:rPr>
-                <w:rFonts w:ascii="Calibri" w:hAnsi="Calibri"/>
-                <w:b w:val="0"/>
-                <w:color w:val="16232B"/>
-                <w:sz w:val="16"/>
-                <w:spacing w:val="0"/>
-                <w:kern w:val="0"/>
-              </w:rPr>
-              <w:t>W-2</w:t>
-            </w:r>
-          </w:p>
-        </w:tc>
-        <w:tc>
-          <w:tcPr>
-            <w:tcW w:type="dxa" w:w="1701"/>
-            <w:vAlign w:val="center"/>
-            <w:shd w:val="clear" w:color="auto" w:fill="F4F7FB"/>
-          </w:tcPr>
-          <w:p>
-            <w:pPr>
-              <w:spacing w:before="20" w:after="20"/>
-              <w:jc w:val="center"/>
-            </w:pPr>
-            <w:r>
-              <w:rPr>
-                <w:rFonts w:ascii="Calibri" w:hAnsi="Calibri"/>
-                <w:b w:val="0"/>
-                <w:color w:val="16232B"/>
-                <w:sz w:val="16"/>
-                <w:spacing w:val="0"/>
-                <w:kern w:val="0"/>
-              </w:rPr>
-              <w:t>11.0 – 14.5</w:t>
-            </w:r>
-          </w:p>
-        </w:tc>
-        <w:tc>
-          <w:tcPr>
-            <w:tcW w:type="dxa" w:w="4309"/>
-            <w:vAlign w:val="center"/>
-            <w:shd w:val="clear" w:color="auto" w:fill="F4F7FB"/>
-          </w:tcPr>
-          <w:p>
-            <w:pPr>
-              <w:spacing w:before="20" w:after="20"/>
-              <w:jc w:val="center"/>
-            </w:pPr>
-            <w:r>
-              <w:rPr>
-                <w:rFonts w:ascii="Calibri" w:hAnsi="Calibri"/>
-                <w:b w:val="0"/>
-                <w:color w:val="16232B"/>
-                <w:sz w:val="16"/>
-                <w:spacing w:val="0"/>
-                <w:kern w:val="0"/>
-              </w:rPr>
-              <w:t>PM112501</w:t>
-            </w:r>
-          </w:p>
-        </w:tc>
-        <w:tc>
-          <w:tcPr>
-            <w:tcW w:type="dxa" w:w="2835"/>
-            <w:vAlign w:val="center"/>
-            <w:shd w:val="clear" w:color="auto" w:fill="F4F7FB"/>
-          </w:tcPr>
-          <w:p>
-            <w:pPr>
-              <w:spacing w:before="20" w:after="20"/>
-              <w:jc w:val="center"/>
-            </w:pPr>
-            <w:r>
-              <w:rPr>
-                <w:rFonts w:ascii="Calibri" w:hAnsi="Calibri"/>
-                <w:b w:val="0"/>
-                <w:color w:val="16232B"/>
-                <w:sz w:val="16"/>
-                <w:spacing w:val="0"/>
-                <w:kern w:val="0"/>
-              </w:rPr>
-              <w:t>13.33</w:t>
+              <w:t>11.00% ± 3.33%</w:t>
+            </w:r>
+          </w:p>
+        </w:tc>
+        <w:tc>
+          <w:tcPr>
+            <w:tcW w:type="dxa" w:w="1474"/>
+            <w:vAlign w:val="center"/>
+            <w:shd w:val="clear" w:color="auto" w:fill="FFFFFF"/>
+          </w:tcPr>
+          <w:p>
+            <w:pPr>
+              <w:spacing w:before="20" w:after="20"/>
+              <w:jc w:val="center"/>
+            </w:pPr>
+            <w:r>
+              <w:rPr>
+                <w:rFonts w:ascii="Calibri" w:hAnsi="Calibri"/>
+                <w:b w:val="0"/>
+                <w:color w:val="16232B"/>
+                <w:sz w:val="16"/>
+                <w:spacing w:val="0"/>
+                <w:kern w:val="0"/>
+              </w:rPr>
+              <w:t>7.67 – 14.33</w:t>
+            </w:r>
+          </w:p>
+        </w:tc>
+        <w:tc>
+          <w:tcPr>
+            <w:tcW w:type="dxa" w:w="3628"/>
+            <w:vAlign w:val="center"/>
+            <w:shd w:val="clear" w:color="auto" w:fill="FFFFFF"/>
+          </w:tcPr>
+          <w:p>
+            <w:pPr>
+              <w:spacing w:before="20" w:after="20"/>
+              <w:jc w:val="center"/>
+            </w:pPr>
+            <w:r>
+              <w:rPr>
+                <w:rFonts w:ascii="Calibri" w:hAnsi="Calibri"/>
+                <w:b w:val="0"/>
+                <w:color w:val="16232B"/>
+                <w:sz w:val="16"/>
+                <w:spacing w:val="0"/>
+                <w:kern w:val="0"/>
+              </w:rPr>
+              <w:t>PM072501, PM092501, PM112501</w:t>
+            </w:r>
+          </w:p>
+        </w:tc>
+        <w:tc>
+          <w:tcPr>
+            <w:tcW w:type="dxa" w:w="2268"/>
+            <w:vAlign w:val="center"/>
+            <w:shd w:val="clear" w:color="auto" w:fill="FFFFFF"/>
+          </w:tcPr>
+          <w:p>
+            <w:pPr>
+              <w:spacing w:before="20" w:after="20"/>
+              <w:jc w:val="center"/>
+            </w:pPr>
+            <w:r>
+              <w:rPr>
+                <w:rFonts w:ascii="Calibri" w:hAnsi="Calibri"/>
+                <w:b w:val="0"/>
+                <w:color w:val="16232B"/>
+                <w:sz w:val="16"/>
+                <w:spacing w:val="0"/>
+                <w:kern w:val="0"/>
+              </w:rPr>
+              <w:t>10.01, 12.25, 13.33</w:t>
             </w:r>
           </w:p>
         </w:tc>
@@ -14308,10 +15231,11 @@
         <w:tblLook w:firstColumn="1" w:firstRow="1" w:lastColumn="0" w:lastRow="0" w:noHBand="0" w:noVBand="1" w:val="04A0"/>
       </w:tblPr>
       <w:tblGrid>
-        <w:gridCol w:w="2616"/>
-        <w:gridCol w:w="2616"/>
-        <w:gridCol w:w="2616"/>
-        <w:gridCol w:w="2616"/>
+        <w:gridCol w:w="2093"/>
+        <w:gridCol w:w="2093"/>
+        <w:gridCol w:w="2093"/>
+        <w:gridCol w:w="2093"/>
+        <w:gridCol w:w="2093"/>
       </w:tblGrid>
       <w:tr>
         <w:trPr>
@@ -14319,7 +15243,7 @@
         </w:trPr>
         <w:tc>
           <w:tcPr>
-            <w:tcW w:type="dxa" w:w="1020"/>
+            <w:tcW w:type="dxa" w:w="850"/>
             <w:vAlign w:val="center"/>
             <w:shd w:val="clear" w:color="auto" w:fill="2B547E"/>
           </w:tcPr>
@@ -14361,13 +15285,13 @@
                 <w:spacing w:val="0"/>
                 <w:kern w:val="0"/>
               </w:rPr>
-              <w:t>Опсег | Range (%)</w:t>
-            </w:r>
-          </w:p>
-        </w:tc>
-        <w:tc>
-          <w:tcPr>
-            <w:tcW w:type="dxa" w:w="4309"/>
+              <w:t>Номинала ± толер. | Nominal ± tol.</w:t>
+            </w:r>
+          </w:p>
+        </w:tc>
+        <w:tc>
+          <w:tcPr>
+            <w:tcW w:type="dxa" w:w="1474"/>
             <w:vAlign w:val="center"/>
             <w:shd w:val="clear" w:color="auto" w:fill="2B547E"/>
           </w:tcPr>
@@ -14385,13 +15309,13 @@
                 <w:spacing w:val="0"/>
                 <w:kern w:val="0"/>
               </w:rPr>
-              <w:t>Серии | Batches</w:t>
-            </w:r>
-          </w:p>
-        </w:tc>
-        <w:tc>
-          <w:tcPr>
-            <w:tcW w:type="dxa" w:w="2835"/>
+              <w:t>= Опсег | = Range (%)</w:t>
+            </w:r>
+          </w:p>
+        </w:tc>
+        <w:tc>
+          <w:tcPr>
+            <w:tcW w:type="dxa" w:w="3628"/>
             <w:vAlign w:val="center"/>
             <w:shd w:val="clear" w:color="auto" w:fill="2B547E"/>
           </w:tcPr>
@@ -14409,6 +15333,30 @@
                 <w:spacing w:val="0"/>
                 <w:kern w:val="0"/>
               </w:rPr>
+              <w:t>Серии | Batches</w:t>
+            </w:r>
+          </w:p>
+        </w:tc>
+        <w:tc>
+          <w:tcPr>
+            <w:tcW w:type="dxa" w:w="2268"/>
+            <w:vAlign w:val="center"/>
+            <w:shd w:val="clear" w:color="auto" w:fill="2B547E"/>
+          </w:tcPr>
+          <w:p>
+            <w:pPr>
+              <w:spacing w:before="20" w:after="20"/>
+              <w:jc w:val="center"/>
+            </w:pPr>
+            <w:r>
+              <w:rPr>
+                <w:rFonts w:ascii="Calibri" w:hAnsi="Calibri"/>
+                <w:b/>
+                <w:color w:val="FFFFFF"/>
+                <w:sz w:val="16"/>
+                <w:spacing w:val="0"/>
+                <w:kern w:val="0"/>
+              </w:rPr>
               <w:t>Сидра | Anchors (%)</w:t>
             </w:r>
           </w:p>
@@ -14417,7 +15365,7 @@
       <w:tr>
         <w:tc>
           <w:tcPr>
-            <w:tcW w:type="dxa" w:w="1020"/>
+            <w:tcW w:type="dxa" w:w="850"/>
             <w:vAlign w:val="center"/>
             <w:shd w:val="clear" w:color="auto" w:fill="FFFFFF"/>
           </w:tcPr>
@@ -14459,13 +15407,37 @@
                 <w:spacing w:val="0"/>
                 <w:kern w:val="0"/>
               </w:rPr>
-              <w:t>14.5 – 19.5</w:t>
-            </w:r>
-          </w:p>
-        </w:tc>
-        <w:tc>
-          <w:tcPr>
-            <w:tcW w:type="dxa" w:w="4309"/>
+              <w:t>17.00% ± 2.44%</w:t>
+            </w:r>
+          </w:p>
+        </w:tc>
+        <w:tc>
+          <w:tcPr>
+            <w:tcW w:type="dxa" w:w="1474"/>
+            <w:vAlign w:val="center"/>
+            <w:shd w:val="clear" w:color="auto" w:fill="FFFFFF"/>
+          </w:tcPr>
+          <w:p>
+            <w:pPr>
+              <w:spacing w:before="20" w:after="20"/>
+              <w:jc w:val="center"/>
+            </w:pPr>
+            <w:r>
+              <w:rPr>
+                <w:rFonts w:ascii="Calibri" w:hAnsi="Calibri"/>
+                <w:b w:val="0"/>
+                <w:color w:val="16232B"/>
+                <w:sz w:val="16"/>
+                <w:spacing w:val="0"/>
+                <w:kern w:val="0"/>
+              </w:rPr>
+              <w:t>14.56 – 19.44</w:t>
+            </w:r>
+          </w:p>
+        </w:tc>
+        <w:tc>
+          <w:tcPr>
+            <w:tcW w:type="dxa" w:w="3628"/>
             <w:vAlign w:val="center"/>
             <w:shd w:val="clear" w:color="auto" w:fill="FFFFFF"/>
           </w:tcPr>
@@ -14489,7 +15461,7 @@
         </w:tc>
         <w:tc>
           <w:tcPr>
-            <w:tcW w:type="dxa" w:w="2835"/>
+            <w:tcW w:type="dxa" w:w="2268"/>
             <w:vAlign w:val="center"/>
             <w:shd w:val="clear" w:color="auto" w:fill="FFFFFF"/>
           </w:tcPr>
@@ -14515,7 +15487,7 @@
       <w:tr>
         <w:tc>
           <w:tcPr>
-            <w:tcW w:type="dxa" w:w="1020"/>
+            <w:tcW w:type="dxa" w:w="850"/>
             <w:vAlign w:val="center"/>
             <w:shd w:val="clear" w:color="auto" w:fill="F4F7FB"/>
           </w:tcPr>
@@ -14557,13 +15529,37 @@
                 <w:spacing w:val="0"/>
                 <w:kern w:val="0"/>
               </w:rPr>
-              <w:t>19.0 – 23.5</w:t>
-            </w:r>
-          </w:p>
-        </w:tc>
-        <w:tc>
-          <w:tcPr>
-            <w:tcW w:type="dxa" w:w="4309"/>
+              <w:t>21.00% ± 2.28%</w:t>
+            </w:r>
+          </w:p>
+        </w:tc>
+        <w:tc>
+          <w:tcPr>
+            <w:tcW w:type="dxa" w:w="1474"/>
+            <w:vAlign w:val="center"/>
+            <w:shd w:val="clear" w:color="auto" w:fill="F4F7FB"/>
+          </w:tcPr>
+          <w:p>
+            <w:pPr>
+              <w:spacing w:before="20" w:after="20"/>
+              <w:jc w:val="center"/>
+            </w:pPr>
+            <w:r>
+              <w:rPr>
+                <w:rFonts w:ascii="Calibri" w:hAnsi="Calibri"/>
+                <w:b w:val="0"/>
+                <w:color w:val="16232B"/>
+                <w:sz w:val="16"/>
+                <w:spacing w:val="0"/>
+                <w:kern w:val="0"/>
+              </w:rPr>
+              <w:t>18.72 – 23.28</w:t>
+            </w:r>
+          </w:p>
+        </w:tc>
+        <w:tc>
+          <w:tcPr>
+            <w:tcW w:type="dxa" w:w="3628"/>
             <w:vAlign w:val="center"/>
             <w:shd w:val="clear" w:color="auto" w:fill="F4F7FB"/>
           </w:tcPr>
@@ -14587,7 +15583,7 @@
         </w:tc>
         <w:tc>
           <w:tcPr>
-            <w:tcW w:type="dxa" w:w="2835"/>
+            <w:tcW w:type="dxa" w:w="2268"/>
             <w:vAlign w:val="center"/>
             <w:shd w:val="clear" w:color="auto" w:fill="F4F7FB"/>
           </w:tcPr>
@@ -14679,10 +15675,11 @@
         <w:tblLook w:firstColumn="1" w:firstRow="1" w:lastColumn="0" w:lastRow="0" w:noHBand="0" w:noVBand="1" w:val="04A0"/>
       </w:tblPr>
       <w:tblGrid>
-        <w:gridCol w:w="2616"/>
-        <w:gridCol w:w="2616"/>
-        <w:gridCol w:w="2616"/>
-        <w:gridCol w:w="2616"/>
+        <w:gridCol w:w="2093"/>
+        <w:gridCol w:w="2093"/>
+        <w:gridCol w:w="2093"/>
+        <w:gridCol w:w="2093"/>
+        <w:gridCol w:w="2093"/>
       </w:tblGrid>
       <w:tr>
         <w:trPr>
@@ -14690,7 +15687,7 @@
         </w:trPr>
         <w:tc>
           <w:tcPr>
-            <w:tcW w:type="dxa" w:w="1020"/>
+            <w:tcW w:type="dxa" w:w="850"/>
             <w:vAlign w:val="center"/>
             <w:shd w:val="clear" w:color="auto" w:fill="2B547E"/>
           </w:tcPr>
@@ -14732,13 +15729,13 @@
                 <w:spacing w:val="0"/>
                 <w:kern w:val="0"/>
               </w:rPr>
-              <w:t>Опсег | Range (%)</w:t>
-            </w:r>
-          </w:p>
-        </w:tc>
-        <w:tc>
-          <w:tcPr>
-            <w:tcW w:type="dxa" w:w="4309"/>
+              <w:t>Номинала ± толер. | Nominal ± tol.</w:t>
+            </w:r>
+          </w:p>
+        </w:tc>
+        <w:tc>
+          <w:tcPr>
+            <w:tcW w:type="dxa" w:w="1474"/>
             <w:vAlign w:val="center"/>
             <w:shd w:val="clear" w:color="auto" w:fill="2B547E"/>
           </w:tcPr>
@@ -14756,13 +15753,13 @@
                 <w:spacing w:val="0"/>
                 <w:kern w:val="0"/>
               </w:rPr>
-              <w:t>Серии | Batches</w:t>
-            </w:r>
-          </w:p>
-        </w:tc>
-        <w:tc>
-          <w:tcPr>
-            <w:tcW w:type="dxa" w:w="2835"/>
+              <w:t>= Опсег | = Range (%)</w:t>
+            </w:r>
+          </w:p>
+        </w:tc>
+        <w:tc>
+          <w:tcPr>
+            <w:tcW w:type="dxa" w:w="3628"/>
             <w:vAlign w:val="center"/>
             <w:shd w:val="clear" w:color="auto" w:fill="2B547E"/>
           </w:tcPr>
@@ -14780,6 +15777,30 @@
                 <w:spacing w:val="0"/>
                 <w:kern w:val="0"/>
               </w:rPr>
+              <w:t>Серии | Batches</w:t>
+            </w:r>
+          </w:p>
+        </w:tc>
+        <w:tc>
+          <w:tcPr>
+            <w:tcW w:type="dxa" w:w="2268"/>
+            <w:vAlign w:val="center"/>
+            <w:shd w:val="clear" w:color="auto" w:fill="2B547E"/>
+          </w:tcPr>
+          <w:p>
+            <w:pPr>
+              <w:spacing w:before="20" w:after="20"/>
+              <w:jc w:val="center"/>
+            </w:pPr>
+            <w:r>
+              <w:rPr>
+                <w:rFonts w:ascii="Calibri" w:hAnsi="Calibri"/>
+                <w:b/>
+                <w:color w:val="FFFFFF"/>
+                <w:sz w:val="16"/>
+                <w:spacing w:val="0"/>
+                <w:kern w:val="0"/>
+              </w:rPr>
               <w:t>Сидра | Anchors (%)</w:t>
             </w:r>
           </w:p>
@@ -14788,7 +15809,7 @@
       <w:tr>
         <w:tc>
           <w:tcPr>
-            <w:tcW w:type="dxa" w:w="1020"/>
+            <w:tcW w:type="dxa" w:w="850"/>
             <w:vAlign w:val="center"/>
             <w:shd w:val="clear" w:color="auto" w:fill="FFFFFF"/>
           </w:tcPr>
@@ -14830,13 +15851,37 @@
                 <w:spacing w:val="0"/>
                 <w:kern w:val="0"/>
               </w:rPr>
-              <w:t>7.0 – 12.0</w:t>
-            </w:r>
-          </w:p>
-        </w:tc>
-        <w:tc>
-          <w:tcPr>
-            <w:tcW w:type="dxa" w:w="4309"/>
+              <w:t>10.00% ± 2.88%</w:t>
+            </w:r>
+          </w:p>
+        </w:tc>
+        <w:tc>
+          <w:tcPr>
+            <w:tcW w:type="dxa" w:w="1474"/>
+            <w:vAlign w:val="center"/>
+            <w:shd w:val="clear" w:color="auto" w:fill="FFFFFF"/>
+          </w:tcPr>
+          <w:p>
+            <w:pPr>
+              <w:spacing w:before="20" w:after="20"/>
+              <w:jc w:val="center"/>
+            </w:pPr>
+            <w:r>
+              <w:rPr>
+                <w:rFonts w:ascii="Calibri" w:hAnsi="Calibri"/>
+                <w:b w:val="0"/>
+                <w:color w:val="16232B"/>
+                <w:sz w:val="16"/>
+                <w:spacing w:val="0"/>
+                <w:kern w:val="0"/>
+              </w:rPr>
+              <w:t>7.12 – 12.88</w:t>
+            </w:r>
+          </w:p>
+        </w:tc>
+        <w:tc>
+          <w:tcPr>
+            <w:tcW w:type="dxa" w:w="3628"/>
             <w:vAlign w:val="center"/>
             <w:shd w:val="clear" w:color="auto" w:fill="FFFFFF"/>
           </w:tcPr>
@@ -14860,7 +15905,7 @@
         </w:tc>
         <w:tc>
           <w:tcPr>
-            <w:tcW w:type="dxa" w:w="2835"/>
+            <w:tcW w:type="dxa" w:w="2268"/>
             <w:vAlign w:val="center"/>
             <w:shd w:val="clear" w:color="auto" w:fill="FFFFFF"/>
           </w:tcPr>
@@ -14952,10 +15997,11 @@
         <w:tblLook w:firstColumn="1" w:firstRow="1" w:lastColumn="0" w:lastRow="0" w:noHBand="0" w:noVBand="1" w:val="04A0"/>
       </w:tblPr>
       <w:tblGrid>
-        <w:gridCol w:w="2616"/>
-        <w:gridCol w:w="2616"/>
-        <w:gridCol w:w="2616"/>
-        <w:gridCol w:w="2616"/>
+        <w:gridCol w:w="2093"/>
+        <w:gridCol w:w="2093"/>
+        <w:gridCol w:w="2093"/>
+        <w:gridCol w:w="2093"/>
+        <w:gridCol w:w="2093"/>
       </w:tblGrid>
       <w:tr>
         <w:trPr>
@@ -14963,7 +16009,7 @@
         </w:trPr>
         <w:tc>
           <w:tcPr>
-            <w:tcW w:type="dxa" w:w="1020"/>
+            <w:tcW w:type="dxa" w:w="850"/>
             <w:vAlign w:val="center"/>
             <w:shd w:val="clear" w:color="auto" w:fill="2B547E"/>
           </w:tcPr>
@@ -15005,13 +16051,13 @@
                 <w:spacing w:val="0"/>
                 <w:kern w:val="0"/>
               </w:rPr>
-              <w:t>Опсег | Range (%)</w:t>
-            </w:r>
-          </w:p>
-        </w:tc>
-        <w:tc>
-          <w:tcPr>
-            <w:tcW w:type="dxa" w:w="4309"/>
+              <w:t>Номинала ± толер. | Nominal ± tol.</w:t>
+            </w:r>
+          </w:p>
+        </w:tc>
+        <w:tc>
+          <w:tcPr>
+            <w:tcW w:type="dxa" w:w="1474"/>
             <w:vAlign w:val="center"/>
             <w:shd w:val="clear" w:color="auto" w:fill="2B547E"/>
           </w:tcPr>
@@ -15029,13 +16075,13 @@
                 <w:spacing w:val="0"/>
                 <w:kern w:val="0"/>
               </w:rPr>
-              <w:t>Серии | Batches</w:t>
-            </w:r>
-          </w:p>
-        </w:tc>
-        <w:tc>
-          <w:tcPr>
-            <w:tcW w:type="dxa" w:w="2835"/>
+              <w:t>= Опсег | = Range (%)</w:t>
+            </w:r>
+          </w:p>
+        </w:tc>
+        <w:tc>
+          <w:tcPr>
+            <w:tcW w:type="dxa" w:w="3628"/>
             <w:vAlign w:val="center"/>
             <w:shd w:val="clear" w:color="auto" w:fill="2B547E"/>
           </w:tcPr>
@@ -15053,6 +16099,30 @@
                 <w:spacing w:val="0"/>
                 <w:kern w:val="0"/>
               </w:rPr>
+              <w:t>Серии | Batches</w:t>
+            </w:r>
+          </w:p>
+        </w:tc>
+        <w:tc>
+          <w:tcPr>
+            <w:tcW w:type="dxa" w:w="2268"/>
+            <w:vAlign w:val="center"/>
+            <w:shd w:val="clear" w:color="auto" w:fill="2B547E"/>
+          </w:tcPr>
+          <w:p>
+            <w:pPr>
+              <w:spacing w:before="20" w:after="20"/>
+              <w:jc w:val="center"/>
+            </w:pPr>
+            <w:r>
+              <w:rPr>
+                <w:rFonts w:ascii="Calibri" w:hAnsi="Calibri"/>
+                <w:b/>
+                <w:color w:val="FFFFFF"/>
+                <w:sz w:val="16"/>
+                <w:spacing w:val="0"/>
+                <w:kern w:val="0"/>
+              </w:rPr>
               <w:t>Сидра | Anchors (%)</w:t>
             </w:r>
           </w:p>
@@ -15061,7 +16131,7 @@
       <w:tr>
         <w:tc>
           <w:tcPr>
-            <w:tcW w:type="dxa" w:w="1020"/>
+            <w:tcW w:type="dxa" w:w="850"/>
             <w:vAlign w:val="center"/>
             <w:shd w:val="clear" w:color="auto" w:fill="FFFFFF"/>
           </w:tcPr>
@@ -15103,13 +16173,37 @@
                 <w:spacing w:val="0"/>
                 <w:kern w:val="0"/>
               </w:rPr>
-              <w:t>18.5 – 23.5</w:t>
-            </w:r>
-          </w:p>
-        </w:tc>
-        <w:tc>
-          <w:tcPr>
-            <w:tcW w:type="dxa" w:w="4309"/>
+              <w:t>21.00% ± 2.49%</w:t>
+            </w:r>
+          </w:p>
+        </w:tc>
+        <w:tc>
+          <w:tcPr>
+            <w:tcW w:type="dxa" w:w="1474"/>
+            <w:vAlign w:val="center"/>
+            <w:shd w:val="clear" w:color="auto" w:fill="FFFFFF"/>
+          </w:tcPr>
+          <w:p>
+            <w:pPr>
+              <w:spacing w:before="20" w:after="20"/>
+              <w:jc w:val="center"/>
+            </w:pPr>
+            <w:r>
+              <w:rPr>
+                <w:rFonts w:ascii="Calibri" w:hAnsi="Calibri"/>
+                <w:b w:val="0"/>
+                <w:color w:val="16232B"/>
+                <w:sz w:val="16"/>
+                <w:spacing w:val="0"/>
+                <w:kern w:val="0"/>
+              </w:rPr>
+              <w:t>18.51 – 23.49</w:t>
+            </w:r>
+          </w:p>
+        </w:tc>
+        <w:tc>
+          <w:tcPr>
+            <w:tcW w:type="dxa" w:w="3628"/>
             <w:vAlign w:val="center"/>
             <w:shd w:val="clear" w:color="auto" w:fill="FFFFFF"/>
           </w:tcPr>
@@ -15133,7 +16227,7 @@
         </w:tc>
         <w:tc>
           <w:tcPr>
-            <w:tcW w:type="dxa" w:w="2835"/>
+            <w:tcW w:type="dxa" w:w="2268"/>
             <w:vAlign w:val="center"/>
             <w:shd w:val="clear" w:color="auto" w:fill="FFFFFF"/>
           </w:tcPr>
@@ -15401,7 +16495,7 @@
                 <w:spacing w:val="0"/>
                 <w:kern w:val="0"/>
               </w:rPr>
-              <w:t>Предлог опсег | Proposed (%)</w:t>
+              <w:t>Номинала ± толер. | Nominal ± tol.</w:t>
             </w:r>
           </w:p>
         </w:tc>
@@ -15595,7 +16689,7 @@
                 <w:spacing w:val="0"/>
                 <w:kern w:val="0"/>
               </w:rPr>
-              <w:t>23.0 – 28.0</w:t>
+              <w:t>25.00% ± 2.77%</w:t>
             </w:r>
           </w:p>
         </w:tc>
@@ -15619,7 +16713,7 @@
                 <w:spacing w:val="0"/>
                 <w:kern w:val="0"/>
               </w:rPr>
-              <w:t>3.14</w:t>
+              <w:t>3.91</w:t>
             </w:r>
           </w:p>
         </w:tc>
@@ -15765,7 +16859,7 @@
                 <w:spacing w:val="0"/>
                 <w:kern w:val="0"/>
               </w:rPr>
-              <w:t>W-3</w:t>
+              <w:t>W-2</w:t>
             </w:r>
           </w:p>
         </w:tc>
@@ -15789,7 +16883,7 @@
                 <w:spacing w:val="0"/>
                 <w:kern w:val="0"/>
               </w:rPr>
-              <w:t>22.0 – 26.5</w:t>
+              <w:t>24.00% ± 3.54%</w:t>
             </w:r>
           </w:p>
         </w:tc>
@@ -15813,7 +16907,7 @@
                 <w:spacing w:val="0"/>
                 <w:kern w:val="0"/>
               </w:rPr>
-              <w:t>3.01</w:t>
+              <w:t>4.55</w:t>
             </w:r>
           </w:p>
         </w:tc>
@@ -15983,7 +17077,7 @@
                 <w:spacing w:val="0"/>
                 <w:kern w:val="0"/>
               </w:rPr>
-              <w:t>21.0 – 25.5</w:t>
+              <w:t>24.00% ± 2.95%</w:t>
             </w:r>
           </w:p>
         </w:tc>
@@ -16007,7 +17101,7 @@
                 <w:spacing w:val="0"/>
                 <w:kern w:val="0"/>
               </w:rPr>
-              <w:t>3.05</w:t>
+              <w:t>3.00</w:t>
             </w:r>
           </w:p>
         </w:tc>
@@ -16177,7 +17271,7 @@
                 <w:spacing w:val="0"/>
                 <w:kern w:val="0"/>
               </w:rPr>
-              <w:t>16.0 – 20.0</w:t>
+              <w:t>18.00% ± 2.35%</w:t>
             </w:r>
           </w:p>
         </w:tc>
@@ -16201,7 +17295,7 @@
                 <w:spacing w:val="0"/>
                 <w:kern w:val="0"/>
               </w:rPr>
-              <w:t>2.91</w:t>
+              <w:t>3.26</w:t>
             </w:r>
           </w:p>
         </w:tc>
@@ -16371,7 +17465,7 @@
                 <w:spacing w:val="0"/>
                 <w:kern w:val="0"/>
               </w:rPr>
-              <w:t>15.5 – 19.5</w:t>
+              <w:t>18.00% ± 2.35%</w:t>
             </w:r>
           </w:p>
         </w:tc>
@@ -16395,7 +17489,7 @@
                 <w:spacing w:val="0"/>
                 <w:kern w:val="0"/>
               </w:rPr>
-              <w:t>2.79</w:t>
+              <w:t>2.64</w:t>
             </w:r>
           </w:p>
         </w:tc>
@@ -16565,7 +17659,7 @@
                 <w:spacing w:val="0"/>
                 <w:kern w:val="0"/>
               </w:rPr>
-              <w:t>15.0 – 19.0</w:t>
+              <w:t>17.00% ± 1.93%</w:t>
             </w:r>
           </w:p>
         </w:tc>
@@ -16589,7 +17683,7 @@
                 <w:spacing w:val="0"/>
                 <w:kern w:val="0"/>
               </w:rPr>
-              <w:t>2.67</w:t>
+              <w:t>2.60</w:t>
             </w:r>
           </w:p>
         </w:tc>
@@ -16759,7 +17853,7 @@
                 <w:spacing w:val="0"/>
                 <w:kern w:val="0"/>
               </w:rPr>
-              <w:t>16.0 – 20.0</w:t>
+              <w:t>19.00% ± 3.35%</w:t>
             </w:r>
           </w:p>
         </w:tc>
@@ -16783,7 +17877,7 @@
                 <w:spacing w:val="0"/>
                 <w:kern w:val="0"/>
               </w:rPr>
-              <w:t>2.86</w:t>
+              <w:t>3.21</w:t>
             </w:r>
           </w:p>
         </w:tc>
@@ -16953,7 +18047,7 @@
                 <w:spacing w:val="0"/>
                 <w:kern w:val="0"/>
               </w:rPr>
-              <w:t>14.0 – 17.5</w:t>
+              <w:t>17.00% ± 2.84%</w:t>
             </w:r>
           </w:p>
         </w:tc>
@@ -16977,7 +18071,7 @@
                 <w:spacing w:val="0"/>
                 <w:kern w:val="0"/>
               </w:rPr>
-              <w:t>2.70</w:t>
+              <w:t>2.54</w:t>
             </w:r>
           </w:p>
         </w:tc>
@@ -17147,7 +18241,7 @@
                 <w:spacing w:val="0"/>
                 <w:kern w:val="0"/>
               </w:rPr>
-              <w:t>16.0 – 20.0</w:t>
+              <w:t>17.00% ± 2.84%</w:t>
             </w:r>
           </w:p>
         </w:tc>
@@ -17171,7 +18265,7 @@
                 <w:spacing w:val="0"/>
                 <w:kern w:val="0"/>
               </w:rPr>
-              <w:t>2.67</w:t>
+              <w:t>4.51</w:t>
             </w:r>
           </w:p>
         </w:tc>
@@ -17317,7 +18411,7 @@
                 <w:spacing w:val="0"/>
                 <w:kern w:val="0"/>
               </w:rPr>
-              <w:t>W-2</w:t>
+              <w:t>W-1</w:t>
             </w:r>
           </w:p>
         </w:tc>
@@ -17341,7 +18435,7 @@
                 <w:spacing w:val="0"/>
                 <w:kern w:val="0"/>
               </w:rPr>
-              <w:t>16.0 – 19.5</w:t>
+              <w:t>16.00% ± 3.67%</w:t>
             </w:r>
           </w:p>
         </w:tc>
@@ -17365,7 +18459,7 @@
                 <w:spacing w:val="0"/>
                 <w:kern w:val="0"/>
               </w:rPr>
-              <w:t>2.52</w:t>
+              <w:t>6.19</w:t>
             </w:r>
           </w:p>
         </w:tc>
@@ -17535,7 +18629,7 @@
                 <w:spacing w:val="0"/>
                 <w:kern w:val="0"/>
               </w:rPr>
-              <w:t>19.5 – 24.0</w:t>
+              <w:t>22.00% ± 2.30%</w:t>
             </w:r>
           </w:p>
         </w:tc>
@@ -17559,7 +18653,7 @@
                 <w:spacing w:val="0"/>
                 <w:kern w:val="0"/>
               </w:rPr>
-              <w:t>3.11</w:t>
+              <w:t>2.91</w:t>
             </w:r>
           </w:p>
         </w:tc>
@@ -17729,7 +18823,7 @@
                 <w:spacing w:val="0"/>
                 <w:kern w:val="0"/>
               </w:rPr>
-              <w:t>13.0 – 16.5</w:t>
+              <w:t>16.00% ± 3.67%</w:t>
             </w:r>
           </w:p>
         </w:tc>
@@ -17753,7 +18847,7 @@
                 <w:spacing w:val="0"/>
                 <w:kern w:val="0"/>
               </w:rPr>
-              <w:t>2.70</w:t>
+              <w:t>3.37</w:t>
             </w:r>
           </w:p>
         </w:tc>
@@ -17923,7 +19017,7 @@
                 <w:spacing w:val="0"/>
                 <w:kern w:val="0"/>
               </w:rPr>
-              <w:t>14.5 – 18.5</w:t>
+              <w:t>17.00% ± 2.27%</w:t>
             </w:r>
           </w:p>
         </w:tc>
@@ -17947,7 +19041,7 @@
                 <w:spacing w:val="0"/>
                 <w:kern w:val="0"/>
               </w:rPr>
-              <w:t>2.81</w:t>
+              <w:t>2.58</w:t>
             </w:r>
           </w:p>
         </w:tc>
@@ -18117,7 +19211,7 @@
                 <w:spacing w:val="0"/>
                 <w:kern w:val="0"/>
               </w:rPr>
-              <w:t>19.0 – 23.0</w:t>
+              <w:t>20.00% ± 2.95%</w:t>
             </w:r>
           </w:p>
         </w:tc>
@@ -18141,7 +19235,7 @@
                 <w:spacing w:val="0"/>
                 <w:kern w:val="0"/>
               </w:rPr>
-              <w:t>2.61</w:t>
+              <w:t>4.56</w:t>
             </w:r>
           </w:p>
         </w:tc>
@@ -18311,7 +19405,7 @@
                 <w:spacing w:val="0"/>
                 <w:kern w:val="0"/>
               </w:rPr>
-              <w:t>17.5 – 21.5</w:t>
+              <w:t>19.00% ± 3.47%</w:t>
             </w:r>
           </w:p>
         </w:tc>
@@ -18335,7 +19429,7 @@
                 <w:spacing w:val="0"/>
                 <w:kern w:val="0"/>
               </w:rPr>
-              <w:t>2.82</w:t>
+              <w:t>4.79</w:t>
             </w:r>
           </w:p>
         </w:tc>
@@ -18505,7 +19599,7 @@
                 <w:spacing w:val="0"/>
                 <w:kern w:val="0"/>
               </w:rPr>
-              <w:t>14.5 – 18.5</w:t>
+              <w:t>17.00% ± 2.26%</w:t>
             </w:r>
           </w:p>
         </w:tc>
@@ -18529,7 +19623,7 @@
                 <w:spacing w:val="0"/>
                 <w:kern w:val="0"/>
               </w:rPr>
-              <w:t>2.82</w:t>
+              <w:t>2.58</w:t>
             </w:r>
           </w:p>
         </w:tc>
@@ -18699,7 +19793,7 @@
                 <w:spacing w:val="0"/>
                 <w:kern w:val="0"/>
               </w:rPr>
-              <w:t>17.5 – 21.5</w:t>
+              <w:t>18.00% ± 3.28%</w:t>
             </w:r>
           </w:p>
         </w:tc>
@@ -18723,7 +19817,7 @@
                 <w:spacing w:val="0"/>
                 <w:kern w:val="0"/>
               </w:rPr>
-              <w:t>2.53</w:t>
+              <w:t>5.31</w:t>
             </w:r>
           </w:p>
         </w:tc>
@@ -18893,7 +19987,7 @@
                 <w:spacing w:val="0"/>
                 <w:kern w:val="0"/>
               </w:rPr>
-              <w:t>15.5 – 19.0</w:t>
+              <w:t>18.00% ± 3.28%</w:t>
             </w:r>
           </w:p>
         </w:tc>
@@ -18917,7 +20011,7 @@
                 <w:spacing w:val="0"/>
                 <w:kern w:val="0"/>
               </w:rPr>
-              <w:t>2.54</w:t>
+              <w:t>3.32</w:t>
             </w:r>
           </w:p>
         </w:tc>
@@ -19087,7 +20181,7 @@
                 <w:spacing w:val="0"/>
                 <w:kern w:val="0"/>
               </w:rPr>
-              <w:t>6.0 – 9.0</w:t>
+              <w:t>8.00% ± 2.43%</w:t>
             </w:r>
           </w:p>
         </w:tc>
@@ -19111,7 +20205,7 @@
                 <w:spacing w:val="0"/>
                 <w:kern w:val="0"/>
               </w:rPr>
-              <w:t>1.91</w:t>
+              <w:t>2.34</w:t>
             </w:r>
           </w:p>
         </w:tc>
@@ -19281,7 +20375,7 @@
                 <w:spacing w:val="0"/>
                 <w:kern w:val="0"/>
               </w:rPr>
-              <w:t>10.0 – 13.0</w:t>
+              <w:t>11.00% ± 3.33%</w:t>
             </w:r>
           </w:p>
         </w:tc>
@@ -19305,7 +20399,7 @@
                 <w:spacing w:val="0"/>
                 <w:kern w:val="0"/>
               </w:rPr>
-              <w:t>2.25</w:t>
+              <w:t>4.58</w:t>
             </w:r>
           </w:p>
         </w:tc>
@@ -19475,7 +20569,7 @@
                 <w:spacing w:val="0"/>
                 <w:kern w:val="0"/>
               </w:rPr>
-              <w:t>15.0 – 19.0</w:t>
+              <w:t>17.00% ± 2.44%</w:t>
             </w:r>
           </w:p>
         </w:tc>
@@ -19499,7 +20593,7 @@
                 <w:spacing w:val="0"/>
                 <w:kern w:val="0"/>
               </w:rPr>
-              <w:t>2.84</w:t>
+              <w:t>3.28</w:t>
             </w:r>
           </w:p>
         </w:tc>
@@ -19669,7 +20763,7 @@
                 <w:spacing w:val="0"/>
                 <w:kern w:val="0"/>
               </w:rPr>
-              <w:t>10.5 – 14.0</w:t>
+              <w:t>12.00% ± 1.91%</w:t>
             </w:r>
           </w:p>
         </w:tc>
@@ -19693,7 +20787,7 @@
                 <w:spacing w:val="0"/>
                 <w:kern w:val="0"/>
               </w:rPr>
-              <w:t>2.41</w:t>
+              <w:t>2.82</w:t>
             </w:r>
           </w:p>
         </w:tc>
@@ -19863,7 +20957,7 @@
                 <w:spacing w:val="0"/>
                 <w:kern w:val="0"/>
               </w:rPr>
-              <w:t>17.5 – 21.5</w:t>
+              <w:t>20.00% ± 2.38%</w:t>
             </w:r>
           </w:p>
         </w:tc>
@@ -19887,7 +20981,7 @@
                 <w:spacing w:val="0"/>
                 <w:kern w:val="0"/>
               </w:rPr>
-              <w:t>2.89</w:t>
+              <w:t>2.77</w:t>
             </w:r>
           </w:p>
         </w:tc>
@@ -20057,7 +21151,7 @@
                 <w:spacing w:val="0"/>
                 <w:kern w:val="0"/>
               </w:rPr>
-              <w:t>18.5 – 23.0</w:t>
+              <w:t>22.00% ± 3.33%</w:t>
             </w:r>
           </w:p>
         </w:tc>
@@ -20081,7 +21175,7 @@
                 <w:spacing w:val="0"/>
                 <w:kern w:val="0"/>
               </w:rPr>
-              <w:t>3.01</w:t>
+              <w:t>2.84</w:t>
             </w:r>
           </w:p>
         </w:tc>
@@ -20251,7 +21345,7 @@
                 <w:spacing w:val="0"/>
                 <w:kern w:val="0"/>
               </w:rPr>
-              <w:t>22.0 – 26.5</w:t>
+              <w:t>24.00% ± 2.95%</w:t>
             </w:r>
           </w:p>
         </w:tc>
@@ -20275,7 +21369,7 @@
                 <w:spacing w:val="0"/>
                 <w:kern w:val="0"/>
               </w:rPr>
-              <w:t>2.96</w:t>
+              <w:t>3.91</w:t>
             </w:r>
           </w:p>
         </w:tc>
@@ -20445,7 +21539,7 @@
                 <w:spacing w:val="0"/>
                 <w:kern w:val="0"/>
               </w:rPr>
-              <w:t>19.5 – 23.5</w:t>
+              <w:t>22.00% ± 3.33%</w:t>
             </w:r>
           </w:p>
         </w:tc>
@@ -20469,7 +21563,7 @@
                 <w:spacing w:val="0"/>
                 <w:kern w:val="0"/>
               </w:rPr>
-              <w:t>2.80</w:t>
+              <w:t>3.63</w:t>
             </w:r>
           </w:p>
         </w:tc>
@@ -20639,7 +21733,7 @@
                 <w:spacing w:val="0"/>
                 <w:kern w:val="0"/>
               </w:rPr>
-              <w:t>10.0 – 13.5</w:t>
+              <w:t>12.00% ± 2.35%</w:t>
             </w:r>
           </w:p>
         </w:tc>
@@ -20663,7 +21757,7 @@
                 <w:spacing w:val="0"/>
                 <w:kern w:val="0"/>
               </w:rPr>
-              <w:t>2.32</w:t>
+              <w:t>2.67</w:t>
             </w:r>
           </w:p>
         </w:tc>
@@ -20833,7 +21927,7 @@
                 <w:spacing w:val="0"/>
                 <w:kern w:val="0"/>
               </w:rPr>
-              <w:t>7.5 – 11.0</w:t>
+              <w:t>9.00% ± 1.83%</w:t>
             </w:r>
           </w:p>
         </w:tc>
@@ -20857,7 +21951,7 @@
                 <w:spacing w:val="0"/>
                 <w:kern w:val="0"/>
               </w:rPr>
-              <w:t>2.33</w:t>
+              <w:t>2.66</w:t>
             </w:r>
           </w:p>
         </w:tc>
@@ -21027,7 +22121,7 @@
                 <w:spacing w:val="0"/>
                 <w:kern w:val="0"/>
               </w:rPr>
-              <w:t>6.0 – 9.0</w:t>
+              <w:t>8.00% ± 1.98%</w:t>
             </w:r>
           </w:p>
         </w:tc>
@@ -21051,7 +22145,7 @@
                 <w:spacing w:val="0"/>
                 <w:kern w:val="0"/>
               </w:rPr>
-              <w:t>2.02</w:t>
+              <w:t>2.00</w:t>
             </w:r>
           </w:p>
         </w:tc>
@@ -21221,7 +22315,7 @@
                 <w:spacing w:val="0"/>
                 <w:kern w:val="0"/>
               </w:rPr>
-              <w:t>12.5 – 15.5</w:t>
+              <w:t>15.00% ± 2.74%</w:t>
             </w:r>
           </w:p>
         </w:tc>
@@ -21245,7 +22339,7 @@
                 <w:spacing w:val="0"/>
                 <w:kern w:val="0"/>
               </w:rPr>
-              <w:t>2.18</w:t>
+              <w:t>2.42</w:t>
             </w:r>
           </w:p>
         </w:tc>
@@ -21415,7 +22509,7 @@
                 <w:spacing w:val="0"/>
                 <w:kern w:val="0"/>
               </w:rPr>
-              <w:t>11.0 – 14.5</w:t>
+              <w:t>14.00% ± 2.99%</w:t>
             </w:r>
           </w:p>
         </w:tc>
@@ -21439,7 +22533,7 @@
                 <w:spacing w:val="0"/>
                 <w:kern w:val="0"/>
               </w:rPr>
-              <w:t>2.34</w:t>
+              <w:t>2.33</w:t>
             </w:r>
           </w:p>
         </w:tc>
@@ -21609,7 +22703,7 @@
                 <w:spacing w:val="0"/>
                 <w:kern w:val="0"/>
               </w:rPr>
-              <w:t>17.0 – 21.0</w:t>
+              <w:t>20.00% ± 2.92%</w:t>
             </w:r>
           </w:p>
         </w:tc>
@@ -21633,7 +22727,7 @@
                 <w:spacing w:val="0"/>
                 <w:kern w:val="0"/>
               </w:rPr>
-              <w:t>2.81</w:t>
+              <w:t>2.73</w:t>
             </w:r>
           </w:p>
         </w:tc>
@@ -21803,7 +22897,7 @@
                 <w:spacing w:val="0"/>
                 <w:kern w:val="0"/>
               </w:rPr>
-              <w:t>22.5 – 27.0</w:t>
+              <w:t>25.00% ± 3.16%</w:t>
             </w:r>
           </w:p>
         </w:tc>
@@ -21827,7 +22921,7 @@
                 <w:spacing w:val="0"/>
                 <w:kern w:val="0"/>
               </w:rPr>
-              <w:t>2.95</w:t>
+              <w:t>3.61</w:t>
             </w:r>
           </w:p>
         </w:tc>
@@ -21973,7 +23067,7 @@
                 <w:spacing w:val="0"/>
                 <w:kern w:val="0"/>
               </w:rPr>
-              <w:t>W-3</w:t>
+              <w:t>W-2</w:t>
             </w:r>
           </w:p>
         </w:tc>
@@ -21997,7 +23091,7 @@
                 <w:spacing w:val="0"/>
                 <w:kern w:val="0"/>
               </w:rPr>
-              <w:t>18.5 – 22.5</w:t>
+              <w:t>20.00% ± 2.92%</w:t>
             </w:r>
           </w:p>
         </w:tc>
@@ -22021,7 +23115,7 @@
                 <w:spacing w:val="0"/>
                 <w:kern w:val="0"/>
               </w:rPr>
-              <w:t>2.79</w:t>
+              <w:t>4.21</w:t>
             </w:r>
           </w:p>
         </w:tc>
@@ -22191,7 +23285,7 @@
                 <w:spacing w:val="0"/>
                 <w:kern w:val="0"/>
               </w:rPr>
-              <w:t>22.5 – 27.5</w:t>
+              <w:t>25.00% ± 3.16%</w:t>
             </w:r>
           </w:p>
         </w:tc>
@@ -22215,7 +23309,7 @@
                 <w:spacing w:val="0"/>
                 <w:kern w:val="0"/>
               </w:rPr>
-              <w:t>3.23</w:t>
+              <w:t>3.89</w:t>
             </w:r>
           </w:p>
         </w:tc>
@@ -22385,7 +23479,7 @@
                 <w:spacing w:val="0"/>
                 <w:kern w:val="0"/>
               </w:rPr>
-              <w:t>9.5 – 12.5</w:t>
+              <w:t>11.00% ± 1.69%</w:t>
             </w:r>
           </w:p>
         </w:tc>
@@ -22409,7 +23503,7 @@
                 <w:spacing w:val="0"/>
                 <w:kern w:val="0"/>
               </w:rPr>
-              <w:t>2.03</w:t>
+              <w:t>2.22</w:t>
             </w:r>
           </w:p>
         </w:tc>
@@ -22579,7 +23673,7 @@
                 <w:spacing w:val="0"/>
                 <w:kern w:val="0"/>
               </w:rPr>
-              <w:t>17.5 – 21.5</w:t>
+              <w:t>20.00% ± 2.95%</w:t>
             </w:r>
           </w:p>
         </w:tc>
@@ -22603,7 +23697,7 @@
                 <w:spacing w:val="0"/>
                 <w:kern w:val="0"/>
               </w:rPr>
-              <w:t>2.89</w:t>
+              <w:t>3.34</w:t>
             </w:r>
           </w:p>
         </w:tc>
@@ -22773,7 +23867,7 @@
                 <w:spacing w:val="0"/>
                 <w:kern w:val="0"/>
               </w:rPr>
-              <w:t>14.0 – 17.5</w:t>
+              <w:t>15.00% ± 2.75%</w:t>
             </w:r>
           </w:p>
         </w:tc>
@@ -22797,7 +23891,7 @@
                 <w:spacing w:val="0"/>
                 <w:kern w:val="0"/>
               </w:rPr>
-              <w:t>2.71</w:t>
+              <w:t>4.46</w:t>
             </w:r>
           </w:p>
         </w:tc>
@@ -22967,7 +24061,7 @@
                 <w:spacing w:val="0"/>
                 <w:kern w:val="0"/>
               </w:rPr>
-              <w:t>18.0 – 22.0</w:t>
+              <w:t>19.00% ± 3.47%</w:t>
             </w:r>
           </w:p>
         </w:tc>
@@ -22991,7 +24085,7 @@
                 <w:spacing w:val="0"/>
                 <w:kern w:val="0"/>
               </w:rPr>
-              <w:t>2.54</w:t>
+              <w:t>5.01</w:t>
             </w:r>
           </w:p>
         </w:tc>
@@ -23161,7 +24255,7 @@
                 <w:spacing w:val="0"/>
                 <w:kern w:val="0"/>
               </w:rPr>
-              <w:t>12.5 – 16.0</w:t>
+              <w:t>15.00% ± 2.75%</w:t>
             </w:r>
           </w:p>
         </w:tc>
@@ -23185,7 +24279,7 @@
                 <w:spacing w:val="0"/>
                 <w:kern w:val="0"/>
               </w:rPr>
-              <w:t>2.66</w:t>
+              <w:t>2.91</w:t>
             </w:r>
           </w:p>
         </w:tc>
@@ -23355,7 +24449,7 @@
                 <w:spacing w:val="0"/>
                 <w:kern w:val="0"/>
               </w:rPr>
-              <w:t>14.5 – 18.0</w:t>
+              <w:t>16.00% ± 2.10%</w:t>
             </w:r>
           </w:p>
         </w:tc>
@@ -23379,7 +24473,7 @@
                 <w:spacing w:val="0"/>
                 <w:kern w:val="0"/>
               </w:rPr>
-              <w:t>2.54</w:t>
+              <w:t>3.14</w:t>
             </w:r>
           </w:p>
         </w:tc>
@@ -23549,7 +24643,7 @@
                 <w:spacing w:val="0"/>
                 <w:kern w:val="0"/>
               </w:rPr>
-              <w:t>14.5 – 18.0</w:t>
+              <w:t>17.00% ± 2.83%</w:t>
             </w:r>
           </w:p>
         </w:tc>
@@ -23573,7 +24667,7 @@
                 <w:spacing w:val="0"/>
                 <w:kern w:val="0"/>
               </w:rPr>
-              <w:t>2.32</w:t>
+              <w:t>2.65</w:t>
             </w:r>
           </w:p>
         </w:tc>
@@ -23743,7 +24837,7 @@
                 <w:spacing w:val="0"/>
                 <w:kern w:val="0"/>
               </w:rPr>
-              <w:t>13.0 – 16.5</w:t>
+              <w:t>15.00% ± 3.22%</w:t>
             </w:r>
           </w:p>
         </w:tc>
@@ -23767,7 +24861,7 @@
                 <w:spacing w:val="0"/>
                 <w:kern w:val="0"/>
               </w:rPr>
-              <w:t>2.38</w:t>
+              <w:t>3.60</w:t>
             </w:r>
           </w:p>
         </w:tc>
@@ -23937,7 +25031,7 @@
                 <w:spacing w:val="0"/>
                 <w:kern w:val="0"/>
               </w:rPr>
-              <w:t>7.5 – 10.5</w:t>
+              <w:t>8.00% ± 2.43%</w:t>
             </w:r>
           </w:p>
         </w:tc>
@@ -23961,7 +25055,7 @@
                 <w:spacing w:val="0"/>
                 <w:kern w:val="0"/>
               </w:rPr>
-              <w:t>1.93</w:t>
+              <w:t>3.86</w:t>
             </w:r>
           </w:p>
         </w:tc>
@@ -24131,7 +25225,7 @@
                 <w:spacing w:val="0"/>
                 <w:kern w:val="0"/>
               </w:rPr>
-              <w:t>14.0 – 17.5</w:t>
+              <w:t>15.00% ± 3.22%</w:t>
             </w:r>
           </w:p>
         </w:tc>
@@ -24155,7 +25249,7 @@
                 <w:spacing w:val="0"/>
                 <w:kern w:val="0"/>
               </w:rPr>
-              <w:t>2.55</w:t>
+              <w:t>4.77</w:t>
             </w:r>
           </w:p>
         </w:tc>
@@ -24301,7 +25395,7 @@
                 <w:spacing w:val="0"/>
                 <w:kern w:val="0"/>
               </w:rPr>
-              <w:t>W-2</w:t>
+              <w:t>W-1</w:t>
             </w:r>
           </w:p>
         </w:tc>
@@ -24325,7 +25419,7 @@
                 <w:spacing w:val="0"/>
                 <w:kern w:val="0"/>
               </w:rPr>
-              <w:t>11.0 – 14.5</w:t>
+              <w:t>11.00% ± 3.33%</w:t>
             </w:r>
           </w:p>
         </w:tc>
@@ -24349,7 +25443,7 @@
                 <w:spacing w:val="0"/>
                 <w:kern w:val="0"/>
               </w:rPr>
-              <w:t>2.33</w:t>
+              <w:t>5.66</w:t>
             </w:r>
           </w:p>
         </w:tc>
@@ -24519,7 +25613,7 @@
                 <w:spacing w:val="0"/>
                 <w:kern w:val="0"/>
               </w:rPr>
-              <w:t>13.0 – 16.5</w:t>
+              <w:t>15.00% ± 1.84%</w:t>
             </w:r>
           </w:p>
         </w:tc>
@@ -24543,7 +25637,7 @@
                 <w:spacing w:val="0"/>
                 <w:kern w:val="0"/>
               </w:rPr>
-              <w:t>2.63</w:t>
+              <w:t>2.47</w:t>
             </w:r>
           </w:p>
         </w:tc>
@@ -24713,7 +25807,7 @@
                 <w:spacing w:val="0"/>
                 <w:kern w:val="0"/>
               </w:rPr>
-              <w:t>14.5 – 18.0</w:t>
+              <w:t>17.00% ± 2.44%</w:t>
             </w:r>
           </w:p>
         </w:tc>
@@ -24737,7 +25831,7 @@
                 <w:spacing w:val="0"/>
                 <w:kern w:val="0"/>
               </w:rPr>
-              <w:t>2.63</w:t>
+              <w:t>2.57</w:t>
             </w:r>
           </w:p>
         </w:tc>
@@ -24907,7 +26001,7 @@
                 <w:spacing w:val="0"/>
                 <w:kern w:val="0"/>
               </w:rPr>
-              <w:t>9.0 – 12.0</w:t>
+              <w:t>10.00% ± 2.88%</w:t>
             </w:r>
           </w:p>
         </w:tc>
@@ -24931,7 +26025,7 @@
                 <w:spacing w:val="0"/>
                 <w:kern w:val="0"/>
               </w:rPr>
-              <w:t>1.96</w:t>
+              <w:t>3.84</w:t>
             </w:r>
           </w:p>
         </w:tc>
@@ -25101,7 +26195,7 @@
                 <w:spacing w:val="0"/>
                 <w:kern w:val="0"/>
               </w:rPr>
-              <w:t>19.0 – 23.0</w:t>
+              <w:t>21.00% ± 2.49%</w:t>
             </w:r>
           </w:p>
         </w:tc>
@@ -25125,7 +26219,7 @@
                 <w:spacing w:val="0"/>
                 <w:kern w:val="0"/>
               </w:rPr>
-              <w:t>2.67</w:t>
+              <w:t>3.16</w:t>
             </w:r>
           </w:p>
         </w:tc>
@@ -25295,7 +26389,7 @@
                 <w:spacing w:val="0"/>
                 <w:kern w:val="0"/>
               </w:rPr>
-              <w:t>14.5 – 18.0</w:t>
+              <w:t>16.00% ± 1.98%</w:t>
             </w:r>
           </w:p>
         </w:tc>
@@ -25319,7 +26413,7 @@
                 <w:spacing w:val="0"/>
                 <w:kern w:val="0"/>
               </w:rPr>
-              <w:t>2.43</w:t>
+              <w:t>2.91</w:t>
             </w:r>
           </w:p>
         </w:tc>
@@ -25489,7 +26583,7 @@
                 <w:spacing w:val="0"/>
                 <w:kern w:val="0"/>
               </w:rPr>
-              <w:t>20.5 – 25.0</w:t>
+              <w:t>24.00% ± 3.54%</w:t>
             </w:r>
           </w:p>
         </w:tc>
@@ -25513,7 +26607,7 @@
                 <w:spacing w:val="0"/>
                 <w:kern w:val="0"/>
               </w:rPr>
-              <w:t>2.92</w:t>
+              <w:t>2.96</w:t>
             </w:r>
           </w:p>
         </w:tc>
@@ -25683,7 +26777,7 @@
                 <w:spacing w:val="0"/>
                 <w:kern w:val="0"/>
               </w:rPr>
-              <w:t>12.5 – 16.0</w:t>
+              <w:t>14.00% ± 1.93%</w:t>
             </w:r>
           </w:p>
         </w:tc>
@@ -25707,7 +26801,7 @@
                 <w:spacing w:val="0"/>
                 <w:kern w:val="0"/>
               </w:rPr>
-              <w:t>2.43</w:t>
+              <w:t>2.86</w:t>
             </w:r>
           </w:p>
         </w:tc>
@@ -25853,7 +26947,7 @@
                 <w:spacing w:val="0"/>
                 <w:kern w:val="0"/>
               </w:rPr>
-              <w:t>W-4</w:t>
+              <w:t>W-3</w:t>
             </w:r>
           </w:p>
         </w:tc>
@@ -25877,7 +26971,7 @@
                 <w:spacing w:val="0"/>
                 <w:kern w:val="0"/>
               </w:rPr>
-              <w:t>20.5 – 25.0</w:t>
+              <w:t>22.00% ± 3.33%</w:t>
             </w:r>
           </w:p>
         </w:tc>
@@ -25901,7 +26995,7 @@
                 <w:spacing w:val="0"/>
                 <w:kern w:val="0"/>
               </w:rPr>
-              <w:t>3.20</w:t>
+              <w:t>5.03</w:t>
             </w:r>
           </w:p>
         </w:tc>
@@ -26071,7 +27165,7 @@
                 <w:spacing w:val="0"/>
                 <w:kern w:val="0"/>
               </w:rPr>
-              <w:t>20.0 – 24.5</w:t>
+              <w:t>22.00% ± 3.33%</w:t>
             </w:r>
           </w:p>
         </w:tc>
@@ -26095,7 +27189,7 @@
                 <w:spacing w:val="0"/>
                 <w:kern w:val="0"/>
               </w:rPr>
-              <w:t>3.00</w:t>
+              <w:t>4.33</w:t>
             </w:r>
           </w:p>
         </w:tc>
@@ -26265,7 +27359,7 @@
                 <w:spacing w:val="0"/>
                 <w:kern w:val="0"/>
               </w:rPr>
-              <w:t>11.0 – 14.5</w:t>
+              <w:t>12.00% ± 2.35%</w:t>
             </w:r>
           </w:p>
         </w:tc>
@@ -26289,7 +27383,7 @@
                 <w:spacing w:val="0"/>
                 <w:kern w:val="0"/>
               </w:rPr>
-              <w:t>2.35</w:t>
+              <w:t>3.70</w:t>
             </w:r>
           </w:p>
         </w:tc>
@@ -26435,7 +27529,7 @@
                 <w:spacing w:val="0"/>
                 <w:kern w:val="0"/>
               </w:rPr>
-              <w:t>W-3</w:t>
+              <w:t>W-2</w:t>
             </w:r>
           </w:p>
         </w:tc>
@@ -26459,7 +27553,7 @@
                 <w:spacing w:val="0"/>
                 <w:kern w:val="0"/>
               </w:rPr>
-              <w:t>18.0 – 22.0</w:t>
+              <w:t>19.00% ± 3.35%</w:t>
             </w:r>
           </w:p>
         </w:tc>
@@ -26483,7 +27577,7 @@
                 <w:spacing w:val="0"/>
                 <w:kern w:val="0"/>
               </w:rPr>
-              <w:t>2.83</w:t>
+              <w:t>5.18</w:t>
             </w:r>
           </w:p>
         </w:tc>
@@ -26653,7 +27747,7 @@
                 <w:spacing w:val="0"/>
                 <w:kern w:val="0"/>
               </w:rPr>
-              <w:t>15.5 – 19.5</w:t>
+              <w:t>19.00% ± 3.35%</w:t>
             </w:r>
           </w:p>
         </w:tc>
@@ -26677,7 +27771,7 @@
                 <w:spacing w:val="0"/>
                 <w:kern w:val="0"/>
               </w:rPr>
-              <w:t>2.79</w:t>
+              <w:t>2.64</w:t>
             </w:r>
           </w:p>
         </w:tc>
@@ -26847,7 +27941,7 @@
                 <w:spacing w:val="0"/>
                 <w:kern w:val="0"/>
               </w:rPr>
-              <w:t>14.0 – 17.5</w:t>
+              <w:t>15.00% ± 2.74%</w:t>
             </w:r>
           </w:p>
         </w:tc>
@@ -26871,7 +27965,7 @@
                 <w:spacing w:val="0"/>
                 <w:kern w:val="0"/>
               </w:rPr>
-              <w:t>2.69</w:t>
+              <w:t>4.43</w:t>
             </w:r>
           </w:p>
         </w:tc>
@@ -27041,7 +28135,7 @@
                 <w:spacing w:val="0"/>
                 <w:kern w:val="0"/>
               </w:rPr>
-              <w:t>13.0 – 16.5</w:t>
+              <w:t>14.00% ± 2.99%</w:t>
             </w:r>
           </w:p>
         </w:tc>
@@ -27065,7 +28159,7 @@
                 <w:spacing w:val="0"/>
                 <w:kern w:val="0"/>
               </w:rPr>
-              <w:t>2.35</w:t>
+              <w:t>4.34</w:t>
             </w:r>
           </w:p>
         </w:tc>
@@ -27235,7 +28329,7 @@
                 <w:spacing w:val="0"/>
                 <w:kern w:val="0"/>
               </w:rPr>
-              <w:t>13.5 – 17.0</w:t>
+              <w:t>14.00% ± 2.99%</w:t>
             </w:r>
           </w:p>
         </w:tc>
@@ -27259,7 +28353,7 @@
                 <w:spacing w:val="0"/>
                 <w:kern w:val="0"/>
               </w:rPr>
-              <w:t>2.45</w:t>
+              <w:t>4.94</w:t>
             </w:r>
           </w:p>
         </w:tc>
@@ -27429,7 +28523,7 @@
                 <w:spacing w:val="0"/>
                 <w:kern w:val="0"/>
               </w:rPr>
-              <w:t>15.5 – 19.0</w:t>
+              <w:t>17.00% ± 2.84%</w:t>
             </w:r>
           </w:p>
         </w:tc>
@@ -27453,7 +28547,7 @@
                 <w:spacing w:val="0"/>
                 <w:kern w:val="0"/>
               </w:rPr>
-              <w:t>2.44</w:t>
+              <w:t>3.78</w:t>
             </w:r>
           </w:p>
         </w:tc>
@@ -27623,7 +28717,7 @@
                 <w:spacing w:val="0"/>
                 <w:kern w:val="0"/>
               </w:rPr>
-              <w:t>22.0 – 26.5</w:t>
+              <w:t>25.00% ± 3.16%</w:t>
             </w:r>
           </w:p>
         </w:tc>
@@ -27647,7 +28741,7 @@
                 <w:spacing w:val="0"/>
                 <w:kern w:val="0"/>
               </w:rPr>
-              <w:t>2.89</w:t>
+              <w:t>3.05</w:t>
             </w:r>
           </w:p>
         </w:tc>
@@ -27793,7 +28887,7 @@
                 <w:spacing w:val="0"/>
                 <w:kern w:val="0"/>
               </w:rPr>
-              <w:t>W-3</w:t>
+              <w:t>W-2</w:t>
             </w:r>
           </w:p>
         </w:tc>
@@ -27817,7 +28911,7 @@
                 <w:spacing w:val="0"/>
                 <w:kern w:val="0"/>
               </w:rPr>
-              <w:t>18.5 – 22.5</w:t>
+              <w:t>20.00% ± 2.92%</w:t>
             </w:r>
           </w:p>
         </w:tc>
@@ -27841,7 +28935,7 @@
                 <w:spacing w:val="0"/>
                 <w:kern w:val="0"/>
               </w:rPr>
-              <w:t>2.86</w:t>
+              <w:t>4.28</w:t>
             </w:r>
           </w:p>
         </w:tc>
@@ -28011,7 +29105,7 @@
                 <w:spacing w:val="0"/>
                 <w:kern w:val="0"/>
               </w:rPr>
-              <w:t>5.0 – 8.0</w:t>
+              <w:t>7.00% ± 1.89%</w:t>
             </w:r>
           </w:p>
         </w:tc>
@@ -28035,7 +29129,7 @@
                 <w:spacing w:val="0"/>
                 <w:kern w:val="0"/>
               </w:rPr>
-              <w:t>2.05</w:t>
+              <w:t>1.94</w:t>
             </w:r>
           </w:p>
         </w:tc>
@@ -28205,7 +29299,7 @@
                 <w:spacing w:val="0"/>
                 <w:kern w:val="0"/>
               </w:rPr>
-              <w:t>15.5 – 19.5</w:t>
+              <w:t>19.00% ± 3.47%</w:t>
             </w:r>
           </w:p>
         </w:tc>
@@ -28229,7 +29323,7 @@
                 <w:spacing w:val="0"/>
                 <w:kern w:val="0"/>
               </w:rPr>
-              <w:t>2.66</w:t>
+              <w:t>2.63</w:t>
             </w:r>
           </w:p>
         </w:tc>
@@ -28399,7 +29493,7 @@
                 <w:spacing w:val="0"/>
                 <w:kern w:val="0"/>
               </w:rPr>
-              <w:t>17.5 – 21.5</w:t>
+              <w:t>20.00% ± 3.20%</w:t>
             </w:r>
           </w:p>
         </w:tc>
@@ -28423,7 +29517,7 @@
                 <w:spacing w:val="0"/>
                 <w:kern w:val="0"/>
               </w:rPr>
-              <w:t>2.71</w:t>
+              <w:t>3.41</w:t>
             </w:r>
           </w:p>
         </w:tc>
@@ -28593,7 +29687,7 @@
                 <w:spacing w:val="0"/>
                 <w:kern w:val="0"/>
               </w:rPr>
-              <w:t>19.0 – 23.0</w:t>
+              <w:t>20.00% ± 3.20%</w:t>
             </w:r>
           </w:p>
         </w:tc>
@@ -28617,7 +29711,7 @@
                 <w:spacing w:val="0"/>
                 <w:kern w:val="0"/>
               </w:rPr>
-              <w:t>2.84</w:t>
+              <w:t>5.04</w:t>
             </w:r>
           </w:p>
         </w:tc>
@@ -28787,7 +29881,7 @@
                 <w:spacing w:val="0"/>
                 <w:kern w:val="0"/>
               </w:rPr>
-              <w:t>16.0 – 20.0</w:t>
+              <w:t>17.00% ± 2.83%</w:t>
             </w:r>
           </w:p>
         </w:tc>
@@ -28811,7 +29905,7 @@
                 <w:spacing w:val="0"/>
                 <w:kern w:val="0"/>
               </w:rPr>
-              <w:t>2.67</w:t>
+              <w:t>4.50</w:t>
             </w:r>
           </w:p>
         </w:tc>
@@ -28981,7 +30075,7 @@
                 <w:spacing w:val="0"/>
                 <w:kern w:val="0"/>
               </w:rPr>
-              <w:t>12.0 – 15.0</w:t>
+              <w:t>15.00% ± 3.22%</w:t>
             </w:r>
           </w:p>
         </w:tc>
@@ -29005,7 +30099,7 @@
                 <w:spacing w:val="0"/>
                 <w:kern w:val="0"/>
               </w:rPr>
-              <w:t>2.16</w:t>
+              <w:t>2.38</w:t>
             </w:r>
           </w:p>
         </w:tc>
@@ -29175,7 +30269,7 @@
                 <w:spacing w:val="0"/>
                 <w:kern w:val="0"/>
               </w:rPr>
-              <w:t>6.0 – 9.0</w:t>
+              <w:t>8.00% ± 2.43%</w:t>
             </w:r>
           </w:p>
         </w:tc>
@@ -29199,7 +30293,7 @@
                 <w:spacing w:val="0"/>
                 <w:kern w:val="0"/>
               </w:rPr>
-              <w:t>2.00</w:t>
+              <w:t>2.43</w:t>
             </w:r>
           </w:p>
         </w:tc>
@@ -29369,7 +30463,7 @@
                 <w:spacing w:val="0"/>
                 <w:kern w:val="0"/>
               </w:rPr>
-              <w:t>8.0 – 11.0</w:t>
+              <w:t>11.00% ± 3.33%</w:t>
             </w:r>
           </w:p>
         </w:tc>
@@ -29393,7 +30487,7 @@
                 <w:spacing w:val="0"/>
                 <w:kern w:val="0"/>
               </w:rPr>
-              <w:t>2.01</w:t>
+              <w:t>2.34</w:t>
             </w:r>
           </w:p>
         </w:tc>
@@ -29563,7 +30657,7 @@
                 <w:spacing w:val="0"/>
                 <w:kern w:val="0"/>
               </w:rPr>
-              <w:t>15.5 – 19.0</w:t>
+              <w:t>17.00% ± 2.44%</w:t>
             </w:r>
           </w:p>
         </w:tc>
@@ -29587,7 +30681,7 @@
                 <w:spacing w:val="0"/>
                 <w:kern w:val="0"/>
               </w:rPr>
-              <w:t>2.57</w:t>
+              <w:t>3.51</w:t>
             </w:r>
           </w:p>
         </w:tc>
@@ -29757,7 +30851,7 @@
                 <w:spacing w:val="0"/>
                 <w:kern w:val="0"/>
               </w:rPr>
-              <w:t>19.0 – 23.5</w:t>
+              <w:t>21.00% ± 2.28%</w:t>
             </w:r>
           </w:p>
         </w:tc>
@@ -29781,7 +30875,7 @@
                 <w:spacing w:val="0"/>
                 <w:kern w:val="0"/>
               </w:rPr>
-              <w:t>2.92</w:t>
+              <w:t>3.20</w:t>
             </w:r>
           </w:p>
         </w:tc>
@@ -29951,7 +31045,7 @@
                 <w:spacing w:val="0"/>
                 <w:kern w:val="0"/>
               </w:rPr>
-              <w:t>9.0 – 12.0</w:t>
+              <w:t>10.00% ± 2.88%</w:t>
             </w:r>
           </w:p>
         </w:tc>
@@ -29975,7 +31069,7 @@
                 <w:spacing w:val="0"/>
                 <w:kern w:val="0"/>
               </w:rPr>
-              <w:t>2.20</w:t>
+              <w:t>4.08</w:t>
             </w:r>
           </w:p>
         </w:tc>
@@ -30145,7 +31239,7 @@
                 <w:spacing w:val="0"/>
                 <w:kern w:val="0"/>
               </w:rPr>
-              <w:t>7.0 – 10.0</w:t>
+              <w:t>10.00% ± 2.88%</w:t>
             </w:r>
           </w:p>
         </w:tc>
@@ -30169,7 +31263,7 @@
                 <w:spacing w:val="0"/>
                 <w:kern w:val="0"/>
               </w:rPr>
-              <w:t>2.20</w:t>
+              <w:t>2.08</w:t>
             </w:r>
           </w:p>
         </w:tc>
@@ -30339,7 +31433,7 @@
                 <w:spacing w:val="0"/>
                 <w:kern w:val="0"/>
               </w:rPr>
-              <w:t>19.0 – 23.5</w:t>
+              <w:t>21.00% ± 2.42%</w:t>
             </w:r>
           </w:p>
         </w:tc>
@@ -30363,7 +31457,7 @@
                 <w:spacing w:val="0"/>
                 <w:kern w:val="0"/>
               </w:rPr>
-              <w:t>3.05</w:t>
+              <w:t>3.47</w:t>
             </w:r>
           </w:p>
         </w:tc>
@@ -30533,7 +31627,7 @@
                 <w:spacing w:val="0"/>
                 <w:kern w:val="0"/>
               </w:rPr>
-              <w:t>19.0 – 23.5</w:t>
+              <w:t>21.00% ± 2.49%</w:t>
             </w:r>
           </w:p>
         </w:tc>
@@ -30557,7 +31651,7 @@
                 <w:spacing w:val="0"/>
                 <w:kern w:val="0"/>
               </w:rPr>
-              <w:t>3.11</w:t>
+              <w:t>3.60</w:t>
             </w:r>
           </w:p>
         </w:tc>

--- a/deliverables/potency_study/Strain_Potency_Study_14Aug2026.docx
+++ b/deliverables/potency_study/Strain_Potency_Study_14Aug2026.docx
@@ -7656,7 +7656,7 @@
           <w:spacing w:val="0"/>
           <w:kern w:val="0"/>
         </w:rPr>
-        <w:t>• Потребниот опсег потоа се ДЕКЛАРИРА како НОМИНАЛА ± ТОЛЕРАНЦИЈА: номиналата е секогаш цел број (18,00%, никогаш 18,50%) — истата форма во која важечките QCSP 001 спецификации веќе ја запишуваат потенцијата, но со цел-број номинала. Толеранцијата е минимумот потребен за номинала ± толеранција да го покрие целиот потребен опсег, заокружена нагоре на следните 0,01 — заокружувањето е секогаш нанадвор. Секоја серија ја носи декларацијата на својата класа — никогаш посебна бројка. | The required window is then DECLARED as NOMINAL ± TOLERANCE: the nominal is always a whole number (18.00%, never 18.50%) — the same form the issued QCSP 001 specifications already use to record potency, but with a whole-number nominal. The tolerance is the minimum needed for nominal ± tolerance to cover the entire required window, rounded up to the next 0.01 — always outward. Every batch carries its tier's declaration — never a separate figure.</w:t>
+        <w:t>• Потребниот опсег потоа се ДЕКЛАРИРА како НОМИНАЛА ± ТОЛЕРАНЦИЈА: номиналата е секогаш цел број (18,00%, никогаш 18,50%) — истата форма во која важечките QCSP 001 спецификации веќе ја запишуваат потенцијата, но со цел-број номинала. ПЛАФОН: толеранцијата никогаш не надминува 10% од номиналата, за сите серии и сите сорти. Серии се групираат во иста класа само додека постои целоброjна номинала што ги држи сите нивни сидра внатре во ±10% — секоја серија денес е внатре во својата декларирана класа. Онаму каде што D+U прозорецот бара толеранција над 10%, важи плафонот и едногодишната гаранција НЕ важи за таа класа. Класа со само 1 тестирана серија се декларира директно номинала ± 10%. Секоја серија ја носи декларацијата на својата класа — никогаш посебна бројка. | The required window is then DECLARED as NOMINAL ± TOLERANCE: the nominal is always a whole number (18.00%, never 18.50%) — the same form the issued QCSP 001 specifications already use to record potency, but with a whole-number nominal. CEILING: the tolerance never exceeds 10% of the nominal, for all batches and all strains. Batches share a tier only while a whole-number nominal exists that keeps all their anchors within ±10% — every batch reads inside its own declared grade today. Wherever the D+U window would need a tolerance above 10%, the ceiling wins and the one-year guarantee does NOT hold for that tier. A tier with only 1 tested batch is declared directly as nominal ± 10%. Every batch carries its tier's declaration — never a separate figure.</w:t>
       </w:r>
     </w:p>
     <w:p>
@@ -7981,7 +7981,7 @@
                 <w:spacing w:val="0"/>
                 <w:kern w:val="0"/>
               </w:rPr>
-              <w:t>16.00% ± 1.98%</w:t>
+              <w:t>17.00% ± 1.70%</w:t>
             </w:r>
           </w:p>
         </w:tc>
@@ -8005,7 +8005,7 @@
                 <w:spacing w:val="0"/>
                 <w:kern w:val="0"/>
               </w:rPr>
-              <w:t>14.02 – 17.98</w:t>
+              <w:t>15.30 – 18.70</w:t>
             </w:r>
           </w:p>
         </w:tc>
@@ -8303,7 +8303,7 @@
                 <w:spacing w:val="0"/>
                 <w:kern w:val="0"/>
               </w:rPr>
-              <w:t>25.00% ± 2.77%</w:t>
+              <w:t>26.00% ± 2.60%</w:t>
             </w:r>
           </w:p>
         </w:tc>
@@ -8327,7 +8327,7 @@
                 <w:spacing w:val="0"/>
                 <w:kern w:val="0"/>
               </w:rPr>
-              <w:t>22.23 – 27.77</w:t>
+              <w:t>23.40 – 28.60</w:t>
             </w:r>
           </w:p>
         </w:tc>
@@ -8625,7 +8625,7 @@
                 <w:spacing w:val="0"/>
                 <w:kern w:val="0"/>
               </w:rPr>
-              <w:t>20.00% ± 2.38%</w:t>
+              <w:t>22.00% ± 2.20%</w:t>
             </w:r>
           </w:p>
         </w:tc>
@@ -8649,7 +8649,7 @@
                 <w:spacing w:val="0"/>
                 <w:kern w:val="0"/>
               </w:rPr>
-              <w:t>17.62 – 22.38</w:t>
+              <w:t>19.80 – 24.20</w:t>
             </w:r>
           </w:p>
         </w:tc>
@@ -8673,7 +8673,7 @@
                 <w:spacing w:val="0"/>
                 <w:kern w:val="0"/>
               </w:rPr>
-              <w:t>BSS052501</w:t>
+              <w:t>BSS052501, BSS1024_01/1</w:t>
             </w:r>
           </w:p>
         </w:tc>
@@ -8697,7 +8697,7 @@
                 <w:spacing w:val="0"/>
                 <w:kern w:val="0"/>
               </w:rPr>
-              <w:t>20.39</w:t>
+              <w:t>20.39, 23.42</w:t>
             </w:r>
           </w:p>
         </w:tc>
@@ -8747,7 +8747,7 @@
                 <w:spacing w:val="0"/>
                 <w:kern w:val="0"/>
               </w:rPr>
-              <w:t>24.00% ± 3.54%</w:t>
+              <w:t>25.00% ± 2.50%</w:t>
             </w:r>
           </w:p>
         </w:tc>
@@ -8771,7 +8771,7 @@
                 <w:spacing w:val="0"/>
                 <w:kern w:val="0"/>
               </w:rPr>
-              <w:t>20.46 – 27.54</w:t>
+              <w:t>22.50 – 27.50</w:t>
             </w:r>
           </w:p>
         </w:tc>
@@ -8795,7 +8795,7 @@
                 <w:spacing w:val="0"/>
                 <w:kern w:val="0"/>
               </w:rPr>
-              <w:t>BSS1024_01/1, BSS1024</w:t>
+              <w:t>BSS1024</w:t>
             </w:r>
           </w:p>
         </w:tc>
@@ -8819,7 +8819,7 @@
                 <w:spacing w:val="0"/>
                 <w:kern w:val="0"/>
               </w:rPr>
-              <w:t>23.42, 25.01</w:t>
+              <w:t>25.01</w:t>
             </w:r>
           </w:p>
         </w:tc>
@@ -9069,7 +9069,7 @@
                 <w:spacing w:val="0"/>
                 <w:kern w:val="0"/>
               </w:rPr>
-              <w:t>14.00% ± 1.93%</w:t>
+              <w:t>15.00% ± 1.50%</w:t>
             </w:r>
           </w:p>
         </w:tc>
@@ -9093,7 +9093,7 @@
                 <w:spacing w:val="0"/>
                 <w:kern w:val="0"/>
               </w:rPr>
-              <w:t>12.07 – 15.93</w:t>
+              <w:t>13.50 – 16.50</w:t>
             </w:r>
           </w:p>
         </w:tc>
@@ -9191,7 +9191,7 @@
                 <w:spacing w:val="0"/>
                 <w:kern w:val="0"/>
               </w:rPr>
-              <w:t>18.00% ± 2.35%</w:t>
+              <w:t>20.00% ± 2.00%</w:t>
             </w:r>
           </w:p>
         </w:tc>
@@ -9215,7 +9215,7 @@
                 <w:spacing w:val="0"/>
                 <w:kern w:val="0"/>
               </w:rPr>
-              <w:t>15.65 – 20.35</w:t>
+              <w:t>18.00 – 22.00</w:t>
             </w:r>
           </w:p>
         </w:tc>
@@ -9228,18 +9228,18 @@
           <w:p>
             <w:pPr>
               <w:spacing w:before="20" w:after="20"/>
-              <w:jc w:val="center"/>
-            </w:pPr>
-            <w:r>
-              <w:rPr>
-                <w:rFonts w:ascii="Calibri" w:hAnsi="Calibri"/>
-                <w:b w:val="0"/>
-                <w:color w:val="16232B"/>
-                <w:sz w:val="16"/>
-                <w:spacing w:val="0"/>
-                <w:kern w:val="0"/>
-              </w:rPr>
-              <w:t>CJ082501/2, CJ062501/2</w:t>
+              <w:jc w:val="left"/>
+            </w:pPr>
+            <w:r>
+              <w:rPr>
+                <w:rFonts w:ascii="Calibri" w:hAnsi="Calibri"/>
+                <w:b w:val="0"/>
+                <w:color w:val="16232B"/>
+                <w:sz w:val="16"/>
+                <w:spacing w:val="0"/>
+                <w:kern w:val="0"/>
+              </w:rPr>
+              <w:t>CJ082501/2, CJ062501/2, CJ062501/1</w:t>
             </w:r>
           </w:p>
         </w:tc>
@@ -9263,7 +9263,7 @@
                 <w:spacing w:val="0"/>
                 <w:kern w:val="0"/>
               </w:rPr>
-              <w:t>18.29, 18.91</w:t>
+              <w:t>18.29, 18.91, 21.51</w:t>
             </w:r>
           </w:p>
         </w:tc>
@@ -9313,7 +9313,7 @@
                 <w:spacing w:val="0"/>
                 <w:kern w:val="0"/>
               </w:rPr>
-              <w:t>22.00% ± 3.33%</w:t>
+              <w:t>23.00% ± 2.30%</w:t>
             </w:r>
           </w:p>
         </w:tc>
@@ -9337,7 +9337,7 @@
                 <w:spacing w:val="0"/>
                 <w:kern w:val="0"/>
               </w:rPr>
-              <w:t>18.67 – 25.33</w:t>
+              <w:t>20.70 – 25.30</w:t>
             </w:r>
           </w:p>
         </w:tc>
@@ -9361,7 +9361,7 @@
                 <w:spacing w:val="0"/>
                 <w:kern w:val="0"/>
               </w:rPr>
-              <w:t>CJ062501/1, CJ092501, CJ1024, CJ072501</w:t>
+              <w:t>CJ092501, CJ1024, CJ072501, CJ052501/01, CJ082501/1</w:t>
             </w:r>
           </w:p>
         </w:tc>
@@ -9374,32 +9374,6 @@
           <w:p>
             <w:pPr>
               <w:spacing w:before="20" w:after="20"/>
-              <w:jc w:val="center"/>
-            </w:pPr>
-            <w:r>
-              <w:rPr>
-                <w:rFonts w:ascii="Calibri" w:hAnsi="Calibri"/>
-                <w:b w:val="0"/>
-                <w:color w:val="16232B"/>
-                <w:sz w:val="16"/>
-                <w:spacing w:val="0"/>
-                <w:kern w:val="0"/>
-              </w:rPr>
-              <w:t>21.51, 22.30, 23.00, 23.70</w:t>
-            </w:r>
-          </w:p>
-        </w:tc>
-      </w:tr>
-      <w:tr>
-        <w:tc>
-          <w:tcPr>
-            <w:tcW w:type="dxa" w:w="850"/>
-            <w:vAlign w:val="center"/>
-            <w:shd w:val="clear" w:color="auto" w:fill="F4F7FB"/>
-          </w:tcPr>
-          <w:p>
-            <w:pPr>
-              <w:spacing w:before="20" w:after="20"/>
               <w:jc w:val="left"/>
             </w:pPr>
             <w:r>
@@ -9411,103 +9385,7 @@
                 <w:spacing w:val="0"/>
                 <w:kern w:val="0"/>
               </w:rPr>
-              <w:t>W-4</w:t>
-            </w:r>
-          </w:p>
-        </w:tc>
-        <w:tc>
-          <w:tcPr>
-            <w:tcW w:type="dxa" w:w="1701"/>
-            <w:vAlign w:val="center"/>
-            <w:shd w:val="clear" w:color="auto" w:fill="F4F7FB"/>
-          </w:tcPr>
-          <w:p>
-            <w:pPr>
-              <w:spacing w:before="20" w:after="20"/>
-              <w:jc w:val="center"/>
-            </w:pPr>
-            <w:r>
-              <w:rPr>
-                <w:rFonts w:ascii="Calibri" w:hAnsi="Calibri"/>
-                <w:b w:val="0"/>
-                <w:color w:val="16232B"/>
-                <w:sz w:val="16"/>
-                <w:spacing w:val="0"/>
-                <w:kern w:val="0"/>
-              </w:rPr>
-              <w:t>24.00% ± 2.95%</w:t>
-            </w:r>
-          </w:p>
-        </w:tc>
-        <w:tc>
-          <w:tcPr>
-            <w:tcW w:type="dxa" w:w="1474"/>
-            <w:vAlign w:val="center"/>
-            <w:shd w:val="clear" w:color="auto" w:fill="F4F7FB"/>
-          </w:tcPr>
-          <w:p>
-            <w:pPr>
-              <w:spacing w:before="20" w:after="20"/>
-              <w:jc w:val="center"/>
-            </w:pPr>
-            <w:r>
-              <w:rPr>
-                <w:rFonts w:ascii="Calibri" w:hAnsi="Calibri"/>
-                <w:b w:val="0"/>
-                <w:color w:val="16232B"/>
-                <w:sz w:val="16"/>
-                <w:spacing w:val="0"/>
-                <w:kern w:val="0"/>
-              </w:rPr>
-              <w:t>21.05 – 26.95</w:t>
-            </w:r>
-          </w:p>
-        </w:tc>
-        <w:tc>
-          <w:tcPr>
-            <w:tcW w:type="dxa" w:w="3628"/>
-            <w:vAlign w:val="center"/>
-            <w:shd w:val="clear" w:color="auto" w:fill="F4F7FB"/>
-          </w:tcPr>
-          <w:p>
-            <w:pPr>
-              <w:spacing w:before="20" w:after="20"/>
-              <w:jc w:val="center"/>
-            </w:pPr>
-            <w:r>
-              <w:rPr>
-                <w:rFonts w:ascii="Calibri" w:hAnsi="Calibri"/>
-                <w:b w:val="0"/>
-                <w:color w:val="16232B"/>
-                <w:sz w:val="16"/>
-                <w:spacing w:val="0"/>
-                <w:kern w:val="0"/>
-              </w:rPr>
-              <w:t>CJ052501/01, CJ082501/1</w:t>
-            </w:r>
-          </w:p>
-        </w:tc>
-        <w:tc>
-          <w:tcPr>
-            <w:tcW w:type="dxa" w:w="2268"/>
-            <w:vAlign w:val="center"/>
-            <w:shd w:val="clear" w:color="auto" w:fill="F4F7FB"/>
-          </w:tcPr>
-          <w:p>
-            <w:pPr>
-              <w:spacing w:before="20" w:after="20"/>
-              <w:jc w:val="center"/>
-            </w:pPr>
-            <w:r>
-              <w:rPr>
-                <w:rFonts w:ascii="Calibri" w:hAnsi="Calibri"/>
-                <w:b w:val="0"/>
-                <w:color w:val="16232B"/>
-                <w:sz w:val="16"/>
-                <w:spacing w:val="0"/>
-                <w:kern w:val="0"/>
-              </w:rPr>
-              <w:t>24.05, 24.96</w:t>
+              <w:t>22.30, 23.00, 23.70, 24.05, 24.96</w:t>
             </w:r>
           </w:p>
         </w:tc>
@@ -9757,7 +9635,7 @@
                 <w:spacing w:val="0"/>
                 <w:kern w:val="0"/>
               </w:rPr>
-              <w:t>12.00% ± 2.35%</w:t>
+              <w:t>13.00% ± 1.30%</w:t>
             </w:r>
           </w:p>
         </w:tc>
@@ -9781,7 +9659,7 @@
                 <w:spacing w:val="0"/>
                 <w:kern w:val="0"/>
               </w:rPr>
-              <w:t>9.65 – 14.35</w:t>
+              <w:t>11.70 – 14.30</w:t>
             </w:r>
           </w:p>
         </w:tc>
@@ -9879,7 +9757,7 @@
                 <w:spacing w:val="0"/>
                 <w:kern w:val="0"/>
               </w:rPr>
-              <w:t>17.00% ± 1.93%</w:t>
+              <w:t>18.00% ± 1.80%</w:t>
             </w:r>
           </w:p>
         </w:tc>
@@ -9903,7 +9781,7 @@
                 <w:spacing w:val="0"/>
                 <w:kern w:val="0"/>
               </w:rPr>
-              <w:t>15.07 – 18.93</w:t>
+              <w:t>16.20 – 19.80</w:t>
             </w:r>
           </w:p>
         </w:tc>
@@ -10201,7 +10079,7 @@
                 <w:spacing w:val="0"/>
                 <w:kern w:val="0"/>
               </w:rPr>
-              <w:t>8.00% ± 1.98%</w:t>
+              <w:t>8.00% ± 0.80%</w:t>
             </w:r>
           </w:p>
         </w:tc>
@@ -10225,7 +10103,7 @@
                 <w:spacing w:val="0"/>
                 <w:kern w:val="0"/>
               </w:rPr>
-              <w:t>6.02 – 9.98</w:t>
+              <w:t>7.20 – 8.80</w:t>
             </w:r>
           </w:p>
         </w:tc>
@@ -10523,7 +10401,7 @@
                 <w:spacing w:val="0"/>
                 <w:kern w:val="0"/>
               </w:rPr>
-              <w:t>15.00% ± 2.74%</w:t>
+              <w:t>16.00% ± 1.60%</w:t>
             </w:r>
           </w:p>
         </w:tc>
@@ -10547,7 +10425,7 @@
                 <w:spacing w:val="0"/>
                 <w:kern w:val="0"/>
               </w:rPr>
-              <w:t>12.26 – 17.74</w:t>
+              <w:t>14.40 – 17.60</w:t>
             </w:r>
           </w:p>
         </w:tc>
@@ -10645,7 +10523,7 @@
                 <w:spacing w:val="0"/>
                 <w:kern w:val="0"/>
               </w:rPr>
-              <w:t>19.00% ± 3.35%</w:t>
+              <w:t>19.00% ± 1.90%</w:t>
             </w:r>
           </w:p>
         </w:tc>
@@ -10669,7 +10547,7 @@
                 <w:spacing w:val="0"/>
                 <w:kern w:val="0"/>
               </w:rPr>
-              <w:t>15.65 – 22.35</w:t>
+              <w:t>17.10 – 20.90</w:t>
             </w:r>
           </w:p>
         </w:tc>
@@ -10967,7 +10845,7 @@
                 <w:spacing w:val="0"/>
                 <w:kern w:val="0"/>
               </w:rPr>
-              <w:t>14.00% ± 2.99%</w:t>
+              <w:t>14.00% ± 1.40%</w:t>
             </w:r>
           </w:p>
         </w:tc>
@@ -10991,7 +10869,7 @@
                 <w:spacing w:val="0"/>
                 <w:kern w:val="0"/>
               </w:rPr>
-              <w:t>11.01 – 16.99</w:t>
+              <w:t>12.60 – 15.40</w:t>
             </w:r>
           </w:p>
         </w:tc>
@@ -11015,7 +10893,7 @@
                 <w:spacing w:val="0"/>
                 <w:kern w:val="0"/>
               </w:rPr>
-              <w:t>GG1024, GG012601, GG1024_02</w:t>
+              <w:t>GG1024, GG012601</w:t>
             </w:r>
           </w:p>
         </w:tc>
@@ -11039,7 +10917,7 @@
                 <w:spacing w:val="0"/>
                 <w:kern w:val="0"/>
               </w:rPr>
-              <w:t>13.34, 15.35, 15.95</w:t>
+              <w:t>13.34, 15.35</w:t>
             </w:r>
           </w:p>
         </w:tc>
@@ -11089,7 +10967,7 @@
                 <w:spacing w:val="0"/>
                 <w:kern w:val="0"/>
               </w:rPr>
-              <w:t>17.00% ± 2.84%</w:t>
+              <w:t>17.00% ± 1.70%</w:t>
             </w:r>
           </w:p>
         </w:tc>
@@ -11113,7 +10991,7 @@
                 <w:spacing w:val="0"/>
                 <w:kern w:val="0"/>
               </w:rPr>
-              <w:t>14.16 – 19.84</w:t>
+              <w:t>15.30 – 18.70</w:t>
             </w:r>
           </w:p>
         </w:tc>
@@ -11126,18 +11004,18 @@
           <w:p>
             <w:pPr>
               <w:spacing w:before="20" w:after="20"/>
-              <w:jc w:val="center"/>
-            </w:pPr>
-            <w:r>
-              <w:rPr>
-                <w:rFonts w:ascii="Calibri" w:hAnsi="Calibri"/>
-                <w:b w:val="0"/>
-                <w:color w:val="16232B"/>
-                <w:sz w:val="16"/>
-                <w:spacing w:val="0"/>
-                <w:kern w:val="0"/>
-              </w:rPr>
-              <w:t>GG012603, GG112501, GG1024_01</w:t>
+              <w:jc w:val="left"/>
+            </w:pPr>
+            <w:r>
+              <w:rPr>
+                <w:rFonts w:ascii="Calibri" w:hAnsi="Calibri"/>
+                <w:b w:val="0"/>
+                <w:color w:val="16232B"/>
+                <w:sz w:val="16"/>
+                <w:spacing w:val="0"/>
+                <w:kern w:val="0"/>
+              </w:rPr>
+              <w:t>GG1024_02, GG012603, GG112501, GG1024_01</w:t>
             </w:r>
           </w:p>
         </w:tc>
@@ -11161,7 +11039,7 @@
                 <w:spacing w:val="0"/>
                 <w:kern w:val="0"/>
               </w:rPr>
-              <w:t>16.70, 17.94, 18.67</w:t>
+              <w:t>15.95, 16.70, 17.94, 18.67</w:t>
             </w:r>
           </w:p>
         </w:tc>
@@ -11411,7 +11289,7 @@
                 <w:spacing w:val="0"/>
                 <w:kern w:val="0"/>
               </w:rPr>
-              <w:t>16.00% ± 3.67%</w:t>
+              <w:t>17.00% ± 1.70%</w:t>
             </w:r>
           </w:p>
         </w:tc>
@@ -11435,7 +11313,7 @@
                 <w:spacing w:val="0"/>
                 <w:kern w:val="0"/>
               </w:rPr>
-              <w:t>12.33 – 19.67</w:t>
+              <w:t>15.30 – 18.70</w:t>
             </w:r>
           </w:p>
         </w:tc>
@@ -11533,7 +11411,7 @@
                 <w:spacing w:val="0"/>
                 <w:kern w:val="0"/>
               </w:rPr>
-              <w:t>20.00% ± 2.92%</w:t>
+              <w:t>21.00% ± 2.10%</w:t>
             </w:r>
           </w:p>
         </w:tc>
@@ -11557,7 +11435,7 @@
                 <w:spacing w:val="0"/>
                 <w:kern w:val="0"/>
               </w:rPr>
-              <w:t>17.08 – 22.92</w:t>
+              <w:t>18.90 – 23.10</w:t>
             </w:r>
           </w:p>
         </w:tc>
@@ -11581,7 +11459,7 @@
                 <w:spacing w:val="0"/>
                 <w:kern w:val="0"/>
               </w:rPr>
-              <w:t>GP072501/2, GP082501/1, GP072501/1</w:t>
+              <w:t>GP072501/2, GP082501/1, GP072501/1, GP0824_02</w:t>
             </w:r>
           </w:p>
         </w:tc>
@@ -11605,7 +11483,7 @@
                 <w:spacing w:val="0"/>
                 <w:kern w:val="0"/>
               </w:rPr>
-              <w:t>19.81, 21.29, 21.36</w:t>
+              <w:t>19.81, 21.29, 21.36, 22.61</w:t>
             </w:r>
           </w:p>
         </w:tc>
@@ -11655,7 +11533,7 @@
                 <w:spacing w:val="0"/>
                 <w:kern w:val="0"/>
               </w:rPr>
-              <w:t>22.00% ± 2.30%</w:t>
+              <w:t>25.00% ± 2.50%</w:t>
             </w:r>
           </w:p>
         </w:tc>
@@ -11679,7 +11557,7 @@
                 <w:spacing w:val="0"/>
                 <w:kern w:val="0"/>
               </w:rPr>
-              <w:t>19.70 – 24.30</w:t>
+              <w:t>22.50 – 27.50</w:t>
             </w:r>
           </w:p>
         </w:tc>
@@ -11703,7 +11581,7 @@
                 <w:spacing w:val="0"/>
                 <w:kern w:val="0"/>
               </w:rPr>
-              <w:t>GP0824_02</w:t>
+              <w:t>GP062501, GP0824_03, GP092501</w:t>
             </w:r>
           </w:p>
         </w:tc>
@@ -11712,128 +11590,6 @@
             <w:tcW w:type="dxa" w:w="2268"/>
             <w:vAlign w:val="center"/>
             <w:shd w:val="clear" w:color="auto" w:fill="FFFFFF"/>
-          </w:tcPr>
-          <w:p>
-            <w:pPr>
-              <w:spacing w:before="20" w:after="20"/>
-              <w:jc w:val="center"/>
-            </w:pPr>
-            <w:r>
-              <w:rPr>
-                <w:rFonts w:ascii="Calibri" w:hAnsi="Calibri"/>
-                <w:b w:val="0"/>
-                <w:color w:val="16232B"/>
-                <w:sz w:val="16"/>
-                <w:spacing w:val="0"/>
-                <w:kern w:val="0"/>
-              </w:rPr>
-              <w:t>22.61</w:t>
-            </w:r>
-          </w:p>
-        </w:tc>
-      </w:tr>
-      <w:tr>
-        <w:tc>
-          <w:tcPr>
-            <w:tcW w:type="dxa" w:w="850"/>
-            <w:vAlign w:val="center"/>
-            <w:shd w:val="clear" w:color="auto" w:fill="F4F7FB"/>
-          </w:tcPr>
-          <w:p>
-            <w:pPr>
-              <w:spacing w:before="20" w:after="20"/>
-              <w:jc w:val="left"/>
-            </w:pPr>
-            <w:r>
-              <w:rPr>
-                <w:rFonts w:ascii="Calibri" w:hAnsi="Calibri"/>
-                <w:b w:val="0"/>
-                <w:color w:val="16232B"/>
-                <w:sz w:val="16"/>
-                <w:spacing w:val="0"/>
-                <w:kern w:val="0"/>
-              </w:rPr>
-              <w:t>W-4</w:t>
-            </w:r>
-          </w:p>
-        </w:tc>
-        <w:tc>
-          <w:tcPr>
-            <w:tcW w:type="dxa" w:w="1701"/>
-            <w:vAlign w:val="center"/>
-            <w:shd w:val="clear" w:color="auto" w:fill="F4F7FB"/>
-          </w:tcPr>
-          <w:p>
-            <w:pPr>
-              <w:spacing w:before="20" w:after="20"/>
-              <w:jc w:val="center"/>
-            </w:pPr>
-            <w:r>
-              <w:rPr>
-                <w:rFonts w:ascii="Calibri" w:hAnsi="Calibri"/>
-                <w:b w:val="0"/>
-                <w:color w:val="16232B"/>
-                <w:sz w:val="16"/>
-                <w:spacing w:val="0"/>
-                <w:kern w:val="0"/>
-              </w:rPr>
-              <w:t>25.00% ± 3.16%</w:t>
-            </w:r>
-          </w:p>
-        </w:tc>
-        <w:tc>
-          <w:tcPr>
-            <w:tcW w:type="dxa" w:w="1474"/>
-            <w:vAlign w:val="center"/>
-            <w:shd w:val="clear" w:color="auto" w:fill="F4F7FB"/>
-          </w:tcPr>
-          <w:p>
-            <w:pPr>
-              <w:spacing w:before="20" w:after="20"/>
-              <w:jc w:val="center"/>
-            </w:pPr>
-            <w:r>
-              <w:rPr>
-                <w:rFonts w:ascii="Calibri" w:hAnsi="Calibri"/>
-                <w:b w:val="0"/>
-                <w:color w:val="16232B"/>
-                <w:sz w:val="16"/>
-                <w:spacing w:val="0"/>
-                <w:kern w:val="0"/>
-              </w:rPr>
-              <w:t>21.84 – 28.16</w:t>
-            </w:r>
-          </w:p>
-        </w:tc>
-        <w:tc>
-          <w:tcPr>
-            <w:tcW w:type="dxa" w:w="3628"/>
-            <w:vAlign w:val="center"/>
-            <w:shd w:val="clear" w:color="auto" w:fill="F4F7FB"/>
-          </w:tcPr>
-          <w:p>
-            <w:pPr>
-              <w:spacing w:before="20" w:after="20"/>
-              <w:jc w:val="center"/>
-            </w:pPr>
-            <w:r>
-              <w:rPr>
-                <w:rFonts w:ascii="Calibri" w:hAnsi="Calibri"/>
-                <w:b w:val="0"/>
-                <w:color w:val="16232B"/>
-                <w:sz w:val="16"/>
-                <w:spacing w:val="0"/>
-                <w:kern w:val="0"/>
-              </w:rPr>
-              <w:t>GP062501, GP0824_03, GP092501</w:t>
-            </w:r>
-          </w:p>
-        </w:tc>
-        <w:tc>
-          <w:tcPr>
-            <w:tcW w:type="dxa" w:w="2268"/>
-            <w:vAlign w:val="center"/>
-            <w:shd w:val="clear" w:color="auto" w:fill="F4F7FB"/>
           </w:tcPr>
           <w:p>
             <w:pPr>
@@ -12099,7 +11855,7 @@
                 <w:spacing w:val="0"/>
                 <w:kern w:val="0"/>
               </w:rPr>
-              <w:t>7.00% ± 1.89%</w:t>
+              <w:t>7.00% ± 0.70%</w:t>
             </w:r>
           </w:p>
         </w:tc>
@@ -12123,7 +11879,7 @@
                 <w:spacing w:val="0"/>
                 <w:kern w:val="0"/>
               </w:rPr>
-              <w:t>5.11 – 8.89</w:t>
+              <w:t>6.30 – 7.70</w:t>
             </w:r>
           </w:p>
         </w:tc>
@@ -12221,7 +11977,7 @@
                 <w:spacing w:val="0"/>
                 <w:kern w:val="0"/>
               </w:rPr>
-              <w:t>11.00% ± 1.69%</w:t>
+              <w:t>12.00% ± 1.20%</w:t>
             </w:r>
           </w:p>
         </w:tc>
@@ -12245,7 +12001,7 @@
                 <w:spacing w:val="0"/>
                 <w:kern w:val="0"/>
               </w:rPr>
-              <w:t>9.31 – 12.69</w:t>
+              <w:t>10.80 – 13.20</w:t>
             </w:r>
           </w:p>
         </w:tc>
@@ -12543,7 +12299,7 @@
                 <w:spacing w:val="0"/>
                 <w:kern w:val="0"/>
               </w:rPr>
-              <w:t>17.00% ± 2.27%</w:t>
+              <w:t>19.00% ± 1.90%</w:t>
             </w:r>
           </w:p>
         </w:tc>
@@ -12567,7 +12323,7 @@
                 <w:spacing w:val="0"/>
                 <w:kern w:val="0"/>
               </w:rPr>
-              <w:t>14.73 – 19.27</w:t>
+              <w:t>17.10 – 20.90</w:t>
             </w:r>
           </w:p>
         </w:tc>
@@ -12591,7 +12347,7 @@
                 <w:spacing w:val="0"/>
                 <w:kern w:val="0"/>
               </w:rPr>
-              <w:t>HPA1024</w:t>
+              <w:t>HPA1024, HPA052501</w:t>
             </w:r>
           </w:p>
         </w:tc>
@@ -12615,7 +12371,7 @@
                 <w:spacing w:val="0"/>
                 <w:kern w:val="0"/>
               </w:rPr>
-              <w:t>17.31</w:t>
+              <w:t>17.31, 20.39</w:t>
             </w:r>
           </w:p>
         </w:tc>
@@ -12665,7 +12421,7 @@
                 <w:spacing w:val="0"/>
                 <w:kern w:val="0"/>
               </w:rPr>
-              <w:t>20.00% ± 2.95%</w:t>
+              <w:t>22.00% ± 2.20%</w:t>
             </w:r>
           </w:p>
         </w:tc>
@@ -12689,7 +12445,7 @@
                 <w:spacing w:val="0"/>
                 <w:kern w:val="0"/>
               </w:rPr>
-              <w:t>17.05 – 22.95</w:t>
+              <w:t>19.80 – 24.20</w:t>
             </w:r>
           </w:p>
         </w:tc>
@@ -12713,7 +12469,7 @@
                 <w:spacing w:val="0"/>
                 <w:kern w:val="0"/>
               </w:rPr>
-              <w:t>HPA052501, HPA1024_01</w:t>
+              <w:t>HPA1024_01</w:t>
             </w:r>
           </w:p>
         </w:tc>
@@ -12737,7 +12493,7 @@
                 <w:spacing w:val="0"/>
                 <w:kern w:val="0"/>
               </w:rPr>
-              <w:t>20.39, 21.61</w:t>
+              <w:t>21.61</w:t>
             </w:r>
           </w:p>
         </w:tc>
@@ -12987,7 +12743,7 @@
                 <w:spacing w:val="0"/>
                 <w:kern w:val="0"/>
               </w:rPr>
-              <w:t>15.00% ± 2.75%</w:t>
+              <w:t>16.00% ± 1.60%</w:t>
             </w:r>
           </w:p>
         </w:tc>
@@ -13011,7 +12767,7 @@
                 <w:spacing w:val="0"/>
                 <w:kern w:val="0"/>
               </w:rPr>
-              <w:t>12.25 – 17.75</w:t>
+              <w:t>14.40 – 17.60</w:t>
             </w:r>
           </w:p>
         </w:tc>
@@ -13109,7 +12865,7 @@
                 <w:spacing w:val="0"/>
                 <w:kern w:val="0"/>
               </w:rPr>
-              <w:t>19.00% ± 3.47%</w:t>
+              <w:t>19.00% ± 1.90%</w:t>
             </w:r>
           </w:p>
         </w:tc>
@@ -13133,7 +12889,7 @@
                 <w:spacing w:val="0"/>
                 <w:kern w:val="0"/>
               </w:rPr>
-              <w:t>15.53 – 22.47</w:t>
+              <w:t>17.10 – 20.90</w:t>
             </w:r>
           </w:p>
         </w:tc>
@@ -13431,7 +13187,7 @@
                 <w:spacing w:val="0"/>
                 <w:kern w:val="0"/>
               </w:rPr>
-              <w:t>17.00% ± 2.26%</w:t>
+              <w:t>19.00% ± 1.90%</w:t>
             </w:r>
           </w:p>
         </w:tc>
@@ -13455,7 +13211,7 @@
                 <w:spacing w:val="0"/>
                 <w:kern w:val="0"/>
               </w:rPr>
-              <w:t>14.74 – 19.26</w:t>
+              <w:t>17.10 – 20.90</w:t>
             </w:r>
           </w:p>
         </w:tc>
@@ -13479,7 +13235,7 @@
                 <w:spacing w:val="0"/>
                 <w:kern w:val="0"/>
               </w:rPr>
-              <w:t>J31102501</w:t>
+              <w:t>J31102501, J31112501</w:t>
             </w:r>
           </w:p>
         </w:tc>
@@ -13503,7 +13259,7 @@
                 <w:spacing w:val="0"/>
                 <w:kern w:val="0"/>
               </w:rPr>
-              <w:t>17.32</w:t>
+              <w:t>17.32, 20.21</w:t>
             </w:r>
           </w:p>
         </w:tc>
@@ -13553,7 +13309,7 @@
                 <w:spacing w:val="0"/>
                 <w:kern w:val="0"/>
               </w:rPr>
-              <w:t>20.00% ± 3.20%</w:t>
+              <w:t>22.00% ± 2.20%</w:t>
             </w:r>
           </w:p>
         </w:tc>
@@ -13577,7 +13333,7 @@
                 <w:spacing w:val="0"/>
                 <w:kern w:val="0"/>
               </w:rPr>
-              <w:t>16.80 – 23.20</w:t>
+              <w:t>19.80 – 24.20</w:t>
             </w:r>
           </w:p>
         </w:tc>
@@ -13601,7 +13357,7 @@
                 <w:spacing w:val="0"/>
                 <w:kern w:val="0"/>
               </w:rPr>
-              <w:t>J31112501, J31122501</w:t>
+              <w:t>J31122501</w:t>
             </w:r>
           </w:p>
         </w:tc>
@@ -13625,7 +13381,7 @@
                 <w:spacing w:val="0"/>
                 <w:kern w:val="0"/>
               </w:rPr>
-              <w:t>20.21, 21.84</w:t>
+              <w:t>21.84</w:t>
             </w:r>
           </w:p>
         </w:tc>
@@ -13875,7 +13631,7 @@
                 <w:spacing w:val="0"/>
                 <w:kern w:val="0"/>
               </w:rPr>
-              <w:t>16.00% ± 2.10%</w:t>
+              <w:t>17.00% ± 1.70%</w:t>
             </w:r>
           </w:p>
         </w:tc>
@@ -13899,7 +13655,7 @@
                 <w:spacing w:val="0"/>
                 <w:kern w:val="0"/>
               </w:rPr>
-              <w:t>13.90 – 18.10</w:t>
+              <w:t>15.30 – 18.70</w:t>
             </w:r>
           </w:p>
         </w:tc>
@@ -14197,7 +13953,7 @@
                 <w:spacing w:val="0"/>
                 <w:kern w:val="0"/>
               </w:rPr>
-              <w:t>17.00% ± 2.83%</w:t>
+              <w:t>17.00% ± 1.70%</w:t>
             </w:r>
           </w:p>
         </w:tc>
@@ -14221,7 +13977,7 @@
                 <w:spacing w:val="0"/>
                 <w:kern w:val="0"/>
               </w:rPr>
-              <w:t>14.17 – 19.83</w:t>
+              <w:t>15.30 – 18.70</w:t>
             </w:r>
           </w:p>
         </w:tc>
@@ -14519,7 +14275,7 @@
                 <w:spacing w:val="0"/>
                 <w:kern w:val="0"/>
               </w:rPr>
-              <w:t>8.00% ± 2.43%</w:t>
+              <w:t>8.00% ± 0.80%</w:t>
             </w:r>
           </w:p>
         </w:tc>
@@ -14543,7 +14299,7 @@
                 <w:spacing w:val="0"/>
                 <w:kern w:val="0"/>
               </w:rPr>
-              <w:t>5.57 – 10.43</w:t>
+              <w:t>7.20 – 8.80</w:t>
             </w:r>
           </w:p>
         </w:tc>
@@ -14556,18 +14312,18 @@
           <w:p>
             <w:pPr>
               <w:spacing w:before="20" w:after="20"/>
-              <w:jc w:val="left"/>
-            </w:pPr>
-            <w:r>
-              <w:rPr>
-                <w:rFonts w:ascii="Calibri" w:hAnsi="Calibri"/>
-                <w:b w:val="0"/>
-                <w:color w:val="16232B"/>
-                <w:sz w:val="16"/>
-                <w:spacing w:val="0"/>
-                <w:kern w:val="0"/>
-              </w:rPr>
-              <w:t>OPM122501, OPM112501, OPM092501</w:t>
+              <w:jc w:val="center"/>
+            </w:pPr>
+            <w:r>
+              <w:rPr>
+                <w:rFonts w:ascii="Calibri" w:hAnsi="Calibri"/>
+                <w:b w:val="0"/>
+                <w:color w:val="16232B"/>
+                <w:sz w:val="16"/>
+                <w:spacing w:val="0"/>
+                <w:kern w:val="0"/>
+              </w:rPr>
+              <w:t>OPM122501, OPM112501</w:t>
             </w:r>
           </w:p>
         </w:tc>
@@ -14591,7 +14347,7 @@
                 <w:spacing w:val="0"/>
                 <w:kern w:val="0"/>
               </w:rPr>
-              <w:t>7.91, 8.00, 9.43</w:t>
+              <w:t>7.91, 8.00</w:t>
             </w:r>
           </w:p>
         </w:tc>
@@ -14641,7 +14397,7 @@
                 <w:spacing w:val="0"/>
                 <w:kern w:val="0"/>
               </w:rPr>
-              <w:t>15.00% ± 3.22%</w:t>
+              <w:t>9.00% ± 0.90%</w:t>
             </w:r>
           </w:p>
         </w:tc>
@@ -14665,7 +14421,7 @@
                 <w:spacing w:val="0"/>
                 <w:kern w:val="0"/>
               </w:rPr>
-              <w:t>11.78 – 18.22</w:t>
+              <w:t>8.10 – 9.90</w:t>
             </w:r>
           </w:p>
         </w:tc>
@@ -14678,18 +14434,18 @@
           <w:p>
             <w:pPr>
               <w:spacing w:before="20" w:after="20"/>
-              <w:jc w:val="left"/>
-            </w:pPr>
-            <w:r>
-              <w:rPr>
-                <w:rFonts w:ascii="Calibri" w:hAnsi="Calibri"/>
-                <w:b w:val="0"/>
-                <w:color w:val="16232B"/>
-                <w:sz w:val="16"/>
-                <w:spacing w:val="0"/>
-                <w:kern w:val="0"/>
-              </w:rPr>
-              <w:t>OPM052501, OMP1024_01, OPM1024_03</w:t>
+              <w:jc w:val="center"/>
+            </w:pPr>
+            <w:r>
+              <w:rPr>
+                <w:rFonts w:ascii="Calibri" w:hAnsi="Calibri"/>
+                <w:b w:val="0"/>
+                <w:color w:val="16232B"/>
+                <w:sz w:val="16"/>
+                <w:spacing w:val="0"/>
+                <w:kern w:val="0"/>
+              </w:rPr>
+              <w:t>OPM092501</w:t>
             </w:r>
           </w:p>
         </w:tc>
@@ -14713,7 +14469,7 @@
                 <w:spacing w:val="0"/>
                 <w:kern w:val="0"/>
               </w:rPr>
-              <w:t>14.16, 15.38, 16.55</w:t>
+              <w:t>9.43</w:t>
             </w:r>
           </w:p>
         </w:tc>
@@ -14763,7 +14519,7 @@
                 <w:spacing w:val="0"/>
                 <w:kern w:val="0"/>
               </w:rPr>
-              <w:t>18.00% ± 3.28%</w:t>
+              <w:t>14.00% ± 1.40%</w:t>
             </w:r>
           </w:p>
         </w:tc>
@@ -14787,7 +14543,7 @@
                 <w:spacing w:val="0"/>
                 <w:kern w:val="0"/>
               </w:rPr>
-              <w:t>14.72 – 21.28</w:t>
+              <w:t>12.60 – 15.40</w:t>
             </w:r>
           </w:p>
         </w:tc>
@@ -14811,7 +14567,7 @@
                 <w:spacing w:val="0"/>
                 <w:kern w:val="0"/>
               </w:rPr>
-              <w:t>OPM1024_02, OPM1024</w:t>
+              <w:t>OPM052501, OMP1024_01</w:t>
             </w:r>
           </w:p>
         </w:tc>
@@ -14835,7 +14591,251 @@
                 <w:spacing w:val="0"/>
                 <w:kern w:val="0"/>
               </w:rPr>
-              <w:t>18.04, 20.03</w:t>
+              <w:t>14.16, 15.38</w:t>
+            </w:r>
+          </w:p>
+        </w:tc>
+      </w:tr>
+      <w:tr>
+        <w:tc>
+          <w:tcPr>
+            <w:tcW w:type="dxa" w:w="850"/>
+            <w:vAlign w:val="center"/>
+            <w:shd w:val="clear" w:color="auto" w:fill="F4F7FB"/>
+          </w:tcPr>
+          <w:p>
+            <w:pPr>
+              <w:spacing w:before="20" w:after="20"/>
+              <w:jc w:val="left"/>
+            </w:pPr>
+            <w:r>
+              <w:rPr>
+                <w:rFonts w:ascii="Calibri" w:hAnsi="Calibri"/>
+                <w:b w:val="0"/>
+                <w:color w:val="16232B"/>
+                <w:sz w:val="16"/>
+                <w:spacing w:val="0"/>
+                <w:kern w:val="0"/>
+              </w:rPr>
+              <w:t>W-4</w:t>
+            </w:r>
+          </w:p>
+        </w:tc>
+        <w:tc>
+          <w:tcPr>
+            <w:tcW w:type="dxa" w:w="1701"/>
+            <w:vAlign w:val="center"/>
+            <w:shd w:val="clear" w:color="auto" w:fill="F4F7FB"/>
+          </w:tcPr>
+          <w:p>
+            <w:pPr>
+              <w:spacing w:before="20" w:after="20"/>
+              <w:jc w:val="center"/>
+            </w:pPr>
+            <w:r>
+              <w:rPr>
+                <w:rFonts w:ascii="Calibri" w:hAnsi="Calibri"/>
+                <w:b w:val="0"/>
+                <w:color w:val="16232B"/>
+                <w:sz w:val="16"/>
+                <w:spacing w:val="0"/>
+                <w:kern w:val="0"/>
+              </w:rPr>
+              <w:t>17.00% ± 1.70%</w:t>
+            </w:r>
+          </w:p>
+        </w:tc>
+        <w:tc>
+          <w:tcPr>
+            <w:tcW w:type="dxa" w:w="1474"/>
+            <w:vAlign w:val="center"/>
+            <w:shd w:val="clear" w:color="auto" w:fill="F4F7FB"/>
+          </w:tcPr>
+          <w:p>
+            <w:pPr>
+              <w:spacing w:before="20" w:after="20"/>
+              <w:jc w:val="center"/>
+            </w:pPr>
+            <w:r>
+              <w:rPr>
+                <w:rFonts w:ascii="Calibri" w:hAnsi="Calibri"/>
+                <w:b w:val="0"/>
+                <w:color w:val="16232B"/>
+                <w:sz w:val="16"/>
+                <w:spacing w:val="0"/>
+                <w:kern w:val="0"/>
+              </w:rPr>
+              <w:t>15.30 – 18.70</w:t>
+            </w:r>
+          </w:p>
+        </w:tc>
+        <w:tc>
+          <w:tcPr>
+            <w:tcW w:type="dxa" w:w="3628"/>
+            <w:vAlign w:val="center"/>
+            <w:shd w:val="clear" w:color="auto" w:fill="F4F7FB"/>
+          </w:tcPr>
+          <w:p>
+            <w:pPr>
+              <w:spacing w:before="20" w:after="20"/>
+              <w:jc w:val="center"/>
+            </w:pPr>
+            <w:r>
+              <w:rPr>
+                <w:rFonts w:ascii="Calibri" w:hAnsi="Calibri"/>
+                <w:b w:val="0"/>
+                <w:color w:val="16232B"/>
+                <w:sz w:val="16"/>
+                <w:spacing w:val="0"/>
+                <w:kern w:val="0"/>
+              </w:rPr>
+              <w:t>OPM1024_03, OPM1024_02</w:t>
+            </w:r>
+          </w:p>
+        </w:tc>
+        <w:tc>
+          <w:tcPr>
+            <w:tcW w:type="dxa" w:w="2268"/>
+            <w:vAlign w:val="center"/>
+            <w:shd w:val="clear" w:color="auto" w:fill="F4F7FB"/>
+          </w:tcPr>
+          <w:p>
+            <w:pPr>
+              <w:spacing w:before="20" w:after="20"/>
+              <w:jc w:val="center"/>
+            </w:pPr>
+            <w:r>
+              <w:rPr>
+                <w:rFonts w:ascii="Calibri" w:hAnsi="Calibri"/>
+                <w:b w:val="0"/>
+                <w:color w:val="16232B"/>
+                <w:sz w:val="16"/>
+                <w:spacing w:val="0"/>
+                <w:kern w:val="0"/>
+              </w:rPr>
+              <w:t>16.55, 18.04</w:t>
+            </w:r>
+          </w:p>
+        </w:tc>
+      </w:tr>
+      <w:tr>
+        <w:tc>
+          <w:tcPr>
+            <w:tcW w:type="dxa" w:w="850"/>
+            <w:vAlign w:val="center"/>
+            <w:shd w:val="clear" w:color="auto" w:fill="FFFFFF"/>
+          </w:tcPr>
+          <w:p>
+            <w:pPr>
+              <w:spacing w:before="20" w:after="20"/>
+              <w:jc w:val="left"/>
+            </w:pPr>
+            <w:r>
+              <w:rPr>
+                <w:rFonts w:ascii="Calibri" w:hAnsi="Calibri"/>
+                <w:b w:val="0"/>
+                <w:color w:val="16232B"/>
+                <w:sz w:val="16"/>
+                <w:spacing w:val="0"/>
+                <w:kern w:val="0"/>
+              </w:rPr>
+              <w:t>W-5</w:t>
+            </w:r>
+          </w:p>
+        </w:tc>
+        <w:tc>
+          <w:tcPr>
+            <w:tcW w:type="dxa" w:w="1701"/>
+            <w:vAlign w:val="center"/>
+            <w:shd w:val="clear" w:color="auto" w:fill="FFFFFF"/>
+          </w:tcPr>
+          <w:p>
+            <w:pPr>
+              <w:spacing w:before="20" w:after="20"/>
+              <w:jc w:val="center"/>
+            </w:pPr>
+            <w:r>
+              <w:rPr>
+                <w:rFonts w:ascii="Calibri" w:hAnsi="Calibri"/>
+                <w:b w:val="0"/>
+                <w:color w:val="16232B"/>
+                <w:sz w:val="16"/>
+                <w:spacing w:val="0"/>
+                <w:kern w:val="0"/>
+              </w:rPr>
+              <w:t>20.00% ± 2.00%</w:t>
+            </w:r>
+          </w:p>
+        </w:tc>
+        <w:tc>
+          <w:tcPr>
+            <w:tcW w:type="dxa" w:w="1474"/>
+            <w:vAlign w:val="center"/>
+            <w:shd w:val="clear" w:color="auto" w:fill="FFFFFF"/>
+          </w:tcPr>
+          <w:p>
+            <w:pPr>
+              <w:spacing w:before="20" w:after="20"/>
+              <w:jc w:val="center"/>
+            </w:pPr>
+            <w:r>
+              <w:rPr>
+                <w:rFonts w:ascii="Calibri" w:hAnsi="Calibri"/>
+                <w:b w:val="0"/>
+                <w:color w:val="16232B"/>
+                <w:sz w:val="16"/>
+                <w:spacing w:val="0"/>
+                <w:kern w:val="0"/>
+              </w:rPr>
+              <w:t>18.00 – 22.00</w:t>
+            </w:r>
+          </w:p>
+        </w:tc>
+        <w:tc>
+          <w:tcPr>
+            <w:tcW w:type="dxa" w:w="3628"/>
+            <w:vAlign w:val="center"/>
+            <w:shd w:val="clear" w:color="auto" w:fill="FFFFFF"/>
+          </w:tcPr>
+          <w:p>
+            <w:pPr>
+              <w:spacing w:before="20" w:after="20"/>
+              <w:jc w:val="center"/>
+            </w:pPr>
+            <w:r>
+              <w:rPr>
+                <w:rFonts w:ascii="Calibri" w:hAnsi="Calibri"/>
+                <w:b w:val="0"/>
+                <w:color w:val="16232B"/>
+                <w:sz w:val="16"/>
+                <w:spacing w:val="0"/>
+                <w:kern w:val="0"/>
+              </w:rPr>
+              <w:t>OPM1024</w:t>
+            </w:r>
+          </w:p>
+        </w:tc>
+        <w:tc>
+          <w:tcPr>
+            <w:tcW w:type="dxa" w:w="2268"/>
+            <w:vAlign w:val="center"/>
+            <w:shd w:val="clear" w:color="auto" w:fill="FFFFFF"/>
+          </w:tcPr>
+          <w:p>
+            <w:pPr>
+              <w:spacing w:before="20" w:after="20"/>
+              <w:jc w:val="center"/>
+            </w:pPr>
+            <w:r>
+              <w:rPr>
+                <w:rFonts w:ascii="Calibri" w:hAnsi="Calibri"/>
+                <w:b w:val="0"/>
+                <w:color w:val="16232B"/>
+                <w:sz w:val="16"/>
+                <w:spacing w:val="0"/>
+                <w:kern w:val="0"/>
+              </w:rPr>
+              <w:t>20.03</w:t>
             </w:r>
           </w:p>
         </w:tc>
@@ -15085,7 +15085,7 @@
                 <w:spacing w:val="0"/>
                 <w:kern w:val="0"/>
               </w:rPr>
-              <w:t>11.00% ± 3.33%</w:t>
+              <w:t>10.00% ± 1.00%</w:t>
             </w:r>
           </w:p>
         </w:tc>
@@ -15109,7 +15109,7 @@
                 <w:spacing w:val="0"/>
                 <w:kern w:val="0"/>
               </w:rPr>
-              <w:t>7.67 – 14.33</w:t>
+              <w:t>9.00 – 11.00</w:t>
             </w:r>
           </w:p>
         </w:tc>
@@ -15133,7 +15133,7 @@
                 <w:spacing w:val="0"/>
                 <w:kern w:val="0"/>
               </w:rPr>
-              <w:t>PM072501, PM092501, PM112501</w:t>
+              <w:t>PM072501</w:t>
             </w:r>
           </w:p>
         </w:tc>
@@ -15157,7 +15157,129 @@
                 <w:spacing w:val="0"/>
                 <w:kern w:val="0"/>
               </w:rPr>
-              <w:t>10.01, 12.25, 13.33</w:t>
+              <w:t>10.01</w:t>
+            </w:r>
+          </w:p>
+        </w:tc>
+      </w:tr>
+      <w:tr>
+        <w:tc>
+          <w:tcPr>
+            <w:tcW w:type="dxa" w:w="850"/>
+            <w:vAlign w:val="center"/>
+            <w:shd w:val="clear" w:color="auto" w:fill="F4F7FB"/>
+          </w:tcPr>
+          <w:p>
+            <w:pPr>
+              <w:spacing w:before="20" w:after="20"/>
+              <w:jc w:val="left"/>
+            </w:pPr>
+            <w:r>
+              <w:rPr>
+                <w:rFonts w:ascii="Calibri" w:hAnsi="Calibri"/>
+                <w:b w:val="0"/>
+                <w:color w:val="16232B"/>
+                <w:sz w:val="16"/>
+                <w:spacing w:val="0"/>
+                <w:kern w:val="0"/>
+              </w:rPr>
+              <w:t>W-2</w:t>
+            </w:r>
+          </w:p>
+        </w:tc>
+        <w:tc>
+          <w:tcPr>
+            <w:tcW w:type="dxa" w:w="1701"/>
+            <w:vAlign w:val="center"/>
+            <w:shd w:val="clear" w:color="auto" w:fill="F4F7FB"/>
+          </w:tcPr>
+          <w:p>
+            <w:pPr>
+              <w:spacing w:before="20" w:after="20"/>
+              <w:jc w:val="center"/>
+            </w:pPr>
+            <w:r>
+              <w:rPr>
+                <w:rFonts w:ascii="Calibri" w:hAnsi="Calibri"/>
+                <w:b w:val="0"/>
+                <w:color w:val="16232B"/>
+                <w:sz w:val="16"/>
+                <w:spacing w:val="0"/>
+                <w:kern w:val="0"/>
+              </w:rPr>
+              <w:t>13.00% ± 1.30%</w:t>
+            </w:r>
+          </w:p>
+        </w:tc>
+        <w:tc>
+          <w:tcPr>
+            <w:tcW w:type="dxa" w:w="1474"/>
+            <w:vAlign w:val="center"/>
+            <w:shd w:val="clear" w:color="auto" w:fill="F4F7FB"/>
+          </w:tcPr>
+          <w:p>
+            <w:pPr>
+              <w:spacing w:before="20" w:after="20"/>
+              <w:jc w:val="center"/>
+            </w:pPr>
+            <w:r>
+              <w:rPr>
+                <w:rFonts w:ascii="Calibri" w:hAnsi="Calibri"/>
+                <w:b w:val="0"/>
+                <w:color w:val="16232B"/>
+                <w:sz w:val="16"/>
+                <w:spacing w:val="0"/>
+                <w:kern w:val="0"/>
+              </w:rPr>
+              <w:t>11.70 – 14.30</w:t>
+            </w:r>
+          </w:p>
+        </w:tc>
+        <w:tc>
+          <w:tcPr>
+            <w:tcW w:type="dxa" w:w="3628"/>
+            <w:vAlign w:val="center"/>
+            <w:shd w:val="clear" w:color="auto" w:fill="F4F7FB"/>
+          </w:tcPr>
+          <w:p>
+            <w:pPr>
+              <w:spacing w:before="20" w:after="20"/>
+              <w:jc w:val="center"/>
+            </w:pPr>
+            <w:r>
+              <w:rPr>
+                <w:rFonts w:ascii="Calibri" w:hAnsi="Calibri"/>
+                <w:b w:val="0"/>
+                <w:color w:val="16232B"/>
+                <w:sz w:val="16"/>
+                <w:spacing w:val="0"/>
+                <w:kern w:val="0"/>
+              </w:rPr>
+              <w:t>PM092501, PM112501</w:t>
+            </w:r>
+          </w:p>
+        </w:tc>
+        <w:tc>
+          <w:tcPr>
+            <w:tcW w:type="dxa" w:w="2268"/>
+            <w:vAlign w:val="center"/>
+            <w:shd w:val="clear" w:color="auto" w:fill="F4F7FB"/>
+          </w:tcPr>
+          <w:p>
+            <w:pPr>
+              <w:spacing w:before="20" w:after="20"/>
+              <w:jc w:val="center"/>
+            </w:pPr>
+            <w:r>
+              <w:rPr>
+                <w:rFonts w:ascii="Calibri" w:hAnsi="Calibri"/>
+                <w:b w:val="0"/>
+                <w:color w:val="16232B"/>
+                <w:sz w:val="16"/>
+                <w:spacing w:val="0"/>
+                <w:kern w:val="0"/>
+              </w:rPr>
+              <w:t>12.25, 13.33</w:t>
             </w:r>
           </w:p>
         </w:tc>
@@ -15407,7 +15529,7 @@
                 <w:spacing w:val="0"/>
                 <w:kern w:val="0"/>
               </w:rPr>
-              <w:t>17.00% ± 2.44%</w:t>
+              <w:t>17.00% ± 1.70%</w:t>
             </w:r>
           </w:p>
         </w:tc>
@@ -15431,7 +15553,7 @@
                 <w:spacing w:val="0"/>
                 <w:kern w:val="0"/>
               </w:rPr>
-              <w:t>14.56 – 19.44</w:t>
+              <w:t>15.30 – 18.70</w:t>
             </w:r>
           </w:p>
         </w:tc>
@@ -15529,7 +15651,7 @@
                 <w:spacing w:val="0"/>
                 <w:kern w:val="0"/>
               </w:rPr>
-              <w:t>21.00% ± 2.28%</w:t>
+              <w:t>22.00% ± 2.20%</w:t>
             </w:r>
           </w:p>
         </w:tc>
@@ -15553,7 +15675,7 @@
                 <w:spacing w:val="0"/>
                 <w:kern w:val="0"/>
               </w:rPr>
-              <w:t>18.72 – 23.28</w:t>
+              <w:t>19.80 – 24.20</w:t>
             </w:r>
           </w:p>
         </w:tc>
@@ -15851,7 +15973,7 @@
                 <w:spacing w:val="0"/>
                 <w:kern w:val="0"/>
               </w:rPr>
-              <w:t>10.00% ± 2.88%</w:t>
+              <w:t>10.00% ± 1.00%</w:t>
             </w:r>
           </w:p>
         </w:tc>
@@ -15875,7 +15997,7 @@
                 <w:spacing w:val="0"/>
                 <w:kern w:val="0"/>
               </w:rPr>
-              <w:t>7.12 – 12.88</w:t>
+              <w:t>9.00 – 11.00</w:t>
             </w:r>
           </w:p>
         </w:tc>
@@ -15899,7 +16021,7 @@
                 <w:spacing w:val="0"/>
                 <w:kern w:val="0"/>
               </w:rPr>
-              <w:t>SJ112501, SJ092501, SJ102501</w:t>
+              <w:t>SJ112501, SJ092501</w:t>
             </w:r>
           </w:p>
         </w:tc>
@@ -15923,7 +16045,129 @@
                 <w:spacing w:val="0"/>
                 <w:kern w:val="0"/>
               </w:rPr>
-              <w:t>9.20, 10.96, 11.20</w:t>
+              <w:t>9.20, 10.96</w:t>
+            </w:r>
+          </w:p>
+        </w:tc>
+      </w:tr>
+      <w:tr>
+        <w:tc>
+          <w:tcPr>
+            <w:tcW w:type="dxa" w:w="850"/>
+            <w:vAlign w:val="center"/>
+            <w:shd w:val="clear" w:color="auto" w:fill="F4F7FB"/>
+          </w:tcPr>
+          <w:p>
+            <w:pPr>
+              <w:spacing w:before="20" w:after="20"/>
+              <w:jc w:val="left"/>
+            </w:pPr>
+            <w:r>
+              <w:rPr>
+                <w:rFonts w:ascii="Calibri" w:hAnsi="Calibri"/>
+                <w:b w:val="0"/>
+                <w:color w:val="16232B"/>
+                <w:sz w:val="16"/>
+                <w:spacing w:val="0"/>
+                <w:kern w:val="0"/>
+              </w:rPr>
+              <w:t>W-2</w:t>
+            </w:r>
+          </w:p>
+        </w:tc>
+        <w:tc>
+          <w:tcPr>
+            <w:tcW w:type="dxa" w:w="1701"/>
+            <w:vAlign w:val="center"/>
+            <w:shd w:val="clear" w:color="auto" w:fill="F4F7FB"/>
+          </w:tcPr>
+          <w:p>
+            <w:pPr>
+              <w:spacing w:before="20" w:after="20"/>
+              <w:jc w:val="center"/>
+            </w:pPr>
+            <w:r>
+              <w:rPr>
+                <w:rFonts w:ascii="Calibri" w:hAnsi="Calibri"/>
+                <w:b w:val="0"/>
+                <w:color w:val="16232B"/>
+                <w:sz w:val="16"/>
+                <w:spacing w:val="0"/>
+                <w:kern w:val="0"/>
+              </w:rPr>
+              <w:t>11.00% ± 1.10%</w:t>
+            </w:r>
+          </w:p>
+        </w:tc>
+        <w:tc>
+          <w:tcPr>
+            <w:tcW w:type="dxa" w:w="1474"/>
+            <w:vAlign w:val="center"/>
+            <w:shd w:val="clear" w:color="auto" w:fill="F4F7FB"/>
+          </w:tcPr>
+          <w:p>
+            <w:pPr>
+              <w:spacing w:before="20" w:after="20"/>
+              <w:jc w:val="center"/>
+            </w:pPr>
+            <w:r>
+              <w:rPr>
+                <w:rFonts w:ascii="Calibri" w:hAnsi="Calibri"/>
+                <w:b w:val="0"/>
+                <w:color w:val="16232B"/>
+                <w:sz w:val="16"/>
+                <w:spacing w:val="0"/>
+                <w:kern w:val="0"/>
+              </w:rPr>
+              <w:t>9.90 – 12.10</w:t>
+            </w:r>
+          </w:p>
+        </w:tc>
+        <w:tc>
+          <w:tcPr>
+            <w:tcW w:type="dxa" w:w="3628"/>
+            <w:vAlign w:val="center"/>
+            <w:shd w:val="clear" w:color="auto" w:fill="F4F7FB"/>
+          </w:tcPr>
+          <w:p>
+            <w:pPr>
+              <w:spacing w:before="20" w:after="20"/>
+              <w:jc w:val="center"/>
+            </w:pPr>
+            <w:r>
+              <w:rPr>
+                <w:rFonts w:ascii="Calibri" w:hAnsi="Calibri"/>
+                <w:b w:val="0"/>
+                <w:color w:val="16232B"/>
+                <w:sz w:val="16"/>
+                <w:spacing w:val="0"/>
+                <w:kern w:val="0"/>
+              </w:rPr>
+              <w:t>SJ102501</w:t>
+            </w:r>
+          </w:p>
+        </w:tc>
+        <w:tc>
+          <w:tcPr>
+            <w:tcW w:type="dxa" w:w="2268"/>
+            <w:vAlign w:val="center"/>
+            <w:shd w:val="clear" w:color="auto" w:fill="F4F7FB"/>
+          </w:tcPr>
+          <w:p>
+            <w:pPr>
+              <w:spacing w:before="20" w:after="20"/>
+              <w:jc w:val="center"/>
+            </w:pPr>
+            <w:r>
+              <w:rPr>
+                <w:rFonts w:ascii="Calibri" w:hAnsi="Calibri"/>
+                <w:b w:val="0"/>
+                <w:color w:val="16232B"/>
+                <w:sz w:val="16"/>
+                <w:spacing w:val="0"/>
+                <w:kern w:val="0"/>
+              </w:rPr>
+              <w:t>11.20</w:t>
             </w:r>
           </w:p>
         </w:tc>
@@ -16173,7 +16417,7 @@
                 <w:spacing w:val="0"/>
                 <w:kern w:val="0"/>
               </w:rPr>
-              <w:t>21.00% ± 2.49%</w:t>
+              <w:t>21.00% ± 2.10%</w:t>
             </w:r>
           </w:p>
         </w:tc>
@@ -16197,7 +16441,7 @@
                 <w:spacing w:val="0"/>
                 <w:kern w:val="0"/>
               </w:rPr>
-              <w:t>18.51 – 23.49</w:t>
+              <w:t>18.90 – 23.10</w:t>
             </w:r>
           </w:p>
         </w:tc>
@@ -16689,7 +16933,7 @@
                 <w:spacing w:val="0"/>
                 <w:kern w:val="0"/>
               </w:rPr>
-              <w:t>25.00% ± 2.77%</w:t>
+              <w:t>26.00% ± 2.60%</w:t>
             </w:r>
           </w:p>
         </w:tc>
@@ -16713,7 +16957,7 @@
                 <w:spacing w:val="0"/>
                 <w:kern w:val="0"/>
               </w:rPr>
-              <w:t>3.91</w:t>
+              <w:t>2.74</w:t>
             </w:r>
           </w:p>
         </w:tc>
@@ -16883,7 +17127,7 @@
                 <w:spacing w:val="0"/>
                 <w:kern w:val="0"/>
               </w:rPr>
-              <w:t>24.00% ± 3.54%</w:t>
+              <w:t>25.00% ± 2.50%</w:t>
             </w:r>
           </w:p>
         </w:tc>
@@ -16907,7 +17151,7 @@
                 <w:spacing w:val="0"/>
                 <w:kern w:val="0"/>
               </w:rPr>
-              <w:t>4.55</w:t>
+              <w:t>2.51</w:t>
             </w:r>
           </w:p>
         </w:tc>
@@ -17053,7 +17297,7 @@
                 <w:spacing w:val="0"/>
                 <w:kern w:val="0"/>
               </w:rPr>
-              <w:t>W-4</w:t>
+              <w:t>W-3</w:t>
             </w:r>
           </w:p>
         </w:tc>
@@ -17077,7 +17321,7 @@
                 <w:spacing w:val="0"/>
                 <w:kern w:val="0"/>
               </w:rPr>
-              <w:t>24.00% ± 2.95%</w:t>
+              <w:t>23.00% ± 2.30%</w:t>
             </w:r>
           </w:p>
         </w:tc>
@@ -17101,7 +17345,7 @@
                 <w:spacing w:val="0"/>
                 <w:kern w:val="0"/>
               </w:rPr>
-              <w:t>3.00</w:t>
+              <w:t>3.35</w:t>
             </w:r>
           </w:p>
         </w:tc>
@@ -17271,7 +17515,7 @@
                 <w:spacing w:val="0"/>
                 <w:kern w:val="0"/>
               </w:rPr>
-              <w:t>18.00% ± 2.35%</w:t>
+              <w:t>20.00% ± 2.00%</w:t>
             </w:r>
           </w:p>
         </w:tc>
@@ -17295,7 +17539,7 @@
                 <w:spacing w:val="0"/>
                 <w:kern w:val="0"/>
               </w:rPr>
-              <w:t>3.26</w:t>
+              <w:t>0.91</w:t>
             </w:r>
           </w:p>
         </w:tc>
@@ -17465,7 +17709,7 @@
                 <w:spacing w:val="0"/>
                 <w:kern w:val="0"/>
               </w:rPr>
-              <w:t>18.00% ± 2.35%</w:t>
+              <w:t>20.00% ± 2.00%</w:t>
             </w:r>
           </w:p>
         </w:tc>
@@ -17489,7 +17733,7 @@
                 <w:spacing w:val="0"/>
                 <w:kern w:val="0"/>
               </w:rPr>
-              <w:t>2.64</w:t>
+              <w:t>0.29</w:t>
             </w:r>
           </w:p>
         </w:tc>
@@ -17659,7 +17903,7 @@
                 <w:spacing w:val="0"/>
                 <w:kern w:val="0"/>
               </w:rPr>
-              <w:t>17.00% ± 1.93%</w:t>
+              <w:t>18.00% ± 1.80%</w:t>
             </w:r>
           </w:p>
         </w:tc>
@@ -17683,7 +17927,7 @@
                 <w:spacing w:val="0"/>
                 <w:kern w:val="0"/>
               </w:rPr>
-              <w:t>2.60</w:t>
+              <w:t>1.47</w:t>
             </w:r>
           </w:p>
         </w:tc>
@@ -17853,7 +18097,7 @@
                 <w:spacing w:val="0"/>
                 <w:kern w:val="0"/>
               </w:rPr>
-              <w:t>19.00% ± 3.35%</w:t>
+              <w:t>19.00% ± 1.90%</w:t>
             </w:r>
           </w:p>
         </w:tc>
@@ -17877,7 +18121,7 @@
                 <w:spacing w:val="0"/>
                 <w:kern w:val="0"/>
               </w:rPr>
-              <w:t>3.21</w:t>
+              <w:t>1.76</w:t>
             </w:r>
           </w:p>
         </w:tc>
@@ -18047,7 +18291,7 @@
                 <w:spacing w:val="0"/>
                 <w:kern w:val="0"/>
               </w:rPr>
-              <w:t>17.00% ± 2.84%</w:t>
+              <w:t>17.00% ± 1.70%</w:t>
             </w:r>
           </w:p>
         </w:tc>
@@ -18071,7 +18315,7 @@
                 <w:spacing w:val="0"/>
                 <w:kern w:val="0"/>
               </w:rPr>
-              <w:t>2.54</w:t>
+              <w:t>1.40</w:t>
             </w:r>
           </w:p>
         </w:tc>
@@ -18241,7 +18485,7 @@
                 <w:spacing w:val="0"/>
                 <w:kern w:val="0"/>
               </w:rPr>
-              <w:t>17.00% ± 2.84%</w:t>
+              <w:t>17.00% ± 1.70%</w:t>
             </w:r>
           </w:p>
         </w:tc>
@@ -18265,7 +18509,7 @@
                 <w:spacing w:val="0"/>
                 <w:kern w:val="0"/>
               </w:rPr>
-              <w:t>4.51</w:t>
+              <w:t>3.37</w:t>
             </w:r>
           </w:p>
         </w:tc>
@@ -18435,7 +18679,7 @@
                 <w:spacing w:val="0"/>
                 <w:kern w:val="0"/>
               </w:rPr>
-              <w:t>16.00% ± 3.67%</w:t>
+              <w:t>17.00% ± 1.70%</w:t>
             </w:r>
           </w:p>
         </w:tc>
@@ -18459,7 +18703,7 @@
                 <w:spacing w:val="0"/>
                 <w:kern w:val="0"/>
               </w:rPr>
-              <w:t>6.19</w:t>
+              <w:t>3.22</w:t>
             </w:r>
           </w:p>
         </w:tc>
@@ -18605,7 +18849,7 @@
                 <w:spacing w:val="0"/>
                 <w:kern w:val="0"/>
               </w:rPr>
-              <w:t>W-3</w:t>
+              <w:t>W-2</w:t>
             </w:r>
           </w:p>
         </w:tc>
@@ -18629,7 +18873,7 @@
                 <w:spacing w:val="0"/>
                 <w:kern w:val="0"/>
               </w:rPr>
-              <w:t>22.00% ± 2.30%</w:t>
+              <w:t>21.00% ± 2.10%</w:t>
             </w:r>
           </w:p>
         </w:tc>
@@ -18653,7 +18897,7 @@
                 <w:spacing w:val="0"/>
                 <w:kern w:val="0"/>
               </w:rPr>
-              <w:t>2.91</w:t>
+              <w:t>3.71</w:t>
             </w:r>
           </w:p>
         </w:tc>
@@ -18823,7 +19067,7 @@
                 <w:spacing w:val="0"/>
                 <w:kern w:val="0"/>
               </w:rPr>
-              <w:t>16.00% ± 3.67%</w:t>
+              <w:t>17.00% ± 1.70%</w:t>
             </w:r>
           </w:p>
         </w:tc>
@@ -18847,7 +19091,7 @@
                 <w:spacing w:val="0"/>
                 <w:kern w:val="0"/>
               </w:rPr>
-              <w:t>3.37</w:t>
+              <w:t>0.40</w:t>
             </w:r>
           </w:p>
         </w:tc>
@@ -19017,7 +19261,7 @@
                 <w:spacing w:val="0"/>
                 <w:kern w:val="0"/>
               </w:rPr>
-              <w:t>17.00% ± 2.27%</w:t>
+              <w:t>19.00% ± 1.90%</w:t>
             </w:r>
           </w:p>
         </w:tc>
@@ -19041,7 +19285,7 @@
                 <w:spacing w:val="0"/>
                 <w:kern w:val="0"/>
               </w:rPr>
-              <w:t>2.58</w:t>
+              <w:t>0.21</w:t>
             </w:r>
           </w:p>
         </w:tc>
@@ -19211,7 +19455,7 @@
                 <w:spacing w:val="0"/>
                 <w:kern w:val="0"/>
               </w:rPr>
-              <w:t>20.00% ± 2.95%</w:t>
+              <w:t>22.00% ± 2.20%</w:t>
             </w:r>
           </w:p>
         </w:tc>
@@ -19235,7 +19479,7 @@
                 <w:spacing w:val="0"/>
                 <w:kern w:val="0"/>
               </w:rPr>
-              <w:t>4.56</w:t>
+              <w:t>1.81</w:t>
             </w:r>
           </w:p>
         </w:tc>
@@ -19405,7 +19649,7 @@
                 <w:spacing w:val="0"/>
                 <w:kern w:val="0"/>
               </w:rPr>
-              <w:t>19.00% ± 3.47%</w:t>
+              <w:t>19.00% ± 1.90%</w:t>
             </w:r>
           </w:p>
         </w:tc>
@@ -19429,7 +19673,7 @@
                 <w:spacing w:val="0"/>
                 <w:kern w:val="0"/>
               </w:rPr>
-              <w:t>4.79</w:t>
+              <w:t>3.22</w:t>
             </w:r>
           </w:p>
         </w:tc>
@@ -19599,7 +19843,7 @@
                 <w:spacing w:val="0"/>
                 <w:kern w:val="0"/>
               </w:rPr>
-              <w:t>17.00% ± 2.26%</w:t>
+              <w:t>19.00% ± 1.90%</w:t>
             </w:r>
           </w:p>
         </w:tc>
@@ -19623,7 +19867,7 @@
                 <w:spacing w:val="0"/>
                 <w:kern w:val="0"/>
               </w:rPr>
-              <w:t>2.58</w:t>
+              <w:t>0.22</w:t>
             </w:r>
           </w:p>
         </w:tc>
@@ -19769,7 +20013,7 @@
                 <w:spacing w:val="0"/>
                 <w:kern w:val="0"/>
               </w:rPr>
-              <w:t>W-3</w:t>
+              <w:t>W-5</w:t>
             </w:r>
           </w:p>
         </w:tc>
@@ -19793,7 +20037,7 @@
                 <w:spacing w:val="0"/>
                 <w:kern w:val="0"/>
               </w:rPr>
-              <w:t>18.00% ± 3.28%</w:t>
+              <w:t>20.00% ± 2.00%</w:t>
             </w:r>
           </w:p>
         </w:tc>
@@ -19817,7 +20061,7 @@
                 <w:spacing w:val="0"/>
                 <w:kern w:val="0"/>
               </w:rPr>
-              <w:t>5.31</w:t>
+              <w:t>2.03</w:t>
             </w:r>
           </w:p>
         </w:tc>
@@ -19963,7 +20207,7 @@
                 <w:spacing w:val="0"/>
                 <w:kern w:val="0"/>
               </w:rPr>
-              <w:t>W-3</w:t>
+              <w:t>W-4</w:t>
             </w:r>
           </w:p>
         </w:tc>
@@ -19987,7 +20231,7 @@
                 <w:spacing w:val="0"/>
                 <w:kern w:val="0"/>
               </w:rPr>
-              <w:t>18.00% ± 3.28%</w:t>
+              <w:t>17.00% ± 1.70%</w:t>
             </w:r>
           </w:p>
         </w:tc>
@@ -20011,7 +20255,7 @@
                 <w:spacing w:val="0"/>
                 <w:kern w:val="0"/>
               </w:rPr>
-              <w:t>3.32</w:t>
+              <w:t>2.74</w:t>
             </w:r>
           </w:p>
         </w:tc>
@@ -20181,7 +20425,7 @@
                 <w:spacing w:val="0"/>
                 <w:kern w:val="0"/>
               </w:rPr>
-              <w:t>8.00% ± 2.43%</w:t>
+              <w:t>8.00% ± 0.80%</w:t>
             </w:r>
           </w:p>
         </w:tc>
@@ -20205,7 +20449,7 @@
                 <w:spacing w:val="0"/>
                 <w:kern w:val="0"/>
               </w:rPr>
-              <w:t>2.34</w:t>
+              <w:t>0.71</w:t>
             </w:r>
           </w:p>
         </w:tc>
@@ -20351,7 +20595,7 @@
                 <w:spacing w:val="0"/>
                 <w:kern w:val="0"/>
               </w:rPr>
-              <w:t>W-1</w:t>
+              <w:t>W-2</w:t>
             </w:r>
           </w:p>
         </w:tc>
@@ -20375,7 +20619,7 @@
                 <w:spacing w:val="0"/>
                 <w:kern w:val="0"/>
               </w:rPr>
-              <w:t>11.00% ± 3.33%</w:t>
+              <w:t>13.00% ± 1.30%</w:t>
             </w:r>
           </w:p>
         </w:tc>
@@ -20399,7 +20643,7 @@
                 <w:spacing w:val="0"/>
                 <w:kern w:val="0"/>
               </w:rPr>
-              <w:t>4.58</w:t>
+              <w:t>0.55</w:t>
             </w:r>
           </w:p>
         </w:tc>
@@ -20569,7 +20813,7 @@
                 <w:spacing w:val="0"/>
                 <w:kern w:val="0"/>
               </w:rPr>
-              <w:t>17.00% ± 2.44%</w:t>
+              <w:t>17.00% ± 1.70%</w:t>
             </w:r>
           </w:p>
         </w:tc>
@@ -20593,7 +20837,7 @@
                 <w:spacing w:val="0"/>
                 <w:kern w:val="0"/>
               </w:rPr>
-              <w:t>3.28</w:t>
+              <w:t>2.54</w:t>
             </w:r>
           </w:p>
         </w:tc>
@@ -20763,7 +21007,7 @@
                 <w:spacing w:val="0"/>
                 <w:kern w:val="0"/>
               </w:rPr>
-              <w:t>12.00% ± 1.91%</w:t>
+              <w:t>13.00% ± 1.30%</w:t>
             </w:r>
           </w:p>
         </w:tc>
@@ -20787,7 +21031,7 @@
                 <w:spacing w:val="0"/>
                 <w:kern w:val="0"/>
               </w:rPr>
-              <w:t>2.82</w:t>
+              <w:t>1.21</w:t>
             </w:r>
           </w:p>
         </w:tc>
@@ -20957,7 +21201,7 @@
                 <w:spacing w:val="0"/>
                 <w:kern w:val="0"/>
               </w:rPr>
-              <w:t>20.00% ± 2.38%</w:t>
+              <w:t>22.00% ± 2.20%</w:t>
             </w:r>
           </w:p>
         </w:tc>
@@ -20981,7 +21225,7 @@
                 <w:spacing w:val="0"/>
                 <w:kern w:val="0"/>
               </w:rPr>
-              <w:t>2.77</w:t>
+              <w:t>0.59</w:t>
             </w:r>
           </w:p>
         </w:tc>
@@ -21127,7 +21371,7 @@
                 <w:spacing w:val="0"/>
                 <w:kern w:val="0"/>
               </w:rPr>
-              <w:t>W-3</w:t>
+              <w:t>W-2</w:t>
             </w:r>
           </w:p>
         </w:tc>
@@ -21151,7 +21395,7 @@
                 <w:spacing w:val="0"/>
                 <w:kern w:val="0"/>
               </w:rPr>
-              <w:t>22.00% ± 3.33%</w:t>
+              <w:t>20.00% ± 2.00%</w:t>
             </w:r>
           </w:p>
         </w:tc>
@@ -21175,7 +21419,7 @@
                 <w:spacing w:val="0"/>
                 <w:kern w:val="0"/>
               </w:rPr>
-              <w:t>2.84</w:t>
+              <w:t>3.51</w:t>
             </w:r>
           </w:p>
         </w:tc>
@@ -21321,7 +21565,7 @@
                 <w:spacing w:val="0"/>
                 <w:kern w:val="0"/>
               </w:rPr>
-              <w:t>W-4</w:t>
+              <w:t>W-3</w:t>
             </w:r>
           </w:p>
         </w:tc>
@@ -21345,7 +21589,7 @@
                 <w:spacing w:val="0"/>
                 <w:kern w:val="0"/>
               </w:rPr>
-              <w:t>24.00% ± 2.95%</w:t>
+              <w:t>23.00% ± 2.30%</w:t>
             </w:r>
           </w:p>
         </w:tc>
@@ -21369,7 +21613,7 @@
                 <w:spacing w:val="0"/>
                 <w:kern w:val="0"/>
               </w:rPr>
-              <w:t>3.91</w:t>
+              <w:t>4.26</w:t>
             </w:r>
           </w:p>
         </w:tc>
@@ -21539,7 +21783,7 @@
                 <w:spacing w:val="0"/>
                 <w:kern w:val="0"/>
               </w:rPr>
-              <w:t>22.00% ± 3.33%</w:t>
+              <w:t>23.00% ± 2.30%</w:t>
             </w:r>
           </w:p>
         </w:tc>
@@ -21563,7 +21807,7 @@
                 <w:spacing w:val="0"/>
                 <w:kern w:val="0"/>
               </w:rPr>
-              <w:t>3.63</w:t>
+              <w:t>1.60</w:t>
             </w:r>
           </w:p>
         </w:tc>
@@ -21733,7 +21977,7 @@
                 <w:spacing w:val="0"/>
                 <w:kern w:val="0"/>
               </w:rPr>
-              <w:t>12.00% ± 2.35%</w:t>
+              <w:t>13.00% ± 1.30%</w:t>
             </w:r>
           </w:p>
         </w:tc>
@@ -21757,7 +22001,7 @@
                 <w:spacing w:val="0"/>
                 <w:kern w:val="0"/>
               </w:rPr>
-              <w:t>2.67</w:t>
+              <w:t>0.62</w:t>
             </w:r>
           </w:p>
         </w:tc>
@@ -21927,7 +22171,7 @@
                 <w:spacing w:val="0"/>
                 <w:kern w:val="0"/>
               </w:rPr>
-              <w:t>9.00% ± 1.83%</w:t>
+              <w:t>10.00% ± 1.00%</w:t>
             </w:r>
           </w:p>
         </w:tc>
@@ -21951,7 +22195,7 @@
                 <w:spacing w:val="0"/>
                 <w:kern w:val="0"/>
               </w:rPr>
-              <w:t>2.66</w:t>
+              <w:t>0.83</w:t>
             </w:r>
           </w:p>
         </w:tc>
@@ -22121,7 +22365,7 @@
                 <w:spacing w:val="0"/>
                 <w:kern w:val="0"/>
               </w:rPr>
-              <w:t>8.00% ± 1.98%</w:t>
+              <w:t>8.00% ± 0.80%</w:t>
             </w:r>
           </w:p>
         </w:tc>
@@ -22145,7 +22389,7 @@
                 <w:spacing w:val="0"/>
                 <w:kern w:val="0"/>
               </w:rPr>
-              <w:t>2.00</w:t>
+              <w:t>0.82</w:t>
             </w:r>
           </w:p>
         </w:tc>
@@ -22315,7 +22559,7 @@
                 <w:spacing w:val="0"/>
                 <w:kern w:val="0"/>
               </w:rPr>
-              <w:t>15.00% ± 2.74%</w:t>
+              <w:t>16.00% ± 1.60%</w:t>
             </w:r>
           </w:p>
         </w:tc>
@@ -22339,7 +22583,7 @@
                 <w:spacing w:val="0"/>
                 <w:kern w:val="0"/>
               </w:rPr>
-              <w:t>2.42</w:t>
+              <w:t>0.28</w:t>
             </w:r>
           </w:p>
         </w:tc>
@@ -22509,7 +22753,7 @@
                 <w:spacing w:val="0"/>
                 <w:kern w:val="0"/>
               </w:rPr>
-              <w:t>14.00% ± 2.99%</w:t>
+              <w:t>14.00% ± 1.40%</w:t>
             </w:r>
           </w:p>
         </w:tc>
@@ -22533,7 +22777,7 @@
                 <w:spacing w:val="0"/>
                 <w:kern w:val="0"/>
               </w:rPr>
-              <w:t>2.33</w:t>
+              <w:t>0.74</w:t>
             </w:r>
           </w:p>
         </w:tc>
@@ -22703,7 +22947,7 @@
                 <w:spacing w:val="0"/>
                 <w:kern w:val="0"/>
               </w:rPr>
-              <w:t>20.00% ± 2.92%</w:t>
+              <w:t>21.00% ± 2.10%</w:t>
             </w:r>
           </w:p>
         </w:tc>
@@ -22727,7 +22971,7 @@
                 <w:spacing w:val="0"/>
                 <w:kern w:val="0"/>
               </w:rPr>
-              <w:t>2.73</w:t>
+              <w:t>0.91</w:t>
             </w:r>
           </w:p>
         </w:tc>
@@ -22873,7 +23117,7 @@
                 <w:spacing w:val="0"/>
                 <w:kern w:val="0"/>
               </w:rPr>
-              <w:t>W-4</w:t>
+              <w:t>W-3</w:t>
             </w:r>
           </w:p>
         </w:tc>
@@ -22897,7 +23141,7 @@
                 <w:spacing w:val="0"/>
                 <w:kern w:val="0"/>
               </w:rPr>
-              <w:t>25.00% ± 3.16%</w:t>
+              <w:t>25.00% ± 2.50%</w:t>
             </w:r>
           </w:p>
         </w:tc>
@@ -22921,7 +23165,7 @@
                 <w:spacing w:val="0"/>
                 <w:kern w:val="0"/>
               </w:rPr>
-              <w:t>3.61</w:t>
+              <w:t>2.95</w:t>
             </w:r>
           </w:p>
         </w:tc>
@@ -23091,7 +23335,7 @@
                 <w:spacing w:val="0"/>
                 <w:kern w:val="0"/>
               </w:rPr>
-              <w:t>20.00% ± 2.92%</w:t>
+              <w:t>21.00% ± 2.10%</w:t>
             </w:r>
           </w:p>
         </w:tc>
@@ -23115,7 +23359,7 @@
                 <w:spacing w:val="0"/>
                 <w:kern w:val="0"/>
               </w:rPr>
-              <w:t>4.21</w:t>
+              <w:t>2.39</w:t>
             </w:r>
           </w:p>
         </w:tc>
@@ -23261,7 +23505,7 @@
                 <w:spacing w:val="0"/>
                 <w:kern w:val="0"/>
               </w:rPr>
-              <w:t>W-4</w:t>
+              <w:t>W-3</w:t>
             </w:r>
           </w:p>
         </w:tc>
@@ -23285,7 +23529,7 @@
                 <w:spacing w:val="0"/>
                 <w:kern w:val="0"/>
               </w:rPr>
-              <w:t>25.00% ± 3.16%</w:t>
+              <w:t>25.00% ± 2.50%</w:t>
             </w:r>
           </w:p>
         </w:tc>
@@ -23309,7 +23553,7 @@
                 <w:spacing w:val="0"/>
                 <w:kern w:val="0"/>
               </w:rPr>
-              <w:t>3.89</w:t>
+              <w:t>3.23</w:t>
             </w:r>
           </w:p>
         </w:tc>
@@ -23479,7 +23723,7 @@
                 <w:spacing w:val="0"/>
                 <w:kern w:val="0"/>
               </w:rPr>
-              <w:t>11.00% ± 1.69%</w:t>
+              <w:t>12.00% ± 1.20%</w:t>
             </w:r>
           </w:p>
         </w:tc>
@@ -23503,7 +23747,7 @@
                 <w:spacing w:val="0"/>
                 <w:kern w:val="0"/>
               </w:rPr>
-              <w:t>2.22</w:t>
+              <w:t>0.73</w:t>
             </w:r>
           </w:p>
         </w:tc>
@@ -23649,7 +23893,7 @@
                 <w:spacing w:val="0"/>
                 <w:kern w:val="0"/>
               </w:rPr>
-              <w:t>W-2</w:t>
+              <w:t>W-1</w:t>
             </w:r>
           </w:p>
         </w:tc>
@@ -23673,7 +23917,7 @@
                 <w:spacing w:val="0"/>
                 <w:kern w:val="0"/>
               </w:rPr>
-              <w:t>20.00% ± 2.95%</w:t>
+              <w:t>19.00% ± 1.90%</w:t>
             </w:r>
           </w:p>
         </w:tc>
@@ -23697,7 +23941,7 @@
                 <w:spacing w:val="0"/>
                 <w:kern w:val="0"/>
               </w:rPr>
-              <w:t>3.34</w:t>
+              <w:t>3.29</w:t>
             </w:r>
           </w:p>
         </w:tc>
@@ -23867,7 +24111,7 @@
                 <w:spacing w:val="0"/>
                 <w:kern w:val="0"/>
               </w:rPr>
-              <w:t>15.00% ± 2.75%</w:t>
+              <w:t>16.00% ± 1.60%</w:t>
             </w:r>
           </w:p>
         </w:tc>
@@ -23891,7 +24135,7 @@
                 <w:spacing w:val="0"/>
                 <w:kern w:val="0"/>
               </w:rPr>
-              <w:t>4.46</w:t>
+              <w:t>2.31</w:t>
             </w:r>
           </w:p>
         </w:tc>
@@ -24061,7 +24305,7 @@
                 <w:spacing w:val="0"/>
                 <w:kern w:val="0"/>
               </w:rPr>
-              <w:t>19.00% ± 3.47%</w:t>
+              <w:t>19.00% ± 1.90%</w:t>
             </w:r>
           </w:p>
         </w:tc>
@@ -24085,7 +24329,7 @@
                 <w:spacing w:val="0"/>
                 <w:kern w:val="0"/>
               </w:rPr>
-              <w:t>5.01</w:t>
+              <w:t>3.44</w:t>
             </w:r>
           </w:p>
         </w:tc>
@@ -24255,7 +24499,7 @@
                 <w:spacing w:val="0"/>
                 <w:kern w:val="0"/>
               </w:rPr>
-              <w:t>15.00% ± 2.75%</w:t>
+              <w:t>16.00% ± 1.60%</w:t>
             </w:r>
           </w:p>
         </w:tc>
@@ -24279,7 +24523,7 @@
                 <w:spacing w:val="0"/>
                 <w:kern w:val="0"/>
               </w:rPr>
-              <w:t>2.91</w:t>
+              <w:t>0.76</w:t>
             </w:r>
           </w:p>
         </w:tc>
@@ -24449,7 +24693,7 @@
                 <w:spacing w:val="0"/>
                 <w:kern w:val="0"/>
               </w:rPr>
-              <w:t>16.00% ± 2.10%</w:t>
+              <w:t>17.00% ± 1.70%</w:t>
             </w:r>
           </w:p>
         </w:tc>
@@ -24473,7 +24717,7 @@
                 <w:spacing w:val="0"/>
                 <w:kern w:val="0"/>
               </w:rPr>
-              <w:t>3.14</w:t>
+              <w:t>1.74</w:t>
             </w:r>
           </w:p>
         </w:tc>
@@ -24643,7 +24887,7 @@
                 <w:spacing w:val="0"/>
                 <w:kern w:val="0"/>
               </w:rPr>
-              <w:t>17.00% ± 2.83%</w:t>
+              <w:t>17.00% ± 1.70%</w:t>
             </w:r>
           </w:p>
         </w:tc>
@@ -24667,7 +24911,7 @@
                 <w:spacing w:val="0"/>
                 <w:kern w:val="0"/>
               </w:rPr>
-              <w:t>2.65</w:t>
+              <w:t>1.52</w:t>
             </w:r>
           </w:p>
         </w:tc>
@@ -24813,7 +25057,7 @@
                 <w:spacing w:val="0"/>
                 <w:kern w:val="0"/>
               </w:rPr>
-              <w:t>W-2</w:t>
+              <w:t>W-3</w:t>
             </w:r>
           </w:p>
         </w:tc>
@@ -24837,7 +25081,7 @@
                 <w:spacing w:val="0"/>
                 <w:kern w:val="0"/>
               </w:rPr>
-              <w:t>15.00% ± 3.22%</w:t>
+              <w:t>14.00% ± 1.40%</w:t>
             </w:r>
           </w:p>
         </w:tc>
@@ -24861,7 +25105,7 @@
                 <w:spacing w:val="0"/>
                 <w:kern w:val="0"/>
               </w:rPr>
-              <w:t>3.60</w:t>
+              <w:t>2.78</w:t>
             </w:r>
           </w:p>
         </w:tc>
@@ -25007,7 +25251,7 @@
                 <w:spacing w:val="0"/>
                 <w:kern w:val="0"/>
               </w:rPr>
-              <w:t>W-1</w:t>
+              <w:t>W-2</w:t>
             </w:r>
           </w:p>
         </w:tc>
@@ -25031,7 +25275,7 @@
                 <w:spacing w:val="0"/>
                 <w:kern w:val="0"/>
               </w:rPr>
-              <w:t>8.00% ± 2.43%</w:t>
+              <w:t>9.00% ± 0.90%</w:t>
             </w:r>
           </w:p>
         </w:tc>
@@ -25055,7 +25299,7 @@
                 <w:spacing w:val="0"/>
                 <w:kern w:val="0"/>
               </w:rPr>
-              <w:t>3.86</w:t>
+              <w:t>1.33</w:t>
             </w:r>
           </w:p>
         </w:tc>
@@ -25201,7 +25445,7 @@
                 <w:spacing w:val="0"/>
                 <w:kern w:val="0"/>
               </w:rPr>
-              <w:t>W-2</w:t>
+              <w:t>W-4</w:t>
             </w:r>
           </w:p>
         </w:tc>
@@ -25225,7 +25469,7 @@
                 <w:spacing w:val="0"/>
                 <w:kern w:val="0"/>
               </w:rPr>
-              <w:t>15.00% ± 3.22%</w:t>
+              <w:t>17.00% ± 1.70%</w:t>
             </w:r>
           </w:p>
         </w:tc>
@@ -25249,7 +25493,7 @@
                 <w:spacing w:val="0"/>
                 <w:kern w:val="0"/>
               </w:rPr>
-              <w:t>4.77</w:t>
+              <w:t>1.25</w:t>
             </w:r>
           </w:p>
         </w:tc>
@@ -25395,7 +25639,7 @@
                 <w:spacing w:val="0"/>
                 <w:kern w:val="0"/>
               </w:rPr>
-              <w:t>W-1</w:t>
+              <w:t>W-2</w:t>
             </w:r>
           </w:p>
         </w:tc>
@@ -25419,7 +25663,7 @@
                 <w:spacing w:val="0"/>
                 <w:kern w:val="0"/>
               </w:rPr>
-              <w:t>11.00% ± 3.33%</w:t>
+              <w:t>13.00% ± 1.30%</w:t>
             </w:r>
           </w:p>
         </w:tc>
@@ -25443,7 +25687,7 @@
                 <w:spacing w:val="0"/>
                 <w:kern w:val="0"/>
               </w:rPr>
-              <w:t>5.66</w:t>
+              <w:t>1.63</w:t>
             </w:r>
           </w:p>
         </w:tc>
@@ -25613,7 +25857,7 @@
                 <w:spacing w:val="0"/>
                 <w:kern w:val="0"/>
               </w:rPr>
-              <w:t>15.00% ± 1.84%</w:t>
+              <w:t>16.00% ± 1.60%</w:t>
             </w:r>
           </w:p>
         </w:tc>
@@ -25637,7 +25881,7 @@
                 <w:spacing w:val="0"/>
                 <w:kern w:val="0"/>
               </w:rPr>
-              <w:t>2.47</w:t>
+              <w:t>1.23</w:t>
             </w:r>
           </w:p>
         </w:tc>
@@ -25807,7 +26051,7 @@
                 <w:spacing w:val="0"/>
                 <w:kern w:val="0"/>
               </w:rPr>
-              <w:t>17.00% ± 2.44%</w:t>
+              <w:t>17.00% ± 1.70%</w:t>
             </w:r>
           </w:p>
         </w:tc>
@@ -25831,7 +26075,7 @@
                 <w:spacing w:val="0"/>
                 <w:kern w:val="0"/>
               </w:rPr>
-              <w:t>2.57</w:t>
+              <w:t>1.83</w:t>
             </w:r>
           </w:p>
         </w:tc>
@@ -26001,7 +26245,7 @@
                 <w:spacing w:val="0"/>
                 <w:kern w:val="0"/>
               </w:rPr>
-              <w:t>10.00% ± 2.88%</w:t>
+              <w:t>10.00% ± 1.00%</w:t>
             </w:r>
           </w:p>
         </w:tc>
@@ -26025,7 +26269,7 @@
                 <w:spacing w:val="0"/>
                 <w:kern w:val="0"/>
               </w:rPr>
-              <w:t>3.84</w:t>
+              <w:t>1.96</w:t>
             </w:r>
           </w:p>
         </w:tc>
@@ -26195,7 +26439,7 @@
                 <w:spacing w:val="0"/>
                 <w:kern w:val="0"/>
               </w:rPr>
-              <w:t>21.00% ± 2.49%</w:t>
+              <w:t>21.00% ± 2.10%</w:t>
             </w:r>
           </w:p>
         </w:tc>
@@ -26219,7 +26463,7 @@
                 <w:spacing w:val="0"/>
                 <w:kern w:val="0"/>
               </w:rPr>
-              <w:t>3.16</w:t>
+              <w:t>2.77</w:t>
             </w:r>
           </w:p>
         </w:tc>
@@ -26389,7 +26633,7 @@
                 <w:spacing w:val="0"/>
                 <w:kern w:val="0"/>
               </w:rPr>
-              <w:t>16.00% ± 1.98%</w:t>
+              <w:t>17.00% ± 1.70%</w:t>
             </w:r>
           </w:p>
         </w:tc>
@@ -26413,7 +26657,7 @@
                 <w:spacing w:val="0"/>
                 <w:kern w:val="0"/>
               </w:rPr>
-              <w:t>2.91</w:t>
+              <w:t>1.63</w:t>
             </w:r>
           </w:p>
         </w:tc>
@@ -26559,7 +26803,7 @@
                 <w:spacing w:val="0"/>
                 <w:kern w:val="0"/>
               </w:rPr>
-              <w:t>W-2</w:t>
+              <w:t>W-1</w:t>
             </w:r>
           </w:p>
         </w:tc>
@@ -26583,7 +26827,7 @@
                 <w:spacing w:val="0"/>
                 <w:kern w:val="0"/>
               </w:rPr>
-              <w:t>24.00% ± 3.54%</w:t>
+              <w:t>22.00% ± 2.20%</w:t>
             </w:r>
           </w:p>
         </w:tc>
@@ -26607,7 +26851,7 @@
                 <w:spacing w:val="0"/>
                 <w:kern w:val="0"/>
               </w:rPr>
-              <w:t>2.96</w:t>
+              <w:t>3.62</w:t>
             </w:r>
           </w:p>
         </w:tc>
@@ -26777,7 +27021,7 @@
                 <w:spacing w:val="0"/>
                 <w:kern w:val="0"/>
               </w:rPr>
-              <w:t>14.00% ± 1.93%</w:t>
+              <w:t>15.00% ± 1.50%</w:t>
             </w:r>
           </w:p>
         </w:tc>
@@ -26801,7 +27045,7 @@
                 <w:spacing w:val="0"/>
                 <w:kern w:val="0"/>
               </w:rPr>
-              <w:t>2.86</w:t>
+              <w:t>1.43</w:t>
             </w:r>
           </w:p>
         </w:tc>
@@ -26971,7 +27215,7 @@
                 <w:spacing w:val="0"/>
                 <w:kern w:val="0"/>
               </w:rPr>
-              <w:t>22.00% ± 3.33%</w:t>
+              <w:t>23.00% ± 2.30%</w:t>
             </w:r>
           </w:p>
         </w:tc>
@@ -26995,7 +27239,7 @@
                 <w:spacing w:val="0"/>
                 <w:kern w:val="0"/>
               </w:rPr>
-              <w:t>5.03</w:t>
+              <w:t>3.00</w:t>
             </w:r>
           </w:p>
         </w:tc>
@@ -27165,7 +27409,7 @@
                 <w:spacing w:val="0"/>
                 <w:kern w:val="0"/>
               </w:rPr>
-              <w:t>22.00% ± 3.33%</w:t>
+              <w:t>23.00% ± 2.30%</w:t>
             </w:r>
           </w:p>
         </w:tc>
@@ -27189,7 +27433,7 @@
                 <w:spacing w:val="0"/>
                 <w:kern w:val="0"/>
               </w:rPr>
-              <w:t>4.33</w:t>
+              <w:t>2.30</w:t>
             </w:r>
           </w:p>
         </w:tc>
@@ -27359,7 +27603,7 @@
                 <w:spacing w:val="0"/>
                 <w:kern w:val="0"/>
               </w:rPr>
-              <w:t>12.00% ± 2.35%</w:t>
+              <w:t>13.00% ± 1.30%</w:t>
             </w:r>
           </w:p>
         </w:tc>
@@ -27383,7 +27627,7 @@
                 <w:spacing w:val="0"/>
                 <w:kern w:val="0"/>
               </w:rPr>
-              <w:t>3.70</w:t>
+              <w:t>1.65</w:t>
             </w:r>
           </w:p>
         </w:tc>
@@ -27553,7 +27797,7 @@
                 <w:spacing w:val="0"/>
                 <w:kern w:val="0"/>
               </w:rPr>
-              <w:t>19.00% ± 3.35%</w:t>
+              <w:t>19.00% ± 1.90%</w:t>
             </w:r>
           </w:p>
         </w:tc>
@@ -27577,7 +27821,7 @@
                 <w:spacing w:val="0"/>
                 <w:kern w:val="0"/>
               </w:rPr>
-              <w:t>5.18</w:t>
+              <w:t>3.73</w:t>
             </w:r>
           </w:p>
         </w:tc>
@@ -27747,7 +27991,7 @@
                 <w:spacing w:val="0"/>
                 <w:kern w:val="0"/>
               </w:rPr>
-              <w:t>19.00% ± 3.35%</w:t>
+              <w:t>19.00% ± 1.90%</w:t>
             </w:r>
           </w:p>
         </w:tc>
@@ -27771,7 +28015,7 @@
                 <w:spacing w:val="0"/>
                 <w:kern w:val="0"/>
               </w:rPr>
-              <w:t>2.64</w:t>
+              <w:t>1.19</w:t>
             </w:r>
           </w:p>
         </w:tc>
@@ -27941,7 +28185,7 @@
                 <w:spacing w:val="0"/>
                 <w:kern w:val="0"/>
               </w:rPr>
-              <w:t>15.00% ± 2.74%</w:t>
+              <w:t>16.00% ± 1.60%</w:t>
             </w:r>
           </w:p>
         </w:tc>
@@ -27965,7 +28209,7 @@
                 <w:spacing w:val="0"/>
                 <w:kern w:val="0"/>
               </w:rPr>
-              <w:t>4.43</w:t>
+              <w:t>2.29</w:t>
             </w:r>
           </w:p>
         </w:tc>
@@ -28135,7 +28379,7 @@
                 <w:spacing w:val="0"/>
                 <w:kern w:val="0"/>
               </w:rPr>
-              <w:t>14.00% ± 2.99%</w:t>
+              <w:t>14.00% ± 1.40%</w:t>
             </w:r>
           </w:p>
         </w:tc>
@@ -28159,7 +28403,7 @@
                 <w:spacing w:val="0"/>
                 <w:kern w:val="0"/>
               </w:rPr>
-              <w:t>4.34</w:t>
+              <w:t>2.75</w:t>
             </w:r>
           </w:p>
         </w:tc>
@@ -28305,7 +28549,7 @@
                 <w:spacing w:val="0"/>
                 <w:kern w:val="0"/>
               </w:rPr>
-              <w:t>W-1</w:t>
+              <w:t>W-2</w:t>
             </w:r>
           </w:p>
         </w:tc>
@@ -28329,7 +28573,7 @@
                 <w:spacing w:val="0"/>
                 <w:kern w:val="0"/>
               </w:rPr>
-              <w:t>14.00% ± 2.99%</w:t>
+              <w:t>17.00% ± 1.70%</w:t>
             </w:r>
           </w:p>
         </w:tc>
@@ -28353,7 +28597,7 @@
                 <w:spacing w:val="0"/>
                 <w:kern w:val="0"/>
               </w:rPr>
-              <w:t>4.94</w:t>
+              <w:t>0.65</w:t>
             </w:r>
           </w:p>
         </w:tc>
@@ -28523,7 +28767,7 @@
                 <w:spacing w:val="0"/>
                 <w:kern w:val="0"/>
               </w:rPr>
-              <w:t>17.00% ± 2.84%</w:t>
+              <w:t>17.00% ± 1.70%</w:t>
             </w:r>
           </w:p>
         </w:tc>
@@ -28547,7 +28791,7 @@
                 <w:spacing w:val="0"/>
                 <w:kern w:val="0"/>
               </w:rPr>
-              <w:t>3.78</w:t>
+              <w:t>2.64</w:t>
             </w:r>
           </w:p>
         </w:tc>
@@ -28693,7 +28937,7 @@
                 <w:spacing w:val="0"/>
                 <w:kern w:val="0"/>
               </w:rPr>
-              <w:t>W-4</w:t>
+              <w:t>W-3</w:t>
             </w:r>
           </w:p>
         </w:tc>
@@ -28717,7 +28961,7 @@
                 <w:spacing w:val="0"/>
                 <w:kern w:val="0"/>
               </w:rPr>
-              <w:t>25.00% ± 3.16%</w:t>
+              <w:t>25.00% ± 2.50%</w:t>
             </w:r>
           </w:p>
         </w:tc>
@@ -28741,7 +28985,7 @@
                 <w:spacing w:val="0"/>
                 <w:kern w:val="0"/>
               </w:rPr>
-              <w:t>3.05</w:t>
+              <w:t>2.39</w:t>
             </w:r>
           </w:p>
         </w:tc>
@@ -28911,7 +29155,7 @@
                 <w:spacing w:val="0"/>
                 <w:kern w:val="0"/>
               </w:rPr>
-              <w:t>20.00% ± 2.92%</w:t>
+              <w:t>21.00% ± 2.10%</w:t>
             </w:r>
           </w:p>
         </w:tc>
@@ -28935,7 +29179,7 @@
                 <w:spacing w:val="0"/>
                 <w:kern w:val="0"/>
               </w:rPr>
-              <w:t>4.28</w:t>
+              <w:t>2.46</w:t>
             </w:r>
           </w:p>
         </w:tc>
@@ -29105,7 +29349,7 @@
                 <w:spacing w:val="0"/>
                 <w:kern w:val="0"/>
               </w:rPr>
-              <w:t>7.00% ± 1.89%</w:t>
+              <w:t>7.00% ± 0.70%</w:t>
             </w:r>
           </w:p>
         </w:tc>
@@ -29129,7 +29373,7 @@
                 <w:spacing w:val="0"/>
                 <w:kern w:val="0"/>
               </w:rPr>
-              <w:t>1.94</w:t>
+              <w:t>0.75</w:t>
             </w:r>
           </w:p>
         </w:tc>
@@ -29299,7 +29543,7 @@
                 <w:spacing w:val="0"/>
                 <w:kern w:val="0"/>
               </w:rPr>
-              <w:t>19.00% ± 3.47%</w:t>
+              <w:t>19.00% ± 1.90%</w:t>
             </w:r>
           </w:p>
         </w:tc>
@@ -29323,7 +29567,7 @@
                 <w:spacing w:val="0"/>
                 <w:kern w:val="0"/>
               </w:rPr>
-              <w:t>2.63</w:t>
+              <w:t>1.06</w:t>
             </w:r>
           </w:p>
         </w:tc>
@@ -29469,7 +29713,7 @@
                 <w:spacing w:val="0"/>
                 <w:kern w:val="0"/>
               </w:rPr>
-              <w:t>W-2</w:t>
+              <w:t>W-1</w:t>
             </w:r>
           </w:p>
         </w:tc>
@@ -29493,7 +29737,7 @@
                 <w:spacing w:val="0"/>
                 <w:kern w:val="0"/>
               </w:rPr>
-              <w:t>20.00% ± 3.20%</w:t>
+              <w:t>19.00% ± 1.90%</w:t>
             </w:r>
           </w:p>
         </w:tc>
@@ -29517,7 +29761,7 @@
                 <w:spacing w:val="0"/>
                 <w:kern w:val="0"/>
               </w:rPr>
-              <w:t>3.41</w:t>
+              <w:t>3.11</w:t>
             </w:r>
           </w:p>
         </w:tc>
@@ -29687,7 +29931,7 @@
                 <w:spacing w:val="0"/>
                 <w:kern w:val="0"/>
               </w:rPr>
-              <w:t>20.00% ± 3.20%</w:t>
+              <w:t>22.00% ± 2.20%</w:t>
             </w:r>
           </w:p>
         </w:tc>
@@ -29711,7 +29955,7 @@
                 <w:spacing w:val="0"/>
                 <w:kern w:val="0"/>
               </w:rPr>
-              <w:t>5.04</w:t>
+              <w:t>2.04</w:t>
             </w:r>
           </w:p>
         </w:tc>
@@ -29881,7 +30125,7 @@
                 <w:spacing w:val="0"/>
                 <w:kern w:val="0"/>
               </w:rPr>
-              <w:t>17.00% ± 2.83%</w:t>
+              <w:t>17.00% ± 1.70%</w:t>
             </w:r>
           </w:p>
         </w:tc>
@@ -29905,7 +30149,7 @@
                 <w:spacing w:val="0"/>
                 <w:kern w:val="0"/>
               </w:rPr>
-              <w:t>4.50</w:t>
+              <w:t>3.37</w:t>
             </w:r>
           </w:p>
         </w:tc>
@@ -30051,7 +30295,7 @@
                 <w:spacing w:val="0"/>
                 <w:kern w:val="0"/>
               </w:rPr>
-              <w:t>W-2</w:t>
+              <w:t>W-3</w:t>
             </w:r>
           </w:p>
         </w:tc>
@@ -30075,7 +30319,7 @@
                 <w:spacing w:val="0"/>
                 <w:kern w:val="0"/>
               </w:rPr>
-              <w:t>15.00% ± 3.22%</w:t>
+              <w:t>14.00% ± 1.40%</w:t>
             </w:r>
           </w:p>
         </w:tc>
@@ -30099,7 +30343,7 @@
                 <w:spacing w:val="0"/>
                 <w:kern w:val="0"/>
               </w:rPr>
-              <w:t>2.38</w:t>
+              <w:t>1.56</w:t>
             </w:r>
           </w:p>
         </w:tc>
@@ -30269,7 +30513,7 @@
                 <w:spacing w:val="0"/>
                 <w:kern w:val="0"/>
               </w:rPr>
-              <w:t>8.00% ± 2.43%</w:t>
+              <w:t>8.00% ± 0.80%</w:t>
             </w:r>
           </w:p>
         </w:tc>
@@ -30293,7 +30537,7 @@
                 <w:spacing w:val="0"/>
                 <w:kern w:val="0"/>
               </w:rPr>
-              <w:t>2.43</w:t>
+              <w:t>0.80</w:t>
             </w:r>
           </w:p>
         </w:tc>
@@ -30463,7 +30707,7 @@
                 <w:spacing w:val="0"/>
                 <w:kern w:val="0"/>
               </w:rPr>
-              <w:t>11.00% ± 3.33%</w:t>
+              <w:t>10.00% ± 1.00%</w:t>
             </w:r>
           </w:p>
         </w:tc>
@@ -30487,7 +30731,7 @@
                 <w:spacing w:val="0"/>
                 <w:kern w:val="0"/>
               </w:rPr>
-              <w:t>2.34</w:t>
+              <w:t>1.01</w:t>
             </w:r>
           </w:p>
         </w:tc>
@@ -30657,7 +30901,7 @@
                 <w:spacing w:val="0"/>
                 <w:kern w:val="0"/>
               </w:rPr>
-              <w:t>17.00% ± 2.44%</w:t>
+              <w:t>17.00% ± 1.70%</w:t>
             </w:r>
           </w:p>
         </w:tc>
@@ -30681,7 +30925,7 @@
                 <w:spacing w:val="0"/>
                 <w:kern w:val="0"/>
               </w:rPr>
-              <w:t>3.51</w:t>
+              <w:t>2.77</w:t>
             </w:r>
           </w:p>
         </w:tc>
@@ -30851,7 +31095,7 @@
                 <w:spacing w:val="0"/>
                 <w:kern w:val="0"/>
               </w:rPr>
-              <w:t>21.00% ± 2.28%</w:t>
+              <w:t>22.00% ± 2.20%</w:t>
             </w:r>
           </w:p>
         </w:tc>
@@ -30875,7 +31119,7 @@
                 <w:spacing w:val="0"/>
                 <w:kern w:val="0"/>
               </w:rPr>
-              <w:t>3.20</w:t>
+              <w:t>2.12</w:t>
             </w:r>
           </w:p>
         </w:tc>
@@ -31021,7 +31265,7 @@
                 <w:spacing w:val="0"/>
                 <w:kern w:val="0"/>
               </w:rPr>
-              <w:t>W-1</w:t>
+              <w:t>W-2</w:t>
             </w:r>
           </w:p>
         </w:tc>
@@ -31045,7 +31289,7 @@
                 <w:spacing w:val="0"/>
                 <w:kern w:val="0"/>
               </w:rPr>
-              <w:t>10.00% ± 2.88%</w:t>
+              <w:t>11.00% ± 1.10%</w:t>
             </w:r>
           </w:p>
         </w:tc>
@@ -31069,7 +31313,7 @@
                 <w:spacing w:val="0"/>
                 <w:kern w:val="0"/>
               </w:rPr>
-              <w:t>4.08</w:t>
+              <w:t>1.30</w:t>
             </w:r>
           </w:p>
         </w:tc>
@@ -31239,7 +31483,7 @@
                 <w:spacing w:val="0"/>
                 <w:kern w:val="0"/>
               </w:rPr>
-              <w:t>10.00% ± 2.88%</w:t>
+              <w:t>10.00% ± 1.00%</w:t>
             </w:r>
           </w:p>
         </w:tc>
@@ -31263,7 +31507,7 @@
                 <w:spacing w:val="0"/>
                 <w:kern w:val="0"/>
               </w:rPr>
-              <w:t>2.08</w:t>
+              <w:t>0.20</w:t>
             </w:r>
           </w:p>
         </w:tc>
@@ -31433,7 +31677,7 @@
                 <w:spacing w:val="0"/>
                 <w:kern w:val="0"/>
               </w:rPr>
-              <w:t>21.00% ± 2.42%</w:t>
+              <w:t>22.00% ± 2.20%</w:t>
             </w:r>
           </w:p>
         </w:tc>
@@ -31457,7 +31701,7 @@
                 <w:spacing w:val="0"/>
                 <w:kern w:val="0"/>
               </w:rPr>
-              <w:t>3.47</w:t>
+              <w:t>2.25</w:t>
             </w:r>
           </w:p>
         </w:tc>
@@ -31627,7 +31871,7 @@
                 <w:spacing w:val="0"/>
                 <w:kern w:val="0"/>
               </w:rPr>
-              <w:t>21.00% ± 2.49%</w:t>
+              <w:t>21.00% ± 2.10%</w:t>
             </w:r>
           </w:p>
         </w:tc>
@@ -31651,7 +31895,7 @@
                 <w:spacing w:val="0"/>
                 <w:kern w:val="0"/>
               </w:rPr>
-              <w:t>3.60</w:t>
+              <w:t>3.21</w:t>
             </w:r>
           </w:p>
         </w:tc>

--- a/deliverables/potency_study/Strain_Potency_Study_14Aug2026.docx
+++ b/deliverables/potency_study/Strain_Potency_Study_14Aug2026.docx
@@ -355,7 +355,7 @@
                 <w:spacing w:val="0"/>
                 <w:kern w:val="0"/>
               </w:rPr>
-              <w:t>99 резултати од регистарот (77 серии, 20 сорти) + 8 употребливи резултати од студијата на стабилност (1 ред одбиен како дефектен)</w:t>
+              <w:t>99 резултати од регистарот на сертификати (77 серии, 20 сорти)</w:t>
             </w:r>
             <w:r>
               <w:rPr>
@@ -379,7 +379,7 @@
                 <w:spacing w:val="0"/>
                 <w:kern w:val="0"/>
               </w:rPr>
-              <w:t>99 register results (77 batches, 20 strains) + 8 usable stability results (1 row rejected as defective)</w:t>
+              <w:t>99 certificate-register results (77 batches, 20 strains)</w:t>
             </w:r>
           </w:p>
         </w:tc>
@@ -1322,97 +1322,7 @@
           <w:spacing w:val="0"/>
           <w:kern w:val="0"/>
         </w:rPr>
-        <w:t>Оваа студија ги собира на едно место сите резултати за Вкупен Δ⁹-THC што некогаш се тестирани за нашите серии — 99 резултати од регистарот на сертификати (77 серии, 20 сорти) и 8 употребливи резултати од студијата на стабилност за Grape Pie — и врз нив предлага нови опсези по класи за залихата од Траншите 1, 2 и 3. | This study brings every Total Δ⁹-THC result ever tested into one place — 99 certificate-register results (77 batches, 20 strains) plus 8 usable Grape Pie stability results — and proposes new grade ranges for the Tranche 1/2/3 stock on top of them.</w:t>
-      </w:r>
-    </w:p>
-    <w:p>
-      <w:pPr>
-        <w:spacing w:before="120" w:after="40" w:line="254" w:lineRule="auto"/>
-        <w:jc w:val="left"/>
-      </w:pPr>
-      <w:r>
-        <w:rPr>
-          <w:rFonts w:ascii="Calibri" w:hAnsi="Calibri"/>
-          <w:b/>
-          <w:i w:val="0"/>
-          <w:color w:val="16232B"/>
-          <w:sz w:val="20"/>
-          <w:spacing w:val="0"/>
-          <w:kern w:val="0"/>
-        </w:rPr>
-        <w:t>Клучни наоди | Key findings:</w:t>
-      </w:r>
-    </w:p>
-    <w:p>
-      <w:pPr>
-        <w:spacing w:before="40" w:after="20" w:line="254" w:lineRule="auto"/>
-        <w:jc w:val="left"/>
-      </w:pPr>
-      <w:r>
-        <w:rPr>
-          <w:rFonts w:ascii="Calibri" w:hAnsi="Calibri"/>
-          <w:b w:val="0"/>
-          <w:i w:val="0"/>
-          <w:color w:val="37474F"/>
-          <w:sz w:val="18"/>
-          <w:spacing w:val="0"/>
-          <w:kern w:val="0"/>
-        </w:rPr>
-        <w:t>• На складишни услови (25°C/60%RH) стабилносните резултати НЕ покажуваат опаѓање на Вкупен Δ⁹-THC во текот на 3–9 месеци — движењата се во рамки на варијансата од земање мостри и мерење. | At warehouse conditions (25°C/60%RH) the stability results show NO Total Δ⁹-THC decline over 3–9 months — movements sit inside sampling/measurement variance.</w:t>
-      </w:r>
-    </w:p>
-    <w:p>
-      <w:pPr>
-        <w:spacing w:before="40" w:after="20" w:line="254" w:lineRule="auto"/>
-        <w:jc w:val="left"/>
-      </w:pPr>
-      <w:r>
-        <w:rPr>
-          <w:rFonts w:ascii="Calibri" w:hAnsi="Calibri"/>
-          <w:b w:val="0"/>
-          <w:i w:val="0"/>
-          <w:color w:val="37474F"/>
-          <w:sz w:val="18"/>
-          <w:spacing w:val="0"/>
-          <w:kern w:val="0"/>
-        </w:rPr>
-        <w:t>• Топлината, а не времето, е вистинскиот двигател на загубата: забрзаните краци на 40°C/75%RH паѓаат на 13,16–17,05% со CBN од 2,05–2,35%. | Heat, not time, drives the loss: the 40°C/75%RH accelerated arms collapse to 13.16–17.05% with CBN at 2.05–2.35%.</w:t>
-      </w:r>
-    </w:p>
-    <w:p>
-      <w:pPr>
-        <w:spacing w:before="40" w:after="20" w:line="254" w:lineRule="auto"/>
-        <w:jc w:val="left"/>
-      </w:pPr>
-      <w:r>
-        <w:rPr>
-          <w:rFonts w:ascii="Calibri" w:hAnsi="Calibri"/>
-          <w:b w:val="0"/>
-          <w:i w:val="0"/>
-          <w:color w:val="37474F"/>
-          <w:sz w:val="18"/>
-          <w:spacing w:val="0"/>
-          <w:kern w:val="0"/>
-        </w:rPr>
-        <w:t>• Најголемиот ризик серијата да „испадне“ од класата не е деградацијата, туку варијансата меѓу мерења (±1,5–2,5%) — новите опсези мора да ја впијат и неа. | The biggest risk of a batch falling out of grade is not degradation but between-measurement variance (±1.5–2.5%) — the new ranges must absorb it too.</w:t>
-      </w:r>
-    </w:p>
-    <w:p>
-      <w:pPr>
-        <w:spacing w:before="40" w:after="20" w:line="254" w:lineRule="auto"/>
-        <w:jc w:val="left"/>
-      </w:pPr>
-      <w:r>
-        <w:rPr>
-          <w:rFonts w:ascii="Calibri" w:hAnsi="Calibri"/>
-          <w:b w:val="0"/>
-          <w:i w:val="0"/>
-          <w:color w:val="37474F"/>
-          <w:sz w:val="18"/>
-          <w:spacing w:val="0"/>
-          <w:kern w:val="0"/>
-        </w:rPr>
-        <w:t>• Предложените опсези гарантираат: и денешно повторно мерење, и мерење по уште една година складирање, остануваат внатре во декларираната класа и внатре во критериумите за прифатливост. | The proposed ranges guarantee: a remeasure today, or after a further year of storage, still reads inside the declared grade and inside the acceptance criteria.</w:t>
+        <w:t>Оваа студија ги собира на едно место сите резултати за Вкупен Δ⁹-THC што некогаш се тестирани за нашите серии — 99 резултати од регистарот на сертификати (77 серии, 20 сорти) — и врз нив предлага нови опсези по класи (номинала ± толеранција) за залихата од Траншите 1, 2 и 3. | This study brings every Total Δ⁹-THC result ever tested into one place — 99 certificate-register results (77 batches, 20 strains) — and proposes new grade ranges (nominal ± tolerance) for the Tranche 1/2/3 stock on top of them.</w:t>
       </w:r>
     </w:p>
     <w:p>
@@ -1472,7 +1382,7 @@
           <w:spacing w:val="0"/>
           <w:kern w:val="0"/>
         </w:rPr>
-        <w:t>Корпусот е компајлиран од регистарот на eCoA сертификати и потоа проверен во живо на Letta-базата на знаење (ImB_QC_COAs): 4,134 passages scanned live (ImB_QC_COAs); 176 unique Total-THC lines; all 99 register values present; 9 stability rows recovered and attributed (3 P-codes → GP batches via the eCoA register). Дефектниот ред од ППК26037 (18,62 — неуспешна масена рамнотежа, обележан во изворот како PP-QC-ERR-002) е задржан во податоците, но исклучен од секоја статистика. | Corpus compiled from the eCoA register and live-verified against the Letta knowledgebase: 4,134 passages scanned live (ImB_QC_COAs); 176 unique Total-THC lines; all 99 register values present; 9 stability rows recovered and attributed (3 P-codes → GP batches via the eCoA register). The defective ППК26037 row (18.62 — failed mass balance, flagged PP-QC-ERR-002 in the source) is retained in the data but excluded from all statistics.</w:t>
+        <w:t>Корпусот е компајлиран од регистарот на eCoA сертификати и потоа проверен во живо на Letta-базата на знаење (ImB_QC_COAs): 4,134 passages scanned live (ImB_QC_COAs); 176 unique Total-THC lines; all 99 register values present. | Corpus compiled from the eCoA register and live-verified against the Letta knowledgebase: 4,134 passages scanned live (ImB_QC_COAs); 176 unique Total-THC lines; all 99 register values present.</w:t>
       </w:r>
     </w:p>
     <w:tbl>
@@ -1633,154 +1543,6 @@
                 <w:kern w:val="0"/>
               </w:rPr>
               <w:t>77 серии, 20 сорти; секоја вредност препишана дословно | 77 batches, 20 strains; every value transcribed verbatim</w:t>
-            </w:r>
-          </w:p>
-        </w:tc>
-      </w:tr>
-      <w:tr>
-        <w:tc>
-          <w:tcPr>
-            <w:tcW w:type="dxa" w:w="3402"/>
-            <w:vAlign w:val="center"/>
-            <w:shd w:val="clear" w:color="auto" w:fill="F4F7FB"/>
-          </w:tcPr>
-          <w:p>
-            <w:pPr>
-              <w:spacing w:before="20" w:after="20"/>
-              <w:jc w:val="left"/>
-            </w:pPr>
-            <w:r>
-              <w:rPr>
-                <w:rFonts w:ascii="Calibri" w:hAnsi="Calibri"/>
-                <w:b w:val="0"/>
-                <w:color w:val="16232B"/>
-                <w:sz w:val="16"/>
-                <w:spacing w:val="0"/>
-                <w:kern w:val="0"/>
-              </w:rPr>
-              <w:t>Студија на стабилност (Grape Pie) | Stability study</w:t>
-            </w:r>
-          </w:p>
-        </w:tc>
-        <w:tc>
-          <w:tcPr>
-            <w:tcW w:type="dxa" w:w="1701"/>
-            <w:vAlign w:val="center"/>
-            <w:shd w:val="clear" w:color="auto" w:fill="F4F7FB"/>
-          </w:tcPr>
-          <w:p>
-            <w:pPr>
-              <w:spacing w:before="20" w:after="20"/>
-              <w:jc w:val="center"/>
-            </w:pPr>
-            <w:r>
-              <w:rPr>
-                <w:rFonts w:ascii="Calibri" w:hAnsi="Calibri"/>
-                <w:b w:val="0"/>
-                <w:color w:val="16232B"/>
-                <w:sz w:val="16"/>
-                <w:spacing w:val="0"/>
-                <w:kern w:val="0"/>
-              </w:rPr>
-              <w:t>9</w:t>
-            </w:r>
-          </w:p>
-        </w:tc>
-        <w:tc>
-          <w:tcPr>
-            <w:tcW w:type="dxa" w:w="4876"/>
-            <w:vAlign w:val="center"/>
-            <w:shd w:val="clear" w:color="auto" w:fill="F4F7FB"/>
-          </w:tcPr>
-          <w:p>
-            <w:pPr>
-              <w:spacing w:before="20" w:after="20"/>
-              <w:jc w:val="left"/>
-            </w:pPr>
-            <w:r>
-              <w:rPr>
-                <w:rFonts w:ascii="Calibri" w:hAnsi="Calibri"/>
-                <w:b w:val="0"/>
-                <w:color w:val="16232B"/>
-                <w:sz w:val="16"/>
-                <w:spacing w:val="0"/>
-                <w:kern w:val="0"/>
-              </w:rPr>
-              <w:t>ППК26032–26037 + ППК26057–26059; 8 употребливи + 1 дефектен | 8 usable + 1 defective</w:t>
-            </w:r>
-          </w:p>
-        </w:tc>
-      </w:tr>
-      <w:tr>
-        <w:tc>
-          <w:tcPr>
-            <w:tcW w:type="dxa" w:w="3402"/>
-            <w:vAlign w:val="center"/>
-            <w:shd w:val="clear" w:color="auto" w:fill="FFFFFF"/>
-          </w:tcPr>
-          <w:p>
-            <w:pPr>
-              <w:spacing w:before="20" w:after="20"/>
-              <w:jc w:val="left"/>
-            </w:pPr>
-            <w:r>
-              <w:rPr>
-                <w:rFonts w:ascii="Calibri" w:hAnsi="Calibri"/>
-                <w:b w:val="0"/>
-                <w:color w:val="16232B"/>
-                <w:sz w:val="16"/>
-                <w:spacing w:val="0"/>
-                <w:kern w:val="0"/>
-              </w:rPr>
-              <w:t>Вкупно во студијата | Total in study</w:t>
-            </w:r>
-          </w:p>
-        </w:tc>
-        <w:tc>
-          <w:tcPr>
-            <w:tcW w:type="dxa" w:w="1701"/>
-            <w:vAlign w:val="center"/>
-            <w:shd w:val="clear" w:color="auto" w:fill="FFFFFF"/>
-          </w:tcPr>
-          <w:p>
-            <w:pPr>
-              <w:spacing w:before="20" w:after="20"/>
-              <w:jc w:val="center"/>
-            </w:pPr>
-            <w:r>
-              <w:rPr>
-                <w:rFonts w:ascii="Calibri" w:hAnsi="Calibri"/>
-                <w:b w:val="0"/>
-                <w:color w:val="16232B"/>
-                <w:sz w:val="16"/>
-                <w:spacing w:val="0"/>
-                <w:kern w:val="0"/>
-              </w:rPr>
-              <w:t>107</w:t>
-            </w:r>
-          </w:p>
-        </w:tc>
-        <w:tc>
-          <w:tcPr>
-            <w:tcW w:type="dxa" w:w="4876"/>
-            <w:vAlign w:val="center"/>
-            <w:shd w:val="clear" w:color="auto" w:fill="FFFFFF"/>
-          </w:tcPr>
-          <w:p>
-            <w:pPr>
-              <w:spacing w:before="20" w:after="20"/>
-              <w:jc w:val="left"/>
-            </w:pPr>
-            <w:r>
-              <w:rPr>
-                <w:rFonts w:ascii="Calibri" w:hAnsi="Calibri"/>
-                <w:b w:val="0"/>
-                <w:color w:val="16232B"/>
-                <w:sz w:val="16"/>
-                <w:spacing w:val="0"/>
-                <w:kern w:val="0"/>
-              </w:rPr>
-              <w:t>стабилносните 40°C краци се доказ за деградација, не состојба на залиха | 40°C arms are degradation evidence, not inventory state</w:t>
             </w:r>
           </w:p>
         </w:tc>
@@ -4945,2754 +4707,7 @@
           <w:spacing w:val="0"/>
           <w:kern w:val="0"/>
         </w:rPr>
-        <w:t>4.  ДОКАЗИ ЗА ДЕГРАДАЦИЈА</w:t>
-      </w:r>
-      <w:r>
-        <w:rPr>
-          <w:rFonts w:ascii="Calibri" w:hAnsi="Calibri"/>
-          <w:b w:val="0"/>
-          <w:i w:val="0"/>
-          <w:color w:val="595959"/>
-          <w:sz w:val="36"/>
-          <w:spacing w:val="0"/>
-          <w:kern w:val="0"/>
-        </w:rPr>
-        <w:t xml:space="preserve">  |  </w:t>
-      </w:r>
-      <w:r>
-        <w:rPr>
-          <w:rFonts w:ascii="Calibri" w:hAnsi="Calibri"/>
-          <w:b w:val="0"/>
-          <w:i w:val="0"/>
-          <w:color w:val="595959"/>
-          <w:sz w:val="32"/>
-          <w:spacing w:val="0"/>
-          <w:kern w:val="0"/>
-        </w:rPr>
-        <w:t>Degradation Evidence</w:t>
-      </w:r>
-    </w:p>
-    <w:p>
-      <w:pPr>
-        <w:spacing w:before="40" w:after="40" w:line="254" w:lineRule="auto"/>
-        <w:jc w:val="left"/>
-      </w:pPr>
-      <w:r>
-        <w:rPr>
-          <w:rFonts w:ascii="Calibri" w:hAnsi="Calibri"/>
-          <w:b/>
-          <w:i w:val="0"/>
-          <w:color w:val="16232B"/>
-          <w:sz w:val="19"/>
-          <w:spacing w:val="0"/>
-          <w:kern w:val="0"/>
-        </w:rPr>
-        <w:t>Студија на стабилност (Grape Pie, UKIM-CNP; серии P050022=GP0824_02, P050072=GP0824_03, P050202=GP062501): | Stability study (Grape Pie, UKIM-CNP):</w:t>
-      </w:r>
-    </w:p>
-    <w:tbl>
-      <w:tblPr>
-        <w:tblW w:type="auto" w:w="0"/>
-        <w:tblLayout w:type="fixed"/>
-        <w:tblLook w:firstColumn="1" w:firstRow="1" w:lastColumn="0" w:lastRow="0" w:noHBand="0" w:noVBand="1" w:val="04A0"/>
-      </w:tblPr>
-      <w:tblGrid>
-        <w:gridCol w:w="1495"/>
-        <w:gridCol w:w="1495"/>
-        <w:gridCol w:w="1495"/>
-        <w:gridCol w:w="1495"/>
-        <w:gridCol w:w="1495"/>
-        <w:gridCol w:w="1495"/>
-        <w:gridCol w:w="1495"/>
-      </w:tblGrid>
-      <w:tr>
-        <w:trPr>
-          <w:tblHeader w:val="true"/>
-        </w:trPr>
-        <w:tc>
-          <w:tcPr>
-            <w:tcW w:type="dxa" w:w="1361"/>
-            <w:vAlign w:val="center"/>
-            <w:shd w:val="clear" w:color="auto" w:fill="2B547E"/>
-          </w:tcPr>
-          <w:p>
-            <w:pPr>
-              <w:spacing w:before="20" w:after="20"/>
-              <w:jc w:val="center"/>
-            </w:pPr>
-            <w:r>
-              <w:rPr>
-                <w:rFonts w:ascii="Calibri" w:hAnsi="Calibri"/>
-                <w:b/>
-                <w:color w:val="FFFFFF"/>
-                <w:sz w:val="16"/>
-                <w:spacing w:val="0"/>
-                <w:kern w:val="0"/>
-              </w:rPr>
-              <w:t>Сертификат | Report</w:t>
-            </w:r>
-          </w:p>
-        </w:tc>
-        <w:tc>
-          <w:tcPr>
-            <w:tcW w:type="dxa" w:w="1474"/>
-            <w:vAlign w:val="center"/>
-            <w:shd w:val="clear" w:color="auto" w:fill="2B547E"/>
-          </w:tcPr>
-          <w:p>
-            <w:pPr>
-              <w:spacing w:before="20" w:after="20"/>
-              <w:jc w:val="center"/>
-            </w:pPr>
-            <w:r>
-              <w:rPr>
-                <w:rFonts w:ascii="Calibri" w:hAnsi="Calibri"/>
-                <w:b/>
-                <w:color w:val="FFFFFF"/>
-                <w:sz w:val="16"/>
-                <w:spacing w:val="0"/>
-                <w:kern w:val="0"/>
-              </w:rPr>
-              <w:t>Серија | Batch</w:t>
-            </w:r>
-          </w:p>
-        </w:tc>
-        <w:tc>
-          <w:tcPr>
-            <w:tcW w:type="dxa" w:w="1361"/>
-            <w:vAlign w:val="center"/>
-            <w:shd w:val="clear" w:color="auto" w:fill="2B547E"/>
-          </w:tcPr>
-          <w:p>
-            <w:pPr>
-              <w:spacing w:before="20" w:after="20"/>
-              <w:jc w:val="center"/>
-            </w:pPr>
-            <w:r>
-              <w:rPr>
-                <w:rFonts w:ascii="Calibri" w:hAnsi="Calibri"/>
-                <w:b/>
-                <w:color w:val="FFFFFF"/>
-                <w:sz w:val="16"/>
-                <w:spacing w:val="0"/>
-                <w:kern w:val="0"/>
-              </w:rPr>
-              <w:t>Крак | Arm</w:t>
-            </w:r>
-          </w:p>
-        </w:tc>
-        <w:tc>
-          <w:tcPr>
-            <w:tcW w:type="dxa" w:w="907"/>
-            <w:vAlign w:val="center"/>
-            <w:shd w:val="clear" w:color="auto" w:fill="2B547E"/>
-          </w:tcPr>
-          <w:p>
-            <w:pPr>
-              <w:spacing w:before="20" w:after="20"/>
-              <w:jc w:val="center"/>
-            </w:pPr>
-            <w:r>
-              <w:rPr>
-                <w:rFonts w:ascii="Calibri" w:hAnsi="Calibri"/>
-                <w:b/>
-                <w:color w:val="FFFFFF"/>
-                <w:sz w:val="16"/>
-                <w:spacing w:val="0"/>
-                <w:kern w:val="0"/>
-              </w:rPr>
-              <w:t>Месец | Month</w:t>
-            </w:r>
-          </w:p>
-        </w:tc>
-        <w:tc>
-          <w:tcPr>
-            <w:tcW w:type="dxa" w:w="1247"/>
-            <w:vAlign w:val="center"/>
-            <w:shd w:val="clear" w:color="auto" w:fill="2B547E"/>
-          </w:tcPr>
-          <w:p>
-            <w:pPr>
-              <w:spacing w:before="20" w:after="20"/>
-              <w:jc w:val="center"/>
-            </w:pPr>
-            <w:r>
-              <w:rPr>
-                <w:rFonts w:ascii="Calibri" w:hAnsi="Calibri"/>
-                <w:b/>
-                <w:color w:val="FFFFFF"/>
-                <w:sz w:val="16"/>
-                <w:spacing w:val="0"/>
-                <w:kern w:val="0"/>
-              </w:rPr>
-              <w:t>Вкупен THC %</w:t>
-            </w:r>
-          </w:p>
-        </w:tc>
-        <w:tc>
-          <w:tcPr>
-            <w:tcW w:type="dxa" w:w="907"/>
-            <w:vAlign w:val="center"/>
-            <w:shd w:val="clear" w:color="auto" w:fill="2B547E"/>
-          </w:tcPr>
-          <w:p>
-            <w:pPr>
-              <w:spacing w:before="20" w:after="20"/>
-              <w:jc w:val="center"/>
-            </w:pPr>
-            <w:r>
-              <w:rPr>
-                <w:rFonts w:ascii="Calibri" w:hAnsi="Calibri"/>
-                <w:b/>
-                <w:color w:val="FFFFFF"/>
-                <w:sz w:val="16"/>
-                <w:spacing w:val="0"/>
-                <w:kern w:val="0"/>
-              </w:rPr>
-              <w:t>CBN %</w:t>
-            </w:r>
-          </w:p>
-        </w:tc>
-        <w:tc>
-          <w:tcPr>
-            <w:tcW w:type="dxa" w:w="2721"/>
-            <w:vAlign w:val="center"/>
-            <w:shd w:val="clear" w:color="auto" w:fill="2B547E"/>
-          </w:tcPr>
-          <w:p>
-            <w:pPr>
-              <w:spacing w:before="20" w:after="20"/>
-              <w:jc w:val="center"/>
-            </w:pPr>
-            <w:r>
-              <w:rPr>
-                <w:rFonts w:ascii="Calibri" w:hAnsi="Calibri"/>
-                <w:b/>
-                <w:color w:val="FFFFFF"/>
-                <w:sz w:val="16"/>
-                <w:spacing w:val="0"/>
-                <w:kern w:val="0"/>
-              </w:rPr>
-              <w:t>Статус | Status</w:t>
-            </w:r>
-          </w:p>
-        </w:tc>
-      </w:tr>
-      <w:tr>
-        <w:tc>
-          <w:tcPr>
-            <w:tcW w:type="dxa" w:w="1361"/>
-            <w:vAlign w:val="center"/>
-            <w:shd w:val="clear" w:color="auto" w:fill="FFFFFF"/>
-          </w:tcPr>
-          <w:p>
-            <w:pPr>
-              <w:spacing w:before="20" w:after="20"/>
-              <w:jc w:val="left"/>
-            </w:pPr>
-            <w:r>
-              <w:rPr>
-                <w:rFonts w:ascii="Calibri" w:hAnsi="Calibri"/>
-                <w:b w:val="0"/>
-                <w:color w:val="16232B"/>
-                <w:sz w:val="16"/>
-                <w:spacing w:val="0"/>
-                <w:kern w:val="0"/>
-              </w:rPr>
-              <w:t>ППК26032</w:t>
-            </w:r>
-          </w:p>
-        </w:tc>
-        <w:tc>
-          <w:tcPr>
-            <w:tcW w:type="dxa" w:w="1474"/>
-            <w:vAlign w:val="center"/>
-            <w:shd w:val="clear" w:color="auto" w:fill="FFFFFF"/>
-          </w:tcPr>
-          <w:p>
-            <w:pPr>
-              <w:spacing w:before="20" w:after="20"/>
-              <w:jc w:val="center"/>
-            </w:pPr>
-            <w:r>
-              <w:rPr>
-                <w:rFonts w:ascii="Calibri" w:hAnsi="Calibri"/>
-                <w:b w:val="0"/>
-                <w:color w:val="16232B"/>
-                <w:sz w:val="16"/>
-                <w:spacing w:val="0"/>
-                <w:kern w:val="0"/>
-              </w:rPr>
-              <w:t>GP0824_02</w:t>
-            </w:r>
-          </w:p>
-        </w:tc>
-        <w:tc>
-          <w:tcPr>
-            <w:tcW w:type="dxa" w:w="1361"/>
-            <w:vAlign w:val="center"/>
-            <w:shd w:val="clear" w:color="auto" w:fill="FFFFFF"/>
-          </w:tcPr>
-          <w:p>
-            <w:pPr>
-              <w:spacing w:before="20" w:after="20"/>
-              <w:jc w:val="center"/>
-            </w:pPr>
-            <w:r>
-              <w:rPr>
-                <w:rFonts w:ascii="Calibri" w:hAnsi="Calibri"/>
-                <w:b w:val="0"/>
-                <w:color w:val="16232B"/>
-                <w:sz w:val="16"/>
-                <w:spacing w:val="0"/>
-                <w:kern w:val="0"/>
-              </w:rPr>
-              <w:t>25°C/60%RH</w:t>
-            </w:r>
-          </w:p>
-        </w:tc>
-        <w:tc>
-          <w:tcPr>
-            <w:tcW w:type="dxa" w:w="907"/>
-            <w:vAlign w:val="center"/>
-            <w:shd w:val="clear" w:color="auto" w:fill="FFFFFF"/>
-          </w:tcPr>
-          <w:p>
-            <w:pPr>
-              <w:spacing w:before="20" w:after="20"/>
-              <w:jc w:val="center"/>
-            </w:pPr>
-            <w:r>
-              <w:rPr>
-                <w:rFonts w:ascii="Calibri" w:hAnsi="Calibri"/>
-                <w:b w:val="0"/>
-                <w:color w:val="16232B"/>
-                <w:sz w:val="16"/>
-                <w:spacing w:val="0"/>
-                <w:kern w:val="0"/>
-              </w:rPr>
-              <w:t>M6</w:t>
-            </w:r>
-          </w:p>
-        </w:tc>
-        <w:tc>
-          <w:tcPr>
-            <w:tcW w:type="dxa" w:w="1247"/>
-            <w:vAlign w:val="center"/>
-            <w:shd w:val="clear" w:color="auto" w:fill="FFFFFF"/>
-          </w:tcPr>
-          <w:p>
-            <w:pPr>
-              <w:spacing w:before="20" w:after="20"/>
-              <w:jc w:val="center"/>
-            </w:pPr>
-            <w:r>
-              <w:rPr>
-                <w:rFonts w:ascii="Calibri" w:hAnsi="Calibri"/>
-                <w:b w:val="0"/>
-                <w:color w:val="16232B"/>
-                <w:sz w:val="16"/>
-                <w:spacing w:val="0"/>
-                <w:kern w:val="0"/>
-              </w:rPr>
-              <w:t>21.31</w:t>
-            </w:r>
-          </w:p>
-        </w:tc>
-        <w:tc>
-          <w:tcPr>
-            <w:tcW w:type="dxa" w:w="907"/>
-            <w:vAlign w:val="center"/>
-            <w:shd w:val="clear" w:color="auto" w:fill="FFFFFF"/>
-          </w:tcPr>
-          <w:p>
-            <w:pPr>
-              <w:spacing w:before="20" w:after="20"/>
-              <w:jc w:val="center"/>
-            </w:pPr>
-            <w:r>
-              <w:rPr>
-                <w:rFonts w:ascii="Calibri" w:hAnsi="Calibri"/>
-                <w:b w:val="0"/>
-                <w:color w:val="16232B"/>
-                <w:sz w:val="16"/>
-                <w:spacing w:val="0"/>
-                <w:kern w:val="0"/>
-              </w:rPr>
-              <w:t>0.23</w:t>
-            </w:r>
-          </w:p>
-        </w:tc>
-        <w:tc>
-          <w:tcPr>
-            <w:tcW w:type="dxa" w:w="2721"/>
-            <w:vAlign w:val="center"/>
-            <w:shd w:val="clear" w:color="auto" w:fill="FFFFFF"/>
-          </w:tcPr>
-          <w:p>
-            <w:pPr>
-              <w:spacing w:before="20" w:after="20"/>
-              <w:jc w:val="center"/>
-            </w:pPr>
-            <w:r>
-              <w:rPr>
-                <w:rFonts w:ascii="Calibri" w:hAnsi="Calibri"/>
-                <w:b w:val="0"/>
-                <w:color w:val="16232B"/>
-                <w:sz w:val="16"/>
-                <w:spacing w:val="0"/>
-                <w:kern w:val="0"/>
-              </w:rPr>
-              <w:t>употреблив | usable</w:t>
-            </w:r>
-          </w:p>
-        </w:tc>
-      </w:tr>
-      <w:tr>
-        <w:tc>
-          <w:tcPr>
-            <w:tcW w:type="dxa" w:w="1361"/>
-            <w:vAlign w:val="center"/>
-            <w:shd w:val="clear" w:color="auto" w:fill="F4F7FB"/>
-          </w:tcPr>
-          <w:p>
-            <w:pPr>
-              <w:spacing w:before="20" w:after="20"/>
-              <w:jc w:val="left"/>
-            </w:pPr>
-            <w:r>
-              <w:rPr>
-                <w:rFonts w:ascii="Calibri" w:hAnsi="Calibri"/>
-                <w:b w:val="0"/>
-                <w:color w:val="16232B"/>
-                <w:sz w:val="16"/>
-                <w:spacing w:val="0"/>
-                <w:kern w:val="0"/>
-              </w:rPr>
-              <w:t>ППК26033</w:t>
-            </w:r>
-          </w:p>
-        </w:tc>
-        <w:tc>
-          <w:tcPr>
-            <w:tcW w:type="dxa" w:w="1474"/>
-            <w:vAlign w:val="center"/>
-            <w:shd w:val="clear" w:color="auto" w:fill="F4F7FB"/>
-          </w:tcPr>
-          <w:p>
-            <w:pPr>
-              <w:spacing w:before="20" w:after="20"/>
-              <w:jc w:val="center"/>
-            </w:pPr>
-            <w:r>
-              <w:rPr>
-                <w:rFonts w:ascii="Calibri" w:hAnsi="Calibri"/>
-                <w:b w:val="0"/>
-                <w:color w:val="16232B"/>
-                <w:sz w:val="16"/>
-                <w:spacing w:val="0"/>
-                <w:kern w:val="0"/>
-              </w:rPr>
-              <w:t>GP0824_02</w:t>
-            </w:r>
-          </w:p>
-        </w:tc>
-        <w:tc>
-          <w:tcPr>
-            <w:tcW w:type="dxa" w:w="1361"/>
-            <w:vAlign w:val="center"/>
-            <w:shd w:val="clear" w:color="auto" w:fill="F4F7FB"/>
-          </w:tcPr>
-          <w:p>
-            <w:pPr>
-              <w:spacing w:before="20" w:after="20"/>
-              <w:jc w:val="center"/>
-            </w:pPr>
-            <w:r>
-              <w:rPr>
-                <w:rFonts w:ascii="Calibri" w:hAnsi="Calibri"/>
-                <w:b w:val="0"/>
-                <w:color w:val="16232B"/>
-                <w:sz w:val="16"/>
-                <w:spacing w:val="0"/>
-                <w:kern w:val="0"/>
-              </w:rPr>
-              <w:t>40°C/75%RH</w:t>
-            </w:r>
-          </w:p>
-        </w:tc>
-        <w:tc>
-          <w:tcPr>
-            <w:tcW w:type="dxa" w:w="907"/>
-            <w:vAlign w:val="center"/>
-            <w:shd w:val="clear" w:color="auto" w:fill="F4F7FB"/>
-          </w:tcPr>
-          <w:p>
-            <w:pPr>
-              <w:spacing w:before="20" w:after="20"/>
-              <w:jc w:val="center"/>
-            </w:pPr>
-            <w:r>
-              <w:rPr>
-                <w:rFonts w:ascii="Calibri" w:hAnsi="Calibri"/>
-                <w:b w:val="0"/>
-                <w:color w:val="16232B"/>
-                <w:sz w:val="16"/>
-                <w:spacing w:val="0"/>
-                <w:kern w:val="0"/>
-              </w:rPr>
-              <w:t>M6</w:t>
-            </w:r>
-          </w:p>
-        </w:tc>
-        <w:tc>
-          <w:tcPr>
-            <w:tcW w:type="dxa" w:w="1247"/>
-            <w:vAlign w:val="center"/>
-            <w:shd w:val="clear" w:color="auto" w:fill="F4F7FB"/>
-          </w:tcPr>
-          <w:p>
-            <w:pPr>
-              <w:spacing w:before="20" w:after="20"/>
-              <w:jc w:val="center"/>
-            </w:pPr>
-            <w:r>
-              <w:rPr>
-                <w:rFonts w:ascii="Calibri" w:hAnsi="Calibri"/>
-                <w:b w:val="0"/>
-                <w:color w:val="16232B"/>
-                <w:sz w:val="16"/>
-                <w:spacing w:val="0"/>
-                <w:kern w:val="0"/>
-              </w:rPr>
-              <w:t>13.16</w:t>
-            </w:r>
-          </w:p>
-        </w:tc>
-        <w:tc>
-          <w:tcPr>
-            <w:tcW w:type="dxa" w:w="907"/>
-            <w:vAlign w:val="center"/>
-            <w:shd w:val="clear" w:color="auto" w:fill="F4F7FB"/>
-          </w:tcPr>
-          <w:p>
-            <w:pPr>
-              <w:spacing w:before="20" w:after="20"/>
-              <w:jc w:val="center"/>
-            </w:pPr>
-            <w:r>
-              <w:rPr>
-                <w:rFonts w:ascii="Calibri" w:hAnsi="Calibri"/>
-                <w:b w:val="0"/>
-                <w:color w:val="16232B"/>
-                <w:sz w:val="16"/>
-                <w:spacing w:val="0"/>
-                <w:kern w:val="0"/>
-              </w:rPr>
-              <w:t>2.35</w:t>
-            </w:r>
-          </w:p>
-        </w:tc>
-        <w:tc>
-          <w:tcPr>
-            <w:tcW w:type="dxa" w:w="2721"/>
-            <w:vAlign w:val="center"/>
-            <w:shd w:val="clear" w:color="auto" w:fill="F4F7FB"/>
-          </w:tcPr>
-          <w:p>
-            <w:pPr>
-              <w:spacing w:before="20" w:after="20"/>
-              <w:jc w:val="center"/>
-            </w:pPr>
-            <w:r>
-              <w:rPr>
-                <w:rFonts w:ascii="Calibri" w:hAnsi="Calibri"/>
-                <w:b w:val="0"/>
-                <w:color w:val="16232B"/>
-                <w:sz w:val="16"/>
-                <w:spacing w:val="0"/>
-                <w:kern w:val="0"/>
-              </w:rPr>
-              <w:t>употреблив | usable</w:t>
-            </w:r>
-          </w:p>
-        </w:tc>
-      </w:tr>
-      <w:tr>
-        <w:tc>
-          <w:tcPr>
-            <w:tcW w:type="dxa" w:w="1361"/>
-            <w:vAlign w:val="center"/>
-            <w:shd w:val="clear" w:color="auto" w:fill="FFFFFF"/>
-          </w:tcPr>
-          <w:p>
-            <w:pPr>
-              <w:spacing w:before="20" w:after="20"/>
-              <w:jc w:val="left"/>
-            </w:pPr>
-            <w:r>
-              <w:rPr>
-                <w:rFonts w:ascii="Calibri" w:hAnsi="Calibri"/>
-                <w:b w:val="0"/>
-                <w:color w:val="16232B"/>
-                <w:sz w:val="16"/>
-                <w:spacing w:val="0"/>
-                <w:kern w:val="0"/>
-              </w:rPr>
-              <w:t>ППК26034</w:t>
-            </w:r>
-          </w:p>
-        </w:tc>
-        <w:tc>
-          <w:tcPr>
-            <w:tcW w:type="dxa" w:w="1474"/>
-            <w:vAlign w:val="center"/>
-            <w:shd w:val="clear" w:color="auto" w:fill="FFFFFF"/>
-          </w:tcPr>
-          <w:p>
-            <w:pPr>
-              <w:spacing w:before="20" w:after="20"/>
-              <w:jc w:val="center"/>
-            </w:pPr>
-            <w:r>
-              <w:rPr>
-                <w:rFonts w:ascii="Calibri" w:hAnsi="Calibri"/>
-                <w:b w:val="0"/>
-                <w:color w:val="16232B"/>
-                <w:sz w:val="16"/>
-                <w:spacing w:val="0"/>
-                <w:kern w:val="0"/>
-              </w:rPr>
-              <w:t>GP0824_03</w:t>
-            </w:r>
-          </w:p>
-        </w:tc>
-        <w:tc>
-          <w:tcPr>
-            <w:tcW w:type="dxa" w:w="1361"/>
-            <w:vAlign w:val="center"/>
-            <w:shd w:val="clear" w:color="auto" w:fill="FFFFFF"/>
-          </w:tcPr>
-          <w:p>
-            <w:pPr>
-              <w:spacing w:before="20" w:after="20"/>
-              <w:jc w:val="center"/>
-            </w:pPr>
-            <w:r>
-              <w:rPr>
-                <w:rFonts w:ascii="Calibri" w:hAnsi="Calibri"/>
-                <w:b w:val="0"/>
-                <w:color w:val="16232B"/>
-                <w:sz w:val="16"/>
-                <w:spacing w:val="0"/>
-                <w:kern w:val="0"/>
-              </w:rPr>
-              <w:t>25°C/60%RH</w:t>
-            </w:r>
-          </w:p>
-        </w:tc>
-        <w:tc>
-          <w:tcPr>
-            <w:tcW w:type="dxa" w:w="907"/>
-            <w:vAlign w:val="center"/>
-            <w:shd w:val="clear" w:color="auto" w:fill="FFFFFF"/>
-          </w:tcPr>
-          <w:p>
-            <w:pPr>
-              <w:spacing w:before="20" w:after="20"/>
-              <w:jc w:val="center"/>
-            </w:pPr>
-            <w:r>
-              <w:rPr>
-                <w:rFonts w:ascii="Calibri" w:hAnsi="Calibri"/>
-                <w:b w:val="0"/>
-                <w:color w:val="16232B"/>
-                <w:sz w:val="16"/>
-                <w:spacing w:val="0"/>
-                <w:kern w:val="0"/>
-              </w:rPr>
-              <w:t>M6</w:t>
-            </w:r>
-          </w:p>
-        </w:tc>
-        <w:tc>
-          <w:tcPr>
-            <w:tcW w:type="dxa" w:w="1247"/>
-            <w:vAlign w:val="center"/>
-            <w:shd w:val="clear" w:color="auto" w:fill="FFFFFF"/>
-          </w:tcPr>
-          <w:p>
-            <w:pPr>
-              <w:spacing w:before="20" w:after="20"/>
-              <w:jc w:val="center"/>
-            </w:pPr>
-            <w:r>
-              <w:rPr>
-                <w:rFonts w:ascii="Calibri" w:hAnsi="Calibri"/>
-                <w:b w:val="0"/>
-                <w:color w:val="16232B"/>
-                <w:sz w:val="16"/>
-                <w:spacing w:val="0"/>
-                <w:kern w:val="0"/>
-              </w:rPr>
-              <w:t>24.62</w:t>
-            </w:r>
-          </w:p>
-        </w:tc>
-        <w:tc>
-          <w:tcPr>
-            <w:tcW w:type="dxa" w:w="907"/>
-            <w:vAlign w:val="center"/>
-            <w:shd w:val="clear" w:color="auto" w:fill="FFFFFF"/>
-          </w:tcPr>
-          <w:p>
-            <w:pPr>
-              <w:spacing w:before="20" w:after="20"/>
-              <w:jc w:val="center"/>
-            </w:pPr>
-            <w:r>
-              <w:rPr>
-                <w:rFonts w:ascii="Calibri" w:hAnsi="Calibri"/>
-                <w:b w:val="0"/>
-                <w:color w:val="16232B"/>
-                <w:sz w:val="16"/>
-                <w:spacing w:val="0"/>
-                <w:kern w:val="0"/>
-              </w:rPr>
-              <w:t>0.05</w:t>
-            </w:r>
-          </w:p>
-        </w:tc>
-        <w:tc>
-          <w:tcPr>
-            <w:tcW w:type="dxa" w:w="2721"/>
-            <w:vAlign w:val="center"/>
-            <w:shd w:val="clear" w:color="auto" w:fill="FFFFFF"/>
-          </w:tcPr>
-          <w:p>
-            <w:pPr>
-              <w:spacing w:before="20" w:after="20"/>
-              <w:jc w:val="center"/>
-            </w:pPr>
-            <w:r>
-              <w:rPr>
-                <w:rFonts w:ascii="Calibri" w:hAnsi="Calibri"/>
-                <w:b w:val="0"/>
-                <w:color w:val="16232B"/>
-                <w:sz w:val="16"/>
-                <w:spacing w:val="0"/>
-                <w:kern w:val="0"/>
-              </w:rPr>
-              <w:t>употреблив | usable</w:t>
-            </w:r>
-          </w:p>
-        </w:tc>
-      </w:tr>
-      <w:tr>
-        <w:tc>
-          <w:tcPr>
-            <w:tcW w:type="dxa" w:w="1361"/>
-            <w:vAlign w:val="center"/>
-            <w:shd w:val="clear" w:color="auto" w:fill="F4F7FB"/>
-          </w:tcPr>
-          <w:p>
-            <w:pPr>
-              <w:spacing w:before="20" w:after="20"/>
-              <w:jc w:val="left"/>
-            </w:pPr>
-            <w:r>
-              <w:rPr>
-                <w:rFonts w:ascii="Calibri" w:hAnsi="Calibri"/>
-                <w:b w:val="0"/>
-                <w:color w:val="16232B"/>
-                <w:sz w:val="16"/>
-                <w:spacing w:val="0"/>
-                <w:kern w:val="0"/>
-              </w:rPr>
-              <w:t>ППК26035</w:t>
-            </w:r>
-          </w:p>
-        </w:tc>
-        <w:tc>
-          <w:tcPr>
-            <w:tcW w:type="dxa" w:w="1474"/>
-            <w:vAlign w:val="center"/>
-            <w:shd w:val="clear" w:color="auto" w:fill="F4F7FB"/>
-          </w:tcPr>
-          <w:p>
-            <w:pPr>
-              <w:spacing w:before="20" w:after="20"/>
-              <w:jc w:val="center"/>
-            </w:pPr>
-            <w:r>
-              <w:rPr>
-                <w:rFonts w:ascii="Calibri" w:hAnsi="Calibri"/>
-                <w:b w:val="0"/>
-                <w:color w:val="16232B"/>
-                <w:sz w:val="16"/>
-                <w:spacing w:val="0"/>
-                <w:kern w:val="0"/>
-              </w:rPr>
-              <w:t>GP0824_03</w:t>
-            </w:r>
-          </w:p>
-        </w:tc>
-        <w:tc>
-          <w:tcPr>
-            <w:tcW w:type="dxa" w:w="1361"/>
-            <w:vAlign w:val="center"/>
-            <w:shd w:val="clear" w:color="auto" w:fill="F4F7FB"/>
-          </w:tcPr>
-          <w:p>
-            <w:pPr>
-              <w:spacing w:before="20" w:after="20"/>
-              <w:jc w:val="center"/>
-            </w:pPr>
-            <w:r>
-              <w:rPr>
-                <w:rFonts w:ascii="Calibri" w:hAnsi="Calibri"/>
-                <w:b w:val="0"/>
-                <w:color w:val="16232B"/>
-                <w:sz w:val="16"/>
-                <w:spacing w:val="0"/>
-                <w:kern w:val="0"/>
-              </w:rPr>
-              <w:t>40°C/75%RH</w:t>
-            </w:r>
-          </w:p>
-        </w:tc>
-        <w:tc>
-          <w:tcPr>
-            <w:tcW w:type="dxa" w:w="907"/>
-            <w:vAlign w:val="center"/>
-            <w:shd w:val="clear" w:color="auto" w:fill="F4F7FB"/>
-          </w:tcPr>
-          <w:p>
-            <w:pPr>
-              <w:spacing w:before="20" w:after="20"/>
-              <w:jc w:val="center"/>
-            </w:pPr>
-            <w:r>
-              <w:rPr>
-                <w:rFonts w:ascii="Calibri" w:hAnsi="Calibri"/>
-                <w:b w:val="0"/>
-                <w:color w:val="16232B"/>
-                <w:sz w:val="16"/>
-                <w:spacing w:val="0"/>
-                <w:kern w:val="0"/>
-              </w:rPr>
-              <w:t>M6</w:t>
-            </w:r>
-          </w:p>
-        </w:tc>
-        <w:tc>
-          <w:tcPr>
-            <w:tcW w:type="dxa" w:w="1247"/>
-            <w:vAlign w:val="center"/>
-            <w:shd w:val="clear" w:color="auto" w:fill="F4F7FB"/>
-          </w:tcPr>
-          <w:p>
-            <w:pPr>
-              <w:spacing w:before="20" w:after="20"/>
-              <w:jc w:val="center"/>
-            </w:pPr>
-            <w:r>
-              <w:rPr>
-                <w:rFonts w:ascii="Calibri" w:hAnsi="Calibri"/>
-                <w:b w:val="0"/>
-                <w:color w:val="16232B"/>
-                <w:sz w:val="16"/>
-                <w:spacing w:val="0"/>
-                <w:kern w:val="0"/>
-              </w:rPr>
-              <w:t>14.99</w:t>
-            </w:r>
-          </w:p>
-        </w:tc>
-        <w:tc>
-          <w:tcPr>
-            <w:tcW w:type="dxa" w:w="907"/>
-            <w:vAlign w:val="center"/>
-            <w:shd w:val="clear" w:color="auto" w:fill="F4F7FB"/>
-          </w:tcPr>
-          <w:p>
-            <w:pPr>
-              <w:spacing w:before="20" w:after="20"/>
-              <w:jc w:val="center"/>
-            </w:pPr>
-            <w:r>
-              <w:rPr>
-                <w:rFonts w:ascii="Calibri" w:hAnsi="Calibri"/>
-                <w:b w:val="0"/>
-                <w:color w:val="16232B"/>
-                <w:sz w:val="16"/>
-                <w:spacing w:val="0"/>
-                <w:kern w:val="0"/>
-              </w:rPr>
-              <w:t>2.15</w:t>
-            </w:r>
-          </w:p>
-        </w:tc>
-        <w:tc>
-          <w:tcPr>
-            <w:tcW w:type="dxa" w:w="2721"/>
-            <w:vAlign w:val="center"/>
-            <w:shd w:val="clear" w:color="auto" w:fill="F4F7FB"/>
-          </w:tcPr>
-          <w:p>
-            <w:pPr>
-              <w:spacing w:before="20" w:after="20"/>
-              <w:jc w:val="center"/>
-            </w:pPr>
-            <w:r>
-              <w:rPr>
-                <w:rFonts w:ascii="Calibri" w:hAnsi="Calibri"/>
-                <w:b w:val="0"/>
-                <w:color w:val="16232B"/>
-                <w:sz w:val="16"/>
-                <w:spacing w:val="0"/>
-                <w:kern w:val="0"/>
-              </w:rPr>
-              <w:t>употреблив | usable</w:t>
-            </w:r>
-          </w:p>
-        </w:tc>
-      </w:tr>
-      <w:tr>
-        <w:tc>
-          <w:tcPr>
-            <w:tcW w:type="dxa" w:w="1361"/>
-            <w:vAlign w:val="center"/>
-            <w:shd w:val="clear" w:color="auto" w:fill="FFFFFF"/>
-          </w:tcPr>
-          <w:p>
-            <w:pPr>
-              <w:spacing w:before="20" w:after="20"/>
-              <w:jc w:val="left"/>
-            </w:pPr>
-            <w:r>
-              <w:rPr>
-                <w:rFonts w:ascii="Calibri" w:hAnsi="Calibri"/>
-                <w:b w:val="0"/>
-                <w:color w:val="16232B"/>
-                <w:sz w:val="16"/>
-                <w:spacing w:val="0"/>
-                <w:kern w:val="0"/>
-              </w:rPr>
-              <w:t>ППК26036</w:t>
-            </w:r>
-          </w:p>
-        </w:tc>
-        <w:tc>
-          <w:tcPr>
-            <w:tcW w:type="dxa" w:w="1474"/>
-            <w:vAlign w:val="center"/>
-            <w:shd w:val="clear" w:color="auto" w:fill="FFFFFF"/>
-          </w:tcPr>
-          <w:p>
-            <w:pPr>
-              <w:spacing w:before="20" w:after="20"/>
-              <w:jc w:val="center"/>
-            </w:pPr>
-            <w:r>
-              <w:rPr>
-                <w:rFonts w:ascii="Calibri" w:hAnsi="Calibri"/>
-                <w:b w:val="0"/>
-                <w:color w:val="16232B"/>
-                <w:sz w:val="16"/>
-                <w:spacing w:val="0"/>
-                <w:kern w:val="0"/>
-              </w:rPr>
-              <w:t>GP062501</w:t>
-            </w:r>
-          </w:p>
-        </w:tc>
-        <w:tc>
-          <w:tcPr>
-            <w:tcW w:type="dxa" w:w="1361"/>
-            <w:vAlign w:val="center"/>
-            <w:shd w:val="clear" w:color="auto" w:fill="FFFFFF"/>
-          </w:tcPr>
-          <w:p>
-            <w:pPr>
-              <w:spacing w:before="20" w:after="20"/>
-              <w:jc w:val="center"/>
-            </w:pPr>
-            <w:r>
-              <w:rPr>
-                <w:rFonts w:ascii="Calibri" w:hAnsi="Calibri"/>
-                <w:b w:val="0"/>
-                <w:color w:val="16232B"/>
-                <w:sz w:val="16"/>
-                <w:spacing w:val="0"/>
-                <w:kern w:val="0"/>
-              </w:rPr>
-              <w:t>25°C/60%RH</w:t>
-            </w:r>
-          </w:p>
-        </w:tc>
-        <w:tc>
-          <w:tcPr>
-            <w:tcW w:type="dxa" w:w="907"/>
-            <w:vAlign w:val="center"/>
-            <w:shd w:val="clear" w:color="auto" w:fill="FFFFFF"/>
-          </w:tcPr>
-          <w:p>
-            <w:pPr>
-              <w:spacing w:before="20" w:after="20"/>
-              <w:jc w:val="center"/>
-            </w:pPr>
-            <w:r>
-              <w:rPr>
-                <w:rFonts w:ascii="Calibri" w:hAnsi="Calibri"/>
-                <w:b w:val="0"/>
-                <w:color w:val="16232B"/>
-                <w:sz w:val="16"/>
-                <w:spacing w:val="0"/>
-                <w:kern w:val="0"/>
-              </w:rPr>
-              <w:t>M3</w:t>
-            </w:r>
-          </w:p>
-        </w:tc>
-        <w:tc>
-          <w:tcPr>
-            <w:tcW w:type="dxa" w:w="1247"/>
-            <w:vAlign w:val="center"/>
-            <w:shd w:val="clear" w:color="auto" w:fill="FFFFFF"/>
-          </w:tcPr>
-          <w:p>
-            <w:pPr>
-              <w:spacing w:before="20" w:after="20"/>
-              <w:jc w:val="center"/>
-            </w:pPr>
-            <w:r>
-              <w:rPr>
-                <w:rFonts w:ascii="Calibri" w:hAnsi="Calibri"/>
-                <w:b w:val="0"/>
-                <w:color w:val="16232B"/>
-                <w:sz w:val="16"/>
-                <w:spacing w:val="0"/>
-                <w:kern w:val="0"/>
-              </w:rPr>
-              <w:t>22.83</w:t>
-            </w:r>
-          </w:p>
-        </w:tc>
-        <w:tc>
-          <w:tcPr>
-            <w:tcW w:type="dxa" w:w="907"/>
-            <w:vAlign w:val="center"/>
-            <w:shd w:val="clear" w:color="auto" w:fill="FFFFFF"/>
-          </w:tcPr>
-          <w:p>
-            <w:pPr>
-              <w:spacing w:before="20" w:after="20"/>
-              <w:jc w:val="center"/>
-            </w:pPr>
-            <w:r>
-              <w:rPr>
-                <w:rFonts w:ascii="Calibri" w:hAnsi="Calibri"/>
-                <w:b w:val="0"/>
-                <w:color w:val="16232B"/>
-                <w:sz w:val="16"/>
-                <w:spacing w:val="0"/>
-                <w:kern w:val="0"/>
-              </w:rPr>
-              <w:t>0.05</w:t>
-            </w:r>
-          </w:p>
-        </w:tc>
-        <w:tc>
-          <w:tcPr>
-            <w:tcW w:type="dxa" w:w="2721"/>
-            <w:vAlign w:val="center"/>
-            <w:shd w:val="clear" w:color="auto" w:fill="FFFFFF"/>
-          </w:tcPr>
-          <w:p>
-            <w:pPr>
-              <w:spacing w:before="20" w:after="20"/>
-              <w:jc w:val="center"/>
-            </w:pPr>
-            <w:r>
-              <w:rPr>
-                <w:rFonts w:ascii="Calibri" w:hAnsi="Calibri"/>
-                <w:b w:val="0"/>
-                <w:color w:val="16232B"/>
-                <w:sz w:val="16"/>
-                <w:spacing w:val="0"/>
-                <w:kern w:val="0"/>
-              </w:rPr>
-              <w:t>употреблив | usable</w:t>
-            </w:r>
-          </w:p>
-        </w:tc>
-      </w:tr>
-      <w:tr>
-        <w:tc>
-          <w:tcPr>
-            <w:tcW w:type="dxa" w:w="1361"/>
-            <w:vAlign w:val="center"/>
-            <w:shd w:val="clear" w:color="auto" w:fill="FDECEA"/>
-          </w:tcPr>
-          <w:p>
-            <w:pPr>
-              <w:spacing w:before="20" w:after="20"/>
-              <w:jc w:val="left"/>
-            </w:pPr>
-            <w:r>
-              <w:rPr>
-                <w:rFonts w:ascii="Calibri" w:hAnsi="Calibri"/>
-                <w:b w:val="0"/>
-                <w:color w:val="16232B"/>
-                <w:sz w:val="16"/>
-                <w:spacing w:val="0"/>
-                <w:kern w:val="0"/>
-              </w:rPr>
-              <w:t>ППК26037</w:t>
-            </w:r>
-          </w:p>
-        </w:tc>
-        <w:tc>
-          <w:tcPr>
-            <w:tcW w:type="dxa" w:w="1474"/>
-            <w:vAlign w:val="center"/>
-            <w:shd w:val="clear" w:color="auto" w:fill="FDECEA"/>
-          </w:tcPr>
-          <w:p>
-            <w:pPr>
-              <w:spacing w:before="20" w:after="20"/>
-              <w:jc w:val="center"/>
-            </w:pPr>
-            <w:r>
-              <w:rPr>
-                <w:rFonts w:ascii="Calibri" w:hAnsi="Calibri"/>
-                <w:b w:val="0"/>
-                <w:color w:val="16232B"/>
-                <w:sz w:val="16"/>
-                <w:spacing w:val="0"/>
-                <w:kern w:val="0"/>
-              </w:rPr>
-              <w:t>GP062501</w:t>
-            </w:r>
-          </w:p>
-        </w:tc>
-        <w:tc>
-          <w:tcPr>
-            <w:tcW w:type="dxa" w:w="1361"/>
-            <w:vAlign w:val="center"/>
-            <w:shd w:val="clear" w:color="auto" w:fill="FDECEA"/>
-          </w:tcPr>
-          <w:p>
-            <w:pPr>
-              <w:spacing w:before="20" w:after="20"/>
-              <w:jc w:val="center"/>
-            </w:pPr>
-            <w:r>
-              <w:rPr>
-                <w:rFonts w:ascii="Calibri" w:hAnsi="Calibri"/>
-                <w:b w:val="0"/>
-                <w:color w:val="16232B"/>
-                <w:sz w:val="16"/>
-                <w:spacing w:val="0"/>
-                <w:kern w:val="0"/>
-              </w:rPr>
-              <w:t>40°C/75%RH</w:t>
-            </w:r>
-          </w:p>
-        </w:tc>
-        <w:tc>
-          <w:tcPr>
-            <w:tcW w:type="dxa" w:w="907"/>
-            <w:vAlign w:val="center"/>
-            <w:shd w:val="clear" w:color="auto" w:fill="FDECEA"/>
-          </w:tcPr>
-          <w:p>
-            <w:pPr>
-              <w:spacing w:before="20" w:after="20"/>
-              <w:jc w:val="center"/>
-            </w:pPr>
-            <w:r>
-              <w:rPr>
-                <w:rFonts w:ascii="Calibri" w:hAnsi="Calibri"/>
-                <w:b w:val="0"/>
-                <w:color w:val="16232B"/>
-                <w:sz w:val="16"/>
-                <w:spacing w:val="0"/>
-                <w:kern w:val="0"/>
-              </w:rPr>
-              <w:t>M3</w:t>
-            </w:r>
-          </w:p>
-        </w:tc>
-        <w:tc>
-          <w:tcPr>
-            <w:tcW w:type="dxa" w:w="1247"/>
-            <w:vAlign w:val="center"/>
-            <w:shd w:val="clear" w:color="auto" w:fill="FDECEA"/>
-          </w:tcPr>
-          <w:p>
-            <w:pPr>
-              <w:spacing w:before="20" w:after="20"/>
-              <w:jc w:val="center"/>
-            </w:pPr>
-            <w:r>
-              <w:rPr>
-                <w:rFonts w:ascii="Calibri" w:hAnsi="Calibri"/>
-                <w:b w:val="0"/>
-                <w:color w:val="16232B"/>
-                <w:sz w:val="16"/>
-                <w:spacing w:val="0"/>
-                <w:kern w:val="0"/>
-              </w:rPr>
-              <w:t>18.62</w:t>
-            </w:r>
-          </w:p>
-        </w:tc>
-        <w:tc>
-          <w:tcPr>
-            <w:tcW w:type="dxa" w:w="907"/>
-            <w:vAlign w:val="center"/>
-            <w:shd w:val="clear" w:color="auto" w:fill="FDECEA"/>
-          </w:tcPr>
-          <w:p>
-            <w:pPr>
-              <w:spacing w:before="20" w:after="20"/>
-              <w:jc w:val="center"/>
-            </w:pPr>
-            <w:r>
-              <w:rPr>
-                <w:rFonts w:ascii="Calibri" w:hAnsi="Calibri"/>
-                <w:b w:val="0"/>
-                <w:color w:val="16232B"/>
-                <w:sz w:val="16"/>
-                <w:spacing w:val="0"/>
-                <w:kern w:val="0"/>
-              </w:rPr>
-              <w:t>1.00</w:t>
-            </w:r>
-          </w:p>
-        </w:tc>
-        <w:tc>
-          <w:tcPr>
-            <w:tcW w:type="dxa" w:w="2721"/>
-            <w:vAlign w:val="center"/>
-            <w:shd w:val="clear" w:color="auto" w:fill="FDECEA"/>
-          </w:tcPr>
-          <w:p>
-            <w:pPr>
-              <w:spacing w:before="20" w:after="20"/>
-              <w:jc w:val="left"/>
-            </w:pPr>
-            <w:r>
-              <w:rPr>
-                <w:rFonts w:ascii="Calibri" w:hAnsi="Calibri"/>
-                <w:b w:val="0"/>
-                <w:color w:val="16232B"/>
-                <w:sz w:val="16"/>
-                <w:spacing w:val="0"/>
-                <w:kern w:val="0"/>
-              </w:rPr>
-              <w:t>ОДБИЕН | REJECTED: PP-QC-ERR-002: mass balance fails (1.09 + 0.877×18.47 = 17.29 ≠ 18.62) — source says DO NOT USE</w:t>
-            </w:r>
-          </w:p>
-        </w:tc>
-      </w:tr>
-      <w:tr>
-        <w:tc>
-          <w:tcPr>
-            <w:tcW w:type="dxa" w:w="1361"/>
-            <w:vAlign w:val="center"/>
-            <w:shd w:val="clear" w:color="auto" w:fill="FFFFFF"/>
-          </w:tcPr>
-          <w:p>
-            <w:pPr>
-              <w:spacing w:before="20" w:after="20"/>
-              <w:jc w:val="left"/>
-            </w:pPr>
-            <w:r>
-              <w:rPr>
-                <w:rFonts w:ascii="Calibri" w:hAnsi="Calibri"/>
-                <w:b w:val="0"/>
-                <w:color w:val="16232B"/>
-                <w:sz w:val="16"/>
-                <w:spacing w:val="0"/>
-                <w:kern w:val="0"/>
-              </w:rPr>
-              <w:t>ППК26057</w:t>
-            </w:r>
-          </w:p>
-        </w:tc>
-        <w:tc>
-          <w:tcPr>
-            <w:tcW w:type="dxa" w:w="1474"/>
-            <w:vAlign w:val="center"/>
-            <w:shd w:val="clear" w:color="auto" w:fill="FFFFFF"/>
-          </w:tcPr>
-          <w:p>
-            <w:pPr>
-              <w:spacing w:before="20" w:after="20"/>
-              <w:jc w:val="center"/>
-            </w:pPr>
-            <w:r>
-              <w:rPr>
-                <w:rFonts w:ascii="Calibri" w:hAnsi="Calibri"/>
-                <w:b w:val="0"/>
-                <w:color w:val="16232B"/>
-                <w:sz w:val="16"/>
-                <w:spacing w:val="0"/>
-                <w:kern w:val="0"/>
-              </w:rPr>
-              <w:t>GP062501</w:t>
-            </w:r>
-          </w:p>
-        </w:tc>
-        <w:tc>
-          <w:tcPr>
-            <w:tcW w:type="dxa" w:w="1361"/>
-            <w:vAlign w:val="center"/>
-            <w:shd w:val="clear" w:color="auto" w:fill="FFFFFF"/>
-          </w:tcPr>
-          <w:p>
-            <w:pPr>
-              <w:spacing w:before="20" w:after="20"/>
-              <w:jc w:val="center"/>
-            </w:pPr>
-            <w:r>
-              <w:rPr>
-                <w:rFonts w:ascii="Calibri" w:hAnsi="Calibri"/>
-                <w:b w:val="0"/>
-                <w:color w:val="16232B"/>
-                <w:sz w:val="16"/>
-                <w:spacing w:val="0"/>
-                <w:kern w:val="0"/>
-              </w:rPr>
-              <w:t>25°C/60%RH</w:t>
-            </w:r>
-          </w:p>
-        </w:tc>
-        <w:tc>
-          <w:tcPr>
-            <w:tcW w:type="dxa" w:w="907"/>
-            <w:vAlign w:val="center"/>
-            <w:shd w:val="clear" w:color="auto" w:fill="FFFFFF"/>
-          </w:tcPr>
-          <w:p>
-            <w:pPr>
-              <w:spacing w:before="20" w:after="20"/>
-              <w:jc w:val="center"/>
-            </w:pPr>
-            <w:r>
-              <w:rPr>
-                <w:rFonts w:ascii="Calibri" w:hAnsi="Calibri"/>
-                <w:b w:val="0"/>
-                <w:color w:val="16232B"/>
-                <w:sz w:val="16"/>
-                <w:spacing w:val="0"/>
-                <w:kern w:val="0"/>
-              </w:rPr>
-              <w:t>M6</w:t>
-            </w:r>
-          </w:p>
-        </w:tc>
-        <w:tc>
-          <w:tcPr>
-            <w:tcW w:type="dxa" w:w="1247"/>
-            <w:vAlign w:val="center"/>
-            <w:shd w:val="clear" w:color="auto" w:fill="FFFFFF"/>
-          </w:tcPr>
-          <w:p>
-            <w:pPr>
-              <w:spacing w:before="20" w:after="20"/>
-              <w:jc w:val="center"/>
-            </w:pPr>
-            <w:r>
-              <w:rPr>
-                <w:rFonts w:ascii="Calibri" w:hAnsi="Calibri"/>
-                <w:b w:val="0"/>
-                <w:color w:val="16232B"/>
-                <w:sz w:val="16"/>
-                <w:spacing w:val="0"/>
-                <w:kern w:val="0"/>
-              </w:rPr>
-              <w:t>24.51</w:t>
-            </w:r>
-          </w:p>
-        </w:tc>
-        <w:tc>
-          <w:tcPr>
-            <w:tcW w:type="dxa" w:w="907"/>
-            <w:vAlign w:val="center"/>
-            <w:shd w:val="clear" w:color="auto" w:fill="FFFFFF"/>
-          </w:tcPr>
-          <w:p>
-            <w:pPr>
-              <w:spacing w:before="20" w:after="20"/>
-              <w:jc w:val="center"/>
-            </w:pPr>
-            <w:r>
-              <w:rPr>
-                <w:rFonts w:ascii="Calibri" w:hAnsi="Calibri"/>
-                <w:b w:val="0"/>
-                <w:color w:val="16232B"/>
-                <w:sz w:val="16"/>
-                <w:spacing w:val="0"/>
-                <w:kern w:val="0"/>
-              </w:rPr>
-              <w:t>0.04</w:t>
-            </w:r>
-          </w:p>
-        </w:tc>
-        <w:tc>
-          <w:tcPr>
-            <w:tcW w:type="dxa" w:w="2721"/>
-            <w:vAlign w:val="center"/>
-            <w:shd w:val="clear" w:color="auto" w:fill="FFFFFF"/>
-          </w:tcPr>
-          <w:p>
-            <w:pPr>
-              <w:spacing w:before="20" w:after="20"/>
-              <w:jc w:val="center"/>
-            </w:pPr>
-            <w:r>
-              <w:rPr>
-                <w:rFonts w:ascii="Calibri" w:hAnsi="Calibri"/>
-                <w:b w:val="0"/>
-                <w:color w:val="16232B"/>
-                <w:sz w:val="16"/>
-                <w:spacing w:val="0"/>
-                <w:kern w:val="0"/>
-              </w:rPr>
-              <w:t>употреблив | usable</w:t>
-            </w:r>
-          </w:p>
-        </w:tc>
-      </w:tr>
-      <w:tr>
-        <w:tc>
-          <w:tcPr>
-            <w:tcW w:type="dxa" w:w="1361"/>
-            <w:vAlign w:val="center"/>
-            <w:shd w:val="clear" w:color="auto" w:fill="F4F7FB"/>
-          </w:tcPr>
-          <w:p>
-            <w:pPr>
-              <w:spacing w:before="20" w:after="20"/>
-              <w:jc w:val="left"/>
-            </w:pPr>
-            <w:r>
-              <w:rPr>
-                <w:rFonts w:ascii="Calibri" w:hAnsi="Calibri"/>
-                <w:b w:val="0"/>
-                <w:color w:val="16232B"/>
-                <w:sz w:val="16"/>
-                <w:spacing w:val="0"/>
-                <w:kern w:val="0"/>
-              </w:rPr>
-              <w:t>ППК26058</w:t>
-            </w:r>
-          </w:p>
-        </w:tc>
-        <w:tc>
-          <w:tcPr>
-            <w:tcW w:type="dxa" w:w="1474"/>
-            <w:vAlign w:val="center"/>
-            <w:shd w:val="clear" w:color="auto" w:fill="F4F7FB"/>
-          </w:tcPr>
-          <w:p>
-            <w:pPr>
-              <w:spacing w:before="20" w:after="20"/>
-              <w:jc w:val="center"/>
-            </w:pPr>
-            <w:r>
-              <w:rPr>
-                <w:rFonts w:ascii="Calibri" w:hAnsi="Calibri"/>
-                <w:b w:val="0"/>
-                <w:color w:val="16232B"/>
-                <w:sz w:val="16"/>
-                <w:spacing w:val="0"/>
-                <w:kern w:val="0"/>
-              </w:rPr>
-              <w:t>GP062501</w:t>
-            </w:r>
-          </w:p>
-        </w:tc>
-        <w:tc>
-          <w:tcPr>
-            <w:tcW w:type="dxa" w:w="1361"/>
-            <w:vAlign w:val="center"/>
-            <w:shd w:val="clear" w:color="auto" w:fill="F4F7FB"/>
-          </w:tcPr>
-          <w:p>
-            <w:pPr>
-              <w:spacing w:before="20" w:after="20"/>
-              <w:jc w:val="center"/>
-            </w:pPr>
-            <w:r>
-              <w:rPr>
-                <w:rFonts w:ascii="Calibri" w:hAnsi="Calibri"/>
-                <w:b w:val="0"/>
-                <w:color w:val="16232B"/>
-                <w:sz w:val="16"/>
-                <w:spacing w:val="0"/>
-                <w:kern w:val="0"/>
-              </w:rPr>
-              <w:t>40°C/75%RH</w:t>
-            </w:r>
-          </w:p>
-        </w:tc>
-        <w:tc>
-          <w:tcPr>
-            <w:tcW w:type="dxa" w:w="907"/>
-            <w:vAlign w:val="center"/>
-            <w:shd w:val="clear" w:color="auto" w:fill="F4F7FB"/>
-          </w:tcPr>
-          <w:p>
-            <w:pPr>
-              <w:spacing w:before="20" w:after="20"/>
-              <w:jc w:val="center"/>
-            </w:pPr>
-            <w:r>
-              <w:rPr>
-                <w:rFonts w:ascii="Calibri" w:hAnsi="Calibri"/>
-                <w:b w:val="0"/>
-                <w:color w:val="16232B"/>
-                <w:sz w:val="16"/>
-                <w:spacing w:val="0"/>
-                <w:kern w:val="0"/>
-              </w:rPr>
-              <w:t>M6</w:t>
-            </w:r>
-          </w:p>
-        </w:tc>
-        <w:tc>
-          <w:tcPr>
-            <w:tcW w:type="dxa" w:w="1247"/>
-            <w:vAlign w:val="center"/>
-            <w:shd w:val="clear" w:color="auto" w:fill="F4F7FB"/>
-          </w:tcPr>
-          <w:p>
-            <w:pPr>
-              <w:spacing w:before="20" w:after="20"/>
-              <w:jc w:val="center"/>
-            </w:pPr>
-            <w:r>
-              <w:rPr>
-                <w:rFonts w:ascii="Calibri" w:hAnsi="Calibri"/>
-                <w:b w:val="0"/>
-                <w:color w:val="16232B"/>
-                <w:sz w:val="16"/>
-                <w:spacing w:val="0"/>
-                <w:kern w:val="0"/>
-              </w:rPr>
-              <w:t>17.05</w:t>
-            </w:r>
-          </w:p>
-        </w:tc>
-        <w:tc>
-          <w:tcPr>
-            <w:tcW w:type="dxa" w:w="907"/>
-            <w:vAlign w:val="center"/>
-            <w:shd w:val="clear" w:color="auto" w:fill="F4F7FB"/>
-          </w:tcPr>
-          <w:p>
-            <w:pPr>
-              <w:spacing w:before="20" w:after="20"/>
-              <w:jc w:val="center"/>
-            </w:pPr>
-            <w:r>
-              <w:rPr>
-                <w:rFonts w:ascii="Calibri" w:hAnsi="Calibri"/>
-                <w:b w:val="0"/>
-                <w:color w:val="16232B"/>
-                <w:sz w:val="16"/>
-                <w:spacing w:val="0"/>
-                <w:kern w:val="0"/>
-              </w:rPr>
-              <w:t>2.05</w:t>
-            </w:r>
-          </w:p>
-        </w:tc>
-        <w:tc>
-          <w:tcPr>
-            <w:tcW w:type="dxa" w:w="2721"/>
-            <w:vAlign w:val="center"/>
-            <w:shd w:val="clear" w:color="auto" w:fill="F4F7FB"/>
-          </w:tcPr>
-          <w:p>
-            <w:pPr>
-              <w:spacing w:before="20" w:after="20"/>
-              <w:jc w:val="center"/>
-            </w:pPr>
-            <w:r>
-              <w:rPr>
-                <w:rFonts w:ascii="Calibri" w:hAnsi="Calibri"/>
-                <w:b w:val="0"/>
-                <w:color w:val="16232B"/>
-                <w:sz w:val="16"/>
-                <w:spacing w:val="0"/>
-                <w:kern w:val="0"/>
-              </w:rPr>
-              <w:t>употреблив | usable</w:t>
-            </w:r>
-          </w:p>
-        </w:tc>
-      </w:tr>
-      <w:tr>
-        <w:tc>
-          <w:tcPr>
-            <w:tcW w:type="dxa" w:w="1361"/>
-            <w:vAlign w:val="center"/>
-            <w:shd w:val="clear" w:color="auto" w:fill="FFFFFF"/>
-          </w:tcPr>
-          <w:p>
-            <w:pPr>
-              <w:spacing w:before="20" w:after="20"/>
-              <w:jc w:val="left"/>
-            </w:pPr>
-            <w:r>
-              <w:rPr>
-                <w:rFonts w:ascii="Calibri" w:hAnsi="Calibri"/>
-                <w:b w:val="0"/>
-                <w:color w:val="16232B"/>
-                <w:sz w:val="16"/>
-                <w:spacing w:val="0"/>
-                <w:kern w:val="0"/>
-              </w:rPr>
-              <w:t>ППК26059</w:t>
-            </w:r>
-          </w:p>
-        </w:tc>
-        <w:tc>
-          <w:tcPr>
-            <w:tcW w:type="dxa" w:w="1474"/>
-            <w:vAlign w:val="center"/>
-            <w:shd w:val="clear" w:color="auto" w:fill="FFFFFF"/>
-          </w:tcPr>
-          <w:p>
-            <w:pPr>
-              <w:spacing w:before="20" w:after="20"/>
-              <w:jc w:val="center"/>
-            </w:pPr>
-            <w:r>
-              <w:rPr>
-                <w:rFonts w:ascii="Calibri" w:hAnsi="Calibri"/>
-                <w:b w:val="0"/>
-                <w:color w:val="16232B"/>
-                <w:sz w:val="16"/>
-                <w:spacing w:val="0"/>
-                <w:kern w:val="0"/>
-              </w:rPr>
-              <w:t>GP0824_02</w:t>
-            </w:r>
-          </w:p>
-        </w:tc>
-        <w:tc>
-          <w:tcPr>
-            <w:tcW w:type="dxa" w:w="1361"/>
-            <w:vAlign w:val="center"/>
-            <w:shd w:val="clear" w:color="auto" w:fill="FFFFFF"/>
-          </w:tcPr>
-          <w:p>
-            <w:pPr>
-              <w:spacing w:before="20" w:after="20"/>
-              <w:jc w:val="center"/>
-            </w:pPr>
-            <w:r>
-              <w:rPr>
-                <w:rFonts w:ascii="Calibri" w:hAnsi="Calibri"/>
-                <w:b w:val="0"/>
-                <w:color w:val="16232B"/>
-                <w:sz w:val="16"/>
-                <w:spacing w:val="0"/>
-                <w:kern w:val="0"/>
-              </w:rPr>
-              <w:t>25°C/60%RH</w:t>
-            </w:r>
-          </w:p>
-        </w:tc>
-        <w:tc>
-          <w:tcPr>
-            <w:tcW w:type="dxa" w:w="907"/>
-            <w:vAlign w:val="center"/>
-            <w:shd w:val="clear" w:color="auto" w:fill="FFFFFF"/>
-          </w:tcPr>
-          <w:p>
-            <w:pPr>
-              <w:spacing w:before="20" w:after="20"/>
-              <w:jc w:val="center"/>
-            </w:pPr>
-            <w:r>
-              <w:rPr>
-                <w:rFonts w:ascii="Calibri" w:hAnsi="Calibri"/>
-                <w:b w:val="0"/>
-                <w:color w:val="16232B"/>
-                <w:sz w:val="16"/>
-                <w:spacing w:val="0"/>
-                <w:kern w:val="0"/>
-              </w:rPr>
-              <w:t>M9</w:t>
-            </w:r>
-          </w:p>
-        </w:tc>
-        <w:tc>
-          <w:tcPr>
-            <w:tcW w:type="dxa" w:w="1247"/>
-            <w:vAlign w:val="center"/>
-            <w:shd w:val="clear" w:color="auto" w:fill="FFFFFF"/>
-          </w:tcPr>
-          <w:p>
-            <w:pPr>
-              <w:spacing w:before="20" w:after="20"/>
-              <w:jc w:val="center"/>
-            </w:pPr>
-            <w:r>
-              <w:rPr>
-                <w:rFonts w:ascii="Calibri" w:hAnsi="Calibri"/>
-                <w:b w:val="0"/>
-                <w:color w:val="16232B"/>
-                <w:sz w:val="16"/>
-                <w:spacing w:val="0"/>
-                <w:kern w:val="0"/>
-              </w:rPr>
-              <w:t>23.08</w:t>
-            </w:r>
-          </w:p>
-        </w:tc>
-        <w:tc>
-          <w:tcPr>
-            <w:tcW w:type="dxa" w:w="907"/>
-            <w:vAlign w:val="center"/>
-            <w:shd w:val="clear" w:color="auto" w:fill="FFFFFF"/>
-          </w:tcPr>
-          <w:p>
-            <w:pPr>
-              <w:spacing w:before="20" w:after="20"/>
-              <w:jc w:val="center"/>
-            </w:pPr>
-            <w:r>
-              <w:rPr>
-                <w:rFonts w:ascii="Calibri" w:hAnsi="Calibri"/>
-                <w:b w:val="0"/>
-                <w:color w:val="16232B"/>
-                <w:sz w:val="16"/>
-                <w:spacing w:val="0"/>
-                <w:kern w:val="0"/>
-              </w:rPr>
-              <w:t>0.30</w:t>
-            </w:r>
-          </w:p>
-        </w:tc>
-        <w:tc>
-          <w:tcPr>
-            <w:tcW w:type="dxa" w:w="2721"/>
-            <w:vAlign w:val="center"/>
-            <w:shd w:val="clear" w:color="auto" w:fill="FFFFFF"/>
-          </w:tcPr>
-          <w:p>
-            <w:pPr>
-              <w:spacing w:before="20" w:after="20"/>
-              <w:jc w:val="center"/>
-            </w:pPr>
-            <w:r>
-              <w:rPr>
-                <w:rFonts w:ascii="Calibri" w:hAnsi="Calibri"/>
-                <w:b w:val="0"/>
-                <w:color w:val="16232B"/>
-                <w:sz w:val="16"/>
-                <w:spacing w:val="0"/>
-                <w:kern w:val="0"/>
-              </w:rPr>
-              <w:t>употреблив | usable</w:t>
-            </w:r>
-          </w:p>
-        </w:tc>
-      </w:tr>
-    </w:tbl>
-    <w:p>
-      <w:pPr>
-        <w:spacing w:before="160" w:after="40" w:line="254" w:lineRule="auto"/>
-        <w:jc w:val="left"/>
-      </w:pPr>
-      <w:r>
-        <w:rPr>
-          <w:rFonts w:ascii="Calibri" w:hAnsi="Calibri"/>
-          <w:b/>
-          <w:i w:val="0"/>
-          <w:color w:val="16232B"/>
-          <w:sz w:val="19"/>
-          <w:spacing w:val="0"/>
-          <w:kern w:val="0"/>
-        </w:rPr>
-        <w:t>Повторени мерења на исти серии (иста лабораторија): | Repeat same-lab measurements:</w:t>
-      </w:r>
-    </w:p>
-    <w:tbl>
-      <w:tblPr>
-        <w:tblW w:type="auto" w:w="0"/>
-        <w:tblLayout w:type="fixed"/>
-        <w:tblLook w:firstColumn="1" w:firstRow="1" w:lastColumn="0" w:lastRow="0" w:noHBand="0" w:noVBand="1" w:val="04A0"/>
-      </w:tblPr>
-      <w:tblGrid>
-        <w:gridCol w:w="1744"/>
-        <w:gridCol w:w="1744"/>
-        <w:gridCol w:w="1744"/>
-        <w:gridCol w:w="1744"/>
-        <w:gridCol w:w="1744"/>
-        <w:gridCol w:w="1744"/>
-      </w:tblGrid>
-      <w:tr>
-        <w:trPr>
-          <w:tblHeader w:val="true"/>
-        </w:trPr>
-        <w:tc>
-          <w:tcPr>
-            <w:tcW w:type="dxa" w:w="1474"/>
-            <w:vAlign w:val="center"/>
-            <w:shd w:val="clear" w:color="auto" w:fill="2B547E"/>
-          </w:tcPr>
-          <w:p>
-            <w:pPr>
-              <w:spacing w:before="20" w:after="20"/>
-              <w:jc w:val="center"/>
-            </w:pPr>
-            <w:r>
-              <w:rPr>
-                <w:rFonts w:ascii="Calibri" w:hAnsi="Calibri"/>
-                <w:b/>
-                <w:color w:val="FFFFFF"/>
-                <w:sz w:val="16"/>
-                <w:spacing w:val="0"/>
-                <w:kern w:val="0"/>
-              </w:rPr>
-              <w:t>Серија | Batch</w:t>
-            </w:r>
-          </w:p>
-        </w:tc>
-        <w:tc>
-          <w:tcPr>
-            <w:tcW w:type="dxa" w:w="1928"/>
-            <w:vAlign w:val="center"/>
-            <w:shd w:val="clear" w:color="auto" w:fill="2B547E"/>
-          </w:tcPr>
-          <w:p>
-            <w:pPr>
-              <w:spacing w:before="20" w:after="20"/>
-              <w:jc w:val="center"/>
-            </w:pPr>
-            <w:r>
-              <w:rPr>
-                <w:rFonts w:ascii="Calibri" w:hAnsi="Calibri"/>
-                <w:b/>
-                <w:color w:val="FFFFFF"/>
-                <w:sz w:val="16"/>
-                <w:spacing w:val="0"/>
-                <w:kern w:val="0"/>
-              </w:rPr>
-              <w:t>Сорта | Strain</w:t>
-            </w:r>
-          </w:p>
-        </w:tc>
-        <w:tc>
-          <w:tcPr>
-            <w:tcW w:type="dxa" w:w="1814"/>
-            <w:vAlign w:val="center"/>
-            <w:shd w:val="clear" w:color="auto" w:fill="2B547E"/>
-          </w:tcPr>
-          <w:p>
-            <w:pPr>
-              <w:spacing w:before="20" w:after="20"/>
-              <w:jc w:val="center"/>
-            </w:pPr>
-            <w:r>
-              <w:rPr>
-                <w:rFonts w:ascii="Calibri" w:hAnsi="Calibri"/>
-                <w:b/>
-                <w:color w:val="FFFFFF"/>
-                <w:sz w:val="16"/>
-                <w:spacing w:val="0"/>
-                <w:kern w:val="0"/>
-              </w:rPr>
-              <w:t>Прво | First</w:t>
-            </w:r>
-          </w:p>
-        </w:tc>
-        <w:tc>
-          <w:tcPr>
-            <w:tcW w:type="dxa" w:w="1814"/>
-            <w:vAlign w:val="center"/>
-            <w:shd w:val="clear" w:color="auto" w:fill="2B547E"/>
-          </w:tcPr>
-          <w:p>
-            <w:pPr>
-              <w:spacing w:before="20" w:after="20"/>
-              <w:jc w:val="center"/>
-            </w:pPr>
-            <w:r>
-              <w:rPr>
-                <w:rFonts w:ascii="Calibri" w:hAnsi="Calibri"/>
-                <w:b/>
-                <w:color w:val="FFFFFF"/>
-                <w:sz w:val="16"/>
-                <w:spacing w:val="0"/>
-                <w:kern w:val="0"/>
-              </w:rPr>
-              <w:t>Второ | Second</w:t>
-            </w:r>
-          </w:p>
-        </w:tc>
-        <w:tc>
-          <w:tcPr>
-            <w:tcW w:type="dxa" w:w="794"/>
-            <w:vAlign w:val="center"/>
-            <w:shd w:val="clear" w:color="auto" w:fill="2B547E"/>
-          </w:tcPr>
-          <w:p>
-            <w:pPr>
-              <w:spacing w:before="20" w:after="20"/>
-              <w:jc w:val="center"/>
-            </w:pPr>
-            <w:r>
-              <w:rPr>
-                <w:rFonts w:ascii="Calibri" w:hAnsi="Calibri"/>
-                <w:b/>
-                <w:color w:val="FFFFFF"/>
-                <w:sz w:val="16"/>
-                <w:spacing w:val="0"/>
-                <w:kern w:val="0"/>
-              </w:rPr>
-              <w:t>Δ</w:t>
-            </w:r>
-          </w:p>
-        </w:tc>
-        <w:tc>
-          <w:tcPr>
-            <w:tcW w:type="dxa" w:w="2154"/>
-            <w:vAlign w:val="center"/>
-            <w:shd w:val="clear" w:color="auto" w:fill="2B547E"/>
-          </w:tcPr>
-          <w:p>
-            <w:pPr>
-              <w:spacing w:before="20" w:after="20"/>
-              <w:jc w:val="center"/>
-            </w:pPr>
-            <w:r>
-              <w:rPr>
-                <w:rFonts w:ascii="Calibri" w:hAnsi="Calibri"/>
-                <w:b/>
-                <w:color w:val="FFFFFF"/>
-                <w:sz w:val="16"/>
-                <w:spacing w:val="0"/>
-                <w:kern w:val="0"/>
-              </w:rPr>
-              <w:t>Забелешка | Note</w:t>
-            </w:r>
-          </w:p>
-        </w:tc>
-      </w:tr>
-      <w:tr>
-        <w:tc>
-          <w:tcPr>
-            <w:tcW w:type="dxa" w:w="1474"/>
-            <w:vAlign w:val="center"/>
-            <w:shd w:val="clear" w:color="auto" w:fill="FFFFFF"/>
-          </w:tcPr>
-          <w:p>
-            <w:pPr>
-              <w:spacing w:before="20" w:after="20"/>
-              <w:jc w:val="left"/>
-            </w:pPr>
-            <w:r>
-              <w:rPr>
-                <w:rFonts w:ascii="Calibri" w:hAnsi="Calibri"/>
-                <w:b w:val="0"/>
-                <w:color w:val="16232B"/>
-                <w:sz w:val="16"/>
-                <w:spacing w:val="0"/>
-                <w:kern w:val="0"/>
-              </w:rPr>
-              <w:t>J31102501</w:t>
-            </w:r>
-          </w:p>
-        </w:tc>
-        <w:tc>
-          <w:tcPr>
-            <w:tcW w:type="dxa" w:w="1928"/>
-            <w:vAlign w:val="center"/>
-            <w:shd w:val="clear" w:color="auto" w:fill="FFFFFF"/>
-          </w:tcPr>
-          <w:p>
-            <w:pPr>
-              <w:spacing w:before="20" w:after="20"/>
-              <w:jc w:val="center"/>
-            </w:pPr>
-            <w:r>
-              <w:rPr>
-                <w:rFonts w:ascii="Calibri" w:hAnsi="Calibri"/>
-                <w:b w:val="0"/>
-                <w:color w:val="16232B"/>
-                <w:sz w:val="16"/>
-                <w:spacing w:val="0"/>
-                <w:kern w:val="0"/>
-              </w:rPr>
-              <w:t>Jokerz 31</w:t>
-            </w:r>
-          </w:p>
-        </w:tc>
-        <w:tc>
-          <w:tcPr>
-            <w:tcW w:type="dxa" w:w="1814"/>
-            <w:vAlign w:val="center"/>
-            <w:shd w:val="clear" w:color="auto" w:fill="FFFFFF"/>
-          </w:tcPr>
-          <w:p>
-            <w:pPr>
-              <w:spacing w:before="20" w:after="20"/>
-              <w:jc w:val="center"/>
-            </w:pPr>
-            <w:r>
-              <w:rPr>
-                <w:rFonts w:ascii="Calibri" w:hAnsi="Calibri"/>
-                <w:b w:val="0"/>
-                <w:color w:val="16232B"/>
-                <w:sz w:val="16"/>
-                <w:spacing w:val="0"/>
-                <w:kern w:val="0"/>
-              </w:rPr>
-              <w:t>19.14 (04.03.2026)</w:t>
-            </w:r>
-          </w:p>
-        </w:tc>
-        <w:tc>
-          <w:tcPr>
-            <w:tcW w:type="dxa" w:w="1814"/>
-            <w:vAlign w:val="center"/>
-            <w:shd w:val="clear" w:color="auto" w:fill="FFFFFF"/>
-          </w:tcPr>
-          <w:p>
-            <w:pPr>
-              <w:spacing w:before="20" w:after="20"/>
-              <w:jc w:val="center"/>
-            </w:pPr>
-            <w:r>
-              <w:rPr>
-                <w:rFonts w:ascii="Calibri" w:hAnsi="Calibri"/>
-                <w:b w:val="0"/>
-                <w:color w:val="16232B"/>
-                <w:sz w:val="16"/>
-                <w:spacing w:val="0"/>
-                <w:kern w:val="0"/>
-              </w:rPr>
-              <w:t>17.32 (07.08.2026)</w:t>
-            </w:r>
-          </w:p>
-        </w:tc>
-        <w:tc>
-          <w:tcPr>
-            <w:tcW w:type="dxa" w:w="794"/>
-            <w:vAlign w:val="center"/>
-            <w:shd w:val="clear" w:color="auto" w:fill="FFFFFF"/>
-          </w:tcPr>
-          <w:p>
-            <w:pPr>
-              <w:spacing w:before="20" w:after="20"/>
-              <w:jc w:val="center"/>
-            </w:pPr>
-            <w:r>
-              <w:rPr>
-                <w:rFonts w:ascii="Calibri" w:hAnsi="Calibri"/>
-                <w:b w:val="0"/>
-                <w:color w:val="16232B"/>
-                <w:sz w:val="16"/>
-                <w:spacing w:val="0"/>
-                <w:kern w:val="0"/>
-              </w:rPr>
-              <w:t>-1.82</w:t>
-            </w:r>
-          </w:p>
-        </w:tc>
-        <w:tc>
-          <w:tcPr>
-            <w:tcW w:type="dxa" w:w="2154"/>
-            <w:vAlign w:val="center"/>
-            <w:shd w:val="clear" w:color="auto" w:fill="FFFFFF"/>
-          </w:tcPr>
-          <w:p>
-            <w:pPr>
-              <w:spacing w:before="20" w:after="20"/>
-              <w:jc w:val="center"/>
-            </w:pPr>
-            <w:r>
-              <w:rPr>
-                <w:rFonts w:ascii="Calibri" w:hAnsi="Calibri"/>
-                <w:b w:val="0"/>
-                <w:color w:val="16232B"/>
-                <w:sz w:val="16"/>
-                <w:spacing w:val="0"/>
-                <w:kern w:val="0"/>
-              </w:rPr>
-            </w:r>
-          </w:p>
-        </w:tc>
-      </w:tr>
-      <w:tr>
-        <w:tc>
-          <w:tcPr>
-            <w:tcW w:type="dxa" w:w="1474"/>
-            <w:vAlign w:val="center"/>
-            <w:shd w:val="clear" w:color="auto" w:fill="F4F7FB"/>
-          </w:tcPr>
-          <w:p>
-            <w:pPr>
-              <w:spacing w:before="20" w:after="20"/>
-              <w:jc w:val="left"/>
-            </w:pPr>
-            <w:r>
-              <w:rPr>
-                <w:rFonts w:ascii="Calibri" w:hAnsi="Calibri"/>
-                <w:b w:val="0"/>
-                <w:color w:val="16232B"/>
-                <w:sz w:val="16"/>
-                <w:spacing w:val="0"/>
-                <w:kern w:val="0"/>
-              </w:rPr>
-              <w:t>OPM122501</w:t>
-            </w:r>
-          </w:p>
-        </w:tc>
-        <w:tc>
-          <w:tcPr>
-            <w:tcW w:type="dxa" w:w="1928"/>
-            <w:vAlign w:val="center"/>
-            <w:shd w:val="clear" w:color="auto" w:fill="F4F7FB"/>
-          </w:tcPr>
-          <w:p>
-            <w:pPr>
-              <w:spacing w:before="20" w:after="20"/>
-              <w:jc w:val="center"/>
-            </w:pPr>
-            <w:r>
-              <w:rPr>
-                <w:rFonts w:ascii="Calibri" w:hAnsi="Calibri"/>
-                <w:b w:val="0"/>
-                <w:color w:val="16232B"/>
-                <w:sz w:val="16"/>
-                <w:spacing w:val="0"/>
-                <w:kern w:val="0"/>
-              </w:rPr>
-              <w:t>Orange Punch Mimosa</w:t>
-            </w:r>
-          </w:p>
-        </w:tc>
-        <w:tc>
-          <w:tcPr>
-            <w:tcW w:type="dxa" w:w="1814"/>
-            <w:vAlign w:val="center"/>
-            <w:shd w:val="clear" w:color="auto" w:fill="F4F7FB"/>
-          </w:tcPr>
-          <w:p>
-            <w:pPr>
-              <w:spacing w:before="20" w:after="20"/>
-              <w:jc w:val="center"/>
-            </w:pPr>
-            <w:r>
-              <w:rPr>
-                <w:rFonts w:ascii="Calibri" w:hAnsi="Calibri"/>
-                <w:b w:val="0"/>
-                <w:color w:val="16232B"/>
-                <w:sz w:val="16"/>
-                <w:spacing w:val="0"/>
-                <w:kern w:val="0"/>
-              </w:rPr>
-              <w:t>8.09 (09.04.2026)</w:t>
-            </w:r>
-          </w:p>
-        </w:tc>
-        <w:tc>
-          <w:tcPr>
-            <w:tcW w:type="dxa" w:w="1814"/>
-            <w:vAlign w:val="center"/>
-            <w:shd w:val="clear" w:color="auto" w:fill="F4F7FB"/>
-          </w:tcPr>
-          <w:p>
-            <w:pPr>
-              <w:spacing w:before="20" w:after="20"/>
-              <w:jc w:val="center"/>
-            </w:pPr>
-            <w:r>
-              <w:rPr>
-                <w:rFonts w:ascii="Calibri" w:hAnsi="Calibri"/>
-                <w:b w:val="0"/>
-                <w:color w:val="16232B"/>
-                <w:sz w:val="16"/>
-                <w:spacing w:val="0"/>
-                <w:kern w:val="0"/>
-              </w:rPr>
-              <w:t>7.91 (07.08.2026)</w:t>
-            </w:r>
-          </w:p>
-        </w:tc>
-        <w:tc>
-          <w:tcPr>
-            <w:tcW w:type="dxa" w:w="794"/>
-            <w:vAlign w:val="center"/>
-            <w:shd w:val="clear" w:color="auto" w:fill="F4F7FB"/>
-          </w:tcPr>
-          <w:p>
-            <w:pPr>
-              <w:spacing w:before="20" w:after="20"/>
-              <w:jc w:val="center"/>
-            </w:pPr>
-            <w:r>
-              <w:rPr>
-                <w:rFonts w:ascii="Calibri" w:hAnsi="Calibri"/>
-                <w:b w:val="0"/>
-                <w:color w:val="16232B"/>
-                <w:sz w:val="16"/>
-                <w:spacing w:val="0"/>
-                <w:kern w:val="0"/>
-              </w:rPr>
-              <w:t>-0.18</w:t>
-            </w:r>
-          </w:p>
-        </w:tc>
-        <w:tc>
-          <w:tcPr>
-            <w:tcW w:type="dxa" w:w="2154"/>
-            <w:vAlign w:val="center"/>
-            <w:shd w:val="clear" w:color="auto" w:fill="F4F7FB"/>
-          </w:tcPr>
-          <w:p>
-            <w:pPr>
-              <w:spacing w:before="20" w:after="20"/>
-              <w:jc w:val="center"/>
-            </w:pPr>
-            <w:r>
-              <w:rPr>
-                <w:rFonts w:ascii="Calibri" w:hAnsi="Calibri"/>
-                <w:b w:val="0"/>
-                <w:color w:val="16232B"/>
-                <w:sz w:val="16"/>
-                <w:spacing w:val="0"/>
-                <w:kern w:val="0"/>
-              </w:rPr>
-            </w:r>
-          </w:p>
-        </w:tc>
-      </w:tr>
-      <w:tr>
-        <w:tc>
-          <w:tcPr>
-            <w:tcW w:type="dxa" w:w="1474"/>
-            <w:vAlign w:val="center"/>
-            <w:shd w:val="clear" w:color="auto" w:fill="FFFFFF"/>
-          </w:tcPr>
-          <w:p>
-            <w:pPr>
-              <w:spacing w:before="20" w:after="20"/>
-              <w:jc w:val="left"/>
-            </w:pPr>
-            <w:r>
-              <w:rPr>
-                <w:rFonts w:ascii="Calibri" w:hAnsi="Calibri"/>
-                <w:b w:val="0"/>
-                <w:color w:val="16232B"/>
-                <w:sz w:val="16"/>
-                <w:spacing w:val="0"/>
-                <w:kern w:val="0"/>
-              </w:rPr>
-              <w:t>J31112501</w:t>
-            </w:r>
-          </w:p>
-        </w:tc>
-        <w:tc>
-          <w:tcPr>
-            <w:tcW w:type="dxa" w:w="1928"/>
-            <w:vAlign w:val="center"/>
-            <w:shd w:val="clear" w:color="auto" w:fill="FFFFFF"/>
-          </w:tcPr>
-          <w:p>
-            <w:pPr>
-              <w:spacing w:before="20" w:after="20"/>
-              <w:jc w:val="center"/>
-            </w:pPr>
-            <w:r>
-              <w:rPr>
-                <w:rFonts w:ascii="Calibri" w:hAnsi="Calibri"/>
-                <w:b w:val="0"/>
-                <w:color w:val="16232B"/>
-                <w:sz w:val="16"/>
-                <w:spacing w:val="0"/>
-                <w:kern w:val="0"/>
-              </w:rPr>
-              <w:t>Jokerz 31</w:t>
-            </w:r>
-          </w:p>
-        </w:tc>
-        <w:tc>
-          <w:tcPr>
-            <w:tcW w:type="dxa" w:w="1814"/>
-            <w:vAlign w:val="center"/>
-            <w:shd w:val="clear" w:color="auto" w:fill="FFFFFF"/>
-          </w:tcPr>
-          <w:p>
-            <w:pPr>
-              <w:spacing w:before="20" w:after="20"/>
-              <w:jc w:val="center"/>
-            </w:pPr>
-            <w:r>
-              <w:rPr>
-                <w:rFonts w:ascii="Calibri" w:hAnsi="Calibri"/>
-                <w:b w:val="0"/>
-                <w:color w:val="16232B"/>
-                <w:sz w:val="16"/>
-                <w:spacing w:val="0"/>
-                <w:kern w:val="0"/>
-              </w:rPr>
-              <w:t>25.27 (04.03.2026)</w:t>
-            </w:r>
-          </w:p>
-        </w:tc>
-        <w:tc>
-          <w:tcPr>
-            <w:tcW w:type="dxa" w:w="1814"/>
-            <w:vAlign w:val="center"/>
-            <w:shd w:val="clear" w:color="auto" w:fill="FFFFFF"/>
-          </w:tcPr>
-          <w:p>
-            <w:pPr>
-              <w:spacing w:before="20" w:after="20"/>
-              <w:jc w:val="center"/>
-            </w:pPr>
-            <w:r>
-              <w:rPr>
-                <w:rFonts w:ascii="Calibri" w:hAnsi="Calibri"/>
-                <w:b w:val="0"/>
-                <w:color w:val="16232B"/>
-                <w:sz w:val="16"/>
-                <w:spacing w:val="0"/>
-                <w:kern w:val="0"/>
-              </w:rPr>
-              <w:t>20.21 (09.04.2026)</w:t>
-            </w:r>
-          </w:p>
-        </w:tc>
-        <w:tc>
-          <w:tcPr>
-            <w:tcW w:type="dxa" w:w="794"/>
-            <w:vAlign w:val="center"/>
-            <w:shd w:val="clear" w:color="auto" w:fill="FFFFFF"/>
-          </w:tcPr>
-          <w:p>
-            <w:pPr>
-              <w:spacing w:before="20" w:after="20"/>
-              <w:jc w:val="center"/>
-            </w:pPr>
-            <w:r>
-              <w:rPr>
-                <w:rFonts w:ascii="Calibri" w:hAnsi="Calibri"/>
-                <w:b w:val="0"/>
-                <w:color w:val="16232B"/>
-                <w:sz w:val="16"/>
-                <w:spacing w:val="0"/>
-                <w:kern w:val="0"/>
-              </w:rPr>
-              <w:t>-5.06</w:t>
-            </w:r>
-          </w:p>
-        </w:tc>
-        <w:tc>
-          <w:tcPr>
-            <w:tcW w:type="dxa" w:w="2154"/>
-            <w:vAlign w:val="center"/>
-            <w:shd w:val="clear" w:color="auto" w:fill="FFFFFF"/>
-          </w:tcPr>
-          <w:p>
-            <w:pPr>
-              <w:spacing w:before="20" w:after="20"/>
-              <w:jc w:val="left"/>
-            </w:pPr>
-            <w:r>
-              <w:rPr>
-                <w:rFonts w:ascii="Calibri" w:hAnsi="Calibri"/>
-                <w:b w:val="0"/>
-                <w:color w:val="16232B"/>
-                <w:sz w:val="16"/>
-                <w:spacing w:val="0"/>
-                <w:kern w:val="0"/>
-              </w:rPr>
-              <w:t>1-month interval — sampling heterogeneity, not degradation</w:t>
-            </w:r>
-          </w:p>
-        </w:tc>
-      </w:tr>
-      <w:tr>
-        <w:tc>
-          <w:tcPr>
-            <w:tcW w:type="dxa" w:w="1474"/>
-            <w:vAlign w:val="center"/>
-            <w:shd w:val="clear" w:color="auto" w:fill="F4F7FB"/>
-          </w:tcPr>
-          <w:p>
-            <w:pPr>
-              <w:spacing w:before="20" w:after="20"/>
-              <w:jc w:val="left"/>
-            </w:pPr>
-            <w:r>
-              <w:rPr>
-                <w:rFonts w:ascii="Calibri" w:hAnsi="Calibri"/>
-                <w:b w:val="0"/>
-                <w:color w:val="16232B"/>
-                <w:sz w:val="16"/>
-                <w:spacing w:val="0"/>
-                <w:kern w:val="0"/>
-              </w:rPr>
-              <w:t>J31122501</w:t>
-            </w:r>
-          </w:p>
-        </w:tc>
-        <w:tc>
-          <w:tcPr>
-            <w:tcW w:type="dxa" w:w="1928"/>
-            <w:vAlign w:val="center"/>
-            <w:shd w:val="clear" w:color="auto" w:fill="F4F7FB"/>
-          </w:tcPr>
-          <w:p>
-            <w:pPr>
-              <w:spacing w:before="20" w:after="20"/>
-              <w:jc w:val="center"/>
-            </w:pPr>
-            <w:r>
-              <w:rPr>
-                <w:rFonts w:ascii="Calibri" w:hAnsi="Calibri"/>
-                <w:b w:val="0"/>
-                <w:color w:val="16232B"/>
-                <w:sz w:val="16"/>
-                <w:spacing w:val="0"/>
-                <w:kern w:val="0"/>
-              </w:rPr>
-              <w:t>Jokerz 31</w:t>
-            </w:r>
-          </w:p>
-        </w:tc>
-        <w:tc>
-          <w:tcPr>
-            <w:tcW w:type="dxa" w:w="1814"/>
-            <w:vAlign w:val="center"/>
-            <w:shd w:val="clear" w:color="auto" w:fill="F4F7FB"/>
-          </w:tcPr>
-          <w:p>
-            <w:pPr>
-              <w:spacing w:before="20" w:after="20"/>
-              <w:jc w:val="center"/>
-            </w:pPr>
-            <w:r>
-              <w:rPr>
-                <w:rFonts w:ascii="Calibri" w:hAnsi="Calibri"/>
-                <w:b w:val="0"/>
-                <w:color w:val="16232B"/>
-                <w:sz w:val="16"/>
-                <w:spacing w:val="0"/>
-                <w:kern w:val="0"/>
-              </w:rPr>
-              <w:t>19.84 (09.04.2026)</w:t>
-            </w:r>
-          </w:p>
-        </w:tc>
-        <w:tc>
-          <w:tcPr>
-            <w:tcW w:type="dxa" w:w="1814"/>
-            <w:vAlign w:val="center"/>
-            <w:shd w:val="clear" w:color="auto" w:fill="F4F7FB"/>
-          </w:tcPr>
-          <w:p>
-            <w:pPr>
-              <w:spacing w:before="20" w:after="20"/>
-              <w:jc w:val="center"/>
-            </w:pPr>
-            <w:r>
-              <w:rPr>
-                <w:rFonts w:ascii="Calibri" w:hAnsi="Calibri"/>
-                <w:b w:val="0"/>
-                <w:color w:val="16232B"/>
-                <w:sz w:val="16"/>
-                <w:spacing w:val="0"/>
-                <w:kern w:val="0"/>
-              </w:rPr>
-              <w:t>21.84 (09.04.2026)</w:t>
-            </w:r>
-          </w:p>
-        </w:tc>
-        <w:tc>
-          <w:tcPr>
-            <w:tcW w:type="dxa" w:w="794"/>
-            <w:vAlign w:val="center"/>
-            <w:shd w:val="clear" w:color="auto" w:fill="F4F7FB"/>
-          </w:tcPr>
-          <w:p>
-            <w:pPr>
-              <w:spacing w:before="20" w:after="20"/>
-              <w:jc w:val="center"/>
-            </w:pPr>
-            <w:r>
-              <w:rPr>
-                <w:rFonts w:ascii="Calibri" w:hAnsi="Calibri"/>
-                <w:b w:val="0"/>
-                <w:color w:val="16232B"/>
-                <w:sz w:val="16"/>
-                <w:spacing w:val="0"/>
-                <w:kern w:val="0"/>
-              </w:rPr>
-              <w:t>+2.00</w:t>
-            </w:r>
-          </w:p>
-        </w:tc>
-        <w:tc>
-          <w:tcPr>
-            <w:tcW w:type="dxa" w:w="2154"/>
-            <w:vAlign w:val="center"/>
-            <w:shd w:val="clear" w:color="auto" w:fill="F4F7FB"/>
-          </w:tcPr>
-          <w:p>
-            <w:pPr>
-              <w:spacing w:before="20" w:after="20"/>
-              <w:jc w:val="left"/>
-            </w:pPr>
-            <w:r>
-              <w:rPr>
-                <w:rFonts w:ascii="Calibri" w:hAnsi="Calibri"/>
-                <w:b w:val="0"/>
-                <w:color w:val="16232B"/>
-                <w:sz w:val="16"/>
-                <w:spacing w:val="0"/>
-                <w:kern w:val="0"/>
-              </w:rPr>
-              <w:t>same-day duplicate certificates — pure sampling spread</w:t>
-            </w:r>
-          </w:p>
-        </w:tc>
-      </w:tr>
-    </w:tbl>
-    <w:p>
-      <w:pPr>
-        <w:spacing w:before="120" w:after="40" w:line="254" w:lineRule="auto"/>
-        <w:jc w:val="left"/>
-      </w:pPr>
-      <w:r>
-        <w:rPr>
-          <w:rFonts w:ascii="Calibri" w:hAnsi="Calibri"/>
-          <w:b w:val="0"/>
-          <w:i/>
-          <w:color w:val="37474F"/>
-          <w:sz w:val="17"/>
-          <w:spacing w:val="0"/>
-          <w:kern w:val="0"/>
-        </w:rPr>
-        <w:t>Empirical basis: 25°C/60%RH stability arms show NO monotonic Total-THC decline over 3–9 months (22.83→24.51; 21.31→23.08 — movement within sampling/measurement variance); 40°C/75%RH arms collapse to 13.16–17.05% with CBN 2.05–2.35% (heat, not time, drives loss). Same-lab repeat pairs: J31102501 19.14→17.32 over 5 months (−1.82, ≤ combined U of the two measurements); OPM122501 8.09→7.91 over 4 months (−0.18). Cross-lab intake-vs-retest deltas scatter −3.1…+4.3 around ≈0 — inter-lab/sampling variance dominates any age effect. D = 1.5 %abs/year is therefore a CONSERVATIVE allowance, larger than any evidenced 12-month decline at warehouse conditions.</w:t>
-      </w:r>
-    </w:p>
-    <w:p>
-      <w:pPr>
-        <w:spacing w:before="80" w:after="40" w:line="254" w:lineRule="auto"/>
-        <w:jc w:val="left"/>
-      </w:pPr>
-      <w:r>
-        <w:rPr>
-          <w:rFonts w:ascii="Calibri" w:hAnsi="Calibri"/>
-          <w:b/>
-          <w:i w:val="0"/>
-          <w:color w:val="16232B"/>
-          <w:sz w:val="19"/>
-          <w:spacing w:val="0"/>
-          <w:kern w:val="0"/>
-        </w:rPr>
-        <w:t>Заклучок: усвојуваме конзервативен додаток за деградација D = 1,5 %апс./година — поголем од секое докажано 12-месечно опаѓање на складишни услови. | Conclusion: we adopt a conservative degradation allowance D = 1.5 %abs/year — larger than any evidenced 12-month decline at warehouse conditions.</w:t>
-      </w:r>
-    </w:p>
-    <w:p>
-      <w:pPr>
-        <w:spacing w:before="240" w:after="140"/>
-        <w:outlineLvl w:val="0"/>
-      </w:pPr>
-      <w:r>
-        <w:rPr>
-          <w:rFonts w:ascii="Calibri" w:hAnsi="Calibri"/>
-          <w:b/>
-          <w:i w:val="0"/>
-          <w:color w:val="2B547E"/>
-          <w:sz w:val="40"/>
-          <w:spacing w:val="0"/>
-          <w:kern w:val="0"/>
-        </w:rPr>
-        <w:t>5.  МЕТОДОЛОГИЈА НА ОПСЕЗИТЕ</w:t>
-      </w:r>
-      <w:r>
-        <w:rPr>
-          <w:rFonts w:ascii="Calibri" w:hAnsi="Calibri"/>
-          <w:b w:val="0"/>
-          <w:i w:val="0"/>
-          <w:color w:val="595959"/>
-          <w:sz w:val="36"/>
-          <w:spacing w:val="0"/>
-          <w:kern w:val="0"/>
-        </w:rPr>
-        <w:t xml:space="preserve">  |  </w:t>
-      </w:r>
-      <w:r>
-        <w:rPr>
-          <w:rFonts w:ascii="Calibri" w:hAnsi="Calibri"/>
-          <w:b w:val="0"/>
-          <w:i w:val="0"/>
-          <w:color w:val="595959"/>
-          <w:sz w:val="32"/>
-          <w:spacing w:val="0"/>
-          <w:kern w:val="0"/>
-        </w:rPr>
-        <w:t>Range Methodology</w:t>
-      </w:r>
-    </w:p>
-    <w:p>
-      <w:pPr>
-        <w:spacing w:before="40" w:after="40" w:line="254" w:lineRule="auto"/>
-        <w:jc w:val="left"/>
-      </w:pPr>
-      <w:r>
-        <w:rPr>
-          <w:rFonts w:ascii="Calibri" w:hAnsi="Calibri"/>
-          <w:b w:val="0"/>
-          <w:i w:val="0"/>
-          <w:color w:val="37474F"/>
-          <w:sz w:val="18"/>
-          <w:spacing w:val="0"/>
-          <w:kern w:val="0"/>
-        </w:rPr>
-        <w:t>Досегашна методологија | Methodology to date: QCSP 001 standard 4-tier fixed brackets: I 27.00–30.00 · II 23.00–26.90 · III 16.00–22.90 · IV 5.00–15.90 (nominal = midpoint); custom narrower sets for several renamed strains; T1 files graded from the Aug-2026 retest values, T1_rename graded from Portfolio-Master intake values (intentionally different, per owner). Weakness for ageing stock: brackets are fixed and grade-boundary batches can flip out of grade on any remeasure or with modest degradation — the bracket encodes no downward headroom for a specific batch.</w:t>
-      </w:r>
-    </w:p>
-    <w:p>
-      <w:pPr>
-        <w:spacing w:before="120" w:after="40" w:line="254" w:lineRule="auto"/>
-        <w:jc w:val="left"/>
-      </w:pPr>
-      <w:r>
-        <w:rPr>
-          <w:rFonts w:ascii="Calibri" w:hAnsi="Calibri"/>
-          <w:b/>
-          <w:i w:val="0"/>
-          <w:color w:val="16232B"/>
-          <w:sz w:val="19"/>
-          <w:spacing w:val="0"/>
-          <w:kern w:val="0"/>
-        </w:rPr>
-        <w:t>Нова методологија (оваа студија) | New methodology (this study):</w:t>
-      </w:r>
-    </w:p>
-    <w:p>
-      <w:pPr>
-        <w:spacing w:before="40" w:after="20" w:line="254" w:lineRule="auto"/>
-        <w:jc w:val="left"/>
-      </w:pPr>
-      <w:r>
-        <w:rPr>
-          <w:rFonts w:ascii="Calibri" w:hAnsi="Calibri"/>
-          <w:b w:val="0"/>
-          <w:i w:val="0"/>
-          <w:color w:val="37474F"/>
-          <w:sz w:val="18"/>
-          <w:spacing w:val="0"/>
-          <w:kern w:val="0"/>
-        </w:rPr>
-        <w:t>• Сидро по серија = најновиот верификуван резултат (ретест каде постои). | Per-batch anchor = the most recent verified result (retest where one exists).</w:t>
-      </w:r>
-    </w:p>
-    <w:p>
-      <w:pPr>
-        <w:spacing w:before="40" w:after="20" w:line="254" w:lineRule="auto"/>
-        <w:jc w:val="left"/>
-      </w:pPr>
-      <w:r>
-        <w:rPr>
-          <w:rFonts w:ascii="Calibri" w:hAnsi="Calibri"/>
-          <w:b w:val="0"/>
-          <w:i w:val="0"/>
-          <w:color w:val="37474F"/>
-          <w:sz w:val="18"/>
-          <w:spacing w:val="0"/>
-          <w:kern w:val="0"/>
-        </w:rPr>
-        <w:t>• Потребен опсег: долна граница = сидро − D − U(сидро), никогаш под 5,00% (критериум за прифатливост при ослободување); горна граница = сидро + max(1,0, U(сидро)). | Required window: lower = anchor − D − U(anchor), never below 5.00% (the release acceptance floor); upper = anchor + max(1.0, U(anchor)).</w:t>
-      </w:r>
-    </w:p>
-    <w:p>
-      <w:pPr>
-        <w:spacing w:before="40" w:after="20" w:line="254" w:lineRule="auto"/>
-        <w:jc w:val="left"/>
-      </w:pPr>
-      <w:r>
-        <w:rPr>
-          <w:rFonts w:ascii="Calibri" w:hAnsi="Calibri"/>
-          <w:b w:val="0"/>
-          <w:i w:val="0"/>
-          <w:color w:val="37474F"/>
-          <w:sz w:val="18"/>
-          <w:spacing w:val="0"/>
-          <w:kern w:val="0"/>
-        </w:rPr>
-        <w:t>• Класите по сорта се групираат лакомо по растечки сидра врз основа на потребниот опсег, со максимална ширина 6,5 процентни поени; класите СМЕЕ да се преклопуваат — серијата се класира поединечно, а дисјунктни класи би го вратиле стариот проблем со прелевање на границите. | Per-strain tiers are greedily clustered on ascending anchors over the required window, max width 6.5 points; tiers MAY overlap — batches are graded individually, and forcing disjoint tiers would recreate the old boundary-flip problem.</w:t>
-      </w:r>
-    </w:p>
-    <w:p>
-      <w:pPr>
-        <w:spacing w:before="40" w:after="20" w:line="254" w:lineRule="auto"/>
-        <w:jc w:val="left"/>
-      </w:pPr>
-      <w:r>
-        <w:rPr>
-          <w:rFonts w:ascii="Calibri" w:hAnsi="Calibri"/>
-          <w:b w:val="0"/>
-          <w:i w:val="0"/>
-          <w:color w:val="37474F"/>
-          <w:sz w:val="18"/>
-          <w:spacing w:val="0"/>
-          <w:kern w:val="0"/>
-        </w:rPr>
-        <w:t>• Потребниот опсег потоа се ДЕКЛАРИРА како НОМИНАЛА ± ТОЛЕРАНЦИЈА: номиналата е секогаш цел број (18,00%, никогаш 18,50%) — истата форма во која важечките QCSP 001 спецификации веќе ја запишуваат потенцијата, но со цел-број номинала. ПЛАФОН: толеранцијата никогаш не надминува 10% од номиналата, за сите серии и сите сорти. Серии се групираат во иста класа само додека постои целоброjна номинала што ги држи сите нивни сидра внатре во ±10% — секоја серија денес е внатре во својата декларирана класа. Онаму каде што D+U прозорецот бара толеранција над 10%, важи плафонот и едногодишната гаранција НЕ важи за таа класа. Класа со само 1 тестирана серија се декларира директно номинала ± 10%. Секоја серија ја носи декларацијата на својата класа — никогаш посебна бројка. | The required window is then DECLARED as NOMINAL ± TOLERANCE: the nominal is always a whole number (18.00%, never 18.50%) — the same form the issued QCSP 001 specifications already use to record potency, but with a whole-number nominal. CEILING: the tolerance never exceeds 10% of the nominal, for all batches and all strains. Batches share a tier only while a whole-number nominal exists that keeps all their anchors within ±10% — every batch reads inside its own declared grade today. Wherever the D+U window would need a tolerance above 10%, the ceiling wins and the one-year guarantee does NOT hold for that tier. A tier with only 1 tested batch is declared directly as nominal ± 10%. Every batch carries its tier's declaration — never a separate figure.</w:t>
-      </w:r>
-    </w:p>
-    <w:p>
-      <w:pPr>
-        <w:spacing w:before="40" w:after="20" w:line="254" w:lineRule="auto"/>
-        <w:jc w:val="left"/>
-      </w:pPr>
-      <w:r>
-        <w:rPr>
-          <w:rFonts w:ascii="Calibri" w:hAnsi="Calibri"/>
-          <w:b w:val="0"/>
-          <w:i w:val="0"/>
-          <w:color w:val="37474F"/>
-          <w:sz w:val="18"/>
-          <w:spacing w:val="0"/>
-          <w:kern w:val="0"/>
-        </w:rPr>
-        <w:t>• U = мерна неодреденост ≈ 6,2% од вредноста (k=2, како на самите сертификати); D = 1,5 %апс./година (Поглавје 4). | U = measurement uncertainty ≈ 6.2% of value (k=2, as stated on the certificates); D = 1.5 %abs/year (Chapter 4).</w:t>
-      </w:r>
-    </w:p>
-    <w:p>
-      <w:pPr>
-        <w:spacing w:before="240" w:after="140"/>
-        <w:outlineLvl w:val="0"/>
-      </w:pPr>
-      <w:r>
-        <w:rPr>
-          <w:rFonts w:ascii="Calibri" w:hAnsi="Calibri"/>
-          <w:b/>
-          <w:i w:val="0"/>
-          <w:color w:val="2B547E"/>
-          <w:sz w:val="40"/>
-          <w:spacing w:val="0"/>
-          <w:kern w:val="0"/>
-        </w:rPr>
-        <w:t>6.  ДИСТРИБУЦИИ ПО СОРТИ</w:t>
+        <w:t>4.  ДИСТРИБУЦИИ ПО СОРТИ</w:t>
       </w:r>
       <w:r>
         <w:rPr>
@@ -7734,7 +4749,7 @@
           <w:spacing w:val="0"/>
           <w:kern w:val="0"/>
         </w:rPr>
-        <w:t>Оска 0–35% Вкупен Δ⁹-THC; секој резултат носи зона од ±1,5% (сините појаси — натрупувањето е визуелна густина); крива на дистрибуција за n≥3; средна вредност (златна линија) и 95% CI (златна зона); предложени класи W-x (зелено); старите стандардни граници (испрекинато). За Grape Pie: стабилносни точки — квадрати 25°C, триаголници 40°C. | 0–35% axis; each result carries a ±1.5% zone (blue bands — stacking is visual density); distribution curve for n≥3; mean (gold line) and 95% CI (gold zone); proposed W-x tiers (green); old standard boundaries (dashed). Grape Pie also shows the stability points — squares 25°C, triangles 40°C.</w:t>
+        <w:t>Оска 0–35% Вкупен Δ⁹-THC; секој резултат носи зона од ±1,5% (сините појаси — натрупувањето е визуелна густина); крива на дистрибуција за n≥3; средна вредност (златна линија) и 95% CI (златна зона); предложени класи W-x (зелено); старите стандардни граници (испрекинато). | 0–35% axis; each result carries a ±1.5% zone (blue bands — stacking is visual density); distribution curve for n≥3; mean (gold line) and 95% CI (gold zone); proposed W-x tiers (green); old standard boundaries (dashed).</w:t>
       </w:r>
     </w:p>
     <w:p>
@@ -7752,7 +4767,7 @@
           <w:spacing w:val="0"/>
           <w:kern w:val="0"/>
         </w:rPr>
-        <w:t>6.1  Apple and Banana</w:t>
+        <w:t>4.1  Apple and Banana</w:t>
       </w:r>
     </w:p>
     <w:p>
@@ -8074,7 +5089,7 @@
           <w:spacing w:val="0"/>
           <w:kern w:val="0"/>
         </w:rPr>
-        <w:t>6.2  Blue Gelato</w:t>
+        <w:t>4.2  Blue Gelato</w:t>
       </w:r>
     </w:p>
     <w:p>
@@ -8396,7 +5411,7 @@
           <w:spacing w:val="0"/>
           <w:kern w:val="0"/>
         </w:rPr>
-        <w:t>6.3  Blue Sunset Sherbet</w:t>
+        <w:t>4.3  Blue Sunset Sherbet</w:t>
       </w:r>
     </w:p>
     <w:p>
@@ -8840,7 +5855,7 @@
           <w:spacing w:val="0"/>
           <w:kern w:val="0"/>
         </w:rPr>
-        <w:t>6.4  Cap Junky</w:t>
+        <w:t>4.4  Cap Junky</w:t>
       </w:r>
     </w:p>
     <w:p>
@@ -9406,7 +6421,7 @@
           <w:spacing w:val="0"/>
           <w:kern w:val="0"/>
         </w:rPr>
-        <w:t>6.5  Cash Cow</w:t>
+        <w:t>4.5  Cash Cow</w:t>
       </w:r>
     </w:p>
     <w:p>
@@ -9850,7 +6865,7 @@
           <w:spacing w:val="0"/>
           <w:kern w:val="0"/>
         </w:rPr>
-        <w:t>6.6  Clemosa a bud</w:t>
+        <w:t>4.6  Clemosa a bud</w:t>
       </w:r>
     </w:p>
     <w:p>
@@ -10172,7 +7187,7 @@
           <w:spacing w:val="0"/>
           <w:kern w:val="0"/>
         </w:rPr>
-        <w:t>6.7  Fat Bastard</w:t>
+        <w:t>4.7  Fat Bastard</w:t>
       </w:r>
     </w:p>
     <w:p>
@@ -10616,7 +7631,7 @@
           <w:spacing w:val="0"/>
           <w:kern w:val="0"/>
         </w:rPr>
-        <w:t>6.8  Gorilla Glue</w:t>
+        <w:t>4.8  Gorilla Glue</w:t>
       </w:r>
     </w:p>
     <w:p>
@@ -11060,7 +8075,7 @@
           <w:spacing w:val="0"/>
           <w:kern w:val="0"/>
         </w:rPr>
-        <w:t>6.9  Grape Pie</w:t>
+        <w:t>4.9  Grape Pie</w:t>
       </w:r>
     </w:p>
     <w:p>
@@ -11626,7 +8641,7 @@
           <w:spacing w:val="0"/>
           <w:kern w:val="0"/>
         </w:rPr>
-        <w:t>6.10  Graps &amp; Creme</w:t>
+        <w:t>4.10  Graps &amp; Creme</w:t>
       </w:r>
     </w:p>
     <w:p>
@@ -12070,7 +9085,7 @@
           <w:spacing w:val="0"/>
           <w:kern w:val="0"/>
         </w:rPr>
-        <w:t>6.11  High Pro Amnesia</w:t>
+        <w:t>4.11  High Pro Amnesia</w:t>
       </w:r>
     </w:p>
     <w:p>
@@ -12514,7 +9529,7 @@
           <w:spacing w:val="0"/>
           <w:kern w:val="0"/>
         </w:rPr>
-        <w:t>6.12  Jelly Donutz</w:t>
+        <w:t>4.12  Jelly Donutz</w:t>
       </w:r>
     </w:p>
     <w:p>
@@ -12958,7 +9973,7 @@
           <w:spacing w:val="0"/>
           <w:kern w:val="0"/>
         </w:rPr>
-        <w:t>6.13  Jokerz 31</w:t>
+        <w:t>4.13  Jokerz 31</w:t>
       </w:r>
     </w:p>
     <w:p>
@@ -13402,7 +10417,7 @@
           <w:spacing w:val="0"/>
           <w:kern w:val="0"/>
         </w:rPr>
-        <w:t>6.14  Kush Crasher</w:t>
+        <w:t>4.14  Kush Crasher</w:t>
       </w:r>
     </w:p>
     <w:p>
@@ -13724,7 +10739,7 @@
           <w:spacing w:val="0"/>
           <w:kern w:val="0"/>
         </w:rPr>
-        <w:t>6.15  Motor Breath</w:t>
+        <w:t>4.15  Motor Breath</w:t>
       </w:r>
     </w:p>
     <w:p>
@@ -14046,7 +11061,7 @@
           <w:spacing w:val="0"/>
           <w:kern w:val="0"/>
         </w:rPr>
-        <w:t>6.16  Orange Punch Mimosa</w:t>
+        <w:t>4.16  Orange Punch Mimosa</w:t>
       </w:r>
     </w:p>
     <w:p>
@@ -14856,7 +11871,7 @@
           <w:spacing w:val="0"/>
           <w:kern w:val="0"/>
         </w:rPr>
-        <w:t>6.17  Permanent Marker</w:t>
+        <w:t>4.17  Permanent Marker</w:t>
       </w:r>
     </w:p>
     <w:p>
@@ -15300,7 +12315,7 @@
           <w:spacing w:val="0"/>
           <w:kern w:val="0"/>
         </w:rPr>
-        <w:t>6.18  Scrambler</w:t>
+        <w:t>4.18  Scrambler</w:t>
       </w:r>
     </w:p>
     <w:p>
@@ -15744,7 +12759,7 @@
           <w:spacing w:val="0"/>
           <w:kern w:val="0"/>
         </w:rPr>
-        <w:t>6.19  Sleepy Joy</w:t>
+        <w:t>4.19  Sleepy Joy</w:t>
       </w:r>
     </w:p>
     <w:p>
@@ -16188,7 +13203,7 @@
           <w:spacing w:val="0"/>
           <w:kern w:val="0"/>
         </w:rPr>
-        <w:t>6.20  Wedding Crasher</w:t>
+        <w:t>4.20  Wedding Crasher</w:t>
       </w:r>
     </w:p>
     <w:p>
@@ -16510,7 +13525,7 @@
           <w:spacing w:val="0"/>
           <w:kern w:val="0"/>
         </w:rPr>
-        <w:t>7.  ПРЕДЛОГ-КЛАСИ ЗА ЗАЛИХАТА Т1/Т2/Т3</w:t>
+        <w:t>5.  ПРЕДЛОГ-КЛАСИ ЗА ЗАЛИХАТА Т1/Т2/Т3</w:t>
       </w:r>
       <w:r>
         <w:rPr>
@@ -16552,7 +13567,7 @@
           <w:spacing w:val="0"/>
           <w:kern w:val="0"/>
         </w:rPr>
-        <w:t>Сидро = најнов верификуван резултат; каде нема ниту еден сертификат, основата е декларираната вредност (означено). Просторот надолу е гаранцијата против деградација и мерна варијанса. | Anchor = latest verified result; where no certificate exists the declared value is the basis (flagged). The downward headroom is the guarantee against degradation and measurement variance.</w:t>
+        <w:t>Сидро = најнов верификуван резултат; каде нема ниту еден сертификат, основата е декларираната вредност (означено). Простор надолу = растојание од сидрото до долната граница на класата. | Anchor = latest verified result; where no certificate exists the declared value is the basis (flagged). Downward headroom = distance from the anchor to the grade floor.</w:t>
       </w:r>
     </w:p>
     <w:tbl>
@@ -31934,7 +28949,7 @@
           <w:spacing w:val="0"/>
           <w:kern w:val="0"/>
         </w:rPr>
-        <w:t>8.  АНЕКС — ПРЕГЛЕД НА СИТЕ СОРТИ</w:t>
+        <w:t>6.  АНЕКС — ПРЕГЛЕД НА СИТЕ СОРТИ</w:t>
       </w:r>
       <w:r>
         <w:rPr>

--- a/deliverables/potency_study/Strain_Potency_Study_14Aug2026.docx
+++ b/deliverables/potency_study/Strain_Potency_Study_14Aug2026.docx
@@ -4744,12 +4744,12 @@
           <w:rFonts w:ascii="Calibri" w:hAnsi="Calibri"/>
           <w:b w:val="0"/>
           <w:i/>
-          <w:color w:val="4A5B6C"/>
+          <w:color w:val="37474F"/>
           <w:sz w:val="17"/>
           <w:spacing w:val="0"/>
           <w:kern w:val="0"/>
         </w:rPr>
-        <w:t>Оска 0–35% Вкупен Δ⁹-THC; секој резултат носи зона од ±1,5% (сините појаси — натрупувањето е визуелна густина); крива на дистрибуција за n≥3; средна вредност (златна линија) и 95% CI (златна зона); предложени класи W-x (зелено); старите стандардни граници (испрекинато). | 0–35% axis; each result carries a ±1.5% zone (blue bands — stacking is visual density); distribution curve for n≥3; mean (gold line) and 95% CI (gold zone); proposed W-x tiers (green); old standard boundaries (dashed).</w:t>
+        <w:t>Оска 0,0–30,0 % Вкупен Δ⁹-THC; секој резултат носи зона од ±1,5% (сините појаси — натрупувањето е визуелна густина); крива на дистрибуција за n≥3; средна вредност (златна линија) и 95% CI (златна зона); предложени класи W-x (зелено); старите стандардни граници (испрекинато). | 0.0–30.0 % axis; each result carries a ±1.5% zone (blue bands — stacking is visual density); distribution curve for n≥3; mean (gold line) and 95% CI (gold zone); proposed W-x tiers (green); old standard boundaries (dashed).</w:t>
       </w:r>
     </w:p>
     <w:p>
@@ -29046,7 +29046,7 @@
           <w:spacing w:val="0"/>
           <w:kern w:val="0"/>
         </w:rPr>
-        <w:t>Сите сорти на една оска 0–35%: резултати, средни вредности, предложени класи</w:t>
+        <w:t>Сите сорти на една оска 0,0–30,0 %: резултати, средни вредности, предложени класи</w:t>
       </w:r>
       <w:r>
         <w:rPr>
@@ -29070,7 +29070,7 @@
           <w:spacing w:val="0"/>
           <w:kern w:val="0"/>
         </w:rPr>
-        <w:t>All strains on one 0–35% axis: results, means, proposed tiers</w:t>
+        <w:t>All strains on one 0.0–30.0 % axis: results, means, proposed tiers</w:t>
       </w:r>
     </w:p>
     <w:sectPr>

--- a/deliverables/potency_study/Strain_Potency_Study_14Aug2026.docx
+++ b/deliverables/potency_study/Strain_Potency_Study_14Aug2026.docx
@@ -4972,7 +4972,7 @@
                 <w:spacing w:val="0"/>
                 <w:kern w:val="0"/>
               </w:rPr>
-              <w:t>W-1</w:t>
+              <w:t>Pot.-1</w:t>
             </w:r>
           </w:p>
         </w:tc>
@@ -5294,7 +5294,7 @@
                 <w:spacing w:val="0"/>
                 <w:kern w:val="0"/>
               </w:rPr>
-              <w:t>W-1</w:t>
+              <w:t>Pot.-1</w:t>
             </w:r>
           </w:p>
         </w:tc>
@@ -5616,7 +5616,7 @@
                 <w:spacing w:val="0"/>
                 <w:kern w:val="0"/>
               </w:rPr>
-              <w:t>W-1</w:t>
+              <w:t>Pot.-1</w:t>
             </w:r>
           </w:p>
         </w:tc>
@@ -5738,7 +5738,7 @@
                 <w:spacing w:val="0"/>
                 <w:kern w:val="0"/>
               </w:rPr>
-              <w:t>W-2</w:t>
+              <w:t>Pot.-2</w:t>
             </w:r>
           </w:p>
         </w:tc>
@@ -6060,7 +6060,7 @@
                 <w:spacing w:val="0"/>
                 <w:kern w:val="0"/>
               </w:rPr>
-              <w:t>W-1</w:t>
+              <w:t>Pot.-1</w:t>
             </w:r>
           </w:p>
         </w:tc>
@@ -6182,7 +6182,7 @@
                 <w:spacing w:val="0"/>
                 <w:kern w:val="0"/>
               </w:rPr>
-              <w:t>W-2</w:t>
+              <w:t>Pot.-2</w:t>
             </w:r>
           </w:p>
         </w:tc>
@@ -6304,7 +6304,7 @@
                 <w:spacing w:val="0"/>
                 <w:kern w:val="0"/>
               </w:rPr>
-              <w:t>W-3</w:t>
+              <w:t>Pot.-3</w:t>
             </w:r>
           </w:p>
         </w:tc>
@@ -6626,7 +6626,7 @@
                 <w:spacing w:val="0"/>
                 <w:kern w:val="0"/>
               </w:rPr>
-              <w:t>W-1</w:t>
+              <w:t>Pot.-1</w:t>
             </w:r>
           </w:p>
         </w:tc>
@@ -6748,7 +6748,7 @@
                 <w:spacing w:val="0"/>
                 <w:kern w:val="0"/>
               </w:rPr>
-              <w:t>W-2</w:t>
+              <w:t>Pot.-2</w:t>
             </w:r>
           </w:p>
         </w:tc>
@@ -7070,7 +7070,7 @@
                 <w:spacing w:val="0"/>
                 <w:kern w:val="0"/>
               </w:rPr>
-              <w:t>W-1</w:t>
+              <w:t>Pot.-1</w:t>
             </w:r>
           </w:p>
         </w:tc>
@@ -7392,7 +7392,7 @@
                 <w:spacing w:val="0"/>
                 <w:kern w:val="0"/>
               </w:rPr>
-              <w:t>W-1</w:t>
+              <w:t>Pot.-1</w:t>
             </w:r>
           </w:p>
         </w:tc>
@@ -7514,7 +7514,7 @@
                 <w:spacing w:val="0"/>
                 <w:kern w:val="0"/>
               </w:rPr>
-              <w:t>W-2</w:t>
+              <w:t>Pot.-2</w:t>
             </w:r>
           </w:p>
         </w:tc>
@@ -7836,7 +7836,7 @@
                 <w:spacing w:val="0"/>
                 <w:kern w:val="0"/>
               </w:rPr>
-              <w:t>W-1</w:t>
+              <w:t>Pot.-1</w:t>
             </w:r>
           </w:p>
         </w:tc>
@@ -7958,7 +7958,7 @@
                 <w:spacing w:val="0"/>
                 <w:kern w:val="0"/>
               </w:rPr>
-              <w:t>W-2</w:t>
+              <w:t>Pot.-2</w:t>
             </w:r>
           </w:p>
         </w:tc>
@@ -8280,7 +8280,7 @@
                 <w:spacing w:val="0"/>
                 <w:kern w:val="0"/>
               </w:rPr>
-              <w:t>W-1</w:t>
+              <w:t>Pot.-1</w:t>
             </w:r>
           </w:p>
         </w:tc>
@@ -8402,7 +8402,7 @@
                 <w:spacing w:val="0"/>
                 <w:kern w:val="0"/>
               </w:rPr>
-              <w:t>W-2</w:t>
+              <w:t>Pot.-2</w:t>
             </w:r>
           </w:p>
         </w:tc>
@@ -8524,7 +8524,7 @@
                 <w:spacing w:val="0"/>
                 <w:kern w:val="0"/>
               </w:rPr>
-              <w:t>W-3</w:t>
+              <w:t>Pot.-3</w:t>
             </w:r>
           </w:p>
         </w:tc>
@@ -8846,7 +8846,7 @@
                 <w:spacing w:val="0"/>
                 <w:kern w:val="0"/>
               </w:rPr>
-              <w:t>W-1</w:t>
+              <w:t>Pot.-1</w:t>
             </w:r>
           </w:p>
         </w:tc>
@@ -8968,7 +8968,7 @@
                 <w:spacing w:val="0"/>
                 <w:kern w:val="0"/>
               </w:rPr>
-              <w:t>W-2</w:t>
+              <w:t>Pot.-2</w:t>
             </w:r>
           </w:p>
         </w:tc>
@@ -9290,7 +9290,7 @@
                 <w:spacing w:val="0"/>
                 <w:kern w:val="0"/>
               </w:rPr>
-              <w:t>W-1</w:t>
+              <w:t>Pot.-1</w:t>
             </w:r>
           </w:p>
         </w:tc>
@@ -9412,7 +9412,7 @@
                 <w:spacing w:val="0"/>
                 <w:kern w:val="0"/>
               </w:rPr>
-              <w:t>W-2</w:t>
+              <w:t>Pot.-2</w:t>
             </w:r>
           </w:p>
         </w:tc>
@@ -9734,7 +9734,7 @@
                 <w:spacing w:val="0"/>
                 <w:kern w:val="0"/>
               </w:rPr>
-              <w:t>W-1</w:t>
+              <w:t>Pot.-1</w:t>
             </w:r>
           </w:p>
         </w:tc>
@@ -9856,7 +9856,7 @@
                 <w:spacing w:val="0"/>
                 <w:kern w:val="0"/>
               </w:rPr>
-              <w:t>W-2</w:t>
+              <w:t>Pot.-2</w:t>
             </w:r>
           </w:p>
         </w:tc>
@@ -10178,7 +10178,7 @@
                 <w:spacing w:val="0"/>
                 <w:kern w:val="0"/>
               </w:rPr>
-              <w:t>W-1</w:t>
+              <w:t>Pot.-1</w:t>
             </w:r>
           </w:p>
         </w:tc>
@@ -10300,7 +10300,7 @@
                 <w:spacing w:val="0"/>
                 <w:kern w:val="0"/>
               </w:rPr>
-              <w:t>W-2</w:t>
+              <w:t>Pot.-2</w:t>
             </w:r>
           </w:p>
         </w:tc>
@@ -10622,7 +10622,7 @@
                 <w:spacing w:val="0"/>
                 <w:kern w:val="0"/>
               </w:rPr>
-              <w:t>W-1</w:t>
+              <w:t>Pot.-1</w:t>
             </w:r>
           </w:p>
         </w:tc>
@@ -10944,7 +10944,7 @@
                 <w:spacing w:val="0"/>
                 <w:kern w:val="0"/>
               </w:rPr>
-              <w:t>W-1</w:t>
+              <w:t>Pot.-1</w:t>
             </w:r>
           </w:p>
         </w:tc>
@@ -11266,7 +11266,7 @@
                 <w:spacing w:val="0"/>
                 <w:kern w:val="0"/>
               </w:rPr>
-              <w:t>W-1</w:t>
+              <w:t>Pot.-1</w:t>
             </w:r>
           </w:p>
         </w:tc>
@@ -11388,7 +11388,7 @@
                 <w:spacing w:val="0"/>
                 <w:kern w:val="0"/>
               </w:rPr>
-              <w:t>W-2</w:t>
+              <w:t>Pot.-2</w:t>
             </w:r>
           </w:p>
         </w:tc>
@@ -11510,7 +11510,7 @@
                 <w:spacing w:val="0"/>
                 <w:kern w:val="0"/>
               </w:rPr>
-              <w:t>W-3</w:t>
+              <w:t>Pot.-3</w:t>
             </w:r>
           </w:p>
         </w:tc>
@@ -11632,7 +11632,7 @@
                 <w:spacing w:val="0"/>
                 <w:kern w:val="0"/>
               </w:rPr>
-              <w:t>W-4</w:t>
+              <w:t>Pot.-4</w:t>
             </w:r>
           </w:p>
         </w:tc>
@@ -11754,7 +11754,7 @@
                 <w:spacing w:val="0"/>
                 <w:kern w:val="0"/>
               </w:rPr>
-              <w:t>W-5</w:t>
+              <w:t>Pot.-5</w:t>
             </w:r>
           </w:p>
         </w:tc>
@@ -12076,7 +12076,7 @@
                 <w:spacing w:val="0"/>
                 <w:kern w:val="0"/>
               </w:rPr>
-              <w:t>W-1</w:t>
+              <w:t>Pot.-1</w:t>
             </w:r>
           </w:p>
         </w:tc>
@@ -12198,7 +12198,7 @@
                 <w:spacing w:val="0"/>
                 <w:kern w:val="0"/>
               </w:rPr>
-              <w:t>W-2</w:t>
+              <w:t>Pot.-2</w:t>
             </w:r>
           </w:p>
         </w:tc>
@@ -12520,7 +12520,7 @@
                 <w:spacing w:val="0"/>
                 <w:kern w:val="0"/>
               </w:rPr>
-              <w:t>W-1</w:t>
+              <w:t>Pot.-1</w:t>
             </w:r>
           </w:p>
         </w:tc>
@@ -12642,7 +12642,7 @@
                 <w:spacing w:val="0"/>
                 <w:kern w:val="0"/>
               </w:rPr>
-              <w:t>W-2</w:t>
+              <w:t>Pot.-2</w:t>
             </w:r>
           </w:p>
         </w:tc>
@@ -12964,7 +12964,7 @@
                 <w:spacing w:val="0"/>
                 <w:kern w:val="0"/>
               </w:rPr>
-              <w:t>W-1</w:t>
+              <w:t>Pot.-1</w:t>
             </w:r>
           </w:p>
         </w:tc>
@@ -13086,7 +13086,7 @@
                 <w:spacing w:val="0"/>
                 <w:kern w:val="0"/>
               </w:rPr>
-              <w:t>W-2</w:t>
+              <w:t>Pot.-2</w:t>
             </w:r>
           </w:p>
         </w:tc>
@@ -13408,7 +13408,7 @@
                 <w:spacing w:val="0"/>
                 <w:kern w:val="0"/>
               </w:rPr>
-              <w:t>W-1</w:t>
+              <w:t>Pot.-1</w:t>
             </w:r>
           </w:p>
         </w:tc>
@@ -13924,7 +13924,7 @@
                 <w:spacing w:val="0"/>
                 <w:kern w:val="0"/>
               </w:rPr>
-              <w:t>W-1</w:t>
+              <w:t>Pot.-1</w:t>
             </w:r>
           </w:p>
         </w:tc>
@@ -14118,7 +14118,7 @@
                 <w:spacing w:val="0"/>
                 <w:kern w:val="0"/>
               </w:rPr>
-              <w:t>W-2</w:t>
+              <w:t>Pot.-2</w:t>
             </w:r>
           </w:p>
         </w:tc>
@@ -14312,7 +14312,7 @@
                 <w:spacing w:val="0"/>
                 <w:kern w:val="0"/>
               </w:rPr>
-              <w:t>W-3</w:t>
+              <w:t>Pot.-3</w:t>
             </w:r>
           </w:p>
         </w:tc>
@@ -14506,7 +14506,7 @@
                 <w:spacing w:val="0"/>
                 <w:kern w:val="0"/>
               </w:rPr>
-              <w:t>W-2</w:t>
+              <w:t>Pot.-2</w:t>
             </w:r>
           </w:p>
         </w:tc>
@@ -14700,7 +14700,7 @@
                 <w:spacing w:val="0"/>
                 <w:kern w:val="0"/>
               </w:rPr>
-              <w:t>W-2</w:t>
+              <w:t>Pot.-2</w:t>
             </w:r>
           </w:p>
         </w:tc>
@@ -14894,7 +14894,7 @@
                 <w:spacing w:val="0"/>
                 <w:kern w:val="0"/>
               </w:rPr>
-              <w:t>W-2</w:t>
+              <w:t>Pot.-2</w:t>
             </w:r>
           </w:p>
         </w:tc>
@@ -15088,7 +15088,7 @@
                 <w:spacing w:val="0"/>
                 <w:kern w:val="0"/>
               </w:rPr>
-              <w:t>W-2</w:t>
+              <w:t>Pot.-2</w:t>
             </w:r>
           </w:p>
         </w:tc>
@@ -15282,7 +15282,7 @@
                 <w:spacing w:val="0"/>
                 <w:kern w:val="0"/>
               </w:rPr>
-              <w:t>W-2</w:t>
+              <w:t>Pot.-2</w:t>
             </w:r>
           </w:p>
         </w:tc>
@@ -15476,7 +15476,7 @@
                 <w:spacing w:val="0"/>
                 <w:kern w:val="0"/>
               </w:rPr>
-              <w:t>W-2</w:t>
+              <w:t>Pot.-2</w:t>
             </w:r>
           </w:p>
         </w:tc>
@@ -15670,7 +15670,7 @@
                 <w:spacing w:val="0"/>
                 <w:kern w:val="0"/>
               </w:rPr>
-              <w:t>W-1</w:t>
+              <w:t>Pot.-1</w:t>
             </w:r>
           </w:p>
         </w:tc>
@@ -15864,7 +15864,7 @@
                 <w:spacing w:val="0"/>
                 <w:kern w:val="0"/>
               </w:rPr>
-              <w:t>W-2</w:t>
+              <w:t>Pot.-2</w:t>
             </w:r>
           </w:p>
         </w:tc>
@@ -16058,7 +16058,7 @@
                 <w:spacing w:val="0"/>
                 <w:kern w:val="0"/>
               </w:rPr>
-              <w:t>W-1</w:t>
+              <w:t>Pot.-1</w:t>
             </w:r>
           </w:p>
         </w:tc>
@@ -16252,7 +16252,7 @@
                 <w:spacing w:val="0"/>
                 <w:kern w:val="0"/>
               </w:rPr>
-              <w:t>W-1</w:t>
+              <w:t>Pot.-1</w:t>
             </w:r>
           </w:p>
         </w:tc>
@@ -16446,7 +16446,7 @@
                 <w:spacing w:val="0"/>
                 <w:kern w:val="0"/>
               </w:rPr>
-              <w:t>W-2</w:t>
+              <w:t>Pot.-2</w:t>
             </w:r>
           </w:p>
         </w:tc>
@@ -16640,7 +16640,7 @@
                 <w:spacing w:val="0"/>
                 <w:kern w:val="0"/>
               </w:rPr>
-              <w:t>W-2</w:t>
+              <w:t>Pot.-2</w:t>
             </w:r>
           </w:p>
         </w:tc>
@@ -16834,7 +16834,7 @@
                 <w:spacing w:val="0"/>
                 <w:kern w:val="0"/>
               </w:rPr>
-              <w:t>W-1</w:t>
+              <w:t>Pot.-1</w:t>
             </w:r>
           </w:p>
         </w:tc>
@@ -17028,7 +17028,7 @@
                 <w:spacing w:val="0"/>
                 <w:kern w:val="0"/>
               </w:rPr>
-              <w:t>W-5</w:t>
+              <w:t>Pot.-5</w:t>
             </w:r>
           </w:p>
         </w:tc>
@@ -17222,7 +17222,7 @@
                 <w:spacing w:val="0"/>
                 <w:kern w:val="0"/>
               </w:rPr>
-              <w:t>W-4</w:t>
+              <w:t>Pot.-4</w:t>
             </w:r>
           </w:p>
         </w:tc>
@@ -17416,7 +17416,7 @@
                 <w:spacing w:val="0"/>
                 <w:kern w:val="0"/>
               </w:rPr>
-              <w:t>W-1</w:t>
+              <w:t>Pot.-1</w:t>
             </w:r>
           </w:p>
         </w:tc>
@@ -17610,7 +17610,7 @@
                 <w:spacing w:val="0"/>
                 <w:kern w:val="0"/>
               </w:rPr>
-              <w:t>W-2</w:t>
+              <w:t>Pot.-2</w:t>
             </w:r>
           </w:p>
         </w:tc>
@@ -17804,7 +17804,7 @@
                 <w:spacing w:val="0"/>
                 <w:kern w:val="0"/>
               </w:rPr>
-              <w:t>W-1</w:t>
+              <w:t>Pot.-1</w:t>
             </w:r>
           </w:p>
         </w:tc>
@@ -17998,7 +17998,7 @@
                 <w:spacing w:val="0"/>
                 <w:kern w:val="0"/>
               </w:rPr>
-              <w:t>W-1</w:t>
+              <w:t>Pot.-1</w:t>
             </w:r>
           </w:p>
         </w:tc>
@@ -18192,7 +18192,7 @@
                 <w:spacing w:val="0"/>
                 <w:kern w:val="0"/>
               </w:rPr>
-              <w:t>W-1</w:t>
+              <w:t>Pot.-1</w:t>
             </w:r>
           </w:p>
         </w:tc>
@@ -18386,7 +18386,7 @@
                 <w:spacing w:val="0"/>
                 <w:kern w:val="0"/>
               </w:rPr>
-              <w:t>W-2</w:t>
+              <w:t>Pot.-2</w:t>
             </w:r>
           </w:p>
         </w:tc>
@@ -18580,7 +18580,7 @@
                 <w:spacing w:val="0"/>
                 <w:kern w:val="0"/>
               </w:rPr>
-              <w:t>W-3</w:t>
+              <w:t>Pot.-3</w:t>
             </w:r>
           </w:p>
         </w:tc>
@@ -18774,7 +18774,7 @@
                 <w:spacing w:val="0"/>
                 <w:kern w:val="0"/>
               </w:rPr>
-              <w:t>W-3</w:t>
+              <w:t>Pot.-3</w:t>
             </w:r>
           </w:p>
         </w:tc>
@@ -18968,7 +18968,7 @@
                 <w:spacing w:val="0"/>
                 <w:kern w:val="0"/>
               </w:rPr>
-              <w:t>W-1</w:t>
+              <w:t>Pot.-1</w:t>
             </w:r>
           </w:p>
         </w:tc>
@@ -19162,7 +19162,7 @@
                 <w:spacing w:val="0"/>
                 <w:kern w:val="0"/>
               </w:rPr>
-              <w:t>W-1</w:t>
+              <w:t>Pot.-1</w:t>
             </w:r>
           </w:p>
         </w:tc>
@@ -19356,7 +19356,7 @@
                 <w:spacing w:val="0"/>
                 <w:kern w:val="0"/>
               </w:rPr>
-              <w:t>W-1</w:t>
+              <w:t>Pot.-1</w:t>
             </w:r>
           </w:p>
         </w:tc>
@@ -19550,7 +19550,7 @@
                 <w:spacing w:val="0"/>
                 <w:kern w:val="0"/>
               </w:rPr>
-              <w:t>W-1</w:t>
+              <w:t>Pot.-1</w:t>
             </w:r>
           </w:p>
         </w:tc>
@@ -19744,7 +19744,7 @@
                 <w:spacing w:val="0"/>
                 <w:kern w:val="0"/>
               </w:rPr>
-              <w:t>W-1</w:t>
+              <w:t>Pot.-1</w:t>
             </w:r>
           </w:p>
         </w:tc>
@@ -19938,7 +19938,7 @@
                 <w:spacing w:val="0"/>
                 <w:kern w:val="0"/>
               </w:rPr>
-              <w:t>W-2</w:t>
+              <w:t>Pot.-2</w:t>
             </w:r>
           </w:p>
         </w:tc>
@@ -20132,7 +20132,7 @@
                 <w:spacing w:val="0"/>
                 <w:kern w:val="0"/>
               </w:rPr>
-              <w:t>W-3</w:t>
+              <w:t>Pot.-3</w:t>
             </w:r>
           </w:p>
         </w:tc>
@@ -20326,7 +20326,7 @@
                 <w:spacing w:val="0"/>
                 <w:kern w:val="0"/>
               </w:rPr>
-              <w:t>W-2</w:t>
+              <w:t>Pot.-2</w:t>
             </w:r>
           </w:p>
         </w:tc>
@@ -20520,7 +20520,7 @@
                 <w:spacing w:val="0"/>
                 <w:kern w:val="0"/>
               </w:rPr>
-              <w:t>W-3</w:t>
+              <w:t>Pot.-3</w:t>
             </w:r>
           </w:p>
         </w:tc>
@@ -20714,7 +20714,7 @@
                 <w:spacing w:val="0"/>
                 <w:kern w:val="0"/>
               </w:rPr>
-              <w:t>W-2</w:t>
+              <w:t>Pot.-2</w:t>
             </w:r>
           </w:p>
         </w:tc>
@@ -20908,7 +20908,7 @@
                 <w:spacing w:val="0"/>
                 <w:kern w:val="0"/>
               </w:rPr>
-              <w:t>W-1</w:t>
+              <w:t>Pot.-1</w:t>
             </w:r>
           </w:p>
         </w:tc>
@@ -21102,7 +21102,7 @@
                 <w:spacing w:val="0"/>
                 <w:kern w:val="0"/>
               </w:rPr>
-              <w:t>W-1</w:t>
+              <w:t>Pot.-1</w:t>
             </w:r>
           </w:p>
         </w:tc>
@@ -21296,7 +21296,7 @@
                 <w:spacing w:val="0"/>
                 <w:kern w:val="0"/>
               </w:rPr>
-              <w:t>W-2</w:t>
+              <w:t>Pot.-2</w:t>
             </w:r>
           </w:p>
         </w:tc>
@@ -21490,7 +21490,7 @@
                 <w:spacing w:val="0"/>
                 <w:kern w:val="0"/>
               </w:rPr>
-              <w:t>W-1</w:t>
+              <w:t>Pot.-1</w:t>
             </w:r>
           </w:p>
         </w:tc>
@@ -21684,7 +21684,7 @@
                 <w:spacing w:val="0"/>
                 <w:kern w:val="0"/>
               </w:rPr>
-              <w:t>W-1</w:t>
+              <w:t>Pot.-1</w:t>
             </w:r>
           </w:p>
         </w:tc>
@@ -21878,7 +21878,7 @@
                 <w:spacing w:val="0"/>
                 <w:kern w:val="0"/>
               </w:rPr>
-              <w:t>W-1</w:t>
+              <w:t>Pot.-1</w:t>
             </w:r>
           </w:p>
         </w:tc>
@@ -22072,7 +22072,7 @@
                 <w:spacing w:val="0"/>
                 <w:kern w:val="0"/>
               </w:rPr>
-              <w:t>W-3</w:t>
+              <w:t>Pot.-3</w:t>
             </w:r>
           </w:p>
         </w:tc>
@@ -22266,7 +22266,7 @@
                 <w:spacing w:val="0"/>
                 <w:kern w:val="0"/>
               </w:rPr>
-              <w:t>W-2</w:t>
+              <w:t>Pot.-2</w:t>
             </w:r>
           </w:p>
         </w:tc>
@@ -22460,7 +22460,7 @@
                 <w:spacing w:val="0"/>
                 <w:kern w:val="0"/>
               </w:rPr>
-              <w:t>W-4</w:t>
+              <w:t>Pot.-4</w:t>
             </w:r>
           </w:p>
         </w:tc>
@@ -22654,7 +22654,7 @@
                 <w:spacing w:val="0"/>
                 <w:kern w:val="0"/>
               </w:rPr>
-              <w:t>W-2</w:t>
+              <w:t>Pot.-2</w:t>
             </w:r>
           </w:p>
         </w:tc>
@@ -22848,7 +22848,7 @@
                 <w:spacing w:val="0"/>
                 <w:kern w:val="0"/>
               </w:rPr>
-              <w:t>W-1</w:t>
+              <w:t>Pot.-1</w:t>
             </w:r>
           </w:p>
         </w:tc>
@@ -23042,7 +23042,7 @@
                 <w:spacing w:val="0"/>
                 <w:kern w:val="0"/>
               </w:rPr>
-              <w:t>W-1</w:t>
+              <w:t>Pot.-1</w:t>
             </w:r>
           </w:p>
         </w:tc>
@@ -23236,7 +23236,7 @@
                 <w:spacing w:val="0"/>
                 <w:kern w:val="0"/>
               </w:rPr>
-              <w:t>W-1</w:t>
+              <w:t>Pot.-1</w:t>
             </w:r>
           </w:p>
         </w:tc>
@@ -23430,7 +23430,7 @@
                 <w:spacing w:val="0"/>
                 <w:kern w:val="0"/>
               </w:rPr>
-              <w:t>W-1</w:t>
+              <w:t>Pot.-1</w:t>
             </w:r>
           </w:p>
         </w:tc>
@@ -23624,7 +23624,7 @@
                 <w:spacing w:val="0"/>
                 <w:kern w:val="0"/>
               </w:rPr>
-              <w:t>W-1</w:t>
+              <w:t>Pot.-1</w:t>
             </w:r>
           </w:p>
         </w:tc>
@@ -23818,7 +23818,7 @@
                 <w:spacing w:val="0"/>
                 <w:kern w:val="0"/>
               </w:rPr>
-              <w:t>W-1</w:t>
+              <w:t>Pot.-1</w:t>
             </w:r>
           </w:p>
         </w:tc>
@@ -24012,7 +24012,7 @@
                 <w:spacing w:val="0"/>
                 <w:kern w:val="0"/>
               </w:rPr>
-              <w:t>W-1</w:t>
+              <w:t>Pot.-1</w:t>
             </w:r>
           </w:p>
         </w:tc>
@@ -24206,7 +24206,7 @@
                 <w:spacing w:val="0"/>
                 <w:kern w:val="0"/>
               </w:rPr>
-              <w:t>W-3</w:t>
+              <w:t>Pot.-3</w:t>
             </w:r>
           </w:p>
         </w:tc>
@@ -24400,7 +24400,7 @@
                 <w:spacing w:val="0"/>
                 <w:kern w:val="0"/>
               </w:rPr>
-              <w:t>W-3</w:t>
+              <w:t>Pot.-3</w:t>
             </w:r>
           </w:p>
         </w:tc>
@@ -24594,7 +24594,7 @@
                 <w:spacing w:val="0"/>
                 <w:kern w:val="0"/>
               </w:rPr>
-              <w:t>W-1</w:t>
+              <w:t>Pot.-1</w:t>
             </w:r>
           </w:p>
         </w:tc>
@@ -24788,7 +24788,7 @@
                 <w:spacing w:val="0"/>
                 <w:kern w:val="0"/>
               </w:rPr>
-              <w:t>W-2</w:t>
+              <w:t>Pot.-2</w:t>
             </w:r>
           </w:p>
         </w:tc>
@@ -24982,7 +24982,7 @@
                 <w:spacing w:val="0"/>
                 <w:kern w:val="0"/>
               </w:rPr>
-              <w:t>W-2</w:t>
+              <w:t>Pot.-2</w:t>
             </w:r>
           </w:p>
         </w:tc>
@@ -25176,7 +25176,7 @@
                 <w:spacing w:val="0"/>
                 <w:kern w:val="0"/>
               </w:rPr>
-              <w:t>W-1</w:t>
+              <w:t>Pot.-1</w:t>
             </w:r>
           </w:p>
         </w:tc>
@@ -25370,7 +25370,7 @@
                 <w:spacing w:val="0"/>
                 <w:kern w:val="0"/>
               </w:rPr>
-              <w:t>W-1</w:t>
+              <w:t>Pot.-1</w:t>
             </w:r>
           </w:p>
         </w:tc>
@@ -25564,7 +25564,7 @@
                 <w:spacing w:val="0"/>
                 <w:kern w:val="0"/>
               </w:rPr>
-              <w:t>W-2</w:t>
+              <w:t>Pot.-2</w:t>
             </w:r>
           </w:p>
         </w:tc>
@@ -25758,7 +25758,7 @@
                 <w:spacing w:val="0"/>
                 <w:kern w:val="0"/>
               </w:rPr>
-              <w:t>W-2</w:t>
+              <w:t>Pot.-2</w:t>
             </w:r>
           </w:p>
         </w:tc>
@@ -25952,7 +25952,7 @@
                 <w:spacing w:val="0"/>
                 <w:kern w:val="0"/>
               </w:rPr>
-              <w:t>W-3</w:t>
+              <w:t>Pot.-3</w:t>
             </w:r>
           </w:p>
         </w:tc>
@@ -26146,7 +26146,7 @@
                 <w:spacing w:val="0"/>
                 <w:kern w:val="0"/>
               </w:rPr>
-              <w:t>W-2</w:t>
+              <w:t>Pot.-2</w:t>
             </w:r>
           </w:p>
         </w:tc>
@@ -26340,7 +26340,7 @@
                 <w:spacing w:val="0"/>
                 <w:kern w:val="0"/>
               </w:rPr>
-              <w:t>W-1</w:t>
+              <w:t>Pot.-1</w:t>
             </w:r>
           </w:p>
         </w:tc>
@@ -26534,7 +26534,7 @@
                 <w:spacing w:val="0"/>
                 <w:kern w:val="0"/>
               </w:rPr>
-              <w:t>W-2</w:t>
+              <w:t>Pot.-2</w:t>
             </w:r>
           </w:p>
         </w:tc>
@@ -26728,7 +26728,7 @@
                 <w:spacing w:val="0"/>
                 <w:kern w:val="0"/>
               </w:rPr>
-              <w:t>W-1</w:t>
+              <w:t>Pot.-1</w:t>
             </w:r>
           </w:p>
         </w:tc>
@@ -26922,7 +26922,7 @@
                 <w:spacing w:val="0"/>
                 <w:kern w:val="0"/>
               </w:rPr>
-              <w:t>W-2</w:t>
+              <w:t>Pot.-2</w:t>
             </w:r>
           </w:p>
         </w:tc>
@@ -27116,7 +27116,7 @@
                 <w:spacing w:val="0"/>
                 <w:kern w:val="0"/>
               </w:rPr>
-              <w:t>W-1</w:t>
+              <w:t>Pot.-1</w:t>
             </w:r>
           </w:p>
         </w:tc>
@@ -27310,7 +27310,7 @@
                 <w:spacing w:val="0"/>
                 <w:kern w:val="0"/>
               </w:rPr>
-              <w:t>W-3</w:t>
+              <w:t>Pot.-3</w:t>
             </w:r>
           </w:p>
         </w:tc>
@@ -27504,7 +27504,7 @@
                 <w:spacing w:val="0"/>
                 <w:kern w:val="0"/>
               </w:rPr>
-              <w:t>W-1</w:t>
+              <w:t>Pot.-1</w:t>
             </w:r>
           </w:p>
         </w:tc>
@@ -27698,7 +27698,7 @@
                 <w:spacing w:val="0"/>
                 <w:kern w:val="0"/>
               </w:rPr>
-              <w:t>W-1</w:t>
+              <w:t>Pot.-1</w:t>
             </w:r>
           </w:p>
         </w:tc>
@@ -27892,7 +27892,7 @@
                 <w:spacing w:val="0"/>
                 <w:kern w:val="0"/>
               </w:rPr>
-              <w:t>W-1</w:t>
+              <w:t>Pot.-1</w:t>
             </w:r>
           </w:p>
         </w:tc>
@@ -28086,7 +28086,7 @@
                 <w:spacing w:val="0"/>
                 <w:kern w:val="0"/>
               </w:rPr>
-              <w:t>W-2</w:t>
+              <w:t>Pot.-2</w:t>
             </w:r>
           </w:p>
         </w:tc>
@@ -28280,7 +28280,7 @@
                 <w:spacing w:val="0"/>
                 <w:kern w:val="0"/>
               </w:rPr>
-              <w:t>W-2</w:t>
+              <w:t>Pot.-2</w:t>
             </w:r>
           </w:p>
         </w:tc>
@@ -28474,7 +28474,7 @@
                 <w:spacing w:val="0"/>
                 <w:kern w:val="0"/>
               </w:rPr>
-              <w:t>W-1</w:t>
+              <w:t>Pot.-1</w:t>
             </w:r>
           </w:p>
         </w:tc>
@@ -28668,7 +28668,7 @@
                 <w:spacing w:val="0"/>
                 <w:kern w:val="0"/>
               </w:rPr>
-              <w:t>W-1</w:t>
+              <w:t>Pot.-1</w:t>
             </w:r>
           </w:p>
         </w:tc>
@@ -28862,7 +28862,7 @@
                 <w:spacing w:val="0"/>
                 <w:kern w:val="0"/>
               </w:rPr>
-              <w:t>W-1</w:t>
+              <w:t>Pot.-1</w:t>
             </w:r>
           </w:p>
         </w:tc>

--- a/deliverables/potency_study/Strain_Potency_Study_14Aug2026.docx
+++ b/deliverables/potency_study/Strain_Potency_Study_14Aug2026.docx
@@ -1597,12 +1597,9 @@
         <w:tblLook w:firstColumn="1" w:firstRow="1" w:lastColumn="0" w:lastRow="0" w:noHBand="0" w:noVBand="1" w:val="04A0"/>
       </w:tblPr>
       <w:tblGrid>
-        <w:gridCol w:w="1744"/>
-        <w:gridCol w:w="1744"/>
-        <w:gridCol w:w="1744"/>
-        <w:gridCol w:w="1744"/>
-        <w:gridCol w:w="1744"/>
-        <w:gridCol w:w="1744"/>
+        <w:gridCol w:w="3489"/>
+        <w:gridCol w:w="3489"/>
+        <w:gridCol w:w="3489"/>
       </w:tblGrid>
       <w:tr>
         <w:trPr>
@@ -1610,7 +1607,7 @@
         </w:trPr>
         <w:tc>
           <w:tcPr>
-            <w:tcW w:type="dxa" w:w="3061"/>
+            <w:tcW w:type="dxa" w:w="3969"/>
             <w:vAlign w:val="center"/>
             <w:shd w:val="clear" w:color="auto" w:fill="2B547E"/>
           </w:tcPr>
@@ -1634,7 +1631,7 @@
         </w:tc>
         <w:tc>
           <w:tcPr>
-            <w:tcW w:type="dxa" w:w="680"/>
+            <w:tcW w:type="dxa" w:w="2835"/>
             <w:vAlign w:val="center"/>
             <w:shd w:val="clear" w:color="auto" w:fill="2B547E"/>
           </w:tcPr>
@@ -1652,13 +1649,13 @@
                 <w:spacing w:val="0"/>
                 <w:kern w:val="0"/>
               </w:rPr>
-              <w:t>n</w:t>
-            </w:r>
-          </w:p>
-        </w:tc>
-        <w:tc>
-          <w:tcPr>
-            <w:tcW w:type="dxa" w:w="1361"/>
+              <w:t>Бр. тестирани резултати | Number of results tested</w:t>
+            </w:r>
+          </w:p>
+        </w:tc>
+        <w:tc>
+          <w:tcPr>
+            <w:tcW w:type="dxa" w:w="2835"/>
             <w:vAlign w:val="center"/>
             <w:shd w:val="clear" w:color="auto" w:fill="2B547E"/>
           </w:tcPr>
@@ -1676,79 +1673,7 @@
                 <w:spacing w:val="0"/>
                 <w:kern w:val="0"/>
               </w:rPr>
-              <w:t>Средна | Mean</w:t>
-            </w:r>
-          </w:p>
-        </w:tc>
-        <w:tc>
-          <w:tcPr>
-            <w:tcW w:type="dxa" w:w="1020"/>
-            <w:vAlign w:val="center"/>
-            <w:shd w:val="clear" w:color="auto" w:fill="2B547E"/>
-          </w:tcPr>
-          <w:p>
-            <w:pPr>
-              <w:spacing w:before="20" w:after="20"/>
-              <w:jc w:val="center"/>
-            </w:pPr>
-            <w:r>
-              <w:rPr>
-                <w:rFonts w:ascii="Calibri" w:hAnsi="Calibri"/>
-                <w:b/>
-                <w:color w:val="FFFFFF"/>
-                <w:sz w:val="16"/>
-                <w:spacing w:val="0"/>
-                <w:kern w:val="0"/>
-              </w:rPr>
-              <w:t>SD</w:t>
-            </w:r>
-          </w:p>
-        </w:tc>
-        <w:tc>
-          <w:tcPr>
-            <w:tcW w:type="dxa" w:w="1928"/>
-            <w:vAlign w:val="center"/>
-            <w:shd w:val="clear" w:color="auto" w:fill="2B547E"/>
-          </w:tcPr>
-          <w:p>
-            <w:pPr>
-              <w:spacing w:before="20" w:after="20"/>
-              <w:jc w:val="center"/>
-            </w:pPr>
-            <w:r>
-              <w:rPr>
-                <w:rFonts w:ascii="Calibri" w:hAnsi="Calibri"/>
-                <w:b/>
-                <w:color w:val="FFFFFF"/>
-                <w:sz w:val="16"/>
-                <w:spacing w:val="0"/>
-                <w:kern w:val="0"/>
-              </w:rPr>
-              <w:t>Опсег | Range</w:t>
-            </w:r>
-          </w:p>
-        </w:tc>
-        <w:tc>
-          <w:tcPr>
-            <w:tcW w:type="dxa" w:w="1928"/>
-            <w:vAlign w:val="center"/>
-            <w:shd w:val="clear" w:color="auto" w:fill="2B547E"/>
-          </w:tcPr>
-          <w:p>
-            <w:pPr>
-              <w:spacing w:before="20" w:after="20"/>
-              <w:jc w:val="center"/>
-            </w:pPr>
-            <w:r>
-              <w:rPr>
-                <w:rFonts w:ascii="Calibri" w:hAnsi="Calibri"/>
-                <w:b/>
-                <w:color w:val="FFFFFF"/>
-                <w:sz w:val="16"/>
-                <w:spacing w:val="0"/>
-                <w:kern w:val="0"/>
-              </w:rPr>
-              <w:t>95% CI (средна | mean)</w:t>
+              <w:t>Опсег на тестираните резултати | Range of tested results</w:t>
             </w:r>
           </w:p>
         </w:tc>
@@ -1756,7 +1681,7 @@
       <w:tr>
         <w:tc>
           <w:tcPr>
-            <w:tcW w:type="dxa" w:w="3061"/>
+            <w:tcW w:type="dxa" w:w="3969"/>
             <w:vAlign w:val="center"/>
             <w:shd w:val="clear" w:color="auto" w:fill="FFFFFF"/>
           </w:tcPr>
@@ -1774,127 +1699,55 @@
                 <w:spacing w:val="0"/>
                 <w:kern w:val="0"/>
               </w:rPr>
-              <w:t>Blue Gelato</w:t>
-            </w:r>
-          </w:p>
-        </w:tc>
-        <w:tc>
-          <w:tcPr>
-            <w:tcW w:type="dxa" w:w="680"/>
-            <w:vAlign w:val="center"/>
-            <w:shd w:val="clear" w:color="auto" w:fill="FFFFFF"/>
-          </w:tcPr>
-          <w:p>
-            <w:pPr>
-              <w:spacing w:before="20" w:after="20"/>
-              <w:jc w:val="center"/>
-            </w:pPr>
-            <w:r>
-              <w:rPr>
-                <w:rFonts w:ascii="Calibri" w:hAnsi="Calibri"/>
-                <w:b w:val="0"/>
-                <w:color w:val="16232B"/>
-                <w:sz w:val="16"/>
-                <w:spacing w:val="0"/>
-                <w:kern w:val="0"/>
-              </w:rPr>
-              <w:t>2</w:t>
-            </w:r>
-          </w:p>
-        </w:tc>
-        <w:tc>
-          <w:tcPr>
-            <w:tcW w:type="dxa" w:w="1361"/>
-            <w:vAlign w:val="center"/>
-            <w:shd w:val="clear" w:color="auto" w:fill="FFFFFF"/>
-          </w:tcPr>
-          <w:p>
-            <w:pPr>
-              <w:spacing w:before="20" w:after="20"/>
-              <w:jc w:val="center"/>
-            </w:pPr>
-            <w:r>
-              <w:rPr>
-                <w:rFonts w:ascii="Calibri" w:hAnsi="Calibri"/>
-                <w:b w:val="0"/>
-                <w:color w:val="16232B"/>
-                <w:sz w:val="16"/>
-                <w:spacing w:val="0"/>
-                <w:kern w:val="0"/>
-              </w:rPr>
-              <w:t>23.97</w:t>
-            </w:r>
-          </w:p>
-        </w:tc>
-        <w:tc>
-          <w:tcPr>
-            <w:tcW w:type="dxa" w:w="1020"/>
-            <w:vAlign w:val="center"/>
-            <w:shd w:val="clear" w:color="auto" w:fill="FFFFFF"/>
-          </w:tcPr>
-          <w:p>
-            <w:pPr>
-              <w:spacing w:before="20" w:after="20"/>
-              <w:jc w:val="center"/>
-            </w:pPr>
-            <w:r>
-              <w:rPr>
-                <w:rFonts w:ascii="Calibri" w:hAnsi="Calibri"/>
-                <w:b w:val="0"/>
-                <w:color w:val="16232B"/>
-                <w:sz w:val="16"/>
-                <w:spacing w:val="0"/>
-                <w:kern w:val="0"/>
-              </w:rPr>
-              <w:t>3.07</w:t>
-            </w:r>
-          </w:p>
-        </w:tc>
-        <w:tc>
-          <w:tcPr>
-            <w:tcW w:type="dxa" w:w="1928"/>
-            <w:vAlign w:val="center"/>
-            <w:shd w:val="clear" w:color="auto" w:fill="FFFFFF"/>
-          </w:tcPr>
-          <w:p>
-            <w:pPr>
-              <w:spacing w:before="20" w:after="20"/>
-              <w:jc w:val="center"/>
-            </w:pPr>
-            <w:r>
-              <w:rPr>
-                <w:rFonts w:ascii="Calibri" w:hAnsi="Calibri"/>
-                <w:b w:val="0"/>
-                <w:color w:val="16232B"/>
-                <w:sz w:val="16"/>
-                <w:spacing w:val="0"/>
-                <w:kern w:val="0"/>
-              </w:rPr>
-              <w:t>21.80 – 26.14</w:t>
-            </w:r>
-          </w:p>
-        </w:tc>
-        <w:tc>
-          <w:tcPr>
-            <w:tcW w:type="dxa" w:w="1928"/>
-            <w:vAlign w:val="center"/>
-            <w:shd w:val="clear" w:color="auto" w:fill="FFFFFF"/>
-          </w:tcPr>
-          <w:p>
-            <w:pPr>
-              <w:spacing w:before="20" w:after="20"/>
-              <w:jc w:val="center"/>
-            </w:pPr>
-            <w:r>
-              <w:rPr>
-                <w:rFonts w:ascii="Calibri" w:hAnsi="Calibri"/>
-                <w:b w:val="0"/>
-                <w:color w:val="16232B"/>
-                <w:sz w:val="16"/>
-                <w:spacing w:val="0"/>
-                <w:kern w:val="0"/>
-              </w:rPr>
-              <w:t>—</w:t>
+              <w:t>Grape Pie</w:t>
+            </w:r>
+          </w:p>
+        </w:tc>
+        <w:tc>
+          <w:tcPr>
+            <w:tcW w:type="dxa" w:w="2835"/>
+            <w:vAlign w:val="center"/>
+            <w:shd w:val="clear" w:color="auto" w:fill="FFFFFF"/>
+          </w:tcPr>
+          <w:p>
+            <w:pPr>
+              <w:spacing w:before="20" w:after="20"/>
+              <w:jc w:val="center"/>
+            </w:pPr>
+            <w:r>
+              <w:rPr>
+                <w:rFonts w:ascii="Calibri" w:hAnsi="Calibri"/>
+                <w:b w:val="0"/>
+                <w:color w:val="16232B"/>
+                <w:sz w:val="16"/>
+                <w:spacing w:val="0"/>
+                <w:kern w:val="0"/>
+              </w:rPr>
+              <w:t>17</w:t>
+            </w:r>
+          </w:p>
+        </w:tc>
+        <w:tc>
+          <w:tcPr>
+            <w:tcW w:type="dxa" w:w="2835"/>
+            <w:vAlign w:val="center"/>
+            <w:shd w:val="clear" w:color="auto" w:fill="FFFFFF"/>
+          </w:tcPr>
+          <w:p>
+            <w:pPr>
+              <w:spacing w:before="20" w:after="20"/>
+              <w:jc w:val="center"/>
+            </w:pPr>
+            <w:r>
+              <w:rPr>
+                <w:rFonts w:ascii="Calibri" w:hAnsi="Calibri"/>
+                <w:b w:val="0"/>
+                <w:color w:val="16232B"/>
+                <w:sz w:val="16"/>
+                <w:spacing w:val="0"/>
+                <w:kern w:val="0"/>
+              </w:rPr>
+              <w:t>14.83% – 26.32%</w:t>
             </w:r>
           </w:p>
         </w:tc>
@@ -1902,7 +1755,7 @@
       <w:tr>
         <w:tc>
           <w:tcPr>
-            <w:tcW w:type="dxa" w:w="3061"/>
+            <w:tcW w:type="dxa" w:w="3969"/>
             <w:vAlign w:val="center"/>
             <w:shd w:val="clear" w:color="auto" w:fill="F4F7FB"/>
           </w:tcPr>
@@ -1920,127 +1773,55 @@
                 <w:spacing w:val="0"/>
                 <w:kern w:val="0"/>
               </w:rPr>
-              <w:t>Blue Sunset Sherbet</w:t>
-            </w:r>
-          </w:p>
-        </w:tc>
-        <w:tc>
-          <w:tcPr>
-            <w:tcW w:type="dxa" w:w="680"/>
-            <w:vAlign w:val="center"/>
-            <w:shd w:val="clear" w:color="auto" w:fill="F4F7FB"/>
-          </w:tcPr>
-          <w:p>
-            <w:pPr>
-              <w:spacing w:before="20" w:after="20"/>
-              <w:jc w:val="center"/>
-            </w:pPr>
-            <w:r>
-              <w:rPr>
-                <w:rFonts w:ascii="Calibri" w:hAnsi="Calibri"/>
-                <w:b w:val="0"/>
-                <w:color w:val="16232B"/>
-                <w:sz w:val="16"/>
-                <w:spacing w:val="0"/>
-                <w:kern w:val="0"/>
-              </w:rPr>
-              <w:t>4</w:t>
-            </w:r>
-          </w:p>
-        </w:tc>
-        <w:tc>
-          <w:tcPr>
-            <w:tcW w:type="dxa" w:w="1361"/>
-            <w:vAlign w:val="center"/>
-            <w:shd w:val="clear" w:color="auto" w:fill="F4F7FB"/>
-          </w:tcPr>
-          <w:p>
-            <w:pPr>
-              <w:spacing w:before="20" w:after="20"/>
-              <w:jc w:val="center"/>
-            </w:pPr>
-            <w:r>
-              <w:rPr>
-                <w:rFonts w:ascii="Calibri" w:hAnsi="Calibri"/>
-                <w:b w:val="0"/>
-                <w:color w:val="16232B"/>
-                <w:sz w:val="16"/>
-                <w:spacing w:val="0"/>
-                <w:kern w:val="0"/>
-              </w:rPr>
-              <w:t>22.46</w:t>
-            </w:r>
-          </w:p>
-        </w:tc>
-        <w:tc>
-          <w:tcPr>
-            <w:tcW w:type="dxa" w:w="1020"/>
-            <w:vAlign w:val="center"/>
-            <w:shd w:val="clear" w:color="auto" w:fill="F4F7FB"/>
-          </w:tcPr>
-          <w:p>
-            <w:pPr>
-              <w:spacing w:before="20" w:after="20"/>
-              <w:jc w:val="center"/>
-            </w:pPr>
-            <w:r>
-              <w:rPr>
-                <w:rFonts w:ascii="Calibri" w:hAnsi="Calibri"/>
-                <w:b w:val="0"/>
-                <w:color w:val="16232B"/>
-                <w:sz w:val="16"/>
-                <w:spacing w:val="0"/>
-                <w:kern w:val="0"/>
-              </w:rPr>
-              <w:t>2.14</w:t>
-            </w:r>
-          </w:p>
-        </w:tc>
-        <w:tc>
-          <w:tcPr>
-            <w:tcW w:type="dxa" w:w="1928"/>
-            <w:vAlign w:val="center"/>
-            <w:shd w:val="clear" w:color="auto" w:fill="F4F7FB"/>
-          </w:tcPr>
-          <w:p>
-            <w:pPr>
-              <w:spacing w:before="20" w:after="20"/>
-              <w:jc w:val="center"/>
-            </w:pPr>
-            <w:r>
-              <w:rPr>
-                <w:rFonts w:ascii="Calibri" w:hAnsi="Calibri"/>
-                <w:b w:val="0"/>
-                <w:color w:val="16232B"/>
-                <w:sz w:val="16"/>
-                <w:spacing w:val="0"/>
-                <w:kern w:val="0"/>
-              </w:rPr>
-              <w:t>20.39 – 25.01</w:t>
-            </w:r>
-          </w:p>
-        </w:tc>
-        <w:tc>
-          <w:tcPr>
-            <w:tcW w:type="dxa" w:w="1928"/>
-            <w:vAlign w:val="center"/>
-            <w:shd w:val="clear" w:color="auto" w:fill="F4F7FB"/>
-          </w:tcPr>
-          <w:p>
-            <w:pPr>
-              <w:spacing w:before="20" w:after="20"/>
-              <w:jc w:val="center"/>
-            </w:pPr>
-            <w:r>
-              <w:rPr>
-                <w:rFonts w:ascii="Calibri" w:hAnsi="Calibri"/>
-                <w:b w:val="0"/>
-                <w:color w:val="16232B"/>
-                <w:sz w:val="16"/>
-                <w:spacing w:val="0"/>
-                <w:kern w:val="0"/>
-              </w:rPr>
-              <w:t>19.06 – 25.87</w:t>
+              <w:t>Blue Gelato</w:t>
+            </w:r>
+          </w:p>
+        </w:tc>
+        <w:tc>
+          <w:tcPr>
+            <w:tcW w:type="dxa" w:w="2835"/>
+            <w:vAlign w:val="center"/>
+            <w:shd w:val="clear" w:color="auto" w:fill="F4F7FB"/>
+          </w:tcPr>
+          <w:p>
+            <w:pPr>
+              <w:spacing w:before="20" w:after="20"/>
+              <w:jc w:val="center"/>
+            </w:pPr>
+            <w:r>
+              <w:rPr>
+                <w:rFonts w:ascii="Calibri" w:hAnsi="Calibri"/>
+                <w:b w:val="0"/>
+                <w:color w:val="16232B"/>
+                <w:sz w:val="16"/>
+                <w:spacing w:val="0"/>
+                <w:kern w:val="0"/>
+              </w:rPr>
+              <w:t>2</w:t>
+            </w:r>
+          </w:p>
+        </w:tc>
+        <w:tc>
+          <w:tcPr>
+            <w:tcW w:type="dxa" w:w="2835"/>
+            <w:vAlign w:val="center"/>
+            <w:shd w:val="clear" w:color="auto" w:fill="F4F7FB"/>
+          </w:tcPr>
+          <w:p>
+            <w:pPr>
+              <w:spacing w:before="20" w:after="20"/>
+              <w:jc w:val="center"/>
+            </w:pPr>
+            <w:r>
+              <w:rPr>
+                <w:rFonts w:ascii="Calibri" w:hAnsi="Calibri"/>
+                <w:b w:val="0"/>
+                <w:color w:val="16232B"/>
+                <w:sz w:val="16"/>
+                <w:spacing w:val="0"/>
+                <w:kern w:val="0"/>
+              </w:rPr>
+              <w:t>21.80% – 26.14%</w:t>
             </w:r>
           </w:p>
         </w:tc>
@@ -2048,7 +1829,7 @@
       <w:tr>
         <w:tc>
           <w:tcPr>
-            <w:tcW w:type="dxa" w:w="3061"/>
+            <w:tcW w:type="dxa" w:w="3969"/>
             <w:vAlign w:val="center"/>
             <w:shd w:val="clear" w:color="auto" w:fill="FFFFFF"/>
           </w:tcPr>
@@ -2066,127 +1847,55 @@
                 <w:spacing w:val="0"/>
                 <w:kern w:val="0"/>
               </w:rPr>
-              <w:t>Grape Pie</w:t>
-            </w:r>
-          </w:p>
-        </w:tc>
-        <w:tc>
-          <w:tcPr>
-            <w:tcW w:type="dxa" w:w="680"/>
-            <w:vAlign w:val="center"/>
-            <w:shd w:val="clear" w:color="auto" w:fill="FFFFFF"/>
-          </w:tcPr>
-          <w:p>
-            <w:pPr>
-              <w:spacing w:before="20" w:after="20"/>
-              <w:jc w:val="center"/>
-            </w:pPr>
-            <w:r>
-              <w:rPr>
-                <w:rFonts w:ascii="Calibri" w:hAnsi="Calibri"/>
-                <w:b w:val="0"/>
-                <w:color w:val="16232B"/>
-                <w:sz w:val="16"/>
-                <w:spacing w:val="0"/>
-                <w:kern w:val="0"/>
-              </w:rPr>
-              <w:t>17</w:t>
-            </w:r>
-          </w:p>
-        </w:tc>
-        <w:tc>
-          <w:tcPr>
-            <w:tcW w:type="dxa" w:w="1361"/>
-            <w:vAlign w:val="center"/>
-            <w:shd w:val="clear" w:color="auto" w:fill="FFFFFF"/>
-          </w:tcPr>
-          <w:p>
-            <w:pPr>
-              <w:spacing w:before="20" w:after="20"/>
-              <w:jc w:val="center"/>
-            </w:pPr>
-            <w:r>
-              <w:rPr>
-                <w:rFonts w:ascii="Calibri" w:hAnsi="Calibri"/>
-                <w:b w:val="0"/>
-                <w:color w:val="16232B"/>
-                <w:sz w:val="16"/>
-                <w:spacing w:val="0"/>
-                <w:kern w:val="0"/>
-              </w:rPr>
-              <w:t>21.99</w:t>
-            </w:r>
-          </w:p>
-        </w:tc>
-        <w:tc>
-          <w:tcPr>
-            <w:tcW w:type="dxa" w:w="1020"/>
-            <w:vAlign w:val="center"/>
-            <w:shd w:val="clear" w:color="auto" w:fill="FFFFFF"/>
-          </w:tcPr>
-          <w:p>
-            <w:pPr>
-              <w:spacing w:before="20" w:after="20"/>
-              <w:jc w:val="center"/>
-            </w:pPr>
-            <w:r>
-              <w:rPr>
-                <w:rFonts w:ascii="Calibri" w:hAnsi="Calibri"/>
-                <w:b w:val="0"/>
-                <w:color w:val="16232B"/>
-                <w:sz w:val="16"/>
-                <w:spacing w:val="0"/>
-                <w:kern w:val="0"/>
-              </w:rPr>
-              <w:t>3.53</w:t>
-            </w:r>
-          </w:p>
-        </w:tc>
-        <w:tc>
-          <w:tcPr>
-            <w:tcW w:type="dxa" w:w="1928"/>
-            <w:vAlign w:val="center"/>
-            <w:shd w:val="clear" w:color="auto" w:fill="FFFFFF"/>
-          </w:tcPr>
-          <w:p>
-            <w:pPr>
-              <w:spacing w:before="20" w:after="20"/>
-              <w:jc w:val="center"/>
-            </w:pPr>
-            <w:r>
-              <w:rPr>
-                <w:rFonts w:ascii="Calibri" w:hAnsi="Calibri"/>
-                <w:b w:val="0"/>
-                <w:color w:val="16232B"/>
-                <w:sz w:val="16"/>
-                <w:spacing w:val="0"/>
-                <w:kern w:val="0"/>
-              </w:rPr>
-              <w:t>14.83 – 26.32</w:t>
-            </w:r>
-          </w:p>
-        </w:tc>
-        <w:tc>
-          <w:tcPr>
-            <w:tcW w:type="dxa" w:w="1928"/>
-            <w:vAlign w:val="center"/>
-            <w:shd w:val="clear" w:color="auto" w:fill="FFFFFF"/>
-          </w:tcPr>
-          <w:p>
-            <w:pPr>
-              <w:spacing w:before="20" w:after="20"/>
-              <w:jc w:val="center"/>
-            </w:pPr>
-            <w:r>
-              <w:rPr>
-                <w:rFonts w:ascii="Calibri" w:hAnsi="Calibri"/>
-                <w:b w:val="0"/>
-                <w:color w:val="16232B"/>
-                <w:sz w:val="16"/>
-                <w:spacing w:val="0"/>
-                <w:kern w:val="0"/>
-              </w:rPr>
-              <w:t>20.17 – 23.80</w:t>
+              <w:t>Jokerz 31</w:t>
+            </w:r>
+          </w:p>
+        </w:tc>
+        <w:tc>
+          <w:tcPr>
+            <w:tcW w:type="dxa" w:w="2835"/>
+            <w:vAlign w:val="center"/>
+            <w:shd w:val="clear" w:color="auto" w:fill="FFFFFF"/>
+          </w:tcPr>
+          <w:p>
+            <w:pPr>
+              <w:spacing w:before="20" w:after="20"/>
+              <w:jc w:val="center"/>
+            </w:pPr>
+            <w:r>
+              <w:rPr>
+                <w:rFonts w:ascii="Calibri" w:hAnsi="Calibri"/>
+                <w:b w:val="0"/>
+                <w:color w:val="16232B"/>
+                <w:sz w:val="16"/>
+                <w:spacing w:val="0"/>
+                <w:kern w:val="0"/>
+              </w:rPr>
+              <w:t>6</w:t>
+            </w:r>
+          </w:p>
+        </w:tc>
+        <w:tc>
+          <w:tcPr>
+            <w:tcW w:type="dxa" w:w="2835"/>
+            <w:vAlign w:val="center"/>
+            <w:shd w:val="clear" w:color="auto" w:fill="FFFFFF"/>
+          </w:tcPr>
+          <w:p>
+            <w:pPr>
+              <w:spacing w:before="20" w:after="20"/>
+              <w:jc w:val="center"/>
+            </w:pPr>
+            <w:r>
+              <w:rPr>
+                <w:rFonts w:ascii="Calibri" w:hAnsi="Calibri"/>
+                <w:b w:val="0"/>
+                <w:color w:val="16232B"/>
+                <w:sz w:val="16"/>
+                <w:spacing w:val="0"/>
+                <w:kern w:val="0"/>
+              </w:rPr>
+              <w:t>17.32% – 25.27%</w:t>
             </w:r>
           </w:p>
         </w:tc>
@@ -2194,7 +1903,7 @@
       <w:tr>
         <w:tc>
           <w:tcPr>
-            <w:tcW w:type="dxa" w:w="3061"/>
+            <w:tcW w:type="dxa" w:w="3969"/>
             <w:vAlign w:val="center"/>
             <w:shd w:val="clear" w:color="auto" w:fill="F4F7FB"/>
           </w:tcPr>
@@ -2212,127 +1921,55 @@
                 <w:spacing w:val="0"/>
                 <w:kern w:val="0"/>
               </w:rPr>
-              <w:t>Wedding Crasher</w:t>
-            </w:r>
-          </w:p>
-        </w:tc>
-        <w:tc>
-          <w:tcPr>
-            <w:tcW w:type="dxa" w:w="680"/>
-            <w:vAlign w:val="center"/>
-            <w:shd w:val="clear" w:color="auto" w:fill="F4F7FB"/>
-          </w:tcPr>
-          <w:p>
-            <w:pPr>
-              <w:spacing w:before="20" w:after="20"/>
-              <w:jc w:val="center"/>
-            </w:pPr>
-            <w:r>
-              <w:rPr>
-                <w:rFonts w:ascii="Calibri" w:hAnsi="Calibri"/>
-                <w:b w:val="0"/>
-                <w:color w:val="16232B"/>
-                <w:sz w:val="16"/>
-                <w:spacing w:val="0"/>
-                <w:kern w:val="0"/>
-              </w:rPr>
-              <w:t>2</w:t>
-            </w:r>
-          </w:p>
-        </w:tc>
-        <w:tc>
-          <w:tcPr>
-            <w:tcW w:type="dxa" w:w="1361"/>
-            <w:vAlign w:val="center"/>
-            <w:shd w:val="clear" w:color="auto" w:fill="F4F7FB"/>
-          </w:tcPr>
-          <w:p>
-            <w:pPr>
-              <w:spacing w:before="20" w:after="20"/>
-              <w:jc w:val="center"/>
-            </w:pPr>
-            <w:r>
-              <w:rPr>
-                <w:rFonts w:ascii="Calibri" w:hAnsi="Calibri"/>
-                <w:b w:val="0"/>
-                <w:color w:val="16232B"/>
-                <w:sz w:val="16"/>
-                <w:spacing w:val="0"/>
-                <w:kern w:val="0"/>
-              </w:rPr>
-              <w:t>21.89</w:t>
-            </w:r>
-          </w:p>
-        </w:tc>
-        <w:tc>
-          <w:tcPr>
-            <w:tcW w:type="dxa" w:w="1020"/>
-            <w:vAlign w:val="center"/>
-            <w:shd w:val="clear" w:color="auto" w:fill="F4F7FB"/>
-          </w:tcPr>
-          <w:p>
-            <w:pPr>
-              <w:spacing w:before="20" w:after="20"/>
-              <w:jc w:val="center"/>
-            </w:pPr>
-            <w:r>
-              <w:rPr>
-                <w:rFonts w:ascii="Calibri" w:hAnsi="Calibri"/>
-                <w:b w:val="0"/>
-                <w:color w:val="16232B"/>
-                <w:sz w:val="16"/>
-                <w:spacing w:val="0"/>
-                <w:kern w:val="0"/>
-              </w:rPr>
-              <w:t>0.31</w:t>
-            </w:r>
-          </w:p>
-        </w:tc>
-        <w:tc>
-          <w:tcPr>
-            <w:tcW w:type="dxa" w:w="1928"/>
-            <w:vAlign w:val="center"/>
-            <w:shd w:val="clear" w:color="auto" w:fill="F4F7FB"/>
-          </w:tcPr>
-          <w:p>
-            <w:pPr>
-              <w:spacing w:before="20" w:after="20"/>
-              <w:jc w:val="center"/>
-            </w:pPr>
-            <w:r>
-              <w:rPr>
-                <w:rFonts w:ascii="Calibri" w:hAnsi="Calibri"/>
-                <w:b w:val="0"/>
-                <w:color w:val="16232B"/>
-                <w:sz w:val="16"/>
-                <w:spacing w:val="0"/>
-                <w:kern w:val="0"/>
-              </w:rPr>
-              <w:t>21.67 – 22.11</w:t>
-            </w:r>
-          </w:p>
-        </w:tc>
-        <w:tc>
-          <w:tcPr>
-            <w:tcW w:type="dxa" w:w="1928"/>
-            <w:vAlign w:val="center"/>
-            <w:shd w:val="clear" w:color="auto" w:fill="F4F7FB"/>
-          </w:tcPr>
-          <w:p>
-            <w:pPr>
-              <w:spacing w:before="20" w:after="20"/>
-              <w:jc w:val="center"/>
-            </w:pPr>
-            <w:r>
-              <w:rPr>
-                <w:rFonts w:ascii="Calibri" w:hAnsi="Calibri"/>
-                <w:b w:val="0"/>
-                <w:color w:val="16232B"/>
-                <w:sz w:val="16"/>
-                <w:spacing w:val="0"/>
-                <w:kern w:val="0"/>
-              </w:rPr>
-              <w:t>—</w:t>
+              <w:t>Blue Sunset Sherbet</w:t>
+            </w:r>
+          </w:p>
+        </w:tc>
+        <w:tc>
+          <w:tcPr>
+            <w:tcW w:type="dxa" w:w="2835"/>
+            <w:vAlign w:val="center"/>
+            <w:shd w:val="clear" w:color="auto" w:fill="F4F7FB"/>
+          </w:tcPr>
+          <w:p>
+            <w:pPr>
+              <w:spacing w:before="20" w:after="20"/>
+              <w:jc w:val="center"/>
+            </w:pPr>
+            <w:r>
+              <w:rPr>
+                <w:rFonts w:ascii="Calibri" w:hAnsi="Calibri"/>
+                <w:b w:val="0"/>
+                <w:color w:val="16232B"/>
+                <w:sz w:val="16"/>
+                <w:spacing w:val="0"/>
+                <w:kern w:val="0"/>
+              </w:rPr>
+              <w:t>4</w:t>
+            </w:r>
+          </w:p>
+        </w:tc>
+        <w:tc>
+          <w:tcPr>
+            <w:tcW w:type="dxa" w:w="2835"/>
+            <w:vAlign w:val="center"/>
+            <w:shd w:val="clear" w:color="auto" w:fill="F4F7FB"/>
+          </w:tcPr>
+          <w:p>
+            <w:pPr>
+              <w:spacing w:before="20" w:after="20"/>
+              <w:jc w:val="center"/>
+            </w:pPr>
+            <w:r>
+              <w:rPr>
+                <w:rFonts w:ascii="Calibri" w:hAnsi="Calibri"/>
+                <w:b w:val="0"/>
+                <w:color w:val="16232B"/>
+                <w:sz w:val="16"/>
+                <w:spacing w:val="0"/>
+                <w:kern w:val="0"/>
+              </w:rPr>
+              <w:t>20.39% – 25.01%</w:t>
             </w:r>
           </w:p>
         </w:tc>
@@ -2340,7 +1977,7 @@
       <w:tr>
         <w:tc>
           <w:tcPr>
-            <w:tcW w:type="dxa" w:w="3061"/>
+            <w:tcW w:type="dxa" w:w="3969"/>
             <w:vAlign w:val="center"/>
             <w:shd w:val="clear" w:color="auto" w:fill="FFFFFF"/>
           </w:tcPr>
@@ -2364,7 +2001,7 @@
         </w:tc>
         <w:tc>
           <w:tcPr>
-            <w:tcW w:type="dxa" w:w="680"/>
+            <w:tcW w:type="dxa" w:w="2835"/>
             <w:vAlign w:val="center"/>
             <w:shd w:val="clear" w:color="auto" w:fill="FFFFFF"/>
           </w:tcPr>
@@ -2388,97 +2025,25 @@
         </w:tc>
         <w:tc>
           <w:tcPr>
-            <w:tcW w:type="dxa" w:w="1361"/>
-            <w:vAlign w:val="center"/>
-            <w:shd w:val="clear" w:color="auto" w:fill="FFFFFF"/>
-          </w:tcPr>
-          <w:p>
-            <w:pPr>
-              <w:spacing w:before="20" w:after="20"/>
-              <w:jc w:val="center"/>
-            </w:pPr>
-            <w:r>
-              <w:rPr>
-                <w:rFonts w:ascii="Calibri" w:hAnsi="Calibri"/>
-                <w:b w:val="0"/>
-                <w:color w:val="16232B"/>
-                <w:sz w:val="16"/>
-                <w:spacing w:val="0"/>
-                <w:kern w:val="0"/>
-              </w:rPr>
-              <w:t>20.78</w:t>
-            </w:r>
-          </w:p>
-        </w:tc>
-        <w:tc>
-          <w:tcPr>
-            <w:tcW w:type="dxa" w:w="1020"/>
-            <w:vAlign w:val="center"/>
-            <w:shd w:val="clear" w:color="auto" w:fill="FFFFFF"/>
-          </w:tcPr>
-          <w:p>
-            <w:pPr>
-              <w:spacing w:before="20" w:after="20"/>
-              <w:jc w:val="center"/>
-            </w:pPr>
-            <w:r>
-              <w:rPr>
-                <w:rFonts w:ascii="Calibri" w:hAnsi="Calibri"/>
-                <w:b w:val="0"/>
-                <w:color w:val="16232B"/>
-                <w:sz w:val="16"/>
-                <w:spacing w:val="0"/>
-                <w:kern w:val="0"/>
-              </w:rPr>
-              <w:t>3.11</w:t>
-            </w:r>
-          </w:p>
-        </w:tc>
-        <w:tc>
-          <w:tcPr>
-            <w:tcW w:type="dxa" w:w="1928"/>
-            <w:vAlign w:val="center"/>
-            <w:shd w:val="clear" w:color="auto" w:fill="FFFFFF"/>
-          </w:tcPr>
-          <w:p>
-            <w:pPr>
-              <w:spacing w:before="20" w:after="20"/>
-              <w:jc w:val="center"/>
-            </w:pPr>
-            <w:r>
-              <w:rPr>
-                <w:rFonts w:ascii="Calibri" w:hAnsi="Calibri"/>
-                <w:b w:val="0"/>
-                <w:color w:val="16232B"/>
-                <w:sz w:val="16"/>
-                <w:spacing w:val="0"/>
-                <w:kern w:val="0"/>
-              </w:rPr>
-              <w:t>14.93 – 24.96</w:t>
-            </w:r>
-          </w:p>
-        </w:tc>
-        <w:tc>
-          <w:tcPr>
-            <w:tcW w:type="dxa" w:w="1928"/>
-            <w:vAlign w:val="center"/>
-            <w:shd w:val="clear" w:color="auto" w:fill="FFFFFF"/>
-          </w:tcPr>
-          <w:p>
-            <w:pPr>
-              <w:spacing w:before="20" w:after="20"/>
-              <w:jc w:val="center"/>
-            </w:pPr>
-            <w:r>
-              <w:rPr>
-                <w:rFonts w:ascii="Calibri" w:hAnsi="Calibri"/>
-                <w:b w:val="0"/>
-                <w:color w:val="16232B"/>
-                <w:sz w:val="16"/>
-                <w:spacing w:val="0"/>
-                <w:kern w:val="0"/>
-              </w:rPr>
-              <w:t>18.80 – 22.75</w:t>
+            <w:tcW w:type="dxa" w:w="2835"/>
+            <w:vAlign w:val="center"/>
+            <w:shd w:val="clear" w:color="auto" w:fill="FFFFFF"/>
+          </w:tcPr>
+          <w:p>
+            <w:pPr>
+              <w:spacing w:before="20" w:after="20"/>
+              <w:jc w:val="center"/>
+            </w:pPr>
+            <w:r>
+              <w:rPr>
+                <w:rFonts w:ascii="Calibri" w:hAnsi="Calibri"/>
+                <w:b w:val="0"/>
+                <w:color w:val="16232B"/>
+                <w:sz w:val="16"/>
+                <w:spacing w:val="0"/>
+                <w:kern w:val="0"/>
+              </w:rPr>
+              <w:t>14.93% – 24.96%</w:t>
             </w:r>
           </w:p>
         </w:tc>
@@ -2486,7 +2051,7 @@
       <w:tr>
         <w:tc>
           <w:tcPr>
-            <w:tcW w:type="dxa" w:w="3061"/>
+            <w:tcW w:type="dxa" w:w="3969"/>
             <w:vAlign w:val="center"/>
             <w:shd w:val="clear" w:color="auto" w:fill="F4F7FB"/>
           </w:tcPr>
@@ -2504,127 +2069,55 @@
                 <w:spacing w:val="0"/>
                 <w:kern w:val="0"/>
               </w:rPr>
-              <w:t>Jokerz 31</w:t>
-            </w:r>
-          </w:p>
-        </w:tc>
-        <w:tc>
-          <w:tcPr>
-            <w:tcW w:type="dxa" w:w="680"/>
-            <w:vAlign w:val="center"/>
-            <w:shd w:val="clear" w:color="auto" w:fill="F4F7FB"/>
-          </w:tcPr>
-          <w:p>
-            <w:pPr>
-              <w:spacing w:before="20" w:after="20"/>
-              <w:jc w:val="center"/>
-            </w:pPr>
-            <w:r>
-              <w:rPr>
-                <w:rFonts w:ascii="Calibri" w:hAnsi="Calibri"/>
-                <w:b w:val="0"/>
-                <w:color w:val="16232B"/>
-                <w:sz w:val="16"/>
-                <w:spacing w:val="0"/>
-                <w:kern w:val="0"/>
-              </w:rPr>
-              <w:t>6</w:t>
-            </w:r>
-          </w:p>
-        </w:tc>
-        <w:tc>
-          <w:tcPr>
-            <w:tcW w:type="dxa" w:w="1361"/>
-            <w:vAlign w:val="center"/>
-            <w:shd w:val="clear" w:color="auto" w:fill="F4F7FB"/>
-          </w:tcPr>
-          <w:p>
-            <w:pPr>
-              <w:spacing w:before="20" w:after="20"/>
-              <w:jc w:val="center"/>
-            </w:pPr>
-            <w:r>
-              <w:rPr>
-                <w:rFonts w:ascii="Calibri" w:hAnsi="Calibri"/>
-                <w:b w:val="0"/>
-                <w:color w:val="16232B"/>
-                <w:sz w:val="16"/>
-                <w:spacing w:val="0"/>
-                <w:kern w:val="0"/>
-              </w:rPr>
-              <w:t>20.60</w:t>
-            </w:r>
-          </w:p>
-        </w:tc>
-        <w:tc>
-          <w:tcPr>
-            <w:tcW w:type="dxa" w:w="1020"/>
-            <w:vAlign w:val="center"/>
-            <w:shd w:val="clear" w:color="auto" w:fill="F4F7FB"/>
-          </w:tcPr>
-          <w:p>
-            <w:pPr>
-              <w:spacing w:before="20" w:after="20"/>
-              <w:jc w:val="center"/>
-            </w:pPr>
-            <w:r>
-              <w:rPr>
-                <w:rFonts w:ascii="Calibri" w:hAnsi="Calibri"/>
-                <w:b w:val="0"/>
-                <w:color w:val="16232B"/>
-                <w:sz w:val="16"/>
-                <w:spacing w:val="0"/>
-                <w:kern w:val="0"/>
-              </w:rPr>
-              <w:t>2.72</w:t>
-            </w:r>
-          </w:p>
-        </w:tc>
-        <w:tc>
-          <w:tcPr>
-            <w:tcW w:type="dxa" w:w="1928"/>
-            <w:vAlign w:val="center"/>
-            <w:shd w:val="clear" w:color="auto" w:fill="F4F7FB"/>
-          </w:tcPr>
-          <w:p>
-            <w:pPr>
-              <w:spacing w:before="20" w:after="20"/>
-              <w:jc w:val="center"/>
-            </w:pPr>
-            <w:r>
-              <w:rPr>
-                <w:rFonts w:ascii="Calibri" w:hAnsi="Calibri"/>
-                <w:b w:val="0"/>
-                <w:color w:val="16232B"/>
-                <w:sz w:val="16"/>
-                <w:spacing w:val="0"/>
-                <w:kern w:val="0"/>
-              </w:rPr>
-              <w:t>17.32 – 25.27</w:t>
-            </w:r>
-          </w:p>
-        </w:tc>
-        <w:tc>
-          <w:tcPr>
-            <w:tcW w:type="dxa" w:w="1928"/>
-            <w:vAlign w:val="center"/>
-            <w:shd w:val="clear" w:color="auto" w:fill="F4F7FB"/>
-          </w:tcPr>
-          <w:p>
-            <w:pPr>
-              <w:spacing w:before="20" w:after="20"/>
-              <w:jc w:val="center"/>
-            </w:pPr>
-            <w:r>
-              <w:rPr>
-                <w:rFonts w:ascii="Calibri" w:hAnsi="Calibri"/>
-                <w:b w:val="0"/>
-                <w:color w:val="16232B"/>
-                <w:sz w:val="16"/>
-                <w:spacing w:val="0"/>
-                <w:kern w:val="0"/>
-              </w:rPr>
-              <w:t>17.75 – 23.46</w:t>
+              <w:t>High Pro Amnesia</w:t>
+            </w:r>
+          </w:p>
+        </w:tc>
+        <w:tc>
+          <w:tcPr>
+            <w:tcW w:type="dxa" w:w="2835"/>
+            <w:vAlign w:val="center"/>
+            <w:shd w:val="clear" w:color="auto" w:fill="F4F7FB"/>
+          </w:tcPr>
+          <w:p>
+            <w:pPr>
+              <w:spacing w:before="20" w:after="20"/>
+              <w:jc w:val="center"/>
+            </w:pPr>
+            <w:r>
+              <w:rPr>
+                <w:rFonts w:ascii="Calibri" w:hAnsi="Calibri"/>
+                <w:b w:val="0"/>
+                <w:color w:val="16232B"/>
+                <w:sz w:val="16"/>
+                <w:spacing w:val="0"/>
+                <w:kern w:val="0"/>
+              </w:rPr>
+              <w:t>5</w:t>
+            </w:r>
+          </w:p>
+        </w:tc>
+        <w:tc>
+          <w:tcPr>
+            <w:tcW w:type="dxa" w:w="2835"/>
+            <w:vAlign w:val="center"/>
+            <w:shd w:val="clear" w:color="auto" w:fill="F4F7FB"/>
+          </w:tcPr>
+          <w:p>
+            <w:pPr>
+              <w:spacing w:before="20" w:after="20"/>
+              <w:jc w:val="center"/>
+            </w:pPr>
+            <w:r>
+              <w:rPr>
+                <w:rFonts w:ascii="Calibri" w:hAnsi="Calibri"/>
+                <w:b w:val="0"/>
+                <w:color w:val="16232B"/>
+                <w:sz w:val="16"/>
+                <w:spacing w:val="0"/>
+                <w:kern w:val="0"/>
+              </w:rPr>
+              <w:t>14.97% – 22.43%</w:t>
             </w:r>
           </w:p>
         </w:tc>
@@ -2632,7 +2125,7 @@
       <w:tr>
         <w:tc>
           <w:tcPr>
-            <w:tcW w:type="dxa" w:w="3061"/>
+            <w:tcW w:type="dxa" w:w="3969"/>
             <w:vAlign w:val="center"/>
             <w:shd w:val="clear" w:color="auto" w:fill="FFFFFF"/>
           </w:tcPr>
@@ -2650,127 +2143,55 @@
                 <w:spacing w:val="0"/>
                 <w:kern w:val="0"/>
               </w:rPr>
-              <w:t>High Pro Amnesia</w:t>
-            </w:r>
-          </w:p>
-        </w:tc>
-        <w:tc>
-          <w:tcPr>
-            <w:tcW w:type="dxa" w:w="680"/>
-            <w:vAlign w:val="center"/>
-            <w:shd w:val="clear" w:color="auto" w:fill="FFFFFF"/>
-          </w:tcPr>
-          <w:p>
-            <w:pPr>
-              <w:spacing w:before="20" w:after="20"/>
-              <w:jc w:val="center"/>
-            </w:pPr>
-            <w:r>
-              <w:rPr>
-                <w:rFonts w:ascii="Calibri" w:hAnsi="Calibri"/>
-                <w:b w:val="0"/>
-                <w:color w:val="16232B"/>
-                <w:sz w:val="16"/>
-                <w:spacing w:val="0"/>
-                <w:kern w:val="0"/>
-              </w:rPr>
-              <w:t>5</w:t>
-            </w:r>
-          </w:p>
-        </w:tc>
-        <w:tc>
-          <w:tcPr>
-            <w:tcW w:type="dxa" w:w="1361"/>
-            <w:vAlign w:val="center"/>
-            <w:shd w:val="clear" w:color="auto" w:fill="FFFFFF"/>
-          </w:tcPr>
-          <w:p>
-            <w:pPr>
-              <w:spacing w:before="20" w:after="20"/>
-              <w:jc w:val="center"/>
-            </w:pPr>
-            <w:r>
-              <w:rPr>
-                <w:rFonts w:ascii="Calibri" w:hAnsi="Calibri"/>
-                <w:b w:val="0"/>
-                <w:color w:val="16232B"/>
-                <w:sz w:val="16"/>
-                <w:spacing w:val="0"/>
-                <w:kern w:val="0"/>
-              </w:rPr>
-              <w:t>19.34</w:t>
-            </w:r>
-          </w:p>
-        </w:tc>
-        <w:tc>
-          <w:tcPr>
-            <w:tcW w:type="dxa" w:w="1020"/>
-            <w:vAlign w:val="center"/>
-            <w:shd w:val="clear" w:color="auto" w:fill="FFFFFF"/>
-          </w:tcPr>
-          <w:p>
-            <w:pPr>
-              <w:spacing w:before="20" w:after="20"/>
-              <w:jc w:val="center"/>
-            </w:pPr>
-            <w:r>
-              <w:rPr>
-                <w:rFonts w:ascii="Calibri" w:hAnsi="Calibri"/>
-                <w:b w:val="0"/>
-                <w:color w:val="16232B"/>
-                <w:sz w:val="16"/>
-                <w:spacing w:val="0"/>
-                <w:kern w:val="0"/>
-              </w:rPr>
-              <w:t>3.12</w:t>
-            </w:r>
-          </w:p>
-        </w:tc>
-        <w:tc>
-          <w:tcPr>
-            <w:tcW w:type="dxa" w:w="1928"/>
-            <w:vAlign w:val="center"/>
-            <w:shd w:val="clear" w:color="auto" w:fill="FFFFFF"/>
-          </w:tcPr>
-          <w:p>
-            <w:pPr>
-              <w:spacing w:before="20" w:after="20"/>
-              <w:jc w:val="center"/>
-            </w:pPr>
-            <w:r>
-              <w:rPr>
-                <w:rFonts w:ascii="Calibri" w:hAnsi="Calibri"/>
-                <w:b w:val="0"/>
-                <w:color w:val="16232B"/>
-                <w:sz w:val="16"/>
-                <w:spacing w:val="0"/>
-                <w:kern w:val="0"/>
-              </w:rPr>
-              <w:t>14.97 – 22.43</w:t>
-            </w:r>
-          </w:p>
-        </w:tc>
-        <w:tc>
-          <w:tcPr>
-            <w:tcW w:type="dxa" w:w="1928"/>
-            <w:vAlign w:val="center"/>
-            <w:shd w:val="clear" w:color="auto" w:fill="FFFFFF"/>
-          </w:tcPr>
-          <w:p>
-            <w:pPr>
-              <w:spacing w:before="20" w:after="20"/>
-              <w:jc w:val="center"/>
-            </w:pPr>
-            <w:r>
-              <w:rPr>
-                <w:rFonts w:ascii="Calibri" w:hAnsi="Calibri"/>
-                <w:b w:val="0"/>
-                <w:color w:val="16232B"/>
-                <w:sz w:val="16"/>
-                <w:spacing w:val="0"/>
-                <w:kern w:val="0"/>
-              </w:rPr>
-              <w:t>15.46 – 23.22</w:t>
+              <w:t>Wedding Crasher</w:t>
+            </w:r>
+          </w:p>
+        </w:tc>
+        <w:tc>
+          <w:tcPr>
+            <w:tcW w:type="dxa" w:w="2835"/>
+            <w:vAlign w:val="center"/>
+            <w:shd w:val="clear" w:color="auto" w:fill="FFFFFF"/>
+          </w:tcPr>
+          <w:p>
+            <w:pPr>
+              <w:spacing w:before="20" w:after="20"/>
+              <w:jc w:val="center"/>
+            </w:pPr>
+            <w:r>
+              <w:rPr>
+                <w:rFonts w:ascii="Calibri" w:hAnsi="Calibri"/>
+                <w:b w:val="0"/>
+                <w:color w:val="16232B"/>
+                <w:sz w:val="16"/>
+                <w:spacing w:val="0"/>
+                <w:kern w:val="0"/>
+              </w:rPr>
+              <w:t>2</w:t>
+            </w:r>
+          </w:p>
+        </w:tc>
+        <w:tc>
+          <w:tcPr>
+            <w:tcW w:type="dxa" w:w="2835"/>
+            <w:vAlign w:val="center"/>
+            <w:shd w:val="clear" w:color="auto" w:fill="FFFFFF"/>
+          </w:tcPr>
+          <w:p>
+            <w:pPr>
+              <w:spacing w:before="20" w:after="20"/>
+              <w:jc w:val="center"/>
+            </w:pPr>
+            <w:r>
+              <w:rPr>
+                <w:rFonts w:ascii="Calibri" w:hAnsi="Calibri"/>
+                <w:b w:val="0"/>
+                <w:color w:val="16232B"/>
+                <w:sz w:val="16"/>
+                <w:spacing w:val="0"/>
+                <w:kern w:val="0"/>
+              </w:rPr>
+              <w:t>21.67% – 22.11%</w:t>
             </w:r>
           </w:p>
         </w:tc>
@@ -2778,7 +2199,7 @@
       <w:tr>
         <w:tc>
           <w:tcPr>
-            <w:tcW w:type="dxa" w:w="3061"/>
+            <w:tcW w:type="dxa" w:w="3969"/>
             <w:vAlign w:val="center"/>
             <w:shd w:val="clear" w:color="auto" w:fill="F4F7FB"/>
           </w:tcPr>
@@ -2802,7 +2223,7 @@
         </w:tc>
         <w:tc>
           <w:tcPr>
-            <w:tcW w:type="dxa" w:w="680"/>
+            <w:tcW w:type="dxa" w:w="2835"/>
             <w:vAlign w:val="center"/>
             <w:shd w:val="clear" w:color="auto" w:fill="F4F7FB"/>
           </w:tcPr>
@@ -2826,97 +2247,25 @@
         </w:tc>
         <w:tc>
           <w:tcPr>
-            <w:tcW w:type="dxa" w:w="1361"/>
-            <w:vAlign w:val="center"/>
-            <w:shd w:val="clear" w:color="auto" w:fill="F4F7FB"/>
-          </w:tcPr>
-          <w:p>
-            <w:pPr>
-              <w:spacing w:before="20" w:after="20"/>
-              <w:jc w:val="center"/>
-            </w:pPr>
-            <w:r>
-              <w:rPr>
-                <w:rFonts w:ascii="Calibri" w:hAnsi="Calibri"/>
-                <w:b w:val="0"/>
-                <w:color w:val="16232B"/>
-                <w:sz w:val="16"/>
-                <w:spacing w:val="0"/>
-                <w:kern w:val="0"/>
-              </w:rPr>
-              <w:t>18.96</w:t>
-            </w:r>
-          </w:p>
-        </w:tc>
-        <w:tc>
-          <w:tcPr>
-            <w:tcW w:type="dxa" w:w="1020"/>
-            <w:vAlign w:val="center"/>
-            <w:shd w:val="clear" w:color="auto" w:fill="F4F7FB"/>
-          </w:tcPr>
-          <w:p>
-            <w:pPr>
-              <w:spacing w:before="20" w:after="20"/>
-              <w:jc w:val="center"/>
-            </w:pPr>
-            <w:r>
-              <w:rPr>
-                <w:rFonts w:ascii="Calibri" w:hAnsi="Calibri"/>
-                <w:b w:val="0"/>
-                <w:color w:val="16232B"/>
-                <w:sz w:val="16"/>
-                <w:spacing w:val="0"/>
-                <w:kern w:val="0"/>
-              </w:rPr>
-              <w:t>2.59</w:t>
-            </w:r>
-          </w:p>
-        </w:tc>
-        <w:tc>
-          <w:tcPr>
-            <w:tcW w:type="dxa" w:w="1928"/>
-            <w:vAlign w:val="center"/>
-            <w:shd w:val="clear" w:color="auto" w:fill="F4F7FB"/>
-          </w:tcPr>
-          <w:p>
-            <w:pPr>
-              <w:spacing w:before="20" w:after="20"/>
-              <w:jc w:val="center"/>
-            </w:pPr>
-            <w:r>
-              <w:rPr>
-                <w:rFonts w:ascii="Calibri" w:hAnsi="Calibri"/>
-                <w:b w:val="0"/>
-                <w:color w:val="16232B"/>
-                <w:sz w:val="16"/>
-                <w:spacing w:val="0"/>
-                <w:kern w:val="0"/>
-              </w:rPr>
-              <w:t>17.13 – 21.92</w:t>
-            </w:r>
-          </w:p>
-        </w:tc>
-        <w:tc>
-          <w:tcPr>
-            <w:tcW w:type="dxa" w:w="1928"/>
-            <w:vAlign w:val="center"/>
-            <w:shd w:val="clear" w:color="auto" w:fill="F4F7FB"/>
-          </w:tcPr>
-          <w:p>
-            <w:pPr>
-              <w:spacing w:before="20" w:after="20"/>
-              <w:jc w:val="center"/>
-            </w:pPr>
-            <w:r>
-              <w:rPr>
-                <w:rFonts w:ascii="Calibri" w:hAnsi="Calibri"/>
-                <w:b w:val="0"/>
-                <w:color w:val="16232B"/>
-                <w:sz w:val="16"/>
-                <w:spacing w:val="0"/>
-                <w:kern w:val="0"/>
-              </w:rPr>
-              <w:t>12.54 – 25.39</w:t>
+            <w:tcW w:type="dxa" w:w="2835"/>
+            <w:vAlign w:val="center"/>
+            <w:shd w:val="clear" w:color="auto" w:fill="F4F7FB"/>
+          </w:tcPr>
+          <w:p>
+            <w:pPr>
+              <w:spacing w:before="20" w:after="20"/>
+              <w:jc w:val="center"/>
+            </w:pPr>
+            <w:r>
+              <w:rPr>
+                <w:rFonts w:ascii="Calibri" w:hAnsi="Calibri"/>
+                <w:b w:val="0"/>
+                <w:color w:val="16232B"/>
+                <w:sz w:val="16"/>
+                <w:spacing w:val="0"/>
+                <w:kern w:val="0"/>
+              </w:rPr>
+              <w:t>17.13% – 21.92%</w:t>
             </w:r>
           </w:p>
         </w:tc>
@@ -2924,7 +2273,7 @@
       <w:tr>
         <w:tc>
           <w:tcPr>
-            <w:tcW w:type="dxa" w:w="3061"/>
+            <w:tcW w:type="dxa" w:w="3969"/>
             <w:vAlign w:val="center"/>
             <w:shd w:val="clear" w:color="auto" w:fill="FFFFFF"/>
           </w:tcPr>
@@ -2942,127 +2291,55 @@
                 <w:spacing w:val="0"/>
                 <w:kern w:val="0"/>
               </w:rPr>
-              <w:t>Jelly Donutz</w:t>
-            </w:r>
-          </w:p>
-        </w:tc>
-        <w:tc>
-          <w:tcPr>
-            <w:tcW w:type="dxa" w:w="680"/>
-            <w:vAlign w:val="center"/>
-            <w:shd w:val="clear" w:color="auto" w:fill="FFFFFF"/>
-          </w:tcPr>
-          <w:p>
-            <w:pPr>
-              <w:spacing w:before="20" w:after="20"/>
-              <w:jc w:val="center"/>
-            </w:pPr>
-            <w:r>
-              <w:rPr>
-                <w:rFonts w:ascii="Calibri" w:hAnsi="Calibri"/>
-                <w:b w:val="0"/>
-                <w:color w:val="16232B"/>
-                <w:sz w:val="16"/>
-                <w:spacing w:val="0"/>
-                <w:kern w:val="0"/>
-              </w:rPr>
-              <w:t>7</w:t>
-            </w:r>
-          </w:p>
-        </w:tc>
-        <w:tc>
-          <w:tcPr>
-            <w:tcW w:type="dxa" w:w="1361"/>
-            <w:vAlign w:val="center"/>
-            <w:shd w:val="clear" w:color="auto" w:fill="FFFFFF"/>
-          </w:tcPr>
-          <w:p>
-            <w:pPr>
-              <w:spacing w:before="20" w:after="20"/>
-              <w:jc w:val="center"/>
-            </w:pPr>
-            <w:r>
-              <w:rPr>
-                <w:rFonts w:ascii="Calibri" w:hAnsi="Calibri"/>
-                <w:b w:val="0"/>
-                <w:color w:val="16232B"/>
-                <w:sz w:val="16"/>
-                <w:spacing w:val="0"/>
-                <w:kern w:val="0"/>
-              </w:rPr>
-              <w:t>18.05</w:t>
-            </w:r>
-          </w:p>
-        </w:tc>
-        <w:tc>
-          <w:tcPr>
-            <w:tcW w:type="dxa" w:w="1020"/>
-            <w:vAlign w:val="center"/>
-            <w:shd w:val="clear" w:color="auto" w:fill="FFFFFF"/>
-          </w:tcPr>
-          <w:p>
-            <w:pPr>
-              <w:spacing w:before="20" w:after="20"/>
-              <w:jc w:val="center"/>
-            </w:pPr>
-            <w:r>
-              <w:rPr>
-                <w:rFonts w:ascii="Calibri" w:hAnsi="Calibri"/>
-                <w:b w:val="0"/>
-                <w:color w:val="16232B"/>
-                <w:sz w:val="16"/>
-                <w:spacing w:val="0"/>
-                <w:kern w:val="0"/>
-              </w:rPr>
-              <w:t>2.57</w:t>
-            </w:r>
-          </w:p>
-        </w:tc>
-        <w:tc>
-          <w:tcPr>
-            <w:tcW w:type="dxa" w:w="1928"/>
-            <w:vAlign w:val="center"/>
-            <w:shd w:val="clear" w:color="auto" w:fill="FFFFFF"/>
-          </w:tcPr>
-          <w:p>
-            <w:pPr>
-              <w:spacing w:before="20" w:after="20"/>
-              <w:jc w:val="center"/>
-            </w:pPr>
-            <w:r>
-              <w:rPr>
-                <w:rFonts w:ascii="Calibri" w:hAnsi="Calibri"/>
-                <w:b w:val="0"/>
-                <w:color w:val="16232B"/>
-                <w:sz w:val="16"/>
-                <w:spacing w:val="0"/>
-                <w:kern w:val="0"/>
-              </w:rPr>
-              <w:t>13.93 – 20.54</w:t>
-            </w:r>
-          </w:p>
-        </w:tc>
-        <w:tc>
-          <w:tcPr>
-            <w:tcW w:type="dxa" w:w="1928"/>
-            <w:vAlign w:val="center"/>
-            <w:shd w:val="clear" w:color="auto" w:fill="FFFFFF"/>
-          </w:tcPr>
-          <w:p>
-            <w:pPr>
-              <w:spacing w:before="20" w:after="20"/>
-              <w:jc w:val="center"/>
-            </w:pPr>
-            <w:r>
-              <w:rPr>
-                <w:rFonts w:ascii="Calibri" w:hAnsi="Calibri"/>
-                <w:b w:val="0"/>
-                <w:color w:val="16232B"/>
-                <w:sz w:val="16"/>
-                <w:spacing w:val="0"/>
-                <w:kern w:val="0"/>
-              </w:rPr>
-              <w:t>15.67 – 20.42</w:t>
+              <w:t>Fat Bastard</w:t>
+            </w:r>
+          </w:p>
+        </w:tc>
+        <w:tc>
+          <w:tcPr>
+            <w:tcW w:type="dxa" w:w="2835"/>
+            <w:vAlign w:val="center"/>
+            <w:shd w:val="clear" w:color="auto" w:fill="FFFFFF"/>
+          </w:tcPr>
+          <w:p>
+            <w:pPr>
+              <w:spacing w:before="20" w:after="20"/>
+              <w:jc w:val="center"/>
+            </w:pPr>
+            <w:r>
+              <w:rPr>
+                <w:rFonts w:ascii="Calibri" w:hAnsi="Calibri"/>
+                <w:b w:val="0"/>
+                <w:color w:val="16232B"/>
+                <w:sz w:val="16"/>
+                <w:spacing w:val="0"/>
+                <w:kern w:val="0"/>
+              </w:rPr>
+              <w:t>6</w:t>
+            </w:r>
+          </w:p>
+        </w:tc>
+        <w:tc>
+          <w:tcPr>
+            <w:tcW w:type="dxa" w:w="2835"/>
+            <w:vAlign w:val="center"/>
+            <w:shd w:val="clear" w:color="auto" w:fill="FFFFFF"/>
+          </w:tcPr>
+          <w:p>
+            <w:pPr>
+              <w:spacing w:before="20" w:after="20"/>
+              <w:jc w:val="center"/>
+            </w:pPr>
+            <w:r>
+              <w:rPr>
+                <w:rFonts w:ascii="Calibri" w:hAnsi="Calibri"/>
+                <w:b w:val="0"/>
+                <w:color w:val="16232B"/>
+                <w:sz w:val="16"/>
+                <w:spacing w:val="0"/>
+                <w:kern w:val="0"/>
+              </w:rPr>
+              <w:t>12.39% – 20.83%</w:t>
             </w:r>
           </w:p>
         </w:tc>
@@ -3070,7 +2347,7 @@
       <w:tr>
         <w:tc>
           <w:tcPr>
-            <w:tcW w:type="dxa" w:w="3061"/>
+            <w:tcW w:type="dxa" w:w="3969"/>
             <w:vAlign w:val="center"/>
             <w:shd w:val="clear" w:color="auto" w:fill="F4F7FB"/>
           </w:tcPr>
@@ -3088,127 +2365,55 @@
                 <w:spacing w:val="0"/>
                 <w:kern w:val="0"/>
               </w:rPr>
-              <w:t>Motor Breath</w:t>
-            </w:r>
-          </w:p>
-        </w:tc>
-        <w:tc>
-          <w:tcPr>
-            <w:tcW w:type="dxa" w:w="680"/>
-            <w:vAlign w:val="center"/>
-            <w:shd w:val="clear" w:color="auto" w:fill="F4F7FB"/>
-          </w:tcPr>
-          <w:p>
-            <w:pPr>
-              <w:spacing w:before="20" w:after="20"/>
-              <w:jc w:val="center"/>
-            </w:pPr>
-            <w:r>
-              <w:rPr>
-                <w:rFonts w:ascii="Calibri" w:hAnsi="Calibri"/>
-                <w:b w:val="0"/>
-                <w:color w:val="16232B"/>
-                <w:sz w:val="16"/>
-                <w:spacing w:val="0"/>
-                <w:kern w:val="0"/>
-              </w:rPr>
-              <w:t>2</w:t>
-            </w:r>
-          </w:p>
-        </w:tc>
-        <w:tc>
-          <w:tcPr>
-            <w:tcW w:type="dxa" w:w="1361"/>
-            <w:vAlign w:val="center"/>
-            <w:shd w:val="clear" w:color="auto" w:fill="F4F7FB"/>
-          </w:tcPr>
-          <w:p>
-            <w:pPr>
-              <w:spacing w:before="20" w:after="20"/>
-              <w:jc w:val="center"/>
-            </w:pPr>
-            <w:r>
-              <w:rPr>
-                <w:rFonts w:ascii="Calibri" w:hAnsi="Calibri"/>
-                <w:b w:val="0"/>
-                <w:color w:val="16232B"/>
-                <w:sz w:val="16"/>
-                <w:spacing w:val="0"/>
-                <w:kern w:val="0"/>
-              </w:rPr>
-              <w:t>17.75</w:t>
-            </w:r>
-          </w:p>
-        </w:tc>
-        <w:tc>
-          <w:tcPr>
-            <w:tcW w:type="dxa" w:w="1020"/>
-            <w:vAlign w:val="center"/>
-            <w:shd w:val="clear" w:color="auto" w:fill="F4F7FB"/>
-          </w:tcPr>
-          <w:p>
-            <w:pPr>
-              <w:spacing w:before="20" w:after="20"/>
-              <w:jc w:val="center"/>
-            </w:pPr>
-            <w:r>
-              <w:rPr>
-                <w:rFonts w:ascii="Calibri" w:hAnsi="Calibri"/>
-                <w:b w:val="0"/>
-                <w:color w:val="16232B"/>
-                <w:sz w:val="16"/>
-                <w:spacing w:val="0"/>
-                <w:kern w:val="0"/>
-              </w:rPr>
-              <w:t>1.31</w:t>
-            </w:r>
-          </w:p>
-        </w:tc>
-        <w:tc>
-          <w:tcPr>
-            <w:tcW w:type="dxa" w:w="1928"/>
-            <w:vAlign w:val="center"/>
-            <w:shd w:val="clear" w:color="auto" w:fill="F4F7FB"/>
-          </w:tcPr>
-          <w:p>
-            <w:pPr>
-              <w:spacing w:before="20" w:after="20"/>
-              <w:jc w:val="center"/>
-            </w:pPr>
-            <w:r>
-              <w:rPr>
-                <w:rFonts w:ascii="Calibri" w:hAnsi="Calibri"/>
-                <w:b w:val="0"/>
-                <w:color w:val="16232B"/>
-                <w:sz w:val="16"/>
-                <w:spacing w:val="0"/>
-                <w:kern w:val="0"/>
-              </w:rPr>
-              <w:t>16.82 – 18.67</w:t>
-            </w:r>
-          </w:p>
-        </w:tc>
-        <w:tc>
-          <w:tcPr>
-            <w:tcW w:type="dxa" w:w="1928"/>
-            <w:vAlign w:val="center"/>
-            <w:shd w:val="clear" w:color="auto" w:fill="F4F7FB"/>
-          </w:tcPr>
-          <w:p>
-            <w:pPr>
-              <w:spacing w:before="20" w:after="20"/>
-              <w:jc w:val="center"/>
-            </w:pPr>
-            <w:r>
-              <w:rPr>
-                <w:rFonts w:ascii="Calibri" w:hAnsi="Calibri"/>
-                <w:b w:val="0"/>
-                <w:color w:val="16232B"/>
-                <w:sz w:val="16"/>
-                <w:spacing w:val="0"/>
-                <w:kern w:val="0"/>
-              </w:rPr>
-              <w:t>—</w:t>
+              <w:t>Jelly Donutz</w:t>
+            </w:r>
+          </w:p>
+        </w:tc>
+        <w:tc>
+          <w:tcPr>
+            <w:tcW w:type="dxa" w:w="2835"/>
+            <w:vAlign w:val="center"/>
+            <w:shd w:val="clear" w:color="auto" w:fill="F4F7FB"/>
+          </w:tcPr>
+          <w:p>
+            <w:pPr>
+              <w:spacing w:before="20" w:after="20"/>
+              <w:jc w:val="center"/>
+            </w:pPr>
+            <w:r>
+              <w:rPr>
+                <w:rFonts w:ascii="Calibri" w:hAnsi="Calibri"/>
+                <w:b w:val="0"/>
+                <w:color w:val="16232B"/>
+                <w:sz w:val="16"/>
+                <w:spacing w:val="0"/>
+                <w:kern w:val="0"/>
+              </w:rPr>
+              <w:t>7</w:t>
+            </w:r>
+          </w:p>
+        </w:tc>
+        <w:tc>
+          <w:tcPr>
+            <w:tcW w:type="dxa" w:w="2835"/>
+            <w:vAlign w:val="center"/>
+            <w:shd w:val="clear" w:color="auto" w:fill="F4F7FB"/>
+          </w:tcPr>
+          <w:p>
+            <w:pPr>
+              <w:spacing w:before="20" w:after="20"/>
+              <w:jc w:val="center"/>
+            </w:pPr>
+            <w:r>
+              <w:rPr>
+                <w:rFonts w:ascii="Calibri" w:hAnsi="Calibri"/>
+                <w:b w:val="0"/>
+                <w:color w:val="16232B"/>
+                <w:sz w:val="16"/>
+                <w:spacing w:val="0"/>
+                <w:kern w:val="0"/>
+              </w:rPr>
+              <w:t>13.93% – 20.54%</w:t>
             </w:r>
           </w:p>
         </w:tc>
@@ -3216,7 +2421,7 @@
       <w:tr>
         <w:tc>
           <w:tcPr>
-            <w:tcW w:type="dxa" w:w="3061"/>
+            <w:tcW w:type="dxa" w:w="3969"/>
             <w:vAlign w:val="center"/>
             <w:shd w:val="clear" w:color="auto" w:fill="FFFFFF"/>
           </w:tcPr>
@@ -3234,127 +2439,55 @@
                 <w:spacing w:val="0"/>
                 <w:kern w:val="0"/>
               </w:rPr>
-              <w:t>Kush Crasher</w:t>
-            </w:r>
-          </w:p>
-        </w:tc>
-        <w:tc>
-          <w:tcPr>
-            <w:tcW w:type="dxa" w:w="680"/>
-            <w:vAlign w:val="center"/>
-            <w:shd w:val="clear" w:color="auto" w:fill="FFFFFF"/>
-          </w:tcPr>
-          <w:p>
-            <w:pPr>
-              <w:spacing w:before="20" w:after="20"/>
-              <w:jc w:val="center"/>
-            </w:pPr>
-            <w:r>
-              <w:rPr>
-                <w:rFonts w:ascii="Calibri" w:hAnsi="Calibri"/>
-                <w:b w:val="0"/>
-                <w:color w:val="16232B"/>
-                <w:sz w:val="16"/>
-                <w:spacing w:val="0"/>
-                <w:kern w:val="0"/>
-              </w:rPr>
-              <w:t>1</w:t>
-            </w:r>
-          </w:p>
-        </w:tc>
-        <w:tc>
-          <w:tcPr>
-            <w:tcW w:type="dxa" w:w="1361"/>
-            <w:vAlign w:val="center"/>
-            <w:shd w:val="clear" w:color="auto" w:fill="FFFFFF"/>
-          </w:tcPr>
-          <w:p>
-            <w:pPr>
-              <w:spacing w:before="20" w:after="20"/>
-              <w:jc w:val="center"/>
-            </w:pPr>
-            <w:r>
-              <w:rPr>
-                <w:rFonts w:ascii="Calibri" w:hAnsi="Calibri"/>
-                <w:b w:val="0"/>
-                <w:color w:val="16232B"/>
-                <w:sz w:val="16"/>
-                <w:spacing w:val="0"/>
-                <w:kern w:val="0"/>
-              </w:rPr>
-              <w:t>17.04</w:t>
-            </w:r>
-          </w:p>
-        </w:tc>
-        <w:tc>
-          <w:tcPr>
-            <w:tcW w:type="dxa" w:w="1020"/>
-            <w:vAlign w:val="center"/>
-            <w:shd w:val="clear" w:color="auto" w:fill="FFFFFF"/>
-          </w:tcPr>
-          <w:p>
-            <w:pPr>
-              <w:spacing w:before="20" w:after="20"/>
-              <w:jc w:val="center"/>
-            </w:pPr>
-            <w:r>
-              <w:rPr>
-                <w:rFonts w:ascii="Calibri" w:hAnsi="Calibri"/>
-                <w:b w:val="0"/>
-                <w:color w:val="16232B"/>
-                <w:sz w:val="16"/>
-                <w:spacing w:val="0"/>
-                <w:kern w:val="0"/>
-              </w:rPr>
-              <w:t>—</w:t>
-            </w:r>
-          </w:p>
-        </w:tc>
-        <w:tc>
-          <w:tcPr>
-            <w:tcW w:type="dxa" w:w="1928"/>
-            <w:vAlign w:val="center"/>
-            <w:shd w:val="clear" w:color="auto" w:fill="FFFFFF"/>
-          </w:tcPr>
-          <w:p>
-            <w:pPr>
-              <w:spacing w:before="20" w:after="20"/>
-              <w:jc w:val="center"/>
-            </w:pPr>
-            <w:r>
-              <w:rPr>
-                <w:rFonts w:ascii="Calibri" w:hAnsi="Calibri"/>
-                <w:b w:val="0"/>
-                <w:color w:val="16232B"/>
-                <w:sz w:val="16"/>
-                <w:spacing w:val="0"/>
-                <w:kern w:val="0"/>
-              </w:rPr>
-              <w:t>17.04 – 17.04</w:t>
-            </w:r>
-          </w:p>
-        </w:tc>
-        <w:tc>
-          <w:tcPr>
-            <w:tcW w:type="dxa" w:w="1928"/>
-            <w:vAlign w:val="center"/>
-            <w:shd w:val="clear" w:color="auto" w:fill="FFFFFF"/>
-          </w:tcPr>
-          <w:p>
-            <w:pPr>
-              <w:spacing w:before="20" w:after="20"/>
-              <w:jc w:val="center"/>
-            </w:pPr>
-            <w:r>
-              <w:rPr>
-                <w:rFonts w:ascii="Calibri" w:hAnsi="Calibri"/>
-                <w:b w:val="0"/>
-                <w:color w:val="16232B"/>
-                <w:sz w:val="16"/>
-                <w:spacing w:val="0"/>
-                <w:kern w:val="0"/>
-              </w:rPr>
-              <w:t>—</w:t>
+              <w:t>Orange Punch Mimosa</w:t>
+            </w:r>
+          </w:p>
+        </w:tc>
+        <w:tc>
+          <w:tcPr>
+            <w:tcW w:type="dxa" w:w="2835"/>
+            <w:vAlign w:val="center"/>
+            <w:shd w:val="clear" w:color="auto" w:fill="FFFFFF"/>
+          </w:tcPr>
+          <w:p>
+            <w:pPr>
+              <w:spacing w:before="20" w:after="20"/>
+              <w:jc w:val="center"/>
+            </w:pPr>
+            <w:r>
+              <w:rPr>
+                <w:rFonts w:ascii="Calibri" w:hAnsi="Calibri"/>
+                <w:b w:val="0"/>
+                <w:color w:val="16232B"/>
+                <w:sz w:val="16"/>
+                <w:spacing w:val="0"/>
+                <w:kern w:val="0"/>
+              </w:rPr>
+              <w:t>11</w:t>
+            </w:r>
+          </w:p>
+        </w:tc>
+        <w:tc>
+          <w:tcPr>
+            <w:tcW w:type="dxa" w:w="2835"/>
+            <w:vAlign w:val="center"/>
+            <w:shd w:val="clear" w:color="auto" w:fill="FFFFFF"/>
+          </w:tcPr>
+          <w:p>
+            <w:pPr>
+              <w:spacing w:before="20" w:after="20"/>
+              <w:jc w:val="center"/>
+            </w:pPr>
+            <w:r>
+              <w:rPr>
+                <w:rFonts w:ascii="Calibri" w:hAnsi="Calibri"/>
+                <w:b w:val="0"/>
+                <w:color w:val="16232B"/>
+                <w:sz w:val="16"/>
+                <w:spacing w:val="0"/>
+                <w:kern w:val="0"/>
+              </w:rPr>
+              <w:t>7.91% – 20.03%</w:t>
             </w:r>
           </w:p>
         </w:tc>
@@ -3362,7 +2495,7 @@
       <w:tr>
         <w:tc>
           <w:tcPr>
-            <w:tcW w:type="dxa" w:w="3061"/>
+            <w:tcW w:type="dxa" w:w="3969"/>
             <w:vAlign w:val="center"/>
             <w:shd w:val="clear" w:color="auto" w:fill="F4F7FB"/>
           </w:tcPr>
@@ -3380,127 +2513,55 @@
                 <w:spacing w:val="0"/>
                 <w:kern w:val="0"/>
               </w:rPr>
-              <w:t>Fat Bastard</w:t>
-            </w:r>
-          </w:p>
-        </w:tc>
-        <w:tc>
-          <w:tcPr>
-            <w:tcW w:type="dxa" w:w="680"/>
-            <w:vAlign w:val="center"/>
-            <w:shd w:val="clear" w:color="auto" w:fill="F4F7FB"/>
-          </w:tcPr>
-          <w:p>
-            <w:pPr>
-              <w:spacing w:before="20" w:after="20"/>
-              <w:jc w:val="center"/>
-            </w:pPr>
-            <w:r>
-              <w:rPr>
-                <w:rFonts w:ascii="Calibri" w:hAnsi="Calibri"/>
-                <w:b w:val="0"/>
-                <w:color w:val="16232B"/>
-                <w:sz w:val="16"/>
-                <w:spacing w:val="0"/>
-                <w:kern w:val="0"/>
-              </w:rPr>
-              <w:t>6</w:t>
-            </w:r>
-          </w:p>
-        </w:tc>
-        <w:tc>
-          <w:tcPr>
-            <w:tcW w:type="dxa" w:w="1361"/>
-            <w:vAlign w:val="center"/>
-            <w:shd w:val="clear" w:color="auto" w:fill="F4F7FB"/>
-          </w:tcPr>
-          <w:p>
-            <w:pPr>
-              <w:spacing w:before="20" w:after="20"/>
-              <w:jc w:val="center"/>
-            </w:pPr>
-            <w:r>
-              <w:rPr>
-                <w:rFonts w:ascii="Calibri" w:hAnsi="Calibri"/>
-                <w:b w:val="0"/>
-                <w:color w:val="16232B"/>
-                <w:sz w:val="16"/>
-                <w:spacing w:val="0"/>
-                <w:kern w:val="0"/>
-              </w:rPr>
-              <w:t>16.96</w:t>
-            </w:r>
-          </w:p>
-        </w:tc>
-        <w:tc>
-          <w:tcPr>
-            <w:tcW w:type="dxa" w:w="1020"/>
-            <w:vAlign w:val="center"/>
-            <w:shd w:val="clear" w:color="auto" w:fill="F4F7FB"/>
-          </w:tcPr>
-          <w:p>
-            <w:pPr>
-              <w:spacing w:before="20" w:after="20"/>
-              <w:jc w:val="center"/>
-            </w:pPr>
-            <w:r>
-              <w:rPr>
-                <w:rFonts w:ascii="Calibri" w:hAnsi="Calibri"/>
-                <w:b w:val="0"/>
-                <w:color w:val="16232B"/>
-                <w:sz w:val="16"/>
-                <w:spacing w:val="0"/>
-                <w:kern w:val="0"/>
-              </w:rPr>
-              <w:t>3.05</w:t>
-            </w:r>
-          </w:p>
-        </w:tc>
-        <w:tc>
-          <w:tcPr>
-            <w:tcW w:type="dxa" w:w="1928"/>
-            <w:vAlign w:val="center"/>
-            <w:shd w:val="clear" w:color="auto" w:fill="F4F7FB"/>
-          </w:tcPr>
-          <w:p>
-            <w:pPr>
-              <w:spacing w:before="20" w:after="20"/>
-              <w:jc w:val="center"/>
-            </w:pPr>
-            <w:r>
-              <w:rPr>
-                <w:rFonts w:ascii="Calibri" w:hAnsi="Calibri"/>
-                <w:b w:val="0"/>
-                <w:color w:val="16232B"/>
-                <w:sz w:val="16"/>
-                <w:spacing w:val="0"/>
-                <w:kern w:val="0"/>
-              </w:rPr>
-              <w:t>12.39 – 20.83</w:t>
-            </w:r>
-          </w:p>
-        </w:tc>
-        <w:tc>
-          <w:tcPr>
-            <w:tcW w:type="dxa" w:w="1928"/>
-            <w:vAlign w:val="center"/>
-            <w:shd w:val="clear" w:color="auto" w:fill="F4F7FB"/>
-          </w:tcPr>
-          <w:p>
-            <w:pPr>
-              <w:spacing w:before="20" w:after="20"/>
-              <w:jc w:val="center"/>
-            </w:pPr>
-            <w:r>
-              <w:rPr>
-                <w:rFonts w:ascii="Calibri" w:hAnsi="Calibri"/>
-                <w:b w:val="0"/>
-                <w:color w:val="16232B"/>
-                <w:sz w:val="16"/>
-                <w:spacing w:val="0"/>
-                <w:kern w:val="0"/>
-              </w:rPr>
-              <w:t>13.76 – 20.16</w:t>
+              <w:t>Gorilla Glue</w:t>
+            </w:r>
+          </w:p>
+        </w:tc>
+        <w:tc>
+          <w:tcPr>
+            <w:tcW w:type="dxa" w:w="2835"/>
+            <w:vAlign w:val="center"/>
+            <w:shd w:val="clear" w:color="auto" w:fill="F4F7FB"/>
+          </w:tcPr>
+          <w:p>
+            <w:pPr>
+              <w:spacing w:before="20" w:after="20"/>
+              <w:jc w:val="center"/>
+            </w:pPr>
+            <w:r>
+              <w:rPr>
+                <w:rFonts w:ascii="Calibri" w:hAnsi="Calibri"/>
+                <w:b w:val="0"/>
+                <w:color w:val="16232B"/>
+                <w:sz w:val="16"/>
+                <w:spacing w:val="0"/>
+                <w:kern w:val="0"/>
+              </w:rPr>
+              <w:t>9</w:t>
+            </w:r>
+          </w:p>
+        </w:tc>
+        <w:tc>
+          <w:tcPr>
+            <w:tcW w:type="dxa" w:w="2835"/>
+            <w:vAlign w:val="center"/>
+            <w:shd w:val="clear" w:color="auto" w:fill="F4F7FB"/>
+          </w:tcPr>
+          <w:p>
+            <w:pPr>
+              <w:spacing w:before="20" w:after="20"/>
+              <w:jc w:val="center"/>
+            </w:pPr>
+            <w:r>
+              <w:rPr>
+                <w:rFonts w:ascii="Calibri" w:hAnsi="Calibri"/>
+                <w:b w:val="0"/>
+                <w:color w:val="16232B"/>
+                <w:sz w:val="16"/>
+                <w:spacing w:val="0"/>
+                <w:kern w:val="0"/>
+              </w:rPr>
+              <w:t>13.34% – 18.98%</w:t>
             </w:r>
           </w:p>
         </w:tc>
@@ -3508,7 +2569,7 @@
       <w:tr>
         <w:tc>
           <w:tcPr>
-            <w:tcW w:type="dxa" w:w="3061"/>
+            <w:tcW w:type="dxa" w:w="3969"/>
             <w:vAlign w:val="center"/>
             <w:shd w:val="clear" w:color="auto" w:fill="FFFFFF"/>
           </w:tcPr>
@@ -3526,127 +2587,55 @@
                 <w:spacing w:val="0"/>
                 <w:kern w:val="0"/>
               </w:rPr>
-              <w:t>Apple and Banana</w:t>
-            </w:r>
-          </w:p>
-        </w:tc>
-        <w:tc>
-          <w:tcPr>
-            <w:tcW w:type="dxa" w:w="680"/>
-            <w:vAlign w:val="center"/>
-            <w:shd w:val="clear" w:color="auto" w:fill="FFFFFF"/>
-          </w:tcPr>
-          <w:p>
-            <w:pPr>
-              <w:spacing w:before="20" w:after="20"/>
-              <w:jc w:val="center"/>
-            </w:pPr>
-            <w:r>
-              <w:rPr>
-                <w:rFonts w:ascii="Calibri" w:hAnsi="Calibri"/>
-                <w:b w:val="0"/>
-                <w:color w:val="16232B"/>
-                <w:sz w:val="16"/>
-                <w:spacing w:val="0"/>
-                <w:kern w:val="0"/>
-              </w:rPr>
-              <w:t>1</w:t>
-            </w:r>
-          </w:p>
-        </w:tc>
-        <w:tc>
-          <w:tcPr>
-            <w:tcW w:type="dxa" w:w="1361"/>
-            <w:vAlign w:val="center"/>
-            <w:shd w:val="clear" w:color="auto" w:fill="FFFFFF"/>
-          </w:tcPr>
-          <w:p>
-            <w:pPr>
-              <w:spacing w:before="20" w:after="20"/>
-              <w:jc w:val="center"/>
-            </w:pPr>
-            <w:r>
-              <w:rPr>
-                <w:rFonts w:ascii="Calibri" w:hAnsi="Calibri"/>
-                <w:b w:val="0"/>
-                <w:color w:val="16232B"/>
-                <w:sz w:val="16"/>
-                <w:spacing w:val="0"/>
-                <w:kern w:val="0"/>
-              </w:rPr>
-              <w:t>16.93</w:t>
-            </w:r>
-          </w:p>
-        </w:tc>
-        <w:tc>
-          <w:tcPr>
-            <w:tcW w:type="dxa" w:w="1020"/>
-            <w:vAlign w:val="center"/>
-            <w:shd w:val="clear" w:color="auto" w:fill="FFFFFF"/>
-          </w:tcPr>
-          <w:p>
-            <w:pPr>
-              <w:spacing w:before="20" w:after="20"/>
-              <w:jc w:val="center"/>
-            </w:pPr>
-            <w:r>
-              <w:rPr>
-                <w:rFonts w:ascii="Calibri" w:hAnsi="Calibri"/>
-                <w:b w:val="0"/>
-                <w:color w:val="16232B"/>
-                <w:sz w:val="16"/>
-                <w:spacing w:val="0"/>
-                <w:kern w:val="0"/>
-              </w:rPr>
-              <w:t>—</w:t>
-            </w:r>
-          </w:p>
-        </w:tc>
-        <w:tc>
-          <w:tcPr>
-            <w:tcW w:type="dxa" w:w="1928"/>
-            <w:vAlign w:val="center"/>
-            <w:shd w:val="clear" w:color="auto" w:fill="FFFFFF"/>
-          </w:tcPr>
-          <w:p>
-            <w:pPr>
-              <w:spacing w:before="20" w:after="20"/>
-              <w:jc w:val="center"/>
-            </w:pPr>
-            <w:r>
-              <w:rPr>
-                <w:rFonts w:ascii="Calibri" w:hAnsi="Calibri"/>
-                <w:b w:val="0"/>
-                <w:color w:val="16232B"/>
-                <w:sz w:val="16"/>
-                <w:spacing w:val="0"/>
-                <w:kern w:val="0"/>
-              </w:rPr>
-              <w:t>16.93 – 16.93</w:t>
-            </w:r>
-          </w:p>
-        </w:tc>
-        <w:tc>
-          <w:tcPr>
-            <w:tcW w:type="dxa" w:w="1928"/>
-            <w:vAlign w:val="center"/>
-            <w:shd w:val="clear" w:color="auto" w:fill="FFFFFF"/>
-          </w:tcPr>
-          <w:p>
-            <w:pPr>
-              <w:spacing w:before="20" w:after="20"/>
-              <w:jc w:val="center"/>
-            </w:pPr>
-            <w:r>
-              <w:rPr>
-                <w:rFonts w:ascii="Calibri" w:hAnsi="Calibri"/>
-                <w:b w:val="0"/>
-                <w:color w:val="16232B"/>
-                <w:sz w:val="16"/>
-                <w:spacing w:val="0"/>
-                <w:kern w:val="0"/>
-              </w:rPr>
-              <w:t>—</w:t>
+              <w:t>Motor Breath</w:t>
+            </w:r>
+          </w:p>
+        </w:tc>
+        <w:tc>
+          <w:tcPr>
+            <w:tcW w:type="dxa" w:w="2835"/>
+            <w:vAlign w:val="center"/>
+            <w:shd w:val="clear" w:color="auto" w:fill="FFFFFF"/>
+          </w:tcPr>
+          <w:p>
+            <w:pPr>
+              <w:spacing w:before="20" w:after="20"/>
+              <w:jc w:val="center"/>
+            </w:pPr>
+            <w:r>
+              <w:rPr>
+                <w:rFonts w:ascii="Calibri" w:hAnsi="Calibri"/>
+                <w:b w:val="0"/>
+                <w:color w:val="16232B"/>
+                <w:sz w:val="16"/>
+                <w:spacing w:val="0"/>
+                <w:kern w:val="0"/>
+              </w:rPr>
+              <w:t>2</w:t>
+            </w:r>
+          </w:p>
+        </w:tc>
+        <w:tc>
+          <w:tcPr>
+            <w:tcW w:type="dxa" w:w="2835"/>
+            <w:vAlign w:val="center"/>
+            <w:shd w:val="clear" w:color="auto" w:fill="FFFFFF"/>
+          </w:tcPr>
+          <w:p>
+            <w:pPr>
+              <w:spacing w:before="20" w:after="20"/>
+              <w:jc w:val="center"/>
+            </w:pPr>
+            <w:r>
+              <w:rPr>
+                <w:rFonts w:ascii="Calibri" w:hAnsi="Calibri"/>
+                <w:b w:val="0"/>
+                <w:color w:val="16232B"/>
+                <w:sz w:val="16"/>
+                <w:spacing w:val="0"/>
+                <w:kern w:val="0"/>
+              </w:rPr>
+              <w:t>16.82% – 18.67%</w:t>
             </w:r>
           </w:p>
         </w:tc>
@@ -3654,7 +2643,7 @@
       <w:tr>
         <w:tc>
           <w:tcPr>
-            <w:tcW w:type="dxa" w:w="3061"/>
+            <w:tcW w:type="dxa" w:w="3969"/>
             <w:vAlign w:val="center"/>
             <w:shd w:val="clear" w:color="auto" w:fill="F4F7FB"/>
           </w:tcPr>
@@ -3672,127 +2661,55 @@
                 <w:spacing w:val="0"/>
                 <w:kern w:val="0"/>
               </w:rPr>
-              <w:t>Gorilla Glue</w:t>
-            </w:r>
-          </w:p>
-        </w:tc>
-        <w:tc>
-          <w:tcPr>
-            <w:tcW w:type="dxa" w:w="680"/>
-            <w:vAlign w:val="center"/>
-            <w:shd w:val="clear" w:color="auto" w:fill="F4F7FB"/>
-          </w:tcPr>
-          <w:p>
-            <w:pPr>
-              <w:spacing w:before="20" w:after="20"/>
-              <w:jc w:val="center"/>
-            </w:pPr>
-            <w:r>
-              <w:rPr>
-                <w:rFonts w:ascii="Calibri" w:hAnsi="Calibri"/>
-                <w:b w:val="0"/>
-                <w:color w:val="16232B"/>
-                <w:sz w:val="16"/>
-                <w:spacing w:val="0"/>
-                <w:kern w:val="0"/>
-              </w:rPr>
-              <w:t>9</w:t>
-            </w:r>
-          </w:p>
-        </w:tc>
-        <w:tc>
-          <w:tcPr>
-            <w:tcW w:type="dxa" w:w="1361"/>
-            <w:vAlign w:val="center"/>
-            <w:shd w:val="clear" w:color="auto" w:fill="F4F7FB"/>
-          </w:tcPr>
-          <w:p>
-            <w:pPr>
-              <w:spacing w:before="20" w:after="20"/>
-              <w:jc w:val="center"/>
-            </w:pPr>
-            <w:r>
-              <w:rPr>
-                <w:rFonts w:ascii="Calibri" w:hAnsi="Calibri"/>
-                <w:b w:val="0"/>
-                <w:color w:val="16232B"/>
-                <w:sz w:val="16"/>
-                <w:spacing w:val="0"/>
-                <w:kern w:val="0"/>
-              </w:rPr>
-              <w:t>16.86</w:t>
-            </w:r>
-          </w:p>
-        </w:tc>
-        <w:tc>
-          <w:tcPr>
-            <w:tcW w:type="dxa" w:w="1020"/>
-            <w:vAlign w:val="center"/>
-            <w:shd w:val="clear" w:color="auto" w:fill="F4F7FB"/>
-          </w:tcPr>
-          <w:p>
-            <w:pPr>
-              <w:spacing w:before="20" w:after="20"/>
-              <w:jc w:val="center"/>
-            </w:pPr>
-            <w:r>
-              <w:rPr>
-                <w:rFonts w:ascii="Calibri" w:hAnsi="Calibri"/>
-                <w:b w:val="0"/>
-                <w:color w:val="16232B"/>
-                <w:sz w:val="16"/>
-                <w:spacing w:val="0"/>
-                <w:kern w:val="0"/>
-              </w:rPr>
-              <w:t>1.77</w:t>
-            </w:r>
-          </w:p>
-        </w:tc>
-        <w:tc>
-          <w:tcPr>
-            <w:tcW w:type="dxa" w:w="1928"/>
-            <w:vAlign w:val="center"/>
-            <w:shd w:val="clear" w:color="auto" w:fill="F4F7FB"/>
-          </w:tcPr>
-          <w:p>
-            <w:pPr>
-              <w:spacing w:before="20" w:after="20"/>
-              <w:jc w:val="center"/>
-            </w:pPr>
-            <w:r>
-              <w:rPr>
-                <w:rFonts w:ascii="Calibri" w:hAnsi="Calibri"/>
-                <w:b w:val="0"/>
-                <w:color w:val="16232B"/>
-                <w:sz w:val="16"/>
-                <w:spacing w:val="0"/>
-                <w:kern w:val="0"/>
-              </w:rPr>
-              <w:t>13.34 – 18.98</w:t>
-            </w:r>
-          </w:p>
-        </w:tc>
-        <w:tc>
-          <w:tcPr>
-            <w:tcW w:type="dxa" w:w="1928"/>
-            <w:vAlign w:val="center"/>
-            <w:shd w:val="clear" w:color="auto" w:fill="F4F7FB"/>
-          </w:tcPr>
-          <w:p>
-            <w:pPr>
-              <w:spacing w:before="20" w:after="20"/>
-              <w:jc w:val="center"/>
-            </w:pPr>
-            <w:r>
-              <w:rPr>
-                <w:rFonts w:ascii="Calibri" w:hAnsi="Calibri"/>
-                <w:b w:val="0"/>
-                <w:color w:val="16232B"/>
-                <w:sz w:val="16"/>
-                <w:spacing w:val="0"/>
-                <w:kern w:val="0"/>
-              </w:rPr>
-              <w:t>15.50 – 18.22</w:t>
+              <w:t>Cash Cow</w:t>
+            </w:r>
+          </w:p>
+        </w:tc>
+        <w:tc>
+          <w:tcPr>
+            <w:tcW w:type="dxa" w:w="2835"/>
+            <w:vAlign w:val="center"/>
+            <w:shd w:val="clear" w:color="auto" w:fill="F4F7FB"/>
+          </w:tcPr>
+          <w:p>
+            <w:pPr>
+              <w:spacing w:before="20" w:after="20"/>
+              <w:jc w:val="center"/>
+            </w:pPr>
+            <w:r>
+              <w:rPr>
+                <w:rFonts w:ascii="Calibri" w:hAnsi="Calibri"/>
+                <w:b w:val="0"/>
+                <w:color w:val="16232B"/>
+                <w:sz w:val="16"/>
+                <w:spacing w:val="0"/>
+                <w:kern w:val="0"/>
+              </w:rPr>
+              <w:t>2</w:t>
+            </w:r>
+          </w:p>
+        </w:tc>
+        <w:tc>
+          <w:tcPr>
+            <w:tcW w:type="dxa" w:w="2835"/>
+            <w:vAlign w:val="center"/>
+            <w:shd w:val="clear" w:color="auto" w:fill="F4F7FB"/>
+          </w:tcPr>
+          <w:p>
+            <w:pPr>
+              <w:spacing w:before="20" w:after="20"/>
+              <w:jc w:val="center"/>
+            </w:pPr>
+            <w:r>
+              <w:rPr>
+                <w:rFonts w:ascii="Calibri" w:hAnsi="Calibri"/>
+                <w:b w:val="0"/>
+                <w:color w:val="16232B"/>
+                <w:sz w:val="16"/>
+                <w:spacing w:val="0"/>
+                <w:kern w:val="0"/>
+              </w:rPr>
+              <w:t>13.35% – 17.67%</w:t>
             </w:r>
           </w:p>
         </w:tc>
@@ -3800,7 +2717,7 @@
       <w:tr>
         <w:tc>
           <w:tcPr>
-            <w:tcW w:type="dxa" w:w="3061"/>
+            <w:tcW w:type="dxa" w:w="3969"/>
             <w:vAlign w:val="center"/>
             <w:shd w:val="clear" w:color="auto" w:fill="FFFFFF"/>
           </w:tcPr>
@@ -3818,127 +2735,55 @@
                 <w:spacing w:val="0"/>
                 <w:kern w:val="0"/>
               </w:rPr>
-              <w:t>Cash Cow</w:t>
-            </w:r>
-          </w:p>
-        </w:tc>
-        <w:tc>
-          <w:tcPr>
-            <w:tcW w:type="dxa" w:w="680"/>
-            <w:vAlign w:val="center"/>
-            <w:shd w:val="clear" w:color="auto" w:fill="FFFFFF"/>
-          </w:tcPr>
-          <w:p>
-            <w:pPr>
-              <w:spacing w:before="20" w:after="20"/>
-              <w:jc w:val="center"/>
-            </w:pPr>
-            <w:r>
-              <w:rPr>
-                <w:rFonts w:ascii="Calibri" w:hAnsi="Calibri"/>
-                <w:b w:val="0"/>
-                <w:color w:val="16232B"/>
-                <w:sz w:val="16"/>
-                <w:spacing w:val="0"/>
-                <w:kern w:val="0"/>
-              </w:rPr>
-              <w:t>2</w:t>
-            </w:r>
-          </w:p>
-        </w:tc>
-        <w:tc>
-          <w:tcPr>
-            <w:tcW w:type="dxa" w:w="1361"/>
-            <w:vAlign w:val="center"/>
-            <w:shd w:val="clear" w:color="auto" w:fill="FFFFFF"/>
-          </w:tcPr>
-          <w:p>
-            <w:pPr>
-              <w:spacing w:before="20" w:after="20"/>
-              <w:jc w:val="center"/>
-            </w:pPr>
-            <w:r>
-              <w:rPr>
-                <w:rFonts w:ascii="Calibri" w:hAnsi="Calibri"/>
-                <w:b w:val="0"/>
-                <w:color w:val="16232B"/>
-                <w:sz w:val="16"/>
-                <w:spacing w:val="0"/>
-                <w:kern w:val="0"/>
-              </w:rPr>
-              <w:t>15.51</w:t>
-            </w:r>
-          </w:p>
-        </w:tc>
-        <w:tc>
-          <w:tcPr>
-            <w:tcW w:type="dxa" w:w="1020"/>
-            <w:vAlign w:val="center"/>
-            <w:shd w:val="clear" w:color="auto" w:fill="FFFFFF"/>
-          </w:tcPr>
-          <w:p>
-            <w:pPr>
-              <w:spacing w:before="20" w:after="20"/>
-              <w:jc w:val="center"/>
-            </w:pPr>
-            <w:r>
-              <w:rPr>
-                <w:rFonts w:ascii="Calibri" w:hAnsi="Calibri"/>
-                <w:b w:val="0"/>
-                <w:color w:val="16232B"/>
-                <w:sz w:val="16"/>
-                <w:spacing w:val="0"/>
-                <w:kern w:val="0"/>
-              </w:rPr>
-              <w:t>3.05</w:t>
-            </w:r>
-          </w:p>
-        </w:tc>
-        <w:tc>
-          <w:tcPr>
-            <w:tcW w:type="dxa" w:w="1928"/>
-            <w:vAlign w:val="center"/>
-            <w:shd w:val="clear" w:color="auto" w:fill="FFFFFF"/>
-          </w:tcPr>
-          <w:p>
-            <w:pPr>
-              <w:spacing w:before="20" w:after="20"/>
-              <w:jc w:val="center"/>
-            </w:pPr>
-            <w:r>
-              <w:rPr>
-                <w:rFonts w:ascii="Calibri" w:hAnsi="Calibri"/>
-                <w:b w:val="0"/>
-                <w:color w:val="16232B"/>
-                <w:sz w:val="16"/>
-                <w:spacing w:val="0"/>
-                <w:kern w:val="0"/>
-              </w:rPr>
-              <w:t>13.35 – 17.67</w:t>
-            </w:r>
-          </w:p>
-        </w:tc>
-        <w:tc>
-          <w:tcPr>
-            <w:tcW w:type="dxa" w:w="1928"/>
-            <w:vAlign w:val="center"/>
-            <w:shd w:val="clear" w:color="auto" w:fill="FFFFFF"/>
-          </w:tcPr>
-          <w:p>
-            <w:pPr>
-              <w:spacing w:before="20" w:after="20"/>
-              <w:jc w:val="center"/>
-            </w:pPr>
-            <w:r>
-              <w:rPr>
-                <w:rFonts w:ascii="Calibri" w:hAnsi="Calibri"/>
-                <w:b w:val="0"/>
-                <w:color w:val="16232B"/>
-                <w:sz w:val="16"/>
-                <w:spacing w:val="0"/>
-                <w:kern w:val="0"/>
-              </w:rPr>
-              <w:t>—</w:t>
+              <w:t>Kush Crasher</w:t>
+            </w:r>
+          </w:p>
+        </w:tc>
+        <w:tc>
+          <w:tcPr>
+            <w:tcW w:type="dxa" w:w="2835"/>
+            <w:vAlign w:val="center"/>
+            <w:shd w:val="clear" w:color="auto" w:fill="FFFFFF"/>
+          </w:tcPr>
+          <w:p>
+            <w:pPr>
+              <w:spacing w:before="20" w:after="20"/>
+              <w:jc w:val="center"/>
+            </w:pPr>
+            <w:r>
+              <w:rPr>
+                <w:rFonts w:ascii="Calibri" w:hAnsi="Calibri"/>
+                <w:b w:val="0"/>
+                <w:color w:val="16232B"/>
+                <w:sz w:val="16"/>
+                <w:spacing w:val="0"/>
+                <w:kern w:val="0"/>
+              </w:rPr>
+              <w:t>1</w:t>
+            </w:r>
+          </w:p>
+        </w:tc>
+        <w:tc>
+          <w:tcPr>
+            <w:tcW w:type="dxa" w:w="2835"/>
+            <w:vAlign w:val="center"/>
+            <w:shd w:val="clear" w:color="auto" w:fill="FFFFFF"/>
+          </w:tcPr>
+          <w:p>
+            <w:pPr>
+              <w:spacing w:before="20" w:after="20"/>
+              <w:jc w:val="center"/>
+            </w:pPr>
+            <w:r>
+              <w:rPr>
+                <w:rFonts w:ascii="Calibri" w:hAnsi="Calibri"/>
+                <w:b w:val="0"/>
+                <w:color w:val="16232B"/>
+                <w:sz w:val="16"/>
+                <w:spacing w:val="0"/>
+                <w:kern w:val="0"/>
+              </w:rPr>
+              <w:t>17.04% – 17.04%</w:t>
             </w:r>
           </w:p>
         </w:tc>
@@ -3946,7 +2791,7 @@
       <w:tr>
         <w:tc>
           <w:tcPr>
-            <w:tcW w:type="dxa" w:w="3061"/>
+            <w:tcW w:type="dxa" w:w="3969"/>
             <w:vAlign w:val="center"/>
             <w:shd w:val="clear" w:color="auto" w:fill="F4F7FB"/>
           </w:tcPr>
@@ -3964,127 +2809,55 @@
                 <w:spacing w:val="0"/>
                 <w:kern w:val="0"/>
               </w:rPr>
-              <w:t>Orange Punch Mimosa</w:t>
-            </w:r>
-          </w:p>
-        </w:tc>
-        <w:tc>
-          <w:tcPr>
-            <w:tcW w:type="dxa" w:w="680"/>
-            <w:vAlign w:val="center"/>
-            <w:shd w:val="clear" w:color="auto" w:fill="F4F7FB"/>
-          </w:tcPr>
-          <w:p>
-            <w:pPr>
-              <w:spacing w:before="20" w:after="20"/>
-              <w:jc w:val="center"/>
-            </w:pPr>
-            <w:r>
-              <w:rPr>
-                <w:rFonts w:ascii="Calibri" w:hAnsi="Calibri"/>
-                <w:b w:val="0"/>
-                <w:color w:val="16232B"/>
-                <w:sz w:val="16"/>
-                <w:spacing w:val="0"/>
-                <w:kern w:val="0"/>
-              </w:rPr>
-              <w:t>11</w:t>
-            </w:r>
-          </w:p>
-        </w:tc>
-        <w:tc>
-          <w:tcPr>
-            <w:tcW w:type="dxa" w:w="1361"/>
-            <w:vAlign w:val="center"/>
-            <w:shd w:val="clear" w:color="auto" w:fill="F4F7FB"/>
-          </w:tcPr>
-          <w:p>
-            <w:pPr>
-              <w:spacing w:before="20" w:after="20"/>
-              <w:jc w:val="center"/>
-            </w:pPr>
-            <w:r>
-              <w:rPr>
-                <w:rFonts w:ascii="Calibri" w:hAnsi="Calibri"/>
-                <w:b w:val="0"/>
-                <w:color w:val="16232B"/>
-                <w:sz w:val="16"/>
-                <w:spacing w:val="0"/>
-                <w:kern w:val="0"/>
-              </w:rPr>
-              <w:t>14.17</w:t>
-            </w:r>
-          </w:p>
-        </w:tc>
-        <w:tc>
-          <w:tcPr>
-            <w:tcW w:type="dxa" w:w="1020"/>
-            <w:vAlign w:val="center"/>
-            <w:shd w:val="clear" w:color="auto" w:fill="F4F7FB"/>
-          </w:tcPr>
-          <w:p>
-            <w:pPr>
-              <w:spacing w:before="20" w:after="20"/>
-              <w:jc w:val="center"/>
-            </w:pPr>
-            <w:r>
-              <w:rPr>
-                <w:rFonts w:ascii="Calibri" w:hAnsi="Calibri"/>
-                <w:b w:val="0"/>
-                <w:color w:val="16232B"/>
-                <w:sz w:val="16"/>
-                <w:spacing w:val="0"/>
-                <w:kern w:val="0"/>
-              </w:rPr>
-              <w:t>4.93</w:t>
-            </w:r>
-          </w:p>
-        </w:tc>
-        <w:tc>
-          <w:tcPr>
-            <w:tcW w:type="dxa" w:w="1928"/>
-            <w:vAlign w:val="center"/>
-            <w:shd w:val="clear" w:color="auto" w:fill="F4F7FB"/>
-          </w:tcPr>
-          <w:p>
-            <w:pPr>
-              <w:spacing w:before="20" w:after="20"/>
-              <w:jc w:val="center"/>
-            </w:pPr>
-            <w:r>
-              <w:rPr>
-                <w:rFonts w:ascii="Calibri" w:hAnsi="Calibri"/>
-                <w:b w:val="0"/>
-                <w:color w:val="16232B"/>
-                <w:sz w:val="16"/>
-                <w:spacing w:val="0"/>
-                <w:kern w:val="0"/>
-              </w:rPr>
-              <w:t>7.91 – 20.03</w:t>
-            </w:r>
-          </w:p>
-        </w:tc>
-        <w:tc>
-          <w:tcPr>
-            <w:tcW w:type="dxa" w:w="1928"/>
-            <w:vAlign w:val="center"/>
-            <w:shd w:val="clear" w:color="auto" w:fill="F4F7FB"/>
-          </w:tcPr>
-          <w:p>
-            <w:pPr>
-              <w:spacing w:before="20" w:after="20"/>
-              <w:jc w:val="center"/>
-            </w:pPr>
-            <w:r>
-              <w:rPr>
-                <w:rFonts w:ascii="Calibri" w:hAnsi="Calibri"/>
-                <w:b w:val="0"/>
-                <w:color w:val="16232B"/>
-                <w:sz w:val="16"/>
-                <w:spacing w:val="0"/>
-                <w:kern w:val="0"/>
-              </w:rPr>
-              <w:t>10.85 – 17.48</w:t>
+              <w:t>Apple and Banana</w:t>
+            </w:r>
+          </w:p>
+        </w:tc>
+        <w:tc>
+          <w:tcPr>
+            <w:tcW w:type="dxa" w:w="2835"/>
+            <w:vAlign w:val="center"/>
+            <w:shd w:val="clear" w:color="auto" w:fill="F4F7FB"/>
+          </w:tcPr>
+          <w:p>
+            <w:pPr>
+              <w:spacing w:before="20" w:after="20"/>
+              <w:jc w:val="center"/>
+            </w:pPr>
+            <w:r>
+              <w:rPr>
+                <w:rFonts w:ascii="Calibri" w:hAnsi="Calibri"/>
+                <w:b w:val="0"/>
+                <w:color w:val="16232B"/>
+                <w:sz w:val="16"/>
+                <w:spacing w:val="0"/>
+                <w:kern w:val="0"/>
+              </w:rPr>
+              <w:t>1</w:t>
+            </w:r>
+          </w:p>
+        </w:tc>
+        <w:tc>
+          <w:tcPr>
+            <w:tcW w:type="dxa" w:w="2835"/>
+            <w:vAlign w:val="center"/>
+            <w:shd w:val="clear" w:color="auto" w:fill="F4F7FB"/>
+          </w:tcPr>
+          <w:p>
+            <w:pPr>
+              <w:spacing w:before="20" w:after="20"/>
+              <w:jc w:val="center"/>
+            </w:pPr>
+            <w:r>
+              <w:rPr>
+                <w:rFonts w:ascii="Calibri" w:hAnsi="Calibri"/>
+                <w:b w:val="0"/>
+                <w:color w:val="16232B"/>
+                <w:sz w:val="16"/>
+                <w:spacing w:val="0"/>
+                <w:kern w:val="0"/>
+              </w:rPr>
+              <w:t>16.93% – 16.93%</w:t>
             </w:r>
           </w:p>
         </w:tc>
@@ -4092,7 +2865,7 @@
       <w:tr>
         <w:tc>
           <w:tcPr>
-            <w:tcW w:type="dxa" w:w="3061"/>
+            <w:tcW w:type="dxa" w:w="3969"/>
             <w:vAlign w:val="center"/>
             <w:shd w:val="clear" w:color="auto" w:fill="FFFFFF"/>
           </w:tcPr>
@@ -4116,7 +2889,7 @@
         </w:tc>
         <w:tc>
           <w:tcPr>
-            <w:tcW w:type="dxa" w:w="680"/>
+            <w:tcW w:type="dxa" w:w="2835"/>
             <w:vAlign w:val="center"/>
             <w:shd w:val="clear" w:color="auto" w:fill="FFFFFF"/>
           </w:tcPr>
@@ -4140,97 +2913,25 @@
         </w:tc>
         <w:tc>
           <w:tcPr>
-            <w:tcW w:type="dxa" w:w="1361"/>
-            <w:vAlign w:val="center"/>
-            <w:shd w:val="clear" w:color="auto" w:fill="FFFFFF"/>
-          </w:tcPr>
-          <w:p>
-            <w:pPr>
-              <w:spacing w:before="20" w:after="20"/>
-              <w:jc w:val="center"/>
-            </w:pPr>
-            <w:r>
-              <w:rPr>
-                <w:rFonts w:ascii="Calibri" w:hAnsi="Calibri"/>
-                <w:b w:val="0"/>
-                <w:color w:val="16232B"/>
-                <w:sz w:val="16"/>
-                <w:spacing w:val="0"/>
-                <w:kern w:val="0"/>
-              </w:rPr>
-              <w:t>12.41</w:t>
-            </w:r>
-          </w:p>
-        </w:tc>
-        <w:tc>
-          <w:tcPr>
-            <w:tcW w:type="dxa" w:w="1020"/>
-            <w:vAlign w:val="center"/>
-            <w:shd w:val="clear" w:color="auto" w:fill="FFFFFF"/>
-          </w:tcPr>
-          <w:p>
-            <w:pPr>
-              <w:spacing w:before="20" w:after="20"/>
-              <w:jc w:val="center"/>
-            </w:pPr>
-            <w:r>
-              <w:rPr>
-                <w:rFonts w:ascii="Calibri" w:hAnsi="Calibri"/>
-                <w:b w:val="0"/>
-                <w:color w:val="16232B"/>
-                <w:sz w:val="16"/>
-                <w:spacing w:val="0"/>
-                <w:kern w:val="0"/>
-              </w:rPr>
-              <w:t>1.77</w:t>
-            </w:r>
-          </w:p>
-        </w:tc>
-        <w:tc>
-          <w:tcPr>
-            <w:tcW w:type="dxa" w:w="1928"/>
-            <w:vAlign w:val="center"/>
-            <w:shd w:val="clear" w:color="auto" w:fill="FFFFFF"/>
-          </w:tcPr>
-          <w:p>
-            <w:pPr>
-              <w:spacing w:before="20" w:after="20"/>
-              <w:jc w:val="center"/>
-            </w:pPr>
-            <w:r>
-              <w:rPr>
-                <w:rFonts w:ascii="Calibri" w:hAnsi="Calibri"/>
-                <w:b w:val="0"/>
-                <w:color w:val="16232B"/>
-                <w:sz w:val="16"/>
-                <w:spacing w:val="0"/>
-                <w:kern w:val="0"/>
-              </w:rPr>
-              <w:t>10.01 – 14.06</w:t>
-            </w:r>
-          </w:p>
-        </w:tc>
-        <w:tc>
-          <w:tcPr>
-            <w:tcW w:type="dxa" w:w="1928"/>
-            <w:vAlign w:val="center"/>
-            <w:shd w:val="clear" w:color="auto" w:fill="FFFFFF"/>
-          </w:tcPr>
-          <w:p>
-            <w:pPr>
-              <w:spacing w:before="20" w:after="20"/>
-              <w:jc w:val="center"/>
-            </w:pPr>
-            <w:r>
-              <w:rPr>
-                <w:rFonts w:ascii="Calibri" w:hAnsi="Calibri"/>
-                <w:b w:val="0"/>
-                <w:color w:val="16232B"/>
-                <w:sz w:val="16"/>
-                <w:spacing w:val="0"/>
-                <w:kern w:val="0"/>
-              </w:rPr>
-              <w:t>9.60 – 15.22</w:t>
+            <w:tcW w:type="dxa" w:w="2835"/>
+            <w:vAlign w:val="center"/>
+            <w:shd w:val="clear" w:color="auto" w:fill="FFFFFF"/>
+          </w:tcPr>
+          <w:p>
+            <w:pPr>
+              <w:spacing w:before="20" w:after="20"/>
+              <w:jc w:val="center"/>
+            </w:pPr>
+            <w:r>
+              <w:rPr>
+                <w:rFonts w:ascii="Calibri" w:hAnsi="Calibri"/>
+                <w:b w:val="0"/>
+                <w:color w:val="16232B"/>
+                <w:sz w:val="16"/>
+                <w:spacing w:val="0"/>
+                <w:kern w:val="0"/>
+              </w:rPr>
+              <w:t>10.01% – 14.06%</w:t>
             </w:r>
           </w:p>
         </w:tc>
@@ -4238,7 +2939,7 @@
       <w:tr>
         <w:tc>
           <w:tcPr>
-            <w:tcW w:type="dxa" w:w="3061"/>
+            <w:tcW w:type="dxa" w:w="3969"/>
             <w:vAlign w:val="center"/>
             <w:shd w:val="clear" w:color="auto" w:fill="F4F7FB"/>
           </w:tcPr>
@@ -4262,7 +2963,7 @@
         </w:tc>
         <w:tc>
           <w:tcPr>
-            <w:tcW w:type="dxa" w:w="680"/>
+            <w:tcW w:type="dxa" w:w="2835"/>
             <w:vAlign w:val="center"/>
             <w:shd w:val="clear" w:color="auto" w:fill="F4F7FB"/>
           </w:tcPr>
@@ -4286,97 +2987,25 @@
         </w:tc>
         <w:tc>
           <w:tcPr>
-            <w:tcW w:type="dxa" w:w="1361"/>
-            <w:vAlign w:val="center"/>
-            <w:shd w:val="clear" w:color="auto" w:fill="F4F7FB"/>
-          </w:tcPr>
-          <w:p>
-            <w:pPr>
-              <w:spacing w:before="20" w:after="20"/>
-              <w:jc w:val="center"/>
-            </w:pPr>
-            <w:r>
-              <w:rPr>
-                <w:rFonts w:ascii="Calibri" w:hAnsi="Calibri"/>
-                <w:b w:val="0"/>
-                <w:color w:val="16232B"/>
-                <w:sz w:val="16"/>
-                <w:spacing w:val="0"/>
-                <w:kern w:val="0"/>
-              </w:rPr>
-              <w:t>11.53</w:t>
-            </w:r>
-          </w:p>
-        </w:tc>
-        <w:tc>
-          <w:tcPr>
-            <w:tcW w:type="dxa" w:w="1020"/>
-            <w:vAlign w:val="center"/>
-            <w:shd w:val="clear" w:color="auto" w:fill="F4F7FB"/>
-          </w:tcPr>
-          <w:p>
-            <w:pPr>
-              <w:spacing w:before="20" w:after="20"/>
-              <w:jc w:val="center"/>
-            </w:pPr>
-            <w:r>
-              <w:rPr>
-                <w:rFonts w:ascii="Calibri" w:hAnsi="Calibri"/>
-                <w:b w:val="0"/>
-                <w:color w:val="16232B"/>
-                <w:sz w:val="16"/>
-                <w:spacing w:val="0"/>
-                <w:kern w:val="0"/>
-              </w:rPr>
-              <w:t>—</w:t>
-            </w:r>
-          </w:p>
-        </w:tc>
-        <w:tc>
-          <w:tcPr>
-            <w:tcW w:type="dxa" w:w="1928"/>
-            <w:vAlign w:val="center"/>
-            <w:shd w:val="clear" w:color="auto" w:fill="F4F7FB"/>
-          </w:tcPr>
-          <w:p>
-            <w:pPr>
-              <w:spacing w:before="20" w:after="20"/>
-              <w:jc w:val="center"/>
-            </w:pPr>
-            <w:r>
-              <w:rPr>
-                <w:rFonts w:ascii="Calibri" w:hAnsi="Calibri"/>
-                <w:b w:val="0"/>
-                <w:color w:val="16232B"/>
-                <w:sz w:val="16"/>
-                <w:spacing w:val="0"/>
-                <w:kern w:val="0"/>
-              </w:rPr>
-              <w:t>11.53 – 11.53</w:t>
-            </w:r>
-          </w:p>
-        </w:tc>
-        <w:tc>
-          <w:tcPr>
-            <w:tcW w:type="dxa" w:w="1928"/>
-            <w:vAlign w:val="center"/>
-            <w:shd w:val="clear" w:color="auto" w:fill="F4F7FB"/>
-          </w:tcPr>
-          <w:p>
-            <w:pPr>
-              <w:spacing w:before="20" w:after="20"/>
-              <w:jc w:val="center"/>
-            </w:pPr>
-            <w:r>
-              <w:rPr>
-                <w:rFonts w:ascii="Calibri" w:hAnsi="Calibri"/>
-                <w:b w:val="0"/>
-                <w:color w:val="16232B"/>
-                <w:sz w:val="16"/>
-                <w:spacing w:val="0"/>
-                <w:kern w:val="0"/>
-              </w:rPr>
-              <w:t>—</w:t>
+            <w:tcW w:type="dxa" w:w="2835"/>
+            <w:vAlign w:val="center"/>
+            <w:shd w:val="clear" w:color="auto" w:fill="F4F7FB"/>
+          </w:tcPr>
+          <w:p>
+            <w:pPr>
+              <w:spacing w:before="20" w:after="20"/>
+              <w:jc w:val="center"/>
+            </w:pPr>
+            <w:r>
+              <w:rPr>
+                <w:rFonts w:ascii="Calibri" w:hAnsi="Calibri"/>
+                <w:b w:val="0"/>
+                <w:color w:val="16232B"/>
+                <w:sz w:val="16"/>
+                <w:spacing w:val="0"/>
+                <w:kern w:val="0"/>
+              </w:rPr>
+              <w:t>11.53% – 11.53%</w:t>
             </w:r>
           </w:p>
         </w:tc>
@@ -4384,7 +3013,7 @@
       <w:tr>
         <w:tc>
           <w:tcPr>
-            <w:tcW w:type="dxa" w:w="3061"/>
+            <w:tcW w:type="dxa" w:w="3969"/>
             <w:vAlign w:val="center"/>
             <w:shd w:val="clear" w:color="auto" w:fill="FFFFFF"/>
           </w:tcPr>
@@ -4408,7 +3037,7 @@
         </w:tc>
         <w:tc>
           <w:tcPr>
-            <w:tcW w:type="dxa" w:w="680"/>
+            <w:tcW w:type="dxa" w:w="2835"/>
             <w:vAlign w:val="center"/>
             <w:shd w:val="clear" w:color="auto" w:fill="FFFFFF"/>
           </w:tcPr>
@@ -4432,97 +3061,25 @@
         </w:tc>
         <w:tc>
           <w:tcPr>
-            <w:tcW w:type="dxa" w:w="1361"/>
-            <w:vAlign w:val="center"/>
-            <w:shd w:val="clear" w:color="auto" w:fill="FFFFFF"/>
-          </w:tcPr>
-          <w:p>
-            <w:pPr>
-              <w:spacing w:before="20" w:after="20"/>
-              <w:jc w:val="center"/>
-            </w:pPr>
-            <w:r>
-              <w:rPr>
-                <w:rFonts w:ascii="Calibri" w:hAnsi="Calibri"/>
-                <w:b w:val="0"/>
-                <w:color w:val="16232B"/>
-                <w:sz w:val="16"/>
-                <w:spacing w:val="0"/>
-                <w:kern w:val="0"/>
-              </w:rPr>
-              <w:t>10.45</w:t>
-            </w:r>
-          </w:p>
-        </w:tc>
-        <w:tc>
-          <w:tcPr>
-            <w:tcW w:type="dxa" w:w="1020"/>
-            <w:vAlign w:val="center"/>
-            <w:shd w:val="clear" w:color="auto" w:fill="FFFFFF"/>
-          </w:tcPr>
-          <w:p>
-            <w:pPr>
-              <w:spacing w:before="20" w:after="20"/>
-              <w:jc w:val="center"/>
-            </w:pPr>
-            <w:r>
-              <w:rPr>
-                <w:rFonts w:ascii="Calibri" w:hAnsi="Calibri"/>
-                <w:b w:val="0"/>
-                <w:color w:val="16232B"/>
-                <w:sz w:val="16"/>
-                <w:spacing w:val="0"/>
-                <w:kern w:val="0"/>
-              </w:rPr>
-              <w:t>1.09</w:t>
-            </w:r>
-          </w:p>
-        </w:tc>
-        <w:tc>
-          <w:tcPr>
-            <w:tcW w:type="dxa" w:w="1928"/>
-            <w:vAlign w:val="center"/>
-            <w:shd w:val="clear" w:color="auto" w:fill="FFFFFF"/>
-          </w:tcPr>
-          <w:p>
-            <w:pPr>
-              <w:spacing w:before="20" w:after="20"/>
-              <w:jc w:val="center"/>
-            </w:pPr>
-            <w:r>
-              <w:rPr>
-                <w:rFonts w:ascii="Calibri" w:hAnsi="Calibri"/>
-                <w:b w:val="0"/>
-                <w:color w:val="16232B"/>
-                <w:sz w:val="16"/>
-                <w:spacing w:val="0"/>
-                <w:kern w:val="0"/>
-              </w:rPr>
-              <w:t>9.20 – 11.20</w:t>
-            </w:r>
-          </w:p>
-        </w:tc>
-        <w:tc>
-          <w:tcPr>
-            <w:tcW w:type="dxa" w:w="1928"/>
-            <w:vAlign w:val="center"/>
-            <w:shd w:val="clear" w:color="auto" w:fill="FFFFFF"/>
-          </w:tcPr>
-          <w:p>
-            <w:pPr>
-              <w:spacing w:before="20" w:after="20"/>
-              <w:jc w:val="center"/>
-            </w:pPr>
-            <w:r>
-              <w:rPr>
-                <w:rFonts w:ascii="Calibri" w:hAnsi="Calibri"/>
-                <w:b w:val="0"/>
-                <w:color w:val="16232B"/>
-                <w:sz w:val="16"/>
-                <w:spacing w:val="0"/>
-                <w:kern w:val="0"/>
-              </w:rPr>
-              <w:t>7.74 – 13.17</w:t>
+            <w:tcW w:type="dxa" w:w="2835"/>
+            <w:vAlign w:val="center"/>
+            <w:shd w:val="clear" w:color="auto" w:fill="FFFFFF"/>
+          </w:tcPr>
+          <w:p>
+            <w:pPr>
+              <w:spacing w:before="20" w:after="20"/>
+              <w:jc w:val="center"/>
+            </w:pPr>
+            <w:r>
+              <w:rPr>
+                <w:rFonts w:ascii="Calibri" w:hAnsi="Calibri"/>
+                <w:b w:val="0"/>
+                <w:color w:val="16232B"/>
+                <w:sz w:val="16"/>
+                <w:spacing w:val="0"/>
+                <w:kern w:val="0"/>
+              </w:rPr>
+              <w:t>9.20% – 11.20%</w:t>
             </w:r>
           </w:p>
         </w:tc>
@@ -4530,7 +3087,7 @@
       <w:tr>
         <w:tc>
           <w:tcPr>
-            <w:tcW w:type="dxa" w:w="3061"/>
+            <w:tcW w:type="dxa" w:w="3969"/>
             <w:vAlign w:val="center"/>
             <w:shd w:val="clear" w:color="auto" w:fill="F4F7FB"/>
           </w:tcPr>
@@ -4554,7 +3111,7 @@
         </w:tc>
         <w:tc>
           <w:tcPr>
-            <w:tcW w:type="dxa" w:w="680"/>
+            <w:tcW w:type="dxa" w:w="2835"/>
             <w:vAlign w:val="center"/>
             <w:shd w:val="clear" w:color="auto" w:fill="F4F7FB"/>
           </w:tcPr>
@@ -4578,97 +3135,25 @@
         </w:tc>
         <w:tc>
           <w:tcPr>
-            <w:tcW w:type="dxa" w:w="1361"/>
-            <w:vAlign w:val="center"/>
-            <w:shd w:val="clear" w:color="auto" w:fill="F4F7FB"/>
-          </w:tcPr>
-          <w:p>
-            <w:pPr>
-              <w:spacing w:before="20" w:after="20"/>
-              <w:jc w:val="center"/>
-            </w:pPr>
-            <w:r>
-              <w:rPr>
-                <w:rFonts w:ascii="Calibri" w:hAnsi="Calibri"/>
-                <w:b w:val="0"/>
-                <w:color w:val="16232B"/>
-                <w:sz w:val="16"/>
-                <w:spacing w:val="0"/>
-                <w:kern w:val="0"/>
-              </w:rPr>
-              <w:t>8.02</w:t>
-            </w:r>
-          </w:p>
-        </w:tc>
-        <w:tc>
-          <w:tcPr>
-            <w:tcW w:type="dxa" w:w="1020"/>
-            <w:vAlign w:val="center"/>
-            <w:shd w:val="clear" w:color="auto" w:fill="F4F7FB"/>
-          </w:tcPr>
-          <w:p>
-            <w:pPr>
-              <w:spacing w:before="20" w:after="20"/>
-              <w:jc w:val="center"/>
-            </w:pPr>
-            <w:r>
-              <w:rPr>
-                <w:rFonts w:ascii="Calibri" w:hAnsi="Calibri"/>
-                <w:b w:val="0"/>
-                <w:color w:val="16232B"/>
-                <w:sz w:val="16"/>
-                <w:spacing w:val="0"/>
-                <w:kern w:val="0"/>
-              </w:rPr>
-              <w:t>—</w:t>
-            </w:r>
-          </w:p>
-        </w:tc>
-        <w:tc>
-          <w:tcPr>
-            <w:tcW w:type="dxa" w:w="1928"/>
-            <w:vAlign w:val="center"/>
-            <w:shd w:val="clear" w:color="auto" w:fill="F4F7FB"/>
-          </w:tcPr>
-          <w:p>
-            <w:pPr>
-              <w:spacing w:before="20" w:after="20"/>
-              <w:jc w:val="center"/>
-            </w:pPr>
-            <w:r>
-              <w:rPr>
-                <w:rFonts w:ascii="Calibri" w:hAnsi="Calibri"/>
-                <w:b w:val="0"/>
-                <w:color w:val="16232B"/>
-                <w:sz w:val="16"/>
-                <w:spacing w:val="0"/>
-                <w:kern w:val="0"/>
-              </w:rPr>
-              <w:t>8.02 – 8.02</w:t>
-            </w:r>
-          </w:p>
-        </w:tc>
-        <w:tc>
-          <w:tcPr>
-            <w:tcW w:type="dxa" w:w="1928"/>
-            <w:vAlign w:val="center"/>
-            <w:shd w:val="clear" w:color="auto" w:fill="F4F7FB"/>
-          </w:tcPr>
-          <w:p>
-            <w:pPr>
-              <w:spacing w:before="20" w:after="20"/>
-              <w:jc w:val="center"/>
-            </w:pPr>
-            <w:r>
-              <w:rPr>
-                <w:rFonts w:ascii="Calibri" w:hAnsi="Calibri"/>
-                <w:b w:val="0"/>
-                <w:color w:val="16232B"/>
-                <w:sz w:val="16"/>
-                <w:spacing w:val="0"/>
-                <w:kern w:val="0"/>
-              </w:rPr>
-              <w:t>—</w:t>
+            <w:tcW w:type="dxa" w:w="2835"/>
+            <w:vAlign w:val="center"/>
+            <w:shd w:val="clear" w:color="auto" w:fill="F4F7FB"/>
+          </w:tcPr>
+          <w:p>
+            <w:pPr>
+              <w:spacing w:before="20" w:after="20"/>
+              <w:jc w:val="center"/>
+            </w:pPr>
+            <w:r>
+              <w:rPr>
+                <w:rFonts w:ascii="Calibri" w:hAnsi="Calibri"/>
+                <w:b w:val="0"/>
+                <w:color w:val="16232B"/>
+                <w:sz w:val="16"/>
+                <w:spacing w:val="0"/>
+                <w:kern w:val="0"/>
+              </w:rPr>
+              <w:t>8.02% – 8.02%</w:t>
             </w:r>
           </w:p>
         </w:tc>
@@ -4689,7 +3174,7 @@
           <w:spacing w:val="0"/>
           <w:kern w:val="0"/>
         </w:rPr>
-        <w:t>CI е интервал на доверба за средната вредност (t-распределба), прикажан само за n≥3 — за n=1 нема дистрибуција, а за n=2 интервалот е математички валиден но бескорисно широк. Резултатите вклучуваат и повторени мерења на исти серии: статистиката ја опишува популацијата на ТЕСТИРАНИ РЕЗУЛТАТИ, не независни серии. | CI is the confidence interval of the mean (t-distribution), shown only for n≥3 — n=1 is no distribution and n=2 gives a mathematically valid but uselessly wide interval. Results include repeat measurements of the same batches: the statistics describe the population of TESTED RESULTS, not independent batches.</w:t>
+        <w:t>Ова е опсегот на СИТЕ некогаш тестирани резултати за сортата — не е предложениот опсег на потенција по класа (тој е даден подолу, во Поглавје 4, по Pot.- класи). Резултатите вклучуваат и повторени мерења на исти серии: бројката ја опишува популацијата на ТЕСТИРАНИ РЕЗУЛТАТИ, не независни серии. | This is the range of ALL results ever tested for the strain — not the proposed potency grade range (given below, in Chapter 4, per Pot.- tier). Results include repeat measurements of the same batches: the count describes the population of TESTED RESULTS, not independent batches.</w:t>
       </w:r>
     </w:p>
     <w:p>
@@ -4749,7 +3234,7 @@
           <w:spacing w:val="0"/>
           <w:kern w:val="0"/>
         </w:rPr>
-        <w:t>Оска 0,0–30,0 % Вкупен Δ⁹-THC; секој резултат носи зона од ±1,5% (сините појаси — натрупувањето е визуелна густина); крива на дистрибуција за n≥3; средна вредност (златна линија) и 95% CI (златна зона); предложени класи W-x (зелено); старите стандардни граници (испрекинато). | 0.0–30.0 % axis; each result carries a ±1.5% zone (blue bands — stacking is visual density); distribution curve for n≥3; mean (gold line) and 95% CI (gold zone); proposed W-x tiers (green); old standard boundaries (dashed).</w:t>
+        <w:t>Оска 0,00%–30,00% Вкупен Δ⁹-THC; секој резултат носи зона од ±1,50% (сините појаси — натрупувањето е визуелна густина); крива на дистрибуција за n≥3 (само облик — без збирни статистики); предложени класи Pot.-x (зелено, целосна висина); старите стандардни граници (испрекинато). | 0.00%–30.00% axis; each result carries a ±1.50% zone (blue bands — stacking is visual density); distribution curve for n≥3 (shape only — no summary statistics); proposed Pot.-x tiers (green, full height); old standard boundaries (dashed).</w:t>
       </w:r>
     </w:p>
     <w:p>
@@ -4898,7 +3383,7 @@
                 <w:spacing w:val="0"/>
                 <w:kern w:val="0"/>
               </w:rPr>
-              <w:t>= Опсег | = Range (%)</w:t>
+              <w:t>= Опсег | = Range</w:t>
             </w:r>
           </w:p>
         </w:tc>
@@ -4946,7 +3431,7 @@
                 <w:spacing w:val="0"/>
                 <w:kern w:val="0"/>
               </w:rPr>
-              <w:t>Сидра | Anchors (%)</w:t>
+              <w:t>Сидра | Anchors</w:t>
             </w:r>
           </w:p>
         </w:tc>
@@ -5020,7 +3505,7 @@
                 <w:spacing w:val="0"/>
                 <w:kern w:val="0"/>
               </w:rPr>
-              <w:t>15.30 – 18.70</w:t>
+              <w:t>15.30% – 18.70%</w:t>
             </w:r>
           </w:p>
         </w:tc>
@@ -5068,12 +3553,30 @@
                 <w:spacing w:val="0"/>
                 <w:kern w:val="0"/>
               </w:rPr>
-              <w:t>16.93</w:t>
+              <w:t>16.93%</w:t>
             </w:r>
           </w:p>
         </w:tc>
       </w:tr>
     </w:tbl>
+    <w:p>
+      <w:pPr>
+        <w:spacing w:before="40" w:after="40" w:line="254" w:lineRule="auto"/>
+        <w:jc w:val="left"/>
+      </w:pPr>
+      <w:r>
+        <w:rPr>
+          <w:rFonts w:ascii="Calibri" w:hAnsi="Calibri"/>
+          <w:b w:val="0"/>
+          <w:i/>
+          <w:color w:val="4A5B6C"/>
+          <w:sz w:val="16"/>
+          <w:spacing w:val="0"/>
+          <w:kern w:val="0"/>
+        </w:rPr>
+        <w:t>Толеранцијата е поставена најшироко што правилата дозволуваат — до 10,00% од номиналата — но никогаш толку широко што би ја допрела соседната класа: затоа две класи од иста сорта може да носат различен ± процент, по дизајн. Класите никогаш не се преклопуваат. | The tolerance is set as wide as the rules allow — up to 10.00% of the nominal — but never so wide that it would touch the neighbouring tier: that is why two tiers of the same strain can carry a different ± percentage, by design. Tiers never overlap.</w:t>
+      </w:r>
+    </w:p>
     <w:p>
       <w:pPr>
         <w:spacing w:before="160" w:after="80"/>
@@ -5220,7 +3723,7 @@
                 <w:spacing w:val="0"/>
                 <w:kern w:val="0"/>
               </w:rPr>
-              <w:t>= Опсег | = Range (%)</w:t>
+              <w:t>= Опсег | = Range</w:t>
             </w:r>
           </w:p>
         </w:tc>
@@ -5268,7 +3771,7 @@
                 <w:spacing w:val="0"/>
                 <w:kern w:val="0"/>
               </w:rPr>
-              <w:t>Сидра | Anchors (%)</w:t>
+              <w:t>Сидра | Anchors</w:t>
             </w:r>
           </w:p>
         </w:tc>
@@ -5342,7 +3845,7 @@
                 <w:spacing w:val="0"/>
                 <w:kern w:val="0"/>
               </w:rPr>
-              <w:t>23.40 – 28.60</w:t>
+              <w:t>23.40% – 28.60%</w:t>
             </w:r>
           </w:p>
         </w:tc>
@@ -5390,12 +3893,30 @@
                 <w:spacing w:val="0"/>
                 <w:kern w:val="0"/>
               </w:rPr>
-              <w:t>26.14</w:t>
+              <w:t>26.14%</w:t>
             </w:r>
           </w:p>
         </w:tc>
       </w:tr>
     </w:tbl>
+    <w:p>
+      <w:pPr>
+        <w:spacing w:before="40" w:after="40" w:line="254" w:lineRule="auto"/>
+        <w:jc w:val="left"/>
+      </w:pPr>
+      <w:r>
+        <w:rPr>
+          <w:rFonts w:ascii="Calibri" w:hAnsi="Calibri"/>
+          <w:b w:val="0"/>
+          <w:i/>
+          <w:color w:val="4A5B6C"/>
+          <w:sz w:val="16"/>
+          <w:spacing w:val="0"/>
+          <w:kern w:val="0"/>
+        </w:rPr>
+        <w:t>Толеранцијата е поставена најшироко што правилата дозволуваат — до 10,00% од номиналата — но никогаш толку широко што би ја допрела соседната класа: затоа две класи од иста сорта може да носат различен ± процент, по дизајн. Класите никогаш не се преклопуваат. | The tolerance is set as wide as the rules allow — up to 10.00% of the nominal — but never so wide that it would touch the neighbouring tier: that is why two tiers of the same strain can carry a different ± percentage, by design. Tiers never overlap.</w:t>
+      </w:r>
+    </w:p>
     <w:p>
       <w:pPr>
         <w:spacing w:before="160" w:after="80"/>
@@ -5542,7 +4063,7 @@
                 <w:spacing w:val="0"/>
                 <w:kern w:val="0"/>
               </w:rPr>
-              <w:t>= Опсег | = Range (%)</w:t>
+              <w:t>= Опсег | = Range</w:t>
             </w:r>
           </w:p>
         </w:tc>
@@ -5590,7 +4111,7 @@
                 <w:spacing w:val="0"/>
                 <w:kern w:val="0"/>
               </w:rPr>
-              <w:t>Сидра | Anchors (%)</w:t>
+              <w:t>Сидра | Anchors</w:t>
             </w:r>
           </w:p>
         </w:tc>
@@ -5664,7 +4185,7 @@
                 <w:spacing w:val="0"/>
                 <w:kern w:val="0"/>
               </w:rPr>
-              <w:t>19.80 – 24.20</w:t>
+              <w:t>19.80% – 24.20%</w:t>
             </w:r>
           </w:p>
         </w:tc>
@@ -5712,7 +4233,7 @@
                 <w:spacing w:val="0"/>
                 <w:kern w:val="0"/>
               </w:rPr>
-              <w:t>20.39, 23.42</w:t>
+              <w:t>20.39%, 23.42%</w:t>
             </w:r>
           </w:p>
         </w:tc>
@@ -5762,7 +4283,7 @@
                 <w:spacing w:val="0"/>
                 <w:kern w:val="0"/>
               </w:rPr>
-              <w:t>25.00% ± 2.50%</w:t>
+              <w:t>25.00% ± 0.79%</w:t>
             </w:r>
           </w:p>
         </w:tc>
@@ -5786,7 +4307,7 @@
                 <w:spacing w:val="0"/>
                 <w:kern w:val="0"/>
               </w:rPr>
-              <w:t>22.50 – 27.50</w:t>
+              <w:t>24.21% – 25.79%</w:t>
             </w:r>
           </w:p>
         </w:tc>
@@ -5834,12 +4355,30 @@
                 <w:spacing w:val="0"/>
                 <w:kern w:val="0"/>
               </w:rPr>
-              <w:t>25.01</w:t>
+              <w:t>25.01%</w:t>
             </w:r>
           </w:p>
         </w:tc>
       </w:tr>
     </w:tbl>
+    <w:p>
+      <w:pPr>
+        <w:spacing w:before="40" w:after="40" w:line="254" w:lineRule="auto"/>
+        <w:jc w:val="left"/>
+      </w:pPr>
+      <w:r>
+        <w:rPr>
+          <w:rFonts w:ascii="Calibri" w:hAnsi="Calibri"/>
+          <w:b w:val="0"/>
+          <w:i/>
+          <w:color w:val="4A5B6C"/>
+          <w:sz w:val="16"/>
+          <w:spacing w:val="0"/>
+          <w:kern w:val="0"/>
+        </w:rPr>
+        <w:t>Толеранцијата е поставена најшироко што правилата дозволуваат — до 10,00% од номиналата — но никогаш толку широко што би ја допрела соседната класа: затоа две класи од иста сорта може да носат различен ± процент, по дизајн. Класите никогаш не се преклопуваат. | The tolerance is set as wide as the rules allow — up to 10.00% of the nominal — but never so wide that it would touch the neighbouring tier: that is why two tiers of the same strain can carry a different ± percentage, by design. Tiers never overlap.</w:t>
+      </w:r>
+    </w:p>
     <w:p>
       <w:pPr>
         <w:spacing w:before="160" w:after="80"/>
@@ -5986,7 +4525,7 @@
                 <w:spacing w:val="0"/>
                 <w:kern w:val="0"/>
               </w:rPr>
-              <w:t>= Опсег | = Range (%)</w:t>
+              <w:t>= Опсег | = Range</w:t>
             </w:r>
           </w:p>
         </w:tc>
@@ -6034,7 +4573,7 @@
                 <w:spacing w:val="0"/>
                 <w:kern w:val="0"/>
               </w:rPr>
-              <w:t>Сидра | Anchors (%)</w:t>
+              <w:t>Сидра | Anchors</w:t>
             </w:r>
           </w:p>
         </w:tc>
@@ -6108,7 +4647,7 @@
                 <w:spacing w:val="0"/>
                 <w:kern w:val="0"/>
               </w:rPr>
-              <w:t>13.50 – 16.50</w:t>
+              <w:t>13.50% – 16.50%</w:t>
             </w:r>
           </w:p>
         </w:tc>
@@ -6156,7 +4695,7 @@
                 <w:spacing w:val="0"/>
                 <w:kern w:val="0"/>
               </w:rPr>
-              <w:t>14.93</w:t>
+              <w:t>14.93%</w:t>
             </w:r>
           </w:p>
         </w:tc>
@@ -6230,7 +4769,7 @@
                 <w:spacing w:val="0"/>
                 <w:kern w:val="0"/>
               </w:rPr>
-              <w:t>18.00 – 22.00</w:t>
+              <w:t>18.00% – 22.00%</w:t>
             </w:r>
           </w:p>
         </w:tc>
@@ -6278,7 +4817,7 @@
                 <w:spacing w:val="0"/>
                 <w:kern w:val="0"/>
               </w:rPr>
-              <w:t>18.29, 18.91, 21.51</w:t>
+              <w:t>18.29%, 18.91%, 21.51%</w:t>
             </w:r>
           </w:p>
         </w:tc>
@@ -6328,7 +4867,7 @@
                 <w:spacing w:val="0"/>
                 <w:kern w:val="0"/>
               </w:rPr>
-              <w:t>23.00% ± 2.30%</w:t>
+              <w:t>24.00% ± 1.99%</w:t>
             </w:r>
           </w:p>
         </w:tc>
@@ -6352,7 +4891,7 @@
                 <w:spacing w:val="0"/>
                 <w:kern w:val="0"/>
               </w:rPr>
-              <w:t>20.70 – 25.30</w:t>
+              <w:t>22.01% – 25.99%</w:t>
             </w:r>
           </w:p>
         </w:tc>
@@ -6400,12 +4939,30 @@
                 <w:spacing w:val="0"/>
                 <w:kern w:val="0"/>
               </w:rPr>
-              <w:t>22.30, 23.00, 23.70, 24.05, 24.96</w:t>
+              <w:t>22.30%, 23.00%, 23.70%, 24.05%, 24.96%</w:t>
             </w:r>
           </w:p>
         </w:tc>
       </w:tr>
     </w:tbl>
+    <w:p>
+      <w:pPr>
+        <w:spacing w:before="40" w:after="40" w:line="254" w:lineRule="auto"/>
+        <w:jc w:val="left"/>
+      </w:pPr>
+      <w:r>
+        <w:rPr>
+          <w:rFonts w:ascii="Calibri" w:hAnsi="Calibri"/>
+          <w:b w:val="0"/>
+          <w:i/>
+          <w:color w:val="4A5B6C"/>
+          <w:sz w:val="16"/>
+          <w:spacing w:val="0"/>
+          <w:kern w:val="0"/>
+        </w:rPr>
+        <w:t>Толеранцијата е поставена најшироко што правилата дозволуваат — до 10,00% од номиналата — но никогаш толку широко што би ја допрела соседната класа: затоа две класи од иста сорта може да носат различен ± процент, по дизајн. Класите никогаш не се преклопуваат. | The tolerance is set as wide as the rules allow — up to 10.00% of the nominal — but never so wide that it would touch the neighbouring tier: that is why two tiers of the same strain can carry a different ± percentage, by design. Tiers never overlap.</w:t>
+      </w:r>
+    </w:p>
     <w:p>
       <w:pPr>
         <w:spacing w:before="160" w:after="80"/>
@@ -6552,7 +5109,7 @@
                 <w:spacing w:val="0"/>
                 <w:kern w:val="0"/>
               </w:rPr>
-              <w:t>= Опсег | = Range (%)</w:t>
+              <w:t>= Опсег | = Range</w:t>
             </w:r>
           </w:p>
         </w:tc>
@@ -6600,7 +5157,7 @@
                 <w:spacing w:val="0"/>
                 <w:kern w:val="0"/>
               </w:rPr>
-              <w:t>Сидра | Anchors (%)</w:t>
+              <w:t>Сидра | Anchors</w:t>
             </w:r>
           </w:p>
         </w:tc>
@@ -6674,7 +5231,7 @@
                 <w:spacing w:val="0"/>
                 <w:kern w:val="0"/>
               </w:rPr>
-              <w:t>11.70 – 14.30</w:t>
+              <w:t>11.70% – 14.30%</w:t>
             </w:r>
           </w:p>
         </w:tc>
@@ -6722,7 +5279,7 @@
                 <w:spacing w:val="0"/>
                 <w:kern w:val="0"/>
               </w:rPr>
-              <w:t>12.32, 13.35</w:t>
+              <w:t>12.32%, 13.35%</w:t>
             </w:r>
           </w:p>
         </w:tc>
@@ -6796,7 +5353,7 @@
                 <w:spacing w:val="0"/>
                 <w:kern w:val="0"/>
               </w:rPr>
-              <w:t>16.20 – 19.80</w:t>
+              <w:t>16.20% – 19.80%</w:t>
             </w:r>
           </w:p>
         </w:tc>
@@ -6844,12 +5401,30 @@
                 <w:spacing w:val="0"/>
                 <w:kern w:val="0"/>
               </w:rPr>
-              <w:t>17.67</w:t>
+              <w:t>17.67%</w:t>
             </w:r>
           </w:p>
         </w:tc>
       </w:tr>
     </w:tbl>
+    <w:p>
+      <w:pPr>
+        <w:spacing w:before="40" w:after="40" w:line="254" w:lineRule="auto"/>
+        <w:jc w:val="left"/>
+      </w:pPr>
+      <w:r>
+        <w:rPr>
+          <w:rFonts w:ascii="Calibri" w:hAnsi="Calibri"/>
+          <w:b w:val="0"/>
+          <w:i/>
+          <w:color w:val="4A5B6C"/>
+          <w:sz w:val="16"/>
+          <w:spacing w:val="0"/>
+          <w:kern w:val="0"/>
+        </w:rPr>
+        <w:t>Толеранцијата е поставена најшироко што правилата дозволуваат — до 10,00% од номиналата — но никогаш толку широко што би ја допрела соседната класа: затоа две класи од иста сорта може да носат различен ± процент, по дизајн. Класите никогаш не се преклопуваат. | The tolerance is set as wide as the rules allow — up to 10.00% of the nominal — but never so wide that it would touch the neighbouring tier: that is why two tiers of the same strain can carry a different ± percentage, by design. Tiers never overlap.</w:t>
+      </w:r>
+    </w:p>
     <w:p>
       <w:pPr>
         <w:spacing w:before="160" w:after="80"/>
@@ -6996,7 +5571,7 @@
                 <w:spacing w:val="0"/>
                 <w:kern w:val="0"/>
               </w:rPr>
-              <w:t>= Опсег | = Range (%)</w:t>
+              <w:t>= Опсег | = Range</w:t>
             </w:r>
           </w:p>
         </w:tc>
@@ -7044,7 +5619,7 @@
                 <w:spacing w:val="0"/>
                 <w:kern w:val="0"/>
               </w:rPr>
-              <w:t>Сидра | Anchors (%)</w:t>
+              <w:t>Сидра | Anchors</w:t>
             </w:r>
           </w:p>
         </w:tc>
@@ -7118,7 +5693,7 @@
                 <w:spacing w:val="0"/>
                 <w:kern w:val="0"/>
               </w:rPr>
-              <w:t>7.20 – 8.80</w:t>
+              <w:t>7.20% – 8.80%</w:t>
             </w:r>
           </w:p>
         </w:tc>
@@ -7166,12 +5741,30 @@
                 <w:spacing w:val="0"/>
                 <w:kern w:val="0"/>
               </w:rPr>
-              <w:t>8.02</w:t>
+              <w:t>8.02%</w:t>
             </w:r>
           </w:p>
         </w:tc>
       </w:tr>
     </w:tbl>
+    <w:p>
+      <w:pPr>
+        <w:spacing w:before="40" w:after="40" w:line="254" w:lineRule="auto"/>
+        <w:jc w:val="left"/>
+      </w:pPr>
+      <w:r>
+        <w:rPr>
+          <w:rFonts w:ascii="Calibri" w:hAnsi="Calibri"/>
+          <w:b w:val="0"/>
+          <w:i/>
+          <w:color w:val="4A5B6C"/>
+          <w:sz w:val="16"/>
+          <w:spacing w:val="0"/>
+          <w:kern w:val="0"/>
+        </w:rPr>
+        <w:t>Толеранцијата е поставена најшироко што правилата дозволуваат — до 10,00% од номиналата — но никогаш толку широко што би ја допрела соседната класа: затоа две класи од иста сорта може да носат различен ± процент, по дизајн. Класите никогаш не се преклопуваат. | The tolerance is set as wide as the rules allow — up to 10.00% of the nominal — but never so wide that it would touch the neighbouring tier: that is why two tiers of the same strain can carry a different ± percentage, by design. Tiers never overlap.</w:t>
+      </w:r>
+    </w:p>
     <w:p>
       <w:pPr>
         <w:spacing w:before="160" w:after="80"/>
@@ -7318,7 +5911,7 @@
                 <w:spacing w:val="0"/>
                 <w:kern w:val="0"/>
               </w:rPr>
-              <w:t>= Опсег | = Range (%)</w:t>
+              <w:t>= Опсег | = Range</w:t>
             </w:r>
           </w:p>
         </w:tc>
@@ -7366,7 +5959,7 @@
                 <w:spacing w:val="0"/>
                 <w:kern w:val="0"/>
               </w:rPr>
-              <w:t>Сидра | Anchors (%)</w:t>
+              <w:t>Сидра | Anchors</w:t>
             </w:r>
           </w:p>
         </w:tc>
@@ -7440,7 +6033,7 @@
                 <w:spacing w:val="0"/>
                 <w:kern w:val="0"/>
               </w:rPr>
-              <w:t>14.40 – 17.60</w:t>
+              <w:t>14.40% – 17.60%</w:t>
             </w:r>
           </w:p>
         </w:tc>
@@ -7488,7 +6081,7 @@
                 <w:spacing w:val="0"/>
                 <w:kern w:val="0"/>
               </w:rPr>
-              <w:t>14.68, 16.69</w:t>
+              <w:t>14.68%, 16.69%</w:t>
             </w:r>
           </w:p>
         </w:tc>
@@ -7538,7 +6131,7 @@
                 <w:spacing w:val="0"/>
                 <w:kern w:val="0"/>
               </w:rPr>
-              <w:t>19.00% ± 1.90%</w:t>
+              <w:t>20.00% ± 2.00%</w:t>
             </w:r>
           </w:p>
         </w:tc>
@@ -7562,7 +6155,7 @@
                 <w:spacing w:val="0"/>
                 <w:kern w:val="0"/>
               </w:rPr>
-              <w:t>17.10 – 20.90</w:t>
+              <w:t>18.00% – 22.00%</w:t>
             </w:r>
           </w:p>
         </w:tc>
@@ -7610,12 +6203,30 @@
                 <w:spacing w:val="0"/>
                 <w:kern w:val="0"/>
               </w:rPr>
-              <w:t>18.29, 18.86, 20.83</w:t>
+              <w:t>18.29%, 18.86%, 20.83%</w:t>
             </w:r>
           </w:p>
         </w:tc>
       </w:tr>
     </w:tbl>
+    <w:p>
+      <w:pPr>
+        <w:spacing w:before="40" w:after="40" w:line="254" w:lineRule="auto"/>
+        <w:jc w:val="left"/>
+      </w:pPr>
+      <w:r>
+        <w:rPr>
+          <w:rFonts w:ascii="Calibri" w:hAnsi="Calibri"/>
+          <w:b w:val="0"/>
+          <w:i/>
+          <w:color w:val="4A5B6C"/>
+          <w:sz w:val="16"/>
+          <w:spacing w:val="0"/>
+          <w:kern w:val="0"/>
+        </w:rPr>
+        <w:t>Толеранцијата е поставена најшироко што правилата дозволуваат — до 10,00% од номиналата — но никогаш толку широко што би ја допрела соседната класа: затоа две класи од иста сорта може да носат различен ± процент, по дизајн. Класите никогаш не се преклопуваат. | The tolerance is set as wide as the rules allow — up to 10.00% of the nominal — but never so wide that it would touch the neighbouring tier: that is why two tiers of the same strain can carry a different ± percentage, by design. Tiers never overlap.</w:t>
+      </w:r>
+    </w:p>
     <w:p>
       <w:pPr>
         <w:spacing w:before="160" w:after="80"/>
@@ -7762,7 +6373,7 @@
                 <w:spacing w:val="0"/>
                 <w:kern w:val="0"/>
               </w:rPr>
-              <w:t>= Опсег | = Range (%)</w:t>
+              <w:t>= Опсег | = Range</w:t>
             </w:r>
           </w:p>
         </w:tc>
@@ -7810,7 +6421,7 @@
                 <w:spacing w:val="0"/>
                 <w:kern w:val="0"/>
               </w:rPr>
-              <w:t>Сидра | Anchors (%)</w:t>
+              <w:t>Сидра | Anchors</w:t>
             </w:r>
           </w:p>
         </w:tc>
@@ -7884,7 +6495,7 @@
                 <w:spacing w:val="0"/>
                 <w:kern w:val="0"/>
               </w:rPr>
-              <w:t>12.60 – 15.40</w:t>
+              <w:t>12.60% – 15.40%</w:t>
             </w:r>
           </w:p>
         </w:tc>
@@ -7932,7 +6543,7 @@
                 <w:spacing w:val="0"/>
                 <w:kern w:val="0"/>
               </w:rPr>
-              <w:t>13.34, 15.35</w:t>
+              <w:t>13.34%, 15.35%</w:t>
             </w:r>
           </w:p>
         </w:tc>
@@ -7982,7 +6593,7 @@
                 <w:spacing w:val="0"/>
                 <w:kern w:val="0"/>
               </w:rPr>
-              <w:t>17.00% ± 1.70%</w:t>
+              <w:t>17.00% ± 1.59%</w:t>
             </w:r>
           </w:p>
         </w:tc>
@@ -8006,7 +6617,7 @@
                 <w:spacing w:val="0"/>
                 <w:kern w:val="0"/>
               </w:rPr>
-              <w:t>15.30 – 18.70</w:t>
+              <w:t>15.41% – 18.59%</w:t>
             </w:r>
           </w:p>
         </w:tc>
@@ -8019,6 +6630,56 @@
           <w:p>
             <w:pPr>
               <w:spacing w:before="20" w:after="20"/>
+              <w:jc w:val="center"/>
+            </w:pPr>
+            <w:r>
+              <w:rPr>
+                <w:rFonts w:ascii="Calibri" w:hAnsi="Calibri"/>
+                <w:b w:val="0"/>
+                <w:color w:val="16232B"/>
+                <w:sz w:val="16"/>
+                <w:spacing w:val="0"/>
+                <w:kern w:val="0"/>
+              </w:rPr>
+              <w:t>GG1024_02, GG012603, GG112501</w:t>
+            </w:r>
+          </w:p>
+        </w:tc>
+        <w:tc>
+          <w:tcPr>
+            <w:tcW w:type="dxa" w:w="2268"/>
+            <w:vAlign w:val="center"/>
+            <w:shd w:val="clear" w:color="auto" w:fill="F4F7FB"/>
+          </w:tcPr>
+          <w:p>
+            <w:pPr>
+              <w:spacing w:before="20" w:after="20"/>
+              <w:jc w:val="center"/>
+            </w:pPr>
+            <w:r>
+              <w:rPr>
+                <w:rFonts w:ascii="Calibri" w:hAnsi="Calibri"/>
+                <w:b w:val="0"/>
+                <w:color w:val="16232B"/>
+                <w:sz w:val="16"/>
+                <w:spacing w:val="0"/>
+                <w:kern w:val="0"/>
+              </w:rPr>
+              <w:t>15.95%, 16.70%, 17.94%</w:t>
+            </w:r>
+          </w:p>
+        </w:tc>
+      </w:tr>
+      <w:tr>
+        <w:tc>
+          <w:tcPr>
+            <w:tcW w:type="dxa" w:w="850"/>
+            <w:vAlign w:val="center"/>
+            <w:shd w:val="clear" w:color="auto" w:fill="FFFFFF"/>
+          </w:tcPr>
+          <w:p>
+            <w:pPr>
+              <w:spacing w:before="20" w:after="20"/>
               <w:jc w:val="left"/>
             </w:pPr>
             <w:r>
@@ -8030,7 +6691,79 @@
                 <w:spacing w:val="0"/>
                 <w:kern w:val="0"/>
               </w:rPr>
-              <w:t>GG1024_02, GG012603, GG112501, GG1024_01</w:t>
+              <w:t>Pot.-3</w:t>
+            </w:r>
+          </w:p>
+        </w:tc>
+        <w:tc>
+          <w:tcPr>
+            <w:tcW w:type="dxa" w:w="1701"/>
+            <w:vAlign w:val="center"/>
+            <w:shd w:val="clear" w:color="auto" w:fill="FFFFFF"/>
+          </w:tcPr>
+          <w:p>
+            <w:pPr>
+              <w:spacing w:before="20" w:after="20"/>
+              <w:jc w:val="center"/>
+            </w:pPr>
+            <w:r>
+              <w:rPr>
+                <w:rFonts w:ascii="Calibri" w:hAnsi="Calibri"/>
+                <w:b w:val="0"/>
+                <w:color w:val="16232B"/>
+                <w:sz w:val="16"/>
+                <w:spacing w:val="0"/>
+                <w:kern w:val="0"/>
+              </w:rPr>
+              <w:t>19.00% ± 0.40%</w:t>
+            </w:r>
+          </w:p>
+        </w:tc>
+        <w:tc>
+          <w:tcPr>
+            <w:tcW w:type="dxa" w:w="1474"/>
+            <w:vAlign w:val="center"/>
+            <w:shd w:val="clear" w:color="auto" w:fill="FFFFFF"/>
+          </w:tcPr>
+          <w:p>
+            <w:pPr>
+              <w:spacing w:before="20" w:after="20"/>
+              <w:jc w:val="center"/>
+            </w:pPr>
+            <w:r>
+              <w:rPr>
+                <w:rFonts w:ascii="Calibri" w:hAnsi="Calibri"/>
+                <w:b w:val="0"/>
+                <w:color w:val="16232B"/>
+                <w:sz w:val="16"/>
+                <w:spacing w:val="0"/>
+                <w:kern w:val="0"/>
+              </w:rPr>
+              <w:t>18.60% – 19.40%</w:t>
+            </w:r>
+          </w:p>
+        </w:tc>
+        <w:tc>
+          <w:tcPr>
+            <w:tcW w:type="dxa" w:w="3628"/>
+            <w:vAlign w:val="center"/>
+            <w:shd w:val="clear" w:color="auto" w:fill="FFFFFF"/>
+          </w:tcPr>
+          <w:p>
+            <w:pPr>
+              <w:spacing w:before="20" w:after="20"/>
+              <w:jc w:val="center"/>
+            </w:pPr>
+            <w:r>
+              <w:rPr>
+                <w:rFonts w:ascii="Calibri" w:hAnsi="Calibri"/>
+                <w:b w:val="0"/>
+                <w:color w:val="16232B"/>
+                <w:sz w:val="16"/>
+                <w:spacing w:val="0"/>
+                <w:kern w:val="0"/>
+              </w:rPr>
+              <w:t>GG1024_01</w:t>
             </w:r>
           </w:p>
         </w:tc>
@@ -8038,28 +6771,46 @@
           <w:tcPr>
             <w:tcW w:type="dxa" w:w="2268"/>
             <w:vAlign w:val="center"/>
-            <w:shd w:val="clear" w:color="auto" w:fill="F4F7FB"/>
-          </w:tcPr>
-          <w:p>
-            <w:pPr>
-              <w:spacing w:before="20" w:after="20"/>
-              <w:jc w:val="center"/>
-            </w:pPr>
-            <w:r>
-              <w:rPr>
-                <w:rFonts w:ascii="Calibri" w:hAnsi="Calibri"/>
-                <w:b w:val="0"/>
-                <w:color w:val="16232B"/>
-                <w:sz w:val="16"/>
-                <w:spacing w:val="0"/>
-                <w:kern w:val="0"/>
-              </w:rPr>
-              <w:t>15.95, 16.70, 17.94, 18.67</w:t>
+            <w:shd w:val="clear" w:color="auto" w:fill="FFFFFF"/>
+          </w:tcPr>
+          <w:p>
+            <w:pPr>
+              <w:spacing w:before="20" w:after="20"/>
+              <w:jc w:val="center"/>
+            </w:pPr>
+            <w:r>
+              <w:rPr>
+                <w:rFonts w:ascii="Calibri" w:hAnsi="Calibri"/>
+                <w:b w:val="0"/>
+                <w:color w:val="16232B"/>
+                <w:sz w:val="16"/>
+                <w:spacing w:val="0"/>
+                <w:kern w:val="0"/>
+              </w:rPr>
+              <w:t>18.67%</w:t>
             </w:r>
           </w:p>
         </w:tc>
       </w:tr>
     </w:tbl>
+    <w:p>
+      <w:pPr>
+        <w:spacing w:before="40" w:after="40" w:line="254" w:lineRule="auto"/>
+        <w:jc w:val="left"/>
+      </w:pPr>
+      <w:r>
+        <w:rPr>
+          <w:rFonts w:ascii="Calibri" w:hAnsi="Calibri"/>
+          <w:b w:val="0"/>
+          <w:i/>
+          <w:color w:val="4A5B6C"/>
+          <w:sz w:val="16"/>
+          <w:spacing w:val="0"/>
+          <w:kern w:val="0"/>
+        </w:rPr>
+        <w:t>Толеранцијата е поставена најшироко што правилата дозволуваат — до 10,00% од номиналата — но никогаш толку широко што би ја допрела соседната класа: затоа две класи од иста сорта може да носат различен ± процент, по дизајн. Класите никогаш не се преклопуваат. | The tolerance is set as wide as the rules allow — up to 10.00% of the nominal — but never so wide that it would touch the neighbouring tier: that is why two tiers of the same strain can carry a different ± percentage, by design. Tiers never overlap.</w:t>
+      </w:r>
+    </w:p>
     <w:p>
       <w:pPr>
         <w:spacing w:before="160" w:after="80"/>
@@ -8206,7 +6957,7 @@
                 <w:spacing w:val="0"/>
                 <w:kern w:val="0"/>
               </w:rPr>
-              <w:t>= Опсег | = Range (%)</w:t>
+              <w:t>= Опсег | = Range</w:t>
             </w:r>
           </w:p>
         </w:tc>
@@ -8254,7 +7005,7 @@
                 <w:spacing w:val="0"/>
                 <w:kern w:val="0"/>
               </w:rPr>
-              <w:t>Сидра | Anchors (%)</w:t>
+              <w:t>Сидра | Anchors</w:t>
             </w:r>
           </w:p>
         </w:tc>
@@ -8328,7 +7079,7 @@
                 <w:spacing w:val="0"/>
                 <w:kern w:val="0"/>
               </w:rPr>
-              <w:t>15.30 – 18.70</w:t>
+              <w:t>15.30% – 18.70%</w:t>
             </w:r>
           </w:p>
         </w:tc>
@@ -8376,7 +7127,7 @@
                 <w:spacing w:val="0"/>
                 <w:kern w:val="0"/>
               </w:rPr>
-              <w:t>15.70, 18.52</w:t>
+              <w:t>15.70%, 18.52%</w:t>
             </w:r>
           </w:p>
         </w:tc>
@@ -8450,7 +7201,7 @@
                 <w:spacing w:val="0"/>
                 <w:kern w:val="0"/>
               </w:rPr>
-              <w:t>18.90 – 23.10</w:t>
+              <w:t>18.90% – 23.10%</w:t>
             </w:r>
           </w:p>
         </w:tc>
@@ -8487,18 +7238,18 @@
           <w:p>
             <w:pPr>
               <w:spacing w:before="20" w:after="20"/>
-              <w:jc w:val="center"/>
-            </w:pPr>
-            <w:r>
-              <w:rPr>
-                <w:rFonts w:ascii="Calibri" w:hAnsi="Calibri"/>
-                <w:b w:val="0"/>
-                <w:color w:val="16232B"/>
-                <w:sz w:val="16"/>
-                <w:spacing w:val="0"/>
-                <w:kern w:val="0"/>
-              </w:rPr>
-              <w:t>19.81, 21.29, 21.36, 22.61</w:t>
+              <w:jc w:val="left"/>
+            </w:pPr>
+            <w:r>
+              <w:rPr>
+                <w:rFonts w:ascii="Calibri" w:hAnsi="Calibri"/>
+                <w:b w:val="0"/>
+                <w:color w:val="16232B"/>
+                <w:sz w:val="16"/>
+                <w:spacing w:val="0"/>
+                <w:kern w:val="0"/>
+              </w:rPr>
+              <w:t>19.81%, 21.29%, 21.36%, 22.61%</w:t>
             </w:r>
           </w:p>
         </w:tc>
@@ -8548,7 +7299,7 @@
                 <w:spacing w:val="0"/>
                 <w:kern w:val="0"/>
               </w:rPr>
-              <w:t>25.00% ± 2.50%</w:t>
+              <w:t>25.00% ± 1.89%</w:t>
             </w:r>
           </w:p>
         </w:tc>
@@ -8572,7 +7323,7 @@
                 <w:spacing w:val="0"/>
                 <w:kern w:val="0"/>
               </w:rPr>
-              <w:t>22.50 – 27.50</w:t>
+              <w:t>23.11% – 26.89%</w:t>
             </w:r>
           </w:p>
         </w:tc>
@@ -8620,12 +7371,30 @@
                 <w:spacing w:val="0"/>
                 <w:kern w:val="0"/>
               </w:rPr>
-              <w:t>24.89, 25.45, 25.73</w:t>
+              <w:t>24.89%, 25.45%, 25.73%</w:t>
             </w:r>
           </w:p>
         </w:tc>
       </w:tr>
     </w:tbl>
+    <w:p>
+      <w:pPr>
+        <w:spacing w:before="40" w:after="40" w:line="254" w:lineRule="auto"/>
+        <w:jc w:val="left"/>
+      </w:pPr>
+      <w:r>
+        <w:rPr>
+          <w:rFonts w:ascii="Calibri" w:hAnsi="Calibri"/>
+          <w:b w:val="0"/>
+          <w:i/>
+          <w:color w:val="4A5B6C"/>
+          <w:sz w:val="16"/>
+          <w:spacing w:val="0"/>
+          <w:kern w:val="0"/>
+        </w:rPr>
+        <w:t>Толеранцијата е поставена најшироко што правилата дозволуваат — до 10,00% од номиналата — но никогаш толку широко што би ја допрела соседната класа: затоа две класи од иста сорта може да носат различен ± процент, по дизајн. Класите никогаш не се преклопуваат. | The tolerance is set as wide as the rules allow — up to 10.00% of the nominal — but never so wide that it would touch the neighbouring tier: that is why two tiers of the same strain can carry a different ± percentage, by design. Tiers never overlap.</w:t>
+      </w:r>
+    </w:p>
     <w:p>
       <w:pPr>
         <w:spacing w:before="160" w:after="80"/>
@@ -8772,7 +7541,7 @@
                 <w:spacing w:val="0"/>
                 <w:kern w:val="0"/>
               </w:rPr>
-              <w:t>= Опсег | = Range (%)</w:t>
+              <w:t>= Опсег | = Range</w:t>
             </w:r>
           </w:p>
         </w:tc>
@@ -8820,7 +7589,7 @@
                 <w:spacing w:val="0"/>
                 <w:kern w:val="0"/>
               </w:rPr>
-              <w:t>Сидра | Anchors (%)</w:t>
+              <w:t>Сидра | Anchors</w:t>
             </w:r>
           </w:p>
         </w:tc>
@@ -8894,7 +7663,7 @@
                 <w:spacing w:val="0"/>
                 <w:kern w:val="0"/>
               </w:rPr>
-              <w:t>6.30 – 7.70</w:t>
+              <w:t>6.30% – 7.70%</w:t>
             </w:r>
           </w:p>
         </w:tc>
@@ -8942,7 +7711,7 @@
                 <w:spacing w:val="0"/>
                 <w:kern w:val="0"/>
               </w:rPr>
-              <w:t>7.05</w:t>
+              <w:t>7.05%</w:t>
             </w:r>
           </w:p>
         </w:tc>
@@ -9016,7 +7785,7 @@
                 <w:spacing w:val="0"/>
                 <w:kern w:val="0"/>
               </w:rPr>
-              <w:t>10.80 – 13.20</w:t>
+              <w:t>10.80% – 13.20%</w:t>
             </w:r>
           </w:p>
         </w:tc>
@@ -9064,12 +7833,30 @@
                 <w:spacing w:val="0"/>
                 <w:kern w:val="0"/>
               </w:rPr>
-              <w:t>11.53</w:t>
+              <w:t>11.53%</w:t>
             </w:r>
           </w:p>
         </w:tc>
       </w:tr>
     </w:tbl>
+    <w:p>
+      <w:pPr>
+        <w:spacing w:before="40" w:after="40" w:line="254" w:lineRule="auto"/>
+        <w:jc w:val="left"/>
+      </w:pPr>
+      <w:r>
+        <w:rPr>
+          <w:rFonts w:ascii="Calibri" w:hAnsi="Calibri"/>
+          <w:b w:val="0"/>
+          <w:i/>
+          <w:color w:val="4A5B6C"/>
+          <w:sz w:val="16"/>
+          <w:spacing w:val="0"/>
+          <w:kern w:val="0"/>
+        </w:rPr>
+        <w:t>Толеранцијата е поставена најшироко што правилата дозволуваат — до 10,00% од номиналата — но никогаш толку широко што би ја допрела соседната класа: затоа две класи од иста сорта може да носат различен ± процент, по дизајн. Класите никогаш не се преклопуваат. | The tolerance is set as wide as the rules allow — up to 10.00% of the nominal — but never so wide that it would touch the neighbouring tier: that is why two tiers of the same strain can carry a different ± percentage, by design. Tiers never overlap.</w:t>
+      </w:r>
+    </w:p>
     <w:p>
       <w:pPr>
         <w:spacing w:before="160" w:after="80"/>
@@ -9216,7 +8003,7 @@
                 <w:spacing w:val="0"/>
                 <w:kern w:val="0"/>
               </w:rPr>
-              <w:t>= Опсег | = Range (%)</w:t>
+              <w:t>= Опсег | = Range</w:t>
             </w:r>
           </w:p>
         </w:tc>
@@ -9264,7 +8051,7 @@
                 <w:spacing w:val="0"/>
                 <w:kern w:val="0"/>
               </w:rPr>
-              <w:t>Сидра | Anchors (%)</w:t>
+              <w:t>Сидра | Anchors</w:t>
             </w:r>
           </w:p>
         </w:tc>
@@ -9338,7 +8125,7 @@
                 <w:spacing w:val="0"/>
                 <w:kern w:val="0"/>
               </w:rPr>
-              <w:t>17.10 – 20.90</w:t>
+              <w:t>17.10% – 20.90%</w:t>
             </w:r>
           </w:p>
         </w:tc>
@@ -9386,7 +8173,7 @@
                 <w:spacing w:val="0"/>
                 <w:kern w:val="0"/>
               </w:rPr>
-              <w:t>17.31, 20.39</w:t>
+              <w:t>17.31%, 20.39%</w:t>
             </w:r>
           </w:p>
         </w:tc>
@@ -9436,7 +8223,7 @@
                 <w:spacing w:val="0"/>
                 <w:kern w:val="0"/>
               </w:rPr>
-              <w:t>22.00% ± 2.20%</w:t>
+              <w:t>22.00% ± 1.09%</w:t>
             </w:r>
           </w:p>
         </w:tc>
@@ -9460,7 +8247,7 @@
                 <w:spacing w:val="0"/>
                 <w:kern w:val="0"/>
               </w:rPr>
-              <w:t>19.80 – 24.20</w:t>
+              <w:t>20.91% – 23.09%</w:t>
             </w:r>
           </w:p>
         </w:tc>
@@ -9508,12 +8295,30 @@
                 <w:spacing w:val="0"/>
                 <w:kern w:val="0"/>
               </w:rPr>
-              <w:t>21.61</w:t>
+              <w:t>21.61%</w:t>
             </w:r>
           </w:p>
         </w:tc>
       </w:tr>
     </w:tbl>
+    <w:p>
+      <w:pPr>
+        <w:spacing w:before="40" w:after="40" w:line="254" w:lineRule="auto"/>
+        <w:jc w:val="left"/>
+      </w:pPr>
+      <w:r>
+        <w:rPr>
+          <w:rFonts w:ascii="Calibri" w:hAnsi="Calibri"/>
+          <w:b w:val="0"/>
+          <w:i/>
+          <w:color w:val="4A5B6C"/>
+          <w:sz w:val="16"/>
+          <w:spacing w:val="0"/>
+          <w:kern w:val="0"/>
+        </w:rPr>
+        <w:t>Толеранцијата е поставена најшироко што правилата дозволуваат — до 10,00% од номиналата — но никогаш толку широко што би ја допрела соседната класа: затоа две класи од иста сорта може да носат различен ± процент, по дизајн. Класите никогаш не се преклопуваат. | The tolerance is set as wide as the rules allow — up to 10.00% of the nominal — but never so wide that it would touch the neighbouring tier: that is why two tiers of the same strain can carry a different ± percentage, by design. Tiers never overlap.</w:t>
+      </w:r>
+    </w:p>
     <w:p>
       <w:pPr>
         <w:spacing w:before="160" w:after="80"/>
@@ -9660,7 +8465,7 @@
                 <w:spacing w:val="0"/>
                 <w:kern w:val="0"/>
               </w:rPr>
-              <w:t>= Опсег | = Range (%)</w:t>
+              <w:t>= Опсег | = Range</w:t>
             </w:r>
           </w:p>
         </w:tc>
@@ -9708,7 +8513,7 @@
                 <w:spacing w:val="0"/>
                 <w:kern w:val="0"/>
               </w:rPr>
-              <w:t>Сидра | Anchors (%)</w:t>
+              <w:t>Сидра | Anchors</w:t>
             </w:r>
           </w:p>
         </w:tc>
@@ -9782,7 +8587,7 @@
                 <w:spacing w:val="0"/>
                 <w:kern w:val="0"/>
               </w:rPr>
-              <w:t>14.40 – 17.60</w:t>
+              <w:t>14.40% – 17.60%</w:t>
             </w:r>
           </w:p>
         </w:tc>
@@ -9830,7 +8635,7 @@
                 <w:spacing w:val="0"/>
                 <w:kern w:val="0"/>
               </w:rPr>
-              <w:t>15.16, 16.71</w:t>
+              <w:t>15.16%, 16.71%</w:t>
             </w:r>
           </w:p>
         </w:tc>
@@ -9880,7 +8685,7 @@
                 <w:spacing w:val="0"/>
                 <w:kern w:val="0"/>
               </w:rPr>
-              <w:t>19.00% ± 1.90%</w:t>
+              <w:t>20.00% ± 2.00%</w:t>
             </w:r>
           </w:p>
         </w:tc>
@@ -9904,7 +8709,7 @@
                 <w:spacing w:val="0"/>
                 <w:kern w:val="0"/>
               </w:rPr>
-              <w:t>17.10 – 20.90</w:t>
+              <w:t>18.00% – 22.00%</w:t>
             </w:r>
           </w:p>
         </w:tc>
@@ -9952,12 +8757,30 @@
                 <w:spacing w:val="0"/>
                 <w:kern w:val="0"/>
               </w:rPr>
-              <w:t>18.16, 20.32, 20.54</w:t>
+              <w:t>18.16%, 20.32%, 20.54%</w:t>
             </w:r>
           </w:p>
         </w:tc>
       </w:tr>
     </w:tbl>
+    <w:p>
+      <w:pPr>
+        <w:spacing w:before="40" w:after="40" w:line="254" w:lineRule="auto"/>
+        <w:jc w:val="left"/>
+      </w:pPr>
+      <w:r>
+        <w:rPr>
+          <w:rFonts w:ascii="Calibri" w:hAnsi="Calibri"/>
+          <w:b w:val="0"/>
+          <w:i/>
+          <w:color w:val="4A5B6C"/>
+          <w:sz w:val="16"/>
+          <w:spacing w:val="0"/>
+          <w:kern w:val="0"/>
+        </w:rPr>
+        <w:t>Толеранцијата е поставена најшироко што правилата дозволуваат — до 10,00% од номиналата — но никогаш толку широко што би ја допрела соседната класа: затоа две класи од иста сорта може да носат различен ± процент, по дизајн. Класите никогаш не се преклопуваат. | The tolerance is set as wide as the rules allow — up to 10.00% of the nominal — but never so wide that it would touch the neighbouring tier: that is why two tiers of the same strain can carry a different ± percentage, by design. Tiers never overlap.</w:t>
+      </w:r>
+    </w:p>
     <w:p>
       <w:pPr>
         <w:spacing w:before="160" w:after="80"/>
@@ -10104,7 +8927,7 @@
                 <w:spacing w:val="0"/>
                 <w:kern w:val="0"/>
               </w:rPr>
-              <w:t>= Опсег | = Range (%)</w:t>
+              <w:t>= Опсег | = Range</w:t>
             </w:r>
           </w:p>
         </w:tc>
@@ -10152,7 +8975,7 @@
                 <w:spacing w:val="0"/>
                 <w:kern w:val="0"/>
               </w:rPr>
-              <w:t>Сидра | Anchors (%)</w:t>
+              <w:t>Сидра | Anchors</w:t>
             </w:r>
           </w:p>
         </w:tc>
@@ -10226,7 +9049,7 @@
                 <w:spacing w:val="0"/>
                 <w:kern w:val="0"/>
               </w:rPr>
-              <w:t>17.10 – 20.90</w:t>
+              <w:t>17.10% – 20.90%</w:t>
             </w:r>
           </w:p>
         </w:tc>
@@ -10274,7 +9097,7 @@
                 <w:spacing w:val="0"/>
                 <w:kern w:val="0"/>
               </w:rPr>
-              <w:t>17.32, 20.21</w:t>
+              <w:t>17.32%, 20.21%</w:t>
             </w:r>
           </w:p>
         </w:tc>
@@ -10324,7 +9147,7 @@
                 <w:spacing w:val="0"/>
                 <w:kern w:val="0"/>
               </w:rPr>
-              <w:t>22.00% ± 2.20%</w:t>
+              <w:t>22.00% ± 1.09%</w:t>
             </w:r>
           </w:p>
         </w:tc>
@@ -10348,7 +9171,7 @@
                 <w:spacing w:val="0"/>
                 <w:kern w:val="0"/>
               </w:rPr>
-              <w:t>19.80 – 24.20</w:t>
+              <w:t>20.91% – 23.09%</w:t>
             </w:r>
           </w:p>
         </w:tc>
@@ -10396,12 +9219,30 @@
                 <w:spacing w:val="0"/>
                 <w:kern w:val="0"/>
               </w:rPr>
-              <w:t>21.84</w:t>
+              <w:t>21.84%</w:t>
             </w:r>
           </w:p>
         </w:tc>
       </w:tr>
     </w:tbl>
+    <w:p>
+      <w:pPr>
+        <w:spacing w:before="40" w:after="40" w:line="254" w:lineRule="auto"/>
+        <w:jc w:val="left"/>
+      </w:pPr>
+      <w:r>
+        <w:rPr>
+          <w:rFonts w:ascii="Calibri" w:hAnsi="Calibri"/>
+          <w:b w:val="0"/>
+          <w:i/>
+          <w:color w:val="4A5B6C"/>
+          <w:sz w:val="16"/>
+          <w:spacing w:val="0"/>
+          <w:kern w:val="0"/>
+        </w:rPr>
+        <w:t>Толеранцијата е поставена најшироко што правилата дозволуваат — до 10,00% од номиналата — но никогаш толку широко што би ја допрела соседната класа: затоа две класи од иста сорта може да носат различен ± процент, по дизајн. Класите никогаш не се преклопуваат. | The tolerance is set as wide as the rules allow — up to 10.00% of the nominal — but never so wide that it would touch the neighbouring tier: that is why two tiers of the same strain can carry a different ± percentage, by design. Tiers never overlap.</w:t>
+      </w:r>
+    </w:p>
     <w:p>
       <w:pPr>
         <w:spacing w:before="160" w:after="80"/>
@@ -10548,7 +9389,7 @@
                 <w:spacing w:val="0"/>
                 <w:kern w:val="0"/>
               </w:rPr>
-              <w:t>= Опсег | = Range (%)</w:t>
+              <w:t>= Опсег | = Range</w:t>
             </w:r>
           </w:p>
         </w:tc>
@@ -10596,7 +9437,7 @@
                 <w:spacing w:val="0"/>
                 <w:kern w:val="0"/>
               </w:rPr>
-              <w:t>Сидра | Anchors (%)</w:t>
+              <w:t>Сидра | Anchors</w:t>
             </w:r>
           </w:p>
         </w:tc>
@@ -10670,7 +9511,7 @@
                 <w:spacing w:val="0"/>
                 <w:kern w:val="0"/>
               </w:rPr>
-              <w:t>15.30 – 18.70</w:t>
+              <w:t>15.30% – 18.70%</w:t>
             </w:r>
           </w:p>
         </w:tc>
@@ -10718,12 +9559,30 @@
                 <w:spacing w:val="0"/>
                 <w:kern w:val="0"/>
               </w:rPr>
-              <w:t>17.04</w:t>
+              <w:t>17.04%</w:t>
             </w:r>
           </w:p>
         </w:tc>
       </w:tr>
     </w:tbl>
+    <w:p>
+      <w:pPr>
+        <w:spacing w:before="40" w:after="40" w:line="254" w:lineRule="auto"/>
+        <w:jc w:val="left"/>
+      </w:pPr>
+      <w:r>
+        <w:rPr>
+          <w:rFonts w:ascii="Calibri" w:hAnsi="Calibri"/>
+          <w:b w:val="0"/>
+          <w:i/>
+          <w:color w:val="4A5B6C"/>
+          <w:sz w:val="16"/>
+          <w:spacing w:val="0"/>
+          <w:kern w:val="0"/>
+        </w:rPr>
+        <w:t>Толеранцијата е поставена најшироко што правилата дозволуваат — до 10,00% од номиналата — но никогаш толку широко што би ја допрела соседната класа: затоа две класи од иста сорта може да носат различен ± процент, по дизајн. Класите никогаш не се преклопуваат. | The tolerance is set as wide as the rules allow — up to 10.00% of the nominal — but never so wide that it would touch the neighbouring tier: that is why two tiers of the same strain can carry a different ± percentage, by design. Tiers never overlap.</w:t>
+      </w:r>
+    </w:p>
     <w:p>
       <w:pPr>
         <w:spacing w:before="160" w:after="80"/>
@@ -10870,7 +9729,7 @@
                 <w:spacing w:val="0"/>
                 <w:kern w:val="0"/>
               </w:rPr>
-              <w:t>= Опсег | = Range (%)</w:t>
+              <w:t>= Опсег | = Range</w:t>
             </w:r>
           </w:p>
         </w:tc>
@@ -10918,7 +9777,7 @@
                 <w:spacing w:val="0"/>
                 <w:kern w:val="0"/>
               </w:rPr>
-              <w:t>Сидра | Anchors (%)</w:t>
+              <w:t>Сидра | Anchors</w:t>
             </w:r>
           </w:p>
         </w:tc>
@@ -10968,7 +9827,7 @@
                 <w:spacing w:val="0"/>
                 <w:kern w:val="0"/>
               </w:rPr>
-              <w:t>17.00% ± 1.70%</w:t>
+              <w:t>18.00% ± 1.80%</w:t>
             </w:r>
           </w:p>
         </w:tc>
@@ -10992,7 +9851,7 @@
                 <w:spacing w:val="0"/>
                 <w:kern w:val="0"/>
               </w:rPr>
-              <w:t>15.30 – 18.70</w:t>
+              <w:t>16.20% – 19.80%</w:t>
             </w:r>
           </w:p>
         </w:tc>
@@ -11040,12 +9899,30 @@
                 <w:spacing w:val="0"/>
                 <w:kern w:val="0"/>
               </w:rPr>
-              <w:t>16.82, 18.67</w:t>
+              <w:t>16.82%, 18.67%</w:t>
             </w:r>
           </w:p>
         </w:tc>
       </w:tr>
     </w:tbl>
+    <w:p>
+      <w:pPr>
+        <w:spacing w:before="40" w:after="40" w:line="254" w:lineRule="auto"/>
+        <w:jc w:val="left"/>
+      </w:pPr>
+      <w:r>
+        <w:rPr>
+          <w:rFonts w:ascii="Calibri" w:hAnsi="Calibri"/>
+          <w:b w:val="0"/>
+          <w:i/>
+          <w:color w:val="4A5B6C"/>
+          <w:sz w:val="16"/>
+          <w:spacing w:val="0"/>
+          <w:kern w:val="0"/>
+        </w:rPr>
+        <w:t>Толеранцијата е поставена најшироко што правилата дозволуваат — до 10,00% од номиналата — но никогаш толку широко што би ја допрела соседната класа: затоа две класи од иста сорта може да носат различен ± процент, по дизајн. Класите никогаш не се преклопуваат. | The tolerance is set as wide as the rules allow — up to 10.00% of the nominal — but never so wide that it would touch the neighbouring tier: that is why two tiers of the same strain can carry a different ± percentage, by design. Tiers never overlap.</w:t>
+      </w:r>
+    </w:p>
     <w:p>
       <w:pPr>
         <w:spacing w:before="160" w:after="80"/>
@@ -11192,7 +10069,7 @@
                 <w:spacing w:val="0"/>
                 <w:kern w:val="0"/>
               </w:rPr>
-              <w:t>= Опсег | = Range (%)</w:t>
+              <w:t>= Опсег | = Range</w:t>
             </w:r>
           </w:p>
         </w:tc>
@@ -11240,7 +10117,7 @@
                 <w:spacing w:val="0"/>
                 <w:kern w:val="0"/>
               </w:rPr>
-              <w:t>Сидра | Anchors (%)</w:t>
+              <w:t>Сидра | Anchors</w:t>
             </w:r>
           </w:p>
         </w:tc>
@@ -11314,7 +10191,7 @@
                 <w:spacing w:val="0"/>
                 <w:kern w:val="0"/>
               </w:rPr>
-              <w:t>7.20 – 8.80</w:t>
+              <w:t>7.20% – 8.80%</w:t>
             </w:r>
           </w:p>
         </w:tc>
@@ -11362,7 +10239,7 @@
                 <w:spacing w:val="0"/>
                 <w:kern w:val="0"/>
               </w:rPr>
-              <w:t>7.91, 8.00</w:t>
+              <w:t>7.91%, 8.00%</w:t>
             </w:r>
           </w:p>
         </w:tc>
@@ -11412,7 +10289,7 @@
                 <w:spacing w:val="0"/>
                 <w:kern w:val="0"/>
               </w:rPr>
-              <w:t>9.00% ± 0.90%</w:t>
+              <w:t>10.00% ± 1.00%</w:t>
             </w:r>
           </w:p>
         </w:tc>
@@ -11436,7 +10313,7 @@
                 <w:spacing w:val="0"/>
                 <w:kern w:val="0"/>
               </w:rPr>
-              <w:t>8.10 – 9.90</w:t>
+              <w:t>9.00% – 11.00%</w:t>
             </w:r>
           </w:p>
         </w:tc>
@@ -11484,7 +10361,7 @@
                 <w:spacing w:val="0"/>
                 <w:kern w:val="0"/>
               </w:rPr>
-              <w:t>9.43</w:t>
+              <w:t>9.43%</w:t>
             </w:r>
           </w:p>
         </w:tc>
@@ -11534,7 +10411,7 @@
                 <w:spacing w:val="0"/>
                 <w:kern w:val="0"/>
               </w:rPr>
-              <w:t>14.00% ± 1.40%</w:t>
+              <w:t>15.00% ± 1.50%</w:t>
             </w:r>
           </w:p>
         </w:tc>
@@ -11558,7 +10435,7 @@
                 <w:spacing w:val="0"/>
                 <w:kern w:val="0"/>
               </w:rPr>
-              <w:t>12.60 – 15.40</w:t>
+              <w:t>13.50% – 16.50%</w:t>
             </w:r>
           </w:p>
         </w:tc>
@@ -11606,7 +10483,7 @@
                 <w:spacing w:val="0"/>
                 <w:kern w:val="0"/>
               </w:rPr>
-              <w:t>14.16, 15.38</w:t>
+              <w:t>14.16%, 15.38%</w:t>
             </w:r>
           </w:p>
         </w:tc>
@@ -11656,7 +10533,7 @@
                 <w:spacing w:val="0"/>
                 <w:kern w:val="0"/>
               </w:rPr>
-              <w:t>17.00% ± 1.70%</w:t>
+              <w:t>18.00% ± 1.49%</w:t>
             </w:r>
           </w:p>
         </w:tc>
@@ -11680,7 +10557,7 @@
                 <w:spacing w:val="0"/>
                 <w:kern w:val="0"/>
               </w:rPr>
-              <w:t>15.30 – 18.70</w:t>
+              <w:t>16.51% – 19.49%</w:t>
             </w:r>
           </w:p>
         </w:tc>
@@ -11728,7 +10605,7 @@
                 <w:spacing w:val="0"/>
                 <w:kern w:val="0"/>
               </w:rPr>
-              <w:t>16.55, 18.04</w:t>
+              <w:t>16.55%, 18.04%</w:t>
             </w:r>
           </w:p>
         </w:tc>
@@ -11778,7 +10655,7 @@
                 <w:spacing w:val="0"/>
                 <w:kern w:val="0"/>
               </w:rPr>
-              <w:t>20.00% ± 2.00%</w:t>
+              <w:t>20.00% ± 0.50%</w:t>
             </w:r>
           </w:p>
         </w:tc>
@@ -11802,7 +10679,7 @@
                 <w:spacing w:val="0"/>
                 <w:kern w:val="0"/>
               </w:rPr>
-              <w:t>18.00 – 22.00</w:t>
+              <w:t>19.50% – 20.50%</w:t>
             </w:r>
           </w:p>
         </w:tc>
@@ -11850,12 +10727,30 @@
                 <w:spacing w:val="0"/>
                 <w:kern w:val="0"/>
               </w:rPr>
-              <w:t>20.03</w:t>
+              <w:t>20.03%</w:t>
             </w:r>
           </w:p>
         </w:tc>
       </w:tr>
     </w:tbl>
+    <w:p>
+      <w:pPr>
+        <w:spacing w:before="40" w:after="40" w:line="254" w:lineRule="auto"/>
+        <w:jc w:val="left"/>
+      </w:pPr>
+      <w:r>
+        <w:rPr>
+          <w:rFonts w:ascii="Calibri" w:hAnsi="Calibri"/>
+          <w:b w:val="0"/>
+          <w:i/>
+          <w:color w:val="4A5B6C"/>
+          <w:sz w:val="16"/>
+          <w:spacing w:val="0"/>
+          <w:kern w:val="0"/>
+        </w:rPr>
+        <w:t>Толеранцијата е поставена најшироко што правилата дозволуваат — до 10,00% од номиналата — но никогаш толку широко што би ја допрела соседната класа: затоа две класи од иста сорта може да носат различен ± процент, по дизајн. Класите никогаш не се преклопуваат. | The tolerance is set as wide as the rules allow — up to 10.00% of the nominal — but never so wide that it would touch the neighbouring tier: that is why two tiers of the same strain can carry a different ± percentage, by design. Tiers never overlap.</w:t>
+      </w:r>
+    </w:p>
     <w:p>
       <w:pPr>
         <w:spacing w:before="160" w:after="80"/>
@@ -12002,7 +10897,7 @@
                 <w:spacing w:val="0"/>
                 <w:kern w:val="0"/>
               </w:rPr>
-              <w:t>= Опсег | = Range (%)</w:t>
+              <w:t>= Опсег | = Range</w:t>
             </w:r>
           </w:p>
         </w:tc>
@@ -12050,7 +10945,7 @@
                 <w:spacing w:val="0"/>
                 <w:kern w:val="0"/>
               </w:rPr>
-              <w:t>Сидра | Anchors (%)</w:t>
+              <w:t>Сидра | Anchors</w:t>
             </w:r>
           </w:p>
         </w:tc>
@@ -12124,7 +11019,7 @@
                 <w:spacing w:val="0"/>
                 <w:kern w:val="0"/>
               </w:rPr>
-              <w:t>9.00 – 11.00</w:t>
+              <w:t>9.00% – 11.00%</w:t>
             </w:r>
           </w:p>
         </w:tc>
@@ -12172,7 +11067,7 @@
                 <w:spacing w:val="0"/>
                 <w:kern w:val="0"/>
               </w:rPr>
-              <w:t>10.01</w:t>
+              <w:t>10.01%</w:t>
             </w:r>
           </w:p>
         </w:tc>
@@ -12246,7 +11141,7 @@
                 <w:spacing w:val="0"/>
                 <w:kern w:val="0"/>
               </w:rPr>
-              <w:t>11.70 – 14.30</w:t>
+              <w:t>11.70% – 14.30%</w:t>
             </w:r>
           </w:p>
         </w:tc>
@@ -12294,12 +11189,30 @@
                 <w:spacing w:val="0"/>
                 <w:kern w:val="0"/>
               </w:rPr>
-              <w:t>12.25, 13.33</w:t>
+              <w:t>12.25%, 13.33%</w:t>
             </w:r>
           </w:p>
         </w:tc>
       </w:tr>
     </w:tbl>
+    <w:p>
+      <w:pPr>
+        <w:spacing w:before="40" w:after="40" w:line="254" w:lineRule="auto"/>
+        <w:jc w:val="left"/>
+      </w:pPr>
+      <w:r>
+        <w:rPr>
+          <w:rFonts w:ascii="Calibri" w:hAnsi="Calibri"/>
+          <w:b w:val="0"/>
+          <w:i/>
+          <w:color w:val="4A5B6C"/>
+          <w:sz w:val="16"/>
+          <w:spacing w:val="0"/>
+          <w:kern w:val="0"/>
+        </w:rPr>
+        <w:t>Толеранцијата е поставена најшироко што правилата дозволуваат — до 10,00% од номиналата — но никогаш толку широко што би ја допрела соседната класа: затоа две класи од иста сорта може да носат различен ± процент, по дизајн. Класите никогаш не се преклопуваат. | The tolerance is set as wide as the rules allow — up to 10.00% of the nominal — but never so wide that it would touch the neighbouring tier: that is why two tiers of the same strain can carry a different ± percentage, by design. Tiers never overlap.</w:t>
+      </w:r>
+    </w:p>
     <w:p>
       <w:pPr>
         <w:spacing w:before="160" w:after="80"/>
@@ -12446,7 +11359,7 @@
                 <w:spacing w:val="0"/>
                 <w:kern w:val="0"/>
               </w:rPr>
-              <w:t>= Опсег | = Range (%)</w:t>
+              <w:t>= Опсег | = Range</w:t>
             </w:r>
           </w:p>
         </w:tc>
@@ -12494,7 +11407,7 @@
                 <w:spacing w:val="0"/>
                 <w:kern w:val="0"/>
               </w:rPr>
-              <w:t>Сидра | Anchors (%)</w:t>
+              <w:t>Сидра | Anchors</w:t>
             </w:r>
           </w:p>
         </w:tc>
@@ -12544,7 +11457,7 @@
                 <w:spacing w:val="0"/>
                 <w:kern w:val="0"/>
               </w:rPr>
-              <w:t>17.00% ± 1.70%</w:t>
+              <w:t>18.00% ± 1.80%</w:t>
             </w:r>
           </w:p>
         </w:tc>
@@ -12568,7 +11481,7 @@
                 <w:spacing w:val="0"/>
                 <w:kern w:val="0"/>
               </w:rPr>
-              <w:t>15.30 – 18.70</w:t>
+              <w:t>16.20% – 19.80%</w:t>
             </w:r>
           </w:p>
         </w:tc>
@@ -12616,7 +11529,7 @@
                 <w:spacing w:val="0"/>
                 <w:kern w:val="0"/>
               </w:rPr>
-              <w:t>17.13, 17.84, 18.07</w:t>
+              <w:t>17.13%, 17.84%, 18.07%</w:t>
             </w:r>
           </w:p>
         </w:tc>
@@ -12666,7 +11579,7 @@
                 <w:spacing w:val="0"/>
                 <w:kern w:val="0"/>
               </w:rPr>
-              <w:t>22.00% ± 2.20%</w:t>
+              <w:t>22.00% ± 2.19%</w:t>
             </w:r>
           </w:p>
         </w:tc>
@@ -12690,7 +11603,7 @@
                 <w:spacing w:val="0"/>
                 <w:kern w:val="0"/>
               </w:rPr>
-              <w:t>19.80 – 24.20</w:t>
+              <w:t>19.81% – 24.19%</w:t>
             </w:r>
           </w:p>
         </w:tc>
@@ -12738,12 +11651,30 @@
                 <w:spacing w:val="0"/>
                 <w:kern w:val="0"/>
               </w:rPr>
-              <w:t>21.92</w:t>
+              <w:t>21.92%</w:t>
             </w:r>
           </w:p>
         </w:tc>
       </w:tr>
     </w:tbl>
+    <w:p>
+      <w:pPr>
+        <w:spacing w:before="40" w:after="40" w:line="254" w:lineRule="auto"/>
+        <w:jc w:val="left"/>
+      </w:pPr>
+      <w:r>
+        <w:rPr>
+          <w:rFonts w:ascii="Calibri" w:hAnsi="Calibri"/>
+          <w:b w:val="0"/>
+          <w:i/>
+          <w:color w:val="4A5B6C"/>
+          <w:sz w:val="16"/>
+          <w:spacing w:val="0"/>
+          <w:kern w:val="0"/>
+        </w:rPr>
+        <w:t>Толеранцијата е поставена најшироко што правилата дозволуваат — до 10,00% од номиналата — но никогаш толку широко што би ја допрела соседната класа: затоа две класи од иста сорта може да носат различен ± процент, по дизајн. Класите никогаш не се преклопуваат. | The tolerance is set as wide as the rules allow — up to 10.00% of the nominal — but never so wide that it would touch the neighbouring tier: that is why two tiers of the same strain can carry a different ± percentage, by design. Tiers never overlap.</w:t>
+      </w:r>
+    </w:p>
     <w:p>
       <w:pPr>
         <w:spacing w:before="160" w:after="80"/>
@@ -12890,7 +11821,7 @@
                 <w:spacing w:val="0"/>
                 <w:kern w:val="0"/>
               </w:rPr>
-              <w:t>= Опсег | = Range (%)</w:t>
+              <w:t>= Опсег | = Range</w:t>
             </w:r>
           </w:p>
         </w:tc>
@@ -12938,7 +11869,7 @@
                 <w:spacing w:val="0"/>
                 <w:kern w:val="0"/>
               </w:rPr>
-              <w:t>Сидра | Anchors (%)</w:t>
+              <w:t>Сидра | Anchors</w:t>
             </w:r>
           </w:p>
         </w:tc>
@@ -13012,7 +11943,7 @@
                 <w:spacing w:val="0"/>
                 <w:kern w:val="0"/>
               </w:rPr>
-              <w:t>9.00 – 11.00</w:t>
+              <w:t>9.00% – 11.00%</w:t>
             </w:r>
           </w:p>
         </w:tc>
@@ -13060,7 +11991,7 @@
                 <w:spacing w:val="0"/>
                 <w:kern w:val="0"/>
               </w:rPr>
-              <w:t>9.20, 10.96</w:t>
+              <w:t>9.20%, 10.96%</w:t>
             </w:r>
           </w:p>
         </w:tc>
@@ -13110,7 +12041,7 @@
                 <w:spacing w:val="0"/>
                 <w:kern w:val="0"/>
               </w:rPr>
-              <w:t>11.00% ± 1.10%</w:t>
+              <w:t>12.00% ± 0.99%</w:t>
             </w:r>
           </w:p>
         </w:tc>
@@ -13134,7 +12065,7 @@
                 <w:spacing w:val="0"/>
                 <w:kern w:val="0"/>
               </w:rPr>
-              <w:t>9.90 – 12.10</w:t>
+              <w:t>11.01% – 12.99%</w:t>
             </w:r>
           </w:p>
         </w:tc>
@@ -13182,12 +12113,30 @@
                 <w:spacing w:val="0"/>
                 <w:kern w:val="0"/>
               </w:rPr>
-              <w:t>11.20</w:t>
+              <w:t>11.20%</w:t>
             </w:r>
           </w:p>
         </w:tc>
       </w:tr>
     </w:tbl>
+    <w:p>
+      <w:pPr>
+        <w:spacing w:before="40" w:after="40" w:line="254" w:lineRule="auto"/>
+        <w:jc w:val="left"/>
+      </w:pPr>
+      <w:r>
+        <w:rPr>
+          <w:rFonts w:ascii="Calibri" w:hAnsi="Calibri"/>
+          <w:b w:val="0"/>
+          <w:i/>
+          <w:color w:val="4A5B6C"/>
+          <w:sz w:val="16"/>
+          <w:spacing w:val="0"/>
+          <w:kern w:val="0"/>
+        </w:rPr>
+        <w:t>Толеранцијата е поставена најшироко што правилата дозволуваат — до 10,00% од номиналата — но никогаш толку широко што би ја допрела соседната класа: затоа две класи од иста сорта може да носат различен ± процент, по дизајн. Класите никогаш не се преклопуваат. | The tolerance is set as wide as the rules allow — up to 10.00% of the nominal — but never so wide that it would touch the neighbouring tier: that is why two tiers of the same strain can carry a different ± percentage, by design. Tiers never overlap.</w:t>
+      </w:r>
+    </w:p>
     <w:p>
       <w:pPr>
         <w:spacing w:before="160" w:after="80"/>
@@ -13334,7 +12283,7 @@
                 <w:spacing w:val="0"/>
                 <w:kern w:val="0"/>
               </w:rPr>
-              <w:t>= Опсег | = Range (%)</w:t>
+              <w:t>= Опсег | = Range</w:t>
             </w:r>
           </w:p>
         </w:tc>
@@ -13382,7 +12331,7 @@
                 <w:spacing w:val="0"/>
                 <w:kern w:val="0"/>
               </w:rPr>
-              <w:t>Сидра | Anchors (%)</w:t>
+              <w:t>Сидра | Anchors</w:t>
             </w:r>
           </w:p>
         </w:tc>
@@ -13432,7 +12381,7 @@
                 <w:spacing w:val="0"/>
                 <w:kern w:val="0"/>
               </w:rPr>
-              <w:t>21.00% ± 2.10%</w:t>
+              <w:t>22.00% ± 2.20%</w:t>
             </w:r>
           </w:p>
         </w:tc>
@@ -13456,7 +12405,7 @@
                 <w:spacing w:val="0"/>
                 <w:kern w:val="0"/>
               </w:rPr>
-              <w:t>18.90 – 23.10</w:t>
+              <w:t>19.80% – 24.20%</w:t>
             </w:r>
           </w:p>
         </w:tc>
@@ -13504,12 +12453,30 @@
                 <w:spacing w:val="0"/>
                 <w:kern w:val="0"/>
               </w:rPr>
-              <w:t>21.67, 22.11</w:t>
+              <w:t>21.67%, 22.11%</w:t>
             </w:r>
           </w:p>
         </w:tc>
       </w:tr>
     </w:tbl>
+    <w:p>
+      <w:pPr>
+        <w:spacing w:before="40" w:after="40" w:line="254" w:lineRule="auto"/>
+        <w:jc w:val="left"/>
+      </w:pPr>
+      <w:r>
+        <w:rPr>
+          <w:rFonts w:ascii="Calibri" w:hAnsi="Calibri"/>
+          <w:b w:val="0"/>
+          <w:i/>
+          <w:color w:val="4A5B6C"/>
+          <w:sz w:val="16"/>
+          <w:spacing w:val="0"/>
+          <w:kern w:val="0"/>
+        </w:rPr>
+        <w:t>Толеранцијата е поставена најшироко што правилата дозволуваат — до 10,00% од номиналата — но никогаш толку широко што би ја допрела соседната класа: затоа две класи од иста сорта може да носат различен ± процент, по дизајн. Класите никогаш не се преклопуваат. | The tolerance is set as wide as the rules allow — up to 10.00% of the nominal — but never so wide that it would touch the neighbouring tier: that is why two tiers of the same strain can carry a different ± percentage, by design. Tiers never overlap.</w:t>
+      </w:r>
+    </w:p>
     <w:p>
       <w:pPr>
         <w:spacing w:before="240" w:after="140"/>
@@ -14142,7 +13109,7 @@
                 <w:spacing w:val="0"/>
                 <w:kern w:val="0"/>
               </w:rPr>
-              <w:t>25.00% ± 2.50%</w:t>
+              <w:t>25.00% ± 0.79%</w:t>
             </w:r>
           </w:p>
         </w:tc>
@@ -14166,7 +13133,7 @@
                 <w:spacing w:val="0"/>
                 <w:kern w:val="0"/>
               </w:rPr>
-              <w:t>2.51</w:t>
+              <w:t>0.80</w:t>
             </w:r>
           </w:p>
         </w:tc>
@@ -14336,7 +13303,7 @@
                 <w:spacing w:val="0"/>
                 <w:kern w:val="0"/>
               </w:rPr>
-              <w:t>23.00% ± 2.30%</w:t>
+              <w:t>24.00% ± 1.99%</w:t>
             </w:r>
           </w:p>
         </w:tc>
@@ -14360,7 +13327,7 @@
                 <w:spacing w:val="0"/>
                 <w:kern w:val="0"/>
               </w:rPr>
-              <w:t>3.35</w:t>
+              <w:t>2.04</w:t>
             </w:r>
           </w:p>
         </w:tc>
@@ -15112,7 +14079,7 @@
                 <w:spacing w:val="0"/>
                 <w:kern w:val="0"/>
               </w:rPr>
-              <w:t>19.00% ± 1.90%</w:t>
+              <w:t>20.00% ± 2.00%</w:t>
             </w:r>
           </w:p>
         </w:tc>
@@ -15136,7 +14103,7 @@
                 <w:spacing w:val="0"/>
                 <w:kern w:val="0"/>
               </w:rPr>
-              <w:t>1.76</w:t>
+              <w:t>0.86</w:t>
             </w:r>
           </w:p>
         </w:tc>
@@ -15306,7 +14273,7 @@
                 <w:spacing w:val="0"/>
                 <w:kern w:val="0"/>
               </w:rPr>
-              <w:t>17.00% ± 1.70%</w:t>
+              <w:t>17.00% ± 1.59%</w:t>
             </w:r>
           </w:p>
         </w:tc>
@@ -15330,7 +14297,7 @@
                 <w:spacing w:val="0"/>
                 <w:kern w:val="0"/>
               </w:rPr>
-              <w:t>1.40</w:t>
+              <w:t>1.29</w:t>
             </w:r>
           </w:p>
         </w:tc>
@@ -15476,7 +14443,7 @@
                 <w:spacing w:val="0"/>
                 <w:kern w:val="0"/>
               </w:rPr>
-              <w:t>Pot.-2</w:t>
+              <w:t>Pot.-3</w:t>
             </w:r>
           </w:p>
         </w:tc>
@@ -15500,7 +14467,7 @@
                 <w:spacing w:val="0"/>
                 <w:kern w:val="0"/>
               </w:rPr>
-              <w:t>17.00% ± 1.70%</w:t>
+              <w:t>19.00% ± 0.40%</w:t>
             </w:r>
           </w:p>
         </w:tc>
@@ -15524,7 +14491,7 @@
                 <w:spacing w:val="0"/>
                 <w:kern w:val="0"/>
               </w:rPr>
-              <w:t>3.37</w:t>
+              <w:t>0.07</w:t>
             </w:r>
           </w:p>
         </w:tc>
@@ -16470,7 +15437,7 @@
                 <w:spacing w:val="0"/>
                 <w:kern w:val="0"/>
               </w:rPr>
-              <w:t>22.00% ± 2.20%</w:t>
+              <w:t>22.00% ± 1.09%</w:t>
             </w:r>
           </w:p>
         </w:tc>
@@ -16494,7 +15461,7 @@
                 <w:spacing w:val="0"/>
                 <w:kern w:val="0"/>
               </w:rPr>
-              <w:t>1.81</w:t>
+              <w:t>0.70</w:t>
             </w:r>
           </w:p>
         </w:tc>
@@ -16664,7 +15631,7 @@
                 <w:spacing w:val="0"/>
                 <w:kern w:val="0"/>
               </w:rPr>
-              <w:t>19.00% ± 1.90%</w:t>
+              <w:t>20.00% ± 2.00%</w:t>
             </w:r>
           </w:p>
         </w:tc>
@@ -16688,7 +15655,7 @@
                 <w:spacing w:val="0"/>
                 <w:kern w:val="0"/>
               </w:rPr>
-              <w:t>3.22</w:t>
+              <w:t>2.32</w:t>
             </w:r>
           </w:p>
         </w:tc>
@@ -17052,7 +16019,7 @@
                 <w:spacing w:val="0"/>
                 <w:kern w:val="0"/>
               </w:rPr>
-              <w:t>20.00% ± 2.00%</w:t>
+              <w:t>20.00% ± 0.50%</w:t>
             </w:r>
           </w:p>
         </w:tc>
@@ -17076,7 +16043,7 @@
                 <w:spacing w:val="0"/>
                 <w:kern w:val="0"/>
               </w:rPr>
-              <w:t>2.03</w:t>
+              <w:t>0.53</w:t>
             </w:r>
           </w:p>
         </w:tc>
@@ -17246,7 +16213,7 @@
                 <w:spacing w:val="0"/>
                 <w:kern w:val="0"/>
               </w:rPr>
-              <w:t>17.00% ± 1.70%</w:t>
+              <w:t>18.00% ± 1.49%</w:t>
             </w:r>
           </w:p>
         </w:tc>
@@ -17270,7 +16237,7 @@
                 <w:spacing w:val="0"/>
                 <w:kern w:val="0"/>
               </w:rPr>
-              <w:t>2.74</w:t>
+              <w:t>1.53</w:t>
             </w:r>
           </w:p>
         </w:tc>
@@ -17828,7 +16795,7 @@
                 <w:spacing w:val="0"/>
                 <w:kern w:val="0"/>
               </w:rPr>
-              <w:t>17.00% ± 1.70%</w:t>
+              <w:t>18.00% ± 1.80%</w:t>
             </w:r>
           </w:p>
         </w:tc>
@@ -17852,7 +16819,7 @@
                 <w:spacing w:val="0"/>
                 <w:kern w:val="0"/>
               </w:rPr>
-              <w:t>2.54</w:t>
+              <w:t>1.64</w:t>
             </w:r>
           </w:p>
         </w:tc>
@@ -18604,7 +17571,7 @@
                 <w:spacing w:val="0"/>
                 <w:kern w:val="0"/>
               </w:rPr>
-              <w:t>23.00% ± 2.30%</w:t>
+              <w:t>24.00% ± 1.99%</w:t>
             </w:r>
           </w:p>
         </w:tc>
@@ -18628,7 +17595,7 @@
                 <w:spacing w:val="0"/>
                 <w:kern w:val="0"/>
               </w:rPr>
-              <w:t>4.26</w:t>
+              <w:t>2.95</w:t>
             </w:r>
           </w:p>
         </w:tc>
@@ -18798,7 +17765,7 @@
                 <w:spacing w:val="0"/>
                 <w:kern w:val="0"/>
               </w:rPr>
-              <w:t>23.00% ± 2.30%</w:t>
+              <w:t>24.00% ± 1.99%</w:t>
             </w:r>
           </w:p>
         </w:tc>
@@ -18822,7 +17789,7 @@
                 <w:spacing w:val="0"/>
                 <w:kern w:val="0"/>
               </w:rPr>
-              <w:t>1.60</w:t>
+              <w:t>0.29</w:t>
             </w:r>
           </w:p>
         </w:tc>
@@ -20156,7 +19123,7 @@
                 <w:spacing w:val="0"/>
                 <w:kern w:val="0"/>
               </w:rPr>
-              <w:t>25.00% ± 2.50%</w:t>
+              <w:t>25.00% ± 1.89%</w:t>
             </w:r>
           </w:p>
         </w:tc>
@@ -20180,7 +19147,7 @@
                 <w:spacing w:val="0"/>
                 <w:kern w:val="0"/>
               </w:rPr>
-              <w:t>2.95</w:t>
+              <w:t>2.34</w:t>
             </w:r>
           </w:p>
         </w:tc>
@@ -20544,7 +19511,7 @@
                 <w:spacing w:val="0"/>
                 <w:kern w:val="0"/>
               </w:rPr>
-              <w:t>25.00% ± 2.50%</w:t>
+              <w:t>25.00% ± 1.89%</w:t>
             </w:r>
           </w:p>
         </w:tc>
@@ -20568,7 +19535,7 @@
                 <w:spacing w:val="0"/>
                 <w:kern w:val="0"/>
               </w:rPr>
-              <w:t>3.23</w:t>
+              <w:t>2.62</w:t>
             </w:r>
           </w:p>
         </w:tc>
@@ -21320,7 +20287,7 @@
                 <w:spacing w:val="0"/>
                 <w:kern w:val="0"/>
               </w:rPr>
-              <w:t>19.00% ± 1.90%</w:t>
+              <w:t>20.00% ± 2.00%</w:t>
             </w:r>
           </w:p>
         </w:tc>
@@ -21344,7 +20311,7 @@
                 <w:spacing w:val="0"/>
                 <w:kern w:val="0"/>
               </w:rPr>
-              <w:t>3.44</w:t>
+              <w:t>2.54</w:t>
             </w:r>
           </w:p>
         </w:tc>
@@ -21902,7 +20869,7 @@
                 <w:spacing w:val="0"/>
                 <w:kern w:val="0"/>
               </w:rPr>
-              <w:t>17.00% ± 1.70%</w:t>
+              <w:t>18.00% ± 1.80%</w:t>
             </w:r>
           </w:p>
         </w:tc>
@@ -21926,7 +20893,7 @@
                 <w:spacing w:val="0"/>
                 <w:kern w:val="0"/>
               </w:rPr>
-              <w:t>1.52</w:t>
+              <w:t>0.62</w:t>
             </w:r>
           </w:p>
         </w:tc>
@@ -22096,7 +21063,7 @@
                 <w:spacing w:val="0"/>
                 <w:kern w:val="0"/>
               </w:rPr>
-              <w:t>14.00% ± 1.40%</w:t>
+              <w:t>15.00% ± 1.50%</w:t>
             </w:r>
           </w:p>
         </w:tc>
@@ -22120,7 +21087,7 @@
                 <w:spacing w:val="0"/>
                 <w:kern w:val="0"/>
               </w:rPr>
-              <w:t>2.78</w:t>
+              <w:t>1.88</w:t>
             </w:r>
           </w:p>
         </w:tc>
@@ -22290,7 +21257,7 @@
                 <w:spacing w:val="0"/>
                 <w:kern w:val="0"/>
               </w:rPr>
-              <w:t>9.00% ± 0.90%</w:t>
+              <w:t>10.00% ± 1.00%</w:t>
             </w:r>
           </w:p>
         </w:tc>
@@ -22314,7 +21281,7 @@
                 <w:spacing w:val="0"/>
                 <w:kern w:val="0"/>
               </w:rPr>
-              <w:t>1.33</w:t>
+              <w:t>0.43</w:t>
             </w:r>
           </w:p>
         </w:tc>
@@ -22484,7 +21451,7 @@
                 <w:spacing w:val="0"/>
                 <w:kern w:val="0"/>
               </w:rPr>
-              <w:t>17.00% ± 1.70%</w:t>
+              <w:t>18.00% ± 1.49%</w:t>
             </w:r>
           </w:p>
         </w:tc>
@@ -22508,7 +21475,7 @@
                 <w:spacing w:val="0"/>
                 <w:kern w:val="0"/>
               </w:rPr>
-              <w:t>1.25</w:t>
+              <w:t>0.04</w:t>
             </w:r>
           </w:p>
         </w:tc>
@@ -23066,7 +22033,7 @@
                 <w:spacing w:val="0"/>
                 <w:kern w:val="0"/>
               </w:rPr>
-              <w:t>17.00% ± 1.70%</w:t>
+              <w:t>18.00% ± 1.80%</w:t>
             </w:r>
           </w:p>
         </w:tc>
@@ -23090,7 +22057,7 @@
                 <w:spacing w:val="0"/>
                 <w:kern w:val="0"/>
               </w:rPr>
-              <w:t>1.83</w:t>
+              <w:t>0.93</w:t>
             </w:r>
           </w:p>
         </w:tc>
@@ -23454,7 +22421,7 @@
                 <w:spacing w:val="0"/>
                 <w:kern w:val="0"/>
               </w:rPr>
-              <w:t>21.00% ± 2.10%</w:t>
+              <w:t>22.00% ± 2.20%</w:t>
             </w:r>
           </w:p>
         </w:tc>
@@ -23478,7 +22445,7 @@
                 <w:spacing w:val="0"/>
                 <w:kern w:val="0"/>
               </w:rPr>
-              <w:t>2.77</w:t>
+              <w:t>1.87</w:t>
             </w:r>
           </w:p>
         </w:tc>
@@ -24230,7 +23197,7 @@
                 <w:spacing w:val="0"/>
                 <w:kern w:val="0"/>
               </w:rPr>
-              <w:t>23.00% ± 2.30%</w:t>
+              <w:t>24.00% ± 1.99%</w:t>
             </w:r>
           </w:p>
         </w:tc>
@@ -24254,7 +23221,7 @@
                 <w:spacing w:val="0"/>
                 <w:kern w:val="0"/>
               </w:rPr>
-              <w:t>3.00</w:t>
+              <w:t>1.69</w:t>
             </w:r>
           </w:p>
         </w:tc>
@@ -24424,7 +23391,7 @@
                 <w:spacing w:val="0"/>
                 <w:kern w:val="0"/>
               </w:rPr>
-              <w:t>23.00% ± 2.30%</w:t>
+              <w:t>24.00% ± 1.99%</w:t>
             </w:r>
           </w:p>
         </w:tc>
@@ -24448,7 +23415,7 @@
                 <w:spacing w:val="0"/>
                 <w:kern w:val="0"/>
               </w:rPr>
-              <w:t>2.30</w:t>
+              <w:t>0.99</w:t>
             </w:r>
           </w:p>
         </w:tc>
@@ -24812,7 +23779,7 @@
                 <w:spacing w:val="0"/>
                 <w:kern w:val="0"/>
               </w:rPr>
-              <w:t>19.00% ± 1.90%</w:t>
+              <w:t>20.00% ± 2.00%</w:t>
             </w:r>
           </w:p>
         </w:tc>
@@ -24836,7 +23803,7 @@
                 <w:spacing w:val="0"/>
                 <w:kern w:val="0"/>
               </w:rPr>
-              <w:t>3.73</w:t>
+              <w:t>2.83</w:t>
             </w:r>
           </w:p>
         </w:tc>
@@ -25006,7 +23973,7 @@
                 <w:spacing w:val="0"/>
                 <w:kern w:val="0"/>
               </w:rPr>
-              <w:t>19.00% ± 1.90%</w:t>
+              <w:t>20.00% ± 2.00%</w:t>
             </w:r>
           </w:p>
         </w:tc>
@@ -25030,7 +23997,7 @@
                 <w:spacing w:val="0"/>
                 <w:kern w:val="0"/>
               </w:rPr>
-              <w:t>1.19</w:t>
+              <w:t>0.29</w:t>
             </w:r>
           </w:p>
         </w:tc>
@@ -25588,7 +24555,7 @@
                 <w:spacing w:val="0"/>
                 <w:kern w:val="0"/>
               </w:rPr>
-              <w:t>17.00% ± 1.70%</w:t>
+              <w:t>17.00% ± 1.59%</w:t>
             </w:r>
           </w:p>
         </w:tc>
@@ -25612,7 +24579,7 @@
                 <w:spacing w:val="0"/>
                 <w:kern w:val="0"/>
               </w:rPr>
-              <w:t>0.65</w:t>
+              <w:t>0.54</w:t>
             </w:r>
           </w:p>
         </w:tc>
@@ -25782,7 +24749,7 @@
                 <w:spacing w:val="0"/>
                 <w:kern w:val="0"/>
               </w:rPr>
-              <w:t>17.00% ± 1.70%</w:t>
+              <w:t>17.00% ± 1.59%</w:t>
             </w:r>
           </w:p>
         </w:tc>
@@ -25806,7 +24773,7 @@
                 <w:spacing w:val="0"/>
                 <w:kern w:val="0"/>
               </w:rPr>
-              <w:t>2.64</w:t>
+              <w:t>2.53</w:t>
             </w:r>
           </w:p>
         </w:tc>
@@ -25976,7 +24943,7 @@
                 <w:spacing w:val="0"/>
                 <w:kern w:val="0"/>
               </w:rPr>
-              <w:t>25.00% ± 2.50%</w:t>
+              <w:t>25.00% ± 1.89%</w:t>
             </w:r>
           </w:p>
         </w:tc>
@@ -26000,7 +24967,7 @@
                 <w:spacing w:val="0"/>
                 <w:kern w:val="0"/>
               </w:rPr>
-              <w:t>2.39</w:t>
+              <w:t>1.78</w:t>
             </w:r>
           </w:p>
         </w:tc>
@@ -26558,7 +25525,7 @@
                 <w:spacing w:val="0"/>
                 <w:kern w:val="0"/>
               </w:rPr>
-              <w:t>19.00% ± 1.90%</w:t>
+              <w:t>20.00% ± 2.00%</w:t>
             </w:r>
           </w:p>
         </w:tc>
@@ -26582,7 +25549,7 @@
                 <w:spacing w:val="0"/>
                 <w:kern w:val="0"/>
               </w:rPr>
-              <w:t>1.06</w:t>
+              <w:t>0.16</w:t>
             </w:r>
           </w:p>
         </w:tc>
@@ -26946,7 +25913,7 @@
                 <w:spacing w:val="0"/>
                 <w:kern w:val="0"/>
               </w:rPr>
-              <w:t>22.00% ± 2.20%</w:t>
+              <w:t>22.00% ± 1.09%</w:t>
             </w:r>
           </w:p>
         </w:tc>
@@ -26970,7 +25937,7 @@
                 <w:spacing w:val="0"/>
                 <w:kern w:val="0"/>
               </w:rPr>
-              <w:t>2.04</w:t>
+              <w:t>0.93</w:t>
             </w:r>
           </w:p>
         </w:tc>
@@ -27140,7 +26107,7 @@
                 <w:spacing w:val="0"/>
                 <w:kern w:val="0"/>
               </w:rPr>
-              <w:t>17.00% ± 1.70%</w:t>
+              <w:t>18.00% ± 1.80%</w:t>
             </w:r>
           </w:p>
         </w:tc>
@@ -27164,7 +26131,7 @@
                 <w:spacing w:val="0"/>
                 <w:kern w:val="0"/>
               </w:rPr>
-              <w:t>3.37</w:t>
+              <w:t>2.47</w:t>
             </w:r>
           </w:p>
         </w:tc>
@@ -27334,7 +26301,7 @@
                 <w:spacing w:val="0"/>
                 <w:kern w:val="0"/>
               </w:rPr>
-              <w:t>14.00% ± 1.40%</w:t>
+              <w:t>15.00% ± 1.50%</w:t>
             </w:r>
           </w:p>
         </w:tc>
@@ -27358,7 +26325,7 @@
                 <w:spacing w:val="0"/>
                 <w:kern w:val="0"/>
               </w:rPr>
-              <w:t>1.56</w:t>
+              <w:t>0.66</w:t>
             </w:r>
           </w:p>
         </w:tc>
@@ -27916,7 +26883,7 @@
                 <w:spacing w:val="0"/>
                 <w:kern w:val="0"/>
               </w:rPr>
-              <w:t>17.00% ± 1.70%</w:t>
+              <w:t>18.00% ± 1.80%</w:t>
             </w:r>
           </w:p>
         </w:tc>
@@ -27940,7 +26907,7 @@
                 <w:spacing w:val="0"/>
                 <w:kern w:val="0"/>
               </w:rPr>
-              <w:t>2.77</w:t>
+              <w:t>1.87</w:t>
             </w:r>
           </w:p>
         </w:tc>
@@ -28110,7 +27077,7 @@
                 <w:spacing w:val="0"/>
                 <w:kern w:val="0"/>
               </w:rPr>
-              <w:t>22.00% ± 2.20%</w:t>
+              <w:t>22.00% ± 2.19%</w:t>
             </w:r>
           </w:p>
         </w:tc>
@@ -28134,7 +27101,7 @@
                 <w:spacing w:val="0"/>
                 <w:kern w:val="0"/>
               </w:rPr>
-              <w:t>2.12</w:t>
+              <w:t>2.11</w:t>
             </w:r>
           </w:p>
         </w:tc>
@@ -28304,7 +27271,7 @@
                 <w:spacing w:val="0"/>
                 <w:kern w:val="0"/>
               </w:rPr>
-              <w:t>11.00% ± 1.10%</w:t>
+              <w:t>12.00% ± 0.99%</w:t>
             </w:r>
           </w:p>
         </w:tc>
@@ -28328,7 +27295,7 @@
                 <w:spacing w:val="0"/>
                 <w:kern w:val="0"/>
               </w:rPr>
-              <w:t>1.30</w:t>
+              <w:t>0.19</w:t>
             </w:r>
           </w:p>
         </w:tc>
@@ -28886,7 +27853,7 @@
                 <w:spacing w:val="0"/>
                 <w:kern w:val="0"/>
               </w:rPr>
-              <w:t>21.00% ± 2.10%</w:t>
+              <w:t>22.00% ± 2.20%</w:t>
             </w:r>
           </w:p>
         </w:tc>
@@ -28910,7 +27877,7 @@
                 <w:spacing w:val="0"/>
                 <w:kern w:val="0"/>
               </w:rPr>
-              <w:t>3.21</w:t>
+              <w:t>2.31</w:t>
             </w:r>
           </w:p>
         </w:tc>
@@ -29046,7 +28013,7 @@
           <w:spacing w:val="0"/>
           <w:kern w:val="0"/>
         </w:rPr>
-        <w:t>Сите сорти на една оска 0,0–30,0 %: резултати, средни вредности, предложени класи</w:t>
+        <w:t>Сите сорти на една оска 0,00%–30,00%: резултати и предложени класи</w:t>
       </w:r>
       <w:r>
         <w:rPr>
@@ -29070,7 +28037,7 @@
           <w:spacing w:val="0"/>
           <w:kern w:val="0"/>
         </w:rPr>
-        <w:t>All strains on one 0.0–30.0 % axis: results, means, proposed tiers</w:t>
+        <w:t>All strains on one 0.00%–30.00% axis: results and proposed tiers</w:t>
       </w:r>
     </w:p>
     <w:sectPr>

--- a/deliverables/potency_study/Strain_Potency_Study_14Aug2026.docx
+++ b/deliverables/potency_study/Strain_Potency_Study_14Aug2026.docx
@@ -4161,7 +4161,7 @@
                 <w:spacing w:val="0"/>
                 <w:kern w:val="0"/>
               </w:rPr>
-              <w:t>22.00% ± 2.20%</w:t>
+              <w:t>20.00% ± 2.00%</w:t>
             </w:r>
           </w:p>
         </w:tc>
@@ -4185,7 +4185,7 @@
                 <w:spacing w:val="0"/>
                 <w:kern w:val="0"/>
               </w:rPr>
-              <w:t>19.80% – 24.20%</w:t>
+              <w:t>18.00% – 22.00%</w:t>
             </w:r>
           </w:p>
         </w:tc>
@@ -4209,7 +4209,7 @@
                 <w:spacing w:val="0"/>
                 <w:kern w:val="0"/>
               </w:rPr>
-              <w:t>BSS052501, BSS1024_01/1</w:t>
+              <w:t>BSS052501</w:t>
             </w:r>
           </w:p>
         </w:tc>
@@ -4233,7 +4233,7 @@
                 <w:spacing w:val="0"/>
                 <w:kern w:val="0"/>
               </w:rPr>
-              <w:t>20.39%, 23.42%</w:t>
+              <w:t>20.39%</w:t>
             </w:r>
           </w:p>
         </w:tc>
@@ -4283,7 +4283,7 @@
                 <w:spacing w:val="0"/>
                 <w:kern w:val="0"/>
               </w:rPr>
-              <w:t>25.00% ± 0.79%</w:t>
+              <w:t>25.00% ± 2.50%</w:t>
             </w:r>
           </w:p>
         </w:tc>
@@ -4307,7 +4307,7 @@
                 <w:spacing w:val="0"/>
                 <w:kern w:val="0"/>
               </w:rPr>
-              <w:t>24.21% – 25.79%</w:t>
+              <w:t>22.50% – 27.50%</w:t>
             </w:r>
           </w:p>
         </w:tc>
@@ -4331,7 +4331,7 @@
                 <w:spacing w:val="0"/>
                 <w:kern w:val="0"/>
               </w:rPr>
-              <w:t>BSS1024</w:t>
+              <w:t>BSS1024_01/1, BSS1024</w:t>
             </w:r>
           </w:p>
         </w:tc>
@@ -4355,7 +4355,7 @@
                 <w:spacing w:val="0"/>
                 <w:kern w:val="0"/>
               </w:rPr>
-              <w:t>25.01%</w:t>
+              <w:t>23.42%, 25.01%</w:t>
             </w:r>
           </w:p>
         </w:tc>
@@ -4623,7 +4623,7 @@
                 <w:spacing w:val="0"/>
                 <w:kern w:val="0"/>
               </w:rPr>
-              <w:t>15.00% ± 1.50%</w:t>
+              <w:t>14.00% ± 1.40%</w:t>
             </w:r>
           </w:p>
         </w:tc>
@@ -4647,7 +4647,7 @@
                 <w:spacing w:val="0"/>
                 <w:kern w:val="0"/>
               </w:rPr>
-              <w:t>13.50% – 16.50%</w:t>
+              <w:t>12.60% – 15.40%</w:t>
             </w:r>
           </w:p>
         </w:tc>
@@ -4745,7 +4745,7 @@
                 <w:spacing w:val="0"/>
                 <w:kern w:val="0"/>
               </w:rPr>
-              <w:t>20.00% ± 2.00%</w:t>
+              <w:t>18.00% ± 1.80%</w:t>
             </w:r>
           </w:p>
         </w:tc>
@@ -4769,7 +4769,7 @@
                 <w:spacing w:val="0"/>
                 <w:kern w:val="0"/>
               </w:rPr>
-              <w:t>18.00% – 22.00%</w:t>
+              <w:t>16.20% – 19.80%</w:t>
             </w:r>
           </w:p>
         </w:tc>
@@ -4782,18 +4782,18 @@
           <w:p>
             <w:pPr>
               <w:spacing w:before="20" w:after="20"/>
-              <w:jc w:val="left"/>
-            </w:pPr>
-            <w:r>
-              <w:rPr>
-                <w:rFonts w:ascii="Calibri" w:hAnsi="Calibri"/>
-                <w:b w:val="0"/>
-                <w:color w:val="16232B"/>
-                <w:sz w:val="16"/>
-                <w:spacing w:val="0"/>
-                <w:kern w:val="0"/>
-              </w:rPr>
-              <w:t>CJ082501/2, CJ062501/2, CJ062501/1</w:t>
+              <w:jc w:val="center"/>
+            </w:pPr>
+            <w:r>
+              <w:rPr>
+                <w:rFonts w:ascii="Calibri" w:hAnsi="Calibri"/>
+                <w:b w:val="0"/>
+                <w:color w:val="16232B"/>
+                <w:sz w:val="16"/>
+                <w:spacing w:val="0"/>
+                <w:kern w:val="0"/>
+              </w:rPr>
+              <w:t>CJ082501/2, CJ062501/2</w:t>
             </w:r>
           </w:p>
         </w:tc>
@@ -4817,7 +4817,7 @@
                 <w:spacing w:val="0"/>
                 <w:kern w:val="0"/>
               </w:rPr>
-              <w:t>18.29%, 18.91%, 21.51%</w:t>
+              <w:t>18.29%, 18.91%</w:t>
             </w:r>
           </w:p>
         </w:tc>
@@ -4867,7 +4867,7 @@
                 <w:spacing w:val="0"/>
                 <w:kern w:val="0"/>
               </w:rPr>
-              <w:t>24.00% ± 1.99%</w:t>
+              <w:t>23.00% ± 2.30%</w:t>
             </w:r>
           </w:p>
         </w:tc>
@@ -4891,7 +4891,7 @@
                 <w:spacing w:val="0"/>
                 <w:kern w:val="0"/>
               </w:rPr>
-              <w:t>22.01% – 25.99%</w:t>
+              <w:t>20.70% – 25.30%</w:t>
             </w:r>
           </w:p>
         </w:tc>
@@ -4915,7 +4915,7 @@
                 <w:spacing w:val="0"/>
                 <w:kern w:val="0"/>
               </w:rPr>
-              <w:t>CJ092501, CJ1024, CJ072501, CJ052501/01, CJ082501/1</w:t>
+              <w:t>CJ062501/1, CJ092501, CJ1024, CJ072501, CJ052501/01, CJ082501/1</w:t>
             </w:r>
           </w:p>
         </w:tc>
@@ -4939,7 +4939,7 @@
                 <w:spacing w:val="0"/>
                 <w:kern w:val="0"/>
               </w:rPr>
-              <w:t>22.30%, 23.00%, 23.70%, 24.05%, 24.96%</w:t>
+              <w:t>21.51%, 22.30%, 23.00%, 23.70%, 24.05%, 24.96%</w:t>
             </w:r>
           </w:p>
         </w:tc>
@@ -6009,7 +6009,7 @@
                 <w:spacing w:val="0"/>
                 <w:kern w:val="0"/>
               </w:rPr>
-              <w:t>16.00% ± 1.60%</w:t>
+              <w:t>14.00% ± 1.40%</w:t>
             </w:r>
           </w:p>
         </w:tc>
@@ -6033,7 +6033,7 @@
                 <w:spacing w:val="0"/>
                 <w:kern w:val="0"/>
               </w:rPr>
-              <w:t>14.40% – 17.60%</w:t>
+              <w:t>12.60% – 15.40%</w:t>
             </w:r>
           </w:p>
         </w:tc>
@@ -6057,7 +6057,7 @@
                 <w:spacing w:val="0"/>
                 <w:kern w:val="0"/>
               </w:rPr>
-              <w:t>FB012601/1, FB112501</w:t>
+              <w:t>FB012601/1</w:t>
             </w:r>
           </w:p>
         </w:tc>
@@ -6081,7 +6081,7 @@
                 <w:spacing w:val="0"/>
                 <w:kern w:val="0"/>
               </w:rPr>
-              <w:t>14.68%, 16.69%</w:t>
+              <w:t>14.68%</w:t>
             </w:r>
           </w:p>
         </w:tc>
@@ -6131,7 +6131,7 @@
                 <w:spacing w:val="0"/>
                 <w:kern w:val="0"/>
               </w:rPr>
-              <w:t>20.00% ± 2.00%</w:t>
+              <w:t>18.00% ± 1.80%</w:t>
             </w:r>
           </w:p>
         </w:tc>
@@ -6155,7 +6155,7 @@
                 <w:spacing w:val="0"/>
                 <w:kern w:val="0"/>
               </w:rPr>
-              <w:t>18.00% – 22.00%</w:t>
+              <w:t>16.20% – 19.80%</w:t>
             </w:r>
           </w:p>
         </w:tc>
@@ -6179,7 +6179,7 @@
                 <w:spacing w:val="0"/>
                 <w:kern w:val="0"/>
               </w:rPr>
-              <w:t>FB012603V, FB012602, FB012603</w:t>
+              <w:t>FB112501, FB012603V, FB012602</w:t>
             </w:r>
           </w:p>
         </w:tc>
@@ -6203,7 +6203,129 @@
                 <w:spacing w:val="0"/>
                 <w:kern w:val="0"/>
               </w:rPr>
-              <w:t>18.29%, 18.86%, 20.83%</w:t>
+              <w:t>16.69%, 18.29%, 18.86%</w:t>
+            </w:r>
+          </w:p>
+        </w:tc>
+      </w:tr>
+      <w:tr>
+        <w:tc>
+          <w:tcPr>
+            <w:tcW w:type="dxa" w:w="850"/>
+            <w:vAlign w:val="center"/>
+            <w:shd w:val="clear" w:color="auto" w:fill="FFFFFF"/>
+          </w:tcPr>
+          <w:p>
+            <w:pPr>
+              <w:spacing w:before="20" w:after="20"/>
+              <w:jc w:val="left"/>
+            </w:pPr>
+            <w:r>
+              <w:rPr>
+                <w:rFonts w:ascii="Calibri" w:hAnsi="Calibri"/>
+                <w:b w:val="0"/>
+                <w:color w:val="16232B"/>
+                <w:sz w:val="16"/>
+                <w:spacing w:val="0"/>
+                <w:kern w:val="0"/>
+              </w:rPr>
+              <w:t>Pot.-3</w:t>
+            </w:r>
+          </w:p>
+        </w:tc>
+        <w:tc>
+          <w:tcPr>
+            <w:tcW w:type="dxa" w:w="1701"/>
+            <w:vAlign w:val="center"/>
+            <w:shd w:val="clear" w:color="auto" w:fill="FFFFFF"/>
+          </w:tcPr>
+          <w:p>
+            <w:pPr>
+              <w:spacing w:before="20" w:after="20"/>
+              <w:jc w:val="center"/>
+            </w:pPr>
+            <w:r>
+              <w:rPr>
+                <w:rFonts w:ascii="Calibri" w:hAnsi="Calibri"/>
+                <w:b w:val="0"/>
+                <w:color w:val="16232B"/>
+                <w:sz w:val="16"/>
+                <w:spacing w:val="0"/>
+                <w:kern w:val="0"/>
+              </w:rPr>
+              <w:t>23.00% ± 2.30%</w:t>
+            </w:r>
+          </w:p>
+        </w:tc>
+        <w:tc>
+          <w:tcPr>
+            <w:tcW w:type="dxa" w:w="1474"/>
+            <w:vAlign w:val="center"/>
+            <w:shd w:val="clear" w:color="auto" w:fill="FFFFFF"/>
+          </w:tcPr>
+          <w:p>
+            <w:pPr>
+              <w:spacing w:before="20" w:after="20"/>
+              <w:jc w:val="center"/>
+            </w:pPr>
+            <w:r>
+              <w:rPr>
+                <w:rFonts w:ascii="Calibri" w:hAnsi="Calibri"/>
+                <w:b w:val="0"/>
+                <w:color w:val="16232B"/>
+                <w:sz w:val="16"/>
+                <w:spacing w:val="0"/>
+                <w:kern w:val="0"/>
+              </w:rPr>
+              <w:t>20.70% – 25.30%</w:t>
+            </w:r>
+          </w:p>
+        </w:tc>
+        <w:tc>
+          <w:tcPr>
+            <w:tcW w:type="dxa" w:w="3628"/>
+            <w:vAlign w:val="center"/>
+            <w:shd w:val="clear" w:color="auto" w:fill="FFFFFF"/>
+          </w:tcPr>
+          <w:p>
+            <w:pPr>
+              <w:spacing w:before="20" w:after="20"/>
+              <w:jc w:val="center"/>
+            </w:pPr>
+            <w:r>
+              <w:rPr>
+                <w:rFonts w:ascii="Calibri" w:hAnsi="Calibri"/>
+                <w:b w:val="0"/>
+                <w:color w:val="16232B"/>
+                <w:sz w:val="16"/>
+                <w:spacing w:val="0"/>
+                <w:kern w:val="0"/>
+              </w:rPr>
+              <w:t>FB012603</w:t>
+            </w:r>
+          </w:p>
+        </w:tc>
+        <w:tc>
+          <w:tcPr>
+            <w:tcW w:type="dxa" w:w="2268"/>
+            <w:vAlign w:val="center"/>
+            <w:shd w:val="clear" w:color="auto" w:fill="FFFFFF"/>
+          </w:tcPr>
+          <w:p>
+            <w:pPr>
+              <w:spacing w:before="20" w:after="20"/>
+              <w:jc w:val="center"/>
+            </w:pPr>
+            <w:r>
+              <w:rPr>
+                <w:rFonts w:ascii="Calibri" w:hAnsi="Calibri"/>
+                <w:b w:val="0"/>
+                <w:color w:val="16232B"/>
+                <w:sz w:val="16"/>
+                <w:spacing w:val="0"/>
+                <w:kern w:val="0"/>
+              </w:rPr>
+              <w:t>20.83%</w:t>
             </w:r>
           </w:p>
         </w:tc>
@@ -6471,7 +6593,7 @@
                 <w:spacing w:val="0"/>
                 <w:kern w:val="0"/>
               </w:rPr>
-              <w:t>14.00% ± 1.40%</w:t>
+              <w:t>13.00% ± 1.30%</w:t>
             </w:r>
           </w:p>
         </w:tc>
@@ -6495,7 +6617,7 @@
                 <w:spacing w:val="0"/>
                 <w:kern w:val="0"/>
               </w:rPr>
-              <w:t>12.60% – 15.40%</w:t>
+              <w:t>11.70% – 14.30%</w:t>
             </w:r>
           </w:p>
         </w:tc>
@@ -6519,7 +6641,7 @@
                 <w:spacing w:val="0"/>
                 <w:kern w:val="0"/>
               </w:rPr>
-              <w:t>GG1024, GG012601</w:t>
+              <w:t>GG1024</w:t>
             </w:r>
           </w:p>
         </w:tc>
@@ -6543,7 +6665,7 @@
                 <w:spacing w:val="0"/>
                 <w:kern w:val="0"/>
               </w:rPr>
-              <w:t>13.34%, 15.35%</w:t>
+              <w:t>13.34%</w:t>
             </w:r>
           </w:p>
         </w:tc>
@@ -6593,7 +6715,7 @@
                 <w:spacing w:val="0"/>
                 <w:kern w:val="0"/>
               </w:rPr>
-              <w:t>17.00% ± 1.59%</w:t>
+              <w:t>17.00% ± 1.70%</w:t>
             </w:r>
           </w:p>
         </w:tc>
@@ -6617,7 +6739,7 @@
                 <w:spacing w:val="0"/>
                 <w:kern w:val="0"/>
               </w:rPr>
-              <w:t>15.41% – 18.59%</w:t>
+              <w:t>15.30% – 18.70%</w:t>
             </w:r>
           </w:p>
         </w:tc>
@@ -6630,18 +6752,18 @@
           <w:p>
             <w:pPr>
               <w:spacing w:before="20" w:after="20"/>
-              <w:jc w:val="center"/>
-            </w:pPr>
-            <w:r>
-              <w:rPr>
-                <w:rFonts w:ascii="Calibri" w:hAnsi="Calibri"/>
-                <w:b w:val="0"/>
-                <w:color w:val="16232B"/>
-                <w:sz w:val="16"/>
-                <w:spacing w:val="0"/>
-                <w:kern w:val="0"/>
-              </w:rPr>
-              <w:t>GG1024_02, GG012603, GG112501</w:t>
+              <w:jc w:val="left"/>
+            </w:pPr>
+            <w:r>
+              <w:rPr>
+                <w:rFonts w:ascii="Calibri" w:hAnsi="Calibri"/>
+                <w:b w:val="0"/>
+                <w:color w:val="16232B"/>
+                <w:sz w:val="16"/>
+                <w:spacing w:val="0"/>
+                <w:kern w:val="0"/>
+              </w:rPr>
+              <w:t>GG012601, GG1024_02, GG012603, GG112501, GG1024_01</w:t>
             </w:r>
           </w:p>
         </w:tc>
@@ -6654,32 +6776,6 @@
           <w:p>
             <w:pPr>
               <w:spacing w:before="20" w:after="20"/>
-              <w:jc w:val="center"/>
-            </w:pPr>
-            <w:r>
-              <w:rPr>
-                <w:rFonts w:ascii="Calibri" w:hAnsi="Calibri"/>
-                <w:b w:val="0"/>
-                <w:color w:val="16232B"/>
-                <w:sz w:val="16"/>
-                <w:spacing w:val="0"/>
-                <w:kern w:val="0"/>
-              </w:rPr>
-              <w:t>15.95%, 16.70%, 17.94%</w:t>
-            </w:r>
-          </w:p>
-        </w:tc>
-      </w:tr>
-      <w:tr>
-        <w:tc>
-          <w:tcPr>
-            <w:tcW w:type="dxa" w:w="850"/>
-            <w:vAlign w:val="center"/>
-            <w:shd w:val="clear" w:color="auto" w:fill="FFFFFF"/>
-          </w:tcPr>
-          <w:p>
-            <w:pPr>
-              <w:spacing w:before="20" w:after="20"/>
               <w:jc w:val="left"/>
             </w:pPr>
             <w:r>
@@ -6691,103 +6787,7 @@
                 <w:spacing w:val="0"/>
                 <w:kern w:val="0"/>
               </w:rPr>
-              <w:t>Pot.-3</w:t>
-            </w:r>
-          </w:p>
-        </w:tc>
-        <w:tc>
-          <w:tcPr>
-            <w:tcW w:type="dxa" w:w="1701"/>
-            <w:vAlign w:val="center"/>
-            <w:shd w:val="clear" w:color="auto" w:fill="FFFFFF"/>
-          </w:tcPr>
-          <w:p>
-            <w:pPr>
-              <w:spacing w:before="20" w:after="20"/>
-              <w:jc w:val="center"/>
-            </w:pPr>
-            <w:r>
-              <w:rPr>
-                <w:rFonts w:ascii="Calibri" w:hAnsi="Calibri"/>
-                <w:b w:val="0"/>
-                <w:color w:val="16232B"/>
-                <w:sz w:val="16"/>
-                <w:spacing w:val="0"/>
-                <w:kern w:val="0"/>
-              </w:rPr>
-              <w:t>19.00% ± 0.40%</w:t>
-            </w:r>
-          </w:p>
-        </w:tc>
-        <w:tc>
-          <w:tcPr>
-            <w:tcW w:type="dxa" w:w="1474"/>
-            <w:vAlign w:val="center"/>
-            <w:shd w:val="clear" w:color="auto" w:fill="FFFFFF"/>
-          </w:tcPr>
-          <w:p>
-            <w:pPr>
-              <w:spacing w:before="20" w:after="20"/>
-              <w:jc w:val="center"/>
-            </w:pPr>
-            <w:r>
-              <w:rPr>
-                <w:rFonts w:ascii="Calibri" w:hAnsi="Calibri"/>
-                <w:b w:val="0"/>
-                <w:color w:val="16232B"/>
-                <w:sz w:val="16"/>
-                <w:spacing w:val="0"/>
-                <w:kern w:val="0"/>
-              </w:rPr>
-              <w:t>18.60% – 19.40%</w:t>
-            </w:r>
-          </w:p>
-        </w:tc>
-        <w:tc>
-          <w:tcPr>
-            <w:tcW w:type="dxa" w:w="3628"/>
-            <w:vAlign w:val="center"/>
-            <w:shd w:val="clear" w:color="auto" w:fill="FFFFFF"/>
-          </w:tcPr>
-          <w:p>
-            <w:pPr>
-              <w:spacing w:before="20" w:after="20"/>
-              <w:jc w:val="center"/>
-            </w:pPr>
-            <w:r>
-              <w:rPr>
-                <w:rFonts w:ascii="Calibri" w:hAnsi="Calibri"/>
-                <w:b w:val="0"/>
-                <w:color w:val="16232B"/>
-                <w:sz w:val="16"/>
-                <w:spacing w:val="0"/>
-                <w:kern w:val="0"/>
-              </w:rPr>
-              <w:t>GG1024_01</w:t>
-            </w:r>
-          </w:p>
-        </w:tc>
-        <w:tc>
-          <w:tcPr>
-            <w:tcW w:type="dxa" w:w="2268"/>
-            <w:vAlign w:val="center"/>
-            <w:shd w:val="clear" w:color="auto" w:fill="FFFFFF"/>
-          </w:tcPr>
-          <w:p>
-            <w:pPr>
-              <w:spacing w:before="20" w:after="20"/>
-              <w:jc w:val="center"/>
-            </w:pPr>
-            <w:r>
-              <w:rPr>
-                <w:rFonts w:ascii="Calibri" w:hAnsi="Calibri"/>
-                <w:b w:val="0"/>
-                <w:color w:val="16232B"/>
-                <w:sz w:val="16"/>
-                <w:spacing w:val="0"/>
-                <w:kern w:val="0"/>
-              </w:rPr>
-              <w:t>18.67%</w:t>
+              <w:t>15.35%, 15.95%, 16.70%, 17.94%, 18.67%</w:t>
             </w:r>
           </w:p>
         </w:tc>
@@ -7299,7 +7299,7 @@
                 <w:spacing w:val="0"/>
                 <w:kern w:val="0"/>
               </w:rPr>
-              <w:t>25.00% ± 1.89%</w:t>
+              <w:t>26.00% ± 2.60%</w:t>
             </w:r>
           </w:p>
         </w:tc>
@@ -7323,7 +7323,7 @@
                 <w:spacing w:val="0"/>
                 <w:kern w:val="0"/>
               </w:rPr>
-              <w:t>23.11% – 26.89%</w:t>
+              <w:t>23.40% – 28.60%</w:t>
             </w:r>
           </w:p>
         </w:tc>
@@ -8101,7 +8101,7 @@
                 <w:spacing w:val="0"/>
                 <w:kern w:val="0"/>
               </w:rPr>
-              <w:t>19.00% ± 1.90%</w:t>
+              <w:t>17.00% ± 1.70%</w:t>
             </w:r>
           </w:p>
         </w:tc>
@@ -8125,7 +8125,7 @@
                 <w:spacing w:val="0"/>
                 <w:kern w:val="0"/>
               </w:rPr>
-              <w:t>17.10% – 20.90%</w:t>
+              <w:t>15.30% – 18.70%</w:t>
             </w:r>
           </w:p>
         </w:tc>
@@ -8149,7 +8149,7 @@
                 <w:spacing w:val="0"/>
                 <w:kern w:val="0"/>
               </w:rPr>
-              <w:t>HPA1024, HPA052501</w:t>
+              <w:t>HPA1024</w:t>
             </w:r>
           </w:p>
         </w:tc>
@@ -8173,7 +8173,7 @@
                 <w:spacing w:val="0"/>
                 <w:kern w:val="0"/>
               </w:rPr>
-              <w:t>17.31%, 20.39%</w:t>
+              <w:t>17.31%</w:t>
             </w:r>
           </w:p>
         </w:tc>
@@ -8223,7 +8223,7 @@
                 <w:spacing w:val="0"/>
                 <w:kern w:val="0"/>
               </w:rPr>
-              <w:t>22.00% ± 1.09%</w:t>
+              <w:t>21.00% ± 2.10%</w:t>
             </w:r>
           </w:p>
         </w:tc>
@@ -8247,7 +8247,7 @@
                 <w:spacing w:val="0"/>
                 <w:kern w:val="0"/>
               </w:rPr>
-              <w:t>20.91% – 23.09%</w:t>
+              <w:t>18.90% – 23.10%</w:t>
             </w:r>
           </w:p>
         </w:tc>
@@ -8271,7 +8271,7 @@
                 <w:spacing w:val="0"/>
                 <w:kern w:val="0"/>
               </w:rPr>
-              <w:t>HPA1024_01</w:t>
+              <w:t>HPA052501, HPA1024_01</w:t>
             </w:r>
           </w:p>
         </w:tc>
@@ -8295,7 +8295,7 @@
                 <w:spacing w:val="0"/>
                 <w:kern w:val="0"/>
               </w:rPr>
-              <w:t>21.61%</w:t>
+              <w:t>20.39%, 21.61%</w:t>
             </w:r>
           </w:p>
         </w:tc>
@@ -9025,7 +9025,7 @@
                 <w:spacing w:val="0"/>
                 <w:kern w:val="0"/>
               </w:rPr>
-              <w:t>19.00% ± 1.90%</w:t>
+              <w:t>17.00% ± 1.70%</w:t>
             </w:r>
           </w:p>
         </w:tc>
@@ -9049,7 +9049,7 @@
                 <w:spacing w:val="0"/>
                 <w:kern w:val="0"/>
               </w:rPr>
-              <w:t>17.10% – 20.90%</w:t>
+              <w:t>15.30% – 18.70%</w:t>
             </w:r>
           </w:p>
         </w:tc>
@@ -9073,7 +9073,7 @@
                 <w:spacing w:val="0"/>
                 <w:kern w:val="0"/>
               </w:rPr>
-              <w:t>J31102501, J31112501</w:t>
+              <w:t>J31102501</w:t>
             </w:r>
           </w:p>
         </w:tc>
@@ -9097,7 +9097,7 @@
                 <w:spacing w:val="0"/>
                 <w:kern w:val="0"/>
               </w:rPr>
-              <w:t>17.32%, 20.21%</w:t>
+              <w:t>17.32%</w:t>
             </w:r>
           </w:p>
         </w:tc>
@@ -9147,7 +9147,7 @@
                 <w:spacing w:val="0"/>
                 <w:kern w:val="0"/>
               </w:rPr>
-              <w:t>22.00% ± 1.09%</w:t>
+              <w:t>21.00% ± 2.10%</w:t>
             </w:r>
           </w:p>
         </w:tc>
@@ -9171,7 +9171,7 @@
                 <w:spacing w:val="0"/>
                 <w:kern w:val="0"/>
               </w:rPr>
-              <w:t>20.91% – 23.09%</w:t>
+              <w:t>18.90% – 23.10%</w:t>
             </w:r>
           </w:p>
         </w:tc>
@@ -9195,7 +9195,7 @@
                 <w:spacing w:val="0"/>
                 <w:kern w:val="0"/>
               </w:rPr>
-              <w:t>J31122501</w:t>
+              <w:t>J31112501, J31122501</w:t>
             </w:r>
           </w:p>
         </w:tc>
@@ -9219,7 +9219,7 @@
                 <w:spacing w:val="0"/>
                 <w:kern w:val="0"/>
               </w:rPr>
-              <w:t>21.84%</w:t>
+              <w:t>20.21%, 21.84%</w:t>
             </w:r>
           </w:p>
         </w:tc>
@@ -9827,7 +9827,7 @@
                 <w:spacing w:val="0"/>
                 <w:kern w:val="0"/>
               </w:rPr>
-              <w:t>18.00% ± 1.80%</w:t>
+              <w:t>17.00% ± 1.70%</w:t>
             </w:r>
           </w:p>
         </w:tc>
@@ -9851,7 +9851,7 @@
                 <w:spacing w:val="0"/>
                 <w:kern w:val="0"/>
               </w:rPr>
-              <w:t>16.20% – 19.80%</w:t>
+              <w:t>15.30% – 18.70%</w:t>
             </w:r>
           </w:p>
         </w:tc>
@@ -10411,7 +10411,7 @@
                 <w:spacing w:val="0"/>
                 <w:kern w:val="0"/>
               </w:rPr>
-              <w:t>15.00% ± 1.50%</w:t>
+              <w:t>13.00% ± 1.30%</w:t>
             </w:r>
           </w:p>
         </w:tc>
@@ -10435,7 +10435,7 @@
                 <w:spacing w:val="0"/>
                 <w:kern w:val="0"/>
               </w:rPr>
-              <w:t>13.50% – 16.50%</w:t>
+              <w:t>11.70% – 14.30%</w:t>
             </w:r>
           </w:p>
         </w:tc>
@@ -10459,7 +10459,7 @@
                 <w:spacing w:val="0"/>
                 <w:kern w:val="0"/>
               </w:rPr>
-              <w:t>OPM052501, OMP1024_01</w:t>
+              <w:t>OPM052501</w:t>
             </w:r>
           </w:p>
         </w:tc>
@@ -10483,7 +10483,7 @@
                 <w:spacing w:val="0"/>
                 <w:kern w:val="0"/>
               </w:rPr>
-              <w:t>14.16%, 15.38%</w:t>
+              <w:t>14.16%</w:t>
             </w:r>
           </w:p>
         </w:tc>
@@ -10533,7 +10533,7 @@
                 <w:spacing w:val="0"/>
                 <w:kern w:val="0"/>
               </w:rPr>
-              <w:t>18.00% ± 1.49%</w:t>
+              <w:t>16.00% ± 1.60%</w:t>
             </w:r>
           </w:p>
         </w:tc>
@@ -10557,7 +10557,7 @@
                 <w:spacing w:val="0"/>
                 <w:kern w:val="0"/>
               </w:rPr>
-              <w:t>16.51% – 19.49%</w:t>
+              <w:t>14.40% – 17.60%</w:t>
             </w:r>
           </w:p>
         </w:tc>
@@ -10581,7 +10581,7 @@
                 <w:spacing w:val="0"/>
                 <w:kern w:val="0"/>
               </w:rPr>
-              <w:t>OPM1024_03, OPM1024_02</w:t>
+              <w:t>OMP1024_01, OPM1024_03</w:t>
             </w:r>
           </w:p>
         </w:tc>
@@ -10605,7 +10605,7 @@
                 <w:spacing w:val="0"/>
                 <w:kern w:val="0"/>
               </w:rPr>
-              <w:t>16.55%, 18.04%</w:t>
+              <w:t>15.38%, 16.55%</w:t>
             </w:r>
           </w:p>
         </w:tc>
@@ -10655,7 +10655,7 @@
                 <w:spacing w:val="0"/>
                 <w:kern w:val="0"/>
               </w:rPr>
-              <w:t>20.00% ± 0.50%</w:t>
+              <w:t>20.00% ± 2.00%</w:t>
             </w:r>
           </w:p>
         </w:tc>
@@ -10679,7 +10679,7 @@
                 <w:spacing w:val="0"/>
                 <w:kern w:val="0"/>
               </w:rPr>
-              <w:t>19.50% – 20.50%</w:t>
+              <w:t>18.00% – 22.00%</w:t>
             </w:r>
           </w:p>
         </w:tc>
@@ -10703,7 +10703,7 @@
                 <w:spacing w:val="0"/>
                 <w:kern w:val="0"/>
               </w:rPr>
-              <w:t>OPM1024</w:t>
+              <w:t>OPM1024_02, OPM1024</w:t>
             </w:r>
           </w:p>
         </w:tc>
@@ -10727,7 +10727,7 @@
                 <w:spacing w:val="0"/>
                 <w:kern w:val="0"/>
               </w:rPr>
-              <w:t>20.03%</w:t>
+              <w:t>18.04%, 20.03%</w:t>
             </w:r>
           </w:p>
         </w:tc>
@@ -11457,7 +11457,7 @@
                 <w:spacing w:val="0"/>
                 <w:kern w:val="0"/>
               </w:rPr>
-              <w:t>18.00% ± 1.80%</w:t>
+              <w:t>17.00% ± 1.70%</w:t>
             </w:r>
           </w:p>
         </w:tc>
@@ -11481,7 +11481,7 @@
                 <w:spacing w:val="0"/>
                 <w:kern w:val="0"/>
               </w:rPr>
-              <w:t>16.20% – 19.80%</w:t>
+              <w:t>15.30% – 18.70%</w:t>
             </w:r>
           </w:p>
         </w:tc>
@@ -11579,7 +11579,7 @@
                 <w:spacing w:val="0"/>
                 <w:kern w:val="0"/>
               </w:rPr>
-              <w:t>22.00% ± 2.19%</w:t>
+              <w:t>22.00% ± 2.20%</w:t>
             </w:r>
           </w:p>
         </w:tc>
@@ -11603,7 +11603,7 @@
                 <w:spacing w:val="0"/>
                 <w:kern w:val="0"/>
               </w:rPr>
-              <w:t>19.81% – 24.19%</w:t>
+              <w:t>19.80% – 24.20%</w:t>
             </w:r>
           </w:p>
         </w:tc>
@@ -11919,7 +11919,7 @@
                 <w:spacing w:val="0"/>
                 <w:kern w:val="0"/>
               </w:rPr>
-              <w:t>10.00% ± 1.00%</w:t>
+              <w:t>9.00% ± 0.90%</w:t>
             </w:r>
           </w:p>
         </w:tc>
@@ -11943,7 +11943,7 @@
                 <w:spacing w:val="0"/>
                 <w:kern w:val="0"/>
               </w:rPr>
-              <w:t>9.00% – 11.00%</w:t>
+              <w:t>8.10% – 9.90%</w:t>
             </w:r>
           </w:p>
         </w:tc>
@@ -11967,7 +11967,7 @@
                 <w:spacing w:val="0"/>
                 <w:kern w:val="0"/>
               </w:rPr>
-              <w:t>SJ112501, SJ092501</w:t>
+              <w:t>SJ112501</w:t>
             </w:r>
           </w:p>
         </w:tc>
@@ -11991,7 +11991,7 @@
                 <w:spacing w:val="0"/>
                 <w:kern w:val="0"/>
               </w:rPr>
-              <w:t>9.20%, 10.96%</w:t>
+              <w:t>9.20%</w:t>
             </w:r>
           </w:p>
         </w:tc>
@@ -12041,7 +12041,7 @@
                 <w:spacing w:val="0"/>
                 <w:kern w:val="0"/>
               </w:rPr>
-              <w:t>12.00% ± 0.99%</w:t>
+              <w:t>12.00% ± 1.20%</w:t>
             </w:r>
           </w:p>
         </w:tc>
@@ -12065,7 +12065,7 @@
                 <w:spacing w:val="0"/>
                 <w:kern w:val="0"/>
               </w:rPr>
-              <w:t>11.01% – 12.99%</w:t>
+              <w:t>10.80% – 13.20%</w:t>
             </w:r>
           </w:p>
         </w:tc>
@@ -12089,7 +12089,7 @@
                 <w:spacing w:val="0"/>
                 <w:kern w:val="0"/>
               </w:rPr>
-              <w:t>SJ102501</w:t>
+              <w:t>SJ092501, SJ102501</w:t>
             </w:r>
           </w:p>
         </w:tc>
@@ -12113,7 +12113,7 @@
                 <w:spacing w:val="0"/>
                 <w:kern w:val="0"/>
               </w:rPr>
-              <w:t>11.20%</w:t>
+              <w:t>10.96%, 11.20%</w:t>
             </w:r>
           </w:p>
         </w:tc>
@@ -13109,7 +13109,7 @@
                 <w:spacing w:val="0"/>
                 <w:kern w:val="0"/>
               </w:rPr>
-              <w:t>25.00% ± 0.79%</w:t>
+              <w:t>25.00% ± 2.50%</w:t>
             </w:r>
           </w:p>
         </w:tc>
@@ -13133,7 +13133,7 @@
                 <w:spacing w:val="0"/>
                 <w:kern w:val="0"/>
               </w:rPr>
-              <w:t>0.80</w:t>
+              <w:t>2.51</w:t>
             </w:r>
           </w:p>
         </w:tc>
@@ -13303,7 +13303,7 @@
                 <w:spacing w:val="0"/>
                 <w:kern w:val="0"/>
               </w:rPr>
-              <w:t>24.00% ± 1.99%</w:t>
+              <w:t>23.00% ± 2.30%</w:t>
             </w:r>
           </w:p>
         </w:tc>
@@ -13327,7 +13327,7 @@
                 <w:spacing w:val="0"/>
                 <w:kern w:val="0"/>
               </w:rPr>
-              <w:t>2.04</w:t>
+              <w:t>3.35</w:t>
             </w:r>
           </w:p>
         </w:tc>
@@ -13497,7 +13497,7 @@
                 <w:spacing w:val="0"/>
                 <w:kern w:val="0"/>
               </w:rPr>
-              <w:t>20.00% ± 2.00%</w:t>
+              <w:t>18.00% ± 1.80%</w:t>
             </w:r>
           </w:p>
         </w:tc>
@@ -13521,7 +13521,7 @@
                 <w:spacing w:val="0"/>
                 <w:kern w:val="0"/>
               </w:rPr>
-              <w:t>0.91</w:t>
+              <w:t>2.71</w:t>
             </w:r>
           </w:p>
         </w:tc>
@@ -13691,7 +13691,7 @@
                 <w:spacing w:val="0"/>
                 <w:kern w:val="0"/>
               </w:rPr>
-              <w:t>20.00% ± 2.00%</w:t>
+              <w:t>18.00% ± 1.80%</w:t>
             </w:r>
           </w:p>
         </w:tc>
@@ -13715,7 +13715,7 @@
                 <w:spacing w:val="0"/>
                 <w:kern w:val="0"/>
               </w:rPr>
-              <w:t>0.29</w:t>
+              <w:t>2.09</w:t>
             </w:r>
           </w:p>
         </w:tc>
@@ -14079,7 +14079,7 @@
                 <w:spacing w:val="0"/>
                 <w:kern w:val="0"/>
               </w:rPr>
-              <w:t>20.00% ± 2.00%</w:t>
+              <w:t>18.00% ± 1.80%</w:t>
             </w:r>
           </w:p>
         </w:tc>
@@ -14103,7 +14103,7 @@
                 <w:spacing w:val="0"/>
                 <w:kern w:val="0"/>
               </w:rPr>
-              <w:t>0.86</w:t>
+              <w:t>2.66</w:t>
             </w:r>
           </w:p>
         </w:tc>
@@ -14273,7 +14273,7 @@
                 <w:spacing w:val="0"/>
                 <w:kern w:val="0"/>
               </w:rPr>
-              <w:t>17.00% ± 1.59%</w:t>
+              <w:t>17.00% ± 1.70%</w:t>
             </w:r>
           </w:p>
         </w:tc>
@@ -14297,7 +14297,7 @@
                 <w:spacing w:val="0"/>
                 <w:kern w:val="0"/>
               </w:rPr>
-              <w:t>1.29</w:t>
+              <w:t>1.40</w:t>
             </w:r>
           </w:p>
         </w:tc>
@@ -14443,7 +14443,7 @@
                 <w:spacing w:val="0"/>
                 <w:kern w:val="0"/>
               </w:rPr>
-              <w:t>Pot.-3</w:t>
+              <w:t>Pot.-2</w:t>
             </w:r>
           </w:p>
         </w:tc>
@@ -14467,7 +14467,7 @@
                 <w:spacing w:val="0"/>
                 <w:kern w:val="0"/>
               </w:rPr>
-              <w:t>19.00% ± 0.40%</w:t>
+              <w:t>17.00% ± 1.70%</w:t>
             </w:r>
           </w:p>
         </w:tc>
@@ -14491,7 +14491,7 @@
                 <w:spacing w:val="0"/>
                 <w:kern w:val="0"/>
               </w:rPr>
-              <w:t>0.07</w:t>
+              <w:t>3.37</w:t>
             </w:r>
           </w:p>
         </w:tc>
@@ -15243,7 +15243,7 @@
                 <w:spacing w:val="0"/>
                 <w:kern w:val="0"/>
               </w:rPr>
-              <w:t>19.00% ± 1.90%</w:t>
+              <w:t>17.00% ± 1.70%</w:t>
             </w:r>
           </w:p>
         </w:tc>
@@ -15267,7 +15267,7 @@
                 <w:spacing w:val="0"/>
                 <w:kern w:val="0"/>
               </w:rPr>
-              <w:t>0.21</w:t>
+              <w:t>2.01</w:t>
             </w:r>
           </w:p>
         </w:tc>
@@ -15437,7 +15437,7 @@
                 <w:spacing w:val="0"/>
                 <w:kern w:val="0"/>
               </w:rPr>
-              <w:t>22.00% ± 1.09%</w:t>
+              <w:t>21.00% ± 2.10%</w:t>
             </w:r>
           </w:p>
         </w:tc>
@@ -15461,7 +15461,7 @@
                 <w:spacing w:val="0"/>
                 <w:kern w:val="0"/>
               </w:rPr>
-              <w:t>0.70</w:t>
+              <w:t>2.71</w:t>
             </w:r>
           </w:p>
         </w:tc>
@@ -15825,7 +15825,7 @@
                 <w:spacing w:val="0"/>
                 <w:kern w:val="0"/>
               </w:rPr>
-              <w:t>19.00% ± 1.90%</w:t>
+              <w:t>17.00% ± 1.70%</w:t>
             </w:r>
           </w:p>
         </w:tc>
@@ -15849,7 +15849,7 @@
                 <w:spacing w:val="0"/>
                 <w:kern w:val="0"/>
               </w:rPr>
-              <w:t>0.22</w:t>
+              <w:t>2.02</w:t>
             </w:r>
           </w:p>
         </w:tc>
@@ -16019,7 +16019,7 @@
                 <w:spacing w:val="0"/>
                 <w:kern w:val="0"/>
               </w:rPr>
-              <w:t>20.00% ± 0.50%</w:t>
+              <w:t>20.00% ± 2.00%</w:t>
             </w:r>
           </w:p>
         </w:tc>
@@ -16043,7 +16043,7 @@
                 <w:spacing w:val="0"/>
                 <w:kern w:val="0"/>
               </w:rPr>
-              <w:t>0.53</w:t>
+              <w:t>2.03</w:t>
             </w:r>
           </w:p>
         </w:tc>
@@ -16189,7 +16189,7 @@
                 <w:spacing w:val="0"/>
                 <w:kern w:val="0"/>
               </w:rPr>
-              <w:t>Pot.-4</w:t>
+              <w:t>Pot.-5</w:t>
             </w:r>
           </w:p>
         </w:tc>
@@ -16213,7 +16213,7 @@
                 <w:spacing w:val="0"/>
                 <w:kern w:val="0"/>
               </w:rPr>
-              <w:t>18.00% ± 1.49%</w:t>
+              <w:t>20.00% ± 2.00%</w:t>
             </w:r>
           </w:p>
         </w:tc>
@@ -16237,7 +16237,7 @@
                 <w:spacing w:val="0"/>
                 <w:kern w:val="0"/>
               </w:rPr>
-              <w:t>1.53</w:t>
+              <w:t>0.04</w:t>
             </w:r>
           </w:p>
         </w:tc>
@@ -16795,7 +16795,7 @@
                 <w:spacing w:val="0"/>
                 <w:kern w:val="0"/>
               </w:rPr>
-              <w:t>18.00% ± 1.80%</w:t>
+              <w:t>17.00% ± 1.70%</w:t>
             </w:r>
           </w:p>
         </w:tc>
@@ -16819,7 +16819,7 @@
                 <w:spacing w:val="0"/>
                 <w:kern w:val="0"/>
               </w:rPr>
-              <w:t>1.64</w:t>
+              <w:t>2.54</w:t>
             </w:r>
           </w:p>
         </w:tc>
@@ -17183,7 +17183,7 @@
                 <w:spacing w:val="0"/>
                 <w:kern w:val="0"/>
               </w:rPr>
-              <w:t>22.00% ± 2.20%</w:t>
+              <w:t>20.00% ± 2.00%</w:t>
             </w:r>
           </w:p>
         </w:tc>
@@ -17207,7 +17207,7 @@
                 <w:spacing w:val="0"/>
                 <w:kern w:val="0"/>
               </w:rPr>
-              <w:t>0.59</w:t>
+              <w:t>2.39</w:t>
             </w:r>
           </w:p>
         </w:tc>
@@ -17353,7 +17353,7 @@
                 <w:spacing w:val="0"/>
                 <w:kern w:val="0"/>
               </w:rPr>
-              <w:t>Pot.-2</w:t>
+              <w:t>Pot.-3</w:t>
             </w:r>
           </w:p>
         </w:tc>
@@ -17377,7 +17377,7 @@
                 <w:spacing w:val="0"/>
                 <w:kern w:val="0"/>
               </w:rPr>
-              <w:t>20.00% ± 2.00%</w:t>
+              <w:t>23.00% ± 2.30%</w:t>
             </w:r>
           </w:p>
         </w:tc>
@@ -17401,7 +17401,7 @@
                 <w:spacing w:val="0"/>
                 <w:kern w:val="0"/>
               </w:rPr>
-              <w:t>3.51</w:t>
+              <w:t>0.81</w:t>
             </w:r>
           </w:p>
         </w:tc>
@@ -17571,7 +17571,7 @@
                 <w:spacing w:val="0"/>
                 <w:kern w:val="0"/>
               </w:rPr>
-              <w:t>24.00% ± 1.99%</w:t>
+              <w:t>23.00% ± 2.30%</w:t>
             </w:r>
           </w:p>
         </w:tc>
@@ -17595,7 +17595,7 @@
                 <w:spacing w:val="0"/>
                 <w:kern w:val="0"/>
               </w:rPr>
-              <w:t>2.95</w:t>
+              <w:t>4.26</w:t>
             </w:r>
           </w:p>
         </w:tc>
@@ -17765,7 +17765,7 @@
                 <w:spacing w:val="0"/>
                 <w:kern w:val="0"/>
               </w:rPr>
-              <w:t>24.00% ± 1.99%</w:t>
+              <w:t>23.00% ± 2.30%</w:t>
             </w:r>
           </w:p>
         </w:tc>
@@ -17789,7 +17789,7 @@
                 <w:spacing w:val="0"/>
                 <w:kern w:val="0"/>
               </w:rPr>
-              <w:t>0.29</w:t>
+              <w:t>1.60</w:t>
             </w:r>
           </w:p>
         </w:tc>
@@ -18541,7 +18541,7 @@
                 <w:spacing w:val="0"/>
                 <w:kern w:val="0"/>
               </w:rPr>
-              <w:t>16.00% ± 1.60%</w:t>
+              <w:t>14.00% ± 1.40%</w:t>
             </w:r>
           </w:p>
         </w:tc>
@@ -18565,7 +18565,7 @@
                 <w:spacing w:val="0"/>
                 <w:kern w:val="0"/>
               </w:rPr>
-              <w:t>0.28</w:t>
+              <w:t>2.08</w:t>
             </w:r>
           </w:p>
         </w:tc>
@@ -18735,7 +18735,7 @@
                 <w:spacing w:val="0"/>
                 <w:kern w:val="0"/>
               </w:rPr>
-              <w:t>14.00% ± 1.40%</w:t>
+              <w:t>13.00% ± 1.30%</w:t>
             </w:r>
           </w:p>
         </w:tc>
@@ -18759,7 +18759,7 @@
                 <w:spacing w:val="0"/>
                 <w:kern w:val="0"/>
               </w:rPr>
-              <w:t>0.74</w:t>
+              <w:t>1.64</w:t>
             </w:r>
           </w:p>
         </w:tc>
@@ -19123,7 +19123,7 @@
                 <w:spacing w:val="0"/>
                 <w:kern w:val="0"/>
               </w:rPr>
-              <w:t>25.00% ± 1.89%</w:t>
+              <w:t>26.00% ± 2.60%</w:t>
             </w:r>
           </w:p>
         </w:tc>
@@ -19147,7 +19147,7 @@
                 <w:spacing w:val="0"/>
                 <w:kern w:val="0"/>
               </w:rPr>
-              <w:t>2.34</w:t>
+              <w:t>2.05</w:t>
             </w:r>
           </w:p>
         </w:tc>
@@ -19511,7 +19511,7 @@
                 <w:spacing w:val="0"/>
                 <w:kern w:val="0"/>
               </w:rPr>
-              <w:t>25.00% ± 1.89%</w:t>
+              <w:t>26.00% ± 2.60%</w:t>
             </w:r>
           </w:p>
         </w:tc>
@@ -19535,7 +19535,7 @@
                 <w:spacing w:val="0"/>
                 <w:kern w:val="0"/>
               </w:rPr>
-              <w:t>2.62</w:t>
+              <w:t>2.33</w:t>
             </w:r>
           </w:p>
         </w:tc>
@@ -19875,7 +19875,7 @@
                 <w:spacing w:val="0"/>
                 <w:kern w:val="0"/>
               </w:rPr>
-              <w:t>Pot.-1</w:t>
+              <w:t>Pot.-2</w:t>
             </w:r>
           </w:p>
         </w:tc>
@@ -19899,7 +19899,7 @@
                 <w:spacing w:val="0"/>
                 <w:kern w:val="0"/>
               </w:rPr>
-              <w:t>19.00% ± 1.90%</w:t>
+              <w:t>21.00% ± 2.10%</w:t>
             </w:r>
           </w:p>
         </w:tc>
@@ -19923,7 +19923,7 @@
                 <w:spacing w:val="0"/>
                 <w:kern w:val="0"/>
               </w:rPr>
-              <w:t>3.29</w:t>
+              <w:t>1.49</w:t>
             </w:r>
           </w:p>
         </w:tc>
@@ -20869,7 +20869,7 @@
                 <w:spacing w:val="0"/>
                 <w:kern w:val="0"/>
               </w:rPr>
-              <w:t>18.00% ± 1.80%</w:t>
+              <w:t>17.00% ± 1.70%</w:t>
             </w:r>
           </w:p>
         </w:tc>
@@ -20893,7 +20893,7 @@
                 <w:spacing w:val="0"/>
                 <w:kern w:val="0"/>
               </w:rPr>
-              <w:t>0.62</w:t>
+              <w:t>1.52</w:t>
             </w:r>
           </w:p>
         </w:tc>
@@ -21039,7 +21039,7 @@
                 <w:spacing w:val="0"/>
                 <w:kern w:val="0"/>
               </w:rPr>
-              <w:t>Pot.-3</w:t>
+              <w:t>Pot.-4</w:t>
             </w:r>
           </w:p>
         </w:tc>
@@ -21063,7 +21063,7 @@
                 <w:spacing w:val="0"/>
                 <w:kern w:val="0"/>
               </w:rPr>
-              <w:t>15.00% ± 1.50%</w:t>
+              <w:t>16.00% ± 1.60%</w:t>
             </w:r>
           </w:p>
         </w:tc>
@@ -21087,7 +21087,7 @@
                 <w:spacing w:val="0"/>
                 <w:kern w:val="0"/>
               </w:rPr>
-              <w:t>1.88</w:t>
+              <w:t>0.98</w:t>
             </w:r>
           </w:p>
         </w:tc>
@@ -21451,7 +21451,7 @@
                 <w:spacing w:val="0"/>
                 <w:kern w:val="0"/>
               </w:rPr>
-              <w:t>18.00% ± 1.49%</w:t>
+              <w:t>16.00% ± 1.60%</w:t>
             </w:r>
           </w:p>
         </w:tc>
@@ -21475,7 +21475,7 @@
                 <w:spacing w:val="0"/>
                 <w:kern w:val="0"/>
               </w:rPr>
-              <w:t>0.04</w:t>
+              <w:t>2.15</w:t>
             </w:r>
           </w:p>
         </w:tc>
@@ -22033,7 +22033,7 @@
                 <w:spacing w:val="0"/>
                 <w:kern w:val="0"/>
               </w:rPr>
-              <w:t>18.00% ± 1.80%</w:t>
+              <w:t>17.00% ± 1.70%</w:t>
             </w:r>
           </w:p>
         </w:tc>
@@ -22057,7 +22057,7 @@
                 <w:spacing w:val="0"/>
                 <w:kern w:val="0"/>
               </w:rPr>
-              <w:t>0.93</w:t>
+              <w:t>1.83</w:t>
             </w:r>
           </w:p>
         </w:tc>
@@ -22203,7 +22203,7 @@
                 <w:spacing w:val="0"/>
                 <w:kern w:val="0"/>
               </w:rPr>
-              <w:t>Pot.-1</w:t>
+              <w:t>Pot.-2</w:t>
             </w:r>
           </w:p>
         </w:tc>
@@ -22227,7 +22227,7 @@
                 <w:spacing w:val="0"/>
                 <w:kern w:val="0"/>
               </w:rPr>
-              <w:t>10.00% ± 1.00%</w:t>
+              <w:t>12.00% ± 1.20%</w:t>
             </w:r>
           </w:p>
         </w:tc>
@@ -22251,7 +22251,7 @@
                 <w:spacing w:val="0"/>
                 <w:kern w:val="0"/>
               </w:rPr>
-              <w:t>1.96</w:t>
+              <w:t>0.16</w:t>
             </w:r>
           </w:p>
         </w:tc>
@@ -22785,7 +22785,7 @@
                 <w:spacing w:val="0"/>
                 <w:kern w:val="0"/>
               </w:rPr>
-              <w:t>Pot.-1</w:t>
+              <w:t>Pot.-2</w:t>
             </w:r>
           </w:p>
         </w:tc>
@@ -22809,7 +22809,7 @@
                 <w:spacing w:val="0"/>
                 <w:kern w:val="0"/>
               </w:rPr>
-              <w:t>22.00% ± 2.20%</w:t>
+              <w:t>25.00% ± 2.50%</w:t>
             </w:r>
           </w:p>
         </w:tc>
@@ -22833,7 +22833,7 @@
                 <w:spacing w:val="0"/>
                 <w:kern w:val="0"/>
               </w:rPr>
-              <w:t>3.62</w:t>
+              <w:t>0.92</w:t>
             </w:r>
           </w:p>
         </w:tc>
@@ -23003,7 +23003,7 @@
                 <w:spacing w:val="0"/>
                 <w:kern w:val="0"/>
               </w:rPr>
-              <w:t>15.00% ± 1.50%</w:t>
+              <w:t>14.00% ± 1.40%</w:t>
             </w:r>
           </w:p>
         </w:tc>
@@ -23027,7 +23027,7 @@
                 <w:spacing w:val="0"/>
                 <w:kern w:val="0"/>
               </w:rPr>
-              <w:t>1.43</w:t>
+              <w:t>2.33</w:t>
             </w:r>
           </w:p>
         </w:tc>
@@ -23197,7 +23197,7 @@
                 <w:spacing w:val="0"/>
                 <w:kern w:val="0"/>
               </w:rPr>
-              <w:t>24.00% ± 1.99%</w:t>
+              <w:t>23.00% ± 2.30%</w:t>
             </w:r>
           </w:p>
         </w:tc>
@@ -23221,7 +23221,7 @@
                 <w:spacing w:val="0"/>
                 <w:kern w:val="0"/>
               </w:rPr>
-              <w:t>1.69</w:t>
+              <w:t>3.00</w:t>
             </w:r>
           </w:p>
         </w:tc>
@@ -23391,7 +23391,7 @@
                 <w:spacing w:val="0"/>
                 <w:kern w:val="0"/>
               </w:rPr>
-              <w:t>24.00% ± 1.99%</w:t>
+              <w:t>23.00% ± 2.30%</w:t>
             </w:r>
           </w:p>
         </w:tc>
@@ -23415,7 +23415,7 @@
                 <w:spacing w:val="0"/>
                 <w:kern w:val="0"/>
               </w:rPr>
-              <w:t>0.99</w:t>
+              <w:t>2.30</w:t>
             </w:r>
           </w:p>
         </w:tc>
@@ -23755,7 +23755,7 @@
                 <w:spacing w:val="0"/>
                 <w:kern w:val="0"/>
               </w:rPr>
-              <w:t>Pot.-2</w:t>
+              <w:t>Pot.-3</w:t>
             </w:r>
           </w:p>
         </w:tc>
@@ -23779,7 +23779,7 @@
                 <w:spacing w:val="0"/>
                 <w:kern w:val="0"/>
               </w:rPr>
-              <w:t>20.00% ± 2.00%</w:t>
+              <w:t>23.00% ± 2.30%</w:t>
             </w:r>
           </w:p>
         </w:tc>
@@ -23803,7 +23803,7 @@
                 <w:spacing w:val="0"/>
                 <w:kern w:val="0"/>
               </w:rPr>
-              <w:t>2.83</w:t>
+              <w:t>0.13</w:t>
             </w:r>
           </w:p>
         </w:tc>
@@ -23973,7 +23973,7 @@
                 <w:spacing w:val="0"/>
                 <w:kern w:val="0"/>
               </w:rPr>
-              <w:t>20.00% ± 2.00%</w:t>
+              <w:t>18.00% ± 1.80%</w:t>
             </w:r>
           </w:p>
         </w:tc>
@@ -23997,7 +23997,7 @@
                 <w:spacing w:val="0"/>
                 <w:kern w:val="0"/>
               </w:rPr>
-              <w:t>0.29</w:t>
+              <w:t>2.09</w:t>
             </w:r>
           </w:p>
         </w:tc>
@@ -24143,7 +24143,7 @@
                 <w:spacing w:val="0"/>
                 <w:kern w:val="0"/>
               </w:rPr>
-              <w:t>Pot.-1</w:t>
+              <w:t>Pot.-2</w:t>
             </w:r>
           </w:p>
         </w:tc>
@@ -24167,7 +24167,7 @@
                 <w:spacing w:val="0"/>
                 <w:kern w:val="0"/>
               </w:rPr>
-              <w:t>16.00% ± 1.60%</w:t>
+              <w:t>18.00% ± 1.80%</w:t>
             </w:r>
           </w:p>
         </w:tc>
@@ -24191,7 +24191,7 @@
                 <w:spacing w:val="0"/>
                 <w:kern w:val="0"/>
               </w:rPr>
-              <w:t>2.29</w:t>
+              <w:t>0.49</w:t>
             </w:r>
           </w:p>
         </w:tc>
@@ -24337,7 +24337,7 @@
                 <w:spacing w:val="0"/>
                 <w:kern w:val="0"/>
               </w:rPr>
-              <w:t>Pot.-1</w:t>
+              <w:t>Pot.-2</w:t>
             </w:r>
           </w:p>
         </w:tc>
@@ -24361,7 +24361,7 @@
                 <w:spacing w:val="0"/>
                 <w:kern w:val="0"/>
               </w:rPr>
-              <w:t>14.00% ± 1.40%</w:t>
+              <w:t>17.00% ± 1.70%</w:t>
             </w:r>
           </w:p>
         </w:tc>
@@ -24385,7 +24385,7 @@
                 <w:spacing w:val="0"/>
                 <w:kern w:val="0"/>
               </w:rPr>
-              <w:t>2.75</w:t>
+              <w:t>0.05</w:t>
             </w:r>
           </w:p>
         </w:tc>
@@ -24555,7 +24555,7 @@
                 <w:spacing w:val="0"/>
                 <w:kern w:val="0"/>
               </w:rPr>
-              <w:t>17.00% ± 1.59%</w:t>
+              <w:t>17.00% ± 1.70%</w:t>
             </w:r>
           </w:p>
         </w:tc>
@@ -24579,7 +24579,7 @@
                 <w:spacing w:val="0"/>
                 <w:kern w:val="0"/>
               </w:rPr>
-              <w:t>0.54</w:t>
+              <w:t>0.65</w:t>
             </w:r>
           </w:p>
         </w:tc>
@@ -24749,7 +24749,7 @@
                 <w:spacing w:val="0"/>
                 <w:kern w:val="0"/>
               </w:rPr>
-              <w:t>17.00% ± 1.59%</w:t>
+              <w:t>17.00% ± 1.70%</w:t>
             </w:r>
           </w:p>
         </w:tc>
@@ -24773,7 +24773,7 @@
                 <w:spacing w:val="0"/>
                 <w:kern w:val="0"/>
               </w:rPr>
-              <w:t>2.53</w:t>
+              <w:t>2.64</w:t>
             </w:r>
           </w:p>
         </w:tc>
@@ -24943,7 +24943,7 @@
                 <w:spacing w:val="0"/>
                 <w:kern w:val="0"/>
               </w:rPr>
-              <w:t>25.00% ± 1.89%</w:t>
+              <w:t>26.00% ± 2.60%</w:t>
             </w:r>
           </w:p>
         </w:tc>
@@ -24967,7 +24967,7 @@
                 <w:spacing w:val="0"/>
                 <w:kern w:val="0"/>
               </w:rPr>
-              <w:t>1.78</w:t>
+              <w:t>1.49</w:t>
             </w:r>
           </w:p>
         </w:tc>
@@ -25695,7 +25695,7 @@
                 <w:spacing w:val="0"/>
                 <w:kern w:val="0"/>
               </w:rPr>
-              <w:t>Pot.-1</w:t>
+              <w:t>Pot.-2</w:t>
             </w:r>
           </w:p>
         </w:tc>
@@ -25719,7 +25719,7 @@
                 <w:spacing w:val="0"/>
                 <w:kern w:val="0"/>
               </w:rPr>
-              <w:t>19.00% ± 1.90%</w:t>
+              <w:t>21.00% ± 2.10%</w:t>
             </w:r>
           </w:p>
         </w:tc>
@@ -25743,7 +25743,7 @@
                 <w:spacing w:val="0"/>
                 <w:kern w:val="0"/>
               </w:rPr>
-              <w:t>3.11</w:t>
+              <w:t>1.31</w:t>
             </w:r>
           </w:p>
         </w:tc>
@@ -25913,7 +25913,7 @@
                 <w:spacing w:val="0"/>
                 <w:kern w:val="0"/>
               </w:rPr>
-              <w:t>22.00% ± 1.09%</w:t>
+              <w:t>21.00% ± 2.10%</w:t>
             </w:r>
           </w:p>
         </w:tc>
@@ -25937,7 +25937,7 @@
                 <w:spacing w:val="0"/>
                 <w:kern w:val="0"/>
               </w:rPr>
-              <w:t>0.93</w:t>
+              <w:t>2.94</w:t>
             </w:r>
           </w:p>
         </w:tc>
@@ -26107,7 +26107,7 @@
                 <w:spacing w:val="0"/>
                 <w:kern w:val="0"/>
               </w:rPr>
-              <w:t>18.00% ± 1.80%</w:t>
+              <w:t>17.00% ± 1.70%</w:t>
             </w:r>
           </w:p>
         </w:tc>
@@ -26131,7 +26131,7 @@
                 <w:spacing w:val="0"/>
                 <w:kern w:val="0"/>
               </w:rPr>
-              <w:t>2.47</w:t>
+              <w:t>3.37</w:t>
             </w:r>
           </w:p>
         </w:tc>
@@ -26301,7 +26301,7 @@
                 <w:spacing w:val="0"/>
                 <w:kern w:val="0"/>
               </w:rPr>
-              <w:t>15.00% ± 1.50%</w:t>
+              <w:t>13.00% ± 1.30%</w:t>
             </w:r>
           </w:p>
         </w:tc>
@@ -26325,7 +26325,7 @@
                 <w:spacing w:val="0"/>
                 <w:kern w:val="0"/>
               </w:rPr>
-              <w:t>0.66</w:t>
+              <w:t>2.46</w:t>
             </w:r>
           </w:p>
         </w:tc>
@@ -26883,7 +26883,7 @@
                 <w:spacing w:val="0"/>
                 <w:kern w:val="0"/>
               </w:rPr>
-              <w:t>18.00% ± 1.80%</w:t>
+              <w:t>17.00% ± 1.70%</w:t>
             </w:r>
           </w:p>
         </w:tc>
@@ -26907,7 +26907,7 @@
                 <w:spacing w:val="0"/>
                 <w:kern w:val="0"/>
               </w:rPr>
-              <w:t>1.87</w:t>
+              <w:t>2.77</w:t>
             </w:r>
           </w:p>
         </w:tc>
@@ -27077,7 +27077,7 @@
                 <w:spacing w:val="0"/>
                 <w:kern w:val="0"/>
               </w:rPr>
-              <w:t>22.00% ± 2.19%</w:t>
+              <w:t>22.00% ± 2.20%</w:t>
             </w:r>
           </w:p>
         </w:tc>
@@ -27101,7 +27101,7 @@
                 <w:spacing w:val="0"/>
                 <w:kern w:val="0"/>
               </w:rPr>
-              <w:t>2.11</w:t>
+              <w:t>2.12</w:t>
             </w:r>
           </w:p>
         </w:tc>
@@ -27271,7 +27271,7 @@
                 <w:spacing w:val="0"/>
                 <w:kern w:val="0"/>
               </w:rPr>
-              <w:t>12.00% ± 0.99%</w:t>
+              <w:t>12.00% ± 1.20%</w:t>
             </w:r>
           </w:p>
         </w:tc>
@@ -27295,7 +27295,7 @@
                 <w:spacing w:val="0"/>
                 <w:kern w:val="0"/>
               </w:rPr>
-              <w:t>0.19</w:t>
+              <w:t>0.40</w:t>
             </w:r>
           </w:p>
         </w:tc>
@@ -27465,7 +27465,7 @@
                 <w:spacing w:val="0"/>
                 <w:kern w:val="0"/>
               </w:rPr>
-              <w:t>10.00% ± 1.00%</w:t>
+              <w:t>9.00% ± 0.90%</w:t>
             </w:r>
           </w:p>
         </w:tc>
@@ -27489,7 +27489,7 @@
                 <w:spacing w:val="0"/>
                 <w:kern w:val="0"/>
               </w:rPr>
-              <w:t>0.20</w:t>
+              <w:t>1.10</w:t>
             </w:r>
           </w:p>
         </w:tc>

--- a/deliverables/potency_study/Strain_Potency_Study_14Aug2026.docx
+++ b/deliverables/potency_study/Strain_Potency_Study_14Aug2026.docx
@@ -3574,7 +3574,7 @@
           <w:spacing w:val="0"/>
           <w:kern w:val="0"/>
         </w:rPr>
-        <w:t>Толеранцијата е поставена најшироко што правилата дозволуваат — до 10,00% од номиналата — но никогаш толку широко што би ја допрела соседната класа: затоа две класи од иста сорта може да носат различен ± процент, по дизајн. Класите никогаш не се преклопуваат. | The tolerance is set as wide as the rules allow — up to 10.00% of the nominal — but never so wide that it would touch the neighbouring tier: that is why two tiers of the same strain can carry a different ± percentage, by design. Tiers never overlap.</w:t>
+        <w:t>Толеранцијата е на целосните 10,00% од номиналата секогаш кога тоа е возможно, а се намалува само толку колку што е потребно за точно да ја допре соседната класа (без празен простор меѓу нив) — затоа две класи од иста сорта може да носат различен ± процент, по дизајн. Класите никогаш не се преклопуваат. | Tolerance is at the full 10.00% of the nominal whenever the data allows it, and shrinks only as far as needed to meet the neighbouring tier exactly (no blind gap between them) — that is why two tiers of the same strain can carry a different ± percentage, by design. Tiers never overlap.</w:t>
       </w:r>
     </w:p>
     <w:p>
@@ -3914,7 +3914,7 @@
           <w:spacing w:val="0"/>
           <w:kern w:val="0"/>
         </w:rPr>
-        <w:t>Толеранцијата е поставена најшироко што правилата дозволуваат — до 10,00% од номиналата — но никогаш толку широко што би ја допрела соседната класа: затоа две класи од иста сорта може да носат различен ± процент, по дизајн. Класите никогаш не се преклопуваат. | The tolerance is set as wide as the rules allow — up to 10.00% of the nominal — but never so wide that it would touch the neighbouring tier: that is why two tiers of the same strain can carry a different ± percentage, by design. Tiers never overlap.</w:t>
+        <w:t>Толеранцијата е на целосните 10,00% од номиналата секогаш кога тоа е возможно, а се намалува само толку колку што е потребно за точно да ја допре соседната класа (без празен простор меѓу нив) — затоа две класи од иста сорта може да носат различен ± процент, по дизајн. Класите никогаш не се преклопуваат. | Tolerance is at the full 10.00% of the nominal whenever the data allows it, and shrinks only as far as needed to meet the neighbouring tier exactly (no blind gap between them) — that is why two tiers of the same strain can carry a different ± percentage, by design. Tiers never overlap.</w:t>
       </w:r>
     </w:p>
     <w:p>
@@ -4161,7 +4161,7 @@
                 <w:spacing w:val="0"/>
                 <w:kern w:val="0"/>
               </w:rPr>
-              <w:t>20.00% ± 2.00%</w:t>
+              <w:t>20.00% ± 1.80%</w:t>
             </w:r>
           </w:p>
         </w:tc>
@@ -4185,7 +4185,7 @@
                 <w:spacing w:val="0"/>
                 <w:kern w:val="0"/>
               </w:rPr>
-              <w:t>18.00% – 22.00%</w:t>
+              <w:t>18.20% – 21.80%</w:t>
             </w:r>
           </w:p>
         </w:tc>
@@ -4283,7 +4283,7 @@
                 <w:spacing w:val="0"/>
                 <w:kern w:val="0"/>
               </w:rPr>
-              <w:t>25.00% ± 2.50%</w:t>
+              <w:t>24.00% ± 2.19%</w:t>
             </w:r>
           </w:p>
         </w:tc>
@@ -4307,7 +4307,7 @@
                 <w:spacing w:val="0"/>
                 <w:kern w:val="0"/>
               </w:rPr>
-              <w:t>22.50% – 27.50%</w:t>
+              <w:t>21.81% – 26.19%</w:t>
             </w:r>
           </w:p>
         </w:tc>
@@ -4376,7 +4376,7 @@
           <w:spacing w:val="0"/>
           <w:kern w:val="0"/>
         </w:rPr>
-        <w:t>Толеранцијата е поставена најшироко што правилата дозволуваат — до 10,00% од номиналата — но никогаш толку широко што би ја допрела соседната класа: затоа две класи од иста сорта може да носат различен ± процент, по дизајн. Класите никогаш не се преклопуваат. | The tolerance is set as wide as the rules allow — up to 10.00% of the nominal — but never so wide that it would touch the neighbouring tier: that is why two tiers of the same strain can carry a different ± percentage, by design. Tiers never overlap.</w:t>
+        <w:t>Толеранцијата е на целосните 10,00% од номиналата секогаш кога тоа е возможно, а се намалува само толку колку што е потребно за точно да ја допре соседната класа (без празен простор меѓу нив) — затоа две класи од иста сорта може да носат различен ± процент, по дизајн. Класите никогаш не се преклопуваат. | Tolerance is at the full 10.00% of the nominal whenever the data allows it, and shrinks only as far as needed to meet the neighbouring tier exactly (no blind gap between them) — that is why two tiers of the same strain can carry a different ± percentage, by design. Tiers never overlap.</w:t>
       </w:r>
     </w:p>
     <w:p>
@@ -4623,7 +4623,7 @@
                 <w:spacing w:val="0"/>
                 <w:kern w:val="0"/>
               </w:rPr>
-              <w:t>14.00% ± 1.40%</w:t>
+              <w:t>16.00% ± 1.20%</w:t>
             </w:r>
           </w:p>
         </w:tc>
@@ -4647,7 +4647,7 @@
                 <w:spacing w:val="0"/>
                 <w:kern w:val="0"/>
               </w:rPr>
-              <w:t>12.60% – 15.40%</w:t>
+              <w:t>14.80% – 17.20%</w:t>
             </w:r>
           </w:p>
         </w:tc>
@@ -4745,7 +4745,7 @@
                 <w:spacing w:val="0"/>
                 <w:kern w:val="0"/>
               </w:rPr>
-              <w:t>18.00% ± 1.80%</w:t>
+              <w:t>19.00% ± 1.79%</w:t>
             </w:r>
           </w:p>
         </w:tc>
@@ -4769,7 +4769,7 @@
                 <w:spacing w:val="0"/>
                 <w:kern w:val="0"/>
               </w:rPr>
-              <w:t>16.20% – 19.80%</w:t>
+              <w:t>17.21% – 20.79%</w:t>
             </w:r>
           </w:p>
         </w:tc>
@@ -4867,7 +4867,7 @@
                 <w:spacing w:val="0"/>
                 <w:kern w:val="0"/>
               </w:rPr>
-              <w:t>23.00% ± 2.30%</w:t>
+              <w:t>23.00% ± 2.20%</w:t>
             </w:r>
           </w:p>
         </w:tc>
@@ -4891,7 +4891,7 @@
                 <w:spacing w:val="0"/>
                 <w:kern w:val="0"/>
               </w:rPr>
-              <w:t>20.70% – 25.30%</w:t>
+              <w:t>20.80% – 25.20%</w:t>
             </w:r>
           </w:p>
         </w:tc>
@@ -4960,7 +4960,7 @@
           <w:spacing w:val="0"/>
           <w:kern w:val="0"/>
         </w:rPr>
-        <w:t>Толеранцијата е поставена најшироко што правилата дозволуваат — до 10,00% од номиналата — но никогаш толку широко што би ја допрела соседната класа: затоа две класи од иста сорта може да носат различен ± процент, по дизајн. Класите никогаш не се преклопуваат. | The tolerance is set as wide as the rules allow — up to 10.00% of the nominal — but never so wide that it would touch the neighbouring tier: that is why two tiers of the same strain can carry a different ± percentage, by design. Tiers never overlap.</w:t>
+        <w:t>Толеранцијата е на целосните 10,00% од номиналата секогаш кога тоа е возможно, а се намалува само толку колку што е потребно за точно да ја допре соседната класа (без празен простор меѓу нив) — затоа две класи од иста сорта може да носат различен ± процент, по дизајн. Класите никогаш не се преклопуваат. | Tolerance is at the full 10.00% of the nominal whenever the data allows it, and shrinks only as far as needed to meet the neighbouring tier exactly (no blind gap between them) — that is why two tiers of the same strain can carry a different ± percentage, by design. Tiers never overlap.</w:t>
       </w:r>
     </w:p>
     <w:p>
@@ -5207,7 +5207,7 @@
                 <w:spacing w:val="0"/>
                 <w:kern w:val="0"/>
               </w:rPr>
-              <w:t>13.00% ± 1.30%</w:t>
+              <w:t>12.00% ± 0.64%</w:t>
             </w:r>
           </w:p>
         </w:tc>
@@ -5231,7 +5231,7 @@
                 <w:spacing w:val="0"/>
                 <w:kern w:val="0"/>
               </w:rPr>
-              <w:t>11.70% – 14.30%</w:t>
+              <w:t>11.36% – 12.64%</w:t>
             </w:r>
           </w:p>
         </w:tc>
@@ -5255,7 +5255,7 @@
                 <w:spacing w:val="0"/>
                 <w:kern w:val="0"/>
               </w:rPr>
-              <w:t>CC012603, CC112501</w:t>
+              <w:t>CC012603</w:t>
             </w:r>
           </w:p>
         </w:tc>
@@ -5279,7 +5279,7 @@
                 <w:spacing w:val="0"/>
                 <w:kern w:val="0"/>
               </w:rPr>
-              <w:t>12.32%, 13.35%</w:t>
+              <w:t>12.32%</w:t>
             </w:r>
           </w:p>
         </w:tc>
@@ -5329,7 +5329,7 @@
                 <w:spacing w:val="0"/>
                 <w:kern w:val="0"/>
               </w:rPr>
-              <w:t>18.00% ± 1.80%</w:t>
+              <w:t>14.00% ± 1.35%</w:t>
             </w:r>
           </w:p>
         </w:tc>
@@ -5353,7 +5353,7 @@
                 <w:spacing w:val="0"/>
                 <w:kern w:val="0"/>
               </w:rPr>
-              <w:t>16.20% – 19.80%</w:t>
+              <w:t>12.65% – 15.35%</w:t>
             </w:r>
           </w:p>
         </w:tc>
@@ -5377,6 +5377,128 @@
                 <w:spacing w:val="0"/>
                 <w:kern w:val="0"/>
               </w:rPr>
+              <w:t>CC112501</w:t>
+            </w:r>
+          </w:p>
+        </w:tc>
+        <w:tc>
+          <w:tcPr>
+            <w:tcW w:type="dxa" w:w="2268"/>
+            <w:vAlign w:val="center"/>
+            <w:shd w:val="clear" w:color="auto" w:fill="F4F7FB"/>
+          </w:tcPr>
+          <w:p>
+            <w:pPr>
+              <w:spacing w:before="20" w:after="20"/>
+              <w:jc w:val="center"/>
+            </w:pPr>
+            <w:r>
+              <w:rPr>
+                <w:rFonts w:ascii="Calibri" w:hAnsi="Calibri"/>
+                <w:b w:val="0"/>
+                <w:color w:val="16232B"/>
+                <w:sz w:val="16"/>
+                <w:spacing w:val="0"/>
+                <w:kern w:val="0"/>
+              </w:rPr>
+              <w:t>13.35%</w:t>
+            </w:r>
+          </w:p>
+        </w:tc>
+      </w:tr>
+      <w:tr>
+        <w:tc>
+          <w:tcPr>
+            <w:tcW w:type="dxa" w:w="850"/>
+            <w:vAlign w:val="center"/>
+            <w:shd w:val="clear" w:color="auto" w:fill="FFFFFF"/>
+          </w:tcPr>
+          <w:p>
+            <w:pPr>
+              <w:spacing w:before="20" w:after="20"/>
+              <w:jc w:val="left"/>
+            </w:pPr>
+            <w:r>
+              <w:rPr>
+                <w:rFonts w:ascii="Calibri" w:hAnsi="Calibri"/>
+                <w:b w:val="0"/>
+                <w:color w:val="16232B"/>
+                <w:sz w:val="16"/>
+                <w:spacing w:val="0"/>
+                <w:kern w:val="0"/>
+              </w:rPr>
+              <w:t>Pot.-3</w:t>
+            </w:r>
+          </w:p>
+        </w:tc>
+        <w:tc>
+          <w:tcPr>
+            <w:tcW w:type="dxa" w:w="1701"/>
+            <w:vAlign w:val="center"/>
+            <w:shd w:val="clear" w:color="auto" w:fill="FFFFFF"/>
+          </w:tcPr>
+          <w:p>
+            <w:pPr>
+              <w:spacing w:before="20" w:after="20"/>
+              <w:jc w:val="center"/>
+            </w:pPr>
+            <w:r>
+              <w:rPr>
+                <w:rFonts w:ascii="Calibri" w:hAnsi="Calibri"/>
+                <w:b w:val="0"/>
+                <w:color w:val="16232B"/>
+                <w:sz w:val="16"/>
+                <w:spacing w:val="0"/>
+                <w:kern w:val="0"/>
+              </w:rPr>
+              <w:t>17.00% ± 1.64%</w:t>
+            </w:r>
+          </w:p>
+        </w:tc>
+        <w:tc>
+          <w:tcPr>
+            <w:tcW w:type="dxa" w:w="1474"/>
+            <w:vAlign w:val="center"/>
+            <w:shd w:val="clear" w:color="auto" w:fill="FFFFFF"/>
+          </w:tcPr>
+          <w:p>
+            <w:pPr>
+              <w:spacing w:before="20" w:after="20"/>
+              <w:jc w:val="center"/>
+            </w:pPr>
+            <w:r>
+              <w:rPr>
+                <w:rFonts w:ascii="Calibri" w:hAnsi="Calibri"/>
+                <w:b w:val="0"/>
+                <w:color w:val="16232B"/>
+                <w:sz w:val="16"/>
+                <w:spacing w:val="0"/>
+                <w:kern w:val="0"/>
+              </w:rPr>
+              <w:t>15.36% – 18.64%</w:t>
+            </w:r>
+          </w:p>
+        </w:tc>
+        <w:tc>
+          <w:tcPr>
+            <w:tcW w:type="dxa" w:w="3628"/>
+            <w:vAlign w:val="center"/>
+            <w:shd w:val="clear" w:color="auto" w:fill="FFFFFF"/>
+          </w:tcPr>
+          <w:p>
+            <w:pPr>
+              <w:spacing w:before="20" w:after="20"/>
+              <w:jc w:val="center"/>
+            </w:pPr>
+            <w:r>
+              <w:rPr>
+                <w:rFonts w:ascii="Calibri" w:hAnsi="Calibri"/>
+                <w:b w:val="0"/>
+                <w:color w:val="16232B"/>
+                <w:sz w:val="16"/>
+                <w:spacing w:val="0"/>
+                <w:kern w:val="0"/>
+              </w:rPr>
               <w:t>CC012601/1</w:t>
             </w:r>
           </w:p>
@@ -5385,7 +5507,7 @@
           <w:tcPr>
             <w:tcW w:type="dxa" w:w="2268"/>
             <w:vAlign w:val="center"/>
-            <w:shd w:val="clear" w:color="auto" w:fill="F4F7FB"/>
+            <w:shd w:val="clear" w:color="auto" w:fill="FFFFFF"/>
           </w:tcPr>
           <w:p>
             <w:pPr>
@@ -5422,7 +5544,7 @@
           <w:spacing w:val="0"/>
           <w:kern w:val="0"/>
         </w:rPr>
-        <w:t>Толеранцијата е поставена најшироко што правилата дозволуваат — до 10,00% од номиналата — но никогаш толку широко што би ја допрела соседната класа: затоа две класи од иста сорта може да носат различен ± процент, по дизајн. Класите никогаш не се преклопуваат. | The tolerance is set as wide as the rules allow — up to 10.00% of the nominal — but never so wide that it would touch the neighbouring tier: that is why two tiers of the same strain can carry a different ± percentage, by design. Tiers never overlap.</w:t>
+        <w:t>Толеранцијата е на целосните 10,00% од номиналата секогаш кога тоа е возможно, а се намалува само толку колку што е потребно за точно да ја допре соседната класа (без празен простор меѓу нив) — затоа две класи од иста сорта може да носат различен ± процент, по дизајн. Класите никогаш не се преклопуваат. | Tolerance is at the full 10.00% of the nominal whenever the data allows it, and shrinks only as far as needed to meet the neighbouring tier exactly (no blind gap between them) — that is why two tiers of the same strain can carry a different ± percentage, by design. Tiers never overlap.</w:t>
       </w:r>
     </w:p>
     <w:p>
@@ -5762,7 +5884,7 @@
           <w:spacing w:val="0"/>
           <w:kern w:val="0"/>
         </w:rPr>
-        <w:t>Толеранцијата е поставена најшироко што правилата дозволуваат — до 10,00% од номиналата — но никогаш толку широко што би ја допрела соседната класа: затоа две класи од иста сорта може да носат различен ± процент, по дизајн. Класите никогаш не се преклопуваат. | The tolerance is set as wide as the rules allow — up to 10.00% of the nominal — but never so wide that it would touch the neighbouring tier: that is why two tiers of the same strain can carry a different ± percentage, by design. Tiers never overlap.</w:t>
+        <w:t>Толеранцијата е на целосните 10,00% од номиналата секогаш кога тоа е возможно, а се намалува само толку колку што е потребно за точно да ја допре соседната класа (без празен простор меѓу нив) — затоа две класи од иста сорта може да носат различен ± процент, по дизајн. Класите никогаш не се преклопуваат. | Tolerance is at the full 10.00% of the nominal whenever the data allows it, and shrinks only as far as needed to meet the neighbouring tier exactly (no blind gap between them) — that is why two tiers of the same strain can carry a different ± percentage, by design. Tiers never overlap.</w:t>
       </w:r>
     </w:p>
     <w:p>
@@ -6009,7 +6131,7 @@
                 <w:spacing w:val="0"/>
                 <w:kern w:val="0"/>
               </w:rPr>
-              <w:t>14.00% ± 1.40%</w:t>
+              <w:t>15.00% ± 1.35%</w:t>
             </w:r>
           </w:p>
         </w:tc>
@@ -6033,7 +6155,7 @@
                 <w:spacing w:val="0"/>
                 <w:kern w:val="0"/>
               </w:rPr>
-              <w:t>12.60% – 15.40%</w:t>
+              <w:t>13.65% – 16.35%</w:t>
             </w:r>
           </w:p>
         </w:tc>
@@ -6131,7 +6253,7 @@
                 <w:spacing w:val="0"/>
                 <w:kern w:val="0"/>
               </w:rPr>
-              <w:t>18.00% ± 1.80%</w:t>
+              <w:t>18.00% ± 1.64%</w:t>
             </w:r>
           </w:p>
         </w:tc>
@@ -6155,7 +6277,7 @@
                 <w:spacing w:val="0"/>
                 <w:kern w:val="0"/>
               </w:rPr>
-              <w:t>16.20% – 19.80%</w:t>
+              <w:t>16.36% – 19.64%</w:t>
             </w:r>
           </w:p>
         </w:tc>
@@ -6253,7 +6375,7 @@
                 <w:spacing w:val="0"/>
                 <w:kern w:val="0"/>
               </w:rPr>
-              <w:t>23.00% ± 2.30%</w:t>
+              <w:t>21.00% ± 1.35%</w:t>
             </w:r>
           </w:p>
         </w:tc>
@@ -6277,7 +6399,7 @@
                 <w:spacing w:val="0"/>
                 <w:kern w:val="0"/>
               </w:rPr>
-              <w:t>20.70% – 25.30%</w:t>
+              <w:t>19.65% – 22.35%</w:t>
             </w:r>
           </w:p>
         </w:tc>
@@ -6346,7 +6468,7 @@
           <w:spacing w:val="0"/>
           <w:kern w:val="0"/>
         </w:rPr>
-        <w:t>Толеранцијата е поставена најшироко што правилата дозволуваат — до 10,00% од номиналата — но никогаш толку широко што би ја допрела соседната класа: затоа две класи од иста сорта може да носат различен ± процент, по дизајн. Класите никогаш не се преклопуваат. | The tolerance is set as wide as the rules allow — up to 10.00% of the nominal — but never so wide that it would touch the neighbouring tier: that is why two tiers of the same strain can carry a different ± percentage, by design. Tiers never overlap.</w:t>
+        <w:t>Толеранцијата е на целосните 10,00% од номиналата секогаш кога тоа е возможно, а се намалува само толку колку што е потребно за точно да ја допре соседната класа (без празен простор меѓу нив) — затоа две класи од иста сорта може да носат различен ± процент, по дизајн. Класите никогаш не се преклопуваат. | Tolerance is at the full 10.00% of the nominal whenever the data allows it, and shrinks only as far as needed to meet the neighbouring tier exactly (no blind gap between them) — that is why two tiers of the same strain can carry a different ± percentage, by design. Tiers never overlap.</w:t>
       </w:r>
     </w:p>
     <w:p>
@@ -6593,7 +6715,7 @@
                 <w:spacing w:val="0"/>
                 <w:kern w:val="0"/>
               </w:rPr>
-              <w:t>13.00% ± 1.30%</w:t>
+              <w:t>14.00% ± 1.30%</w:t>
             </w:r>
           </w:p>
         </w:tc>
@@ -6617,7 +6739,7 @@
                 <w:spacing w:val="0"/>
                 <w:kern w:val="0"/>
               </w:rPr>
-              <w:t>11.70% – 14.30%</w:t>
+              <w:t>12.70% – 15.30%</w:t>
             </w:r>
           </w:p>
         </w:tc>
@@ -6715,7 +6837,7 @@
                 <w:spacing w:val="0"/>
                 <w:kern w:val="0"/>
               </w:rPr>
-              <w:t>17.00% ± 1.70%</w:t>
+              <w:t>17.00% ± 1.69%</w:t>
             </w:r>
           </w:p>
         </w:tc>
@@ -6739,7 +6861,7 @@
                 <w:spacing w:val="0"/>
                 <w:kern w:val="0"/>
               </w:rPr>
-              <w:t>15.30% – 18.70%</w:t>
+              <w:t>15.31% – 18.69%</w:t>
             </w:r>
           </w:p>
         </w:tc>
@@ -6808,7 +6930,7 @@
           <w:spacing w:val="0"/>
           <w:kern w:val="0"/>
         </w:rPr>
-        <w:t>Толеранцијата е поставена најшироко што правилата дозволуваат — до 10,00% од номиналата — но никогаш толку широко што би ја допрела соседната класа: затоа две класи од иста сорта може да носат различен ± процент, по дизајн. Класите никогаш не се преклопуваат. | The tolerance is set as wide as the rules allow — up to 10.00% of the nominal — but never so wide that it would touch the neighbouring tier: that is why two tiers of the same strain can carry a different ± percentage, by design. Tiers never overlap.</w:t>
+        <w:t>Толеранцијата е на целосните 10,00% од номиналата секогаш кога тоа е возможно, а се намалува само толку колку што е потребно за точно да ја допре соседната класа (без празен простор меѓу нив) — затоа две класи од иста сорта може да носат различен ± процент, по дизајн. Класите никогаш не се преклопуваат. | Tolerance is at the full 10.00% of the nominal whenever the data allows it, and shrinks only as far as needed to meet the neighbouring tier exactly (no blind gap between them) — that is why two tiers of the same strain can carry a different ± percentage, by design. Tiers never overlap.</w:t>
       </w:r>
     </w:p>
     <w:p>
@@ -7055,7 +7177,7 @@
                 <w:spacing w:val="0"/>
                 <w:kern w:val="0"/>
               </w:rPr>
-              <w:t>17.00% ± 1.70%</w:t>
+              <w:t>17.00% ± 1.35%</w:t>
             </w:r>
           </w:p>
         </w:tc>
@@ -7079,7 +7201,7 @@
                 <w:spacing w:val="0"/>
                 <w:kern w:val="0"/>
               </w:rPr>
-              <w:t>15.30% – 18.70%</w:t>
+              <w:t>15.65% – 18.35%</w:t>
             </w:r>
           </w:p>
         </w:tc>
@@ -7103,7 +7225,7 @@
                 <w:spacing w:val="0"/>
                 <w:kern w:val="0"/>
               </w:rPr>
-              <w:t>GP082501/2, GP052501</w:t>
+              <w:t>GP082501/2</w:t>
             </w:r>
           </w:p>
         </w:tc>
@@ -7127,7 +7249,7 @@
                 <w:spacing w:val="0"/>
                 <w:kern w:val="0"/>
               </w:rPr>
-              <w:t>15.70%, 18.52%</w:t>
+              <w:t>15.70%</w:t>
             </w:r>
           </w:p>
         </w:tc>
@@ -7177,7 +7299,7 @@
                 <w:spacing w:val="0"/>
                 <w:kern w:val="0"/>
               </w:rPr>
-              <w:t>21.00% ± 2.10%</w:t>
+              <w:t>20.00% ± 1.64%</w:t>
             </w:r>
           </w:p>
         </w:tc>
@@ -7201,7 +7323,7 @@
                 <w:spacing w:val="0"/>
                 <w:kern w:val="0"/>
               </w:rPr>
-              <w:t>18.90% – 23.10%</w:t>
+              <w:t>18.36% – 21.64%</w:t>
             </w:r>
           </w:p>
         </w:tc>
@@ -7225,7 +7347,7 @@
                 <w:spacing w:val="0"/>
                 <w:kern w:val="0"/>
               </w:rPr>
-              <w:t>GP072501/2, GP082501/1, GP072501/1, GP0824_02</w:t>
+              <w:t>GP052501, GP072501/2, GP082501/1, GP072501/1</w:t>
             </w:r>
           </w:p>
         </w:tc>
@@ -7249,7 +7371,7 @@
                 <w:spacing w:val="0"/>
                 <w:kern w:val="0"/>
               </w:rPr>
-              <w:t>19.81%, 21.29%, 21.36%, 22.61%</w:t>
+              <w:t>18.52%, 19.81%, 21.29%, 21.36%</w:t>
             </w:r>
           </w:p>
         </w:tc>
@@ -7299,7 +7421,7 @@
                 <w:spacing w:val="0"/>
                 <w:kern w:val="0"/>
               </w:rPr>
-              <w:t>26.00% ± 2.60%</w:t>
+              <w:t>24.00% ± 2.35%</w:t>
             </w:r>
           </w:p>
         </w:tc>
@@ -7323,7 +7445,7 @@
                 <w:spacing w:val="0"/>
                 <w:kern w:val="0"/>
               </w:rPr>
-              <w:t>23.40% – 28.60%</w:t>
+              <w:t>21.65% – 26.35%</w:t>
             </w:r>
           </w:p>
         </w:tc>
@@ -7336,18 +7458,18 @@
           <w:p>
             <w:pPr>
               <w:spacing w:before="20" w:after="20"/>
-              <w:jc w:val="center"/>
-            </w:pPr>
-            <w:r>
-              <w:rPr>
-                <w:rFonts w:ascii="Calibri" w:hAnsi="Calibri"/>
-                <w:b w:val="0"/>
-                <w:color w:val="16232B"/>
-                <w:sz w:val="16"/>
-                <w:spacing w:val="0"/>
-                <w:kern w:val="0"/>
-              </w:rPr>
-              <w:t>GP062501, GP0824_03, GP092501</w:t>
+              <w:jc w:val="left"/>
+            </w:pPr>
+            <w:r>
+              <w:rPr>
+                <w:rFonts w:ascii="Calibri" w:hAnsi="Calibri"/>
+                <w:b w:val="0"/>
+                <w:color w:val="16232B"/>
+                <w:sz w:val="16"/>
+                <w:spacing w:val="0"/>
+                <w:kern w:val="0"/>
+              </w:rPr>
+              <w:t>GP0824_02, GP062501, GP0824_03, GP092501</w:t>
             </w:r>
           </w:p>
         </w:tc>
@@ -7360,18 +7482,18 @@
           <w:p>
             <w:pPr>
               <w:spacing w:before="20" w:after="20"/>
-              <w:jc w:val="center"/>
-            </w:pPr>
-            <w:r>
-              <w:rPr>
-                <w:rFonts w:ascii="Calibri" w:hAnsi="Calibri"/>
-                <w:b w:val="0"/>
-                <w:color w:val="16232B"/>
-                <w:sz w:val="16"/>
-                <w:spacing w:val="0"/>
-                <w:kern w:val="0"/>
-              </w:rPr>
-              <w:t>24.89%, 25.45%, 25.73%</w:t>
+              <w:jc w:val="left"/>
+            </w:pPr>
+            <w:r>
+              <w:rPr>
+                <w:rFonts w:ascii="Calibri" w:hAnsi="Calibri"/>
+                <w:b w:val="0"/>
+                <w:color w:val="16232B"/>
+                <w:sz w:val="16"/>
+                <w:spacing w:val="0"/>
+                <w:kern w:val="0"/>
+              </w:rPr>
+              <w:t>22.61%, 24.89%, 25.45%, 25.73%</w:t>
             </w:r>
           </w:p>
         </w:tc>
@@ -7392,7 +7514,7 @@
           <w:spacing w:val="0"/>
           <w:kern w:val="0"/>
         </w:rPr>
-        <w:t>Толеранцијата е поставена најшироко што правилата дозволуваат — до 10,00% од номиналата — но никогаш толку широко што би ја допрела соседната класа: затоа две класи од иста сорта може да носат различен ± процент, по дизајн. Класите никогаш не се преклопуваат. | The tolerance is set as wide as the rules allow — up to 10.00% of the nominal — but never so wide that it would touch the neighbouring tier: that is why two tiers of the same strain can carry a different ± percentage, by design. Tiers never overlap.</w:t>
+        <w:t>Толеранцијата е на целосните 10,00% од номиналата секогаш кога тоа е возможно, а се намалува само толку колку што е потребно за точно да ја допре соседната класа (без празен простор меѓу нив) — затоа две класи од иста сорта може да носат различен ± процент, по дизајн. Класите никогаш не се преклопуваат. | Tolerance is at the full 10.00% of the nominal whenever the data allows it, and shrinks only as far as needed to meet the neighbouring tier exactly (no blind gap between them) — that is why two tiers of the same strain can carry a different ± percentage, by design. Tiers never overlap.</w:t>
       </w:r>
     </w:p>
     <w:p>
@@ -7854,7 +7976,25 @@
           <w:spacing w:val="0"/>
           <w:kern w:val="0"/>
         </w:rPr>
-        <w:t>Толеранцијата е поставена најшироко што правилата дозволуваат — до 10,00% од номиналата — но никогаш толку широко што би ја допрела соседната класа: затоа две класи од иста сорта може да носат различен ± процент, по дизајн. Класите никогаш не се преклопуваат. | The tolerance is set as wide as the rules allow — up to 10.00% of the nominal — but never so wide that it would touch the neighbouring tier: that is why two tiers of the same strain can carry a different ± percentage, by design. Tiers never overlap.</w:t>
+        <w:t>Толеранцијата е на целосните 10,00% од номиналата секогаш кога тоа е возможно, а се намалува само толку колку што е потребно за точно да ја допре соседната класа (без празен простор меѓу нив) — затоа две класи од иста сорта може да носат различен ± процент, по дизајн. Класите никогаш не се преклопуваат. | Tolerance is at the full 10.00% of the nominal whenever the data allows it, and shrinks only as far as needed to meet the neighbouring tier exactly (no blind gap between them) — that is why two tiers of the same strain can carry a different ± percentage, by design. Tiers never overlap.</w:t>
+      </w:r>
+    </w:p>
+    <w:p>
+      <w:pPr>
+        <w:spacing w:before="40" w:after="40" w:line="254" w:lineRule="auto"/>
+        <w:jc w:val="left"/>
+      </w:pPr>
+      <w:r>
+        <w:rPr>
+          <w:rFonts w:ascii="Calibri" w:hAnsi="Calibri"/>
+          <w:b w:val="0"/>
+          <w:i/>
+          <w:color w:val="8A2E2E"/>
+          <w:sz w:val="16"/>
+          <w:spacing w:val="0"/>
+          <w:kern w:val="0"/>
+        </w:rPr>
+        <w:t>НЕМА КЛАСА | NO GRADE — Нема воспоставена класа 7.70%–10.80%: ниту еден тестиран резултат на оваа сорта не паѓа во оваа зона, и ниту еден цел број не може да ги премости соседните класи во рамки на 10%-ограничувањето — резултат тука би побарал индивидуална ОК проценка. | No established grade 7.70%–10.80%: no tested result of this strain falls in this zone, and no whole number can bridge the neighbouring tiers within the 10% cap — a result here would require individual QC assessment.</w:t>
       </w:r>
     </w:p>
     <w:p>
@@ -8101,7 +8241,7 @@
                 <w:spacing w:val="0"/>
                 <w:kern w:val="0"/>
               </w:rPr>
-              <w:t>17.00% ± 1.70%</w:t>
+              <w:t>18.00% ± 1.35%</w:t>
             </w:r>
           </w:p>
         </w:tc>
@@ -8125,7 +8265,7 @@
                 <w:spacing w:val="0"/>
                 <w:kern w:val="0"/>
               </w:rPr>
-              <w:t>15.30% – 18.70%</w:t>
+              <w:t>16.65% – 19.35%</w:t>
             </w:r>
           </w:p>
         </w:tc>
@@ -8223,7 +8363,7 @@
                 <w:spacing w:val="0"/>
                 <w:kern w:val="0"/>
               </w:rPr>
-              <w:t>21.00% ± 2.10%</w:t>
+              <w:t>21.00% ± 1.64%</w:t>
             </w:r>
           </w:p>
         </w:tc>
@@ -8247,7 +8387,7 @@
                 <w:spacing w:val="0"/>
                 <w:kern w:val="0"/>
               </w:rPr>
-              <w:t>18.90% – 23.10%</w:t>
+              <w:t>19.36% – 22.64%</w:t>
             </w:r>
           </w:p>
         </w:tc>
@@ -8316,7 +8456,7 @@
           <w:spacing w:val="0"/>
           <w:kern w:val="0"/>
         </w:rPr>
-        <w:t>Толеранцијата е поставена најшироко што правилата дозволуваат — до 10,00% од номиналата — но никогаш толку широко што би ја допрела соседната класа: затоа две класи од иста сорта може да носат различен ± процент, по дизајн. Класите никогаш не се преклопуваат. | The tolerance is set as wide as the rules allow — up to 10.00% of the nominal — but never so wide that it would touch the neighbouring tier: that is why two tiers of the same strain can carry a different ± percentage, by design. Tiers never overlap.</w:t>
+        <w:t>Толеранцијата е на целосните 10,00% од номиналата секогаш кога тоа е возможно, а се намалува само толку колку што е потребно за точно да ја допре соседната класа (без празен простор меѓу нив) — затоа две класи од иста сорта може да носат различен ± процент, по дизајн. Класите никогаш не се преклопуваат. | Tolerance is at the full 10.00% of the nominal whenever the data allows it, and shrinks only as far as needed to meet the neighbouring tier exactly (no blind gap between them) — that is why two tiers of the same strain can carry a different ± percentage, by design. Tiers never overlap.</w:t>
       </w:r>
     </w:p>
     <w:p>
@@ -8563,7 +8703,7 @@
                 <w:spacing w:val="0"/>
                 <w:kern w:val="0"/>
               </w:rPr>
-              <w:t>16.00% ± 1.60%</w:t>
+              <w:t>16.00% ± 1.27%</w:t>
             </w:r>
           </w:p>
         </w:tc>
@@ -8587,7 +8727,7 @@
                 <w:spacing w:val="0"/>
                 <w:kern w:val="0"/>
               </w:rPr>
-              <w:t>14.40% – 17.60%</w:t>
+              <w:t>14.73% – 17.27%</w:t>
             </w:r>
           </w:p>
         </w:tc>
@@ -8685,7 +8825,7 @@
                 <w:spacing w:val="0"/>
                 <w:kern w:val="0"/>
               </w:rPr>
-              <w:t>20.00% ± 2.00%</w:t>
+              <w:t>19.00% ± 1.72%</w:t>
             </w:r>
           </w:p>
         </w:tc>
@@ -8709,7 +8849,7 @@
                 <w:spacing w:val="0"/>
                 <w:kern w:val="0"/>
               </w:rPr>
-              <w:t>18.00% – 22.00%</w:t>
+              <w:t>17.28% – 20.72%</w:t>
             </w:r>
           </w:p>
         </w:tc>
@@ -8778,7 +8918,7 @@
           <w:spacing w:val="0"/>
           <w:kern w:val="0"/>
         </w:rPr>
-        <w:t>Толеранцијата е поставена најшироко што правилата дозволуваат — до 10,00% од номиналата — но никогаш толку широко што би ја допрела соседната класа: затоа две класи од иста сорта може да носат различен ± процент, по дизајн. Класите никогаш не се преклопуваат. | The tolerance is set as wide as the rules allow — up to 10.00% of the nominal — but never so wide that it would touch the neighbouring tier: that is why two tiers of the same strain can carry a different ± percentage, by design. Tiers never overlap.</w:t>
+        <w:t>Толеранцијата е на целосните 10,00% од номиналата секогаш кога тоа е возможно, а се намалува само толку колку што е потребно за точно да ја допре соседната класа (без празен простор меѓу нив) — затоа две класи од иста сорта може да носат различен ± процент, по дизајн. Класите никогаш не се преклопуваат. | Tolerance is at the full 10.00% of the nominal whenever the data allows it, and shrinks only as far as needed to meet the neighbouring tier exactly (no blind gap between them) — that is why two tiers of the same strain can carry a different ± percentage, by design. Tiers never overlap.</w:t>
       </w:r>
     </w:p>
     <w:p>
@@ -9025,7 +9165,7 @@
                 <w:spacing w:val="0"/>
                 <w:kern w:val="0"/>
               </w:rPr>
-              <w:t>17.00% ± 1.70%</w:t>
+              <w:t>18.00% ± 1.35%</w:t>
             </w:r>
           </w:p>
         </w:tc>
@@ -9049,7 +9189,7 @@
                 <w:spacing w:val="0"/>
                 <w:kern w:val="0"/>
               </w:rPr>
-              <w:t>15.30% – 18.70%</w:t>
+              <w:t>16.65% – 19.35%</w:t>
             </w:r>
           </w:p>
         </w:tc>
@@ -9147,7 +9287,7 @@
                 <w:spacing w:val="0"/>
                 <w:kern w:val="0"/>
               </w:rPr>
-              <w:t>21.00% ± 2.10%</w:t>
+              <w:t>21.00% ± 1.64%</w:t>
             </w:r>
           </w:p>
         </w:tc>
@@ -9171,7 +9311,7 @@
                 <w:spacing w:val="0"/>
                 <w:kern w:val="0"/>
               </w:rPr>
-              <w:t>18.90% – 23.10%</w:t>
+              <w:t>19.36% – 22.64%</w:t>
             </w:r>
           </w:p>
         </w:tc>
@@ -9240,7 +9380,7 @@
           <w:spacing w:val="0"/>
           <w:kern w:val="0"/>
         </w:rPr>
-        <w:t>Толеранцијата е поставена најшироко што правилата дозволуваат — до 10,00% од номиналата — но никогаш толку широко што би ја допрела соседната класа: затоа две класи од иста сорта може да носат различен ± процент, по дизајн. Класите никогаш не се преклопуваат. | The tolerance is set as wide as the rules allow — up to 10.00% of the nominal — but never so wide that it would touch the neighbouring tier: that is why two tiers of the same strain can carry a different ± percentage, by design. Tiers never overlap.</w:t>
+        <w:t>Толеранцијата е на целосните 10,00% од номиналата секогаш кога тоа е возможно, а се намалува само толку колку што е потребно за точно да ја допре соседната класа (без празен простор меѓу нив) — затоа две класи од иста сорта може да носат различен ± процент, по дизајн. Класите никогаш не се преклопуваат. | Tolerance is at the full 10.00% of the nominal whenever the data allows it, and shrinks only as far as needed to meet the neighbouring tier exactly (no blind gap between them) — that is why two tiers of the same strain can carry a different ± percentage, by design. Tiers never overlap.</w:t>
       </w:r>
     </w:p>
     <w:p>
@@ -9580,7 +9720,7 @@
           <w:spacing w:val="0"/>
           <w:kern w:val="0"/>
         </w:rPr>
-        <w:t>Толеранцијата е поставена најшироко што правилата дозволуваат — до 10,00% од номиналата — но никогаш толку широко што би ја допрела соседната класа: затоа две класи од иста сорта може да носат различен ± процент, по дизајн. Класите никогаш не се преклопуваат. | The tolerance is set as wide as the rules allow — up to 10.00% of the nominal — but never so wide that it would touch the neighbouring tier: that is why two tiers of the same strain can carry a different ± percentage, by design. Tiers never overlap.</w:t>
+        <w:t>Толеранцијата е на целосните 10,00% од номиналата секогаш кога тоа е возможно, а се намалува само толку колку што е потребно за точно да ја допре соседната класа (без празен простор меѓу нив) — затоа две класи од иста сорта може да носат различен ± процент, по дизајн. Класите никогаш не се преклопуваат. | Tolerance is at the full 10.00% of the nominal whenever the data allows it, and shrinks only as far as needed to meet the neighbouring tier exactly (no blind gap between them) — that is why two tiers of the same strain can carry a different ± percentage, by design. Tiers never overlap.</w:t>
       </w:r>
     </w:p>
     <w:p>
@@ -9920,7 +10060,7 @@
           <w:spacing w:val="0"/>
           <w:kern w:val="0"/>
         </w:rPr>
-        <w:t>Толеранцијата е поставена најшироко што правилата дозволуваат — до 10,00% од номиналата — но никогаш толку широко што би ја допрела соседната класа: затоа две класи од иста сорта може да носат различен ± процент, по дизајн. Класите никогаш не се преклопуваат. | The tolerance is set as wide as the rules allow — up to 10.00% of the nominal — but never so wide that it would touch the neighbouring tier: that is why two tiers of the same strain can carry a different ± percentage, by design. Tiers never overlap.</w:t>
+        <w:t>Толеранцијата е на целосните 10,00% од номиналата секогаш кога тоа е возможно, а се намалува само толку колку што е потребно за точно да ја допре соседната класа (без празен простор меѓу нив) — затоа две класи од иста сорта може да носат различен ± процент, по дизајн. Класите никогаш не се преклопуваат. | Tolerance is at the full 10.00% of the nominal whenever the data allows it, and shrinks only as far as needed to meet the neighbouring tier exactly (no blind gap between them) — that is why two tiers of the same strain can carry a different ± percentage, by design. Tiers never overlap.</w:t>
       </w:r>
     </w:p>
     <w:p>
@@ -10167,7 +10307,7 @@
                 <w:spacing w:val="0"/>
                 <w:kern w:val="0"/>
               </w:rPr>
-              <w:t>8.00% ± 0.80%</w:t>
+              <w:t>8.00% ± 0.33%</w:t>
             </w:r>
           </w:p>
         </w:tc>
@@ -10191,7 +10331,7 @@
                 <w:spacing w:val="0"/>
                 <w:kern w:val="0"/>
               </w:rPr>
-              <w:t>7.20% – 8.80%</w:t>
+              <w:t>7.67% – 8.33%</w:t>
             </w:r>
           </w:p>
         </w:tc>
@@ -10289,7 +10429,7 @@
                 <w:spacing w:val="0"/>
                 <w:kern w:val="0"/>
               </w:rPr>
-              <w:t>10.00% ± 1.00%</w:t>
+              <w:t>9.00% ± 0.66%</w:t>
             </w:r>
           </w:p>
         </w:tc>
@@ -10313,7 +10453,7 @@
                 <w:spacing w:val="0"/>
                 <w:kern w:val="0"/>
               </w:rPr>
-              <w:t>9.00% – 11.00%</w:t>
+              <w:t>8.34% – 9.66%</w:t>
             </w:r>
           </w:p>
         </w:tc>
@@ -10411,7 +10551,7 @@
                 <w:spacing w:val="0"/>
                 <w:kern w:val="0"/>
               </w:rPr>
-              <w:t>13.00% ± 1.30%</w:t>
+              <w:t>15.00% ± 0.90%</w:t>
             </w:r>
           </w:p>
         </w:tc>
@@ -10435,7 +10575,7 @@
                 <w:spacing w:val="0"/>
                 <w:kern w:val="0"/>
               </w:rPr>
-              <w:t>11.70% – 14.30%</w:t>
+              <w:t>14.10% – 15.90%</w:t>
             </w:r>
           </w:p>
         </w:tc>
@@ -10459,7 +10599,7 @@
                 <w:spacing w:val="0"/>
                 <w:kern w:val="0"/>
               </w:rPr>
-              <w:t>OPM052501</w:t>
+              <w:t>OPM052501, OMP1024_01</w:t>
             </w:r>
           </w:p>
         </w:tc>
@@ -10483,7 +10623,7 @@
                 <w:spacing w:val="0"/>
                 <w:kern w:val="0"/>
               </w:rPr>
-              <w:t>14.16%</w:t>
+              <w:t>14.16%, 15.38%</w:t>
             </w:r>
           </w:p>
         </w:tc>
@@ -10533,7 +10673,7 @@
                 <w:spacing w:val="0"/>
                 <w:kern w:val="0"/>
               </w:rPr>
-              <w:t>16.00% ± 1.60%</w:t>
+              <w:t>17.00% ± 1.09%</w:t>
             </w:r>
           </w:p>
         </w:tc>
@@ -10557,7 +10697,7 @@
                 <w:spacing w:val="0"/>
                 <w:kern w:val="0"/>
               </w:rPr>
-              <w:t>14.40% – 17.60%</w:t>
+              <w:t>15.91% – 18.09%</w:t>
             </w:r>
           </w:p>
         </w:tc>
@@ -10581,7 +10721,7 @@
                 <w:spacing w:val="0"/>
                 <w:kern w:val="0"/>
               </w:rPr>
-              <w:t>OMP1024_01, OPM1024_03</w:t>
+              <w:t>OPM1024_03, OPM1024_02</w:t>
             </w:r>
           </w:p>
         </w:tc>
@@ -10605,7 +10745,7 @@
                 <w:spacing w:val="0"/>
                 <w:kern w:val="0"/>
               </w:rPr>
-              <w:t>15.38%, 16.55%</w:t>
+              <w:t>16.55%, 18.04%</w:t>
             </w:r>
           </w:p>
         </w:tc>
@@ -10655,7 +10795,7 @@
                 <w:spacing w:val="0"/>
                 <w:kern w:val="0"/>
               </w:rPr>
-              <w:t>20.00% ± 2.00%</w:t>
+              <w:t>20.00% ± 1.90%</w:t>
             </w:r>
           </w:p>
         </w:tc>
@@ -10679,7 +10819,7 @@
                 <w:spacing w:val="0"/>
                 <w:kern w:val="0"/>
               </w:rPr>
-              <w:t>18.00% – 22.00%</w:t>
+              <w:t>18.10% – 21.90%</w:t>
             </w:r>
           </w:p>
         </w:tc>
@@ -10703,7 +10843,7 @@
                 <w:spacing w:val="0"/>
                 <w:kern w:val="0"/>
               </w:rPr>
-              <w:t>OPM1024_02, OPM1024</w:t>
+              <w:t>OPM1024</w:t>
             </w:r>
           </w:p>
         </w:tc>
@@ -10727,7 +10867,7 @@
                 <w:spacing w:val="0"/>
                 <w:kern w:val="0"/>
               </w:rPr>
-              <w:t>18.04%, 20.03%</w:t>
+              <w:t>20.03%</w:t>
             </w:r>
           </w:p>
         </w:tc>
@@ -10748,7 +10888,25 @@
           <w:spacing w:val="0"/>
           <w:kern w:val="0"/>
         </w:rPr>
-        <w:t>Толеранцијата е поставена најшироко што правилата дозволуваат — до 10,00% од номиналата — но никогаш толку широко што би ја допрела соседната класа: затоа две класи од иста сорта може да носат различен ± процент, по дизајн. Класите никогаш не се преклопуваат. | The tolerance is set as wide as the rules allow — up to 10.00% of the nominal — but never so wide that it would touch the neighbouring tier: that is why two tiers of the same strain can carry a different ± percentage, by design. Tiers never overlap.</w:t>
+        <w:t>Толеранцијата е на целосните 10,00% од номиналата секогаш кога тоа е возможно, а се намалува само толку колку што е потребно за точно да ја допре соседната класа (без празен простор меѓу нив) — затоа две класи од иста сорта може да носат различен ± процент, по дизајн. Класите никогаш не се преклопуваат. | Tolerance is at the full 10.00% of the nominal whenever the data allows it, and shrinks only as far as needed to meet the neighbouring tier exactly (no blind gap between them) — that is why two tiers of the same strain can carry a different ± percentage, by design. Tiers never overlap.</w:t>
+      </w:r>
+    </w:p>
+    <w:p>
+      <w:pPr>
+        <w:spacing w:before="40" w:after="40" w:line="254" w:lineRule="auto"/>
+        <w:jc w:val="left"/>
+      </w:pPr>
+      <w:r>
+        <w:rPr>
+          <w:rFonts w:ascii="Calibri" w:hAnsi="Calibri"/>
+          <w:b w:val="0"/>
+          <w:i/>
+          <w:color w:val="8A2E2E"/>
+          <w:sz w:val="16"/>
+          <w:spacing w:val="0"/>
+          <w:kern w:val="0"/>
+        </w:rPr>
+        <w:t>НЕМА КЛАСА | NO GRADE — Нема воспоставена класа 9.66%–14.10%: ниту еден тестиран резултат на оваа сорта не паѓа во оваа зона, и ниту еден цел број не може да ги премости соседните класи во рамки на 10%-ограничувањето — резултат тука би побарал индивидуална ОК проценка. | No established grade 9.66%–14.10%: no tested result of this strain falls in this zone, and no whole number can bridge the neighbouring tiers within the 10% cap — a result here would require individual QC assessment.</w:t>
       </w:r>
     </w:p>
     <w:p>
@@ -10995,7 +11153,7 @@
                 <w:spacing w:val="0"/>
                 <w:kern w:val="0"/>
               </w:rPr>
-              <w:t>10.00% ± 1.00%</w:t>
+              <w:t>11.00% ± 1.05%</w:t>
             </w:r>
           </w:p>
         </w:tc>
@@ -11019,7 +11177,7 @@
                 <w:spacing w:val="0"/>
                 <w:kern w:val="0"/>
               </w:rPr>
-              <w:t>9.00% – 11.00%</w:t>
+              <w:t>9.95% – 12.05%</w:t>
             </w:r>
           </w:p>
         </w:tc>
@@ -11117,7 +11275,7 @@
                 <w:spacing w:val="0"/>
                 <w:kern w:val="0"/>
               </w:rPr>
-              <w:t>13.00% ± 1.30%</w:t>
+              <w:t>13.00% ± 0.94%</w:t>
             </w:r>
           </w:p>
         </w:tc>
@@ -11141,7 +11299,7 @@
                 <w:spacing w:val="0"/>
                 <w:kern w:val="0"/>
               </w:rPr>
-              <w:t>11.70% – 14.30%</w:t>
+              <w:t>12.06% – 13.94%</w:t>
             </w:r>
           </w:p>
         </w:tc>
@@ -11210,7 +11368,7 @@
           <w:spacing w:val="0"/>
           <w:kern w:val="0"/>
         </w:rPr>
-        <w:t>Толеранцијата е поставена најшироко што правилата дозволуваат — до 10,00% од номиналата — но никогаш толку широко што би ја допрела соседната класа: затоа две класи од иста сорта може да носат различен ± процент, по дизајн. Класите никогаш не се преклопуваат. | The tolerance is set as wide as the rules allow — up to 10.00% of the nominal — but never so wide that it would touch the neighbouring tier: that is why two tiers of the same strain can carry a different ± percentage, by design. Tiers never overlap.</w:t>
+        <w:t>Толеранцијата е на целосните 10,00% од номиналата секогаш кога тоа е возможно, а се намалува само толку колку што е потребно за точно да ја допре соседната класа (без празен простор меѓу нив) — затоа две класи од иста сорта може да носат различен ± процент, по дизајн. Класите никогаш не се преклопуваат. | Tolerance is at the full 10.00% of the nominal whenever the data allows it, and shrinks only as far as needed to meet the neighbouring tier exactly (no blind gap between them) — that is why two tiers of the same strain can carry a different ± percentage, by design. Tiers never overlap.</w:t>
       </w:r>
     </w:p>
     <w:p>
@@ -11457,7 +11615,7 @@
                 <w:spacing w:val="0"/>
                 <w:kern w:val="0"/>
               </w:rPr>
-              <w:t>17.00% ± 1.70%</w:t>
+              <w:t>18.00% ± 1.79%</w:t>
             </w:r>
           </w:p>
         </w:tc>
@@ -11481,7 +11639,7 @@
                 <w:spacing w:val="0"/>
                 <w:kern w:val="0"/>
               </w:rPr>
-              <w:t>15.30% – 18.70%</w:t>
+              <w:t>16.21% – 19.79%</w:t>
             </w:r>
           </w:p>
         </w:tc>
@@ -11672,7 +11830,7 @@
           <w:spacing w:val="0"/>
           <w:kern w:val="0"/>
         </w:rPr>
-        <w:t>Толеранцијата е поставена најшироко што правилата дозволуваат — до 10,00% од номиналата — но никогаш толку широко што би ја допрела соседната класа: затоа две класи од иста сорта може да носат различен ± процент, по дизајн. Класите никогаш не се преклопуваат. | The tolerance is set as wide as the rules allow — up to 10.00% of the nominal — but never so wide that it would touch the neighbouring tier: that is why two tiers of the same strain can carry a different ± percentage, by design. Tiers never overlap.</w:t>
+        <w:t>Толеранцијата е на целосните 10,00% од номиналата секогаш кога тоа е возможно, а се намалува само толку колку што е потребно за точно да ја допре соседната класа (без празен простор меѓу нив) — затоа две класи од иста сорта може да носат различен ± процент, по дизајн. Класите никогаш не се преклопуваат. | Tolerance is at the full 10.00% of the nominal whenever the data allows it, and shrinks only as far as needed to meet the neighbouring tier exactly (no blind gap between them) — that is why two tiers of the same strain can carry a different ± percentage, by design. Tiers never overlap.</w:t>
       </w:r>
     </w:p>
     <w:p>
@@ -12041,7 +12199,7 @@
                 <w:spacing w:val="0"/>
                 <w:kern w:val="0"/>
               </w:rPr>
-              <w:t>12.00% ± 1.20%</w:t>
+              <w:t>11.00% ± 1.09%</w:t>
             </w:r>
           </w:p>
         </w:tc>
@@ -12065,7 +12223,7 @@
                 <w:spacing w:val="0"/>
                 <w:kern w:val="0"/>
               </w:rPr>
-              <w:t>10.80% – 13.20%</w:t>
+              <w:t>9.91% – 12.09%</w:t>
             </w:r>
           </w:p>
         </w:tc>
@@ -12134,7 +12292,7 @@
           <w:spacing w:val="0"/>
           <w:kern w:val="0"/>
         </w:rPr>
-        <w:t>Толеранцијата е поставена најшироко што правилата дозволуваат — до 10,00% од номиналата — но никогаш толку широко што би ја допрела соседната класа: затоа две класи од иста сорта може да носат различен ± процент, по дизајн. Класите никогаш не се преклопуваат. | The tolerance is set as wide as the rules allow — up to 10.00% of the nominal — but never so wide that it would touch the neighbouring tier: that is why two tiers of the same strain can carry a different ± percentage, by design. Tiers never overlap.</w:t>
+        <w:t>Толеранцијата е на целосните 10,00% од номиналата секогаш кога тоа е возможно, а се намалува само толку колку што е потребно за точно да ја допре соседната класа (без празен простор меѓу нив) — затоа две класи од иста сорта може да носат различен ± процент, по дизајн. Класите никогаш не се преклопуваат. | Tolerance is at the full 10.00% of the nominal whenever the data allows it, and shrinks only as far as needed to meet the neighbouring tier exactly (no blind gap between them) — that is why two tiers of the same strain can carry a different ± percentage, by design. Tiers never overlap.</w:t>
       </w:r>
     </w:p>
     <w:p>
@@ -12474,7 +12632,7 @@
           <w:spacing w:val="0"/>
           <w:kern w:val="0"/>
         </w:rPr>
-        <w:t>Толеранцијата е поставена најшироко што правилата дозволуваат — до 10,00% од номиналата — но никогаш толку широко што би ја допрела соседната класа: затоа две класи од иста сорта може да носат различен ± процент, по дизајн. Класите никогаш не се преклопуваат. | The tolerance is set as wide as the rules allow — up to 10.00% of the nominal — but never so wide that it would touch the neighbouring tier: that is why two tiers of the same strain can carry a different ± percentage, by design. Tiers never overlap.</w:t>
+        <w:t>Толеранцијата е на целосните 10,00% од номиналата секогаш кога тоа е возможно, а се намалува само толку колку што е потребно за точно да ја допре соседната класа (без празен простор меѓу нив) — затоа две класи од иста сорта може да носат различен ± процент, по дизајн. Класите никогаш не се преклопуваат. | Tolerance is at the full 10.00% of the nominal whenever the data allows it, and shrinks only as far as needed to meet the neighbouring tier exactly (no blind gap between them) — that is why two tiers of the same strain can carry a different ± percentage, by design. Tiers never overlap.</w:t>
       </w:r>
     </w:p>
     <w:p>
@@ -13109,7 +13267,7 @@
                 <w:spacing w:val="0"/>
                 <w:kern w:val="0"/>
               </w:rPr>
-              <w:t>25.00% ± 2.50%</w:t>
+              <w:t>24.00% ± 2.19%</w:t>
             </w:r>
           </w:p>
         </w:tc>
@@ -13133,7 +13291,7 @@
                 <w:spacing w:val="0"/>
                 <w:kern w:val="0"/>
               </w:rPr>
-              <w:t>2.51</w:t>
+              <w:t>3.20</w:t>
             </w:r>
           </w:p>
         </w:tc>
@@ -13303,7 +13461,7 @@
                 <w:spacing w:val="0"/>
                 <w:kern w:val="0"/>
               </w:rPr>
-              <w:t>23.00% ± 2.30%</w:t>
+              <w:t>23.00% ± 2.20%</w:t>
             </w:r>
           </w:p>
         </w:tc>
@@ -13327,7 +13485,7 @@
                 <w:spacing w:val="0"/>
                 <w:kern w:val="0"/>
               </w:rPr>
-              <w:t>3.35</w:t>
+              <w:t>3.25</w:t>
             </w:r>
           </w:p>
         </w:tc>
@@ -13497,7 +13655,7 @@
                 <w:spacing w:val="0"/>
                 <w:kern w:val="0"/>
               </w:rPr>
-              <w:t>18.00% ± 1.80%</w:t>
+              <w:t>19.00% ± 1.79%</w:t>
             </w:r>
           </w:p>
         </w:tc>
@@ -13521,7 +13679,7 @@
                 <w:spacing w:val="0"/>
                 <w:kern w:val="0"/>
               </w:rPr>
-              <w:t>2.71</w:t>
+              <w:t>1.70</w:t>
             </w:r>
           </w:p>
         </w:tc>
@@ -13691,7 +13849,7 @@
                 <w:spacing w:val="0"/>
                 <w:kern w:val="0"/>
               </w:rPr>
-              <w:t>18.00% ± 1.80%</w:t>
+              <w:t>19.00% ± 1.79%</w:t>
             </w:r>
           </w:p>
         </w:tc>
@@ -13715,7 +13873,7 @@
                 <w:spacing w:val="0"/>
                 <w:kern w:val="0"/>
               </w:rPr>
-              <w:t>2.09</w:t>
+              <w:t>1.08</w:t>
             </w:r>
           </w:p>
         </w:tc>
@@ -13861,7 +14019,7 @@
                 <w:spacing w:val="0"/>
                 <w:kern w:val="0"/>
               </w:rPr>
-              <w:t>Pot.-2</w:t>
+              <w:t>Pot.-3</w:t>
             </w:r>
           </w:p>
         </w:tc>
@@ -13885,7 +14043,7 @@
                 <w:spacing w:val="0"/>
                 <w:kern w:val="0"/>
               </w:rPr>
-              <w:t>18.00% ± 1.80%</w:t>
+              <w:t>17.00% ± 1.64%</w:t>
             </w:r>
           </w:p>
         </w:tc>
@@ -13909,7 +14067,7 @@
                 <w:spacing w:val="0"/>
                 <w:kern w:val="0"/>
               </w:rPr>
-              <w:t>1.47</w:t>
+              <w:t>2.31</w:t>
             </w:r>
           </w:p>
         </w:tc>
@@ -14079,7 +14237,7 @@
                 <w:spacing w:val="0"/>
                 <w:kern w:val="0"/>
               </w:rPr>
-              <w:t>18.00% ± 1.80%</w:t>
+              <w:t>18.00% ± 1.64%</w:t>
             </w:r>
           </w:p>
         </w:tc>
@@ -14103,7 +14261,7 @@
                 <w:spacing w:val="0"/>
                 <w:kern w:val="0"/>
               </w:rPr>
-              <w:t>2.66</w:t>
+              <w:t>2.50</w:t>
             </w:r>
           </w:p>
         </w:tc>
@@ -14273,7 +14431,7 @@
                 <w:spacing w:val="0"/>
                 <w:kern w:val="0"/>
               </w:rPr>
-              <w:t>17.00% ± 1.70%</w:t>
+              <w:t>17.00% ± 1.69%</w:t>
             </w:r>
           </w:p>
         </w:tc>
@@ -14297,7 +14455,7 @@
                 <w:spacing w:val="0"/>
                 <w:kern w:val="0"/>
               </w:rPr>
-              <w:t>1.40</w:t>
+              <w:t>1.39</w:t>
             </w:r>
           </w:p>
         </w:tc>
@@ -14467,7 +14625,7 @@
                 <w:spacing w:val="0"/>
                 <w:kern w:val="0"/>
               </w:rPr>
-              <w:t>17.00% ± 1.70%</w:t>
+              <w:t>17.00% ± 1.69%</w:t>
             </w:r>
           </w:p>
         </w:tc>
@@ -14491,7 +14649,7 @@
                 <w:spacing w:val="0"/>
                 <w:kern w:val="0"/>
               </w:rPr>
-              <w:t>3.37</w:t>
+              <w:t>3.36</w:t>
             </w:r>
           </w:p>
         </w:tc>
@@ -14637,7 +14795,7 @@
                 <w:spacing w:val="0"/>
                 <w:kern w:val="0"/>
               </w:rPr>
-              <w:t>Pot.-1</w:t>
+              <w:t>Pot.-2</w:t>
             </w:r>
           </w:p>
         </w:tc>
@@ -14661,7 +14819,7 @@
                 <w:spacing w:val="0"/>
                 <w:kern w:val="0"/>
               </w:rPr>
-              <w:t>17.00% ± 1.70%</w:t>
+              <w:t>20.00% ± 1.64%</w:t>
             </w:r>
           </w:p>
         </w:tc>
@@ -14685,7 +14843,7 @@
                 <w:spacing w:val="0"/>
                 <w:kern w:val="0"/>
               </w:rPr>
-              <w:t>3.22</w:t>
+              <w:t>0.16</w:t>
             </w:r>
           </w:p>
         </w:tc>
@@ -14831,7 +14989,7 @@
                 <w:spacing w:val="0"/>
                 <w:kern w:val="0"/>
               </w:rPr>
-              <w:t>Pot.-2</w:t>
+              <w:t>Pot.-3</w:t>
             </w:r>
           </w:p>
         </w:tc>
@@ -14855,7 +15013,7 @@
                 <w:spacing w:val="0"/>
                 <w:kern w:val="0"/>
               </w:rPr>
-              <w:t>21.00% ± 2.10%</w:t>
+              <w:t>24.00% ± 2.35%</w:t>
             </w:r>
           </w:p>
         </w:tc>
@@ -14879,7 +15037,7 @@
                 <w:spacing w:val="0"/>
                 <w:kern w:val="0"/>
               </w:rPr>
-              <w:t>3.71</w:t>
+              <w:t>0.96</w:t>
             </w:r>
           </w:p>
         </w:tc>
@@ -15049,7 +15207,7 @@
                 <w:spacing w:val="0"/>
                 <w:kern w:val="0"/>
               </w:rPr>
-              <w:t>17.00% ± 1.70%</w:t>
+              <w:t>17.00% ± 1.35%</w:t>
             </w:r>
           </w:p>
         </w:tc>
@@ -15073,7 +15231,7 @@
                 <w:spacing w:val="0"/>
                 <w:kern w:val="0"/>
               </w:rPr>
-              <w:t>0.40</w:t>
+              <w:t>0.05</w:t>
             </w:r>
           </w:p>
         </w:tc>
@@ -15243,7 +15401,7 @@
                 <w:spacing w:val="0"/>
                 <w:kern w:val="0"/>
               </w:rPr>
-              <w:t>17.00% ± 1.70%</w:t>
+              <w:t>18.00% ± 1.35%</w:t>
             </w:r>
           </w:p>
         </w:tc>
@@ -15267,7 +15425,7 @@
                 <w:spacing w:val="0"/>
                 <w:kern w:val="0"/>
               </w:rPr>
-              <w:t>2.01</w:t>
+              <w:t>0.66</w:t>
             </w:r>
           </w:p>
         </w:tc>
@@ -15437,7 +15595,7 @@
                 <w:spacing w:val="0"/>
                 <w:kern w:val="0"/>
               </w:rPr>
-              <w:t>21.00% ± 2.10%</w:t>
+              <w:t>21.00% ± 1.64%</w:t>
             </w:r>
           </w:p>
         </w:tc>
@@ -15461,7 +15619,7 @@
                 <w:spacing w:val="0"/>
                 <w:kern w:val="0"/>
               </w:rPr>
-              <w:t>2.71</w:t>
+              <w:t>2.25</w:t>
             </w:r>
           </w:p>
         </w:tc>
@@ -15631,7 +15789,7 @@
                 <w:spacing w:val="0"/>
                 <w:kern w:val="0"/>
               </w:rPr>
-              <w:t>20.00% ± 2.00%</w:t>
+              <w:t>19.00% ± 1.72%</w:t>
             </w:r>
           </w:p>
         </w:tc>
@@ -15655,7 +15813,7 @@
                 <w:spacing w:val="0"/>
                 <w:kern w:val="0"/>
               </w:rPr>
-              <w:t>2.32</w:t>
+              <w:t>3.04</w:t>
             </w:r>
           </w:p>
         </w:tc>
@@ -15825,7 +15983,7 @@
                 <w:spacing w:val="0"/>
                 <w:kern w:val="0"/>
               </w:rPr>
-              <w:t>17.00% ± 1.70%</w:t>
+              <w:t>18.00% ± 1.35%</w:t>
             </w:r>
           </w:p>
         </w:tc>
@@ -15849,7 +16007,7 @@
                 <w:spacing w:val="0"/>
                 <w:kern w:val="0"/>
               </w:rPr>
-              <w:t>2.02</w:t>
+              <w:t>0.67</w:t>
             </w:r>
           </w:p>
         </w:tc>
@@ -16019,7 +16177,7 @@
                 <w:spacing w:val="0"/>
                 <w:kern w:val="0"/>
               </w:rPr>
-              <w:t>20.00% ± 2.00%</w:t>
+              <w:t>20.00% ± 1.90%</w:t>
             </w:r>
           </w:p>
         </w:tc>
@@ -16043,7 +16201,7 @@
                 <w:spacing w:val="0"/>
                 <w:kern w:val="0"/>
               </w:rPr>
-              <w:t>2.03</w:t>
+              <w:t>1.93</w:t>
             </w:r>
           </w:p>
         </w:tc>
@@ -16189,7 +16347,7 @@
                 <w:spacing w:val="0"/>
                 <w:kern w:val="0"/>
               </w:rPr>
-              <w:t>Pot.-5</w:t>
+              <w:t>Pot.-4</w:t>
             </w:r>
           </w:p>
         </w:tc>
@@ -16213,7 +16371,7 @@
                 <w:spacing w:val="0"/>
                 <w:kern w:val="0"/>
               </w:rPr>
-              <w:t>20.00% ± 2.00%</w:t>
+              <w:t>17.00% ± 1.09%</w:t>
             </w:r>
           </w:p>
         </w:tc>
@@ -16237,7 +16395,7 @@
                 <w:spacing w:val="0"/>
                 <w:kern w:val="0"/>
               </w:rPr>
-              <w:t>0.04</w:t>
+              <w:t>2.13</w:t>
             </w:r>
           </w:p>
         </w:tc>
@@ -16407,7 +16565,7 @@
                 <w:spacing w:val="0"/>
                 <w:kern w:val="0"/>
               </w:rPr>
-              <w:t>8.00% ± 0.80%</w:t>
+              <w:t>8.00% ± 0.33%</w:t>
             </w:r>
           </w:p>
         </w:tc>
@@ -16431,7 +16589,7 @@
                 <w:spacing w:val="0"/>
                 <w:kern w:val="0"/>
               </w:rPr>
-              <w:t>0.71</w:t>
+              <w:t>0.24</w:t>
             </w:r>
           </w:p>
         </w:tc>
@@ -16601,7 +16759,7 @@
                 <w:spacing w:val="0"/>
                 <w:kern w:val="0"/>
               </w:rPr>
-              <w:t>13.00% ± 1.30%</w:t>
+              <w:t>13.00% ± 0.94%</w:t>
             </w:r>
           </w:p>
         </w:tc>
@@ -16625,7 +16783,7 @@
                 <w:spacing w:val="0"/>
                 <w:kern w:val="0"/>
               </w:rPr>
-              <w:t>0.55</w:t>
+              <w:t>0.19</w:t>
             </w:r>
           </w:p>
         </w:tc>
@@ -16795,7 +16953,7 @@
                 <w:spacing w:val="0"/>
                 <w:kern w:val="0"/>
               </w:rPr>
-              <w:t>17.00% ± 1.70%</w:t>
+              <w:t>18.00% ± 1.79%</w:t>
             </w:r>
           </w:p>
         </w:tc>
@@ -16819,7 +16977,7 @@
                 <w:spacing w:val="0"/>
                 <w:kern w:val="0"/>
               </w:rPr>
-              <w:t>2.54</w:t>
+              <w:t>1.63</w:t>
             </w:r>
           </w:p>
         </w:tc>
@@ -17183,7 +17341,7 @@
                 <w:spacing w:val="0"/>
                 <w:kern w:val="0"/>
               </w:rPr>
-              <w:t>20.00% ± 2.00%</w:t>
+              <w:t>20.00% ± 1.80%</w:t>
             </w:r>
           </w:p>
         </w:tc>
@@ -17207,7 +17365,7 @@
                 <w:spacing w:val="0"/>
                 <w:kern w:val="0"/>
               </w:rPr>
-              <w:t>2.39</w:t>
+              <w:t>2.19</w:t>
             </w:r>
           </w:p>
         </w:tc>
@@ -17377,7 +17535,7 @@
                 <w:spacing w:val="0"/>
                 <w:kern w:val="0"/>
               </w:rPr>
-              <w:t>23.00% ± 2.30%</w:t>
+              <w:t>23.00% ± 2.20%</w:t>
             </w:r>
           </w:p>
         </w:tc>
@@ -17401,7 +17559,7 @@
                 <w:spacing w:val="0"/>
                 <w:kern w:val="0"/>
               </w:rPr>
-              <w:t>0.81</w:t>
+              <w:t>0.71</w:t>
             </w:r>
           </w:p>
         </w:tc>
@@ -17571,7 +17729,7 @@
                 <w:spacing w:val="0"/>
                 <w:kern w:val="0"/>
               </w:rPr>
-              <w:t>23.00% ± 2.30%</w:t>
+              <w:t>23.00% ± 2.20%</w:t>
             </w:r>
           </w:p>
         </w:tc>
@@ -17595,7 +17753,7 @@
                 <w:spacing w:val="0"/>
                 <w:kern w:val="0"/>
               </w:rPr>
-              <w:t>4.26</w:t>
+              <w:t>4.16</w:t>
             </w:r>
           </w:p>
         </w:tc>
@@ -17765,7 +17923,7 @@
                 <w:spacing w:val="0"/>
                 <w:kern w:val="0"/>
               </w:rPr>
-              <w:t>23.00% ± 2.30%</w:t>
+              <w:t>23.00% ± 2.20%</w:t>
             </w:r>
           </w:p>
         </w:tc>
@@ -17789,7 +17947,7 @@
                 <w:spacing w:val="0"/>
                 <w:kern w:val="0"/>
               </w:rPr>
-              <w:t>1.60</w:t>
+              <w:t>1.50</w:t>
             </w:r>
           </w:p>
         </w:tc>
@@ -17959,7 +18117,7 @@
                 <w:spacing w:val="0"/>
                 <w:kern w:val="0"/>
               </w:rPr>
-              <w:t>13.00% ± 1.30%</w:t>
+              <w:t>12.00% ± 0.64%</w:t>
             </w:r>
           </w:p>
         </w:tc>
@@ -17983,7 +18141,7 @@
                 <w:spacing w:val="0"/>
                 <w:kern w:val="0"/>
               </w:rPr>
-              <w:t>0.62</w:t>
+              <w:t>0.96</w:t>
             </w:r>
           </w:p>
         </w:tc>
@@ -18541,7 +18699,7 @@
                 <w:spacing w:val="0"/>
                 <w:kern w:val="0"/>
               </w:rPr>
-              <w:t>14.00% ± 1.40%</w:t>
+              <w:t>15.00% ± 1.35%</w:t>
             </w:r>
           </w:p>
         </w:tc>
@@ -18565,7 +18723,7 @@
                 <w:spacing w:val="0"/>
                 <w:kern w:val="0"/>
               </w:rPr>
-              <w:t>2.08</w:t>
+              <w:t>1.03</w:t>
             </w:r>
           </w:p>
         </w:tc>
@@ -18735,7 +18893,7 @@
                 <w:spacing w:val="0"/>
                 <w:kern w:val="0"/>
               </w:rPr>
-              <w:t>13.00% ± 1.30%</w:t>
+              <w:t>14.00% ± 1.30%</w:t>
             </w:r>
           </w:p>
         </w:tc>
@@ -18759,7 +18917,7 @@
                 <w:spacing w:val="0"/>
                 <w:kern w:val="0"/>
               </w:rPr>
-              <w:t>1.64</w:t>
+              <w:t>0.64</w:t>
             </w:r>
           </w:p>
         </w:tc>
@@ -18929,7 +19087,7 @@
                 <w:spacing w:val="0"/>
                 <w:kern w:val="0"/>
               </w:rPr>
-              <w:t>21.00% ± 2.10%</w:t>
+              <w:t>20.00% ± 1.64%</w:t>
             </w:r>
           </w:p>
         </w:tc>
@@ -18953,7 +19111,7 @@
                 <w:spacing w:val="0"/>
                 <w:kern w:val="0"/>
               </w:rPr>
-              <w:t>0.91</w:t>
+              <w:t>1.45</w:t>
             </w:r>
           </w:p>
         </w:tc>
@@ -19123,7 +19281,7 @@
                 <w:spacing w:val="0"/>
                 <w:kern w:val="0"/>
               </w:rPr>
-              <w:t>26.00% ± 2.60%</w:t>
+              <w:t>24.00% ± 2.35%</w:t>
             </w:r>
           </w:p>
         </w:tc>
@@ -19147,7 +19305,7 @@
                 <w:spacing w:val="0"/>
                 <w:kern w:val="0"/>
               </w:rPr>
-              <w:t>2.05</w:t>
+              <w:t>3.80</w:t>
             </w:r>
           </w:p>
         </w:tc>
@@ -19317,7 +19475,7 @@
                 <w:spacing w:val="0"/>
                 <w:kern w:val="0"/>
               </w:rPr>
-              <w:t>21.00% ± 2.10%</w:t>
+              <w:t>20.00% ± 1.64%</w:t>
             </w:r>
           </w:p>
         </w:tc>
@@ -19341,7 +19499,7 @@
                 <w:spacing w:val="0"/>
                 <w:kern w:val="0"/>
               </w:rPr>
-              <w:t>2.39</w:t>
+              <w:t>2.93</w:t>
             </w:r>
           </w:p>
         </w:tc>
@@ -19511,7 +19669,7 @@
                 <w:spacing w:val="0"/>
                 <w:kern w:val="0"/>
               </w:rPr>
-              <w:t>26.00% ± 2.60%</w:t>
+              <w:t>24.00% ± 2.35%</w:t>
             </w:r>
           </w:p>
         </w:tc>
@@ -19535,7 +19693,7 @@
                 <w:spacing w:val="0"/>
                 <w:kern w:val="0"/>
               </w:rPr>
-              <w:t>2.33</w:t>
+              <w:t>4.08</w:t>
             </w:r>
           </w:p>
         </w:tc>
@@ -19899,7 +20057,7 @@
                 <w:spacing w:val="0"/>
                 <w:kern w:val="0"/>
               </w:rPr>
-              <w:t>21.00% ± 2.10%</w:t>
+              <w:t>21.00% ± 1.64%</w:t>
             </w:r>
           </w:p>
         </w:tc>
@@ -19923,7 +20081,7 @@
                 <w:spacing w:val="0"/>
                 <w:kern w:val="0"/>
               </w:rPr>
-              <w:t>1.49</w:t>
+              <w:t>1.03</w:t>
             </w:r>
           </w:p>
         </w:tc>
@@ -20093,7 +20251,7 @@
                 <w:spacing w:val="0"/>
                 <w:kern w:val="0"/>
               </w:rPr>
-              <w:t>16.00% ± 1.60%</w:t>
+              <w:t>16.00% ± 1.27%</w:t>
             </w:r>
           </w:p>
         </w:tc>
@@ -20117,7 +20275,7 @@
                 <w:spacing w:val="0"/>
                 <w:kern w:val="0"/>
               </w:rPr>
-              <w:t>2.31</w:t>
+              <w:t>1.98</w:t>
             </w:r>
           </w:p>
         </w:tc>
@@ -20287,7 +20445,7 @@
                 <w:spacing w:val="0"/>
                 <w:kern w:val="0"/>
               </w:rPr>
-              <w:t>20.00% ± 2.00%</w:t>
+              <w:t>19.00% ± 1.72%</w:t>
             </w:r>
           </w:p>
         </w:tc>
@@ -20311,7 +20469,7 @@
                 <w:spacing w:val="0"/>
                 <w:kern w:val="0"/>
               </w:rPr>
-              <w:t>2.54</w:t>
+              <w:t>3.26</w:t>
             </w:r>
           </w:p>
         </w:tc>
@@ -20481,7 +20639,7 @@
                 <w:spacing w:val="0"/>
                 <w:kern w:val="0"/>
               </w:rPr>
-              <w:t>16.00% ± 1.60%</w:t>
+              <w:t>16.00% ± 1.27%</w:t>
             </w:r>
           </w:p>
         </w:tc>
@@ -20505,7 +20663,7 @@
                 <w:spacing w:val="0"/>
                 <w:kern w:val="0"/>
               </w:rPr>
-              <w:t>0.76</w:t>
+              <w:t>0.43</w:t>
             </w:r>
           </w:p>
         </w:tc>
@@ -21039,7 +21197,7 @@
                 <w:spacing w:val="0"/>
                 <w:kern w:val="0"/>
               </w:rPr>
-              <w:t>Pot.-4</w:t>
+              <w:t>Pot.-3</w:t>
             </w:r>
           </w:p>
         </w:tc>
@@ -21063,7 +21221,7 @@
                 <w:spacing w:val="0"/>
                 <w:kern w:val="0"/>
               </w:rPr>
-              <w:t>16.00% ± 1.60%</w:t>
+              <w:t>15.00% ± 0.90%</w:t>
             </w:r>
           </w:p>
         </w:tc>
@@ -21087,7 +21245,7 @@
                 <w:spacing w:val="0"/>
                 <w:kern w:val="0"/>
               </w:rPr>
-              <w:t>0.98</w:t>
+              <w:t>1.28</w:t>
             </w:r>
           </w:p>
         </w:tc>
@@ -21257,7 +21415,7 @@
                 <w:spacing w:val="0"/>
                 <w:kern w:val="0"/>
               </w:rPr>
-              <w:t>10.00% ± 1.00%</w:t>
+              <w:t>9.00% ± 0.66%</w:t>
             </w:r>
           </w:p>
         </w:tc>
@@ -21281,7 +21439,7 @@
                 <w:spacing w:val="0"/>
                 <w:kern w:val="0"/>
               </w:rPr>
-              <w:t>0.43</w:t>
+              <w:t>1.09</w:t>
             </w:r>
           </w:p>
         </w:tc>
@@ -21451,7 +21609,7 @@
                 <w:spacing w:val="0"/>
                 <w:kern w:val="0"/>
               </w:rPr>
-              <w:t>16.00% ± 1.60%</w:t>
+              <w:t>17.00% ± 1.09%</w:t>
             </w:r>
           </w:p>
         </w:tc>
@@ -21475,7 +21633,7 @@
                 <w:spacing w:val="0"/>
                 <w:kern w:val="0"/>
               </w:rPr>
-              <w:t>2.15</w:t>
+              <w:t>0.64</w:t>
             </w:r>
           </w:p>
         </w:tc>
@@ -21645,7 +21803,7 @@
                 <w:spacing w:val="0"/>
                 <w:kern w:val="0"/>
               </w:rPr>
-              <w:t>13.00% ± 1.30%</w:t>
+              <w:t>13.00% ± 0.94%</w:t>
             </w:r>
           </w:p>
         </w:tc>
@@ -21669,7 +21827,7 @@
                 <w:spacing w:val="0"/>
                 <w:kern w:val="0"/>
               </w:rPr>
-              <w:t>1.63</w:t>
+              <w:t>1.27</w:t>
             </w:r>
           </w:p>
         </w:tc>
@@ -22033,7 +22191,7 @@
                 <w:spacing w:val="0"/>
                 <w:kern w:val="0"/>
               </w:rPr>
-              <w:t>17.00% ± 1.70%</w:t>
+              <w:t>18.00% ± 1.79%</w:t>
             </w:r>
           </w:p>
         </w:tc>
@@ -22057,7 +22215,7 @@
                 <w:spacing w:val="0"/>
                 <w:kern w:val="0"/>
               </w:rPr>
-              <w:t>1.83</w:t>
+              <w:t>0.92</w:t>
             </w:r>
           </w:p>
         </w:tc>
@@ -22227,7 +22385,7 @@
                 <w:spacing w:val="0"/>
                 <w:kern w:val="0"/>
               </w:rPr>
-              <w:t>12.00% ± 1.20%</w:t>
+              <w:t>11.00% ± 1.09%</w:t>
             </w:r>
           </w:p>
         </w:tc>
@@ -22251,7 +22409,7 @@
                 <w:spacing w:val="0"/>
                 <w:kern w:val="0"/>
               </w:rPr>
-              <w:t>0.16</w:t>
+              <w:t>1.05</w:t>
             </w:r>
           </w:p>
         </w:tc>
@@ -22809,7 +22967,7 @@
                 <w:spacing w:val="0"/>
                 <w:kern w:val="0"/>
               </w:rPr>
-              <w:t>25.00% ± 2.50%</w:t>
+              <w:t>24.00% ± 2.19%</w:t>
             </w:r>
           </w:p>
         </w:tc>
@@ -22833,7 +22991,7 @@
                 <w:spacing w:val="0"/>
                 <w:kern w:val="0"/>
               </w:rPr>
-              <w:t>0.92</w:t>
+              <w:t>1.61</w:t>
             </w:r>
           </w:p>
         </w:tc>
@@ -23003,7 +23161,7 @@
                 <w:spacing w:val="0"/>
                 <w:kern w:val="0"/>
               </w:rPr>
-              <w:t>14.00% ± 1.40%</w:t>
+              <w:t>16.00% ± 1.20%</w:t>
             </w:r>
           </w:p>
         </w:tc>
@@ -23027,7 +23185,7 @@
                 <w:spacing w:val="0"/>
                 <w:kern w:val="0"/>
               </w:rPr>
-              <w:t>2.33</w:t>
+              <w:t>0.13</w:t>
             </w:r>
           </w:p>
         </w:tc>
@@ -23197,7 +23355,7 @@
                 <w:spacing w:val="0"/>
                 <w:kern w:val="0"/>
               </w:rPr>
-              <w:t>23.00% ± 2.30%</w:t>
+              <w:t>23.00% ± 2.20%</w:t>
             </w:r>
           </w:p>
         </w:tc>
@@ -23221,7 +23379,7 @@
                 <w:spacing w:val="0"/>
                 <w:kern w:val="0"/>
               </w:rPr>
-              <w:t>3.00</w:t>
+              <w:t>2.90</w:t>
             </w:r>
           </w:p>
         </w:tc>
@@ -23391,7 +23549,7 @@
                 <w:spacing w:val="0"/>
                 <w:kern w:val="0"/>
               </w:rPr>
-              <w:t>23.00% ± 2.30%</w:t>
+              <w:t>23.00% ± 2.20%</w:t>
             </w:r>
           </w:p>
         </w:tc>
@@ -23415,7 +23573,7 @@
                 <w:spacing w:val="0"/>
                 <w:kern w:val="0"/>
               </w:rPr>
-              <w:t>2.30</w:t>
+              <w:t>2.20</w:t>
             </w:r>
           </w:p>
         </w:tc>
@@ -23561,7 +23719,7 @@
                 <w:spacing w:val="0"/>
                 <w:kern w:val="0"/>
               </w:rPr>
-              <w:t>Pot.-1</w:t>
+              <w:t>Pot.-2</w:t>
             </w:r>
           </w:p>
         </w:tc>
@@ -23585,7 +23743,7 @@
                 <w:spacing w:val="0"/>
                 <w:kern w:val="0"/>
               </w:rPr>
-              <w:t>13.00% ± 1.30%</w:t>
+              <w:t>14.00% ± 1.35%</w:t>
             </w:r>
           </w:p>
         </w:tc>
@@ -23609,7 +23767,7 @@
                 <w:spacing w:val="0"/>
                 <w:kern w:val="0"/>
               </w:rPr>
-              <w:t>1.65</w:t>
+              <w:t>0.70</w:t>
             </w:r>
           </w:p>
         </w:tc>
@@ -23779,7 +23937,7 @@
                 <w:spacing w:val="0"/>
                 <w:kern w:val="0"/>
               </w:rPr>
-              <w:t>23.00% ± 2.30%</w:t>
+              <w:t>21.00% ± 1.35%</w:t>
             </w:r>
           </w:p>
         </w:tc>
@@ -23803,7 +23961,7 @@
                 <w:spacing w:val="0"/>
                 <w:kern w:val="0"/>
               </w:rPr>
-              <w:t>0.13</w:t>
+              <w:t>1.18</w:t>
             </w:r>
           </w:p>
         </w:tc>
@@ -23973,7 +24131,7 @@
                 <w:spacing w:val="0"/>
                 <w:kern w:val="0"/>
               </w:rPr>
-              <w:t>18.00% ± 1.80%</w:t>
+              <w:t>18.00% ± 1.64%</w:t>
             </w:r>
           </w:p>
         </w:tc>
@@ -23997,7 +24155,7 @@
                 <w:spacing w:val="0"/>
                 <w:kern w:val="0"/>
               </w:rPr>
-              <w:t>2.09</w:t>
+              <w:t>1.93</w:t>
             </w:r>
           </w:p>
         </w:tc>
@@ -24167,7 +24325,7 @@
                 <w:spacing w:val="0"/>
                 <w:kern w:val="0"/>
               </w:rPr>
-              <w:t>18.00% ± 1.80%</w:t>
+              <w:t>18.00% ± 1.64%</w:t>
             </w:r>
           </w:p>
         </w:tc>
@@ -24191,7 +24349,7 @@
                 <w:spacing w:val="0"/>
                 <w:kern w:val="0"/>
               </w:rPr>
-              <w:t>0.49</w:t>
+              <w:t>0.33</w:t>
             </w:r>
           </w:p>
         </w:tc>
@@ -24361,7 +24519,7 @@
                 <w:spacing w:val="0"/>
                 <w:kern w:val="0"/>
               </w:rPr>
-              <w:t>17.00% ± 1.70%</w:t>
+              <w:t>17.00% ± 1.69%</w:t>
             </w:r>
           </w:p>
         </w:tc>
@@ -24385,7 +24543,7 @@
                 <w:spacing w:val="0"/>
                 <w:kern w:val="0"/>
               </w:rPr>
-              <w:t>0.05</w:t>
+              <w:t>0.04</w:t>
             </w:r>
           </w:p>
         </w:tc>
@@ -24555,7 +24713,7 @@
                 <w:spacing w:val="0"/>
                 <w:kern w:val="0"/>
               </w:rPr>
-              <w:t>17.00% ± 1.70%</w:t>
+              <w:t>17.00% ± 1.69%</w:t>
             </w:r>
           </w:p>
         </w:tc>
@@ -24579,7 +24737,7 @@
                 <w:spacing w:val="0"/>
                 <w:kern w:val="0"/>
               </w:rPr>
-              <w:t>0.65</w:t>
+              <w:t>0.64</w:t>
             </w:r>
           </w:p>
         </w:tc>
@@ -24749,7 +24907,7 @@
                 <w:spacing w:val="0"/>
                 <w:kern w:val="0"/>
               </w:rPr>
-              <w:t>17.00% ± 1.70%</w:t>
+              <w:t>17.00% ± 1.69%</w:t>
             </w:r>
           </w:p>
         </w:tc>
@@ -24773,7 +24931,7 @@
                 <w:spacing w:val="0"/>
                 <w:kern w:val="0"/>
               </w:rPr>
-              <w:t>2.64</w:t>
+              <w:t>2.63</w:t>
             </w:r>
           </w:p>
         </w:tc>
@@ -24943,7 +25101,7 @@
                 <w:spacing w:val="0"/>
                 <w:kern w:val="0"/>
               </w:rPr>
-              <w:t>26.00% ± 2.60%</w:t>
+              <w:t>24.00% ± 2.35%</w:t>
             </w:r>
           </w:p>
         </w:tc>
@@ -24967,7 +25125,7 @@
                 <w:spacing w:val="0"/>
                 <w:kern w:val="0"/>
               </w:rPr>
-              <w:t>1.49</w:t>
+              <w:t>3.24</w:t>
             </w:r>
           </w:p>
         </w:tc>
@@ -25137,7 +25295,7 @@
                 <w:spacing w:val="0"/>
                 <w:kern w:val="0"/>
               </w:rPr>
-              <w:t>21.00% ± 2.10%</w:t>
+              <w:t>20.00% ± 1.64%</w:t>
             </w:r>
           </w:p>
         </w:tc>
@@ -25161,7 +25319,7 @@
                 <w:spacing w:val="0"/>
                 <w:kern w:val="0"/>
               </w:rPr>
-              <w:t>2.46</w:t>
+              <w:t>3.00</w:t>
             </w:r>
           </w:p>
         </w:tc>
@@ -25525,7 +25683,7 @@
                 <w:spacing w:val="0"/>
                 <w:kern w:val="0"/>
               </w:rPr>
-              <w:t>20.00% ± 2.00%</w:t>
+              <w:t>19.00% ± 1.72%</w:t>
             </w:r>
           </w:p>
         </w:tc>
@@ -25549,7 +25707,7 @@
                 <w:spacing w:val="0"/>
                 <w:kern w:val="0"/>
               </w:rPr>
-              <w:t>0.16</w:t>
+              <w:t>0.88</w:t>
             </w:r>
           </w:p>
         </w:tc>
@@ -25719,7 +25877,7 @@
                 <w:spacing w:val="0"/>
                 <w:kern w:val="0"/>
               </w:rPr>
-              <w:t>21.00% ± 2.10%</w:t>
+              <w:t>21.00% ± 1.64%</w:t>
             </w:r>
           </w:p>
         </w:tc>
@@ -25743,7 +25901,7 @@
                 <w:spacing w:val="0"/>
                 <w:kern w:val="0"/>
               </w:rPr>
-              <w:t>1.31</w:t>
+              <w:t>0.85</w:t>
             </w:r>
           </w:p>
         </w:tc>
@@ -25913,7 +26071,7 @@
                 <w:spacing w:val="0"/>
                 <w:kern w:val="0"/>
               </w:rPr>
-              <w:t>21.00% ± 2.10%</w:t>
+              <w:t>21.00% ± 1.64%</w:t>
             </w:r>
           </w:p>
         </w:tc>
@@ -25937,7 +26095,7 @@
                 <w:spacing w:val="0"/>
                 <w:kern w:val="0"/>
               </w:rPr>
-              <w:t>2.94</w:t>
+              <w:t>2.48</w:t>
             </w:r>
           </w:p>
         </w:tc>
@@ -26301,7 +26459,7 @@
                 <w:spacing w:val="0"/>
                 <w:kern w:val="0"/>
               </w:rPr>
-              <w:t>13.00% ± 1.30%</w:t>
+              <w:t>15.00% ± 0.90%</w:t>
             </w:r>
           </w:p>
         </w:tc>
@@ -26325,7 +26483,7 @@
                 <w:spacing w:val="0"/>
                 <w:kern w:val="0"/>
               </w:rPr>
-              <w:t>2.46</w:t>
+              <w:t>0.06</w:t>
             </w:r>
           </w:p>
         </w:tc>
@@ -26495,7 +26653,7 @@
                 <w:spacing w:val="0"/>
                 <w:kern w:val="0"/>
               </w:rPr>
-              <w:t>8.00% ± 0.80%</w:t>
+              <w:t>8.00% ± 0.33%</w:t>
             </w:r>
           </w:p>
         </w:tc>
@@ -26519,7 +26677,7 @@
                 <w:spacing w:val="0"/>
                 <w:kern w:val="0"/>
               </w:rPr>
-              <w:t>0.80</w:t>
+              <w:t>0.33</w:t>
             </w:r>
           </w:p>
         </w:tc>
@@ -26689,7 +26847,7 @@
                 <w:spacing w:val="0"/>
                 <w:kern w:val="0"/>
               </w:rPr>
-              <w:t>10.00% ± 1.00%</w:t>
+              <w:t>11.00% ± 1.05%</w:t>
             </w:r>
           </w:p>
         </w:tc>
@@ -26713,7 +26871,7 @@
                 <w:spacing w:val="0"/>
                 <w:kern w:val="0"/>
               </w:rPr>
-              <w:t>1.01</w:t>
+              <w:t>0.06</w:t>
             </w:r>
           </w:p>
         </w:tc>
@@ -26883,7 +27041,7 @@
                 <w:spacing w:val="0"/>
                 <w:kern w:val="0"/>
               </w:rPr>
-              <w:t>17.00% ± 1.70%</w:t>
+              <w:t>18.00% ± 1.79%</w:t>
             </w:r>
           </w:p>
         </w:tc>
@@ -26907,7 +27065,7 @@
                 <w:spacing w:val="0"/>
                 <w:kern w:val="0"/>
               </w:rPr>
-              <w:t>2.77</w:t>
+              <w:t>1.86</w:t>
             </w:r>
           </w:p>
         </w:tc>
@@ -27271,7 +27429,7 @@
                 <w:spacing w:val="0"/>
                 <w:kern w:val="0"/>
               </w:rPr>
-              <w:t>12.00% ± 1.20%</w:t>
+              <w:t>11.00% ± 1.09%</w:t>
             </w:r>
           </w:p>
         </w:tc>
@@ -27295,7 +27453,7 @@
                 <w:spacing w:val="0"/>
                 <w:kern w:val="0"/>
               </w:rPr>
-              <w:t>0.40</w:t>
+              <w:t>1.29</w:t>
             </w:r>
           </w:p>
         </w:tc>

--- a/deliverables/potency_study/Strain_Potency_Study_14Aug2026.docx
+++ b/deliverables/potency_study/Strain_Potency_Study_14Aug2026.docx
@@ -7994,7 +7994,7 @@
           <w:spacing w:val="0"/>
           <w:kern w:val="0"/>
         </w:rPr>
-        <w:t>НЕМА КЛАСА | NO GRADE — Нема воспоставена класа 7.70%–10.80%: ниту еден тестиран резултат на оваа сорта не паѓа во оваа зона, и ниту еден цел број не може да ги премости соседните класи во рамки на 10%-ограничувањето — резултат тука би побарал индивидуална ОК проценка. | No established grade 7.70%–10.80%: no tested result of this strain falls in this zone, and no whole number can bridge the neighbouring tiers within the 10% cap — a result here would require individual QC assessment.</w:t>
+        <w:t>НЕМА КЛАСА | NO GRADE — Нема воспоставена класа 7.70%–10.80%: ниту еден тестиран резултат на оваа сорта не паѓа во оваа зона, и ниту еден цел број не може да ги премости соседните класи во рамки на 10,00%-ограничувањето — резултат тука би побарал индивидуална ОК проценка. | No established grade 7.70%–10.80%: no tested result of this strain falls in this zone, and no whole number can bridge the neighbouring tiers within the 10.00% cap — a result here would require individual QC assessment.</w:t>
       </w:r>
     </w:p>
     <w:p>
@@ -10906,7 +10906,7 @@
           <w:spacing w:val="0"/>
           <w:kern w:val="0"/>
         </w:rPr>
-        <w:t>НЕМА КЛАСА | NO GRADE — Нема воспоставена класа 9.66%–14.10%: ниту еден тестиран резултат на оваа сорта не паѓа во оваа зона, и ниту еден цел број не може да ги премости соседните класи во рамки на 10%-ограничувањето — резултат тука би побарал индивидуална ОК проценка. | No established grade 9.66%–14.10%: no tested result of this strain falls in this zone, and no whole number can bridge the neighbouring tiers within the 10% cap — a result here would require individual QC assessment.</w:t>
+        <w:t>НЕМА КЛАСА | NO GRADE — Нема воспоставена класа 9.66%–14.10%: ниту еден тестиран резултат на оваа сорта не паѓа во оваа зона, и ниту еден цел број не може да ги премости соседните класи во рамки на 10,00%-ограничувањето — резултат тука би побарал индивидуална ОК проценка. | No established grade 9.66%–14.10%: no tested result of this strain falls in this zone, and no whole number can bridge the neighbouring tiers within the 10.00% cap — a result here would require individual QC assessment.</w:t>
       </w:r>
     </w:p>
     <w:p>

--- a/deliverables/potency_study/Strain_Potency_Study_14Aug2026.docx
+++ b/deliverables/potency_study/Strain_Potency_Study_14Aug2026.docx
@@ -4161,7 +4161,7 @@
                 <w:spacing w:val="0"/>
                 <w:kern w:val="0"/>
               </w:rPr>
-              <w:t>20.00% ± 1.80%</w:t>
+              <w:t>20.00% ± 1.59%</w:t>
             </w:r>
           </w:p>
         </w:tc>
@@ -4185,7 +4185,7 @@
                 <w:spacing w:val="0"/>
                 <w:kern w:val="0"/>
               </w:rPr>
-              <w:t>18.20% – 21.80%</w:t>
+              <w:t>18.41% – 21.59%</w:t>
             </w:r>
           </w:p>
         </w:tc>
@@ -4283,7 +4283,7 @@
                 <w:spacing w:val="0"/>
                 <w:kern w:val="0"/>
               </w:rPr>
-              <w:t>24.00% ± 2.19%</w:t>
+              <w:t>24.00% ± 2.40%</w:t>
             </w:r>
           </w:p>
         </w:tc>
@@ -4307,7 +4307,7 @@
                 <w:spacing w:val="0"/>
                 <w:kern w:val="0"/>
               </w:rPr>
-              <w:t>21.81% – 26.19%</w:t>
+              <w:t>21.60% – 26.40%</w:t>
             </w:r>
           </w:p>
         </w:tc>
@@ -4623,7 +4623,7 @@
                 <w:spacing w:val="0"/>
                 <w:kern w:val="0"/>
               </w:rPr>
-              <w:t>16.00% ± 1.20%</w:t>
+              <w:t>16.00% ± 1.30%</w:t>
             </w:r>
           </w:p>
         </w:tc>
@@ -4647,7 +4647,7 @@
                 <w:spacing w:val="0"/>
                 <w:kern w:val="0"/>
               </w:rPr>
-              <w:t>14.80% – 17.20%</w:t>
+              <w:t>14.70% – 17.30%</w:t>
             </w:r>
           </w:p>
         </w:tc>
@@ -4745,7 +4745,7 @@
                 <w:spacing w:val="0"/>
                 <w:kern w:val="0"/>
               </w:rPr>
-              <w:t>19.00% ± 1.79%</w:t>
+              <w:t>19.00% ± 1.69%</w:t>
             </w:r>
           </w:p>
         </w:tc>
@@ -4769,7 +4769,7 @@
                 <w:spacing w:val="0"/>
                 <w:kern w:val="0"/>
               </w:rPr>
-              <w:t>17.21% – 20.79%</w:t>
+              <w:t>17.31% – 20.69%</w:t>
             </w:r>
           </w:p>
         </w:tc>
@@ -4867,7 +4867,7 @@
                 <w:spacing w:val="0"/>
                 <w:kern w:val="0"/>
               </w:rPr>
-              <w:t>23.00% ± 2.20%</w:t>
+              <w:t>23.00% ± 2.30%</w:t>
             </w:r>
           </w:p>
         </w:tc>
@@ -4891,7 +4891,7 @@
                 <w:spacing w:val="0"/>
                 <w:kern w:val="0"/>
               </w:rPr>
-              <w:t>20.80% – 25.20%</w:t>
+              <w:t>20.70% – 25.30%</w:t>
             </w:r>
           </w:p>
         </w:tc>
@@ -5207,7 +5207,7 @@
                 <w:spacing w:val="0"/>
                 <w:kern w:val="0"/>
               </w:rPr>
-              <w:t>12.00% ± 0.64%</w:t>
+              <w:t>12.00% ± 0.70%</w:t>
             </w:r>
           </w:p>
         </w:tc>
@@ -5231,7 +5231,7 @@
                 <w:spacing w:val="0"/>
                 <w:kern w:val="0"/>
               </w:rPr>
-              <w:t>11.36% – 12.64%</w:t>
+              <w:t>11.30% – 12.70%</w:t>
             </w:r>
           </w:p>
         </w:tc>
@@ -5329,7 +5329,7 @@
                 <w:spacing w:val="0"/>
                 <w:kern w:val="0"/>
               </w:rPr>
-              <w:t>14.00% ± 1.35%</w:t>
+              <w:t>14.00% ± 1.29%</w:t>
             </w:r>
           </w:p>
         </w:tc>
@@ -5353,7 +5353,7 @@
                 <w:spacing w:val="0"/>
                 <w:kern w:val="0"/>
               </w:rPr>
-              <w:t>12.65% – 15.35%</w:t>
+              <w:t>12.71% – 15.29%</w:t>
             </w:r>
           </w:p>
         </w:tc>
@@ -5451,7 +5451,7 @@
                 <w:spacing w:val="0"/>
                 <w:kern w:val="0"/>
               </w:rPr>
-              <w:t>17.00% ± 1.64%</w:t>
+              <w:t>17.00% ± 1.70%</w:t>
             </w:r>
           </w:p>
         </w:tc>
@@ -5475,7 +5475,7 @@
                 <w:spacing w:val="0"/>
                 <w:kern w:val="0"/>
               </w:rPr>
-              <w:t>15.36% – 18.64%</w:t>
+              <w:t>15.30% – 18.70%</w:t>
             </w:r>
           </w:p>
         </w:tc>
@@ -6131,7 +6131,7 @@
                 <w:spacing w:val="0"/>
                 <w:kern w:val="0"/>
               </w:rPr>
-              <w:t>15.00% ± 1.35%</w:t>
+              <w:t>15.00% ± 1.50%</w:t>
             </w:r>
           </w:p>
         </w:tc>
@@ -6155,7 +6155,7 @@
                 <w:spacing w:val="0"/>
                 <w:kern w:val="0"/>
               </w:rPr>
-              <w:t>13.65% – 16.35%</w:t>
+              <w:t>13.50% – 16.50%</w:t>
             </w:r>
           </w:p>
         </w:tc>
@@ -6253,7 +6253,7 @@
                 <w:spacing w:val="0"/>
                 <w:kern w:val="0"/>
               </w:rPr>
-              <w:t>18.00% ± 1.64%</w:t>
+              <w:t>18.00% ± 1.49%</w:t>
             </w:r>
           </w:p>
         </w:tc>
@@ -6277,7 +6277,7 @@
                 <w:spacing w:val="0"/>
                 <w:kern w:val="0"/>
               </w:rPr>
-              <w:t>16.36% – 19.64%</w:t>
+              <w:t>16.51% – 19.49%</w:t>
             </w:r>
           </w:p>
         </w:tc>
@@ -6375,7 +6375,7 @@
                 <w:spacing w:val="0"/>
                 <w:kern w:val="0"/>
               </w:rPr>
-              <w:t>21.00% ± 1.35%</w:t>
+              <w:t>21.00% ± 1.50%</w:t>
             </w:r>
           </w:p>
         </w:tc>
@@ -6399,7 +6399,7 @@
                 <w:spacing w:val="0"/>
                 <w:kern w:val="0"/>
               </w:rPr>
-              <w:t>19.65% – 22.35%</w:t>
+              <w:t>19.50% – 22.50%</w:t>
             </w:r>
           </w:p>
         </w:tc>
@@ -6715,7 +6715,7 @@
                 <w:spacing w:val="0"/>
                 <w:kern w:val="0"/>
               </w:rPr>
-              <w:t>14.00% ± 1.30%</w:t>
+              <w:t>14.00% ± 1.29%</w:t>
             </w:r>
           </w:p>
         </w:tc>
@@ -6739,7 +6739,7 @@
                 <w:spacing w:val="0"/>
                 <w:kern w:val="0"/>
               </w:rPr>
-              <w:t>12.70% – 15.30%</w:t>
+              <w:t>12.71% – 15.29%</w:t>
             </w:r>
           </w:p>
         </w:tc>
@@ -6837,7 +6837,7 @@
                 <w:spacing w:val="0"/>
                 <w:kern w:val="0"/>
               </w:rPr>
-              <w:t>17.00% ± 1.69%</w:t>
+              <w:t>17.00% ± 1.70%</w:t>
             </w:r>
           </w:p>
         </w:tc>
@@ -6861,7 +6861,7 @@
                 <w:spacing w:val="0"/>
                 <w:kern w:val="0"/>
               </w:rPr>
-              <w:t>15.31% – 18.69%</w:t>
+              <w:t>15.30% – 18.70%</w:t>
             </w:r>
           </w:p>
         </w:tc>
@@ -7177,7 +7177,7 @@
                 <w:spacing w:val="0"/>
                 <w:kern w:val="0"/>
               </w:rPr>
-              <w:t>17.00% ± 1.35%</w:t>
+              <w:t>17.00% ± 1.40%</w:t>
             </w:r>
           </w:p>
         </w:tc>
@@ -7201,7 +7201,7 @@
                 <w:spacing w:val="0"/>
                 <w:kern w:val="0"/>
               </w:rPr>
-              <w:t>15.65% – 18.35%</w:t>
+              <w:t>15.60% – 18.40%</w:t>
             </w:r>
           </w:p>
         </w:tc>
@@ -7299,7 +7299,7 @@
                 <w:spacing w:val="0"/>
                 <w:kern w:val="0"/>
               </w:rPr>
-              <w:t>20.00% ± 1.64%</w:t>
+              <w:t>20.00% ± 1.59%</w:t>
             </w:r>
           </w:p>
         </w:tc>
@@ -7323,7 +7323,7 @@
                 <w:spacing w:val="0"/>
                 <w:kern w:val="0"/>
               </w:rPr>
-              <w:t>18.36% – 21.64%</w:t>
+              <w:t>18.41% – 21.59%</w:t>
             </w:r>
           </w:p>
         </w:tc>
@@ -7421,7 +7421,7 @@
                 <w:spacing w:val="0"/>
                 <w:kern w:val="0"/>
               </w:rPr>
-              <w:t>24.00% ± 2.35%</w:t>
+              <w:t>24.00% ± 2.40%</w:t>
             </w:r>
           </w:p>
         </w:tc>
@@ -7445,7 +7445,7 @@
                 <w:spacing w:val="0"/>
                 <w:kern w:val="0"/>
               </w:rPr>
-              <w:t>21.65% – 26.35%</w:t>
+              <w:t>21.60% – 26.40%</w:t>
             </w:r>
           </w:p>
         </w:tc>
@@ -8241,7 +8241,7 @@
                 <w:spacing w:val="0"/>
                 <w:kern w:val="0"/>
               </w:rPr>
-              <w:t>18.00% ± 1.35%</w:t>
+              <w:t>18.00% ± 0.89%</w:t>
             </w:r>
           </w:p>
         </w:tc>
@@ -8265,7 +8265,7 @@
                 <w:spacing w:val="0"/>
                 <w:kern w:val="0"/>
               </w:rPr>
-              <w:t>16.65% – 19.35%</w:t>
+              <w:t>17.11% – 18.89%</w:t>
             </w:r>
           </w:p>
         </w:tc>
@@ -8363,7 +8363,7 @@
                 <w:spacing w:val="0"/>
                 <w:kern w:val="0"/>
               </w:rPr>
-              <w:t>21.00% ± 1.64%</w:t>
+              <w:t>21.00% ± 2.10%</w:t>
             </w:r>
           </w:p>
         </w:tc>
@@ -8387,7 +8387,7 @@
                 <w:spacing w:val="0"/>
                 <w:kern w:val="0"/>
               </w:rPr>
-              <w:t>19.36% – 22.64%</w:t>
+              <w:t>18.90% – 23.10%</w:t>
             </w:r>
           </w:p>
         </w:tc>
@@ -8703,7 +8703,7 @@
                 <w:spacing w:val="0"/>
                 <w:kern w:val="0"/>
               </w:rPr>
-              <w:t>16.00% ± 1.27%</w:t>
+              <w:t>16.00% ± 1.09%</w:t>
             </w:r>
           </w:p>
         </w:tc>
@@ -8727,7 +8727,7 @@
                 <w:spacing w:val="0"/>
                 <w:kern w:val="0"/>
               </w:rPr>
-              <w:t>14.73% – 17.27%</w:t>
+              <w:t>14.91% – 17.09%</w:t>
             </w:r>
           </w:p>
         </w:tc>
@@ -8825,7 +8825,7 @@
                 <w:spacing w:val="0"/>
                 <w:kern w:val="0"/>
               </w:rPr>
-              <w:t>19.00% ± 1.72%</w:t>
+              <w:t>19.00% ± 1.90%</w:t>
             </w:r>
           </w:p>
         </w:tc>
@@ -8849,7 +8849,7 @@
                 <w:spacing w:val="0"/>
                 <w:kern w:val="0"/>
               </w:rPr>
-              <w:t>17.28% – 20.72%</w:t>
+              <w:t>17.10% – 20.90%</w:t>
             </w:r>
           </w:p>
         </w:tc>
@@ -9165,7 +9165,7 @@
                 <w:spacing w:val="0"/>
                 <w:kern w:val="0"/>
               </w:rPr>
-              <w:t>18.00% ± 1.35%</w:t>
+              <w:t>18.00% ± 0.89%</w:t>
             </w:r>
           </w:p>
         </w:tc>
@@ -9189,7 +9189,7 @@
                 <w:spacing w:val="0"/>
                 <w:kern w:val="0"/>
               </w:rPr>
-              <w:t>16.65% – 19.35%</w:t>
+              <w:t>17.11% – 18.89%</w:t>
             </w:r>
           </w:p>
         </w:tc>
@@ -9287,7 +9287,7 @@
                 <w:spacing w:val="0"/>
                 <w:kern w:val="0"/>
               </w:rPr>
-              <w:t>21.00% ± 1.64%</w:t>
+              <w:t>21.00% ± 2.10%</w:t>
             </w:r>
           </w:p>
         </w:tc>
@@ -9311,7 +9311,7 @@
                 <w:spacing w:val="0"/>
                 <w:kern w:val="0"/>
               </w:rPr>
-              <w:t>19.36% – 22.64%</w:t>
+              <w:t>18.90% – 23.10%</w:t>
             </w:r>
           </w:p>
         </w:tc>
@@ -10307,7 +10307,7 @@
                 <w:spacing w:val="0"/>
                 <w:kern w:val="0"/>
               </w:rPr>
-              <w:t>8.00% ± 0.33%</w:t>
+              <w:t>8.00% ± 0.09%</w:t>
             </w:r>
           </w:p>
         </w:tc>
@@ -10331,7 +10331,7 @@
                 <w:spacing w:val="0"/>
                 <w:kern w:val="0"/>
               </w:rPr>
-              <w:t>7.67% – 8.33%</w:t>
+              <w:t>7.91% – 8.09%</w:t>
             </w:r>
           </w:p>
         </w:tc>
@@ -10429,7 +10429,7 @@
                 <w:spacing w:val="0"/>
                 <w:kern w:val="0"/>
               </w:rPr>
-              <w:t>9.00% ± 0.66%</w:t>
+              <w:t>9.00% ± 0.90%</w:t>
             </w:r>
           </w:p>
         </w:tc>
@@ -10453,7 +10453,7 @@
                 <w:spacing w:val="0"/>
                 <w:kern w:val="0"/>
               </w:rPr>
-              <w:t>8.34% – 9.66%</w:t>
+              <w:t>8.10% – 9.90%</w:t>
             </w:r>
           </w:p>
         </w:tc>
@@ -10551,7 +10551,7 @@
                 <w:spacing w:val="0"/>
                 <w:kern w:val="0"/>
               </w:rPr>
-              <w:t>15.00% ± 0.90%</w:t>
+              <w:t>15.00% ± 0.95%</w:t>
             </w:r>
           </w:p>
         </w:tc>
@@ -10575,7 +10575,7 @@
                 <w:spacing w:val="0"/>
                 <w:kern w:val="0"/>
               </w:rPr>
-              <w:t>14.10% – 15.90%</w:t>
+              <w:t>14.05% – 15.95%</w:t>
             </w:r>
           </w:p>
         </w:tc>
@@ -10673,7 +10673,7 @@
                 <w:spacing w:val="0"/>
                 <w:kern w:val="0"/>
               </w:rPr>
-              <w:t>17.00% ± 1.09%</w:t>
+              <w:t>17.00% ± 1.04%</w:t>
             </w:r>
           </w:p>
         </w:tc>
@@ -10697,7 +10697,7 @@
                 <w:spacing w:val="0"/>
                 <w:kern w:val="0"/>
               </w:rPr>
-              <w:t>15.91% – 18.09%</w:t>
+              <w:t>15.96% – 18.04%</w:t>
             </w:r>
           </w:p>
         </w:tc>
@@ -10795,7 +10795,7 @@
                 <w:spacing w:val="0"/>
                 <w:kern w:val="0"/>
               </w:rPr>
-              <w:t>20.00% ± 1.90%</w:t>
+              <w:t>20.00% ± 1.95%</w:t>
             </w:r>
           </w:p>
         </w:tc>
@@ -10819,7 +10819,7 @@
                 <w:spacing w:val="0"/>
                 <w:kern w:val="0"/>
               </w:rPr>
-              <w:t>18.10% – 21.90%</w:t>
+              <w:t>18.05% – 21.95%</w:t>
             </w:r>
           </w:p>
         </w:tc>
@@ -10906,7 +10906,7 @@
           <w:spacing w:val="0"/>
           <w:kern w:val="0"/>
         </w:rPr>
-        <w:t>НЕМА КЛАСА | NO GRADE — Нема воспоставена класа 9.66%–14.10%: ниту еден тестиран резултат на оваа сорта не паѓа во оваа зона, и ниту еден цел број не може да ги премости соседните класи во рамки на 10,00%-ограничувањето — резултат тука би побарал индивидуална ОК проценка. | No established grade 9.66%–14.10%: no tested result of this strain falls in this zone, and no whole number can bridge the neighbouring tiers within the 10.00% cap — a result here would require individual QC assessment.</w:t>
+        <w:t>НЕМА КЛАСА | NO GRADE — Нема воспоставена класа 9.90%–14.05%: ниту еден тестиран резултат на оваа сорта не паѓа во оваа зона, и ниту еден цел број не може да ги премости соседните класи во рамки на 10,00%-ограничувањето — резултат тука би побарал индивидуална ОК проценка. | No established grade 9.90%–14.05%: no tested result of this strain falls in this zone, and no whole number can bridge the neighbouring tiers within the 10.00% cap — a result here would require individual QC assessment.</w:t>
       </w:r>
     </w:p>
     <w:p>
@@ -11153,7 +11153,7 @@
                 <w:spacing w:val="0"/>
                 <w:kern w:val="0"/>
               </w:rPr>
-              <w:t>11.00% ± 1.05%</w:t>
+              <w:t>11.00% ± 0.99%</w:t>
             </w:r>
           </w:p>
         </w:tc>
@@ -11177,7 +11177,7 @@
                 <w:spacing w:val="0"/>
                 <w:kern w:val="0"/>
               </w:rPr>
-              <w:t>9.95% – 12.05%</w:t>
+              <w:t>10.01% – 11.99%</w:t>
             </w:r>
           </w:p>
         </w:tc>
@@ -11275,7 +11275,7 @@
                 <w:spacing w:val="0"/>
                 <w:kern w:val="0"/>
               </w:rPr>
-              <w:t>13.00% ± 0.94%</w:t>
+              <w:t>13.00% ± 1.00%</w:t>
             </w:r>
           </w:p>
         </w:tc>
@@ -11299,7 +11299,7 @@
                 <w:spacing w:val="0"/>
                 <w:kern w:val="0"/>
               </w:rPr>
-              <w:t>12.06% – 13.94%</w:t>
+              <w:t>12.00% – 14.00%</w:t>
             </w:r>
           </w:p>
         </w:tc>
@@ -12077,7 +12077,7 @@
                 <w:spacing w:val="0"/>
                 <w:kern w:val="0"/>
               </w:rPr>
-              <w:t>9.00% ± 0.90%</w:t>
+              <w:t>9.00% ± 0.89%</w:t>
             </w:r>
           </w:p>
         </w:tc>
@@ -12101,7 +12101,7 @@
                 <w:spacing w:val="0"/>
                 <w:kern w:val="0"/>
               </w:rPr>
-              <w:t>8.10% – 9.90%</w:t>
+              <w:t>8.11% – 9.89%</w:t>
             </w:r>
           </w:p>
         </w:tc>
@@ -12199,7 +12199,7 @@
                 <w:spacing w:val="0"/>
                 <w:kern w:val="0"/>
               </w:rPr>
-              <w:t>11.00% ± 1.09%</w:t>
+              <w:t>11.00% ± 1.10%</w:t>
             </w:r>
           </w:p>
         </w:tc>
@@ -12223,7 +12223,7 @@
                 <w:spacing w:val="0"/>
                 <w:kern w:val="0"/>
               </w:rPr>
-              <w:t>9.91% – 12.09%</w:t>
+              <w:t>9.90% – 12.10%</w:t>
             </w:r>
           </w:p>
         </w:tc>
@@ -13267,7 +13267,7 @@
                 <w:spacing w:val="0"/>
                 <w:kern w:val="0"/>
               </w:rPr>
-              <w:t>24.00% ± 2.19%</w:t>
+              <w:t>24.00% ± 2.40%</w:t>
             </w:r>
           </w:p>
         </w:tc>
@@ -13291,7 +13291,7 @@
                 <w:spacing w:val="0"/>
                 <w:kern w:val="0"/>
               </w:rPr>
-              <w:t>3.20</w:t>
+              <w:t>3.41</w:t>
             </w:r>
           </w:p>
         </w:tc>
@@ -13461,7 +13461,7 @@
                 <w:spacing w:val="0"/>
                 <w:kern w:val="0"/>
               </w:rPr>
-              <w:t>23.00% ± 2.20%</w:t>
+              <w:t>23.00% ± 2.30%</w:t>
             </w:r>
           </w:p>
         </w:tc>
@@ -13485,7 +13485,7 @@
                 <w:spacing w:val="0"/>
                 <w:kern w:val="0"/>
               </w:rPr>
-              <w:t>3.25</w:t>
+              <w:t>3.35</w:t>
             </w:r>
           </w:p>
         </w:tc>
@@ -13655,7 +13655,7 @@
                 <w:spacing w:val="0"/>
                 <w:kern w:val="0"/>
               </w:rPr>
-              <w:t>19.00% ± 1.79%</w:t>
+              <w:t>19.00% ± 1.69%</w:t>
             </w:r>
           </w:p>
         </w:tc>
@@ -13679,7 +13679,7 @@
                 <w:spacing w:val="0"/>
                 <w:kern w:val="0"/>
               </w:rPr>
-              <w:t>1.70</w:t>
+              <w:t>1.60</w:t>
             </w:r>
           </w:p>
         </w:tc>
@@ -13849,7 +13849,7 @@
                 <w:spacing w:val="0"/>
                 <w:kern w:val="0"/>
               </w:rPr>
-              <w:t>19.00% ± 1.79%</w:t>
+              <w:t>19.00% ± 1.69%</w:t>
             </w:r>
           </w:p>
         </w:tc>
@@ -13873,7 +13873,7 @@
                 <w:spacing w:val="0"/>
                 <w:kern w:val="0"/>
               </w:rPr>
-              <w:t>1.08</w:t>
+              <w:t>0.98</w:t>
             </w:r>
           </w:p>
         </w:tc>
@@ -14043,7 +14043,7 @@
                 <w:spacing w:val="0"/>
                 <w:kern w:val="0"/>
               </w:rPr>
-              <w:t>17.00% ± 1.64%</w:t>
+              <w:t>17.00% ± 1.70%</w:t>
             </w:r>
           </w:p>
         </w:tc>
@@ -14067,7 +14067,7 @@
                 <w:spacing w:val="0"/>
                 <w:kern w:val="0"/>
               </w:rPr>
-              <w:t>2.31</w:t>
+              <w:t>2.37</w:t>
             </w:r>
           </w:p>
         </w:tc>
@@ -14237,7 +14237,7 @@
                 <w:spacing w:val="0"/>
                 <w:kern w:val="0"/>
               </w:rPr>
-              <w:t>18.00% ± 1.64%</w:t>
+              <w:t>18.00% ± 1.49%</w:t>
             </w:r>
           </w:p>
         </w:tc>
@@ -14261,7 +14261,7 @@
                 <w:spacing w:val="0"/>
                 <w:kern w:val="0"/>
               </w:rPr>
-              <w:t>2.50</w:t>
+              <w:t>2.35</w:t>
             </w:r>
           </w:p>
         </w:tc>
@@ -14431,7 +14431,7 @@
                 <w:spacing w:val="0"/>
                 <w:kern w:val="0"/>
               </w:rPr>
-              <w:t>17.00% ± 1.69%</w:t>
+              <w:t>17.00% ± 1.70%</w:t>
             </w:r>
           </w:p>
         </w:tc>
@@ -14455,7 +14455,7 @@
                 <w:spacing w:val="0"/>
                 <w:kern w:val="0"/>
               </w:rPr>
-              <w:t>1.39</w:t>
+              <w:t>1.40</w:t>
             </w:r>
           </w:p>
         </w:tc>
@@ -14625,7 +14625,7 @@
                 <w:spacing w:val="0"/>
                 <w:kern w:val="0"/>
               </w:rPr>
-              <w:t>17.00% ± 1.69%</w:t>
+              <w:t>17.00% ± 1.70%</w:t>
             </w:r>
           </w:p>
         </w:tc>
@@ -14649,7 +14649,7 @@
                 <w:spacing w:val="0"/>
                 <w:kern w:val="0"/>
               </w:rPr>
-              <w:t>3.36</w:t>
+              <w:t>3.37</w:t>
             </w:r>
           </w:p>
         </w:tc>
@@ -14819,7 +14819,7 @@
                 <w:spacing w:val="0"/>
                 <w:kern w:val="0"/>
               </w:rPr>
-              <w:t>20.00% ± 1.64%</w:t>
+              <w:t>20.00% ± 1.59%</w:t>
             </w:r>
           </w:p>
         </w:tc>
@@ -14843,7 +14843,7 @@
                 <w:spacing w:val="0"/>
                 <w:kern w:val="0"/>
               </w:rPr>
-              <w:t>0.16</w:t>
+              <w:t>0.11</w:t>
             </w:r>
           </w:p>
         </w:tc>
@@ -15013,7 +15013,7 @@
                 <w:spacing w:val="0"/>
                 <w:kern w:val="0"/>
               </w:rPr>
-              <w:t>24.00% ± 2.35%</w:t>
+              <w:t>24.00% ± 2.40%</w:t>
             </w:r>
           </w:p>
         </w:tc>
@@ -15037,7 +15037,7 @@
                 <w:spacing w:val="0"/>
                 <w:kern w:val="0"/>
               </w:rPr>
-              <w:t>0.96</w:t>
+              <w:t>1.01</w:t>
             </w:r>
           </w:p>
         </w:tc>
@@ -15207,7 +15207,7 @@
                 <w:spacing w:val="0"/>
                 <w:kern w:val="0"/>
               </w:rPr>
-              <w:t>17.00% ± 1.35%</w:t>
+              <w:t>17.00% ± 1.40%</w:t>
             </w:r>
           </w:p>
         </w:tc>
@@ -15231,7 +15231,7 @@
                 <w:spacing w:val="0"/>
                 <w:kern w:val="0"/>
               </w:rPr>
-              <w:t>0.05</w:t>
+              <w:t>0.10</w:t>
             </w:r>
           </w:p>
         </w:tc>
@@ -15401,7 +15401,7 @@
                 <w:spacing w:val="0"/>
                 <w:kern w:val="0"/>
               </w:rPr>
-              <w:t>18.00% ± 1.35%</w:t>
+              <w:t>18.00% ± 0.89%</w:t>
             </w:r>
           </w:p>
         </w:tc>
@@ -15425,7 +15425,7 @@
                 <w:spacing w:val="0"/>
                 <w:kern w:val="0"/>
               </w:rPr>
-              <w:t>0.66</w:t>
+              <w:t>0.20</w:t>
             </w:r>
           </w:p>
         </w:tc>
@@ -15595,7 +15595,7 @@
                 <w:spacing w:val="0"/>
                 <w:kern w:val="0"/>
               </w:rPr>
-              <w:t>21.00% ± 1.64%</w:t>
+              <w:t>21.00% ± 2.10%</w:t>
             </w:r>
           </w:p>
         </w:tc>
@@ -15619,7 +15619,7 @@
                 <w:spacing w:val="0"/>
                 <w:kern w:val="0"/>
               </w:rPr>
-              <w:t>2.25</w:t>
+              <w:t>2.71</w:t>
             </w:r>
           </w:p>
         </w:tc>
@@ -15789,7 +15789,7 @@
                 <w:spacing w:val="0"/>
                 <w:kern w:val="0"/>
               </w:rPr>
-              <w:t>19.00% ± 1.72%</w:t>
+              <w:t>19.00% ± 1.90%</w:t>
             </w:r>
           </w:p>
         </w:tc>
@@ -15813,7 +15813,7 @@
                 <w:spacing w:val="0"/>
                 <w:kern w:val="0"/>
               </w:rPr>
-              <w:t>3.04</w:t>
+              <w:t>3.22</w:t>
             </w:r>
           </w:p>
         </w:tc>
@@ -15983,7 +15983,7 @@
                 <w:spacing w:val="0"/>
                 <w:kern w:val="0"/>
               </w:rPr>
-              <w:t>18.00% ± 1.35%</w:t>
+              <w:t>18.00% ± 0.89%</w:t>
             </w:r>
           </w:p>
         </w:tc>
@@ -16007,7 +16007,7 @@
                 <w:spacing w:val="0"/>
                 <w:kern w:val="0"/>
               </w:rPr>
-              <w:t>0.67</w:t>
+              <w:t>0.21</w:t>
             </w:r>
           </w:p>
         </w:tc>
@@ -16177,7 +16177,7 @@
                 <w:spacing w:val="0"/>
                 <w:kern w:val="0"/>
               </w:rPr>
-              <w:t>20.00% ± 1.90%</w:t>
+              <w:t>20.00% ± 1.95%</w:t>
             </w:r>
           </w:p>
         </w:tc>
@@ -16201,7 +16201,7 @@
                 <w:spacing w:val="0"/>
                 <w:kern w:val="0"/>
               </w:rPr>
-              <w:t>1.93</w:t>
+              <w:t>1.98</w:t>
             </w:r>
           </w:p>
         </w:tc>
@@ -16371,7 +16371,7 @@
                 <w:spacing w:val="0"/>
                 <w:kern w:val="0"/>
               </w:rPr>
-              <w:t>17.00% ± 1.09%</w:t>
+              <w:t>17.00% ± 1.04%</w:t>
             </w:r>
           </w:p>
         </w:tc>
@@ -16395,7 +16395,7 @@
                 <w:spacing w:val="0"/>
                 <w:kern w:val="0"/>
               </w:rPr>
-              <w:t>2.13</w:t>
+              <w:t>2.08</w:t>
             </w:r>
           </w:p>
         </w:tc>
@@ -16565,7 +16565,7 @@
                 <w:spacing w:val="0"/>
                 <w:kern w:val="0"/>
               </w:rPr>
-              <w:t>8.00% ± 0.33%</w:t>
+              <w:t>8.00% ± 0.09%</w:t>
             </w:r>
           </w:p>
         </w:tc>
@@ -16589,7 +16589,7 @@
                 <w:spacing w:val="0"/>
                 <w:kern w:val="0"/>
               </w:rPr>
-              <w:t>0.24</w:t>
+              <w:t>0.00</w:t>
             </w:r>
           </w:p>
         </w:tc>
@@ -16759,7 +16759,7 @@
                 <w:spacing w:val="0"/>
                 <w:kern w:val="0"/>
               </w:rPr>
-              <w:t>13.00% ± 0.94%</w:t>
+              <w:t>13.00% ± 1.00%</w:t>
             </w:r>
           </w:p>
         </w:tc>
@@ -16783,7 +16783,7 @@
                 <w:spacing w:val="0"/>
                 <w:kern w:val="0"/>
               </w:rPr>
-              <w:t>0.19</w:t>
+              <w:t>0.25</w:t>
             </w:r>
           </w:p>
         </w:tc>
@@ -17341,7 +17341,7 @@
                 <w:spacing w:val="0"/>
                 <w:kern w:val="0"/>
               </w:rPr>
-              <w:t>20.00% ± 1.80%</w:t>
+              <w:t>20.00% ± 1.59%</w:t>
             </w:r>
           </w:p>
         </w:tc>
@@ -17365,7 +17365,7 @@
                 <w:spacing w:val="0"/>
                 <w:kern w:val="0"/>
               </w:rPr>
-              <w:t>2.19</w:t>
+              <w:t>1.98</w:t>
             </w:r>
           </w:p>
         </w:tc>
@@ -17535,7 +17535,7 @@
                 <w:spacing w:val="0"/>
                 <w:kern w:val="0"/>
               </w:rPr>
-              <w:t>23.00% ± 2.20%</w:t>
+              <w:t>23.00% ± 2.30%</w:t>
             </w:r>
           </w:p>
         </w:tc>
@@ -17559,7 +17559,7 @@
                 <w:spacing w:val="0"/>
                 <w:kern w:val="0"/>
               </w:rPr>
-              <w:t>0.71</w:t>
+              <w:t>0.81</w:t>
             </w:r>
           </w:p>
         </w:tc>
@@ -17729,7 +17729,7 @@
                 <w:spacing w:val="0"/>
                 <w:kern w:val="0"/>
               </w:rPr>
-              <w:t>23.00% ± 2.20%</w:t>
+              <w:t>23.00% ± 2.30%</w:t>
             </w:r>
           </w:p>
         </w:tc>
@@ -17753,7 +17753,7 @@
                 <w:spacing w:val="0"/>
                 <w:kern w:val="0"/>
               </w:rPr>
-              <w:t>4.16</w:t>
+              <w:t>4.26</w:t>
             </w:r>
           </w:p>
         </w:tc>
@@ -17923,7 +17923,7 @@
                 <w:spacing w:val="0"/>
                 <w:kern w:val="0"/>
               </w:rPr>
-              <w:t>23.00% ± 2.20%</w:t>
+              <w:t>23.00% ± 2.30%</w:t>
             </w:r>
           </w:p>
         </w:tc>
@@ -17947,7 +17947,7 @@
                 <w:spacing w:val="0"/>
                 <w:kern w:val="0"/>
               </w:rPr>
-              <w:t>1.50</w:t>
+              <w:t>1.60</w:t>
             </w:r>
           </w:p>
         </w:tc>
@@ -18117,7 +18117,7 @@
                 <w:spacing w:val="0"/>
                 <w:kern w:val="0"/>
               </w:rPr>
-              <w:t>12.00% ± 0.64%</w:t>
+              <w:t>12.00% ± 0.70%</w:t>
             </w:r>
           </w:p>
         </w:tc>
@@ -18141,7 +18141,7 @@
                 <w:spacing w:val="0"/>
                 <w:kern w:val="0"/>
               </w:rPr>
-              <w:t>0.96</w:t>
+              <w:t>1.02</w:t>
             </w:r>
           </w:p>
         </w:tc>
@@ -18699,7 +18699,7 @@
                 <w:spacing w:val="0"/>
                 <w:kern w:val="0"/>
               </w:rPr>
-              <w:t>15.00% ± 1.35%</w:t>
+              <w:t>15.00% ± 1.50%</w:t>
             </w:r>
           </w:p>
         </w:tc>
@@ -18723,7 +18723,7 @@
                 <w:spacing w:val="0"/>
                 <w:kern w:val="0"/>
               </w:rPr>
-              <w:t>1.03</w:t>
+              <w:t>1.18</w:t>
             </w:r>
           </w:p>
         </w:tc>
@@ -18893,7 +18893,7 @@
                 <w:spacing w:val="0"/>
                 <w:kern w:val="0"/>
               </w:rPr>
-              <w:t>14.00% ± 1.30%</w:t>
+              <w:t>14.00% ± 1.29%</w:t>
             </w:r>
           </w:p>
         </w:tc>
@@ -18917,7 +18917,7 @@
                 <w:spacing w:val="0"/>
                 <w:kern w:val="0"/>
               </w:rPr>
-              <w:t>0.64</w:t>
+              <w:t>0.63</w:t>
             </w:r>
           </w:p>
         </w:tc>
@@ -19087,7 +19087,7 @@
                 <w:spacing w:val="0"/>
                 <w:kern w:val="0"/>
               </w:rPr>
-              <w:t>20.00% ± 1.64%</w:t>
+              <w:t>20.00% ± 1.59%</w:t>
             </w:r>
           </w:p>
         </w:tc>
@@ -19111,7 +19111,7 @@
                 <w:spacing w:val="0"/>
                 <w:kern w:val="0"/>
               </w:rPr>
-              <w:t>1.45</w:t>
+              <w:t>1.40</w:t>
             </w:r>
           </w:p>
         </w:tc>
@@ -19281,7 +19281,7 @@
                 <w:spacing w:val="0"/>
                 <w:kern w:val="0"/>
               </w:rPr>
-              <w:t>24.00% ± 2.35%</w:t>
+              <w:t>24.00% ± 2.40%</w:t>
             </w:r>
           </w:p>
         </w:tc>
@@ -19305,7 +19305,7 @@
                 <w:spacing w:val="0"/>
                 <w:kern w:val="0"/>
               </w:rPr>
-              <w:t>3.80</w:t>
+              <w:t>3.85</w:t>
             </w:r>
           </w:p>
         </w:tc>
@@ -19475,7 +19475,7 @@
                 <w:spacing w:val="0"/>
                 <w:kern w:val="0"/>
               </w:rPr>
-              <w:t>20.00% ± 1.64%</w:t>
+              <w:t>20.00% ± 1.59%</w:t>
             </w:r>
           </w:p>
         </w:tc>
@@ -19499,7 +19499,7 @@
                 <w:spacing w:val="0"/>
                 <w:kern w:val="0"/>
               </w:rPr>
-              <w:t>2.93</w:t>
+              <w:t>2.88</w:t>
             </w:r>
           </w:p>
         </w:tc>
@@ -19669,7 +19669,7 @@
                 <w:spacing w:val="0"/>
                 <w:kern w:val="0"/>
               </w:rPr>
-              <w:t>24.00% ± 2.35%</w:t>
+              <w:t>24.00% ± 2.40%</w:t>
             </w:r>
           </w:p>
         </w:tc>
@@ -19693,7 +19693,7 @@
                 <w:spacing w:val="0"/>
                 <w:kern w:val="0"/>
               </w:rPr>
-              <w:t>4.08</w:t>
+              <w:t>4.13</w:t>
             </w:r>
           </w:p>
         </w:tc>
@@ -20057,7 +20057,7 @@
                 <w:spacing w:val="0"/>
                 <w:kern w:val="0"/>
               </w:rPr>
-              <w:t>21.00% ± 1.64%</w:t>
+              <w:t>21.00% ± 2.10%</w:t>
             </w:r>
           </w:p>
         </w:tc>
@@ -20081,7 +20081,7 @@
                 <w:spacing w:val="0"/>
                 <w:kern w:val="0"/>
               </w:rPr>
-              <w:t>1.03</w:t>
+              <w:t>1.49</w:t>
             </w:r>
           </w:p>
         </w:tc>
@@ -20251,7 +20251,7 @@
                 <w:spacing w:val="0"/>
                 <w:kern w:val="0"/>
               </w:rPr>
-              <w:t>16.00% ± 1.27%</w:t>
+              <w:t>16.00% ± 1.09%</w:t>
             </w:r>
           </w:p>
         </w:tc>
@@ -20275,7 +20275,7 @@
                 <w:spacing w:val="0"/>
                 <w:kern w:val="0"/>
               </w:rPr>
-              <w:t>1.98</w:t>
+              <w:t>1.80</w:t>
             </w:r>
           </w:p>
         </w:tc>
@@ -20445,7 +20445,7 @@
                 <w:spacing w:val="0"/>
                 <w:kern w:val="0"/>
               </w:rPr>
-              <w:t>19.00% ± 1.72%</w:t>
+              <w:t>19.00% ± 1.90%</w:t>
             </w:r>
           </w:p>
         </w:tc>
@@ -20469,7 +20469,7 @@
                 <w:spacing w:val="0"/>
                 <w:kern w:val="0"/>
               </w:rPr>
-              <w:t>3.26</w:t>
+              <w:t>3.44</w:t>
             </w:r>
           </w:p>
         </w:tc>
@@ -20639,7 +20639,7 @@
                 <w:spacing w:val="0"/>
                 <w:kern w:val="0"/>
               </w:rPr>
-              <w:t>16.00% ± 1.27%</w:t>
+              <w:t>16.00% ± 1.09%</w:t>
             </w:r>
           </w:p>
         </w:tc>
@@ -20663,7 +20663,7 @@
                 <w:spacing w:val="0"/>
                 <w:kern w:val="0"/>
               </w:rPr>
-              <w:t>0.43</w:t>
+              <w:t>0.25</w:t>
             </w:r>
           </w:p>
         </w:tc>
@@ -21221,7 +21221,7 @@
                 <w:spacing w:val="0"/>
                 <w:kern w:val="0"/>
               </w:rPr>
-              <w:t>15.00% ± 0.90%</w:t>
+              <w:t>15.00% ± 0.95%</w:t>
             </w:r>
           </w:p>
         </w:tc>
@@ -21245,7 +21245,7 @@
                 <w:spacing w:val="0"/>
                 <w:kern w:val="0"/>
               </w:rPr>
-              <w:t>1.28</w:t>
+              <w:t>1.33</w:t>
             </w:r>
           </w:p>
         </w:tc>
@@ -21415,7 +21415,7 @@
                 <w:spacing w:val="0"/>
                 <w:kern w:val="0"/>
               </w:rPr>
-              <w:t>9.00% ± 0.66%</w:t>
+              <w:t>9.00% ± 0.90%</w:t>
             </w:r>
           </w:p>
         </w:tc>
@@ -21439,7 +21439,7 @@
                 <w:spacing w:val="0"/>
                 <w:kern w:val="0"/>
               </w:rPr>
-              <w:t>1.09</w:t>
+              <w:t>1.33</w:t>
             </w:r>
           </w:p>
         </w:tc>
@@ -21609,7 +21609,7 @@
                 <w:spacing w:val="0"/>
                 <w:kern w:val="0"/>
               </w:rPr>
-              <w:t>17.00% ± 1.09%</w:t>
+              <w:t>17.00% ± 1.04%</w:t>
             </w:r>
           </w:p>
         </w:tc>
@@ -21633,7 +21633,7 @@
                 <w:spacing w:val="0"/>
                 <w:kern w:val="0"/>
               </w:rPr>
-              <w:t>0.64</w:t>
+              <w:t>0.59</w:t>
             </w:r>
           </w:p>
         </w:tc>
@@ -21803,7 +21803,7 @@
                 <w:spacing w:val="0"/>
                 <w:kern w:val="0"/>
               </w:rPr>
-              <w:t>13.00% ± 0.94%</w:t>
+              <w:t>13.00% ± 1.00%</w:t>
             </w:r>
           </w:p>
         </w:tc>
@@ -21827,7 +21827,7 @@
                 <w:spacing w:val="0"/>
                 <w:kern w:val="0"/>
               </w:rPr>
-              <w:t>1.27</w:t>
+              <w:t>1.33</w:t>
             </w:r>
           </w:p>
         </w:tc>
@@ -22385,7 +22385,7 @@
                 <w:spacing w:val="0"/>
                 <w:kern w:val="0"/>
               </w:rPr>
-              <w:t>11.00% ± 1.09%</w:t>
+              <w:t>11.00% ± 1.10%</w:t>
             </w:r>
           </w:p>
         </w:tc>
@@ -22409,7 +22409,7 @@
                 <w:spacing w:val="0"/>
                 <w:kern w:val="0"/>
               </w:rPr>
-              <w:t>1.05</w:t>
+              <w:t>1.06</w:t>
             </w:r>
           </w:p>
         </w:tc>
@@ -22967,7 +22967,7 @@
                 <w:spacing w:val="0"/>
                 <w:kern w:val="0"/>
               </w:rPr>
-              <w:t>24.00% ± 2.19%</w:t>
+              <w:t>24.00% ± 2.40%</w:t>
             </w:r>
           </w:p>
         </w:tc>
@@ -22991,7 +22991,7 @@
                 <w:spacing w:val="0"/>
                 <w:kern w:val="0"/>
               </w:rPr>
-              <w:t>1.61</w:t>
+              <w:t>1.82</w:t>
             </w:r>
           </w:p>
         </w:tc>
@@ -23161,7 +23161,7 @@
                 <w:spacing w:val="0"/>
                 <w:kern w:val="0"/>
               </w:rPr>
-              <w:t>16.00% ± 1.20%</w:t>
+              <w:t>16.00% ± 1.30%</w:t>
             </w:r>
           </w:p>
         </w:tc>
@@ -23185,7 +23185,7 @@
                 <w:spacing w:val="0"/>
                 <w:kern w:val="0"/>
               </w:rPr>
-              <w:t>0.13</w:t>
+              <w:t>0.23</w:t>
             </w:r>
           </w:p>
         </w:tc>
@@ -23355,7 +23355,7 @@
                 <w:spacing w:val="0"/>
                 <w:kern w:val="0"/>
               </w:rPr>
-              <w:t>23.00% ± 2.20%</w:t>
+              <w:t>23.00% ± 2.30%</w:t>
             </w:r>
           </w:p>
         </w:tc>
@@ -23379,7 +23379,7 @@
                 <w:spacing w:val="0"/>
                 <w:kern w:val="0"/>
               </w:rPr>
-              <w:t>2.90</w:t>
+              <w:t>3.00</w:t>
             </w:r>
           </w:p>
         </w:tc>
@@ -23549,7 +23549,7 @@
                 <w:spacing w:val="0"/>
                 <w:kern w:val="0"/>
               </w:rPr>
-              <w:t>23.00% ± 2.20%</w:t>
+              <w:t>23.00% ± 2.30%</w:t>
             </w:r>
           </w:p>
         </w:tc>
@@ -23573,7 +23573,7 @@
                 <w:spacing w:val="0"/>
                 <w:kern w:val="0"/>
               </w:rPr>
-              <w:t>2.20</w:t>
+              <w:t>2.30</w:t>
             </w:r>
           </w:p>
         </w:tc>
@@ -23743,7 +23743,7 @@
                 <w:spacing w:val="0"/>
                 <w:kern w:val="0"/>
               </w:rPr>
-              <w:t>14.00% ± 1.35%</w:t>
+              <w:t>14.00% ± 1.29%</w:t>
             </w:r>
           </w:p>
         </w:tc>
@@ -23767,7 +23767,7 @@
                 <w:spacing w:val="0"/>
                 <w:kern w:val="0"/>
               </w:rPr>
-              <w:t>0.70</w:t>
+              <w:t>0.64</w:t>
             </w:r>
           </w:p>
         </w:tc>
@@ -23937,7 +23937,7 @@
                 <w:spacing w:val="0"/>
                 <w:kern w:val="0"/>
               </w:rPr>
-              <w:t>21.00% ± 1.35%</w:t>
+              <w:t>21.00% ± 1.50%</w:t>
             </w:r>
           </w:p>
         </w:tc>
@@ -23961,7 +23961,7 @@
                 <w:spacing w:val="0"/>
                 <w:kern w:val="0"/>
               </w:rPr>
-              <w:t>1.18</w:t>
+              <w:t>1.33</w:t>
             </w:r>
           </w:p>
         </w:tc>
@@ -24131,7 +24131,7 @@
                 <w:spacing w:val="0"/>
                 <w:kern w:val="0"/>
               </w:rPr>
-              <w:t>18.00% ± 1.64%</w:t>
+              <w:t>18.00% ± 1.49%</w:t>
             </w:r>
           </w:p>
         </w:tc>
@@ -24155,7 +24155,7 @@
                 <w:spacing w:val="0"/>
                 <w:kern w:val="0"/>
               </w:rPr>
-              <w:t>1.93</w:t>
+              <w:t>1.78</w:t>
             </w:r>
           </w:p>
         </w:tc>
@@ -24325,7 +24325,7 @@
                 <w:spacing w:val="0"/>
                 <w:kern w:val="0"/>
               </w:rPr>
-              <w:t>18.00% ± 1.64%</w:t>
+              <w:t>18.00% ± 1.49%</w:t>
             </w:r>
           </w:p>
         </w:tc>
@@ -24349,7 +24349,7 @@
                 <w:spacing w:val="0"/>
                 <w:kern w:val="0"/>
               </w:rPr>
-              <w:t>0.33</w:t>
+              <w:t>0.18</w:t>
             </w:r>
           </w:p>
         </w:tc>
@@ -24519,7 +24519,7 @@
                 <w:spacing w:val="0"/>
                 <w:kern w:val="0"/>
               </w:rPr>
-              <w:t>17.00% ± 1.69%</w:t>
+              <w:t>17.00% ± 1.70%</w:t>
             </w:r>
           </w:p>
         </w:tc>
@@ -24543,7 +24543,7 @@
                 <w:spacing w:val="0"/>
                 <w:kern w:val="0"/>
               </w:rPr>
-              <w:t>0.04</w:t>
+              <w:t>0.05</w:t>
             </w:r>
           </w:p>
         </w:tc>
@@ -24713,7 +24713,7 @@
                 <w:spacing w:val="0"/>
                 <w:kern w:val="0"/>
               </w:rPr>
-              <w:t>17.00% ± 1.69%</w:t>
+              <w:t>17.00% ± 1.70%</w:t>
             </w:r>
           </w:p>
         </w:tc>
@@ -24737,7 +24737,7 @@
                 <w:spacing w:val="0"/>
                 <w:kern w:val="0"/>
               </w:rPr>
-              <w:t>0.64</w:t>
+              <w:t>0.65</w:t>
             </w:r>
           </w:p>
         </w:tc>
@@ -24907,7 +24907,7 @@
                 <w:spacing w:val="0"/>
                 <w:kern w:val="0"/>
               </w:rPr>
-              <w:t>17.00% ± 1.69%</w:t>
+              <w:t>17.00% ± 1.70%</w:t>
             </w:r>
           </w:p>
         </w:tc>
@@ -24931,7 +24931,7 @@
                 <w:spacing w:val="0"/>
                 <w:kern w:val="0"/>
               </w:rPr>
-              <w:t>2.63</w:t>
+              <w:t>2.64</w:t>
             </w:r>
           </w:p>
         </w:tc>
@@ -25101,7 +25101,7 @@
                 <w:spacing w:val="0"/>
                 <w:kern w:val="0"/>
               </w:rPr>
-              <w:t>24.00% ± 2.35%</w:t>
+              <w:t>24.00% ± 2.40%</w:t>
             </w:r>
           </w:p>
         </w:tc>
@@ -25125,7 +25125,7 @@
                 <w:spacing w:val="0"/>
                 <w:kern w:val="0"/>
               </w:rPr>
-              <w:t>3.24</w:t>
+              <w:t>3.29</w:t>
             </w:r>
           </w:p>
         </w:tc>
@@ -25295,7 +25295,7 @@
                 <w:spacing w:val="0"/>
                 <w:kern w:val="0"/>
               </w:rPr>
-              <w:t>20.00% ± 1.64%</w:t>
+              <w:t>20.00% ± 1.59%</w:t>
             </w:r>
           </w:p>
         </w:tc>
@@ -25319,7 +25319,7 @@
                 <w:spacing w:val="0"/>
                 <w:kern w:val="0"/>
               </w:rPr>
-              <w:t>3.00</w:t>
+              <w:t>2.95</w:t>
             </w:r>
           </w:p>
         </w:tc>
@@ -25683,7 +25683,7 @@
                 <w:spacing w:val="0"/>
                 <w:kern w:val="0"/>
               </w:rPr>
-              <w:t>19.00% ± 1.72%</w:t>
+              <w:t>19.00% ± 1.90%</w:t>
             </w:r>
           </w:p>
         </w:tc>
@@ -25707,7 +25707,7 @@
                 <w:spacing w:val="0"/>
                 <w:kern w:val="0"/>
               </w:rPr>
-              <w:t>0.88</w:t>
+              <w:t>1.06</w:t>
             </w:r>
           </w:p>
         </w:tc>
@@ -25877,7 +25877,7 @@
                 <w:spacing w:val="0"/>
                 <w:kern w:val="0"/>
               </w:rPr>
-              <w:t>21.00% ± 1.64%</w:t>
+              <w:t>21.00% ± 2.10%</w:t>
             </w:r>
           </w:p>
         </w:tc>
@@ -25901,7 +25901,7 @@
                 <w:spacing w:val="0"/>
                 <w:kern w:val="0"/>
               </w:rPr>
-              <w:t>0.85</w:t>
+              <w:t>1.31</w:t>
             </w:r>
           </w:p>
         </w:tc>
@@ -26071,7 +26071,7 @@
                 <w:spacing w:val="0"/>
                 <w:kern w:val="0"/>
               </w:rPr>
-              <w:t>21.00% ± 1.64%</w:t>
+              <w:t>21.00% ± 2.10%</w:t>
             </w:r>
           </w:p>
         </w:tc>
@@ -26095,7 +26095,7 @@
                 <w:spacing w:val="0"/>
                 <w:kern w:val="0"/>
               </w:rPr>
-              <w:t>2.48</w:t>
+              <w:t>2.94</w:t>
             </w:r>
           </w:p>
         </w:tc>
@@ -26459,7 +26459,7 @@
                 <w:spacing w:val="0"/>
                 <w:kern w:val="0"/>
               </w:rPr>
-              <w:t>15.00% ± 0.90%</w:t>
+              <w:t>15.00% ± 0.95%</w:t>
             </w:r>
           </w:p>
         </w:tc>
@@ -26483,7 +26483,7 @@
                 <w:spacing w:val="0"/>
                 <w:kern w:val="0"/>
               </w:rPr>
-              <w:t>0.06</w:t>
+              <w:t>0.11</w:t>
             </w:r>
           </w:p>
         </w:tc>
@@ -26653,7 +26653,7 @@
                 <w:spacing w:val="0"/>
                 <w:kern w:val="0"/>
               </w:rPr>
-              <w:t>8.00% ± 0.33%</w:t>
+              <w:t>8.00% ± 0.09%</w:t>
             </w:r>
           </w:p>
         </w:tc>
@@ -26677,7 +26677,7 @@
                 <w:spacing w:val="0"/>
                 <w:kern w:val="0"/>
               </w:rPr>
-              <w:t>0.33</w:t>
+              <w:t>0.09</w:t>
             </w:r>
           </w:p>
         </w:tc>
@@ -26847,7 +26847,7 @@
                 <w:spacing w:val="0"/>
                 <w:kern w:val="0"/>
               </w:rPr>
-              <w:t>11.00% ± 1.05%</w:t>
+              <w:t>11.00% ± 0.99%</w:t>
             </w:r>
           </w:p>
         </w:tc>
@@ -26871,7 +26871,7 @@
                 <w:spacing w:val="0"/>
                 <w:kern w:val="0"/>
               </w:rPr>
-              <w:t>0.06</w:t>
+              <w:t>0.00</w:t>
             </w:r>
           </w:p>
         </w:tc>
@@ -27429,7 +27429,7 @@
                 <w:spacing w:val="0"/>
                 <w:kern w:val="0"/>
               </w:rPr>
-              <w:t>11.00% ± 1.09%</w:t>
+              <w:t>11.00% ± 1.10%</w:t>
             </w:r>
           </w:p>
         </w:tc>
@@ -27453,7 +27453,7 @@
                 <w:spacing w:val="0"/>
                 <w:kern w:val="0"/>
               </w:rPr>
-              <w:t>1.29</w:t>
+              <w:t>1.30</w:t>
             </w:r>
           </w:p>
         </w:tc>
@@ -27623,7 +27623,7 @@
                 <w:spacing w:val="0"/>
                 <w:kern w:val="0"/>
               </w:rPr>
-              <w:t>9.00% ± 0.90%</w:t>
+              <w:t>9.00% ± 0.89%</w:t>
             </w:r>
           </w:p>
         </w:tc>
@@ -27647,7 +27647,7 @@
                 <w:spacing w:val="0"/>
                 <w:kern w:val="0"/>
               </w:rPr>
-              <w:t>1.10</w:t>
+              <w:t>1.09</w:t>
             </w:r>
           </w:p>
         </w:tc>

--- a/deliverables/potency_study/Strain_Potency_Study_14Aug2026.docx
+++ b/deliverables/potency_study/Strain_Potency_Study_14Aug2026.docx
@@ -4161,7 +4161,7 @@
                 <w:spacing w:val="0"/>
                 <w:kern w:val="0"/>
               </w:rPr>
-              <w:t>20.00% ± 1.59%</w:t>
+              <w:t>20.50% ± 0.64%</w:t>
             </w:r>
           </w:p>
         </w:tc>
@@ -4185,7 +4185,7 @@
                 <w:spacing w:val="0"/>
                 <w:kern w:val="0"/>
               </w:rPr>
-              <w:t>18.41% – 21.59%</w:t>
+              <w:t>19.86% – 21.14%</w:t>
             </w:r>
           </w:p>
         </w:tc>
@@ -4283,7 +4283,7 @@
                 <w:spacing w:val="0"/>
                 <w:kern w:val="0"/>
               </w:rPr>
-              <w:t>24.00% ± 2.40%</w:t>
+              <w:t>23.50% ± 2.35%</w:t>
             </w:r>
           </w:p>
         </w:tc>
@@ -4307,7 +4307,7 @@
                 <w:spacing w:val="0"/>
                 <w:kern w:val="0"/>
               </w:rPr>
-              <w:t>21.60% – 26.40%</w:t>
+              <w:t>21.15% – 25.85%</w:t>
             </w:r>
           </w:p>
         </w:tc>
@@ -5207,7 +5207,7 @@
                 <w:spacing w:val="0"/>
                 <w:kern w:val="0"/>
               </w:rPr>
-              <w:t>12.00% ± 0.70%</w:t>
+              <w:t>13.50% ± 1.34%</w:t>
             </w:r>
           </w:p>
         </w:tc>
@@ -5231,7 +5231,7 @@
                 <w:spacing w:val="0"/>
                 <w:kern w:val="0"/>
               </w:rPr>
-              <w:t>11.30% – 12.70%</w:t>
+              <w:t>12.16% – 14.84%</w:t>
             </w:r>
           </w:p>
         </w:tc>
@@ -5255,7 +5255,7 @@
                 <w:spacing w:val="0"/>
                 <w:kern w:val="0"/>
               </w:rPr>
-              <w:t>CC012603</w:t>
+              <w:t>CC012603, CC112501</w:t>
             </w:r>
           </w:p>
         </w:tc>
@@ -5279,7 +5279,7 @@
                 <w:spacing w:val="0"/>
                 <w:kern w:val="0"/>
               </w:rPr>
-              <w:t>12.32%</w:t>
+              <w:t>12.32%, 13.35%</w:t>
             </w:r>
           </w:p>
         </w:tc>
@@ -5329,7 +5329,7 @@
                 <w:spacing w:val="0"/>
                 <w:kern w:val="0"/>
               </w:rPr>
-              <w:t>14.00% ± 1.29%</w:t>
+              <w:t>16.50% ± 1.65%</w:t>
             </w:r>
           </w:p>
         </w:tc>
@@ -5353,7 +5353,7 @@
                 <w:spacing w:val="0"/>
                 <w:kern w:val="0"/>
               </w:rPr>
-              <w:t>12.71% – 15.29%</w:t>
+              <w:t>14.85% – 18.15%</w:t>
             </w:r>
           </w:p>
         </w:tc>
@@ -5377,7 +5377,7 @@
                 <w:spacing w:val="0"/>
                 <w:kern w:val="0"/>
               </w:rPr>
-              <w:t>CC112501</w:t>
+              <w:t>CC012601/1</w:t>
             </w:r>
           </w:p>
         </w:tc>
@@ -5386,128 +5386,6 @@
             <w:tcW w:type="dxa" w:w="2268"/>
             <w:vAlign w:val="center"/>
             <w:shd w:val="clear" w:color="auto" w:fill="F4F7FB"/>
-          </w:tcPr>
-          <w:p>
-            <w:pPr>
-              <w:spacing w:before="20" w:after="20"/>
-              <w:jc w:val="center"/>
-            </w:pPr>
-            <w:r>
-              <w:rPr>
-                <w:rFonts w:ascii="Calibri" w:hAnsi="Calibri"/>
-                <w:b w:val="0"/>
-                <w:color w:val="16232B"/>
-                <w:sz w:val="16"/>
-                <w:spacing w:val="0"/>
-                <w:kern w:val="0"/>
-              </w:rPr>
-              <w:t>13.35%</w:t>
-            </w:r>
-          </w:p>
-        </w:tc>
-      </w:tr>
-      <w:tr>
-        <w:tc>
-          <w:tcPr>
-            <w:tcW w:type="dxa" w:w="850"/>
-            <w:vAlign w:val="center"/>
-            <w:shd w:val="clear" w:color="auto" w:fill="FFFFFF"/>
-          </w:tcPr>
-          <w:p>
-            <w:pPr>
-              <w:spacing w:before="20" w:after="20"/>
-              <w:jc w:val="left"/>
-            </w:pPr>
-            <w:r>
-              <w:rPr>
-                <w:rFonts w:ascii="Calibri" w:hAnsi="Calibri"/>
-                <w:b w:val="0"/>
-                <w:color w:val="16232B"/>
-                <w:sz w:val="16"/>
-                <w:spacing w:val="0"/>
-                <w:kern w:val="0"/>
-              </w:rPr>
-              <w:t>Pot.-3</w:t>
-            </w:r>
-          </w:p>
-        </w:tc>
-        <w:tc>
-          <w:tcPr>
-            <w:tcW w:type="dxa" w:w="1701"/>
-            <w:vAlign w:val="center"/>
-            <w:shd w:val="clear" w:color="auto" w:fill="FFFFFF"/>
-          </w:tcPr>
-          <w:p>
-            <w:pPr>
-              <w:spacing w:before="20" w:after="20"/>
-              <w:jc w:val="center"/>
-            </w:pPr>
-            <w:r>
-              <w:rPr>
-                <w:rFonts w:ascii="Calibri" w:hAnsi="Calibri"/>
-                <w:b w:val="0"/>
-                <w:color w:val="16232B"/>
-                <w:sz w:val="16"/>
-                <w:spacing w:val="0"/>
-                <w:kern w:val="0"/>
-              </w:rPr>
-              <w:t>17.00% ± 1.70%</w:t>
-            </w:r>
-          </w:p>
-        </w:tc>
-        <w:tc>
-          <w:tcPr>
-            <w:tcW w:type="dxa" w:w="1474"/>
-            <w:vAlign w:val="center"/>
-            <w:shd w:val="clear" w:color="auto" w:fill="FFFFFF"/>
-          </w:tcPr>
-          <w:p>
-            <w:pPr>
-              <w:spacing w:before="20" w:after="20"/>
-              <w:jc w:val="center"/>
-            </w:pPr>
-            <w:r>
-              <w:rPr>
-                <w:rFonts w:ascii="Calibri" w:hAnsi="Calibri"/>
-                <w:b w:val="0"/>
-                <w:color w:val="16232B"/>
-                <w:sz w:val="16"/>
-                <w:spacing w:val="0"/>
-                <w:kern w:val="0"/>
-              </w:rPr>
-              <w:t>15.30% – 18.70%</w:t>
-            </w:r>
-          </w:p>
-        </w:tc>
-        <w:tc>
-          <w:tcPr>
-            <w:tcW w:type="dxa" w:w="3628"/>
-            <w:vAlign w:val="center"/>
-            <w:shd w:val="clear" w:color="auto" w:fill="FFFFFF"/>
-          </w:tcPr>
-          <w:p>
-            <w:pPr>
-              <w:spacing w:before="20" w:after="20"/>
-              <w:jc w:val="center"/>
-            </w:pPr>
-            <w:r>
-              <w:rPr>
-                <w:rFonts w:ascii="Calibri" w:hAnsi="Calibri"/>
-                <w:b w:val="0"/>
-                <w:color w:val="16232B"/>
-                <w:sz w:val="16"/>
-                <w:spacing w:val="0"/>
-                <w:kern w:val="0"/>
-              </w:rPr>
-              <w:t>CC012601/1</w:t>
-            </w:r>
-          </w:p>
-        </w:tc>
-        <w:tc>
-          <w:tcPr>
-            <w:tcW w:type="dxa" w:w="2268"/>
-            <w:vAlign w:val="center"/>
-            <w:shd w:val="clear" w:color="auto" w:fill="FFFFFF"/>
           </w:tcPr>
           <w:p>
             <w:pPr>
@@ -6131,7 +6009,7 @@
                 <w:spacing w:val="0"/>
                 <w:kern w:val="0"/>
               </w:rPr>
-              <w:t>15.00% ± 1.50%</w:t>
+              <w:t>16.00% ± 1.54%</w:t>
             </w:r>
           </w:p>
         </w:tc>
@@ -6155,7 +6033,7 @@
                 <w:spacing w:val="0"/>
                 <w:kern w:val="0"/>
               </w:rPr>
-              <w:t>13.50% – 16.50%</w:t>
+              <w:t>14.46% – 17.54%</w:t>
             </w:r>
           </w:p>
         </w:tc>
@@ -6179,7 +6057,7 @@
                 <w:spacing w:val="0"/>
                 <w:kern w:val="0"/>
               </w:rPr>
-              <w:t>FB012601/1</w:t>
+              <w:t>FB012601/1, FB112501</w:t>
             </w:r>
           </w:p>
         </w:tc>
@@ -6203,7 +6081,7 @@
                 <w:spacing w:val="0"/>
                 <w:kern w:val="0"/>
               </w:rPr>
-              <w:t>14.68%</w:t>
+              <w:t>14.68%, 16.69%</w:t>
             </w:r>
           </w:p>
         </w:tc>
@@ -6253,7 +6131,7 @@
                 <w:spacing w:val="0"/>
                 <w:kern w:val="0"/>
               </w:rPr>
-              <w:t>18.00% ± 1.49%</w:t>
+              <w:t>19.50% ± 1.95%</w:t>
             </w:r>
           </w:p>
         </w:tc>
@@ -6277,7 +6155,7 @@
                 <w:spacing w:val="0"/>
                 <w:kern w:val="0"/>
               </w:rPr>
-              <w:t>16.51% – 19.49%</w:t>
+              <w:t>17.55% – 21.45%</w:t>
             </w:r>
           </w:p>
         </w:tc>
@@ -6301,7 +6179,7 @@
                 <w:spacing w:val="0"/>
                 <w:kern w:val="0"/>
               </w:rPr>
-              <w:t>FB112501, FB012603V, FB012602</w:t>
+              <w:t>FB012603V, FB012602, FB012603</w:t>
             </w:r>
           </w:p>
         </w:tc>
@@ -6325,129 +6203,7 @@
                 <w:spacing w:val="0"/>
                 <w:kern w:val="0"/>
               </w:rPr>
-              <w:t>16.69%, 18.29%, 18.86%</w:t>
-            </w:r>
-          </w:p>
-        </w:tc>
-      </w:tr>
-      <w:tr>
-        <w:tc>
-          <w:tcPr>
-            <w:tcW w:type="dxa" w:w="850"/>
-            <w:vAlign w:val="center"/>
-            <w:shd w:val="clear" w:color="auto" w:fill="FFFFFF"/>
-          </w:tcPr>
-          <w:p>
-            <w:pPr>
-              <w:spacing w:before="20" w:after="20"/>
-              <w:jc w:val="left"/>
-            </w:pPr>
-            <w:r>
-              <w:rPr>
-                <w:rFonts w:ascii="Calibri" w:hAnsi="Calibri"/>
-                <w:b w:val="0"/>
-                <w:color w:val="16232B"/>
-                <w:sz w:val="16"/>
-                <w:spacing w:val="0"/>
-                <w:kern w:val="0"/>
-              </w:rPr>
-              <w:t>Pot.-3</w:t>
-            </w:r>
-          </w:p>
-        </w:tc>
-        <w:tc>
-          <w:tcPr>
-            <w:tcW w:type="dxa" w:w="1701"/>
-            <w:vAlign w:val="center"/>
-            <w:shd w:val="clear" w:color="auto" w:fill="FFFFFF"/>
-          </w:tcPr>
-          <w:p>
-            <w:pPr>
-              <w:spacing w:before="20" w:after="20"/>
-              <w:jc w:val="center"/>
-            </w:pPr>
-            <w:r>
-              <w:rPr>
-                <w:rFonts w:ascii="Calibri" w:hAnsi="Calibri"/>
-                <w:b w:val="0"/>
-                <w:color w:val="16232B"/>
-                <w:sz w:val="16"/>
-                <w:spacing w:val="0"/>
-                <w:kern w:val="0"/>
-              </w:rPr>
-              <w:t>21.00% ± 1.50%</w:t>
-            </w:r>
-          </w:p>
-        </w:tc>
-        <w:tc>
-          <w:tcPr>
-            <w:tcW w:type="dxa" w:w="1474"/>
-            <w:vAlign w:val="center"/>
-            <w:shd w:val="clear" w:color="auto" w:fill="FFFFFF"/>
-          </w:tcPr>
-          <w:p>
-            <w:pPr>
-              <w:spacing w:before="20" w:after="20"/>
-              <w:jc w:val="center"/>
-            </w:pPr>
-            <w:r>
-              <w:rPr>
-                <w:rFonts w:ascii="Calibri" w:hAnsi="Calibri"/>
-                <w:b w:val="0"/>
-                <w:color w:val="16232B"/>
-                <w:sz w:val="16"/>
-                <w:spacing w:val="0"/>
-                <w:kern w:val="0"/>
-              </w:rPr>
-              <w:t>19.50% – 22.50%</w:t>
-            </w:r>
-          </w:p>
-        </w:tc>
-        <w:tc>
-          <w:tcPr>
-            <w:tcW w:type="dxa" w:w="3628"/>
-            <w:vAlign w:val="center"/>
-            <w:shd w:val="clear" w:color="auto" w:fill="FFFFFF"/>
-          </w:tcPr>
-          <w:p>
-            <w:pPr>
-              <w:spacing w:before="20" w:after="20"/>
-              <w:jc w:val="center"/>
-            </w:pPr>
-            <w:r>
-              <w:rPr>
-                <w:rFonts w:ascii="Calibri" w:hAnsi="Calibri"/>
-                <w:b w:val="0"/>
-                <w:color w:val="16232B"/>
-                <w:sz w:val="16"/>
-                <w:spacing w:val="0"/>
-                <w:kern w:val="0"/>
-              </w:rPr>
-              <w:t>FB012603</w:t>
-            </w:r>
-          </w:p>
-        </w:tc>
-        <w:tc>
-          <w:tcPr>
-            <w:tcW w:type="dxa" w:w="2268"/>
-            <w:vAlign w:val="center"/>
-            <w:shd w:val="clear" w:color="auto" w:fill="FFFFFF"/>
-          </w:tcPr>
-          <w:p>
-            <w:pPr>
-              <w:spacing w:before="20" w:after="20"/>
-              <w:jc w:val="center"/>
-            </w:pPr>
-            <w:r>
-              <w:rPr>
-                <w:rFonts w:ascii="Calibri" w:hAnsi="Calibri"/>
-                <w:b w:val="0"/>
-                <w:color w:val="16232B"/>
-                <w:sz w:val="16"/>
-                <w:spacing w:val="0"/>
-                <w:kern w:val="0"/>
-              </w:rPr>
-              <w:t>20.83%</w:t>
+              <w:t>18.29%, 18.86%, 20.83%</w:t>
             </w:r>
           </w:p>
         </w:tc>
@@ -6715,7 +6471,7 @@
                 <w:spacing w:val="0"/>
                 <w:kern w:val="0"/>
               </w:rPr>
-              <w:t>14.00% ± 1.29%</w:t>
+              <w:t>14.50% ± 1.45%</w:t>
             </w:r>
           </w:p>
         </w:tc>
@@ -6739,7 +6495,7 @@
                 <w:spacing w:val="0"/>
                 <w:kern w:val="0"/>
               </w:rPr>
-              <w:t>12.71% – 15.29%</w:t>
+              <w:t>13.05% – 15.95%</w:t>
             </w:r>
           </w:p>
         </w:tc>
@@ -6763,7 +6519,7 @@
                 <w:spacing w:val="0"/>
                 <w:kern w:val="0"/>
               </w:rPr>
-              <w:t>GG1024</w:t>
+              <w:t>GG1024, GG012601, GG1024_02</w:t>
             </w:r>
           </w:p>
         </w:tc>
@@ -6787,7 +6543,7 @@
                 <w:spacing w:val="0"/>
                 <w:kern w:val="0"/>
               </w:rPr>
-              <w:t>13.34%</w:t>
+              <w:t>13.34%, 15.35%, 15.95%</w:t>
             </w:r>
           </w:p>
         </w:tc>
@@ -6837,7 +6593,7 @@
                 <w:spacing w:val="0"/>
                 <w:kern w:val="0"/>
               </w:rPr>
-              <w:t>17.00% ± 1.70%</w:t>
+              <w:t>17.50% ± 1.54%</w:t>
             </w:r>
           </w:p>
         </w:tc>
@@ -6861,7 +6617,7 @@
                 <w:spacing w:val="0"/>
                 <w:kern w:val="0"/>
               </w:rPr>
-              <w:t>15.30% – 18.70%</w:t>
+              <w:t>15.96% – 19.04%</w:t>
             </w:r>
           </w:p>
         </w:tc>
@@ -6874,18 +6630,18 @@
           <w:p>
             <w:pPr>
               <w:spacing w:before="20" w:after="20"/>
-              <w:jc w:val="left"/>
-            </w:pPr>
-            <w:r>
-              <w:rPr>
-                <w:rFonts w:ascii="Calibri" w:hAnsi="Calibri"/>
-                <w:b w:val="0"/>
-                <w:color w:val="16232B"/>
-                <w:sz w:val="16"/>
-                <w:spacing w:val="0"/>
-                <w:kern w:val="0"/>
-              </w:rPr>
-              <w:t>GG012601, GG1024_02, GG012603, GG112501, GG1024_01</w:t>
+              <w:jc w:val="center"/>
+            </w:pPr>
+            <w:r>
+              <w:rPr>
+                <w:rFonts w:ascii="Calibri" w:hAnsi="Calibri"/>
+                <w:b w:val="0"/>
+                <w:color w:val="16232B"/>
+                <w:sz w:val="16"/>
+                <w:spacing w:val="0"/>
+                <w:kern w:val="0"/>
+              </w:rPr>
+              <w:t>GG012603, GG112501, GG1024_01</w:t>
             </w:r>
           </w:p>
         </w:tc>
@@ -6898,18 +6654,18 @@
           <w:p>
             <w:pPr>
               <w:spacing w:before="20" w:after="20"/>
-              <w:jc w:val="left"/>
-            </w:pPr>
-            <w:r>
-              <w:rPr>
-                <w:rFonts w:ascii="Calibri" w:hAnsi="Calibri"/>
-                <w:b w:val="0"/>
-                <w:color w:val="16232B"/>
-                <w:sz w:val="16"/>
-                <w:spacing w:val="0"/>
-                <w:kern w:val="0"/>
-              </w:rPr>
-              <w:t>15.35%, 15.95%, 16.70%, 17.94%, 18.67%</w:t>
+              <w:jc w:val="center"/>
+            </w:pPr>
+            <w:r>
+              <w:rPr>
+                <w:rFonts w:ascii="Calibri" w:hAnsi="Calibri"/>
+                <w:b w:val="0"/>
+                <w:color w:val="16232B"/>
+                <w:sz w:val="16"/>
+                <w:spacing w:val="0"/>
+                <w:kern w:val="0"/>
+              </w:rPr>
+              <w:t>16.70%, 17.94%, 18.67%</w:t>
             </w:r>
           </w:p>
         </w:tc>
@@ -7177,7 +6933,7 @@
                 <w:spacing w:val="0"/>
                 <w:kern w:val="0"/>
               </w:rPr>
-              <w:t>17.00% ± 1.40%</w:t>
+              <w:t>17.00% ± 1.50%</w:t>
             </w:r>
           </w:p>
         </w:tc>
@@ -7201,7 +6957,7 @@
                 <w:spacing w:val="0"/>
                 <w:kern w:val="0"/>
               </w:rPr>
-              <w:t>15.60% – 18.40%</w:t>
+              <w:t>15.50% – 18.50%</w:t>
             </w:r>
           </w:p>
         </w:tc>
@@ -7299,7 +7055,7 @@
                 <w:spacing w:val="0"/>
                 <w:kern w:val="0"/>
               </w:rPr>
-              <w:t>20.00% ± 1.59%</w:t>
+              <w:t>20.50% ± 1.99%</w:t>
             </w:r>
           </w:p>
         </w:tc>
@@ -7323,7 +7079,7 @@
                 <w:spacing w:val="0"/>
                 <w:kern w:val="0"/>
               </w:rPr>
-              <w:t>18.41% – 21.59%</w:t>
+              <w:t>18.51% – 22.49%</w:t>
             </w:r>
           </w:p>
         </w:tc>
@@ -7421,7 +7177,7 @@
                 <w:spacing w:val="0"/>
                 <w:kern w:val="0"/>
               </w:rPr>
-              <w:t>24.00% ± 2.40%</w:t>
+              <w:t>25.00% ± 2.50%</w:t>
             </w:r>
           </w:p>
         </w:tc>
@@ -7445,7 +7201,7 @@
                 <w:spacing w:val="0"/>
                 <w:kern w:val="0"/>
               </w:rPr>
-              <w:t>21.60% – 26.40%</w:t>
+              <w:t>22.50% – 27.50%</w:t>
             </w:r>
           </w:p>
         </w:tc>
@@ -7883,7 +7639,7 @@
                 <w:spacing w:val="0"/>
                 <w:kern w:val="0"/>
               </w:rPr>
-              <w:t>12.00% ± 1.20%</w:t>
+              <w:t>11.50% ± 1.15%</w:t>
             </w:r>
           </w:p>
         </w:tc>
@@ -7907,7 +7663,7 @@
                 <w:spacing w:val="0"/>
                 <w:kern w:val="0"/>
               </w:rPr>
-              <w:t>10.80% – 13.20%</w:t>
+              <w:t>10.35% – 12.65%</w:t>
             </w:r>
           </w:p>
         </w:tc>
@@ -7994,7 +7750,7 @@
           <w:spacing w:val="0"/>
           <w:kern w:val="0"/>
         </w:rPr>
-        <w:t>НЕМА КЛАСА | NO GRADE — Нема воспоставена класа 7.70%–10.80%: ниту еден тестиран резултат на оваа сорта не паѓа во оваа зона, и ниту еден цел број не може да ги премости соседните класи во рамки на 10,00%-ограничувањето — резултат тука би побарал индивидуална ОК проценка. | No established grade 7.70%–10.80%: no tested result of this strain falls in this zone, and no whole number can bridge the neighbouring tiers within the 10.00% cap — a result here would require individual QC assessment.</w:t>
+        <w:t>НЕМА КЛАСА | NO GRADE — Нема воспоставена класа 7.70%–10.35%: ниту еден тестиран резултат на оваа сорта не паѓа во оваа зона, и ниту еден кандидат за номинала не може да ги премости соседните класи во рамки на 10,00%-ограничувањето — резултат тука би побарал индивидуална ОК проценка. | No established grade 7.70%–10.35%: no tested result of this strain falls in this zone, and no candidate nominal can bridge the neighbouring tiers within the 10.00% cap — a result here would require individual QC assessment.</w:t>
       </w:r>
     </w:p>
     <w:p>
@@ -8241,7 +7997,7 @@
                 <w:spacing w:val="0"/>
                 <w:kern w:val="0"/>
               </w:rPr>
-              <w:t>18.00% ± 0.89%</w:t>
+              <w:t>17.50% ± 0.94%</w:t>
             </w:r>
           </w:p>
         </w:tc>
@@ -8265,7 +8021,7 @@
                 <w:spacing w:val="0"/>
                 <w:kern w:val="0"/>
               </w:rPr>
-              <w:t>17.11% – 18.89%</w:t>
+              <w:t>16.56% – 18.44%</w:t>
             </w:r>
           </w:p>
         </w:tc>
@@ -8363,7 +8119,7 @@
                 <w:spacing w:val="0"/>
                 <w:kern w:val="0"/>
               </w:rPr>
-              <w:t>21.00% ± 2.10%</w:t>
+              <w:t>20.50% ± 2.05%</w:t>
             </w:r>
           </w:p>
         </w:tc>
@@ -8387,7 +8143,7 @@
                 <w:spacing w:val="0"/>
                 <w:kern w:val="0"/>
               </w:rPr>
-              <w:t>18.90% – 23.10%</w:t>
+              <w:t>18.45% – 22.55%</w:t>
             </w:r>
           </w:p>
         </w:tc>
@@ -8703,7 +8459,7 @@
                 <w:spacing w:val="0"/>
                 <w:kern w:val="0"/>
               </w:rPr>
-              <w:t>16.00% ± 1.09%</w:t>
+              <w:t>16.50% ± 1.49%</w:t>
             </w:r>
           </w:p>
         </w:tc>
@@ -8727,7 +8483,7 @@
                 <w:spacing w:val="0"/>
                 <w:kern w:val="0"/>
               </w:rPr>
-              <w:t>14.91% – 17.09%</w:t>
+              <w:t>15.01% – 17.99%</w:t>
             </w:r>
           </w:p>
         </w:tc>
@@ -8825,7 +8581,7 @@
                 <w:spacing w:val="0"/>
                 <w:kern w:val="0"/>
               </w:rPr>
-              <w:t>19.00% ± 1.90%</w:t>
+              <w:t>20.00% ± 2.00%</w:t>
             </w:r>
           </w:p>
         </w:tc>
@@ -8849,7 +8605,7 @@
                 <w:spacing w:val="0"/>
                 <w:kern w:val="0"/>
               </w:rPr>
-              <w:t>17.10% – 20.90%</w:t>
+              <w:t>18.00% – 22.00%</w:t>
             </w:r>
           </w:p>
         </w:tc>
@@ -9165,7 +8921,7 @@
                 <w:spacing w:val="0"/>
                 <w:kern w:val="0"/>
               </w:rPr>
-              <w:t>18.00% ± 0.89%</w:t>
+              <w:t>17.50% ± 0.94%</w:t>
             </w:r>
           </w:p>
         </w:tc>
@@ -9189,7 +8945,7 @@
                 <w:spacing w:val="0"/>
                 <w:kern w:val="0"/>
               </w:rPr>
-              <w:t>17.11% – 18.89%</w:t>
+              <w:t>16.56% – 18.44%</w:t>
             </w:r>
           </w:p>
         </w:tc>
@@ -9287,7 +9043,7 @@
                 <w:spacing w:val="0"/>
                 <w:kern w:val="0"/>
               </w:rPr>
-              <w:t>21.00% ± 2.10%</w:t>
+              <w:t>20.50% ± 2.05%</w:t>
             </w:r>
           </w:p>
         </w:tc>
@@ -9311,7 +9067,7 @@
                 <w:spacing w:val="0"/>
                 <w:kern w:val="0"/>
               </w:rPr>
-              <w:t>18.90% – 23.10%</w:t>
+              <w:t>18.45% – 22.55%</w:t>
             </w:r>
           </w:p>
         </w:tc>
@@ -10307,7 +10063,7 @@
                 <w:spacing w:val="0"/>
                 <w:kern w:val="0"/>
               </w:rPr>
-              <w:t>8.00% ± 0.09%</w:t>
+              <w:t>8.00% ± 0.54%</w:t>
             </w:r>
           </w:p>
         </w:tc>
@@ -10331,7 +10087,7 @@
                 <w:spacing w:val="0"/>
                 <w:kern w:val="0"/>
               </w:rPr>
-              <w:t>7.91% – 8.09%</w:t>
+              <w:t>7.46% – 8.54%</w:t>
             </w:r>
           </w:p>
         </w:tc>
@@ -10429,7 +10185,7 @@
                 <w:spacing w:val="0"/>
                 <w:kern w:val="0"/>
               </w:rPr>
-              <w:t>9.00% ± 0.90%</w:t>
+              <w:t>9.50% ± 0.95%</w:t>
             </w:r>
           </w:p>
         </w:tc>
@@ -10453,7 +10209,7 @@
                 <w:spacing w:val="0"/>
                 <w:kern w:val="0"/>
               </w:rPr>
-              <w:t>8.10% – 9.90%</w:t>
+              <w:t>8.55% – 10.45%</w:t>
             </w:r>
           </w:p>
         </w:tc>
@@ -10551,7 +10307,7 @@
                 <w:spacing w:val="0"/>
                 <w:kern w:val="0"/>
               </w:rPr>
-              <w:t>15.00% ± 0.95%</w:t>
+              <w:t>15.50% ± 1.34%</w:t>
             </w:r>
           </w:p>
         </w:tc>
@@ -10575,7 +10331,7 @@
                 <w:spacing w:val="0"/>
                 <w:kern w:val="0"/>
               </w:rPr>
-              <w:t>14.05% – 15.95%</w:t>
+              <w:t>14.16% – 16.84%</w:t>
             </w:r>
           </w:p>
         </w:tc>
@@ -10588,18 +10344,18 @@
           <w:p>
             <w:pPr>
               <w:spacing w:before="20" w:after="20"/>
-              <w:jc w:val="center"/>
-            </w:pPr>
-            <w:r>
-              <w:rPr>
-                <w:rFonts w:ascii="Calibri" w:hAnsi="Calibri"/>
-                <w:b w:val="0"/>
-                <w:color w:val="16232B"/>
-                <w:sz w:val="16"/>
-                <w:spacing w:val="0"/>
-                <w:kern w:val="0"/>
-              </w:rPr>
-              <w:t>OPM052501, OMP1024_01</w:t>
+              <w:jc w:val="left"/>
+            </w:pPr>
+            <w:r>
+              <w:rPr>
+                <w:rFonts w:ascii="Calibri" w:hAnsi="Calibri"/>
+                <w:b w:val="0"/>
+                <w:color w:val="16232B"/>
+                <w:sz w:val="16"/>
+                <w:spacing w:val="0"/>
+                <w:kern w:val="0"/>
+              </w:rPr>
+              <w:t>OPM052501, OMP1024_01, OPM1024_03</w:t>
             </w:r>
           </w:p>
         </w:tc>
@@ -10623,7 +10379,7 @@
                 <w:spacing w:val="0"/>
                 <w:kern w:val="0"/>
               </w:rPr>
-              <w:t>14.16%, 15.38%</w:t>
+              <w:t>14.16%, 15.38%, 16.55%</w:t>
             </w:r>
           </w:p>
         </w:tc>
@@ -10673,7 +10429,7 @@
                 <w:spacing w:val="0"/>
                 <w:kern w:val="0"/>
               </w:rPr>
-              <w:t>17.00% ± 1.04%</w:t>
+              <w:t>18.50% ± 1.65%</w:t>
             </w:r>
           </w:p>
         </w:tc>
@@ -10697,7 +10453,7 @@
                 <w:spacing w:val="0"/>
                 <w:kern w:val="0"/>
               </w:rPr>
-              <w:t>15.96% – 18.04%</w:t>
+              <w:t>16.85% – 20.15%</w:t>
             </w:r>
           </w:p>
         </w:tc>
@@ -10721,7 +10477,7 @@
                 <w:spacing w:val="0"/>
                 <w:kern w:val="0"/>
               </w:rPr>
-              <w:t>OPM1024_03, OPM1024_02</w:t>
+              <w:t>OPM1024_02, OPM1024</w:t>
             </w:r>
           </w:p>
         </w:tc>
@@ -10745,129 +10501,7 @@
                 <w:spacing w:val="0"/>
                 <w:kern w:val="0"/>
               </w:rPr>
-              <w:t>16.55%, 18.04%</w:t>
-            </w:r>
-          </w:p>
-        </w:tc>
-      </w:tr>
-      <w:tr>
-        <w:tc>
-          <w:tcPr>
-            <w:tcW w:type="dxa" w:w="850"/>
-            <w:vAlign w:val="center"/>
-            <w:shd w:val="clear" w:color="auto" w:fill="FFFFFF"/>
-          </w:tcPr>
-          <w:p>
-            <w:pPr>
-              <w:spacing w:before="20" w:after="20"/>
-              <w:jc w:val="left"/>
-            </w:pPr>
-            <w:r>
-              <w:rPr>
-                <w:rFonts w:ascii="Calibri" w:hAnsi="Calibri"/>
-                <w:b w:val="0"/>
-                <w:color w:val="16232B"/>
-                <w:sz w:val="16"/>
-                <w:spacing w:val="0"/>
-                <w:kern w:val="0"/>
-              </w:rPr>
-              <w:t>Pot.-5</w:t>
-            </w:r>
-          </w:p>
-        </w:tc>
-        <w:tc>
-          <w:tcPr>
-            <w:tcW w:type="dxa" w:w="1701"/>
-            <w:vAlign w:val="center"/>
-            <w:shd w:val="clear" w:color="auto" w:fill="FFFFFF"/>
-          </w:tcPr>
-          <w:p>
-            <w:pPr>
-              <w:spacing w:before="20" w:after="20"/>
-              <w:jc w:val="center"/>
-            </w:pPr>
-            <w:r>
-              <w:rPr>
-                <w:rFonts w:ascii="Calibri" w:hAnsi="Calibri"/>
-                <w:b w:val="0"/>
-                <w:color w:val="16232B"/>
-                <w:sz w:val="16"/>
-                <w:spacing w:val="0"/>
-                <w:kern w:val="0"/>
-              </w:rPr>
-              <w:t>20.00% ± 1.95%</w:t>
-            </w:r>
-          </w:p>
-        </w:tc>
-        <w:tc>
-          <w:tcPr>
-            <w:tcW w:type="dxa" w:w="1474"/>
-            <w:vAlign w:val="center"/>
-            <w:shd w:val="clear" w:color="auto" w:fill="FFFFFF"/>
-          </w:tcPr>
-          <w:p>
-            <w:pPr>
-              <w:spacing w:before="20" w:after="20"/>
-              <w:jc w:val="center"/>
-            </w:pPr>
-            <w:r>
-              <w:rPr>
-                <w:rFonts w:ascii="Calibri" w:hAnsi="Calibri"/>
-                <w:b w:val="0"/>
-                <w:color w:val="16232B"/>
-                <w:sz w:val="16"/>
-                <w:spacing w:val="0"/>
-                <w:kern w:val="0"/>
-              </w:rPr>
-              <w:t>18.05% – 21.95%</w:t>
-            </w:r>
-          </w:p>
-        </w:tc>
-        <w:tc>
-          <w:tcPr>
-            <w:tcW w:type="dxa" w:w="3628"/>
-            <w:vAlign w:val="center"/>
-            <w:shd w:val="clear" w:color="auto" w:fill="FFFFFF"/>
-          </w:tcPr>
-          <w:p>
-            <w:pPr>
-              <w:spacing w:before="20" w:after="20"/>
-              <w:jc w:val="center"/>
-            </w:pPr>
-            <w:r>
-              <w:rPr>
-                <w:rFonts w:ascii="Calibri" w:hAnsi="Calibri"/>
-                <w:b w:val="0"/>
-                <w:color w:val="16232B"/>
-                <w:sz w:val="16"/>
-                <w:spacing w:val="0"/>
-                <w:kern w:val="0"/>
-              </w:rPr>
-              <w:t>OPM1024</w:t>
-            </w:r>
-          </w:p>
-        </w:tc>
-        <w:tc>
-          <w:tcPr>
-            <w:tcW w:type="dxa" w:w="2268"/>
-            <w:vAlign w:val="center"/>
-            <w:shd w:val="clear" w:color="auto" w:fill="FFFFFF"/>
-          </w:tcPr>
-          <w:p>
-            <w:pPr>
-              <w:spacing w:before="20" w:after="20"/>
-              <w:jc w:val="center"/>
-            </w:pPr>
-            <w:r>
-              <w:rPr>
-                <w:rFonts w:ascii="Calibri" w:hAnsi="Calibri"/>
-                <w:b w:val="0"/>
-                <w:color w:val="16232B"/>
-                <w:sz w:val="16"/>
-                <w:spacing w:val="0"/>
-                <w:kern w:val="0"/>
-              </w:rPr>
-              <w:t>20.03%</w:t>
+              <w:t>18.04%, 20.03%</w:t>
             </w:r>
           </w:p>
         </w:tc>
@@ -10906,7 +10540,7 @@
           <w:spacing w:val="0"/>
           <w:kern w:val="0"/>
         </w:rPr>
-        <w:t>НЕМА КЛАСА | NO GRADE — Нема воспоставена класа 9.90%–14.05%: ниту еден тестиран резултат на оваа сорта не паѓа во оваа зона, и ниту еден цел број не може да ги премости соседните класи во рамки на 10,00%-ограничувањето — резултат тука би побарал индивидуална ОК проценка. | No established grade 9.90%–14.05%: no tested result of this strain falls in this zone, and no whole number can bridge the neighbouring tiers within the 10.00% cap — a result here would require individual QC assessment.</w:t>
+        <w:t>НЕМА КЛАСА | NO GRADE — Нема воспоставена класа 10.45%–14.16%: ниту еден тестиран резултат на оваа сорта не паѓа во оваа зона, и ниту еден кандидат за номинала не може да ги премости соседните класи во рамки на 10,00%-ограничувањето — резултат тука би побарал индивидуална ОК проценка. | No established grade 10.45%–14.16%: no tested result of this strain falls in this zone, and no candidate nominal can bridge the neighbouring tiers within the 10.00% cap — a result here would require individual QC assessment.</w:t>
       </w:r>
     </w:p>
     <w:p>
@@ -11153,7 +10787,7 @@
                 <w:spacing w:val="0"/>
                 <w:kern w:val="0"/>
               </w:rPr>
-              <w:t>11.00% ± 0.99%</w:t>
+              <w:t>10.50% ± 0.74%</w:t>
             </w:r>
           </w:p>
         </w:tc>
@@ -11177,7 +10811,7 @@
                 <w:spacing w:val="0"/>
                 <w:kern w:val="0"/>
               </w:rPr>
-              <w:t>10.01% – 11.99%</w:t>
+              <w:t>9.76% – 11.24%</w:t>
             </w:r>
           </w:p>
         </w:tc>
@@ -11275,7 +10909,7 @@
                 <w:spacing w:val="0"/>
                 <w:kern w:val="0"/>
               </w:rPr>
-              <w:t>13.00% ± 1.00%</w:t>
+              <w:t>12.50% ± 1.25%</w:t>
             </w:r>
           </w:p>
         </w:tc>
@@ -11299,7 +10933,7 @@
                 <w:spacing w:val="0"/>
                 <w:kern w:val="0"/>
               </w:rPr>
-              <w:t>12.00% – 14.00%</w:t>
+              <w:t>11.25% – 13.75%</w:t>
             </w:r>
           </w:p>
         </w:tc>
@@ -13267,7 +12901,7 @@
                 <w:spacing w:val="0"/>
                 <w:kern w:val="0"/>
               </w:rPr>
-              <w:t>24.00% ± 2.40%</w:t>
+              <w:t>23.50% ± 2.35%</w:t>
             </w:r>
           </w:p>
         </w:tc>
@@ -13291,7 +12925,7 @@
                 <w:spacing w:val="0"/>
                 <w:kern w:val="0"/>
               </w:rPr>
-              <w:t>3.41</w:t>
+              <w:t>3.86</w:t>
             </w:r>
           </w:p>
         </w:tc>
@@ -14019,7 +13653,7 @@
                 <w:spacing w:val="0"/>
                 <w:kern w:val="0"/>
               </w:rPr>
-              <w:t>Pot.-3</w:t>
+              <w:t>Pot.-2</w:t>
             </w:r>
           </w:p>
         </w:tc>
@@ -14043,7 +13677,7 @@
                 <w:spacing w:val="0"/>
                 <w:kern w:val="0"/>
               </w:rPr>
-              <w:t>17.00% ± 1.70%</w:t>
+              <w:t>16.50% ± 1.65%</w:t>
             </w:r>
           </w:p>
         </w:tc>
@@ -14067,7 +13701,7 @@
                 <w:spacing w:val="0"/>
                 <w:kern w:val="0"/>
               </w:rPr>
-              <w:t>2.37</w:t>
+              <w:t>2.82</w:t>
             </w:r>
           </w:p>
         </w:tc>
@@ -14237,7 +13871,7 @@
                 <w:spacing w:val="0"/>
                 <w:kern w:val="0"/>
               </w:rPr>
-              <w:t>18.00% ± 1.49%</w:t>
+              <w:t>19.50% ± 1.95%</w:t>
             </w:r>
           </w:p>
         </w:tc>
@@ -14261,7 +13895,7 @@
                 <w:spacing w:val="0"/>
                 <w:kern w:val="0"/>
               </w:rPr>
-              <w:t>2.35</w:t>
+              <w:t>1.31</w:t>
             </w:r>
           </w:p>
         </w:tc>
@@ -14431,7 +14065,7 @@
                 <w:spacing w:val="0"/>
                 <w:kern w:val="0"/>
               </w:rPr>
-              <w:t>17.00% ± 1.70%</w:t>
+              <w:t>17.50% ± 1.54%</w:t>
             </w:r>
           </w:p>
         </w:tc>
@@ -14455,7 +14089,7 @@
                 <w:spacing w:val="0"/>
                 <w:kern w:val="0"/>
               </w:rPr>
-              <w:t>1.40</w:t>
+              <w:t>0.74</w:t>
             </w:r>
           </w:p>
         </w:tc>
@@ -14625,7 +14259,7 @@
                 <w:spacing w:val="0"/>
                 <w:kern w:val="0"/>
               </w:rPr>
-              <w:t>17.00% ± 1.70%</w:t>
+              <w:t>17.50% ± 1.54%</w:t>
             </w:r>
           </w:p>
         </w:tc>
@@ -14649,7 +14283,7 @@
                 <w:spacing w:val="0"/>
                 <w:kern w:val="0"/>
               </w:rPr>
-              <w:t>3.37</w:t>
+              <w:t>2.71</w:t>
             </w:r>
           </w:p>
         </w:tc>
@@ -14819,7 +14453,7 @@
                 <w:spacing w:val="0"/>
                 <w:kern w:val="0"/>
               </w:rPr>
-              <w:t>20.00% ± 1.59%</w:t>
+              <w:t>20.50% ± 1.99%</w:t>
             </w:r>
           </w:p>
         </w:tc>
@@ -14843,7 +14477,7 @@
                 <w:spacing w:val="0"/>
                 <w:kern w:val="0"/>
               </w:rPr>
-              <w:t>0.11</w:t>
+              <w:t>0.01</w:t>
             </w:r>
           </w:p>
         </w:tc>
@@ -15013,7 +14647,7 @@
                 <w:spacing w:val="0"/>
                 <w:kern w:val="0"/>
               </w:rPr>
-              <w:t>24.00% ± 2.40%</w:t>
+              <w:t>25.00% ± 2.50%</w:t>
             </w:r>
           </w:p>
         </w:tc>
@@ -15037,7 +14671,7 @@
                 <w:spacing w:val="0"/>
                 <w:kern w:val="0"/>
               </w:rPr>
-              <w:t>1.01</w:t>
+              <w:t>0.11</w:t>
             </w:r>
           </w:p>
         </w:tc>
@@ -15207,7 +14841,7 @@
                 <w:spacing w:val="0"/>
                 <w:kern w:val="0"/>
               </w:rPr>
-              <w:t>17.00% ± 1.40%</w:t>
+              <w:t>17.00% ± 1.50%</w:t>
             </w:r>
           </w:p>
         </w:tc>
@@ -15231,7 +14865,7 @@
                 <w:spacing w:val="0"/>
                 <w:kern w:val="0"/>
               </w:rPr>
-              <w:t>0.10</w:t>
+              <w:t>0.20</w:t>
             </w:r>
           </w:p>
         </w:tc>
@@ -15401,7 +15035,7 @@
                 <w:spacing w:val="0"/>
                 <w:kern w:val="0"/>
               </w:rPr>
-              <w:t>18.00% ± 0.89%</w:t>
+              <w:t>17.50% ± 0.94%</w:t>
             </w:r>
           </w:p>
         </w:tc>
@@ -15425,7 +15059,7 @@
                 <w:spacing w:val="0"/>
                 <w:kern w:val="0"/>
               </w:rPr>
-              <w:t>0.20</w:t>
+              <w:t>0.75</w:t>
             </w:r>
           </w:p>
         </w:tc>
@@ -15595,7 +15229,7 @@
                 <w:spacing w:val="0"/>
                 <w:kern w:val="0"/>
               </w:rPr>
-              <w:t>21.00% ± 2.10%</w:t>
+              <w:t>20.50% ± 2.05%</w:t>
             </w:r>
           </w:p>
         </w:tc>
@@ -15619,7 +15253,7 @@
                 <w:spacing w:val="0"/>
                 <w:kern w:val="0"/>
               </w:rPr>
-              <w:t>2.71</w:t>
+              <w:t>3.16</w:t>
             </w:r>
           </w:p>
         </w:tc>
@@ -15789,7 +15423,7 @@
                 <w:spacing w:val="0"/>
                 <w:kern w:val="0"/>
               </w:rPr>
-              <w:t>19.00% ± 1.90%</w:t>
+              <w:t>20.00% ± 2.00%</w:t>
             </w:r>
           </w:p>
         </w:tc>
@@ -15813,7 +15447,7 @@
                 <w:spacing w:val="0"/>
                 <w:kern w:val="0"/>
               </w:rPr>
-              <w:t>3.22</w:t>
+              <w:t>2.32</w:t>
             </w:r>
           </w:p>
         </w:tc>
@@ -15983,7 +15617,7 @@
                 <w:spacing w:val="0"/>
                 <w:kern w:val="0"/>
               </w:rPr>
-              <w:t>18.00% ± 0.89%</w:t>
+              <w:t>17.50% ± 0.94%</w:t>
             </w:r>
           </w:p>
         </w:tc>
@@ -16007,7 +15641,7 @@
                 <w:spacing w:val="0"/>
                 <w:kern w:val="0"/>
               </w:rPr>
-              <w:t>0.21</w:t>
+              <w:t>0.76</w:t>
             </w:r>
           </w:p>
         </w:tc>
@@ -16153,7 +15787,7 @@
                 <w:spacing w:val="0"/>
                 <w:kern w:val="0"/>
               </w:rPr>
-              <w:t>Pot.-5</w:t>
+              <w:t>Pot.-4</w:t>
             </w:r>
           </w:p>
         </w:tc>
@@ -16177,7 +15811,7 @@
                 <w:spacing w:val="0"/>
                 <w:kern w:val="0"/>
               </w:rPr>
-              <w:t>20.00% ± 1.95%</w:t>
+              <w:t>18.50% ± 1.65%</w:t>
             </w:r>
           </w:p>
         </w:tc>
@@ -16201,7 +15835,7 @@
                 <w:spacing w:val="0"/>
                 <w:kern w:val="0"/>
               </w:rPr>
-              <w:t>1.98</w:t>
+              <w:t>3.18</w:t>
             </w:r>
           </w:p>
         </w:tc>
@@ -16371,7 +16005,7 @@
                 <w:spacing w:val="0"/>
                 <w:kern w:val="0"/>
               </w:rPr>
-              <w:t>17.00% ± 1.04%</w:t>
+              <w:t>18.50% ± 1.65%</w:t>
             </w:r>
           </w:p>
         </w:tc>
@@ -16395,7 +16029,7 @@
                 <w:spacing w:val="0"/>
                 <w:kern w:val="0"/>
               </w:rPr>
-              <w:t>2.08</w:t>
+              <w:t>1.19</w:t>
             </w:r>
           </w:p>
         </w:tc>
@@ -16565,7 +16199,7 @@
                 <w:spacing w:val="0"/>
                 <w:kern w:val="0"/>
               </w:rPr>
-              <w:t>8.00% ± 0.09%</w:t>
+              <w:t>8.00% ± 0.54%</w:t>
             </w:r>
           </w:p>
         </w:tc>
@@ -16589,7 +16223,7 @@
                 <w:spacing w:val="0"/>
                 <w:kern w:val="0"/>
               </w:rPr>
-              <w:t>0.00</w:t>
+              <w:t>0.45</w:t>
             </w:r>
           </w:p>
         </w:tc>
@@ -16759,7 +16393,7 @@
                 <w:spacing w:val="0"/>
                 <w:kern w:val="0"/>
               </w:rPr>
-              <w:t>13.00% ± 1.00%</w:t>
+              <w:t>12.50% ± 1.25%</w:t>
             </w:r>
           </w:p>
         </w:tc>
@@ -16783,7 +16417,7 @@
                 <w:spacing w:val="0"/>
                 <w:kern w:val="0"/>
               </w:rPr>
-              <w:t>0.25</w:t>
+              <w:t>1.00</w:t>
             </w:r>
           </w:p>
         </w:tc>
@@ -17341,7 +16975,7 @@
                 <w:spacing w:val="0"/>
                 <w:kern w:val="0"/>
               </w:rPr>
-              <w:t>20.00% ± 1.59%</w:t>
+              <w:t>20.50% ± 0.64%</w:t>
             </w:r>
           </w:p>
         </w:tc>
@@ -17365,7 +16999,7 @@
                 <w:spacing w:val="0"/>
                 <w:kern w:val="0"/>
               </w:rPr>
-              <w:t>1.98</w:t>
+              <w:t>0.53</w:t>
             </w:r>
           </w:p>
         </w:tc>
@@ -18117,7 +17751,7 @@
                 <w:spacing w:val="0"/>
                 <w:kern w:val="0"/>
               </w:rPr>
-              <w:t>12.00% ± 0.70%</w:t>
+              <w:t>13.50% ± 1.34%</w:t>
             </w:r>
           </w:p>
         </w:tc>
@@ -18141,7 +17775,7 @@
                 <w:spacing w:val="0"/>
                 <w:kern w:val="0"/>
               </w:rPr>
-              <w:t>1.02</w:t>
+              <w:t>0.16</w:t>
             </w:r>
           </w:p>
         </w:tc>
@@ -18699,7 +18333,7 @@
                 <w:spacing w:val="0"/>
                 <w:kern w:val="0"/>
               </w:rPr>
-              <w:t>15.00% ± 1.50%</w:t>
+              <w:t>16.00% ± 1.54%</w:t>
             </w:r>
           </w:p>
         </w:tc>
@@ -18723,7 +18357,7 @@
                 <w:spacing w:val="0"/>
                 <w:kern w:val="0"/>
               </w:rPr>
-              <w:t>1.18</w:t>
+              <w:t>0.22</w:t>
             </w:r>
           </w:p>
         </w:tc>
@@ -18893,7 +18527,7 @@
                 <w:spacing w:val="0"/>
                 <w:kern w:val="0"/>
               </w:rPr>
-              <w:t>14.00% ± 1.29%</w:t>
+              <w:t>14.50% ± 1.45%</w:t>
             </w:r>
           </w:p>
         </w:tc>
@@ -18917,7 +18551,7 @@
                 <w:spacing w:val="0"/>
                 <w:kern w:val="0"/>
               </w:rPr>
-              <w:t>0.63</w:t>
+              <w:t>0.29</w:t>
             </w:r>
           </w:p>
         </w:tc>
@@ -19087,7 +18721,7 @@
                 <w:spacing w:val="0"/>
                 <w:kern w:val="0"/>
               </w:rPr>
-              <w:t>20.00% ± 1.59%</w:t>
+              <w:t>20.50% ± 1.99%</w:t>
             </w:r>
           </w:p>
         </w:tc>
@@ -19111,7 +18745,7 @@
                 <w:spacing w:val="0"/>
                 <w:kern w:val="0"/>
               </w:rPr>
-              <w:t>1.40</w:t>
+              <w:t>1.30</w:t>
             </w:r>
           </w:p>
         </w:tc>
@@ -19281,7 +18915,7 @@
                 <w:spacing w:val="0"/>
                 <w:kern w:val="0"/>
               </w:rPr>
-              <w:t>24.00% ± 2.40%</w:t>
+              <w:t>25.00% ± 2.50%</w:t>
             </w:r>
           </w:p>
         </w:tc>
@@ -19305,7 +18939,7 @@
                 <w:spacing w:val="0"/>
                 <w:kern w:val="0"/>
               </w:rPr>
-              <w:t>3.85</w:t>
+              <w:t>2.95</w:t>
             </w:r>
           </w:p>
         </w:tc>
@@ -19475,7 +19109,7 @@
                 <w:spacing w:val="0"/>
                 <w:kern w:val="0"/>
               </w:rPr>
-              <w:t>20.00% ± 1.59%</w:t>
+              <w:t>20.50% ± 1.99%</w:t>
             </w:r>
           </w:p>
         </w:tc>
@@ -19499,7 +19133,7 @@
                 <w:spacing w:val="0"/>
                 <w:kern w:val="0"/>
               </w:rPr>
-              <w:t>2.88</w:t>
+              <w:t>2.78</w:t>
             </w:r>
           </w:p>
         </w:tc>
@@ -19669,7 +19303,7 @@
                 <w:spacing w:val="0"/>
                 <w:kern w:val="0"/>
               </w:rPr>
-              <w:t>24.00% ± 2.40%</w:t>
+              <w:t>25.00% ± 2.50%</w:t>
             </w:r>
           </w:p>
         </w:tc>
@@ -19693,7 +19327,7 @@
                 <w:spacing w:val="0"/>
                 <w:kern w:val="0"/>
               </w:rPr>
-              <w:t>4.13</w:t>
+              <w:t>3.23</w:t>
             </w:r>
           </w:p>
         </w:tc>
@@ -19863,7 +19497,7 @@
                 <w:spacing w:val="0"/>
                 <w:kern w:val="0"/>
               </w:rPr>
-              <w:t>12.00% ± 1.20%</w:t>
+              <w:t>11.50% ± 1.15%</w:t>
             </w:r>
           </w:p>
         </w:tc>
@@ -19887,7 +19521,7 @@
                 <w:spacing w:val="0"/>
                 <w:kern w:val="0"/>
               </w:rPr>
-              <w:t>0.73</w:t>
+              <w:t>1.18</w:t>
             </w:r>
           </w:p>
         </w:tc>
@@ -20057,7 +19691,7 @@
                 <w:spacing w:val="0"/>
                 <w:kern w:val="0"/>
               </w:rPr>
-              <w:t>21.00% ± 2.10%</w:t>
+              <w:t>20.50% ± 2.05%</w:t>
             </w:r>
           </w:p>
         </w:tc>
@@ -20081,7 +19715,7 @@
                 <w:spacing w:val="0"/>
                 <w:kern w:val="0"/>
               </w:rPr>
-              <w:t>1.49</w:t>
+              <w:t>1.94</w:t>
             </w:r>
           </w:p>
         </w:tc>
@@ -20251,7 +19885,7 @@
                 <w:spacing w:val="0"/>
                 <w:kern w:val="0"/>
               </w:rPr>
-              <w:t>16.00% ± 1.09%</w:t>
+              <w:t>16.50% ± 1.49%</w:t>
             </w:r>
           </w:p>
         </w:tc>
@@ -20275,7 +19909,7 @@
                 <w:spacing w:val="0"/>
                 <w:kern w:val="0"/>
               </w:rPr>
-              <w:t>1.80</w:t>
+              <w:t>1.70</w:t>
             </w:r>
           </w:p>
         </w:tc>
@@ -20445,7 +20079,7 @@
                 <w:spacing w:val="0"/>
                 <w:kern w:val="0"/>
               </w:rPr>
-              <w:t>19.00% ± 1.90%</w:t>
+              <w:t>20.00% ± 2.00%</w:t>
             </w:r>
           </w:p>
         </w:tc>
@@ -20469,7 +20103,7 @@
                 <w:spacing w:val="0"/>
                 <w:kern w:val="0"/>
               </w:rPr>
-              <w:t>3.44</w:t>
+              <w:t>2.54</w:t>
             </w:r>
           </w:p>
         </w:tc>
@@ -20639,7 +20273,7 @@
                 <w:spacing w:val="0"/>
                 <w:kern w:val="0"/>
               </w:rPr>
-              <w:t>16.00% ± 1.09%</w:t>
+              <w:t>16.50% ± 1.49%</w:t>
             </w:r>
           </w:p>
         </w:tc>
@@ -20663,7 +20297,7 @@
                 <w:spacing w:val="0"/>
                 <w:kern w:val="0"/>
               </w:rPr>
-              <w:t>0.25</w:t>
+              <w:t>0.15</w:t>
             </w:r>
           </w:p>
         </w:tc>
@@ -21221,7 +20855,7 @@
                 <w:spacing w:val="0"/>
                 <w:kern w:val="0"/>
               </w:rPr>
-              <w:t>15.00% ± 0.95%</w:t>
+              <w:t>15.50% ± 1.34%</w:t>
             </w:r>
           </w:p>
         </w:tc>
@@ -21245,7 +20879,7 @@
                 <w:spacing w:val="0"/>
                 <w:kern w:val="0"/>
               </w:rPr>
-              <w:t>1.33</w:t>
+              <w:t>1.22</w:t>
             </w:r>
           </w:p>
         </w:tc>
@@ -21415,7 +21049,7 @@
                 <w:spacing w:val="0"/>
                 <w:kern w:val="0"/>
               </w:rPr>
-              <w:t>9.00% ± 0.90%</w:t>
+              <w:t>9.50% ± 0.95%</w:t>
             </w:r>
           </w:p>
         </w:tc>
@@ -21439,7 +21073,7 @@
                 <w:spacing w:val="0"/>
                 <w:kern w:val="0"/>
               </w:rPr>
-              <w:t>1.33</w:t>
+              <w:t>0.88</w:t>
             </w:r>
           </w:p>
         </w:tc>
@@ -21585,7 +21219,7 @@
                 <w:spacing w:val="0"/>
                 <w:kern w:val="0"/>
               </w:rPr>
-              <w:t>Pot.-4</w:t>
+              <w:t>Pot.-3</w:t>
             </w:r>
           </w:p>
         </w:tc>
@@ -21609,7 +21243,7 @@
                 <w:spacing w:val="0"/>
                 <w:kern w:val="0"/>
               </w:rPr>
-              <w:t>17.00% ± 1.04%</w:t>
+              <w:t>15.50% ± 1.34%</w:t>
             </w:r>
           </w:p>
         </w:tc>
@@ -21633,7 +21267,7 @@
                 <w:spacing w:val="0"/>
                 <w:kern w:val="0"/>
               </w:rPr>
-              <w:t>0.59</w:t>
+              <w:t>2.39</w:t>
             </w:r>
           </w:p>
         </w:tc>
@@ -21803,7 +21437,7 @@
                 <w:spacing w:val="0"/>
                 <w:kern w:val="0"/>
               </w:rPr>
-              <w:t>13.00% ± 1.00%</w:t>
+              <w:t>12.50% ± 1.25%</w:t>
             </w:r>
           </w:p>
         </w:tc>
@@ -21827,7 +21461,7 @@
                 <w:spacing w:val="0"/>
                 <w:kern w:val="0"/>
               </w:rPr>
-              <w:t>1.33</w:t>
+              <w:t>2.08</w:t>
             </w:r>
           </w:p>
         </w:tc>
@@ -21997,7 +21631,7 @@
                 <w:spacing w:val="0"/>
                 <w:kern w:val="0"/>
               </w:rPr>
-              <w:t>16.00% ± 1.60%</w:t>
+              <w:t>15.50% ± 1.55%</w:t>
             </w:r>
           </w:p>
         </w:tc>
@@ -22021,7 +21655,7 @@
                 <w:spacing w:val="0"/>
                 <w:kern w:val="0"/>
               </w:rPr>
-              <w:t>1.23</w:t>
+              <w:t>1.68</w:t>
             </w:r>
           </w:p>
         </w:tc>
@@ -22967,7 +22601,7 @@
                 <w:spacing w:val="0"/>
                 <w:kern w:val="0"/>
               </w:rPr>
-              <w:t>24.00% ± 2.40%</w:t>
+              <w:t>23.50% ± 2.35%</w:t>
             </w:r>
           </w:p>
         </w:tc>
@@ -22991,7 +22625,7 @@
                 <w:spacing w:val="0"/>
                 <w:kern w:val="0"/>
               </w:rPr>
-              <w:t>1.82</w:t>
+              <w:t>2.27</w:t>
             </w:r>
           </w:p>
         </w:tc>
@@ -23719,7 +23353,7 @@
                 <w:spacing w:val="0"/>
                 <w:kern w:val="0"/>
               </w:rPr>
-              <w:t>Pot.-2</w:t>
+              <w:t>Pot.-1</w:t>
             </w:r>
           </w:p>
         </w:tc>
@@ -23743,7 +23377,7 @@
                 <w:spacing w:val="0"/>
                 <w:kern w:val="0"/>
               </w:rPr>
-              <w:t>14.00% ± 1.29%</w:t>
+              <w:t>13.50% ± 1.34%</w:t>
             </w:r>
           </w:p>
         </w:tc>
@@ -23767,7 +23401,7 @@
                 <w:spacing w:val="0"/>
                 <w:kern w:val="0"/>
               </w:rPr>
-              <w:t>0.64</w:t>
+              <w:t>1.19</w:t>
             </w:r>
           </w:p>
         </w:tc>
@@ -23913,7 +23547,7 @@
                 <w:spacing w:val="0"/>
                 <w:kern w:val="0"/>
               </w:rPr>
-              <w:t>Pot.-3</w:t>
+              <w:t>Pot.-2</w:t>
             </w:r>
           </w:p>
         </w:tc>
@@ -23937,7 +23571,7 @@
                 <w:spacing w:val="0"/>
                 <w:kern w:val="0"/>
               </w:rPr>
-              <w:t>21.00% ± 1.50%</w:t>
+              <w:t>19.50% ± 1.95%</w:t>
             </w:r>
           </w:p>
         </w:tc>
@@ -23961,7 +23595,7 @@
                 <w:spacing w:val="0"/>
                 <w:kern w:val="0"/>
               </w:rPr>
-              <w:t>1.33</w:t>
+              <w:t>3.28</w:t>
             </w:r>
           </w:p>
         </w:tc>
@@ -24131,7 +23765,7 @@
                 <w:spacing w:val="0"/>
                 <w:kern w:val="0"/>
               </w:rPr>
-              <w:t>18.00% ± 1.49%</w:t>
+              <w:t>19.50% ± 1.95%</w:t>
             </w:r>
           </w:p>
         </w:tc>
@@ -24155,7 +23789,7 @@
                 <w:spacing w:val="0"/>
                 <w:kern w:val="0"/>
               </w:rPr>
-              <w:t>1.78</w:t>
+              <w:t>0.74</w:t>
             </w:r>
           </w:p>
         </w:tc>
@@ -24301,7 +23935,7 @@
                 <w:spacing w:val="0"/>
                 <w:kern w:val="0"/>
               </w:rPr>
-              <w:t>Pot.-2</w:t>
+              <w:t>Pot.-1</w:t>
             </w:r>
           </w:p>
         </w:tc>
@@ -24325,7 +23959,7 @@
                 <w:spacing w:val="0"/>
                 <w:kern w:val="0"/>
               </w:rPr>
-              <w:t>18.00% ± 1.49%</w:t>
+              <w:t>16.00% ± 1.54%</w:t>
             </w:r>
           </w:p>
         </w:tc>
@@ -24349,7 +23983,7 @@
                 <w:spacing w:val="0"/>
                 <w:kern w:val="0"/>
               </w:rPr>
-              <w:t>0.18</w:t>
+              <w:t>2.23</w:t>
             </w:r>
           </w:p>
         </w:tc>
@@ -24495,7 +24129,7 @@
                 <w:spacing w:val="0"/>
                 <w:kern w:val="0"/>
               </w:rPr>
-              <w:t>Pot.-2</w:t>
+              <w:t>Pot.-1</w:t>
             </w:r>
           </w:p>
         </w:tc>
@@ -24519,7 +24153,7 @@
                 <w:spacing w:val="0"/>
                 <w:kern w:val="0"/>
               </w:rPr>
-              <w:t>17.00% ± 1.70%</w:t>
+              <w:t>14.50% ± 1.45%</w:t>
             </w:r>
           </w:p>
         </w:tc>
@@ -24543,7 +24177,7 @@
                 <w:spacing w:val="0"/>
                 <w:kern w:val="0"/>
               </w:rPr>
-              <w:t>0.05</w:t>
+              <w:t>2.30</w:t>
             </w:r>
           </w:p>
         </w:tc>
@@ -24689,7 +24323,7 @@
                 <w:spacing w:val="0"/>
                 <w:kern w:val="0"/>
               </w:rPr>
-              <w:t>Pot.-2</w:t>
+              <w:t>Pot.-1</w:t>
             </w:r>
           </w:p>
         </w:tc>
@@ -24713,7 +24347,7 @@
                 <w:spacing w:val="0"/>
                 <w:kern w:val="0"/>
               </w:rPr>
-              <w:t>17.00% ± 1.70%</w:t>
+              <w:t>14.50% ± 1.45%</w:t>
             </w:r>
           </w:p>
         </w:tc>
@@ -24737,7 +24371,7 @@
                 <w:spacing w:val="0"/>
                 <w:kern w:val="0"/>
               </w:rPr>
-              <w:t>0.65</w:t>
+              <w:t>2.90</w:t>
             </w:r>
           </w:p>
         </w:tc>
@@ -24907,7 +24541,7 @@
                 <w:spacing w:val="0"/>
                 <w:kern w:val="0"/>
               </w:rPr>
-              <w:t>17.00% ± 1.70%</w:t>
+              <w:t>17.50% ± 1.54%</w:t>
             </w:r>
           </w:p>
         </w:tc>
@@ -24931,7 +24565,7 @@
                 <w:spacing w:val="0"/>
                 <w:kern w:val="0"/>
               </w:rPr>
-              <w:t>2.64</w:t>
+              <w:t>1.98</w:t>
             </w:r>
           </w:p>
         </w:tc>
@@ -25101,7 +24735,7 @@
                 <w:spacing w:val="0"/>
                 <w:kern w:val="0"/>
               </w:rPr>
-              <w:t>24.00% ± 2.40%</w:t>
+              <w:t>25.00% ± 2.50%</w:t>
             </w:r>
           </w:p>
         </w:tc>
@@ -25125,7 +24759,7 @@
                 <w:spacing w:val="0"/>
                 <w:kern w:val="0"/>
               </w:rPr>
-              <w:t>3.29</w:t>
+              <w:t>2.39</w:t>
             </w:r>
           </w:p>
         </w:tc>
@@ -25295,7 +24929,7 @@
                 <w:spacing w:val="0"/>
                 <w:kern w:val="0"/>
               </w:rPr>
-              <w:t>20.00% ± 1.59%</w:t>
+              <w:t>20.50% ± 1.99%</w:t>
             </w:r>
           </w:p>
         </w:tc>
@@ -25319,7 +24953,7 @@
                 <w:spacing w:val="0"/>
                 <w:kern w:val="0"/>
               </w:rPr>
-              <w:t>2.95</w:t>
+              <w:t>2.85</w:t>
             </w:r>
           </w:p>
         </w:tc>
@@ -25683,7 +25317,7 @@
                 <w:spacing w:val="0"/>
                 <w:kern w:val="0"/>
               </w:rPr>
-              <w:t>19.00% ± 1.90%</w:t>
+              <w:t>20.00% ± 2.00%</w:t>
             </w:r>
           </w:p>
         </w:tc>
@@ -25707,7 +25341,7 @@
                 <w:spacing w:val="0"/>
                 <w:kern w:val="0"/>
               </w:rPr>
-              <w:t>1.06</w:t>
+              <w:t>0.16</w:t>
             </w:r>
           </w:p>
         </w:tc>
@@ -25877,7 +25511,7 @@
                 <w:spacing w:val="0"/>
                 <w:kern w:val="0"/>
               </w:rPr>
-              <w:t>21.00% ± 2.10%</w:t>
+              <w:t>20.50% ± 2.05%</w:t>
             </w:r>
           </w:p>
         </w:tc>
@@ -25901,7 +25535,7 @@
                 <w:spacing w:val="0"/>
                 <w:kern w:val="0"/>
               </w:rPr>
-              <w:t>1.31</w:t>
+              <w:t>1.76</w:t>
             </w:r>
           </w:p>
         </w:tc>
@@ -26071,7 +25705,7 @@
                 <w:spacing w:val="0"/>
                 <w:kern w:val="0"/>
               </w:rPr>
-              <w:t>21.00% ± 2.10%</w:t>
+              <w:t>20.50% ± 2.05%</w:t>
             </w:r>
           </w:p>
         </w:tc>
@@ -26095,7 +25729,7 @@
                 <w:spacing w:val="0"/>
                 <w:kern w:val="0"/>
               </w:rPr>
-              <w:t>2.94</w:t>
+              <w:t>3.39</w:t>
             </w:r>
           </w:p>
         </w:tc>
@@ -26459,7 +26093,7 @@
                 <w:spacing w:val="0"/>
                 <w:kern w:val="0"/>
               </w:rPr>
-              <w:t>15.00% ± 0.95%</w:t>
+              <w:t>15.50% ± 1.34%</w:t>
             </w:r>
           </w:p>
         </w:tc>
@@ -26483,7 +26117,7 @@
                 <w:spacing w:val="0"/>
                 <w:kern w:val="0"/>
               </w:rPr>
-              <w:t>0.11</w:t>
+              <w:t>0.00</w:t>
             </w:r>
           </w:p>
         </w:tc>
@@ -26653,7 +26287,7 @@
                 <w:spacing w:val="0"/>
                 <w:kern w:val="0"/>
               </w:rPr>
-              <w:t>8.00% ± 0.09%</w:t>
+              <w:t>8.00% ± 0.54%</w:t>
             </w:r>
           </w:p>
         </w:tc>
@@ -26677,7 +26311,7 @@
                 <w:spacing w:val="0"/>
                 <w:kern w:val="0"/>
               </w:rPr>
-              <w:t>0.09</w:t>
+              <w:t>0.54</w:t>
             </w:r>
           </w:p>
         </w:tc>
@@ -26847,7 +26481,7 @@
                 <w:spacing w:val="0"/>
                 <w:kern w:val="0"/>
               </w:rPr>
-              <w:t>11.00% ± 0.99%</w:t>
+              <w:t>10.50% ± 0.74%</w:t>
             </w:r>
           </w:p>
         </w:tc>
@@ -26871,7 +26505,7 @@
                 <w:spacing w:val="0"/>
                 <w:kern w:val="0"/>
               </w:rPr>
-              <w:t>0.00</w:t>
+              <w:t>0.25</w:t>
             </w:r>
           </w:p>
         </w:tc>

--- a/deliverables/potency_study/Strain_Potency_Study_14Aug2026.docx
+++ b/deliverables/potency_study/Strain_Potency_Study_14Aug2026.docx
@@ -3574,7 +3574,7 @@
           <w:spacing w:val="0"/>
           <w:kern w:val="0"/>
         </w:rPr>
-        <w:t>Толеранцијата е на целосните 10,00% од номиналата секогаш кога тоа е возможно, а се намалува само толку колку што е потребно за точно да ја допре соседната класа (без празен простор меѓу нив) — затоа две класи од иста сорта може да носат различен ± процент, по дизајн. Класите никогаш не се преклопуваат. | Tolerance is at the full 10.00% of the nominal whenever the data allows it, and shrinks only as far as needed to meet the neighbouring tier exactly (no blind gap between them) — that is why two tiers of the same strain can carry a different ± percentage, by design. Tiers never overlap.</w:t>
+        <w:t>Класите се декларираат одозгора надолу: најсилната (највисоката) класа има приоритет и ја зема својата полна ±10,00%, а секоја пониска се протега надолу од неа — горната ѝ граница е точно 0,01 под долната граница на класата над неа, и зема онолку од своите ±10,00% колку што може додека допира до таа граница. Затоа пониска класа е потесна само кога точното допирање не остава повеќе простор. Класите никогаш не се преклопуваат. | Tiers are declared top-down: the strongest (highest) tier gets priority and takes its full ±10.00%, and each lower tier extends downward from it — its ceiling sits exactly 0.01 below the floor of the tier above, taking as much of its own ±10.00% as it can while reaching that ceiling. A lower tier is narrower only when meeting the tier above leaves no more room. Tiers never overlap.</w:t>
       </w:r>
     </w:p>
     <w:p>
@@ -3914,7 +3914,7 @@
           <w:spacing w:val="0"/>
           <w:kern w:val="0"/>
         </w:rPr>
-        <w:t>Толеранцијата е на целосните 10,00% од номиналата секогаш кога тоа е возможно, а се намалува само толку колку што е потребно за точно да ја допре соседната класа (без празен простор меѓу нив) — затоа две класи од иста сорта може да носат различен ± процент, по дизајн. Класите никогаш не се преклопуваат. | Tolerance is at the full 10.00% of the nominal whenever the data allows it, and shrinks only as far as needed to meet the neighbouring tier exactly (no blind gap between them) — that is why two tiers of the same strain can carry a different ± percentage, by design. Tiers never overlap.</w:t>
+        <w:t>Класите се декларираат одозгора надолу: најсилната (највисоката) класа има приоритет и ја зема својата полна ±10,00%, а секоја пониска се протега надолу од неа — горната ѝ граница е точно 0,01 под долната граница на класата над неа, и зема онолку од своите ±10,00% колку што може додека допира до таа граница. Затоа пониска класа е потесна само кога точното допирање не остава повеќе простор. Класите никогаш не се преклопуваат. | Tiers are declared top-down: the strongest (highest) tier gets priority and takes its full ±10.00%, and each lower tier extends downward from it — its ceiling sits exactly 0.01 below the floor of the tier above, taking as much of its own ±10.00% as it can while reaching that ceiling. A lower tier is narrower only when meeting the tier above leaves no more room. Tiers never overlap.</w:t>
       </w:r>
     </w:p>
     <w:p>
@@ -4161,7 +4161,7 @@
                 <w:spacing w:val="0"/>
                 <w:kern w:val="0"/>
               </w:rPr>
-              <w:t>20.50% ± 0.64%</w:t>
+              <w:t>20.50% ± 1.54%</w:t>
             </w:r>
           </w:p>
         </w:tc>
@@ -4185,7 +4185,7 @@
                 <w:spacing w:val="0"/>
                 <w:kern w:val="0"/>
               </w:rPr>
-              <w:t>19.86% – 21.14%</w:t>
+              <w:t>18.96% – 22.04%</w:t>
             </w:r>
           </w:p>
         </w:tc>
@@ -4283,7 +4283,7 @@
                 <w:spacing w:val="0"/>
                 <w:kern w:val="0"/>
               </w:rPr>
-              <w:t>23.50% ± 2.35%</w:t>
+              <w:t>24.50% ± 2.45%</w:t>
             </w:r>
           </w:p>
         </w:tc>
@@ -4307,7 +4307,7 @@
                 <w:spacing w:val="0"/>
                 <w:kern w:val="0"/>
               </w:rPr>
-              <w:t>21.15% – 25.85%</w:t>
+              <w:t>22.05% – 26.95%</w:t>
             </w:r>
           </w:p>
         </w:tc>
@@ -4376,7 +4376,7 @@
           <w:spacing w:val="0"/>
           <w:kern w:val="0"/>
         </w:rPr>
-        <w:t>Толеранцијата е на целосните 10,00% од номиналата секогаш кога тоа е возможно, а се намалува само толку колку што е потребно за точно да ја допре соседната класа (без празен простор меѓу нив) — затоа две класи од иста сорта може да носат различен ± процент, по дизајн. Класите никогаш не се преклопуваат. | Tolerance is at the full 10.00% of the nominal whenever the data allows it, and shrinks only as far as needed to meet the neighbouring tier exactly (no blind gap between them) — that is why two tiers of the same strain can carry a different ± percentage, by design. Tiers never overlap.</w:t>
+        <w:t>Класите се декларираат одозгора надолу: најсилната (највисоката) класа има приоритет и ја зема својата полна ±10,00%, а секоја пониска се протега надолу од неа — горната ѝ граница е точно 0,01 под долната граница на класата над неа, и зема онолку од своите ±10,00% колку што може додека допира до таа граница. Затоа пониска класа е потесна само кога точното допирање не остава повеќе простор. Класите никогаш не се преклопуваат. | Tiers are declared top-down: the strongest (highest) tier gets priority and takes its full ±10.00%, and each lower tier extends downward from it — its ceiling sits exactly 0.01 below the floor of the tier above, taking as much of its own ±10.00% as it can while reaching that ceiling. A lower tier is narrower only when meeting the tier above leaves no more room. Tiers never overlap.</w:t>
       </w:r>
     </w:p>
     <w:p>
@@ -4960,7 +4960,7 @@
           <w:spacing w:val="0"/>
           <w:kern w:val="0"/>
         </w:rPr>
-        <w:t>Толеранцијата е на целосните 10,00% од номиналата секогаш кога тоа е возможно, а се намалува само толку колку што е потребно за точно да ја допре соседната класа (без празен простор меѓу нив) — затоа две класи од иста сорта може да носат различен ± процент, по дизајн. Класите никогаш не се преклопуваат. | Tolerance is at the full 10.00% of the nominal whenever the data allows it, and shrinks only as far as needed to meet the neighbouring tier exactly (no blind gap between them) — that is why two tiers of the same strain can carry a different ± percentage, by design. Tiers never overlap.</w:t>
+        <w:t>Класите се декларираат одозгора надолу: најсилната (највисоката) класа има приоритет и ја зема својата полна ±10,00%, а секоја пониска се протега надолу од неа — горната ѝ граница е точно 0,01 под долната граница на класата над неа, и зема онолку од своите ±10,00% колку што може додека допира до таа граница. Затоа пониска класа е потесна само кога точното допирање не остава повеќе простор. Класите никогаш не се преклопуваат. | Tiers are declared top-down: the strongest (highest) tier gets priority and takes its full ±10.00%, and each lower tier extends downward from it — its ceiling sits exactly 0.01 below the floor of the tier above, taking as much of its own ±10.00% as it can while reaching that ceiling. A lower tier is narrower only when meeting the tier above leaves no more room. Tiers never overlap.</w:t>
       </w:r>
     </w:p>
     <w:p>
@@ -5422,7 +5422,7 @@
           <w:spacing w:val="0"/>
           <w:kern w:val="0"/>
         </w:rPr>
-        <w:t>Толеранцијата е на целосните 10,00% од номиналата секогаш кога тоа е возможно, а се намалува само толку колку што е потребно за точно да ја допре соседната класа (без празен простор меѓу нив) — затоа две класи од иста сорта може да носат различен ± процент, по дизајн. Класите никогаш не се преклопуваат. | Tolerance is at the full 10.00% of the nominal whenever the data allows it, and shrinks only as far as needed to meet the neighbouring tier exactly (no blind gap between them) — that is why two tiers of the same strain can carry a different ± percentage, by design. Tiers never overlap.</w:t>
+        <w:t>Класите се декларираат одозгора надолу: најсилната (највисоката) класа има приоритет и ја зема својата полна ±10,00%, а секоја пониска се протега надолу од неа — горната ѝ граница е точно 0,01 под долната граница на класата над неа, и зема онолку од своите ±10,00% колку што може додека допира до таа граница. Затоа пониска класа е потесна само кога точното допирање не остава повеќе простор. Класите никогаш не се преклопуваат. | Tiers are declared top-down: the strongest (highest) tier gets priority and takes its full ±10.00%, and each lower tier extends downward from it — its ceiling sits exactly 0.01 below the floor of the tier above, taking as much of its own ±10.00% as it can while reaching that ceiling. A lower tier is narrower only when meeting the tier above leaves no more room. Tiers never overlap.</w:t>
       </w:r>
     </w:p>
     <w:p>
@@ -5762,7 +5762,7 @@
           <w:spacing w:val="0"/>
           <w:kern w:val="0"/>
         </w:rPr>
-        <w:t>Толеранцијата е на целосните 10,00% од номиналата секогаш кога тоа е возможно, а се намалува само толку колку што е потребно за точно да ја допре соседната класа (без празен простор меѓу нив) — затоа две класи од иста сорта може да носат различен ± процент, по дизајн. Класите никогаш не се преклопуваат. | Tolerance is at the full 10.00% of the nominal whenever the data allows it, and shrinks only as far as needed to meet the neighbouring tier exactly (no blind gap between them) — that is why two tiers of the same strain can carry a different ± percentage, by design. Tiers never overlap.</w:t>
+        <w:t>Класите се декларираат одозгора надолу: најсилната (највисоката) класа има приоритет и ја зема својата полна ±10,00%, а секоја пониска се протега надолу од неа — горната ѝ граница е точно 0,01 под долната граница на класата над неа, и зема онолку од своите ±10,00% колку што може додека допира до таа граница. Затоа пониска класа е потесна само кога точното допирање не остава повеќе простор. Класите никогаш не се преклопуваат. | Tiers are declared top-down: the strongest (highest) tier gets priority and takes its full ±10.00%, and each lower tier extends downward from it — its ceiling sits exactly 0.01 below the floor of the tier above, taking as much of its own ±10.00% as it can while reaching that ceiling. A lower tier is narrower only when meeting the tier above leaves no more room. Tiers never overlap.</w:t>
       </w:r>
     </w:p>
     <w:p>
@@ -6224,7 +6224,7 @@
           <w:spacing w:val="0"/>
           <w:kern w:val="0"/>
         </w:rPr>
-        <w:t>Толеранцијата е на целосните 10,00% од номиналата секогаш кога тоа е возможно, а се намалува само толку колку што е потребно за точно да ја допре соседната класа (без празен простор меѓу нив) — затоа две класи од иста сорта може да носат различен ± процент, по дизајн. Класите никогаш не се преклопуваат. | Tolerance is at the full 10.00% of the nominal whenever the data allows it, and shrinks only as far as needed to meet the neighbouring tier exactly (no blind gap between them) — that is why two tiers of the same strain can carry a different ± percentage, by design. Tiers never overlap.</w:t>
+        <w:t>Класите се декларираат одозгора надолу: најсилната (највисоката) класа има приоритет и ја зема својата полна ±10,00%, а секоја пониска се протега надолу од неа — горната ѝ граница е точно 0,01 под долната граница на класата над неа, и зема онолку од своите ±10,00% колку што може додека допира до таа граница. Затоа пониска класа е потесна само кога точното допирање не остава повеќе простор. Класите никогаш не се преклопуваат. | Tiers are declared top-down: the strongest (highest) tier gets priority and takes its full ±10.00%, and each lower tier extends downward from it — its ceiling sits exactly 0.01 below the floor of the tier above, taking as much of its own ±10.00% as it can while reaching that ceiling. A lower tier is narrower only when meeting the tier above leaves no more room. Tiers never overlap.</w:t>
       </w:r>
     </w:p>
     <w:p>
@@ -6471,7 +6471,7 @@
                 <w:spacing w:val="0"/>
                 <w:kern w:val="0"/>
               </w:rPr>
-              <w:t>14.50% ± 1.45%</w:t>
+              <w:t>14.50% ± 1.24%</w:t>
             </w:r>
           </w:p>
         </w:tc>
@@ -6495,7 +6495,7 @@
                 <w:spacing w:val="0"/>
                 <w:kern w:val="0"/>
               </w:rPr>
-              <w:t>13.05% – 15.95%</w:t>
+              <w:t>13.26% – 15.74%</w:t>
             </w:r>
           </w:p>
         </w:tc>
@@ -6519,7 +6519,7 @@
                 <w:spacing w:val="0"/>
                 <w:kern w:val="0"/>
               </w:rPr>
-              <w:t>GG1024, GG012601, GG1024_02</w:t>
+              <w:t>GG1024, GG012601</w:t>
             </w:r>
           </w:p>
         </w:tc>
@@ -6543,7 +6543,7 @@
                 <w:spacing w:val="0"/>
                 <w:kern w:val="0"/>
               </w:rPr>
-              <w:t>13.34%, 15.35%, 15.95%</w:t>
+              <w:t>13.34%, 15.35%</w:t>
             </w:r>
           </w:p>
         </w:tc>
@@ -6593,7 +6593,7 @@
                 <w:spacing w:val="0"/>
                 <w:kern w:val="0"/>
               </w:rPr>
-              <w:t>17.50% ± 1.54%</w:t>
+              <w:t>17.50% ± 1.75%</w:t>
             </w:r>
           </w:p>
         </w:tc>
@@ -6617,7 +6617,7 @@
                 <w:spacing w:val="0"/>
                 <w:kern w:val="0"/>
               </w:rPr>
-              <w:t>15.96% – 19.04%</w:t>
+              <w:t>15.75% – 19.25%</w:t>
             </w:r>
           </w:p>
         </w:tc>
@@ -6630,18 +6630,18 @@
           <w:p>
             <w:pPr>
               <w:spacing w:before="20" w:after="20"/>
-              <w:jc w:val="center"/>
-            </w:pPr>
-            <w:r>
-              <w:rPr>
-                <w:rFonts w:ascii="Calibri" w:hAnsi="Calibri"/>
-                <w:b w:val="0"/>
-                <w:color w:val="16232B"/>
-                <w:sz w:val="16"/>
-                <w:spacing w:val="0"/>
-                <w:kern w:val="0"/>
-              </w:rPr>
-              <w:t>GG012603, GG112501, GG1024_01</w:t>
+              <w:jc w:val="left"/>
+            </w:pPr>
+            <w:r>
+              <w:rPr>
+                <w:rFonts w:ascii="Calibri" w:hAnsi="Calibri"/>
+                <w:b w:val="0"/>
+                <w:color w:val="16232B"/>
+                <w:sz w:val="16"/>
+                <w:spacing w:val="0"/>
+                <w:kern w:val="0"/>
+              </w:rPr>
+              <w:t>GG1024_02, GG012603, GG112501, GG1024_01</w:t>
             </w:r>
           </w:p>
         </w:tc>
@@ -6654,18 +6654,18 @@
           <w:p>
             <w:pPr>
               <w:spacing w:before="20" w:after="20"/>
-              <w:jc w:val="center"/>
-            </w:pPr>
-            <w:r>
-              <w:rPr>
-                <w:rFonts w:ascii="Calibri" w:hAnsi="Calibri"/>
-                <w:b w:val="0"/>
-                <w:color w:val="16232B"/>
-                <w:sz w:val="16"/>
-                <w:spacing w:val="0"/>
-                <w:kern w:val="0"/>
-              </w:rPr>
-              <w:t>16.70%, 17.94%, 18.67%</w:t>
+              <w:jc w:val="left"/>
+            </w:pPr>
+            <w:r>
+              <w:rPr>
+                <w:rFonts w:ascii="Calibri" w:hAnsi="Calibri"/>
+                <w:b w:val="0"/>
+                <w:color w:val="16232B"/>
+                <w:sz w:val="16"/>
+                <w:spacing w:val="0"/>
+                <w:kern w:val="0"/>
+              </w:rPr>
+              <w:t>15.95%, 16.70%, 17.94%, 18.67%</w:t>
             </w:r>
           </w:p>
         </w:tc>
@@ -6686,7 +6686,7 @@
           <w:spacing w:val="0"/>
           <w:kern w:val="0"/>
         </w:rPr>
-        <w:t>Толеранцијата е на целосните 10,00% од номиналата секогаш кога тоа е возможно, а се намалува само толку колку што е потребно за точно да ја допре соседната класа (без празен простор меѓу нив) — затоа две класи од иста сорта може да носат различен ± процент, по дизајн. Класите никогаш не се преклопуваат. | Tolerance is at the full 10.00% of the nominal whenever the data allows it, and shrinks only as far as needed to meet the neighbouring tier exactly (no blind gap between them) — that is why two tiers of the same strain can carry a different ± percentage, by design. Tiers never overlap.</w:t>
+        <w:t>Класите се декларираат одозгора надолу: најсилната (највисоката) класа има приоритет и ја зема својата полна ±10,00%, а секоја пониска се протега надолу од неа — горната ѝ граница е точно 0,01 под долната граница на класата над неа, и зема онолку од своите ±10,00% колку што може додека допира до таа граница. Затоа пониска класа е потесна само кога точното допирање не остава повеќе простор. Класите никогаш не се преклопуваат. | Tiers are declared top-down: the strongest (highest) tier gets priority and takes its full ±10.00%, and each lower tier extends downward from it — its ceiling sits exactly 0.01 below the floor of the tier above, taking as much of its own ±10.00% as it can while reaching that ceiling. A lower tier is narrower only when meeting the tier above leaves no more room. Tiers never overlap.</w:t>
       </w:r>
     </w:p>
     <w:p>
@@ -7270,7 +7270,7 @@
           <w:spacing w:val="0"/>
           <w:kern w:val="0"/>
         </w:rPr>
-        <w:t>Толеранцијата е на целосните 10,00% од номиналата секогаш кога тоа е возможно, а се намалува само толку колку што е потребно за точно да ја допре соседната класа (без празен простор меѓу нив) — затоа две класи од иста сорта може да носат различен ± процент, по дизајн. Класите никогаш не се преклопуваат. | Tolerance is at the full 10.00% of the nominal whenever the data allows it, and shrinks only as far as needed to meet the neighbouring tier exactly (no blind gap between them) — that is why two tiers of the same strain can carry a different ± percentage, by design. Tiers never overlap.</w:t>
+        <w:t>Класите се декларираат одозгора надолу: најсилната (највисоката) класа има приоритет и ја зема својата полна ±10,00%, а секоја пониска се протега надолу од неа — горната ѝ граница е точно 0,01 под долната граница на класата над неа, и зема онолку од своите ±10,00% колку што може додека допира до таа граница. Затоа пониска класа е потесна само кога точното допирање не остава повеќе простор. Класите никогаш не се преклопуваат. | Tiers are declared top-down: the strongest (highest) tier gets priority and takes its full ±10.00%, and each lower tier extends downward from it — its ceiling sits exactly 0.01 below the floor of the tier above, taking as much of its own ±10.00% as it can while reaching that ceiling. A lower tier is narrower only when meeting the tier above leaves no more room. Tiers never overlap.</w:t>
       </w:r>
     </w:p>
     <w:p>
@@ -7732,7 +7732,7 @@
           <w:spacing w:val="0"/>
           <w:kern w:val="0"/>
         </w:rPr>
-        <w:t>Толеранцијата е на целосните 10,00% од номиналата секогаш кога тоа е возможно, а се намалува само толку колку што е потребно за точно да ја допре соседната класа (без празен простор меѓу нив) — затоа две класи од иста сорта може да носат различен ± процент, по дизајн. Класите никогаш не се преклопуваат. | Tolerance is at the full 10.00% of the nominal whenever the data allows it, and shrinks only as far as needed to meet the neighbouring tier exactly (no blind gap between them) — that is why two tiers of the same strain can carry a different ± percentage, by design. Tiers never overlap.</w:t>
+        <w:t>Класите се декларираат одозгора надолу: најсилната (највисоката) класа има приоритет и ја зема својата полна ±10,00%, а секоја пониска се протега надолу од неа — горната ѝ граница е точно 0,01 под долната граница на класата над неа, и зема онолку од своите ±10,00% колку што може додека допира до таа граница. Затоа пониска класа е потесна само кога точното допирање не остава повеќе простор. Класите никогаш не се преклопуваат. | Tiers are declared top-down: the strongest (highest) tier gets priority and takes its full ±10.00%, and each lower tier extends downward from it — its ceiling sits exactly 0.01 below the floor of the tier above, taking as much of its own ±10.00% as it can while reaching that ceiling. A lower tier is narrower only when meeting the tier above leaves no more room. Tiers never overlap.</w:t>
       </w:r>
     </w:p>
     <w:p>
@@ -7997,7 +7997,7 @@
                 <w:spacing w:val="0"/>
                 <w:kern w:val="0"/>
               </w:rPr>
-              <w:t>17.50% ± 0.94%</w:t>
+              <w:t>17.50% ± 1.39%</w:t>
             </w:r>
           </w:p>
         </w:tc>
@@ -8021,7 +8021,7 @@
                 <w:spacing w:val="0"/>
                 <w:kern w:val="0"/>
               </w:rPr>
-              <w:t>16.56% – 18.44%</w:t>
+              <w:t>16.11% – 18.89%</w:t>
             </w:r>
           </w:p>
         </w:tc>
@@ -8119,7 +8119,7 @@
                 <w:spacing w:val="0"/>
                 <w:kern w:val="0"/>
               </w:rPr>
-              <w:t>20.50% ± 2.05%</w:t>
+              <w:t>21.00% ± 2.10%</w:t>
             </w:r>
           </w:p>
         </w:tc>
@@ -8143,7 +8143,7 @@
                 <w:spacing w:val="0"/>
                 <w:kern w:val="0"/>
               </w:rPr>
-              <w:t>18.45% – 22.55%</w:t>
+              <w:t>18.90% – 23.10%</w:t>
             </w:r>
           </w:p>
         </w:tc>
@@ -8212,7 +8212,7 @@
           <w:spacing w:val="0"/>
           <w:kern w:val="0"/>
         </w:rPr>
-        <w:t>Толеранцијата е на целосните 10,00% од номиналата секогаш кога тоа е возможно, а се намалува само толку колку што е потребно за точно да ја допре соседната класа (без празен простор меѓу нив) — затоа две класи од иста сорта може да носат различен ± процент, по дизајн. Класите никогаш не се преклопуваат. | Tolerance is at the full 10.00% of the nominal whenever the data allows it, and shrinks only as far as needed to meet the neighbouring tier exactly (no blind gap between them) — that is why two tiers of the same strain can carry a different ± percentage, by design. Tiers never overlap.</w:t>
+        <w:t>Класите се декларираат одозгора надолу: најсилната (највисоката) класа има приоритет и ја зема својата полна ±10,00%, а секоја пониска се протега надолу од неа — горната ѝ граница е точно 0,01 под долната граница на класата над неа, и зема онолку од своите ±10,00% колку што може додека допира до таа граница. Затоа пониска класа е потесна само кога точното допирање не остава повеќе простор. Класите никогаш не се преклопуваат. | Tiers are declared top-down: the strongest (highest) tier gets priority and takes its full ±10.00%, and each lower tier extends downward from it — its ceiling sits exactly 0.01 below the floor of the tier above, taking as much of its own ±10.00% as it can while reaching that ceiling. A lower tier is narrower only when meeting the tier above leaves no more room. Tiers never overlap.</w:t>
       </w:r>
     </w:p>
     <w:p>
@@ -8674,7 +8674,7 @@
           <w:spacing w:val="0"/>
           <w:kern w:val="0"/>
         </w:rPr>
-        <w:t>Толеранцијата е на целосните 10,00% од номиналата секогаш кога тоа е возможно, а се намалува само толку колку што е потребно за точно да ја допре соседната класа (без празен простор меѓу нив) — затоа две класи од иста сорта може да носат различен ± процент, по дизајн. Класите никогаш не се преклопуваат. | Tolerance is at the full 10.00% of the nominal whenever the data allows it, and shrinks only as far as needed to meet the neighbouring tier exactly (no blind gap between them) — that is why two tiers of the same strain can carry a different ± percentage, by design. Tiers never overlap.</w:t>
+        <w:t>Класите се декларираат одозгора надолу: најсилната (највисоката) класа има приоритет и ја зема својата полна ±10,00%, а секоја пониска се протега надолу од неа — горната ѝ граница е точно 0,01 под долната граница на класата над неа, и зема онолку од своите ±10,00% колку што може додека допира до таа граница. Затоа пониска класа е потесна само кога точното допирање не остава повеќе простор. Класите никогаш не се преклопуваат. | Tiers are declared top-down: the strongest (highest) tier gets priority and takes its full ±10.00%, and each lower tier extends downward from it — its ceiling sits exactly 0.01 below the floor of the tier above, taking as much of its own ±10.00% as it can while reaching that ceiling. A lower tier is narrower only when meeting the tier above leaves no more room. Tiers never overlap.</w:t>
       </w:r>
     </w:p>
     <w:p>
@@ -8921,7 +8921,7 @@
                 <w:spacing w:val="0"/>
                 <w:kern w:val="0"/>
               </w:rPr>
-              <w:t>17.50% ± 0.94%</w:t>
+              <w:t>17.50% ± 1.39%</w:t>
             </w:r>
           </w:p>
         </w:tc>
@@ -8945,7 +8945,7 @@
                 <w:spacing w:val="0"/>
                 <w:kern w:val="0"/>
               </w:rPr>
-              <w:t>16.56% – 18.44%</w:t>
+              <w:t>16.11% – 18.89%</w:t>
             </w:r>
           </w:p>
         </w:tc>
@@ -9043,7 +9043,7 @@
                 <w:spacing w:val="0"/>
                 <w:kern w:val="0"/>
               </w:rPr>
-              <w:t>20.50% ± 2.05%</w:t>
+              <w:t>21.00% ± 2.10%</w:t>
             </w:r>
           </w:p>
         </w:tc>
@@ -9067,7 +9067,7 @@
                 <w:spacing w:val="0"/>
                 <w:kern w:val="0"/>
               </w:rPr>
-              <w:t>18.45% – 22.55%</w:t>
+              <w:t>18.90% – 23.10%</w:t>
             </w:r>
           </w:p>
         </w:tc>
@@ -9136,7 +9136,7 @@
           <w:spacing w:val="0"/>
           <w:kern w:val="0"/>
         </w:rPr>
-        <w:t>Толеранцијата е на целосните 10,00% од номиналата секогаш кога тоа е возможно, а се намалува само толку колку што е потребно за точно да ја допре соседната класа (без празен простор меѓу нив) — затоа две класи од иста сорта може да носат различен ± процент, по дизајн. Класите никогаш не се преклопуваат. | Tolerance is at the full 10.00% of the nominal whenever the data allows it, and shrinks only as far as needed to meet the neighbouring tier exactly (no blind gap between them) — that is why two tiers of the same strain can carry a different ± percentage, by design. Tiers never overlap.</w:t>
+        <w:t>Класите се декларираат одозгора надолу: најсилната (највисоката) класа има приоритет и ја зема својата полна ±10,00%, а секоја пониска се протега надолу од неа — горната ѝ граница е точно 0,01 под долната граница на класата над неа, и зема онолку од своите ±10,00% колку што може додека допира до таа граница. Затоа пониска класа е потесна само кога точното допирање не остава повеќе простор. Класите никогаш не се преклопуваат. | Tiers are declared top-down: the strongest (highest) tier gets priority and takes its full ±10.00%, and each lower tier extends downward from it — its ceiling sits exactly 0.01 below the floor of the tier above, taking as much of its own ±10.00% as it can while reaching that ceiling. A lower tier is narrower only when meeting the tier above leaves no more room. Tiers never overlap.</w:t>
       </w:r>
     </w:p>
     <w:p>
@@ -9476,7 +9476,7 @@
           <w:spacing w:val="0"/>
           <w:kern w:val="0"/>
         </w:rPr>
-        <w:t>Толеранцијата е на целосните 10,00% од номиналата секогаш кога тоа е возможно, а се намалува само толку колку што е потребно за точно да ја допре соседната класа (без празен простор меѓу нив) — затоа две класи од иста сорта може да носат различен ± процент, по дизајн. Класите никогаш не се преклопуваат. | Tolerance is at the full 10.00% of the nominal whenever the data allows it, and shrinks only as far as needed to meet the neighbouring tier exactly (no blind gap between them) — that is why two tiers of the same strain can carry a different ± percentage, by design. Tiers never overlap.</w:t>
+        <w:t>Класите се декларираат одозгора надолу: најсилната (највисоката) класа има приоритет и ја зема својата полна ±10,00%, а секоја пониска се протега надолу од неа — горната ѝ граница е точно 0,01 под долната граница на класата над неа, и зема онолку од своите ±10,00% колку што може додека допира до таа граница. Затоа пониска класа е потесна само кога точното допирање не остава повеќе простор. Класите никогаш не се преклопуваат. | Tiers are declared top-down: the strongest (highest) tier gets priority and takes its full ±10.00%, and each lower tier extends downward from it — its ceiling sits exactly 0.01 below the floor of the tier above, taking as much of its own ±10.00% as it can while reaching that ceiling. A lower tier is narrower only when meeting the tier above leaves no more room. Tiers never overlap.</w:t>
       </w:r>
     </w:p>
     <w:p>
@@ -9816,7 +9816,7 @@
           <w:spacing w:val="0"/>
           <w:kern w:val="0"/>
         </w:rPr>
-        <w:t>Толеранцијата е на целосните 10,00% од номиналата секогаш кога тоа е возможно, а се намалува само толку колку што е потребно за точно да ја допре соседната класа (без празен простор меѓу нив) — затоа две класи од иста сорта може да носат различен ± процент, по дизајн. Класите никогаш не се преклопуваат. | Tolerance is at the full 10.00% of the nominal whenever the data allows it, and shrinks only as far as needed to meet the neighbouring tier exactly (no blind gap between them) — that is why two tiers of the same strain can carry a different ± percentage, by design. Tiers never overlap.</w:t>
+        <w:t>Класите се декларираат одозгора надолу: најсилната (највисоката) класа има приоритет и ја зема својата полна ±10,00%, а секоја пониска се протега надолу од неа — горната ѝ граница е точно 0,01 под долната граница на класата над неа, и зема онолку од своите ±10,00% колку што може додека допира до таа граница. Затоа пониска класа е потесна само кога точното допирање не остава повеќе простор. Класите никогаш не се преклопуваат. | Tiers are declared top-down: the strongest (highest) tier gets priority and takes its full ±10.00%, and each lower tier extends downward from it — its ceiling sits exactly 0.01 below the floor of the tier above, taking as much of its own ±10.00% as it can while reaching that ceiling. A lower tier is narrower only when meeting the tier above leaves no more room. Tiers never overlap.</w:t>
       </w:r>
     </w:p>
     <w:p>
@@ -10307,7 +10307,7 @@
                 <w:spacing w:val="0"/>
                 <w:kern w:val="0"/>
               </w:rPr>
-              <w:t>15.50% ± 1.34%</w:t>
+              <w:t>14.50% ± 1.05%</w:t>
             </w:r>
           </w:p>
         </w:tc>
@@ -10331,7 +10331,7 @@
                 <w:spacing w:val="0"/>
                 <w:kern w:val="0"/>
               </w:rPr>
-              <w:t>14.16% – 16.84%</w:t>
+              <w:t>13.45% – 15.55%</w:t>
             </w:r>
           </w:p>
         </w:tc>
@@ -10344,18 +10344,18 @@
           <w:p>
             <w:pPr>
               <w:spacing w:before="20" w:after="20"/>
-              <w:jc w:val="left"/>
-            </w:pPr>
-            <w:r>
-              <w:rPr>
-                <w:rFonts w:ascii="Calibri" w:hAnsi="Calibri"/>
-                <w:b w:val="0"/>
-                <w:color w:val="16232B"/>
-                <w:sz w:val="16"/>
-                <w:spacing w:val="0"/>
-                <w:kern w:val="0"/>
-              </w:rPr>
-              <w:t>OPM052501, OMP1024_01, OPM1024_03</w:t>
+              <w:jc w:val="center"/>
+            </w:pPr>
+            <w:r>
+              <w:rPr>
+                <w:rFonts w:ascii="Calibri" w:hAnsi="Calibri"/>
+                <w:b w:val="0"/>
+                <w:color w:val="16232B"/>
+                <w:sz w:val="16"/>
+                <w:spacing w:val="0"/>
+                <w:kern w:val="0"/>
+              </w:rPr>
+              <w:t>OPM052501, OMP1024_01</w:t>
             </w:r>
           </w:p>
         </w:tc>
@@ -10379,7 +10379,7 @@
                 <w:spacing w:val="0"/>
                 <w:kern w:val="0"/>
               </w:rPr>
-              <w:t>14.16%, 15.38%, 16.55%</w:t>
+              <w:t>14.16%, 15.38%</w:t>
             </w:r>
           </w:p>
         </w:tc>
@@ -10429,7 +10429,7 @@
                 <w:spacing w:val="0"/>
                 <w:kern w:val="0"/>
               </w:rPr>
-              <w:t>18.50% ± 1.65%</w:t>
+              <w:t>17.00% ± 1.44%</w:t>
             </w:r>
           </w:p>
         </w:tc>
@@ -10453,7 +10453,7 @@
                 <w:spacing w:val="0"/>
                 <w:kern w:val="0"/>
               </w:rPr>
-              <w:t>16.85% – 20.15%</w:t>
+              <w:t>15.56% – 18.44%</w:t>
             </w:r>
           </w:p>
         </w:tc>
@@ -10477,7 +10477,7 @@
                 <w:spacing w:val="0"/>
                 <w:kern w:val="0"/>
               </w:rPr>
-              <w:t>OPM1024_02, OPM1024</w:t>
+              <w:t>OPM1024_03, OPM1024_02</w:t>
             </w:r>
           </w:p>
         </w:tc>
@@ -10501,7 +10501,129 @@
                 <w:spacing w:val="0"/>
                 <w:kern w:val="0"/>
               </w:rPr>
-              <w:t>18.04%, 20.03%</w:t>
+              <w:t>16.55%, 18.04%</w:t>
+            </w:r>
+          </w:p>
+        </w:tc>
+      </w:tr>
+      <w:tr>
+        <w:tc>
+          <w:tcPr>
+            <w:tcW w:type="dxa" w:w="850"/>
+            <w:vAlign w:val="center"/>
+            <w:shd w:val="clear" w:color="auto" w:fill="FFFFFF"/>
+          </w:tcPr>
+          <w:p>
+            <w:pPr>
+              <w:spacing w:before="20" w:after="20"/>
+              <w:jc w:val="left"/>
+            </w:pPr>
+            <w:r>
+              <w:rPr>
+                <w:rFonts w:ascii="Calibri" w:hAnsi="Calibri"/>
+                <w:b w:val="0"/>
+                <w:color w:val="16232B"/>
+                <w:sz w:val="16"/>
+                <w:spacing w:val="0"/>
+                <w:kern w:val="0"/>
+              </w:rPr>
+              <w:t>Pot.-5</w:t>
+            </w:r>
+          </w:p>
+        </w:tc>
+        <w:tc>
+          <w:tcPr>
+            <w:tcW w:type="dxa" w:w="1701"/>
+            <w:vAlign w:val="center"/>
+            <w:shd w:val="clear" w:color="auto" w:fill="FFFFFF"/>
+          </w:tcPr>
+          <w:p>
+            <w:pPr>
+              <w:spacing w:before="20" w:after="20"/>
+              <w:jc w:val="center"/>
+            </w:pPr>
+            <w:r>
+              <w:rPr>
+                <w:rFonts w:ascii="Calibri" w:hAnsi="Calibri"/>
+                <w:b w:val="0"/>
+                <w:color w:val="16232B"/>
+                <w:sz w:val="16"/>
+                <w:spacing w:val="0"/>
+                <w:kern w:val="0"/>
+              </w:rPr>
+              <w:t>20.50% ± 2.05%</w:t>
+            </w:r>
+          </w:p>
+        </w:tc>
+        <w:tc>
+          <w:tcPr>
+            <w:tcW w:type="dxa" w:w="1474"/>
+            <w:vAlign w:val="center"/>
+            <w:shd w:val="clear" w:color="auto" w:fill="FFFFFF"/>
+          </w:tcPr>
+          <w:p>
+            <w:pPr>
+              <w:spacing w:before="20" w:after="20"/>
+              <w:jc w:val="center"/>
+            </w:pPr>
+            <w:r>
+              <w:rPr>
+                <w:rFonts w:ascii="Calibri" w:hAnsi="Calibri"/>
+                <w:b w:val="0"/>
+                <w:color w:val="16232B"/>
+                <w:sz w:val="16"/>
+                <w:spacing w:val="0"/>
+                <w:kern w:val="0"/>
+              </w:rPr>
+              <w:t>18.45% – 22.55%</w:t>
+            </w:r>
+          </w:p>
+        </w:tc>
+        <w:tc>
+          <w:tcPr>
+            <w:tcW w:type="dxa" w:w="3628"/>
+            <w:vAlign w:val="center"/>
+            <w:shd w:val="clear" w:color="auto" w:fill="FFFFFF"/>
+          </w:tcPr>
+          <w:p>
+            <w:pPr>
+              <w:spacing w:before="20" w:after="20"/>
+              <w:jc w:val="center"/>
+            </w:pPr>
+            <w:r>
+              <w:rPr>
+                <w:rFonts w:ascii="Calibri" w:hAnsi="Calibri"/>
+                <w:b w:val="0"/>
+                <w:color w:val="16232B"/>
+                <w:sz w:val="16"/>
+                <w:spacing w:val="0"/>
+                <w:kern w:val="0"/>
+              </w:rPr>
+              <w:t>OPM1024</w:t>
+            </w:r>
+          </w:p>
+        </w:tc>
+        <w:tc>
+          <w:tcPr>
+            <w:tcW w:type="dxa" w:w="2268"/>
+            <w:vAlign w:val="center"/>
+            <w:shd w:val="clear" w:color="auto" w:fill="FFFFFF"/>
+          </w:tcPr>
+          <w:p>
+            <w:pPr>
+              <w:spacing w:before="20" w:after="20"/>
+              <w:jc w:val="center"/>
+            </w:pPr>
+            <w:r>
+              <w:rPr>
+                <w:rFonts w:ascii="Calibri" w:hAnsi="Calibri"/>
+                <w:b w:val="0"/>
+                <w:color w:val="16232B"/>
+                <w:sz w:val="16"/>
+                <w:spacing w:val="0"/>
+                <w:kern w:val="0"/>
+              </w:rPr>
+              <w:t>20.03%</w:t>
             </w:r>
           </w:p>
         </w:tc>
@@ -10522,7 +10644,7 @@
           <w:spacing w:val="0"/>
           <w:kern w:val="0"/>
         </w:rPr>
-        <w:t>Толеранцијата е на целосните 10,00% од номиналата секогаш кога тоа е возможно, а се намалува само толку колку што е потребно за точно да ја допре соседната класа (без празен простор меѓу нив) — затоа две класи од иста сорта може да носат различен ± процент, по дизајн. Класите никогаш не се преклопуваат. | Tolerance is at the full 10.00% of the nominal whenever the data allows it, and shrinks only as far as needed to meet the neighbouring tier exactly (no blind gap between them) — that is why two tiers of the same strain can carry a different ± percentage, by design. Tiers never overlap.</w:t>
+        <w:t>Класите се декларираат одозгора надолу: најсилната (највисоката) класа има приоритет и ја зема својата полна ±10,00%, а секоја пониска се протега надолу од неа — горната ѝ граница е точно 0,01 под долната граница на класата над неа, и зема онолку од своите ±10,00% колку што може додека допира до таа граница. Затоа пониска класа е потесна само кога точното допирање не остава повеќе простор. Класите никогаш не се преклопуваат. | Tiers are declared top-down: the strongest (highest) tier gets priority and takes its full ±10.00%, and each lower tier extends downward from it — its ceiling sits exactly 0.01 below the floor of the tier above, taking as much of its own ±10.00% as it can while reaching that ceiling. A lower tier is narrower only when meeting the tier above leaves no more room. Tiers never overlap.</w:t>
       </w:r>
     </w:p>
     <w:p>
@@ -10540,7 +10662,7 @@
           <w:spacing w:val="0"/>
           <w:kern w:val="0"/>
         </w:rPr>
-        <w:t>НЕМА КЛАСА | NO GRADE — Нема воспоставена класа 10.45%–14.16%: ниту еден тестиран резултат на оваа сорта не паѓа во оваа зона, и ниту еден кандидат за номинала не може да ги премости соседните класи во рамки на 10,00%-ограничувањето — резултат тука би побарал индивидуална ОК проценка. | No established grade 10.45%–14.16%: no tested result of this strain falls in this zone, and no candidate nominal can bridge the neighbouring tiers within the 10.00% cap — a result here would require individual QC assessment.</w:t>
+        <w:t>НЕМА КЛАСА | NO GRADE — Нема воспоставена класа 10.45%–13.45%: ниту еден тестиран резултат на оваа сорта не паѓа во оваа зона, и ниту еден кандидат за номинала не може да ги премости соседните класи во рамки на 10,00%-ограничувањето — резултат тука би побарал индивидуална ОК проценка. | No established grade 10.45%–13.45%: no tested result of this strain falls in this zone, and no candidate nominal can bridge the neighbouring tiers within the 10.00% cap — a result here would require individual QC assessment.</w:t>
       </w:r>
     </w:p>
     <w:p>
@@ -11002,7 +11124,7 @@
           <w:spacing w:val="0"/>
           <w:kern w:val="0"/>
         </w:rPr>
-        <w:t>Толеранцијата е на целосните 10,00% од номиналата секогаш кога тоа е возможно, а се намалува само толку колку што е потребно за точно да ја допре соседната класа (без празен простор меѓу нив) — затоа две класи од иста сорта може да носат различен ± процент, по дизајн. Класите никогаш не се преклопуваат. | Tolerance is at the full 10.00% of the nominal whenever the data allows it, and shrinks only as far as needed to meet the neighbouring tier exactly (no blind gap between them) — that is why two tiers of the same strain can carry a different ± percentage, by design. Tiers never overlap.</w:t>
+        <w:t>Класите се декларираат одозгора надолу: најсилната (највисоката) класа има приоритет и ја зема својата полна ±10,00%, а секоја пониска се протега надолу од неа — горната ѝ граница е точно 0,01 под долната граница на класата над неа, и зема онолку од своите ±10,00% колку што може додека допира до таа граница. Затоа пониска класа е потесна само кога точното допирање не остава повеќе простор. Класите никогаш не се преклопуваат. | Tiers are declared top-down: the strongest (highest) tier gets priority and takes its full ±10.00%, and each lower tier extends downward from it — its ceiling sits exactly 0.01 below the floor of the tier above, taking as much of its own ±10.00% as it can while reaching that ceiling. A lower tier is narrower only when meeting the tier above leaves no more room. Tiers never overlap.</w:t>
       </w:r>
     </w:p>
     <w:p>
@@ -11464,7 +11586,7 @@
           <w:spacing w:val="0"/>
           <w:kern w:val="0"/>
         </w:rPr>
-        <w:t>Толеранцијата е на целосните 10,00% од номиналата секогаш кога тоа е возможно, а се намалува само толку колку што е потребно за точно да ја допре соседната класа (без празен простор меѓу нив) — затоа две класи од иста сорта може да носат различен ± процент, по дизајн. Класите никогаш не се преклопуваат. | Tolerance is at the full 10.00% of the nominal whenever the data allows it, and shrinks only as far as needed to meet the neighbouring tier exactly (no blind gap between them) — that is why two tiers of the same strain can carry a different ± percentage, by design. Tiers never overlap.</w:t>
+        <w:t>Класите се декларираат одозгора надолу: најсилната (највисоката) класа има приоритет и ја зема својата полна ±10,00%, а секоја пониска се протега надолу од неа — горната ѝ граница е точно 0,01 под долната граница на класата над неа, и зема онолку од своите ±10,00% колку што може додека допира до таа граница. Затоа пониска класа е потесна само кога точното допирање не остава повеќе простор. Класите никогаш не се преклопуваат. | Tiers are declared top-down: the strongest (highest) tier gets priority and takes its full ±10.00%, and each lower tier extends downward from it — its ceiling sits exactly 0.01 below the floor of the tier above, taking as much of its own ±10.00% as it can while reaching that ceiling. A lower tier is narrower only when meeting the tier above leaves no more room. Tiers never overlap.</w:t>
       </w:r>
     </w:p>
     <w:p>
@@ -11926,7 +12048,7 @@
           <w:spacing w:val="0"/>
           <w:kern w:val="0"/>
         </w:rPr>
-        <w:t>Толеранцијата е на целосните 10,00% од номиналата секогаш кога тоа е возможно, а се намалува само толку колку што е потребно за точно да ја допре соседната класа (без празен простор меѓу нив) — затоа две класи од иста сорта може да носат различен ± процент, по дизајн. Класите никогаш не се преклопуваат. | Tolerance is at the full 10.00% of the nominal whenever the data allows it, and shrinks only as far as needed to meet the neighbouring tier exactly (no blind gap between them) — that is why two tiers of the same strain can carry a different ± percentage, by design. Tiers never overlap.</w:t>
+        <w:t>Класите се декларираат одозгора надолу: најсилната (највисоката) класа има приоритет и ја зема својата полна ±10,00%, а секоја пониска се протега надолу од неа — горната ѝ граница е точно 0,01 под долната граница на класата над неа, и зема онолку од своите ±10,00% колку што може додека допира до таа граница. Затоа пониска класа е потесна само кога точното допирање не остава повеќе простор. Класите никогаш не се преклопуваат. | Tiers are declared top-down: the strongest (highest) tier gets priority and takes its full ±10.00%, and each lower tier extends downward from it — its ceiling sits exactly 0.01 below the floor of the tier above, taking as much of its own ±10.00% as it can while reaching that ceiling. A lower tier is narrower only when meeting the tier above leaves no more room. Tiers never overlap.</w:t>
       </w:r>
     </w:p>
     <w:p>
@@ -12266,7 +12388,7 @@
           <w:spacing w:val="0"/>
           <w:kern w:val="0"/>
         </w:rPr>
-        <w:t>Толеранцијата е на целосните 10,00% од номиналата секогаш кога тоа е возможно, а се намалува само толку колку што е потребно за точно да ја допре соседната класа (без празен простор меѓу нив) — затоа две класи од иста сорта може да носат различен ± процент, по дизајн. Класите никогаш не се преклопуваат. | Tolerance is at the full 10.00% of the nominal whenever the data allows it, and shrinks only as far as needed to meet the neighbouring tier exactly (no blind gap between them) — that is why two tiers of the same strain can carry a different ± percentage, by design. Tiers never overlap.</w:t>
+        <w:t>Класите се декларираат одозгора надолу: најсилната (највисоката) класа има приоритет и ја зема својата полна ±10,00%, а секоја пониска се протега надолу од неа — горната ѝ граница е точно 0,01 под долната граница на класата над неа, и зема онолку од своите ±10,00% колку што може додека допира до таа граница. Затоа пониска класа е потесна само кога точното допирање не остава повеќе простор. Класите никогаш не се преклопуваат. | Tiers are declared top-down: the strongest (highest) tier gets priority and takes its full ±10.00%, and each lower tier extends downward from it — its ceiling sits exactly 0.01 below the floor of the tier above, taking as much of its own ±10.00% as it can while reaching that ceiling. A lower tier is narrower only when meeting the tier above leaves no more room. Tiers never overlap.</w:t>
       </w:r>
     </w:p>
     <w:p>
@@ -12901,7 +13023,7 @@
                 <w:spacing w:val="0"/>
                 <w:kern w:val="0"/>
               </w:rPr>
-              <w:t>23.50% ± 2.35%</w:t>
+              <w:t>24.50% ± 2.45%</w:t>
             </w:r>
           </w:p>
         </w:tc>
@@ -12925,7 +13047,7 @@
                 <w:spacing w:val="0"/>
                 <w:kern w:val="0"/>
               </w:rPr>
-              <w:t>3.86</w:t>
+              <w:t>2.96</w:t>
             </w:r>
           </w:p>
         </w:tc>
@@ -14065,7 +14187,7 @@
                 <w:spacing w:val="0"/>
                 <w:kern w:val="0"/>
               </w:rPr>
-              <w:t>17.50% ± 1.54%</w:t>
+              <w:t>17.50% ± 1.75%</w:t>
             </w:r>
           </w:p>
         </w:tc>
@@ -14089,7 +14211,7 @@
                 <w:spacing w:val="0"/>
                 <w:kern w:val="0"/>
               </w:rPr>
-              <w:t>0.74</w:t>
+              <w:t>0.95</w:t>
             </w:r>
           </w:p>
         </w:tc>
@@ -14259,7 +14381,7 @@
                 <w:spacing w:val="0"/>
                 <w:kern w:val="0"/>
               </w:rPr>
-              <w:t>17.50% ± 1.54%</w:t>
+              <w:t>17.50% ± 1.75%</w:t>
             </w:r>
           </w:p>
         </w:tc>
@@ -14283,7 +14405,7 @@
                 <w:spacing w:val="0"/>
                 <w:kern w:val="0"/>
               </w:rPr>
-              <w:t>2.71</w:t>
+              <w:t>2.92</w:t>
             </w:r>
           </w:p>
         </w:tc>
@@ -15035,7 +15157,7 @@
                 <w:spacing w:val="0"/>
                 <w:kern w:val="0"/>
               </w:rPr>
-              <w:t>17.50% ± 0.94%</w:t>
+              <w:t>17.50% ± 1.39%</w:t>
             </w:r>
           </w:p>
         </w:tc>
@@ -15059,7 +15181,7 @@
                 <w:spacing w:val="0"/>
                 <w:kern w:val="0"/>
               </w:rPr>
-              <w:t>0.75</w:t>
+              <w:t>1.20</w:t>
             </w:r>
           </w:p>
         </w:tc>
@@ -15229,7 +15351,7 @@
                 <w:spacing w:val="0"/>
                 <w:kern w:val="0"/>
               </w:rPr>
-              <w:t>20.50% ± 2.05%</w:t>
+              <w:t>21.00% ± 2.10%</w:t>
             </w:r>
           </w:p>
         </w:tc>
@@ -15253,7 +15375,7 @@
                 <w:spacing w:val="0"/>
                 <w:kern w:val="0"/>
               </w:rPr>
-              <w:t>3.16</w:t>
+              <w:t>2.71</w:t>
             </w:r>
           </w:p>
         </w:tc>
@@ -15617,7 +15739,7 @@
                 <w:spacing w:val="0"/>
                 <w:kern w:val="0"/>
               </w:rPr>
-              <w:t>17.50% ± 0.94%</w:t>
+              <w:t>17.50% ± 1.39%</w:t>
             </w:r>
           </w:p>
         </w:tc>
@@ -15641,7 +15763,7 @@
                 <w:spacing w:val="0"/>
                 <w:kern w:val="0"/>
               </w:rPr>
-              <w:t>0.76</w:t>
+              <w:t>1.21</w:t>
             </w:r>
           </w:p>
         </w:tc>
@@ -15787,7 +15909,7 @@
                 <w:spacing w:val="0"/>
                 <w:kern w:val="0"/>
               </w:rPr>
-              <w:t>Pot.-4</w:t>
+              <w:t>Pot.-5</w:t>
             </w:r>
           </w:p>
         </w:tc>
@@ -15811,7 +15933,7 @@
                 <w:spacing w:val="0"/>
                 <w:kern w:val="0"/>
               </w:rPr>
-              <w:t>18.50% ± 1.65%</w:t>
+              <w:t>20.50% ± 2.05%</w:t>
             </w:r>
           </w:p>
         </w:tc>
@@ -15835,7 +15957,7 @@
                 <w:spacing w:val="0"/>
                 <w:kern w:val="0"/>
               </w:rPr>
-              <w:t>3.18</w:t>
+              <w:t>1.58</w:t>
             </w:r>
           </w:p>
         </w:tc>
@@ -16005,7 +16127,7 @@
                 <w:spacing w:val="0"/>
                 <w:kern w:val="0"/>
               </w:rPr>
-              <w:t>18.50% ± 1.65%</w:t>
+              <w:t>17.00% ± 1.44%</w:t>
             </w:r>
           </w:p>
         </w:tc>
@@ -16029,7 +16151,7 @@
                 <w:spacing w:val="0"/>
                 <w:kern w:val="0"/>
               </w:rPr>
-              <w:t>1.19</w:t>
+              <w:t>2.48</w:t>
             </w:r>
           </w:p>
         </w:tc>
@@ -16975,7 +17097,7 @@
                 <w:spacing w:val="0"/>
                 <w:kern w:val="0"/>
               </w:rPr>
-              <w:t>20.50% ± 0.64%</w:t>
+              <w:t>20.50% ± 1.54%</w:t>
             </w:r>
           </w:p>
         </w:tc>
@@ -16999,7 +17121,7 @@
                 <w:spacing w:val="0"/>
                 <w:kern w:val="0"/>
               </w:rPr>
-              <w:t>0.53</w:t>
+              <w:t>1.43</w:t>
             </w:r>
           </w:p>
         </w:tc>
@@ -18527,7 +18649,7 @@
                 <w:spacing w:val="0"/>
                 <w:kern w:val="0"/>
               </w:rPr>
-              <w:t>14.50% ± 1.45%</w:t>
+              <w:t>14.50% ± 1.24%</w:t>
             </w:r>
           </w:p>
         </w:tc>
@@ -18551,7 +18673,7 @@
                 <w:spacing w:val="0"/>
                 <w:kern w:val="0"/>
               </w:rPr>
-              <w:t>0.29</w:t>
+              <w:t>0.08</w:t>
             </w:r>
           </w:p>
         </w:tc>
@@ -19691,7 +19813,7 @@
                 <w:spacing w:val="0"/>
                 <w:kern w:val="0"/>
               </w:rPr>
-              <w:t>20.50% ± 2.05%</w:t>
+              <w:t>21.00% ± 2.10%</w:t>
             </w:r>
           </w:p>
         </w:tc>
@@ -19715,7 +19837,7 @@
                 <w:spacing w:val="0"/>
                 <w:kern w:val="0"/>
               </w:rPr>
-              <w:t>1.94</w:t>
+              <w:t>1.49</w:t>
             </w:r>
           </w:p>
         </w:tc>
@@ -20855,7 +20977,7 @@
                 <w:spacing w:val="0"/>
                 <w:kern w:val="0"/>
               </w:rPr>
-              <w:t>15.50% ± 1.34%</w:t>
+              <w:t>14.50% ± 1.05%</w:t>
             </w:r>
           </w:p>
         </w:tc>
@@ -20879,7 +21001,7 @@
                 <w:spacing w:val="0"/>
                 <w:kern w:val="0"/>
               </w:rPr>
-              <w:t>1.22</w:t>
+              <w:t>1.93</w:t>
             </w:r>
           </w:p>
         </w:tc>
@@ -21219,7 +21341,7 @@
                 <w:spacing w:val="0"/>
                 <w:kern w:val="0"/>
               </w:rPr>
-              <w:t>Pot.-3</w:t>
+              <w:t>Pot.-4</w:t>
             </w:r>
           </w:p>
         </w:tc>
@@ -21243,7 +21365,7 @@
                 <w:spacing w:val="0"/>
                 <w:kern w:val="0"/>
               </w:rPr>
-              <w:t>15.50% ± 1.34%</w:t>
+              <w:t>17.00% ± 1.44%</w:t>
             </w:r>
           </w:p>
         </w:tc>
@@ -21267,7 +21389,7 @@
                 <w:spacing w:val="0"/>
                 <w:kern w:val="0"/>
               </w:rPr>
-              <w:t>2.39</w:t>
+              <w:t>0.99</w:t>
             </w:r>
           </w:p>
         </w:tc>
@@ -22601,7 +22723,7 @@
                 <w:spacing w:val="0"/>
                 <w:kern w:val="0"/>
               </w:rPr>
-              <w:t>23.50% ± 2.35%</w:t>
+              <w:t>24.50% ± 2.45%</w:t>
             </w:r>
           </w:p>
         </w:tc>
@@ -22625,7 +22747,7 @@
                 <w:spacing w:val="0"/>
                 <w:kern w:val="0"/>
               </w:rPr>
-              <w:t>2.27</w:t>
+              <w:t>1.37</w:t>
             </w:r>
           </w:p>
         </w:tc>
@@ -24153,7 +24275,7 @@
                 <w:spacing w:val="0"/>
                 <w:kern w:val="0"/>
               </w:rPr>
-              <w:t>14.50% ± 1.45%</w:t>
+              <w:t>14.50% ± 1.24%</w:t>
             </w:r>
           </w:p>
         </w:tc>
@@ -24177,7 +24299,7 @@
                 <w:spacing w:val="0"/>
                 <w:kern w:val="0"/>
               </w:rPr>
-              <w:t>2.30</w:t>
+              <w:t>2.09</w:t>
             </w:r>
           </w:p>
         </w:tc>
@@ -24323,7 +24445,7 @@
                 <w:spacing w:val="0"/>
                 <w:kern w:val="0"/>
               </w:rPr>
-              <w:t>Pot.-1</w:t>
+              <w:t>Pot.-2</w:t>
             </w:r>
           </w:p>
         </w:tc>
@@ -24347,7 +24469,7 @@
                 <w:spacing w:val="0"/>
                 <w:kern w:val="0"/>
               </w:rPr>
-              <w:t>14.50% ± 1.45%</w:t>
+              <w:t>17.50% ± 1.75%</w:t>
             </w:r>
           </w:p>
         </w:tc>
@@ -24371,7 +24493,7 @@
                 <w:spacing w:val="0"/>
                 <w:kern w:val="0"/>
               </w:rPr>
-              <w:t>2.90</w:t>
+              <w:t>0.20</w:t>
             </w:r>
           </w:p>
         </w:tc>
@@ -24541,7 +24663,7 @@
                 <w:spacing w:val="0"/>
                 <w:kern w:val="0"/>
               </w:rPr>
-              <w:t>17.50% ± 1.54%</w:t>
+              <w:t>17.50% ± 1.75%</w:t>
             </w:r>
           </w:p>
         </w:tc>
@@ -24565,7 +24687,7 @@
                 <w:spacing w:val="0"/>
                 <w:kern w:val="0"/>
               </w:rPr>
-              <w:t>1.98</w:t>
+              <w:t>2.19</w:t>
             </w:r>
           </w:p>
         </w:tc>
@@ -25511,7 +25633,7 @@
                 <w:spacing w:val="0"/>
                 <w:kern w:val="0"/>
               </w:rPr>
-              <w:t>20.50% ± 2.05%</w:t>
+              <w:t>21.00% ± 2.10%</w:t>
             </w:r>
           </w:p>
         </w:tc>
@@ -25535,7 +25657,7 @@
                 <w:spacing w:val="0"/>
                 <w:kern w:val="0"/>
               </w:rPr>
-              <w:t>1.76</w:t>
+              <w:t>1.31</w:t>
             </w:r>
           </w:p>
         </w:tc>
@@ -25705,7 +25827,7 @@
                 <w:spacing w:val="0"/>
                 <w:kern w:val="0"/>
               </w:rPr>
-              <w:t>20.50% ± 2.05%</w:t>
+              <w:t>21.00% ± 2.10%</w:t>
             </w:r>
           </w:p>
         </w:tc>
@@ -25729,7 +25851,7 @@
                 <w:spacing w:val="0"/>
                 <w:kern w:val="0"/>
               </w:rPr>
-              <w:t>3.39</w:t>
+              <w:t>2.94</w:t>
             </w:r>
           </w:p>
         </w:tc>
@@ -26093,7 +26215,7 @@
                 <w:spacing w:val="0"/>
                 <w:kern w:val="0"/>
               </w:rPr>
-              <w:t>15.50% ± 1.34%</w:t>
+              <w:t>14.50% ± 1.05%</w:t>
             </w:r>
           </w:p>
         </w:tc>
@@ -26117,7 +26239,7 @@
                 <w:spacing w:val="0"/>
                 <w:kern w:val="0"/>
               </w:rPr>
-              <w:t>0.00</w:t>
+              <w:t>0.71</w:t>
             </w:r>
           </w:p>
         </w:tc>

--- a/deliverables/potency_study/Strain_Potency_Study_14Aug2026.docx
+++ b/deliverables/potency_study/Strain_Potency_Study_14Aug2026.docx
@@ -6933,7 +6933,7 @@
                 <w:spacing w:val="0"/>
                 <w:kern w:val="0"/>
               </w:rPr>
-              <w:t>17.00% ± 1.50%</w:t>
+              <w:t>17.00% ± 1.40%</w:t>
             </w:r>
           </w:p>
         </w:tc>
@@ -6957,7 +6957,7 @@
                 <w:spacing w:val="0"/>
                 <w:kern w:val="0"/>
               </w:rPr>
-              <w:t>15.50% – 18.50%</w:t>
+              <w:t>15.60% – 18.40%</w:t>
             </w:r>
           </w:p>
         </w:tc>
@@ -7055,7 +7055,7 @@
                 <w:spacing w:val="0"/>
                 <w:kern w:val="0"/>
               </w:rPr>
-              <w:t>20.50% ± 1.99%</w:t>
+              <w:t>20.00% ± 1.59%</w:t>
             </w:r>
           </w:p>
         </w:tc>
@@ -7079,7 +7079,7 @@
                 <w:spacing w:val="0"/>
                 <w:kern w:val="0"/>
               </w:rPr>
-              <w:t>18.51% – 22.49%</w:t>
+              <w:t>18.41% – 21.59%</w:t>
             </w:r>
           </w:p>
         </w:tc>
@@ -7177,7 +7177,7 @@
                 <w:spacing w:val="0"/>
                 <w:kern w:val="0"/>
               </w:rPr>
-              <w:t>25.00% ± 2.50%</w:t>
+              <w:t>24.00% ± 2.40%</w:t>
             </w:r>
           </w:p>
         </w:tc>
@@ -7201,7 +7201,7 @@
                 <w:spacing w:val="0"/>
                 <w:kern w:val="0"/>
               </w:rPr>
-              <w:t>22.50% – 27.50%</w:t>
+              <w:t>21.60% – 26.40%</w:t>
             </w:r>
           </w:p>
         </w:tc>
@@ -9723,7 +9723,7 @@
                 <w:spacing w:val="0"/>
                 <w:kern w:val="0"/>
               </w:rPr>
-              <w:t>17.00% ± 1.70%</w:t>
+              <w:t>18.00% ± 1.80%</w:t>
             </w:r>
           </w:p>
         </w:tc>
@@ -9747,7 +9747,7 @@
                 <w:spacing w:val="0"/>
                 <w:kern w:val="0"/>
               </w:rPr>
-              <w:t>15.30% – 18.70%</w:t>
+              <w:t>16.20% – 19.80%</w:t>
             </w:r>
           </w:p>
         </w:tc>
@@ -14575,7 +14575,7 @@
                 <w:spacing w:val="0"/>
                 <w:kern w:val="0"/>
               </w:rPr>
-              <w:t>20.50% ± 1.99%</w:t>
+              <w:t>20.00% ± 1.59%</w:t>
             </w:r>
           </w:p>
         </w:tc>
@@ -14599,7 +14599,7 @@
                 <w:spacing w:val="0"/>
                 <w:kern w:val="0"/>
               </w:rPr>
-              <w:t>0.01</w:t>
+              <w:t>0.11</w:t>
             </w:r>
           </w:p>
         </w:tc>
@@ -14769,7 +14769,7 @@
                 <w:spacing w:val="0"/>
                 <w:kern w:val="0"/>
               </w:rPr>
-              <w:t>25.00% ± 2.50%</w:t>
+              <w:t>24.00% ± 2.40%</w:t>
             </w:r>
           </w:p>
         </w:tc>
@@ -14793,7 +14793,7 @@
                 <w:spacing w:val="0"/>
                 <w:kern w:val="0"/>
               </w:rPr>
-              <w:t>0.11</w:t>
+              <w:t>1.01</w:t>
             </w:r>
           </w:p>
         </w:tc>
@@ -14963,7 +14963,7 @@
                 <w:spacing w:val="0"/>
                 <w:kern w:val="0"/>
               </w:rPr>
-              <w:t>17.00% ± 1.50%</w:t>
+              <w:t>17.00% ± 1.40%</w:t>
             </w:r>
           </w:p>
         </w:tc>
@@ -14987,7 +14987,7 @@
                 <w:spacing w:val="0"/>
                 <w:kern w:val="0"/>
               </w:rPr>
-              <w:t>0.20</w:t>
+              <w:t>0.10</w:t>
             </w:r>
           </w:p>
         </w:tc>
@@ -18843,7 +18843,7 @@
                 <w:spacing w:val="0"/>
                 <w:kern w:val="0"/>
               </w:rPr>
-              <w:t>20.50% ± 1.99%</w:t>
+              <w:t>20.00% ± 1.59%</w:t>
             </w:r>
           </w:p>
         </w:tc>
@@ -18867,7 +18867,7 @@
                 <w:spacing w:val="0"/>
                 <w:kern w:val="0"/>
               </w:rPr>
-              <w:t>1.30</w:t>
+              <w:t>1.40</w:t>
             </w:r>
           </w:p>
         </w:tc>
@@ -19037,7 +19037,7 @@
                 <w:spacing w:val="0"/>
                 <w:kern w:val="0"/>
               </w:rPr>
-              <w:t>25.00% ± 2.50%</w:t>
+              <w:t>24.00% ± 2.40%</w:t>
             </w:r>
           </w:p>
         </w:tc>
@@ -19061,7 +19061,7 @@
                 <w:spacing w:val="0"/>
                 <w:kern w:val="0"/>
               </w:rPr>
-              <w:t>2.95</w:t>
+              <w:t>3.85</w:t>
             </w:r>
           </w:p>
         </w:tc>
@@ -19231,7 +19231,7 @@
                 <w:spacing w:val="0"/>
                 <w:kern w:val="0"/>
               </w:rPr>
-              <w:t>20.50% ± 1.99%</w:t>
+              <w:t>20.00% ± 1.59%</w:t>
             </w:r>
           </w:p>
         </w:tc>
@@ -19255,7 +19255,7 @@
                 <w:spacing w:val="0"/>
                 <w:kern w:val="0"/>
               </w:rPr>
-              <w:t>2.78</w:t>
+              <w:t>2.88</w:t>
             </w:r>
           </w:p>
         </w:tc>
@@ -19425,7 +19425,7 @@
                 <w:spacing w:val="0"/>
                 <w:kern w:val="0"/>
               </w:rPr>
-              <w:t>25.00% ± 2.50%</w:t>
+              <w:t>24.00% ± 2.40%</w:t>
             </w:r>
           </w:p>
         </w:tc>
@@ -19449,7 +19449,7 @@
                 <w:spacing w:val="0"/>
                 <w:kern w:val="0"/>
               </w:rPr>
-              <w:t>3.23</w:t>
+              <w:t>4.13</w:t>
             </w:r>
           </w:p>
         </w:tc>
@@ -20783,7 +20783,7 @@
                 <w:spacing w:val="0"/>
                 <w:kern w:val="0"/>
               </w:rPr>
-              <w:t>17.00% ± 1.70%</w:t>
+              <w:t>18.00% ± 1.80%</w:t>
             </w:r>
           </w:p>
         </w:tc>
@@ -20807,7 +20807,7 @@
                 <w:spacing w:val="0"/>
                 <w:kern w:val="0"/>
               </w:rPr>
-              <w:t>1.52</w:t>
+              <w:t>0.62</w:t>
             </w:r>
           </w:p>
         </w:tc>
@@ -24857,7 +24857,7 @@
                 <w:spacing w:val="0"/>
                 <w:kern w:val="0"/>
               </w:rPr>
-              <w:t>25.00% ± 2.50%</w:t>
+              <w:t>24.00% ± 2.40%</w:t>
             </w:r>
           </w:p>
         </w:tc>
@@ -24881,7 +24881,7 @@
                 <w:spacing w:val="0"/>
                 <w:kern w:val="0"/>
               </w:rPr>
-              <w:t>2.39</w:t>
+              <w:t>3.29</w:t>
             </w:r>
           </w:p>
         </w:tc>
@@ -25051,7 +25051,7 @@
                 <w:spacing w:val="0"/>
                 <w:kern w:val="0"/>
               </w:rPr>
-              <w:t>20.50% ± 1.99%</w:t>
+              <w:t>20.00% ± 1.59%</w:t>
             </w:r>
           </w:p>
         </w:tc>
@@ -25075,7 +25075,7 @@
                 <w:spacing w:val="0"/>
                 <w:kern w:val="0"/>
               </w:rPr>
-              <w:t>2.85</w:t>
+              <w:t>2.95</w:t>
             </w:r>
           </w:p>
         </w:tc>
@@ -26021,7 +26021,7 @@
                 <w:spacing w:val="0"/>
                 <w:kern w:val="0"/>
               </w:rPr>
-              <w:t>17.00% ± 1.70%</w:t>
+              <w:t>18.00% ± 1.80%</w:t>
             </w:r>
           </w:p>
         </w:tc>
@@ -26045,7 +26045,7 @@
                 <w:spacing w:val="0"/>
                 <w:kern w:val="0"/>
               </w:rPr>
-              <w:t>3.37</w:t>
+              <w:t>2.47</w:t>
             </w:r>
           </w:p>
         </w:tc>

--- a/deliverables/potency_study/Strain_Potency_Study_14Aug2026.docx
+++ b/deliverables/potency_study/Strain_Potency_Study_14Aug2026.docx
@@ -3237,6 +3237,448 @@
         <w:t>Оска 0,00%–30,00% Вкупен Δ⁹-THC; секој резултат носи зона од ±1,50% (сините појаси — натрупувањето е визуелна густина); крива на дистрибуција за n≥3 (само облик — без збирни статистики); предложени класи Pot.-x (зелено, целосна висина); старите стандардни граници (испрекинато). | 0.00%–30.00% axis; each result carries a ±1.50% zone (blue bands — stacking is visual density); distribution curve for n≥3 (shape only — no summary statistics); proposed Pot.-x tiers (green, full height); old standard boundaries (dashed).</w:t>
       </w:r>
     </w:p>
+    <w:tbl>
+      <w:tblPr>
+        <w:tblLook w:firstColumn="1" w:firstRow="1" w:lastColumn="0" w:lastRow="0" w:noHBand="0" w:noVBand="1" w:val="04A0"/>
+        <w:tblLayout w:type="fixed"/>
+        <w:tblW w:type="dxa" w:w="10466"/>
+        <w:tblInd w:type="dxa" w:w="0"/>
+        <w:jc w:val="center"/>
+        <w:tblBorders>
+          <w:top w:val="single" w:sz="4" w:space="0" w:color="2B547E"/>
+          <w:left w:val="single" w:sz="4" w:space="0" w:color="2B547E"/>
+          <w:bottom w:val="single" w:sz="4" w:space="0" w:color="2B547E"/>
+          <w:right w:val="single" w:sz="4" w:space="0" w:color="2B547E"/>
+          <w:insideH w:val="single" w:sz="4" w:space="0" w:color="2B547E"/>
+          <w:insideV w:val="single" w:sz="4" w:space="0" w:color="2B547E"/>
+        </w:tblBorders>
+      </w:tblPr>
+      <w:tblGrid>
+        <w:gridCol w:w="10466"/>
+      </w:tblGrid>
+      <w:tr>
+        <w:trPr>
+          <w:tblHeader w:val="true"/>
+        </w:trPr>
+        <w:tc>
+          <w:tcPr>
+            <w:shd w:val="clear" w:color="auto" w:fill="E2EFDA"/>
+            <w:tcW w:type="dxa" w:w="10466"/>
+          </w:tcPr>
+          <w:p>
+            <w:pPr>
+              <w:spacing w:before="40" w:after="40"/>
+              <w:jc w:val="center"/>
+            </w:pPr>
+            <w:r>
+              <w:rPr>
+                <w:rFonts w:ascii="Calibri" w:hAnsi="Calibri"/>
+                <w:b/>
+                <w:i w:val="0"/>
+                <w:color w:val="375623"/>
+                <w:sz w:val="20"/>
+                <w:spacing w:val="0"/>
+                <w:kern w:val="0"/>
+              </w:rPr>
+              <w:t>Како се одредени класите — важи за секоја сорта подолу, наведено само овде</w:t>
+            </w:r>
+            <w:r>
+              <w:rPr>
+                <w:rFonts w:ascii="Calibri" w:hAnsi="Calibri"/>
+                <w:b w:val="0"/>
+                <w:i w:val="0"/>
+                <w:color w:val="375623"/>
+                <w:sz w:val="20"/>
+                <w:spacing w:val="0"/>
+                <w:kern w:val="0"/>
+              </w:rPr>
+              <w:t xml:space="preserve">  |  </w:t>
+            </w:r>
+            <w:r>
+              <w:rPr>
+                <w:rFonts w:ascii="Calibri" w:hAnsi="Calibri"/>
+                <w:b w:val="0"/>
+                <w:i/>
+                <w:color w:val="375623"/>
+                <w:sz w:val="20"/>
+                <w:spacing w:val="0"/>
+                <w:kern w:val="0"/>
+              </w:rPr>
+              <w:t>How the grades were set — governs every strain below, stated here only</w:t>
+            </w:r>
+          </w:p>
+        </w:tc>
+      </w:tr>
+    </w:tbl>
+    <w:tbl>
+      <w:tblPr>
+        <w:tblW w:type="auto" w:w="0"/>
+        <w:tblLayout w:type="fixed"/>
+        <w:tblLook w:firstColumn="1" w:firstRow="1" w:lastColumn="0" w:lastRow="0" w:noHBand="0" w:noVBand="1" w:val="04A0"/>
+      </w:tblPr>
+      <w:tblGrid>
+        <w:gridCol w:w="3489"/>
+        <w:gridCol w:w="3489"/>
+        <w:gridCol w:w="3489"/>
+      </w:tblGrid>
+      <w:tr>
+        <w:trPr>
+          <w:tblHeader w:val="true"/>
+        </w:trPr>
+        <w:tc>
+          <w:tcPr>
+            <w:tcW w:type="dxa" w:w="454"/>
+            <w:vAlign w:val="center"/>
+            <w:shd w:val="clear" w:color="auto" w:fill="2B547E"/>
+          </w:tcPr>
+          <w:p>
+            <w:pPr>
+              <w:spacing w:before="20" w:after="20"/>
+              <w:jc w:val="center"/>
+            </w:pPr>
+            <w:r>
+              <w:rPr>
+                <w:rFonts w:ascii="Calibri" w:hAnsi="Calibri"/>
+                <w:b/>
+                <w:color w:val="FFFFFF"/>
+                <w:sz w:val="16"/>
+                <w:spacing w:val="0"/>
+                <w:kern w:val="0"/>
+              </w:rPr>
+            </w:r>
+          </w:p>
+        </w:tc>
+        <w:tc>
+          <w:tcPr>
+            <w:tcW w:type="dxa" w:w="4876"/>
+            <w:vAlign w:val="center"/>
+            <w:shd w:val="clear" w:color="auto" w:fill="2B547E"/>
+          </w:tcPr>
+          <w:p>
+            <w:pPr>
+              <w:spacing w:before="20" w:after="20"/>
+              <w:jc w:val="center"/>
+            </w:pPr>
+            <w:r>
+              <w:rPr>
+                <w:rFonts w:ascii="Calibri" w:hAnsi="Calibri"/>
+                <w:b/>
+                <w:color w:val="FFFFFF"/>
+                <w:sz w:val="16"/>
+                <w:spacing w:val="0"/>
+                <w:kern w:val="0"/>
+              </w:rPr>
+              <w:t>Правило | Rule</w:t>
+            </w:r>
+          </w:p>
+        </w:tc>
+        <w:tc>
+          <w:tcPr>
+            <w:tcW w:type="dxa" w:w="4309"/>
+            <w:vAlign w:val="center"/>
+            <w:shd w:val="clear" w:color="auto" w:fill="2B547E"/>
+          </w:tcPr>
+          <w:p>
+            <w:pPr>
+              <w:spacing w:before="20" w:after="20"/>
+              <w:jc w:val="center"/>
+            </w:pPr>
+            <w:r>
+              <w:rPr>
+                <w:rFonts w:ascii="Calibri" w:hAnsi="Calibri"/>
+                <w:b/>
+                <w:color w:val="FFFFFF"/>
+                <w:sz w:val="16"/>
+                <w:spacing w:val="0"/>
+                <w:kern w:val="0"/>
+              </w:rPr>
+              <w:t>Зошто | Why</w:t>
+            </w:r>
+          </w:p>
+        </w:tc>
+      </w:tr>
+      <w:tr>
+        <w:tc>
+          <w:tcPr>
+            <w:tcW w:type="dxa" w:w="454"/>
+            <w:vAlign w:val="center"/>
+            <w:shd w:val="clear" w:color="auto" w:fill="FFFFFF"/>
+          </w:tcPr>
+          <w:p>
+            <w:pPr>
+              <w:spacing w:before="20" w:after="20"/>
+              <w:jc w:val="left"/>
+            </w:pPr>
+            <w:r>
+              <w:rPr>
+                <w:rFonts w:ascii="Calibri" w:hAnsi="Calibri"/>
+                <w:b w:val="0"/>
+                <w:color w:val="16232B"/>
+                <w:sz w:val="16"/>
+                <w:spacing w:val="0"/>
+                <w:kern w:val="0"/>
+              </w:rPr>
+              <w:t>1</w:t>
+            </w:r>
+          </w:p>
+        </w:tc>
+        <w:tc>
+          <w:tcPr>
+            <w:tcW w:type="dxa" w:w="4876"/>
+            <w:vAlign w:val="center"/>
+            <w:shd w:val="clear" w:color="auto" w:fill="FFFFFF"/>
+          </w:tcPr>
+          <w:p>
+            <w:pPr>
+              <w:spacing w:before="20" w:after="20"/>
+              <w:jc w:val="left"/>
+            </w:pPr>
+            <w:r>
+              <w:rPr>
+                <w:rFonts w:ascii="Calibri" w:hAnsi="Calibri"/>
+                <w:b w:val="0"/>
+                <w:color w:val="16232B"/>
+                <w:sz w:val="16"/>
+                <w:spacing w:val="0"/>
+                <w:kern w:val="0"/>
+              </w:rPr>
+              <w:t>Најсилната класа прва: највисоката класа ја зема својата полна ±10,00% | Strongest tier first: the highest tier takes its full ±10.00%</w:t>
+            </w:r>
+          </w:p>
+        </w:tc>
+        <w:tc>
+          <w:tcPr>
+            <w:tcW w:type="dxa" w:w="4309"/>
+            <w:vAlign w:val="center"/>
+            <w:shd w:val="clear" w:color="auto" w:fill="FFFFFF"/>
+          </w:tcPr>
+          <w:p>
+            <w:pPr>
+              <w:spacing w:before="20" w:after="20"/>
+              <w:jc w:val="left"/>
+            </w:pPr>
+            <w:r>
+              <w:rPr>
+                <w:rFonts w:ascii="Calibri" w:hAnsi="Calibri"/>
+                <w:b w:val="0"/>
+                <w:color w:val="16232B"/>
+                <w:sz w:val="16"/>
+                <w:spacing w:val="0"/>
+                <w:kern w:val="0"/>
+              </w:rPr>
+              <w:t>Над неа ништо не ја ограничува — најсилната класа никогаш не се стеснува | Nothing constrains it from above — the strongest grade is never squeezed</w:t>
+            </w:r>
+          </w:p>
+        </w:tc>
+      </w:tr>
+      <w:tr>
+        <w:tc>
+          <w:tcPr>
+            <w:tcW w:type="dxa" w:w="454"/>
+            <w:vAlign w:val="center"/>
+            <w:shd w:val="clear" w:color="auto" w:fill="F4F7FB"/>
+          </w:tcPr>
+          <w:p>
+            <w:pPr>
+              <w:spacing w:before="20" w:after="20"/>
+              <w:jc w:val="left"/>
+            </w:pPr>
+            <w:r>
+              <w:rPr>
+                <w:rFonts w:ascii="Calibri" w:hAnsi="Calibri"/>
+                <w:b w:val="0"/>
+                <w:color w:val="16232B"/>
+                <w:sz w:val="16"/>
+                <w:spacing w:val="0"/>
+                <w:kern w:val="0"/>
+              </w:rPr>
+              <w:t>2</w:t>
+            </w:r>
+          </w:p>
+        </w:tc>
+        <w:tc>
+          <w:tcPr>
+            <w:tcW w:type="dxa" w:w="4876"/>
+            <w:vAlign w:val="center"/>
+            <w:shd w:val="clear" w:color="auto" w:fill="F4F7FB"/>
+          </w:tcPr>
+          <w:p>
+            <w:pPr>
+              <w:spacing w:before="20" w:after="20"/>
+              <w:jc w:val="left"/>
+            </w:pPr>
+            <w:r>
+              <w:rPr>
+                <w:rFonts w:ascii="Calibri" w:hAnsi="Calibri"/>
+                <w:b w:val="0"/>
+                <w:color w:val="16232B"/>
+                <w:sz w:val="16"/>
+                <w:spacing w:val="0"/>
+                <w:kern w:val="0"/>
+              </w:rPr>
+              <w:t>Надолу до допир: горната граница на секоја пониска класа е точно 0,01 под долната граница на класата над неа | Extend downward: each lower tier's ceiling sits exactly 0.01 below the floor of the tier above</w:t>
+            </w:r>
+          </w:p>
+        </w:tc>
+        <w:tc>
+          <w:tcPr>
+            <w:tcW w:type="dxa" w:w="4309"/>
+            <w:vAlign w:val="center"/>
+            <w:shd w:val="clear" w:color="auto" w:fill="F4F7FB"/>
+          </w:tcPr>
+          <w:p>
+            <w:pPr>
+              <w:spacing w:before="20" w:after="20"/>
+              <w:jc w:val="left"/>
+            </w:pPr>
+            <w:r>
+              <w:rPr>
+                <w:rFonts w:ascii="Calibri" w:hAnsi="Calibri"/>
+                <w:b w:val="0"/>
+                <w:color w:val="16232B"/>
+                <w:sz w:val="16"/>
+                <w:spacing w:val="0"/>
+                <w:kern w:val="0"/>
+              </w:rPr>
+              <w:t>Без празен простор меѓу класите, и зема онолку од своите ±10,00% колку што стигнува | No blind gap, taking as much of its own ±10.00% as reaches that ceiling</w:t>
+            </w:r>
+          </w:p>
+        </w:tc>
+      </w:tr>
+      <w:tr>
+        <w:tc>
+          <w:tcPr>
+            <w:tcW w:type="dxa" w:w="454"/>
+            <w:vAlign w:val="center"/>
+            <w:shd w:val="clear" w:color="auto" w:fill="FFFFFF"/>
+          </w:tcPr>
+          <w:p>
+            <w:pPr>
+              <w:spacing w:before="20" w:after="20"/>
+              <w:jc w:val="left"/>
+            </w:pPr>
+            <w:r>
+              <w:rPr>
+                <w:rFonts w:ascii="Calibri" w:hAnsi="Calibri"/>
+                <w:b w:val="0"/>
+                <w:color w:val="16232B"/>
+                <w:sz w:val="16"/>
+                <w:spacing w:val="0"/>
+                <w:kern w:val="0"/>
+              </w:rPr>
+              <w:t>3</w:t>
+            </w:r>
+          </w:p>
+        </w:tc>
+        <w:tc>
+          <w:tcPr>
+            <w:tcW w:type="dxa" w:w="4876"/>
+            <w:vAlign w:val="center"/>
+            <w:shd w:val="clear" w:color="auto" w:fill="FFFFFF"/>
+          </w:tcPr>
+          <w:p>
+            <w:pPr>
+              <w:spacing w:before="20" w:after="20"/>
+              <w:jc w:val="left"/>
+            </w:pPr>
+            <w:r>
+              <w:rPr>
+                <w:rFonts w:ascii="Calibri" w:hAnsi="Calibri"/>
+                <w:b w:val="0"/>
+                <w:color w:val="16232B"/>
+                <w:sz w:val="16"/>
+                <w:spacing w:val="0"/>
+                <w:kern w:val="0"/>
+              </w:rPr>
+              <w:t>Потесна само ако мора | Narrower only if forced</w:t>
+            </w:r>
+          </w:p>
+        </w:tc>
+        <w:tc>
+          <w:tcPr>
+            <w:tcW w:type="dxa" w:w="4309"/>
+            <w:vAlign w:val="center"/>
+            <w:shd w:val="clear" w:color="auto" w:fill="FFFFFF"/>
+          </w:tcPr>
+          <w:p>
+            <w:pPr>
+              <w:spacing w:before="20" w:after="20"/>
+              <w:jc w:val="left"/>
+            </w:pPr>
+            <w:r>
+              <w:rPr>
+                <w:rFonts w:ascii="Calibri" w:hAnsi="Calibri"/>
+                <w:b w:val="0"/>
+                <w:color w:val="16232B"/>
+                <w:sz w:val="16"/>
+                <w:spacing w:val="0"/>
+                <w:kern w:val="0"/>
+              </w:rPr>
+              <w:t>Пониска класа е потесна од полните ±10% само кога допирањето не остава простор — никогаш поради друга причина | Only when meeting the tier above leaves no more room — never for any other reason</w:t>
+            </w:r>
+          </w:p>
+        </w:tc>
+      </w:tr>
+    </w:tbl>
+    <w:p>
+      <w:pPr>
+        <w:spacing w:before="40" w:after="40" w:line="254" w:lineRule="auto"/>
+        <w:jc w:val="left"/>
+      </w:pPr>
+      <w:r>
+        <w:rPr>
+          <w:rFonts w:ascii="Calibri" w:hAnsi="Calibri"/>
+          <w:b w:val="0"/>
+          <w:i/>
+          <w:color w:val="4A5B6C"/>
+          <w:sz w:val="16"/>
+          <w:spacing w:val="0"/>
+          <w:kern w:val="0"/>
+        </w:rPr>
+        <w:t>Параметри | Parameters: толеранција ≤ 10,00% од номиналата; номинала на чекор 0,50% (nn,00% или nn,50%); допир на класи на 0,01; под 5,00% Вкупен THC; сидро = најнов верификуван резултат. | Tolerance ≤ 10.00% of nominal; nominal on a 0.50% grid; tiers meet at 0.01; floor 5.00% Total THC; anchor = most recent verified result.</w:t>
+      </w:r>
+    </w:p>
+    <w:p>
+      <w:pPr>
+        <w:spacing w:before="40" w:after="40" w:line="254" w:lineRule="auto"/>
+        <w:jc w:val="left"/>
+      </w:pPr>
+      <w:r>
+        <w:rPr>
+          <w:rFonts w:ascii="Calibri" w:hAnsi="Calibri"/>
+          <w:b w:val="0"/>
+          <w:i w:val="0"/>
+          <w:color w:val="16232B"/>
+          <w:sz w:val="16"/>
+          <w:spacing w:val="0"/>
+          <w:kern w:val="0"/>
+        </w:rPr>
+        <w:t>Пример | Worked example — Blue Sunset Sherbet (сидра | anchors 20,39 / 23,42 / 25,01): Pot.-2 24,50% ± 2,45% (22,05%–26,95%) ја зема полната ширина; нејзиниот под 22,05 ја дава горната граница 22,04 за Pot.-1 20,50% ± 1,54% (18,96%–22,04%). | Pot.-2 takes the full cap; its floor 22.05 sets the ceiling 22.04 for Pot.-1.</w:t>
+      </w:r>
+    </w:p>
+    <w:p>
+      <w:pPr>
+        <w:spacing w:before="40" w:after="40" w:line="254" w:lineRule="auto"/>
+        <w:jc w:val="left"/>
+      </w:pPr>
+      <w:r>
+        <w:rPr>
+          <w:rFonts w:ascii="Calibri" w:hAnsi="Calibri"/>
+          <w:b w:val="0"/>
+          <w:i w:val="0"/>
+          <w:color w:val="16232B"/>
+          <w:sz w:val="17"/>
+          <w:spacing w:val="0"/>
+          <w:kern w:val="0"/>
+        </w:rPr>
+        <w:t>Накратко | In short: највисоката класа зема полни ±10%, секоја следна се протега надолу до допир на 0,01, и ниту една не е потесна освен ако мора. Вистински јаз останува само таму каде ниту еден пар номинали не може да премости два тестирани резултати во рамки на 10% — означен, никогаш измислена преодна класа. | The highest tier takes its full ±10%, each next extends down to touch it at 0.01, and none is narrower unless forced. A genuine gap remains only where no nominal pair can bridge two tested results within the 10% cap — flagged, never a fabricated bridge tier.</w:t>
+      </w:r>
+    </w:p>
+    <w:p>
+      <w:pPr>
+        <w:spacing w:before="0" w:after="0" w:line="120" w:lineRule="exact"/>
+      </w:pPr>
+    </w:p>
     <w:p>
       <w:pPr>
         <w:spacing w:before="160" w:after="80"/>
@@ -3561,24 +4003,6 @@
     </w:tbl>
     <w:p>
       <w:pPr>
-        <w:spacing w:before="40" w:after="40" w:line="254" w:lineRule="auto"/>
-        <w:jc w:val="left"/>
-      </w:pPr>
-      <w:r>
-        <w:rPr>
-          <w:rFonts w:ascii="Calibri" w:hAnsi="Calibri"/>
-          <w:b w:val="0"/>
-          <w:i/>
-          <w:color w:val="4A5B6C"/>
-          <w:sz w:val="16"/>
-          <w:spacing w:val="0"/>
-          <w:kern w:val="0"/>
-        </w:rPr>
-        <w:t>Класите се декларираат одозгора надолу: најсилната (највисоката) класа има приоритет и ја зема својата полна ±10,00%, а секоја пониска се протега надолу од неа — горната ѝ граница е точно 0,01 под долната граница на класата над неа, и зема онолку од своите ±10,00% колку што може додека допира до таа граница. Затоа пониска класа е потесна само кога точното допирање не остава повеќе простор. Класите никогаш не се преклопуваат. | Tiers are declared top-down: the strongest (highest) tier gets priority and takes its full ±10.00%, and each lower tier extends downward from it — its ceiling sits exactly 0.01 below the floor of the tier above, taking as much of its own ±10.00% as it can while reaching that ceiling. A lower tier is narrower only when meeting the tier above leaves no more room. Tiers never overlap.</w:t>
-      </w:r>
-    </w:p>
-    <w:p>
-      <w:pPr>
         <w:spacing w:before="160" w:after="80"/>
         <w:outlineLvl w:val="1"/>
       </w:pPr>
@@ -3899,24 +4323,6 @@
         </w:tc>
       </w:tr>
     </w:tbl>
-    <w:p>
-      <w:pPr>
-        <w:spacing w:before="40" w:after="40" w:line="254" w:lineRule="auto"/>
-        <w:jc w:val="left"/>
-      </w:pPr>
-      <w:r>
-        <w:rPr>
-          <w:rFonts w:ascii="Calibri" w:hAnsi="Calibri"/>
-          <w:b w:val="0"/>
-          <w:i/>
-          <w:color w:val="4A5B6C"/>
-          <w:sz w:val="16"/>
-          <w:spacing w:val="0"/>
-          <w:kern w:val="0"/>
-        </w:rPr>
-        <w:t>Класите се декларираат одозгора надолу: најсилната (највисоката) класа има приоритет и ја зема својата полна ±10,00%, а секоја пониска се протега надолу од неа — горната ѝ граница е точно 0,01 под долната граница на класата над неа, и зема онолку од своите ±10,00% колку што може додека допира до таа граница. Затоа пониска класа е потесна само кога точното допирање не остава повеќе простор. Класите никогаш не се преклопуваат. | Tiers are declared top-down: the strongest (highest) tier gets priority and takes its full ±10.00%, and each lower tier extends downward from it — its ceiling sits exactly 0.01 below the floor of the tier above, taking as much of its own ±10.00% as it can while reaching that ceiling. A lower tier is narrower only when meeting the tier above leaves no more room. Tiers never overlap.</w:t>
-      </w:r>
-    </w:p>
     <w:p>
       <w:pPr>
         <w:spacing w:before="160" w:after="80"/>
@@ -4363,24 +4769,6 @@
     </w:tbl>
     <w:p>
       <w:pPr>
-        <w:spacing w:before="40" w:after="40" w:line="254" w:lineRule="auto"/>
-        <w:jc w:val="left"/>
-      </w:pPr>
-      <w:r>
-        <w:rPr>
-          <w:rFonts w:ascii="Calibri" w:hAnsi="Calibri"/>
-          <w:b w:val="0"/>
-          <w:i/>
-          <w:color w:val="4A5B6C"/>
-          <w:sz w:val="16"/>
-          <w:spacing w:val="0"/>
-          <w:kern w:val="0"/>
-        </w:rPr>
-        <w:t>Класите се декларираат одозгора надолу: најсилната (највисоката) класа има приоритет и ја зема својата полна ±10,00%, а секоја пониска се протега надолу од неа — горната ѝ граница е точно 0,01 под долната граница на класата над неа, и зема онолку од своите ±10,00% колку што може додека допира до таа граница. Затоа пониска класа е потесна само кога точното допирање не остава повеќе простор. Класите никогаш не се преклопуваат. | Tiers are declared top-down: the strongest (highest) tier gets priority and takes its full ±10.00%, and each lower tier extends downward from it — its ceiling sits exactly 0.01 below the floor of the tier above, taking as much of its own ±10.00% as it can while reaching that ceiling. A lower tier is narrower only when meeting the tier above leaves no more room. Tiers never overlap.</w:t>
-      </w:r>
-    </w:p>
-    <w:p>
-      <w:pPr>
         <w:spacing w:before="160" w:after="80"/>
         <w:outlineLvl w:val="1"/>
       </w:pPr>
@@ -4945,24 +5333,6 @@
         </w:tc>
       </w:tr>
     </w:tbl>
-    <w:p>
-      <w:pPr>
-        <w:spacing w:before="40" w:after="40" w:line="254" w:lineRule="auto"/>
-        <w:jc w:val="left"/>
-      </w:pPr>
-      <w:r>
-        <w:rPr>
-          <w:rFonts w:ascii="Calibri" w:hAnsi="Calibri"/>
-          <w:b w:val="0"/>
-          <w:i/>
-          <w:color w:val="4A5B6C"/>
-          <w:sz w:val="16"/>
-          <w:spacing w:val="0"/>
-          <w:kern w:val="0"/>
-        </w:rPr>
-        <w:t>Класите се декларираат одозгора надолу: најсилната (највисоката) класа има приоритет и ја зема својата полна ±10,00%, а секоја пониска се протега надолу од неа — горната ѝ граница е точно 0,01 под долната граница на класата над неа, и зема онолку од своите ±10,00% колку што може додека допира до таа граница. Затоа пониска класа е потесна само кога точното допирање не остава повеќе простор. Класите никогаш не се преклопуваат. | Tiers are declared top-down: the strongest (highest) tier gets priority and takes its full ±10.00%, and each lower tier extends downward from it — its ceiling sits exactly 0.01 below the floor of the tier above, taking as much of its own ±10.00% as it can while reaching that ceiling. A lower tier is narrower only when meeting the tier above leaves no more room. Tiers never overlap.</w:t>
-      </w:r>
-    </w:p>
     <w:p>
       <w:pPr>
         <w:spacing w:before="160" w:after="80"/>
@@ -5409,24 +5779,6 @@
     </w:tbl>
     <w:p>
       <w:pPr>
-        <w:spacing w:before="40" w:after="40" w:line="254" w:lineRule="auto"/>
-        <w:jc w:val="left"/>
-      </w:pPr>
-      <w:r>
-        <w:rPr>
-          <w:rFonts w:ascii="Calibri" w:hAnsi="Calibri"/>
-          <w:b w:val="0"/>
-          <w:i/>
-          <w:color w:val="4A5B6C"/>
-          <w:sz w:val="16"/>
-          <w:spacing w:val="0"/>
-          <w:kern w:val="0"/>
-        </w:rPr>
-        <w:t>Класите се декларираат одозгора надолу: најсилната (највисоката) класа има приоритет и ја зема својата полна ±10,00%, а секоја пониска се протега надолу од неа — горната ѝ граница е точно 0,01 под долната граница на класата над неа, и зема онолку од своите ±10,00% колку што може додека допира до таа граница. Затоа пониска класа е потесна само кога точното допирање не остава повеќе простор. Класите никогаш не се преклопуваат. | Tiers are declared top-down: the strongest (highest) tier gets priority and takes its full ±10.00%, and each lower tier extends downward from it — its ceiling sits exactly 0.01 below the floor of the tier above, taking as much of its own ±10.00% as it can while reaching that ceiling. A lower tier is narrower only when meeting the tier above leaves no more room. Tiers never overlap.</w:t>
-      </w:r>
-    </w:p>
-    <w:p>
-      <w:pPr>
         <w:spacing w:before="160" w:after="80"/>
         <w:outlineLvl w:val="1"/>
       </w:pPr>
@@ -5747,24 +6099,6 @@
         </w:tc>
       </w:tr>
     </w:tbl>
-    <w:p>
-      <w:pPr>
-        <w:spacing w:before="40" w:after="40" w:line="254" w:lineRule="auto"/>
-        <w:jc w:val="left"/>
-      </w:pPr>
-      <w:r>
-        <w:rPr>
-          <w:rFonts w:ascii="Calibri" w:hAnsi="Calibri"/>
-          <w:b w:val="0"/>
-          <w:i/>
-          <w:color w:val="4A5B6C"/>
-          <w:sz w:val="16"/>
-          <w:spacing w:val="0"/>
-          <w:kern w:val="0"/>
-        </w:rPr>
-        <w:t>Класите се декларираат одозгора надолу: најсилната (највисоката) класа има приоритет и ја зема својата полна ±10,00%, а секоја пониска се протега надолу од неа — горната ѝ граница е точно 0,01 под долната граница на класата над неа, и зема онолку од своите ±10,00% колку што може додека допира до таа граница. Затоа пониска класа е потесна само кога точното допирање не остава повеќе простор. Класите никогаш не се преклопуваат. | Tiers are declared top-down: the strongest (highest) tier gets priority and takes its full ±10.00%, and each lower tier extends downward from it — its ceiling sits exactly 0.01 below the floor of the tier above, taking as much of its own ±10.00% as it can while reaching that ceiling. A lower tier is narrower only when meeting the tier above leaves no more room. Tiers never overlap.</w:t>
-      </w:r>
-    </w:p>
     <w:p>
       <w:pPr>
         <w:spacing w:before="160" w:after="80"/>
@@ -6211,24 +6545,6 @@
     </w:tbl>
     <w:p>
       <w:pPr>
-        <w:spacing w:before="40" w:after="40" w:line="254" w:lineRule="auto"/>
-        <w:jc w:val="left"/>
-      </w:pPr>
-      <w:r>
-        <w:rPr>
-          <w:rFonts w:ascii="Calibri" w:hAnsi="Calibri"/>
-          <w:b w:val="0"/>
-          <w:i/>
-          <w:color w:val="4A5B6C"/>
-          <w:sz w:val="16"/>
-          <w:spacing w:val="0"/>
-          <w:kern w:val="0"/>
-        </w:rPr>
-        <w:t>Класите се декларираат одозгора надолу: најсилната (највисоката) класа има приоритет и ја зема својата полна ±10,00%, а секоја пониска се протега надолу од неа — горната ѝ граница е точно 0,01 под долната граница на класата над неа, и зема онолку од своите ±10,00% колку што може додека допира до таа граница. Затоа пониска класа е потесна само кога точното допирање не остава повеќе простор. Класите никогаш не се преклопуваат. | Tiers are declared top-down: the strongest (highest) tier gets priority and takes its full ±10.00%, and each lower tier extends downward from it — its ceiling sits exactly 0.01 below the floor of the tier above, taking as much of its own ±10.00% as it can while reaching that ceiling. A lower tier is narrower only when meeting the tier above leaves no more room. Tiers never overlap.</w:t>
-      </w:r>
-    </w:p>
-    <w:p>
-      <w:pPr>
         <w:spacing w:before="160" w:after="80"/>
         <w:outlineLvl w:val="1"/>
       </w:pPr>
@@ -6671,24 +6987,6 @@
         </w:tc>
       </w:tr>
     </w:tbl>
-    <w:p>
-      <w:pPr>
-        <w:spacing w:before="40" w:after="40" w:line="254" w:lineRule="auto"/>
-        <w:jc w:val="left"/>
-      </w:pPr>
-      <w:r>
-        <w:rPr>
-          <w:rFonts w:ascii="Calibri" w:hAnsi="Calibri"/>
-          <w:b w:val="0"/>
-          <w:i/>
-          <w:color w:val="4A5B6C"/>
-          <w:sz w:val="16"/>
-          <w:spacing w:val="0"/>
-          <w:kern w:val="0"/>
-        </w:rPr>
-        <w:t>Класите се декларираат одозгора надолу: најсилната (највисоката) класа има приоритет и ја зема својата полна ±10,00%, а секоја пониска се протега надолу од неа — горната ѝ граница е точно 0,01 под долната граница на класата над неа, и зема онолку од своите ±10,00% колку што може додека допира до таа граница. Затоа пониска класа е потесна само кога точното допирање не остава повеќе простор. Класите никогаш не се преклопуваат. | Tiers are declared top-down: the strongest (highest) tier gets priority and takes its full ±10.00%, and each lower tier extends downward from it — its ceiling sits exactly 0.01 below the floor of the tier above, taking as much of its own ±10.00% as it can while reaching that ceiling. A lower tier is narrower only when meeting the tier above leaves no more room. Tiers never overlap.</w:t>
-      </w:r>
-    </w:p>
     <w:p>
       <w:pPr>
         <w:spacing w:before="160" w:after="80"/>
@@ -7257,24 +7555,6 @@
     </w:tbl>
     <w:p>
       <w:pPr>
-        <w:spacing w:before="40" w:after="40" w:line="254" w:lineRule="auto"/>
-        <w:jc w:val="left"/>
-      </w:pPr>
-      <w:r>
-        <w:rPr>
-          <w:rFonts w:ascii="Calibri" w:hAnsi="Calibri"/>
-          <w:b w:val="0"/>
-          <w:i/>
-          <w:color w:val="4A5B6C"/>
-          <w:sz w:val="16"/>
-          <w:spacing w:val="0"/>
-          <w:kern w:val="0"/>
-        </w:rPr>
-        <w:t>Класите се декларираат одозгора надолу: најсилната (највисоката) класа има приоритет и ја зема својата полна ±10,00%, а секоја пониска се протега надолу од неа — горната ѝ граница е точно 0,01 под долната граница на класата над неа, и зема онолку од своите ±10,00% колку што може додека допира до таа граница. Затоа пониска класа е потесна само кога точното допирање не остава повеќе простор. Класите никогаш не се преклопуваат. | Tiers are declared top-down: the strongest (highest) tier gets priority and takes its full ±10.00%, and each lower tier extends downward from it — its ceiling sits exactly 0.01 below the floor of the tier above, taking as much of its own ±10.00% as it can while reaching that ceiling. A lower tier is narrower only when meeting the tier above leaves no more room. Tiers never overlap.</w:t>
-      </w:r>
-    </w:p>
-    <w:p>
-      <w:pPr>
         <w:spacing w:before="160" w:after="80"/>
         <w:outlineLvl w:val="1"/>
       </w:pPr>
@@ -7717,24 +7997,6 @@
         </w:tc>
       </w:tr>
     </w:tbl>
-    <w:p>
-      <w:pPr>
-        <w:spacing w:before="40" w:after="40" w:line="254" w:lineRule="auto"/>
-        <w:jc w:val="left"/>
-      </w:pPr>
-      <w:r>
-        <w:rPr>
-          <w:rFonts w:ascii="Calibri" w:hAnsi="Calibri"/>
-          <w:b w:val="0"/>
-          <w:i/>
-          <w:color w:val="4A5B6C"/>
-          <w:sz w:val="16"/>
-          <w:spacing w:val="0"/>
-          <w:kern w:val="0"/>
-        </w:rPr>
-        <w:t>Класите се декларираат одозгора надолу: најсилната (највисоката) класа има приоритет и ја зема својата полна ±10,00%, а секоја пониска се протега надолу од неа — горната ѝ граница е точно 0,01 под долната граница на класата над неа, и зема онолку од своите ±10,00% колку што може додека допира до таа граница. Затоа пониска класа е потесна само кога точното допирање не остава повеќе простор. Класите никогаш не се преклопуваат. | Tiers are declared top-down: the strongest (highest) tier gets priority and takes its full ±10.00%, and each lower tier extends downward from it — its ceiling sits exactly 0.01 below the floor of the tier above, taking as much of its own ±10.00% as it can while reaching that ceiling. A lower tier is narrower only when meeting the tier above leaves no more room. Tiers never overlap.</w:t>
-      </w:r>
-    </w:p>
     <w:p>
       <w:pPr>
         <w:spacing w:before="40" w:after="40" w:line="254" w:lineRule="auto"/>
@@ -8199,24 +8461,6 @@
     </w:tbl>
     <w:p>
       <w:pPr>
-        <w:spacing w:before="40" w:after="40" w:line="254" w:lineRule="auto"/>
-        <w:jc w:val="left"/>
-      </w:pPr>
-      <w:r>
-        <w:rPr>
-          <w:rFonts w:ascii="Calibri" w:hAnsi="Calibri"/>
-          <w:b w:val="0"/>
-          <w:i/>
-          <w:color w:val="4A5B6C"/>
-          <w:sz w:val="16"/>
-          <w:spacing w:val="0"/>
-          <w:kern w:val="0"/>
-        </w:rPr>
-        <w:t>Класите се декларираат одозгора надолу: најсилната (највисоката) класа има приоритет и ја зема својата полна ±10,00%, а секоја пониска се протега надолу од неа — горната ѝ граница е точно 0,01 под долната граница на класата над неа, и зема онолку од своите ±10,00% колку што може додека допира до таа граница. Затоа пониска класа е потесна само кога точното допирање не остава повеќе простор. Класите никогаш не се преклопуваат. | Tiers are declared top-down: the strongest (highest) tier gets priority and takes its full ±10.00%, and each lower tier extends downward from it — its ceiling sits exactly 0.01 below the floor of the tier above, taking as much of its own ±10.00% as it can while reaching that ceiling. A lower tier is narrower only when meeting the tier above leaves no more room. Tiers never overlap.</w:t>
-      </w:r>
-    </w:p>
-    <w:p>
-      <w:pPr>
         <w:spacing w:before="160" w:after="80"/>
         <w:outlineLvl w:val="1"/>
       </w:pPr>
@@ -8659,24 +8903,6 @@
         </w:tc>
       </w:tr>
     </w:tbl>
-    <w:p>
-      <w:pPr>
-        <w:spacing w:before="40" w:after="40" w:line="254" w:lineRule="auto"/>
-        <w:jc w:val="left"/>
-      </w:pPr>
-      <w:r>
-        <w:rPr>
-          <w:rFonts w:ascii="Calibri" w:hAnsi="Calibri"/>
-          <w:b w:val="0"/>
-          <w:i/>
-          <w:color w:val="4A5B6C"/>
-          <w:sz w:val="16"/>
-          <w:spacing w:val="0"/>
-          <w:kern w:val="0"/>
-        </w:rPr>
-        <w:t>Класите се декларираат одозгора надолу: најсилната (највисоката) класа има приоритет и ја зема својата полна ±10,00%, а секоја пониска се протега надолу од неа — горната ѝ граница е точно 0,01 под долната граница на класата над неа, и зема онолку од своите ±10,00% колку што може додека допира до таа граница. Затоа пониска класа е потесна само кога точното допирање не остава повеќе простор. Класите никогаш не се преклопуваат. | Tiers are declared top-down: the strongest (highest) tier gets priority and takes its full ±10.00%, and each lower tier extends downward from it — its ceiling sits exactly 0.01 below the floor of the tier above, taking as much of its own ±10.00% as it can while reaching that ceiling. A lower tier is narrower only when meeting the tier above leaves no more room. Tiers never overlap.</w:t>
-      </w:r>
-    </w:p>
     <w:p>
       <w:pPr>
         <w:spacing w:before="160" w:after="80"/>
@@ -9123,24 +9349,6 @@
     </w:tbl>
     <w:p>
       <w:pPr>
-        <w:spacing w:before="40" w:after="40" w:line="254" w:lineRule="auto"/>
-        <w:jc w:val="left"/>
-      </w:pPr>
-      <w:r>
-        <w:rPr>
-          <w:rFonts w:ascii="Calibri" w:hAnsi="Calibri"/>
-          <w:b w:val="0"/>
-          <w:i/>
-          <w:color w:val="4A5B6C"/>
-          <w:sz w:val="16"/>
-          <w:spacing w:val="0"/>
-          <w:kern w:val="0"/>
-        </w:rPr>
-        <w:t>Класите се декларираат одозгора надолу: најсилната (највисоката) класа има приоритет и ја зема својата полна ±10,00%, а секоја пониска се протега надолу од неа — горната ѝ граница е точно 0,01 под долната граница на класата над неа, и зема онолку од своите ±10,00% колку што може додека допира до таа граница. Затоа пониска класа е потесна само кога точното допирање не остава повеќе простор. Класите никогаш не се преклопуваат. | Tiers are declared top-down: the strongest (highest) tier gets priority and takes its full ±10.00%, and each lower tier extends downward from it — its ceiling sits exactly 0.01 below the floor of the tier above, taking as much of its own ±10.00% as it can while reaching that ceiling. A lower tier is narrower only when meeting the tier above leaves no more room. Tiers never overlap.</w:t>
-      </w:r>
-    </w:p>
-    <w:p>
-      <w:pPr>
         <w:spacing w:before="160" w:after="80"/>
         <w:outlineLvl w:val="1"/>
       </w:pPr>
@@ -9461,24 +9669,6 @@
         </w:tc>
       </w:tr>
     </w:tbl>
-    <w:p>
-      <w:pPr>
-        <w:spacing w:before="40" w:after="40" w:line="254" w:lineRule="auto"/>
-        <w:jc w:val="left"/>
-      </w:pPr>
-      <w:r>
-        <w:rPr>
-          <w:rFonts w:ascii="Calibri" w:hAnsi="Calibri"/>
-          <w:b w:val="0"/>
-          <w:i/>
-          <w:color w:val="4A5B6C"/>
-          <w:sz w:val="16"/>
-          <w:spacing w:val="0"/>
-          <w:kern w:val="0"/>
-        </w:rPr>
-        <w:t>Класите се декларираат одозгора надолу: најсилната (највисоката) класа има приоритет и ја зема својата полна ±10,00%, а секоја пониска се протега надолу од неа — горната ѝ граница е точно 0,01 под долната граница на класата над неа, и зема онолку од своите ±10,00% колку што може додека допира до таа граница. Затоа пониска класа е потесна само кога точното допирање не остава повеќе простор. Класите никогаш не се преклопуваат. | Tiers are declared top-down: the strongest (highest) tier gets priority and takes its full ±10.00%, and each lower tier extends downward from it — its ceiling sits exactly 0.01 below the floor of the tier above, taking as much of its own ±10.00% as it can while reaching that ceiling. A lower tier is narrower only when meeting the tier above leaves no more room. Tiers never overlap.</w:t>
-      </w:r>
-    </w:p>
     <w:p>
       <w:pPr>
         <w:spacing w:before="160" w:after="80"/>
@@ -9803,24 +9993,6 @@
     </w:tbl>
     <w:p>
       <w:pPr>
-        <w:spacing w:before="40" w:after="40" w:line="254" w:lineRule="auto"/>
-        <w:jc w:val="left"/>
-      </w:pPr>
-      <w:r>
-        <w:rPr>
-          <w:rFonts w:ascii="Calibri" w:hAnsi="Calibri"/>
-          <w:b w:val="0"/>
-          <w:i/>
-          <w:color w:val="4A5B6C"/>
-          <w:sz w:val="16"/>
-          <w:spacing w:val="0"/>
-          <w:kern w:val="0"/>
-        </w:rPr>
-        <w:t>Класите се декларираат одозгора надолу: најсилната (највисоката) класа има приоритет и ја зема својата полна ±10,00%, а секоја пониска се протега надолу од неа — горната ѝ граница е точно 0,01 под долната граница на класата над неа, и зема онолку од своите ±10,00% колку што може додека допира до таа граница. Затоа пониска класа е потесна само кога точното допирање не остава повеќе простор. Класите никогаш не се преклопуваат. | Tiers are declared top-down: the strongest (highest) tier gets priority and takes its full ±10.00%, and each lower tier extends downward from it — its ceiling sits exactly 0.01 below the floor of the tier above, taking as much of its own ±10.00% as it can while reaching that ceiling. A lower tier is narrower only when meeting the tier above leaves no more room. Tiers never overlap.</w:t>
-      </w:r>
-    </w:p>
-    <w:p>
-      <w:pPr>
         <w:spacing w:before="160" w:after="80"/>
         <w:outlineLvl w:val="1"/>
       </w:pPr>
@@ -10629,24 +10801,6 @@
         </w:tc>
       </w:tr>
     </w:tbl>
-    <w:p>
-      <w:pPr>
-        <w:spacing w:before="40" w:after="40" w:line="254" w:lineRule="auto"/>
-        <w:jc w:val="left"/>
-      </w:pPr>
-      <w:r>
-        <w:rPr>
-          <w:rFonts w:ascii="Calibri" w:hAnsi="Calibri"/>
-          <w:b w:val="0"/>
-          <w:i/>
-          <w:color w:val="4A5B6C"/>
-          <w:sz w:val="16"/>
-          <w:spacing w:val="0"/>
-          <w:kern w:val="0"/>
-        </w:rPr>
-        <w:t>Класите се декларираат одозгора надолу: најсилната (највисоката) класа има приоритет и ја зема својата полна ±10,00%, а секоја пониска се протега надолу од неа — горната ѝ граница е точно 0,01 под долната граница на класата над неа, и зема онолку од своите ±10,00% колку што може додека допира до таа граница. Затоа пониска класа е потесна само кога точното допирање не остава повеќе простор. Класите никогаш не се преклопуваат. | Tiers are declared top-down: the strongest (highest) tier gets priority and takes its full ±10.00%, and each lower tier extends downward from it — its ceiling sits exactly 0.01 below the floor of the tier above, taking as much of its own ±10.00% as it can while reaching that ceiling. A lower tier is narrower only when meeting the tier above leaves no more room. Tiers never overlap.</w:t>
-      </w:r>
-    </w:p>
     <w:p>
       <w:pPr>
         <w:spacing w:before="40" w:after="40" w:line="254" w:lineRule="auto"/>
@@ -11111,24 +11265,6 @@
     </w:tbl>
     <w:p>
       <w:pPr>
-        <w:spacing w:before="40" w:after="40" w:line="254" w:lineRule="auto"/>
-        <w:jc w:val="left"/>
-      </w:pPr>
-      <w:r>
-        <w:rPr>
-          <w:rFonts w:ascii="Calibri" w:hAnsi="Calibri"/>
-          <w:b w:val="0"/>
-          <w:i/>
-          <w:color w:val="4A5B6C"/>
-          <w:sz w:val="16"/>
-          <w:spacing w:val="0"/>
-          <w:kern w:val="0"/>
-        </w:rPr>
-        <w:t>Класите се декларираат одозгора надолу: најсилната (највисоката) класа има приоритет и ја зема својата полна ±10,00%, а секоја пониска се протега надолу од неа — горната ѝ граница е точно 0,01 под долната граница на класата над неа, и зема онолку од своите ±10,00% колку што може додека допира до таа граница. Затоа пониска класа е потесна само кога точното допирање не остава повеќе простор. Класите никогаш не се преклопуваат. | Tiers are declared top-down: the strongest (highest) tier gets priority and takes its full ±10.00%, and each lower tier extends downward from it — its ceiling sits exactly 0.01 below the floor of the tier above, taking as much of its own ±10.00% as it can while reaching that ceiling. A lower tier is narrower only when meeting the tier above leaves no more room. Tiers never overlap.</w:t>
-      </w:r>
-    </w:p>
-    <w:p>
-      <w:pPr>
         <w:spacing w:before="160" w:after="80"/>
         <w:outlineLvl w:val="1"/>
       </w:pPr>
@@ -11571,24 +11707,6 @@
         </w:tc>
       </w:tr>
     </w:tbl>
-    <w:p>
-      <w:pPr>
-        <w:spacing w:before="40" w:after="40" w:line="254" w:lineRule="auto"/>
-        <w:jc w:val="left"/>
-      </w:pPr>
-      <w:r>
-        <w:rPr>
-          <w:rFonts w:ascii="Calibri" w:hAnsi="Calibri"/>
-          <w:b w:val="0"/>
-          <w:i/>
-          <w:color w:val="4A5B6C"/>
-          <w:sz w:val="16"/>
-          <w:spacing w:val="0"/>
-          <w:kern w:val="0"/>
-        </w:rPr>
-        <w:t>Класите се декларираат одозгора надолу: најсилната (највисоката) класа има приоритет и ја зема својата полна ±10,00%, а секоја пониска се протега надолу од неа — горната ѝ граница е точно 0,01 под долната граница на класата над неа, и зема онолку од своите ±10,00% колку што може додека допира до таа граница. Затоа пониска класа е потесна само кога точното допирање не остава повеќе простор. Класите никогаш не се преклопуваат. | Tiers are declared top-down: the strongest (highest) tier gets priority and takes its full ±10.00%, and each lower tier extends downward from it — its ceiling sits exactly 0.01 below the floor of the tier above, taking as much of its own ±10.00% as it can while reaching that ceiling. A lower tier is narrower only when meeting the tier above leaves no more room. Tiers never overlap.</w:t>
-      </w:r>
-    </w:p>
     <w:p>
       <w:pPr>
         <w:spacing w:before="160" w:after="80"/>
@@ -12035,24 +12153,6 @@
     </w:tbl>
     <w:p>
       <w:pPr>
-        <w:spacing w:before="40" w:after="40" w:line="254" w:lineRule="auto"/>
-        <w:jc w:val="left"/>
-      </w:pPr>
-      <w:r>
-        <w:rPr>
-          <w:rFonts w:ascii="Calibri" w:hAnsi="Calibri"/>
-          <w:b w:val="0"/>
-          <w:i/>
-          <w:color w:val="4A5B6C"/>
-          <w:sz w:val="16"/>
-          <w:spacing w:val="0"/>
-          <w:kern w:val="0"/>
-        </w:rPr>
-        <w:t>Класите се декларираат одозгора надолу: најсилната (највисоката) класа има приоритет и ја зема својата полна ±10,00%, а секоја пониска се протега надолу од неа — горната ѝ граница е точно 0,01 под долната граница на класата над неа, и зема онолку од своите ±10,00% колку што може додека допира до таа граница. Затоа пониска класа е потесна само кога точното допирање не остава повеќе простор. Класите никогаш не се преклопуваат. | Tiers are declared top-down: the strongest (highest) tier gets priority and takes its full ±10.00%, and each lower tier extends downward from it — its ceiling sits exactly 0.01 below the floor of the tier above, taking as much of its own ±10.00% as it can while reaching that ceiling. A lower tier is narrower only when meeting the tier above leaves no more room. Tiers never overlap.</w:t>
-      </w:r>
-    </w:p>
-    <w:p>
-      <w:pPr>
         <w:spacing w:before="160" w:after="80"/>
         <w:outlineLvl w:val="1"/>
       </w:pPr>
@@ -12373,24 +12473,6 @@
         </w:tc>
       </w:tr>
     </w:tbl>
-    <w:p>
-      <w:pPr>
-        <w:spacing w:before="40" w:after="40" w:line="254" w:lineRule="auto"/>
-        <w:jc w:val="left"/>
-      </w:pPr>
-      <w:r>
-        <w:rPr>
-          <w:rFonts w:ascii="Calibri" w:hAnsi="Calibri"/>
-          <w:b w:val="0"/>
-          <w:i/>
-          <w:color w:val="4A5B6C"/>
-          <w:sz w:val="16"/>
-          <w:spacing w:val="0"/>
-          <w:kern w:val="0"/>
-        </w:rPr>
-        <w:t>Класите се декларираат одозгора надолу: најсилната (највисоката) класа има приоритет и ја зема својата полна ±10,00%, а секоја пониска се протега надолу од неа — горната ѝ граница е точно 0,01 под долната граница на класата над неа, и зема онолку од своите ±10,00% колку што може додека допира до таа граница. Затоа пониска класа е потесна само кога точното допирање не остава повеќе простор. Класите никогаш не се преклопуваат. | Tiers are declared top-down: the strongest (highest) tier gets priority and takes its full ±10.00%, and each lower tier extends downward from it — its ceiling sits exactly 0.01 below the floor of the tier above, taking as much of its own ±10.00% as it can while reaching that ceiling. A lower tier is narrower only when meeting the tier above leaves no more room. Tiers never overlap.</w:t>
-      </w:r>
-    </w:p>
     <w:p>
       <w:pPr>
         <w:spacing w:before="240" w:after="140"/>
